--- a/media/files/converted_files/output.docx
+++ b/media/files/converted_files/output.docx
@@ -7,9 +7,51 @@
         <w:autoSpaceDN w:val="0"/>
         <w:autoSpaceDE w:val="0"/>
         <w:widowControl/>
-        <w:spacing w:line="220" w:lineRule="exact" w:before="0" w:after="504"/>
+        <w:spacing w:line="220" w:lineRule="exact" w:before="0" w:after="498"/>
         <w:ind w:left="0" w:right="0"/>
       </w:pPr>
+      <w:r>
+        <w:drawing>
+          <wp:anchor xmlns:a="http://schemas.openxmlformats.org/drawingml/2006/main" xmlns:pic="http://schemas.openxmlformats.org/drawingml/2006/picture" distT="0" distB="0" distL="0" distR="0" simplePos="0" relativeHeight="0" behindDoc="1" locked="0" layoutInCell="1" allowOverlap="1">
+            <wp:simplePos x="0" y="0"/>
+            <wp:positionH relativeFrom="page">
+              <wp:posOffset>4480560</wp:posOffset>
+            </wp:positionH>
+            <wp:positionV relativeFrom="page">
+              <wp:posOffset>4837430</wp:posOffset>
+            </wp:positionV>
+            <wp:extent cx="154939" cy="154939"/>
+            <wp:wrapNone/>
+            <wp:docPr id="3" name="Picture 3"/>
+            <wp:cNvGraphicFramePr>
+              <a:graphicFrameLocks noChangeAspect="1"/>
+            </wp:cNvGraphicFramePr>
+            <a:graphic>
+              <a:graphicData uri="http://schemas.openxmlformats.org/drawingml/2006/picture">
+                <pic:pic>
+                  <pic:nvPicPr>
+                    <pic:cNvPr id="0" name="image.png"/>
+                    <pic:cNvPicPr/>
+                  </pic:nvPicPr>
+                  <pic:blipFill>
+                    <a:blip r:embed="rId9"/>
+                    <a:stretch>
+                      <a:fillRect/>
+                    </a:stretch>
+                  </pic:blipFill>
+                  <pic:spPr>
+                    <a:xfrm>
+                      <a:off x="0" y="0"/>
+                      <a:ext cx="154939" cy="154939"/>
+                    </a:xfrm>
+                    <a:prstGeom prst="rect"/>
+                  </pic:spPr>
+                </pic:pic>
+              </a:graphicData>
+            </a:graphic>
+          </wp:anchor>
+        </w:drawing>
+      </w:r>
     </w:p>
     <w:p>
       <w:pPr>
@@ -17,7 +59,7 @@
         <w:autoSpaceDE w:val="0"/>
         <w:widowControl/>
         <w:spacing w:line="197" w:lineRule="auto" w:before="0" w:after="0"/>
-        <w:ind w:left="0" w:right="3558" w:firstLine="0"/>
+        <w:ind w:left="0" w:right="4554" w:firstLine="0"/>
         <w:jc w:val="right"/>
       </w:pPr>
       <w:r>
@@ -26,9 +68,9 @@
           <w:b/>
           <w:i w:val="0"/>
           <w:color w:val="000000"/>
-          <w:sz w:val="36"/>
+          <w:sz w:val="32"/>
         </w:rPr>
-        <w:t xml:space="preserve">Bài thực hành số 9 </w:t>
+        <w:t xml:space="preserve">Bài thực hành số 3 </w:t>
       </w:r>
     </w:p>
     <w:p>
@@ -36,9 +78,9 @@
         <w:autoSpaceDN w:val="0"/>
         <w:autoSpaceDE w:val="0"/>
         <w:widowControl/>
-        <w:spacing w:line="197" w:lineRule="auto" w:before="116" w:after="0"/>
-        <w:ind w:left="1810" w:right="0" w:firstLine="0"/>
-        <w:jc w:val="left"/>
+        <w:spacing w:line="197" w:lineRule="auto" w:before="102" w:after="0"/>
+        <w:ind w:left="0" w:right="4134" w:firstLine="0"/>
+        <w:jc w:val="right"/>
       </w:pPr>
       <w:r>
         <w:rPr>
@@ -46,9 +88,9 @@
           <w:b/>
           <w:i w:val="0"/>
           <w:color w:val="000000"/>
-          <w:sz w:val="36"/>
+          <w:sz w:val="32"/>
         </w:rPr>
-        <w:t xml:space="preserve">Thêm, sửa, xóa dữ liệu trong bảng </w:t>
+        <w:t xml:space="preserve">Truy vấn cơ bản (phần 1) </w:t>
       </w:r>
     </w:p>
     <w:p>
@@ -56,8 +98,8 @@
         <w:autoSpaceDN w:val="0"/>
         <w:autoSpaceDE w:val="0"/>
         <w:widowControl/>
-        <w:spacing w:line="290" w:lineRule="exact" w:before="708" w:after="0"/>
-        <w:ind w:left="262" w:right="0" w:firstLine="0"/>
+        <w:spacing w:line="226" w:lineRule="auto" w:before="168" w:after="0"/>
+        <w:ind w:left="246" w:right="0" w:firstLine="0"/>
         <w:jc w:val="left"/>
       </w:pPr>
       <w:r>
@@ -66,41 +108,31 @@
           <w:b w:val="0"/>
           <w:i w:val="0"/>
           <w:color w:val="000000"/>
-          <w:sz w:val="26"/>
+          <w:sz w:val="22"/>
         </w:rPr>
         <w:t>❖</w:t>
       </w:r>
       <w:r>
         <w:rPr>
-          <w:rFonts w:ascii="Times New Roman" w:hAnsi="Times New Roman" w:eastAsia="Times New Roman"/>
+          <w:rFonts w:ascii="Calibri" w:hAnsi="Calibri" w:eastAsia="Calibri"/>
           <w:b/>
-          <w:i w:val="0"/>
+          <w:i/>
           <w:color w:val="000000"/>
-          <w:sz w:val="26"/>
+          <w:sz w:val="22"/>
         </w:rPr>
-        <w:t xml:space="preserve">Nội dung: </w:t>
-      </w:r>
-      <w:r>
-        <w:rPr>
-          <w:rFonts w:ascii="TimesNewRomanPSMT" w:hAnsi="TimesNewRomanPSMT" w:eastAsia="TimesNewRomanPSMT"/>
-          <w:b w:val="0"/>
-          <w:i w:val="0"/>
-          <w:color w:val="000000"/>
-          <w:sz w:val="24"/>
-        </w:rPr>
-        <w:t>Các câu lệnh cập nhật dữ liệu</w:t>
+        <w:t xml:space="preserve">Nội dung chính </w:t>
       </w:r>
     </w:p>
     <w:p>
       <w:pPr>
         <w:autoSpaceDN w:val="0"/>
         <w:tabs>
-          <w:tab w:pos="938" w:val="left"/>
+          <w:tab w:pos="1074" w:val="left"/>
         </w:tabs>
         <w:autoSpaceDE w:val="0"/>
         <w:widowControl/>
-        <w:spacing w:line="322" w:lineRule="exact" w:before="336" w:after="0"/>
-        <w:ind w:left="600" w:right="0" w:firstLine="0"/>
+        <w:spacing w:line="322" w:lineRule="exact" w:before="0" w:after="0"/>
+        <w:ind w:left="734" w:right="0" w:firstLine="0"/>
         <w:jc w:val="left"/>
       </w:pPr>
       <w:r>
@@ -124,19 +156,19 @@
           <w:color w:val="000000"/>
           <w:sz w:val="24"/>
         </w:rPr>
-        <w:t xml:space="preserve">Lệnh INSERT </w:t>
+        <w:t xml:space="preserve">Câu lệnh Select: cú pháp và cách sử dụng </w:t>
       </w:r>
     </w:p>
     <w:p>
       <w:pPr>
         <w:autoSpaceDN w:val="0"/>
         <w:tabs>
-          <w:tab w:pos="938" w:val="left"/>
+          <w:tab w:pos="1074" w:val="left"/>
         </w:tabs>
         <w:autoSpaceDE w:val="0"/>
         <w:widowControl/>
-        <w:spacing w:line="320" w:lineRule="exact" w:before="68" w:after="0"/>
-        <w:ind w:left="600" w:right="0" w:firstLine="0"/>
+        <w:spacing w:line="320" w:lineRule="exact" w:before="66" w:after="0"/>
+        <w:ind w:left="734" w:right="0" w:firstLine="0"/>
         <w:jc w:val="left"/>
       </w:pPr>
       <w:r>
@@ -160,19 +192,19 @@
           <w:color w:val="000000"/>
           <w:sz w:val="24"/>
         </w:rPr>
-        <w:t xml:space="preserve">Câu lệnh UPDATE </w:t>
+        <w:t xml:space="preserve">Mệnh đề where </w:t>
       </w:r>
     </w:p>
     <w:p>
       <w:pPr>
         <w:autoSpaceDN w:val="0"/>
         <w:tabs>
-          <w:tab w:pos="938" w:val="left"/>
+          <w:tab w:pos="1074" w:val="left"/>
         </w:tabs>
         <w:autoSpaceDE w:val="0"/>
         <w:widowControl/>
         <w:spacing w:line="320" w:lineRule="exact" w:before="70" w:after="0"/>
-        <w:ind w:left="600" w:right="0" w:firstLine="0"/>
+        <w:ind w:left="734" w:right="0" w:firstLine="0"/>
         <w:jc w:val="left"/>
       </w:pPr>
       <w:r>
@@ -196,7 +228,43 @@
           <w:color w:val="000000"/>
           <w:sz w:val="24"/>
         </w:rPr>
-        <w:t xml:space="preserve">Câu lệnh DELETE </w:t>
+        <w:t xml:space="preserve">Loại bỏ dữ liệu kết quả trùng lặp với DISTINCT </w:t>
+      </w:r>
+    </w:p>
+    <w:p>
+      <w:pPr>
+        <w:autoSpaceDN w:val="0"/>
+        <w:tabs>
+          <w:tab w:pos="1074" w:val="left"/>
+        </w:tabs>
+        <w:autoSpaceDE w:val="0"/>
+        <w:widowControl/>
+        <w:spacing w:line="320" w:lineRule="exact" w:before="70" w:after="0"/>
+        <w:ind w:left="734" w:right="0" w:firstLine="0"/>
+        <w:jc w:val="left"/>
+      </w:pPr>
+      <w:r>
+        <w:rPr>
+          <w:rFonts w:ascii="TimesNewRomanPSMT" w:hAnsi="TimesNewRomanPSMT" w:eastAsia="TimesNewRomanPSMT"/>
+          <w:b w:val="0"/>
+          <w:i w:val="0"/>
+          <w:color w:val="000000"/>
+          <w:sz w:val="24"/>
+        </w:rPr>
+        <w:t>-</w:t>
+      </w:r>
+      <w:r>
+        <w:tab/>
+      </w:r>
+      <w:r>
+        <w:rPr>
+          <w:rFonts w:ascii="TimesNewRomanPSMT" w:hAnsi="TimesNewRomanPSMT" w:eastAsia="TimesNewRomanPSMT"/>
+          <w:b w:val="0"/>
+          <w:i w:val="0"/>
+          <w:color w:val="000000"/>
+          <w:sz w:val="24"/>
+        </w:rPr>
+        <w:t xml:space="preserve">Giới hạn các bản ghi trả về bằng LIMIT </w:t>
       </w:r>
     </w:p>
     <w:p>
@@ -204,8 +272,8 @@
         <w:autoSpaceDN w:val="0"/>
         <w:autoSpaceDE w:val="0"/>
         <w:widowControl/>
-        <w:spacing w:line="197" w:lineRule="auto" w:before="426" w:after="0"/>
-        <w:ind w:left="272" w:right="0" w:firstLine="0"/>
+        <w:spacing w:line="197" w:lineRule="auto" w:before="424" w:after="0"/>
+        <w:ind w:left="392" w:right="0" w:firstLine="0"/>
         <w:jc w:val="left"/>
       </w:pPr>
       <w:r>
@@ -226,7 +294,7 @@
           <w:color w:val="000000"/>
           <w:sz w:val="22"/>
         </w:rPr>
-        <w:t xml:space="preserve">Câu lệnh INSERT </w:t>
+        <w:t xml:space="preserve">Cài đặt cở sở dữ liệu mẫu </w:t>
       </w:r>
     </w:p>
     <w:p>
@@ -234,597 +302,7 @@
         <w:autoSpaceDN w:val="0"/>
         <w:autoSpaceDE w:val="0"/>
         <w:widowControl/>
-        <w:spacing w:line="266" w:lineRule="exact" w:before="34" w:after="0"/>
-        <w:ind w:left="262" w:right="0" w:firstLine="0"/>
-        <w:jc w:val="left"/>
-      </w:pPr>
-      <w:r>
-        <w:rPr>
-          <w:rFonts w:ascii="TimesNewRomanPSMT" w:hAnsi="TimesNewRomanPSMT" w:eastAsia="TimesNewRomanPSMT"/>
-          <w:b w:val="0"/>
-          <w:i w:val="0"/>
-          <w:color w:val="000000"/>
-          <w:sz w:val="24"/>
-        </w:rPr>
-        <w:t xml:space="preserve">Câu lệnh INSERT cho phép thêm các dòng dữ liệu vào một bảng xác định. Có hai biến </w:t>
-      </w:r>
-    </w:p>
-    <w:p>
-      <w:pPr>
-        <w:autoSpaceDN w:val="0"/>
-        <w:autoSpaceDE w:val="0"/>
-        <w:widowControl/>
-        <w:spacing w:line="266" w:lineRule="exact" w:before="120" w:after="0"/>
-        <w:ind w:left="272" w:right="0" w:firstLine="0"/>
-        <w:jc w:val="left"/>
-      </w:pPr>
-      <w:r>
-        <w:rPr>
-          <w:rFonts w:ascii="TimesNewRomanPSMT" w:hAnsi="TimesNewRomanPSMT" w:eastAsia="TimesNewRomanPSMT"/>
-          <w:b w:val="0"/>
-          <w:i w:val="0"/>
-          <w:color w:val="000000"/>
-          <w:sz w:val="24"/>
-        </w:rPr>
-        <w:t xml:space="preserve">thể của lệnh INSERT: cách thứ nhất là thêm một dòng giá trị, cách thứ hai là thêm một </w:t>
-      </w:r>
-    </w:p>
-    <w:p>
-      <w:pPr>
-        <w:autoSpaceDN w:val="0"/>
-        <w:autoSpaceDE w:val="0"/>
-        <w:widowControl/>
-        <w:spacing w:line="266" w:lineRule="exact" w:before="118" w:after="0"/>
-        <w:ind w:left="272" w:right="0" w:firstLine="0"/>
-        <w:jc w:val="left"/>
-      </w:pPr>
-      <w:r>
-        <w:rPr>
-          <w:rFonts w:ascii="TimesNewRomanPSMT" w:hAnsi="TimesNewRomanPSMT" w:eastAsia="TimesNewRomanPSMT"/>
-          <w:b w:val="0"/>
-          <w:i w:val="0"/>
-          <w:color w:val="000000"/>
-          <w:sz w:val="24"/>
-        </w:rPr>
-        <w:t xml:space="preserve">tập các dòng trả về từ một câu lệnh SELECT. </w:t>
-      </w:r>
-    </w:p>
-    <w:p>
-      <w:pPr>
-        <w:autoSpaceDN w:val="0"/>
-        <w:autoSpaceDE w:val="0"/>
-        <w:widowControl/>
-        <w:spacing w:line="197" w:lineRule="auto" w:before="418" w:after="0"/>
-        <w:ind w:left="272" w:right="0" w:firstLine="0"/>
-        <w:jc w:val="left"/>
-      </w:pPr>
-      <w:r>
-        <w:rPr>
-          <w:rFonts w:ascii="Calibri" w:hAnsi="Calibri" w:eastAsia="Calibri"/>
-          <w:b w:val="0"/>
-          <w:i/>
-          <w:color w:val="000000"/>
-          <w:sz w:val="22"/>
-        </w:rPr>
-        <w:t xml:space="preserve">Thêm một dòng giá trị </w:t>
-      </w:r>
-    </w:p>
-    <w:p>
-      <w:pPr>
-        <w:autoSpaceDN w:val="0"/>
-        <w:autoSpaceDE w:val="0"/>
-        <w:widowControl/>
-        <w:spacing w:line="240" w:lineRule="auto" w:before="398" w:after="0"/>
-        <w:ind w:left="526" w:right="0" w:firstLine="0"/>
-        <w:jc w:val="left"/>
-      </w:pPr>
-      <w:r>
-        <w:rPr>
-          <w:rFonts w:ascii="Courier New" w:hAnsi="Courier New" w:eastAsia="Courier New"/>
-          <w:b w:val="0"/>
-          <w:i w:val="0"/>
-          <w:color w:val="000000"/>
-          <w:sz w:val="24"/>
-        </w:rPr>
-        <w:t xml:space="preserve"> INSERT INTO table_name </w:t>
-      </w:r>
-    </w:p>
-    <w:p>
-      <w:pPr>
-        <w:autoSpaceDN w:val="0"/>
-        <w:autoSpaceDE w:val="0"/>
-        <w:widowControl/>
-        <w:spacing w:line="240" w:lineRule="auto" w:before="316" w:after="0"/>
-        <w:ind w:left="382" w:right="0" w:firstLine="0"/>
-        <w:jc w:val="left"/>
-      </w:pPr>
-      <w:r>
-        <w:rPr>
-          <w:rFonts w:ascii="Courier New" w:hAnsi="Courier New" w:eastAsia="Courier New"/>
-          <w:b w:val="0"/>
-          <w:i w:val="0"/>
-          <w:color w:val="000000"/>
-          <w:sz w:val="24"/>
-        </w:rPr>
-        <w:t>[(column_name,...)]</w:t>
-      </w:r>
-    </w:p>
-    <w:p>
-      <w:pPr>
-        <w:autoSpaceDN w:val="0"/>
-        <w:autoSpaceDE w:val="0"/>
-        <w:widowControl/>
-        <w:spacing w:line="240" w:lineRule="auto" w:before="208" w:after="0"/>
-        <w:ind w:left="1042" w:right="0" w:firstLine="0"/>
-        <w:jc w:val="left"/>
-      </w:pPr>
-      <w:r>
-        <w:rPr>
-          <w:rFonts w:ascii="Courier New" w:hAnsi="Courier New" w:eastAsia="Courier New"/>
-          <w:b w:val="0"/>
-          <w:i w:val="0"/>
-          <w:color w:val="000000"/>
-          <w:sz w:val="24"/>
-        </w:rPr>
-        <w:t xml:space="preserve"> VALUES((expression | DEFAULT),...),(...),...</w:t>
-      </w:r>
-    </w:p>
-    <w:p>
-      <w:pPr>
-        <w:autoSpaceDN w:val="0"/>
-        <w:autoSpaceDE w:val="0"/>
-        <w:widowControl/>
-        <w:spacing w:line="292" w:lineRule="exact" w:before="422" w:after="0"/>
-        <w:ind w:left="262" w:right="0" w:firstLine="0"/>
-        <w:jc w:val="left"/>
-      </w:pPr>
-      <w:r>
-        <w:rPr>
-          <w:rFonts w:ascii="TimesNewRomanPSMT" w:hAnsi="TimesNewRomanPSMT" w:eastAsia="TimesNewRomanPSMT"/>
-          <w:b w:val="0"/>
-          <w:i w:val="0"/>
-          <w:color w:val="000000"/>
-          <w:sz w:val="24"/>
-        </w:rPr>
-        <w:t xml:space="preserve">INSERT tạo một dòng mới trong bảng </w:t>
-      </w:r>
-      <w:r>
-        <w:rPr>
-          <w:rFonts w:ascii="Times New Roman" w:hAnsi="Times New Roman" w:eastAsia="Times New Roman"/>
-          <w:b w:val="0"/>
-          <w:i/>
-          <w:color w:val="000000"/>
-          <w:sz w:val="24"/>
-        </w:rPr>
-        <w:t xml:space="preserve">&lt;table_name&gt; . </w:t>
-      </w:r>
-      <w:r>
-        <w:rPr>
-          <w:rFonts w:ascii="TimesNewRomanPSMT" w:hAnsi="TimesNewRomanPSMT" w:eastAsia="TimesNewRomanPSMT"/>
-          <w:b w:val="0"/>
-          <w:i w:val="0"/>
-          <w:color w:val="000000"/>
-          <w:sz w:val="24"/>
-        </w:rPr>
-        <w:t xml:space="preserve">Dòng mới chứa các giá trị xác </w:t>
-      </w:r>
-    </w:p>
-    <w:p>
-      <w:pPr>
-        <w:autoSpaceDN w:val="0"/>
-        <w:autoSpaceDE w:val="0"/>
-        <w:widowControl/>
-        <w:spacing w:line="320" w:lineRule="exact" w:before="68" w:after="0"/>
-        <w:ind w:left="272" w:right="0" w:firstLine="0"/>
-        <w:jc w:val="left"/>
-      </w:pPr>
-      <w:r>
-        <w:rPr>
-          <w:rFonts w:ascii="TimesNewRomanPSMT" w:hAnsi="TimesNewRomanPSMT" w:eastAsia="TimesNewRomanPSMT"/>
-          <w:b w:val="0"/>
-          <w:i w:val="0"/>
-          <w:color w:val="000000"/>
-          <w:sz w:val="24"/>
-        </w:rPr>
-        <w:t xml:space="preserve">định bởi các biểu thức trong danh sách VALUES. Nếu </w:t>
-      </w:r>
-      <w:r>
-        <w:rPr>
-          <w:rFonts w:ascii="Times New Roman" w:hAnsi="Times New Roman" w:eastAsia="Times New Roman"/>
-          <w:b w:val="0"/>
-          <w:i/>
-          <w:color w:val="000000"/>
-          <w:sz w:val="24"/>
-        </w:rPr>
-        <w:t>column_name</w:t>
-      </w:r>
-      <w:r>
-        <w:rPr>
-          <w:rFonts w:ascii="TimesNewRomanPSMT" w:hAnsi="TimesNewRomanPSMT" w:eastAsia="TimesNewRomanPSMT"/>
-          <w:b w:val="0"/>
-          <w:i w:val="0"/>
-          <w:color w:val="000000"/>
-          <w:sz w:val="24"/>
-        </w:rPr>
-        <w:t xml:space="preserve"> không được đưa </w:t>
-      </w:r>
-    </w:p>
-    <w:p>
-      <w:pPr>
-        <w:autoSpaceDN w:val="0"/>
-        <w:autoSpaceDE w:val="0"/>
-        <w:widowControl/>
-        <w:spacing w:line="294" w:lineRule="exact" w:before="88" w:after="0"/>
-        <w:ind w:left="272" w:right="0" w:firstLine="0"/>
-        <w:jc w:val="left"/>
-      </w:pPr>
-      <w:r>
-        <w:rPr>
-          <w:rFonts w:ascii="TimesNewRomanPSMT" w:hAnsi="TimesNewRomanPSMT" w:eastAsia="TimesNewRomanPSMT"/>
-          <w:b w:val="0"/>
-          <w:i w:val="0"/>
-          <w:color w:val="000000"/>
-          <w:sz w:val="24"/>
-        </w:rPr>
-        <w:t xml:space="preserve">vào, thì trình tự các cột trong bảng &lt;table_name&gt; được sử dung. Nếu </w:t>
-      </w:r>
-      <w:r>
-        <w:rPr>
-          <w:rFonts w:ascii="Times New Roman" w:hAnsi="Times New Roman" w:eastAsia="Times New Roman"/>
-          <w:b w:val="0"/>
-          <w:i/>
-          <w:color w:val="000000"/>
-          <w:sz w:val="24"/>
-        </w:rPr>
-        <w:t>column_name</w:t>
-      </w:r>
-    </w:p>
-    <w:p>
-      <w:pPr>
-        <w:autoSpaceDN w:val="0"/>
-        <w:autoSpaceDE w:val="0"/>
-        <w:widowControl/>
-        <w:spacing w:line="266" w:lineRule="exact" w:before="104" w:after="0"/>
-        <w:ind w:left="272" w:right="0" w:firstLine="0"/>
-        <w:jc w:val="left"/>
-      </w:pPr>
-      <w:r>
-        <w:rPr>
-          <w:rFonts w:ascii="TimesNewRomanPSMT" w:hAnsi="TimesNewRomanPSMT" w:eastAsia="TimesNewRomanPSMT"/>
-          <w:b w:val="0"/>
-          <w:i w:val="0"/>
-          <w:color w:val="000000"/>
-          <w:sz w:val="24"/>
-        </w:rPr>
-        <w:t xml:space="preserve">được đưa, theo cách này, dòng dữ liệu mới được thêm vào bảng bằng cách xác định </w:t>
-      </w:r>
-    </w:p>
-    <w:p>
-      <w:pPr>
-        <w:autoSpaceDN w:val="0"/>
-        <w:autoSpaceDE w:val="0"/>
-        <w:widowControl/>
-        <w:spacing w:line="266" w:lineRule="exact" w:before="118" w:after="0"/>
-        <w:ind w:left="272" w:right="0" w:firstLine="0"/>
-        <w:jc w:val="left"/>
-      </w:pPr>
-      <w:r>
-        <w:rPr>
-          <w:rFonts w:ascii="TimesNewRomanPSMT" w:hAnsi="TimesNewRomanPSMT" w:eastAsia="TimesNewRomanPSMT"/>
-          <w:b w:val="0"/>
-          <w:i w:val="0"/>
-          <w:color w:val="000000"/>
-          <w:sz w:val="24"/>
-        </w:rPr>
-        <w:t xml:space="preserve">tên cột và dữ liệu cho mỗi cột. </w:t>
-      </w:r>
-    </w:p>
-    <w:p>
-      <w:pPr>
-        <w:autoSpaceDN w:val="0"/>
-        <w:autoSpaceDE w:val="0"/>
-        <w:widowControl/>
-        <w:spacing w:line="320" w:lineRule="exact" w:before="344" w:after="0"/>
-        <w:ind w:left="262" w:right="0" w:firstLine="0"/>
-        <w:jc w:val="left"/>
-      </w:pPr>
-      <w:r>
-        <w:rPr>
-          <w:rFonts w:ascii="Times New Roman" w:hAnsi="Times New Roman" w:eastAsia="Times New Roman"/>
-          <w:b/>
-          <w:i w:val="0"/>
-          <w:color w:val="000000"/>
-          <w:sz w:val="24"/>
-        </w:rPr>
-        <w:t>Ví dụ:</w:t>
-      </w:r>
-      <w:r>
-        <w:rPr>
-          <w:rFonts w:ascii="TimesNewRomanPSMT" w:hAnsi="TimesNewRomanPSMT" w:eastAsia="TimesNewRomanPSMT"/>
-          <w:b w:val="0"/>
-          <w:i w:val="0"/>
-          <w:color w:val="000000"/>
-          <w:sz w:val="24"/>
-        </w:rPr>
-        <w:t xml:space="preserve"> thêm một bản ghi vào bảng </w:t>
-      </w:r>
-      <w:r>
-        <w:rPr>
-          <w:rFonts w:ascii="Times New Roman" w:hAnsi="Times New Roman" w:eastAsia="Times New Roman"/>
-          <w:b w:val="0"/>
-          <w:i/>
-          <w:color w:val="000000"/>
-          <w:sz w:val="24"/>
-        </w:rPr>
-        <w:t>offices</w:t>
-      </w:r>
-    </w:p>
-    <w:p>
-      <w:pPr>
-        <w:autoSpaceDN w:val="0"/>
-        <w:autoSpaceDE w:val="0"/>
-        <w:widowControl/>
-        <w:spacing w:line="240" w:lineRule="auto" w:before="396" w:after="0"/>
-        <w:ind w:left="322" w:right="0" w:firstLine="0"/>
-        <w:jc w:val="left"/>
-      </w:pPr>
-      <w:r>
-        <w:rPr>
-          <w:rFonts w:ascii="Courier New" w:hAnsi="Courier New" w:eastAsia="Courier New"/>
-          <w:b w:val="0"/>
-          <w:i w:val="0"/>
-          <w:color w:val="000000"/>
-          <w:sz w:val="24"/>
-        </w:rPr>
-        <w:t xml:space="preserve">INSERT INTO classicmodels.offices </w:t>
-      </w:r>
-    </w:p>
-    <w:p>
-      <w:pPr>
-        <w:autoSpaceDN w:val="0"/>
-        <w:autoSpaceDE w:val="0"/>
-        <w:widowControl/>
-        <w:spacing w:line="197" w:lineRule="auto" w:before="224" w:after="0"/>
-        <w:ind w:left="468" w:right="0" w:firstLine="0"/>
-        <w:jc w:val="left"/>
-      </w:pPr>
-      <w:r>
-        <w:rPr>
-          <w:rFonts w:ascii="Calibri" w:hAnsi="Calibri" w:eastAsia="Calibri"/>
-          <w:b w:val="0"/>
-          <w:i w:val="0"/>
-          <w:color w:val="000000"/>
-          <w:sz w:val="22"/>
-        </w:rPr>
-        <w:t xml:space="preserve"> (officeCode, city, </w:t>
-      </w:r>
-      <w:r>
-        <w:rPr>
-          <w:rFonts w:ascii="Calibri" w:hAnsi="Calibri" w:eastAsia="Calibri"/>
-          <w:b w:val="0"/>
-          <w:i w:val="0"/>
-          <w:color w:val="000000"/>
-          <w:sz w:val="22"/>
-        </w:rPr>
-        <w:t xml:space="preserve">    phone, </w:t>
-      </w:r>
-      <w:r>
-        <w:rPr>
-          <w:rFonts w:ascii="Calibri" w:hAnsi="Calibri" w:eastAsia="Calibri"/>
-          <w:b w:val="0"/>
-          <w:i w:val="0"/>
-          <w:color w:val="000000"/>
-          <w:sz w:val="22"/>
-        </w:rPr>
-        <w:t xml:space="preserve">    addressLine1, </w:t>
-      </w:r>
-      <w:r>
-        <w:rPr>
-          <w:rFonts w:ascii="Calibri" w:hAnsi="Calibri" w:eastAsia="Calibri"/>
-          <w:b w:val="0"/>
-          <w:i w:val="0"/>
-          <w:color w:val="000000"/>
-          <w:sz w:val="22"/>
-        </w:rPr>
-        <w:t xml:space="preserve">    addressLine2, </w:t>
-      </w:r>
-      <w:r>
-        <w:rPr>
-          <w:rFonts w:ascii="Calibri" w:hAnsi="Calibri" w:eastAsia="Calibri"/>
-          <w:b w:val="0"/>
-          <w:i w:val="0"/>
-          <w:color w:val="000000"/>
-          <w:sz w:val="22"/>
-        </w:rPr>
-        <w:t xml:space="preserve">    state, </w:t>
-      </w:r>
-      <w:r>
-        <w:rPr>
-          <w:rFonts w:ascii="Calibri" w:hAnsi="Calibri" w:eastAsia="Calibri"/>
-          <w:b w:val="0"/>
-          <w:i w:val="0"/>
-          <w:color w:val="000000"/>
-          <w:sz w:val="22"/>
-        </w:rPr>
-        <w:t xml:space="preserve">    country, </w:t>
-      </w:r>
-      <w:r>
-        <w:rPr>
-          <w:rFonts w:ascii="Calibri" w:hAnsi="Calibri" w:eastAsia="Calibri"/>
-          <w:b w:val="0"/>
-          <w:i w:val="0"/>
-          <w:color w:val="000000"/>
-          <w:sz w:val="22"/>
-        </w:rPr>
-        <w:t xml:space="preserve">    postalCode, </w:t>
-      </w:r>
-    </w:p>
-    <w:p>
-      <w:pPr>
-        <w:autoSpaceDN w:val="0"/>
-        <w:autoSpaceDE w:val="0"/>
-        <w:widowControl/>
-        <w:spacing w:line="197" w:lineRule="auto" w:before="70" w:after="0"/>
-        <w:ind w:left="262" w:right="0" w:firstLine="0"/>
-        <w:jc w:val="left"/>
-      </w:pPr>
-      <w:r>
-        <w:rPr>
-          <w:rFonts w:ascii="Calibri" w:hAnsi="Calibri" w:eastAsia="Calibri"/>
-          <w:b w:val="0"/>
-          <w:i w:val="0"/>
-          <w:color w:val="000000"/>
-          <w:sz w:val="22"/>
-        </w:rPr>
-        <w:t>territory</w:t>
-      </w:r>
-      <w:r>
-        <w:rPr>
-          <w:rFonts w:ascii="Calibri" w:hAnsi="Calibri" w:eastAsia="Calibri"/>
-          <w:b w:val="0"/>
-          <w:i w:val="0"/>
-          <w:color w:val="000000"/>
-          <w:sz w:val="22"/>
-        </w:rPr>
-        <w:t xml:space="preserve">    )</w:t>
-      </w:r>
-    </w:p>
-    <w:p>
-      <w:pPr>
-        <w:autoSpaceDN w:val="0"/>
-        <w:autoSpaceDE w:val="0"/>
-        <w:widowControl/>
-        <w:spacing w:line="197" w:lineRule="auto" w:before="228" w:after="0"/>
-        <w:ind w:left="468" w:right="0" w:firstLine="0"/>
-        <w:jc w:val="left"/>
-      </w:pPr>
-      <w:r>
-        <w:rPr>
-          <w:rFonts w:ascii="Calibri" w:hAnsi="Calibri" w:eastAsia="Calibri"/>
-          <w:b w:val="0"/>
-          <w:i w:val="0"/>
-          <w:color w:val="000000"/>
-          <w:sz w:val="22"/>
-        </w:rPr>
-        <w:t xml:space="preserve"> VALUES</w:t>
-      </w:r>
-      <w:r>
-        <w:rPr>
-          <w:rFonts w:ascii="Calibri" w:hAnsi="Calibri" w:eastAsia="Calibri"/>
-          <w:b w:val="0"/>
-          <w:i w:val="0"/>
-          <w:color w:val="000000"/>
-          <w:sz w:val="22"/>
-        </w:rPr>
-        <w:t xml:space="preserve">  ('8', </w:t>
-      </w:r>
-      <w:r>
-        <w:rPr>
-          <w:rFonts w:ascii="Calibri" w:hAnsi="Calibri" w:eastAsia="Calibri"/>
-          <w:b w:val="0"/>
-          <w:i w:val="0"/>
-          <w:color w:val="000000"/>
-          <w:sz w:val="22"/>
-        </w:rPr>
-        <w:t xml:space="preserve">    'Boston', </w:t>
-      </w:r>
-      <w:r>
-        <w:rPr>
-          <w:rFonts w:ascii="Calibri" w:hAnsi="Calibri" w:eastAsia="Calibri"/>
-          <w:b w:val="0"/>
-          <w:i w:val="0"/>
-          <w:color w:val="000000"/>
-          <w:sz w:val="22"/>
-        </w:rPr>
-        <w:t xml:space="preserve">    '+1 215 837 0825', </w:t>
-      </w:r>
-      <w:r>
-        <w:rPr>
-          <w:rFonts w:ascii="Calibri" w:hAnsi="Calibri" w:eastAsia="Calibri"/>
-          <w:b w:val="0"/>
-          <w:i w:val="0"/>
-          <w:color w:val="000000"/>
-          <w:sz w:val="22"/>
-        </w:rPr>
-        <w:t xml:space="preserve">    '1550 dummy street', </w:t>
-      </w:r>
-      <w:r>
-        <w:rPr>
-          <w:rFonts w:ascii="Calibri" w:hAnsi="Calibri" w:eastAsia="Calibri"/>
-          <w:b w:val="0"/>
-          <w:i w:val="0"/>
-          <w:color w:val="000000"/>
-          <w:sz w:val="22"/>
-        </w:rPr>
-        <w:t xml:space="preserve">    NULL,  </w:t>
-      </w:r>
-      <w:r>
-        <w:rPr>
-          <w:rFonts w:ascii="Calibri" w:hAnsi="Calibri" w:eastAsia="Calibri"/>
-          <w:b w:val="0"/>
-          <w:i w:val="0"/>
-          <w:color w:val="000000"/>
-          <w:sz w:val="22"/>
-        </w:rPr>
-        <w:t xml:space="preserve"> 'MA’,  </w:t>
-      </w:r>
-    </w:p>
-    <w:p>
-      <w:pPr>
-        <w:autoSpaceDN w:val="0"/>
-        <w:autoSpaceDE w:val="0"/>
-        <w:widowControl/>
-        <w:spacing w:line="197" w:lineRule="auto" w:before="232" w:after="0"/>
-        <w:ind w:left="468" w:right="0" w:firstLine="0"/>
-        <w:jc w:val="left"/>
-      </w:pPr>
-      <w:r>
-        <w:rPr>
-          <w:rFonts w:ascii="Calibri" w:hAnsi="Calibri" w:eastAsia="Calibri"/>
-          <w:b w:val="0"/>
-          <w:i w:val="0"/>
-          <w:color w:val="000000"/>
-          <w:sz w:val="22"/>
-        </w:rPr>
-        <w:t xml:space="preserve"> 'USA', </w:t>
-      </w:r>
-      <w:r>
-        <w:rPr>
-          <w:rFonts w:ascii="Calibri" w:hAnsi="Calibri" w:eastAsia="Calibri"/>
-          <w:b w:val="0"/>
-          <w:i w:val="0"/>
-          <w:color w:val="000000"/>
-          <w:sz w:val="22"/>
-        </w:rPr>
-        <w:t xml:space="preserve">    '02107',  </w:t>
-      </w:r>
-      <w:r>
-        <w:rPr>
-          <w:rFonts w:ascii="Calibri" w:hAnsi="Calibri" w:eastAsia="Calibri"/>
-          <w:b w:val="0"/>
-          <w:i w:val="0"/>
-          <w:color w:val="000000"/>
-          <w:sz w:val="22"/>
-        </w:rPr>
-        <w:t xml:space="preserve">    'NA'</w:t>
-      </w:r>
-      <w:r>
-        <w:rPr>
-          <w:rFonts w:ascii="Calibri" w:hAnsi="Calibri" w:eastAsia="Calibri"/>
-          <w:b w:val="0"/>
-          <w:i w:val="0"/>
-          <w:color w:val="000000"/>
-          <w:sz w:val="22"/>
-        </w:rPr>
-        <w:t xml:space="preserve">   )  </w:t>
-      </w:r>
-    </w:p>
-    <w:p>
-      <w:pPr>
-        <w:autoSpaceDN w:val="0"/>
-        <w:autoSpaceDE w:val="0"/>
-        <w:widowControl/>
-        <w:spacing w:line="266" w:lineRule="exact" w:before="194" w:after="0"/>
+        <w:spacing w:line="264" w:lineRule="exact" w:before="168" w:after="0"/>
         <w:ind w:left="382" w:right="0" w:firstLine="0"/>
         <w:jc w:val="left"/>
       </w:pPr>
@@ -833,114 +311,293 @@
           <w:rFonts w:ascii="TimesNewRomanPSMT" w:hAnsi="TimesNewRomanPSMT" w:eastAsia="TimesNewRomanPSMT"/>
           <w:b w:val="0"/>
           <w:i w:val="0"/>
-          <w:color w:val="000000"/>
+          <w:color w:val="2B2B2B"/>
           <w:sz w:val="24"/>
         </w:rPr>
-        <w:t xml:space="preserve">Nếu giá trị chưa xác định có thể sử dụng từ khóa NULL. Sử dụng giá trị ngầm định bằng từ </w:t>
+        <w:t xml:space="preserve">Cơ sở dữ liệu mẫu bao gồm các bảng sau: </w:t>
       </w:r>
     </w:p>
     <w:p>
       <w:pPr>
         <w:autoSpaceDN w:val="0"/>
+        <w:tabs>
+          <w:tab w:pos="1074" w:val="left"/>
+        </w:tabs>
         <w:autoSpaceDE w:val="0"/>
         <w:widowControl/>
-        <w:spacing w:line="320" w:lineRule="exact" w:before="0" w:after="0"/>
-        <w:ind w:left="392" w:right="0" w:firstLine="0"/>
+        <w:spacing w:line="292" w:lineRule="exact" w:before="76" w:after="0"/>
+        <w:ind w:left="734" w:right="0" w:firstLine="0"/>
         <w:jc w:val="left"/>
       </w:pPr>
+      <w:r>
+        <w:rPr>
+          <w:rFonts w:ascii="ArialMT" w:hAnsi="ArialMT" w:eastAsia="ArialMT"/>
+          <w:b w:val="0"/>
+          <w:i w:val="0"/>
+          <w:color w:val="2B2B2B"/>
+          <w:sz w:val="19"/>
+        </w:rPr>
+        <w:t xml:space="preserve">• </w:t>
+      </w:r>
+      <w:r>
+        <w:tab/>
+      </w:r>
+      <w:r>
+        <w:rPr>
+          <w:rFonts w:ascii="Times New Roman" w:hAnsi="Times New Roman" w:eastAsia="Times New Roman"/>
+          <w:b w:val="0"/>
+          <w:i/>
+          <w:color w:val="2B2B2B"/>
+          <w:sz w:val="24"/>
+        </w:rPr>
+        <w:t>Customers</w:t>
+      </w:r>
       <w:r>
         <w:rPr>
           <w:rFonts w:ascii="TimesNewRomanPSMT" w:hAnsi="TimesNewRomanPSMT" w:eastAsia="TimesNewRomanPSMT"/>
           <w:b w:val="0"/>
           <w:i w:val="0"/>
-          <w:color w:val="000000"/>
+          <w:color w:val="2B2B2B"/>
           <w:sz w:val="24"/>
         </w:rPr>
-        <w:t xml:space="preserve">khóa </w:t>
+        <w:t xml:space="preserve">: Lưu trữ thông tin về khách hàng. </w:t>
       </w:r>
     </w:p>
     <w:p>
       <w:pPr>
         <w:autoSpaceDN w:val="0"/>
+        <w:tabs>
+          <w:tab w:pos="1074" w:val="left"/>
+        </w:tabs>
         <w:autoSpaceDE w:val="0"/>
         <w:widowControl/>
-        <w:spacing w:line="320" w:lineRule="exact" w:before="66" w:after="0"/>
-        <w:ind w:left="382" w:right="0" w:firstLine="0"/>
+        <w:spacing w:line="292" w:lineRule="exact" w:before="64" w:after="0"/>
+        <w:ind w:left="734" w:right="0" w:firstLine="0"/>
         <w:jc w:val="left"/>
       </w:pPr>
+      <w:r>
+        <w:rPr>
+          <w:rFonts w:ascii="ArialMT" w:hAnsi="ArialMT" w:eastAsia="ArialMT"/>
+          <w:b w:val="0"/>
+          <w:i w:val="0"/>
+          <w:color w:val="2B2B2B"/>
+          <w:sz w:val="19"/>
+        </w:rPr>
+        <w:t xml:space="preserve">• </w:t>
+      </w:r>
+      <w:r>
+        <w:tab/>
+      </w:r>
+      <w:r>
+        <w:rPr>
+          <w:rFonts w:ascii="Times New Roman" w:hAnsi="Times New Roman" w:eastAsia="Times New Roman"/>
+          <w:b w:val="0"/>
+          <w:i/>
+          <w:color w:val="2B2B2B"/>
+          <w:sz w:val="24"/>
+        </w:rPr>
+        <w:t>Products</w:t>
+      </w:r>
       <w:r>
         <w:rPr>
           <w:rFonts w:ascii="TimesNewRomanPSMT" w:hAnsi="TimesNewRomanPSMT" w:eastAsia="TimesNewRomanPSMT"/>
           <w:b w:val="0"/>
           <w:i w:val="0"/>
-          <w:color w:val="000000"/>
+          <w:color w:val="2B2B2B"/>
           <w:sz w:val="24"/>
         </w:rPr>
-        <w:t xml:space="preserve">DEFAULT. </w:t>
+        <w:t xml:space="preserve">: Lưu trữ danh sách về các sản phẩm. </w:t>
       </w:r>
     </w:p>
     <w:p>
       <w:pPr>
-        <w:sectPr>
-          <w:pgSz w:w="11906" w:h="16841"/>
-          <w:pgMar w:top="724" w:right="1060" w:bottom="832" w:left="1440" w:header="720" w:footer="720" w:gutter="0"/>
-          <w:cols/>
-          <w:docGrid w:linePitch="360"/>
-        </w:sectPr>
-      </w:pPr>
-    </w:p>
-    <w:p>
-      <w:pPr>
         <w:autoSpaceDN w:val="0"/>
+        <w:tabs>
+          <w:tab w:pos="1074" w:val="left"/>
+        </w:tabs>
         <w:autoSpaceDE w:val="0"/>
         <w:widowControl/>
-        <w:spacing w:line="220" w:lineRule="exact" w:before="0" w:after="350"/>
-        <w:ind w:left="0" w:right="0"/>
-      </w:pPr>
-    </w:p>
-    <w:p>
-      <w:pPr>
-        <w:autoSpaceDN w:val="0"/>
-        <w:autoSpaceDE w:val="0"/>
-        <w:widowControl/>
-        <w:spacing w:line="432" w:lineRule="exact" w:before="0" w:after="0"/>
-        <w:ind w:left="382" w:right="3456" w:firstLine="0"/>
+        <w:spacing w:line="294" w:lineRule="exact" w:before="62" w:after="0"/>
+        <w:ind w:left="734" w:right="0" w:firstLine="0"/>
         <w:jc w:val="left"/>
       </w:pPr>
+      <w:r>
+        <w:rPr>
+          <w:rFonts w:ascii="ArialMT" w:hAnsi="ArialMT" w:eastAsia="ArialMT"/>
+          <w:b w:val="0"/>
+          <w:i w:val="0"/>
+          <w:color w:val="2B2B2B"/>
+          <w:sz w:val="19"/>
+        </w:rPr>
+        <w:t xml:space="preserve">• </w:t>
+      </w:r>
+      <w:r>
+        <w:tab/>
+      </w:r>
+      <w:r>
+        <w:rPr>
+          <w:rFonts w:ascii="Times New Roman" w:hAnsi="Times New Roman" w:eastAsia="Times New Roman"/>
+          <w:b w:val="0"/>
+          <w:i/>
+          <w:color w:val="2B2B2B"/>
+          <w:sz w:val="24"/>
+        </w:rPr>
+        <w:t>ProductLines</w:t>
+      </w:r>
       <w:r>
         <w:rPr>
           <w:rFonts w:ascii="TimesNewRomanPSMT" w:hAnsi="TimesNewRomanPSMT" w:eastAsia="TimesNewRomanPSMT"/>
           <w:b w:val="0"/>
           <w:i w:val="0"/>
-          <w:color w:val="000000"/>
+          <w:color w:val="2B2B2B"/>
           <w:sz w:val="24"/>
         </w:rPr>
-        <w:t xml:space="preserve">Có thể kiểm tra kết quả của lệnh trên bằng câu lệnh truy vấn: </w:t>
-      </w:r>
-      <w:r>
-        <w:rPr>
-          <w:rFonts w:ascii="Courier New" w:hAnsi="Courier New" w:eastAsia="Courier New"/>
-          <w:b w:val="0"/>
-          <w:i w:val="0"/>
-          <w:color w:val="000000"/>
-          <w:sz w:val="24"/>
-        </w:rPr>
-        <w:t xml:space="preserve">SELECT * FROM classicmodels.offices </w:t>
+        <w:t xml:space="preserve">: Lưu trữ danh mục các loại sản phẩm </w:t>
       </w:r>
     </w:p>
     <w:p>
       <w:pPr>
         <w:autoSpaceDN w:val="0"/>
+        <w:tabs>
+          <w:tab w:pos="1074" w:val="left"/>
+        </w:tabs>
         <w:autoSpaceDE w:val="0"/>
         <w:widowControl/>
-        <w:spacing w:line="240" w:lineRule="auto" w:before="384" w:after="0"/>
-        <w:ind w:left="262" w:right="0" w:firstLine="0"/>
+        <w:spacing w:line="294" w:lineRule="exact" w:before="58" w:after="0"/>
+        <w:ind w:left="734" w:right="0" w:firstLine="0"/>
         <w:jc w:val="left"/>
       </w:pPr>
       <w:r>
+        <w:rPr>
+          <w:rFonts w:ascii="ArialMT" w:hAnsi="ArialMT" w:eastAsia="ArialMT"/>
+          <w:b w:val="0"/>
+          <w:i w:val="0"/>
+          <w:color w:val="2B2B2B"/>
+          <w:sz w:val="19"/>
+        </w:rPr>
+        <w:t xml:space="preserve">• </w:t>
+      </w:r>
+      <w:r>
+        <w:tab/>
+      </w:r>
+      <w:r>
+        <w:rPr>
+          <w:rFonts w:ascii="Times New Roman" w:hAnsi="Times New Roman" w:eastAsia="Times New Roman"/>
+          <w:b w:val="0"/>
+          <w:i/>
+          <w:color w:val="2B2B2B"/>
+          <w:sz w:val="24"/>
+        </w:rPr>
+        <w:t>Orders</w:t>
+      </w:r>
+      <w:r>
+        <w:rPr>
+          <w:rFonts w:ascii="TimesNewRomanPSMT" w:hAnsi="TimesNewRomanPSMT" w:eastAsia="TimesNewRomanPSMT"/>
+          <w:b w:val="0"/>
+          <w:i w:val="0"/>
+          <w:color w:val="2B2B2B"/>
+          <w:sz w:val="24"/>
+        </w:rPr>
+        <w:t xml:space="preserve">: Lưu trữ các đơn hàng được đặt bởi các khách hàng. </w:t>
+      </w:r>
+    </w:p>
+    <w:p>
+      <w:pPr>
+        <w:autoSpaceDN w:val="0"/>
+        <w:tabs>
+          <w:tab w:pos="1074" w:val="left"/>
+        </w:tabs>
+        <w:autoSpaceDE w:val="0"/>
+        <w:widowControl/>
+        <w:spacing w:line="292" w:lineRule="exact" w:before="64" w:after="0"/>
+        <w:ind w:left="734" w:right="0" w:firstLine="0"/>
+        <w:jc w:val="left"/>
+      </w:pPr>
+      <w:r>
+        <w:rPr>
+          <w:rFonts w:ascii="ArialMT" w:hAnsi="ArialMT" w:eastAsia="ArialMT"/>
+          <w:b w:val="0"/>
+          <w:i w:val="0"/>
+          <w:color w:val="2B2B2B"/>
+          <w:sz w:val="19"/>
+        </w:rPr>
+        <w:t xml:space="preserve">• </w:t>
+      </w:r>
+      <w:r>
+        <w:tab/>
+      </w:r>
+      <w:r>
+        <w:rPr>
+          <w:rFonts w:ascii="Times New Roman" w:hAnsi="Times New Roman" w:eastAsia="Times New Roman"/>
+          <w:b w:val="0"/>
+          <w:i/>
+          <w:color w:val="2B2B2B"/>
+          <w:sz w:val="24"/>
+        </w:rPr>
+        <w:t>OrderDetails</w:t>
+      </w:r>
+      <w:r>
+        <w:rPr>
+          <w:rFonts w:ascii="TimesNewRomanPSMT" w:hAnsi="TimesNewRomanPSMT" w:eastAsia="TimesNewRomanPSMT"/>
+          <w:b w:val="0"/>
+          <w:i w:val="0"/>
+          <w:color w:val="2B2B2B"/>
+          <w:sz w:val="24"/>
+        </w:rPr>
+        <w:t xml:space="preserve">: Lưu trữ về chi tiết các dòng đơn hàng </w:t>
+      </w:r>
+    </w:p>
+    <w:p>
+      <w:pPr>
+        <w:autoSpaceDN w:val="0"/>
+        <w:tabs>
+          <w:tab w:pos="1074" w:val="left"/>
+          <w:tab w:pos="5928" w:val="left"/>
+          <w:tab w:pos="6742" w:val="left"/>
+        </w:tabs>
+        <w:autoSpaceDE w:val="0"/>
+        <w:widowControl/>
+        <w:spacing w:line="240" w:lineRule="auto" w:before="10" w:after="0"/>
+        <w:ind w:left="734" w:right="0" w:firstLine="0"/>
+        <w:jc w:val="left"/>
+      </w:pPr>
+      <w:r>
+        <w:rPr>
+          <w:rFonts w:ascii="ArialMT" w:hAnsi="ArialMT" w:eastAsia="ArialMT"/>
+          <w:b w:val="0"/>
+          <w:i w:val="0"/>
+          <w:color w:val="2B2B2B"/>
+          <w:sz w:val="19"/>
+        </w:rPr>
+        <w:t xml:space="preserve">• </w:t>
+      </w:r>
+      <w:r>
+        <w:tab/>
+      </w:r>
+      <w:r>
+        <w:rPr>
+          <w:rFonts w:ascii="Times New Roman" w:hAnsi="Times New Roman" w:eastAsia="Times New Roman"/>
+          <w:b w:val="0"/>
+          <w:i/>
+          <w:color w:val="2B2B2B"/>
+          <w:sz w:val="24"/>
+        </w:rPr>
+        <w:t>Payments</w:t>
+      </w:r>
+      <w:r>
+        <w:rPr>
+          <w:rFonts w:ascii="TimesNewRomanPSMT" w:hAnsi="TimesNewRomanPSMT" w:eastAsia="TimesNewRomanPSMT"/>
+          <w:b w:val="0"/>
+          <w:i w:val="0"/>
+          <w:color w:val="2B2B2B"/>
+          <w:sz w:val="24"/>
+        </w:rPr>
+        <w:t xml:space="preserve">: Lưu trữ các thanh toán của khách hàng </w:t>
+      </w:r>
+      <w:r>
         <w:drawing>
           <wp:inline xmlns:a="http://schemas.openxmlformats.org/drawingml/2006/main" xmlns:pic="http://schemas.openxmlformats.org/drawingml/2006/picture">
-            <wp:extent cx="6032500" cy="1536700"/>
+            <wp:extent cx="154940" cy="160019"/>
             <wp:docPr id="1" name="Picture 1"/>
             <wp:cNvGraphicFramePr>
               <a:graphicFrameLocks noChangeAspect="1"/>
@@ -961,7 +618,154 @@
                   <pic:spPr>
                     <a:xfrm>
                       <a:off x="0" y="0"/>
-                      <a:ext cx="6032500" cy="1536700"/>
+                      <a:ext cx="154940" cy="160019"/>
+                    </a:xfrm>
+                    <a:prstGeom prst="rect"/>
+                  </pic:spPr>
+                </pic:pic>
+              </a:graphicData>
+            </a:graphic>
+          </wp:inline>
+        </w:drawing>
+      </w:r>
+      <w:r>
+        <w:tab/>
+      </w:r>
+      <w:r>
+        <w:rPr>
+          <w:rFonts w:ascii="Times New Roman" w:hAnsi="Times New Roman" w:eastAsia="Times New Roman"/>
+          <w:b w:val="0"/>
+          <w:i/>
+          <w:color w:val="2B2B2B"/>
+          <w:sz w:val="24"/>
+        </w:rPr>
+        <w:t>Employees</w:t>
+      </w:r>
+      <w:r>
+        <w:rPr>
+          <w:rFonts w:ascii="TimesNewRomanPSMT" w:hAnsi="TimesNewRomanPSMT" w:eastAsia="TimesNewRomanPSMT"/>
+          <w:b w:val="0"/>
+          <w:i w:val="0"/>
+          <w:color w:val="2B2B2B"/>
+          <w:sz w:val="24"/>
+        </w:rPr>
+        <w:t xml:space="preserve">: </w:t>
+      </w:r>
+    </w:p>
+    <w:p>
+      <w:pPr>
+        <w:autoSpaceDN w:val="0"/>
+        <w:autoSpaceDE w:val="0"/>
+        <w:widowControl/>
+        <w:spacing w:line="294" w:lineRule="exact" w:before="90" w:after="0"/>
+        <w:ind w:left="1074" w:right="0" w:firstLine="0"/>
+        <w:jc w:val="left"/>
+      </w:pPr>
+      <w:r>
+        <w:rPr>
+          <w:rFonts w:ascii="TimesNewRomanPSMT" w:hAnsi="TimesNewRomanPSMT" w:eastAsia="TimesNewRomanPSMT"/>
+          <w:b w:val="0"/>
+          <w:i w:val="0"/>
+          <w:color w:val="2B2B2B"/>
+          <w:sz w:val="24"/>
+        </w:rPr>
+        <w:t xml:space="preserve">Lưu trữ thông tin về các nhân viên của tổ chức </w:t>
+      </w:r>
+      <w:r>
+        <w:rPr>
+          <w:rFonts w:ascii="Times New Roman" w:hAnsi="Times New Roman" w:eastAsia="Times New Roman"/>
+          <w:b w:val="0"/>
+          <w:i/>
+          <w:color w:val="2B2B2B"/>
+          <w:sz w:val="24"/>
+        </w:rPr>
+        <w:t>Offices</w:t>
+      </w:r>
+      <w:r>
+        <w:rPr>
+          <w:rFonts w:ascii="TimesNewRomanPSMT" w:hAnsi="TimesNewRomanPSMT" w:eastAsia="TimesNewRomanPSMT"/>
+          <w:b w:val="0"/>
+          <w:i w:val="0"/>
+          <w:color w:val="2B2B2B"/>
+          <w:sz w:val="24"/>
+        </w:rPr>
+        <w:t xml:space="preserve">: Lưu thông tin </w:t>
+      </w:r>
+    </w:p>
+    <w:p>
+      <w:pPr>
+        <w:autoSpaceDN w:val="0"/>
+        <w:autoSpaceDE w:val="0"/>
+        <w:widowControl/>
+        <w:spacing w:line="264" w:lineRule="exact" w:before="106" w:after="0"/>
+        <w:ind w:left="1074" w:right="0" w:firstLine="0"/>
+        <w:jc w:val="left"/>
+      </w:pPr>
+      <w:r>
+        <w:rPr>
+          <w:rFonts w:ascii="TimesNewRomanPSMT" w:hAnsi="TimesNewRomanPSMT" w:eastAsia="TimesNewRomanPSMT"/>
+          <w:b w:val="0"/>
+          <w:i w:val="0"/>
+          <w:color w:val="2B2B2B"/>
+          <w:sz w:val="24"/>
+        </w:rPr>
+        <w:t xml:space="preserve">về các văn phòng của tổ chức. </w:t>
+      </w:r>
+    </w:p>
+    <w:p>
+      <w:pPr>
+        <w:autoSpaceDN w:val="0"/>
+        <w:autoSpaceDE w:val="0"/>
+        <w:widowControl/>
+        <w:spacing w:line="266" w:lineRule="exact" w:before="122" w:after="0"/>
+        <w:ind w:left="734" w:right="0" w:firstLine="0"/>
+        <w:jc w:val="left"/>
+      </w:pPr>
+      <w:r>
+        <w:rPr>
+          <w:rFonts w:ascii="TimesNewRomanPSMT" w:hAnsi="TimesNewRomanPSMT" w:eastAsia="TimesNewRomanPSMT"/>
+          <w:b w:val="0"/>
+          <w:i w:val="0"/>
+          <w:color w:val="2B2B2B"/>
+          <w:sz w:val="24"/>
+        </w:rPr>
+        <w:t>Hình dưới minh họa mối quan hệ giữa các bảng dữ liệu trong cơ sở dữ liệu</w:t>
+      </w:r>
+    </w:p>
+    <w:p>
+      <w:pPr>
+        <w:autoSpaceDN w:val="0"/>
+        <w:autoSpaceDE w:val="0"/>
+        <w:widowControl/>
+        <w:spacing w:line="240" w:lineRule="auto" w:before="400" w:after="0"/>
+        <w:ind w:left="0" w:right="0" w:firstLine="0"/>
+        <w:jc w:val="center"/>
+      </w:pPr>
+      <w:r>
+        <w:drawing>
+          <wp:inline xmlns:a="http://schemas.openxmlformats.org/drawingml/2006/main" xmlns:pic="http://schemas.openxmlformats.org/drawingml/2006/picture">
+            <wp:extent cx="6428740" cy="4215130"/>
+            <wp:docPr id="2" name="Picture 2"/>
+            <wp:cNvGraphicFramePr>
+              <a:graphicFrameLocks noChangeAspect="1"/>
+            </wp:cNvGraphicFramePr>
+            <a:graphic>
+              <a:graphicData uri="http://schemas.openxmlformats.org/drawingml/2006/picture">
+                <pic:pic>
+                  <pic:nvPicPr>
+                    <pic:cNvPr id="0" name="image.png"/>
+                    <pic:cNvPicPr/>
+                  </pic:nvPicPr>
+                  <pic:blipFill>
+                    <a:blip r:embed="rId10"/>
+                    <a:stretch>
+                      <a:fillRect/>
+                    </a:stretch>
+                  </pic:blipFill>
+                  <pic:spPr>
+                    <a:xfrm>
+                      <a:off x="0" y="0"/>
+                      <a:ext cx="6428740" cy="4215130"/>
                     </a:xfrm>
                     <a:prstGeom prst="rect"/>
                   </pic:spPr>
@@ -974,11 +778,30 @@
     </w:p>
     <w:p>
       <w:pPr>
+        <w:sectPr>
+          <w:pgSz w:w="11906" w:h="16841"/>
+          <w:pgMar w:top="720" w:right="296" w:bottom="578" w:left="1440" w:header="720" w:footer="720" w:gutter="0"/>
+          <w:cols/>
+          <w:docGrid w:linePitch="360"/>
+        </w:sectPr>
+      </w:pPr>
+    </w:p>
+    <w:p>
+      <w:pPr>
         <w:autoSpaceDN w:val="0"/>
         <w:autoSpaceDE w:val="0"/>
         <w:widowControl/>
-        <w:spacing w:line="264" w:lineRule="exact" w:before="32" w:after="0"/>
-        <w:ind w:left="262" w:right="0" w:firstLine="0"/>
+        <w:spacing w:line="220" w:lineRule="exact" w:before="0" w:after="332"/>
+        <w:ind w:left="0" w:right="0"/>
+      </w:pPr>
+    </w:p>
+    <w:p>
+      <w:pPr>
+        <w:autoSpaceDN w:val="0"/>
+        <w:autoSpaceDE w:val="0"/>
+        <w:widowControl/>
+        <w:spacing w:line="320" w:lineRule="exact" w:before="0" w:after="0"/>
+        <w:ind w:left="338" w:right="0" w:firstLine="0"/>
         <w:jc w:val="left"/>
       </w:pPr>
       <w:r>
@@ -989,18 +812,8 @@
           <w:color w:val="000000"/>
           <w:sz w:val="24"/>
         </w:rPr>
-        <w:t xml:space="preserve">Kết quả là một dòng dữ liệu mới được ghi vào cuối bảng dữ liệu </w:t>
+        <w:t xml:space="preserve">Tải file script </w:t>
       </w:r>
-    </w:p>
-    <w:p>
-      <w:pPr>
-        <w:autoSpaceDN w:val="0"/>
-        <w:autoSpaceDE w:val="0"/>
-        <w:widowControl/>
-        <w:spacing w:line="380" w:lineRule="exact" w:before="284" w:after="0"/>
-        <w:ind w:left="272" w:right="1222" w:hanging="10"/>
-        <w:jc w:val="both"/>
-      </w:pPr>
       <w:r>
         <w:rPr>
           <w:rFonts w:ascii="Times New Roman" w:hAnsi="Times New Roman" w:eastAsia="Times New Roman"/>
@@ -1009,7 +822,7 @@
           <w:color w:val="000000"/>
           <w:sz w:val="24"/>
         </w:rPr>
-        <w:t>Chú ý</w:t>
+        <w:t>sampledatabase.sql</w:t>
       </w:r>
       <w:r>
         <w:rPr>
@@ -1019,7 +832,58 @@
           <w:color w:val="000000"/>
           <w:sz w:val="24"/>
         </w:rPr>
-        <w:t xml:space="preserve">: Nếu không xác định tên các cột, khi trật tự của các cột thay đổi, SQL có thể đưa </w:t>
+        <w:t xml:space="preserve"> để tạo CSDLvề từ địa chỉ: </w:t>
+      </w:r>
+    </w:p>
+    <w:p>
+      <w:pPr>
+        <w:autoSpaceDN w:val="0"/>
+        <w:autoSpaceDE w:val="0"/>
+        <w:widowControl/>
+        <w:spacing w:line="194" w:lineRule="auto" w:before="154" w:after="0"/>
+        <w:ind w:left="338" w:right="0" w:firstLine="0"/>
+        <w:jc w:val="left"/>
+      </w:pPr>
+      <w:r>
+        <w:rPr>
+          <w:rFonts w:ascii="Calibri" w:hAnsi="Calibri" w:eastAsia="Calibri"/>
+          <w:b w:val="0"/>
+          <w:i w:val="0"/>
+          <w:color w:val="0000FF"/>
+          <w:sz w:val="21"/>
+          <w:u w:val="single"/>
+        </w:rPr>
+        <w:t>http://www.mysqltutorial.org/mysql-sample-database.aspx</w:t>
+      </w:r>
+    </w:p>
+    <w:p>
+      <w:pPr>
+        <w:autoSpaceDN w:val="0"/>
+        <w:autoSpaceDE w:val="0"/>
+        <w:widowControl/>
+        <w:spacing w:line="320" w:lineRule="exact" w:before="362" w:after="0"/>
+        <w:ind w:left="382" w:right="0" w:firstLine="0"/>
+        <w:jc w:val="left"/>
+      </w:pPr>
+      <w:r>
+        <w:rPr>
+          <w:rFonts w:ascii="TimesNewRomanPSMT" w:hAnsi="TimesNewRomanPSMT" w:eastAsia="TimesNewRomanPSMT"/>
+          <w:b w:val="0"/>
+          <w:i w:val="0"/>
+          <w:color w:val="000000"/>
+          <w:sz w:val="24"/>
+        </w:rPr>
+        <w:t xml:space="preserve">Giả sử file </w:t>
+      </w:r>
+      <w:r>
+        <w:rPr>
+          <w:rFonts w:ascii="Times New Roman" w:hAnsi="Times New Roman" w:eastAsia="Times New Roman"/>
+          <w:b w:val="0"/>
+          <w:i/>
+          <w:color w:val="000000"/>
+          <w:sz w:val="24"/>
+        </w:rPr>
+        <w:t>sampledatabase.sql</w:t>
       </w:r>
       <w:r>
         <w:rPr>
@@ -1029,7 +893,37 @@
           <w:color w:val="000000"/>
           <w:sz w:val="24"/>
         </w:rPr>
-        <w:t xml:space="preserve">giá trị vào sai vị trí. Do đó cách tốt để tránh điều này là xác định tên cột đi kèm với dữ </w:t>
+        <w:t xml:space="preserve"> được đặt trong thư mục gốc ổ C: </w:t>
+      </w:r>
+    </w:p>
+    <w:p>
+      <w:pPr>
+        <w:autoSpaceDN w:val="0"/>
+        <w:autoSpaceDE w:val="0"/>
+        <w:widowControl/>
+        <w:spacing w:line="296" w:lineRule="exact" w:before="358" w:after="0"/>
+        <w:ind w:left="392" w:right="432" w:hanging="10"/>
+        <w:jc w:val="left"/>
+      </w:pPr>
+      <w:r>
+        <w:rPr>
+          <w:rFonts w:ascii="TimesNewRomanPSMT" w:hAnsi="TimesNewRomanPSMT" w:eastAsia="TimesNewRomanPSMT"/>
+          <w:b w:val="0"/>
+          <w:i w:val="0"/>
+          <w:color w:val="000000"/>
+          <w:sz w:val="24"/>
+        </w:rPr>
+        <w:t xml:space="preserve">Đăng nhập vào MySQL server từ chương trình khách </w:t>
+      </w:r>
+      <w:r>
+        <w:rPr>
+          <w:rFonts w:ascii="Times New Roman" w:hAnsi="Times New Roman" w:eastAsia="Times New Roman"/>
+          <w:b w:val="0"/>
+          <w:i/>
+          <w:color w:val="000000"/>
+          <w:sz w:val="24"/>
+        </w:rPr>
+        <w:t>mysql.exe</w:t>
       </w:r>
       <w:r>
         <w:rPr>
@@ -1039,7 +933,17 @@
           <w:color w:val="000000"/>
           <w:sz w:val="24"/>
         </w:rPr>
-        <w:t xml:space="preserve">liệu khi thêm dữ liệu vào bảng. </w:t>
+        <w:t xml:space="preserve"> sử dụng tài khoản </w:t>
+      </w:r>
+      <w:r>
+        <w:rPr>
+          <w:rFonts w:ascii="TimesNewRomanPSMT" w:hAnsi="TimesNewRomanPSMT" w:eastAsia="TimesNewRomanPSMT"/>
+          <w:b w:val="0"/>
+          <w:i w:val="0"/>
+          <w:color w:val="000000"/>
+          <w:sz w:val="24"/>
+        </w:rPr>
+        <w:t xml:space="preserve">root </w:t>
       </w:r>
     </w:p>
     <w:p>
@@ -1047,8 +951,138 @@
         <w:autoSpaceDN w:val="0"/>
         <w:autoSpaceDE w:val="0"/>
         <w:widowControl/>
-        <w:spacing w:line="344" w:lineRule="exact" w:before="294" w:after="0"/>
-        <w:ind w:left="262" w:right="1152" w:firstLine="10"/>
+        <w:spacing w:line="266" w:lineRule="exact" w:before="368" w:after="0"/>
+        <w:ind w:left="382" w:right="0" w:firstLine="0"/>
+        <w:jc w:val="left"/>
+      </w:pPr>
+      <w:r>
+        <w:rPr>
+          <w:rFonts w:ascii="TimesNewRomanPSMT" w:hAnsi="TimesNewRomanPSMT" w:eastAsia="TimesNewRomanPSMT"/>
+          <w:b w:val="0"/>
+          <w:i w:val="0"/>
+          <w:color w:val="000000"/>
+          <w:sz w:val="24"/>
+        </w:rPr>
+        <w:t xml:space="preserve">Từ dấu nhắc mysql&gt; thi hành câu lệnh sau: </w:t>
+      </w:r>
+    </w:p>
+    <w:p>
+      <w:pPr>
+        <w:autoSpaceDN w:val="0"/>
+        <w:autoSpaceDE w:val="0"/>
+        <w:widowControl/>
+        <w:spacing w:line="240" w:lineRule="auto" w:before="362" w:after="0"/>
+        <w:ind w:left="382" w:right="0" w:firstLine="0"/>
+        <w:jc w:val="left"/>
+      </w:pPr>
+      <w:r>
+        <w:rPr>
+          <w:rFonts w:ascii="Courier New" w:hAnsi="Courier New" w:eastAsia="Courier New"/>
+          <w:b w:val="0"/>
+          <w:i w:val="0"/>
+          <w:color w:val="000000"/>
+          <w:sz w:val="24"/>
+        </w:rPr>
+        <w:t xml:space="preserve">source c:\sampledatabase.sql </w:t>
+      </w:r>
+    </w:p>
+    <w:p>
+      <w:pPr>
+        <w:autoSpaceDN w:val="0"/>
+        <w:autoSpaceDE w:val="0"/>
+        <w:widowControl/>
+        <w:spacing w:line="292" w:lineRule="exact" w:before="382" w:after="0"/>
+        <w:ind w:left="382" w:right="0" w:firstLine="0"/>
+        <w:jc w:val="left"/>
+      </w:pPr>
+      <w:r>
+        <w:rPr>
+          <w:rFonts w:ascii="TimesNewRomanPSMT" w:hAnsi="TimesNewRomanPSMT" w:eastAsia="TimesNewRomanPSMT"/>
+          <w:b w:val="0"/>
+          <w:i w:val="0"/>
+          <w:color w:val="000000"/>
+          <w:sz w:val="24"/>
+        </w:rPr>
+        <w:t xml:space="preserve">Cơ sở dữ liệu được tạo ra có tên là </w:t>
+      </w:r>
+      <w:r>
+        <w:rPr>
+          <w:rFonts w:ascii="Times New Roman" w:hAnsi="Times New Roman" w:eastAsia="Times New Roman"/>
+          <w:b w:val="0"/>
+          <w:i/>
+          <w:color w:val="000000"/>
+          <w:sz w:val="24"/>
+        </w:rPr>
+        <w:t xml:space="preserve">classicmodels </w:t>
+      </w:r>
+    </w:p>
+    <w:p>
+      <w:pPr>
+        <w:autoSpaceDN w:val="0"/>
+        <w:autoSpaceDE w:val="0"/>
+        <w:widowControl/>
+        <w:spacing w:line="197" w:lineRule="auto" w:before="432" w:after="0"/>
+        <w:ind w:left="392" w:right="0" w:firstLine="0"/>
+        <w:jc w:val="left"/>
+      </w:pPr>
+      <w:r>
+        <w:rPr>
+          <w:rFonts w:ascii="Calibri" w:hAnsi="Calibri" w:eastAsia="Calibri"/>
+          <w:b/>
+          <w:i w:val="0"/>
+          <w:color w:val="000000"/>
+          <w:sz w:val="22"/>
+        </w:rPr>
+        <w:t>2.</w:t>
+      </w:r>
+      <w:r>
+        <w:rPr>
+          <w:rFonts w:ascii="Calibri" w:hAnsi="Calibri" w:eastAsia="Calibri"/>
+          <w:b/>
+          <w:i w:val="0"/>
+          <w:color w:val="000000"/>
+          <w:sz w:val="22"/>
+        </w:rPr>
+        <w:t xml:space="preserve">Thực hiện truy vấn với câu lệnh SELECT </w:t>
+      </w:r>
+    </w:p>
+    <w:p>
+      <w:pPr>
+        <w:autoSpaceDN w:val="0"/>
+        <w:autoSpaceDE w:val="0"/>
+        <w:widowControl/>
+        <w:spacing w:line="380" w:lineRule="exact" w:before="48" w:after="0"/>
+        <w:ind w:left="392" w:right="720" w:hanging="10"/>
+        <w:jc w:val="left"/>
+      </w:pPr>
+      <w:r>
+        <w:rPr>
+          <w:rFonts w:ascii="TimesNewRomanPSMT" w:hAnsi="TimesNewRomanPSMT" w:eastAsia="TimesNewRomanPSMT"/>
+          <w:b w:val="0"/>
+          <w:i w:val="0"/>
+          <w:color w:val="2B2B2B"/>
+          <w:sz w:val="24"/>
+        </w:rPr>
+        <w:t xml:space="preserve">Trong phần này,  sẽ học cách sử dụng mệnh đề SELECT để truy vấn dữ liệu từ các </w:t>
+      </w:r>
+      <w:r>
+        <w:rPr>
+          <w:rFonts w:ascii="TimesNewRomanPSMT" w:hAnsi="TimesNewRomanPSMT" w:eastAsia="TimesNewRomanPSMT"/>
+          <w:b w:val="0"/>
+          <w:i w:val="0"/>
+          <w:color w:val="2B2B2B"/>
+          <w:sz w:val="24"/>
+        </w:rPr>
+        <w:t xml:space="preserve">bảng cơ sở dữ liệu. </w:t>
+      </w:r>
+    </w:p>
+    <w:p>
+      <w:pPr>
+        <w:autoSpaceDN w:val="0"/>
+        <w:autoSpaceDE w:val="0"/>
+        <w:widowControl/>
+        <w:spacing w:line="245" w:lineRule="auto" w:before="420" w:after="0"/>
+        <w:ind w:left="382" w:right="3888" w:firstLine="10"/>
         <w:jc w:val="left"/>
       </w:pPr>
       <w:r>
@@ -1059,54 +1093,7 @@
           <w:color w:val="000000"/>
           <w:sz w:val="22"/>
         </w:rPr>
-        <w:t xml:space="preserve">Thêm nhiều dòng với lệnh SELECT </w:t>
-      </w:r>
-      <w:r>
-        <w:br/>
-      </w:r>
-      <w:r>
-        <w:rPr>
-          <w:rFonts w:ascii="TimesNewRomanPSMT" w:hAnsi="TimesNewRomanPSMT" w:eastAsia="TimesNewRomanPSMT"/>
-          <w:b w:val="0"/>
-          <w:i w:val="0"/>
-          <w:color w:val="000000"/>
-          <w:sz w:val="24"/>
-        </w:rPr>
-        <w:t xml:space="preserve">Ngoài ra thay vì cung cấp dữ liệu trực tiếp, có thể chọn từ các bảng khác sử dụng câu </w:t>
-      </w:r>
-      <w:r>
-        <w:rPr>
-          <w:rFonts w:ascii="TimesNewRomanPSMT" w:hAnsi="TimesNewRomanPSMT" w:eastAsia="TimesNewRomanPSMT"/>
-          <w:b w:val="0"/>
-          <w:i w:val="0"/>
-          <w:color w:val="000000"/>
-          <w:sz w:val="24"/>
-        </w:rPr>
-        <w:t xml:space="preserve">lệnh SELECT. </w:t>
-      </w:r>
-    </w:p>
-    <w:p>
-      <w:pPr>
-        <w:autoSpaceDN w:val="0"/>
-        <w:tabs>
-          <w:tab w:pos="1042" w:val="left"/>
-          <w:tab w:pos="1222" w:val="left"/>
-        </w:tabs>
-        <w:autoSpaceDE w:val="0"/>
-        <w:widowControl/>
-        <w:spacing w:line="390" w:lineRule="exact" w:before="286" w:after="0"/>
-        <w:ind w:left="526" w:right="5616" w:firstLine="0"/>
-        <w:jc w:val="left"/>
-      </w:pPr>
-      <w:r>
-        <w:rPr>
-          <w:rFonts w:ascii="Courier New" w:hAnsi="Courier New" w:eastAsia="Courier New"/>
-          <w:b w:val="0"/>
-          <w:i w:val="0"/>
-          <w:color w:val="000000"/>
-          <w:sz w:val="24"/>
-        </w:rPr>
-        <w:t xml:space="preserve"> INSERT INTO table_name  </w:t>
+        <w:t xml:space="preserve">Cú pháp SELECT </w:t>
       </w:r>
       <w:r>
         <w:br/>
@@ -1119,26 +1106,7 @@
           <w:color w:val="000000"/>
           <w:sz w:val="24"/>
         </w:rPr>
-        <w:t xml:space="preserve"> [(column_name,...)] </w:t>
-      </w:r>
-      <w:r>
-        <w:br/>
-      </w:r>
-      <w:r>
-        <w:tab/>
-      </w:r>
-      <w:r>
-        <w:tab/>
-      </w:r>
-      <w:r>
-        <w:rPr>
-          <w:rFonts w:ascii="TimesNewRomanPSMT" w:hAnsi="TimesNewRomanPSMT" w:eastAsia="TimesNewRomanPSMT"/>
-          <w:b w:val="0"/>
-          <w:i w:val="0"/>
-          <w:color w:val="000000"/>
-          <w:sz w:val="24"/>
-        </w:rPr>
-        <w:t xml:space="preserve"> &lt;SELECT statement&gt;; </w:t>
+        <w:t xml:space="preserve">SELECT tên cột 1, tên cột 2, ... </w:t>
       </w:r>
     </w:p>
     <w:p>
@@ -1146,81 +1114,8 @@
         <w:autoSpaceDN w:val="0"/>
         <w:autoSpaceDE w:val="0"/>
         <w:widowControl/>
-        <w:spacing w:line="384" w:lineRule="exact" w:before="292" w:after="0"/>
-        <w:ind w:left="272" w:right="1220" w:hanging="10"/>
-        <w:jc w:val="both"/>
-      </w:pPr>
-      <w:r>
-        <w:rPr>
-          <w:rFonts w:ascii="TimesNewRomanPSMT" w:hAnsi="TimesNewRomanPSMT" w:eastAsia="TimesNewRomanPSMT"/>
-          <w:b w:val="0"/>
-          <w:i w:val="0"/>
-          <w:color w:val="000000"/>
-          <w:sz w:val="24"/>
-        </w:rPr>
-        <w:t xml:space="preserve">Không giống với cách trước, cách này cho phép tạo nhiều dòng dữ liệu với. Danh sách </w:t>
-      </w:r>
-      <w:r>
-        <w:rPr>
-          <w:rFonts w:ascii="TimesNewRomanPSMT" w:hAnsi="TimesNewRomanPSMT" w:eastAsia="TimesNewRomanPSMT"/>
-          <w:b w:val="0"/>
-          <w:i w:val="0"/>
-          <w:color w:val="000000"/>
-          <w:sz w:val="24"/>
-        </w:rPr>
-        <w:t xml:space="preserve">các cột kết quả của lệnh SELECT phải trùng với danh sách các cột của bảng. Cũng </w:t>
-      </w:r>
-      <w:r>
-        <w:rPr>
-          <w:rFonts w:ascii="TimesNewRomanPSMT" w:hAnsi="TimesNewRomanPSMT" w:eastAsia="TimesNewRomanPSMT"/>
-          <w:b w:val="0"/>
-          <w:i w:val="0"/>
-          <w:color w:val="000000"/>
-          <w:sz w:val="24"/>
-        </w:rPr>
-        <w:t xml:space="preserve">giống như cách trước, các cột không xác định sẽ được gán giá trị ngầm ngậm của cột. </w:t>
-      </w:r>
-    </w:p>
-    <w:p>
-      <w:pPr>
-        <w:autoSpaceDN w:val="0"/>
-        <w:autoSpaceDE w:val="0"/>
-        <w:widowControl/>
-        <w:spacing w:line="266" w:lineRule="exact" w:before="384" w:after="0"/>
-        <w:ind w:left="262" w:right="0" w:firstLine="0"/>
-        <w:jc w:val="left"/>
-      </w:pPr>
-      <w:r>
-        <w:rPr>
-          <w:rFonts w:ascii="Times New Roman" w:hAnsi="Times New Roman" w:eastAsia="Times New Roman"/>
-          <w:b/>
-          <w:i w:val="0"/>
-          <w:color w:val="000000"/>
-          <w:sz w:val="24"/>
-        </w:rPr>
-        <w:t>Ví dụ</w:t>
-      </w:r>
-      <w:r>
-        <w:rPr>
-          <w:rFonts w:ascii="TimesNewRomanPSMT" w:hAnsi="TimesNewRomanPSMT" w:eastAsia="TimesNewRomanPSMT"/>
-          <w:b w:val="0"/>
-          <w:i w:val="0"/>
-          <w:color w:val="000000"/>
-          <w:sz w:val="24"/>
-        </w:rPr>
-        <w:t xml:space="preserve">: tạo một bảng tạm và thêm vào tất cả các offices tại US </w:t>
-      </w:r>
-    </w:p>
-    <w:p>
-      <w:pPr>
-        <w:autoSpaceDN w:val="0"/>
-        <w:tabs>
-          <w:tab w:pos="382" w:val="left"/>
-        </w:tabs>
-        <w:autoSpaceDE w:val="0"/>
-        <w:widowControl/>
-        <w:spacing w:line="331" w:lineRule="auto" w:before="420" w:after="0"/>
-        <w:ind w:left="322" w:right="5472" w:firstLine="0"/>
+        <w:spacing w:line="322" w:lineRule="auto" w:before="110" w:after="0"/>
+        <w:ind w:left="382" w:right="4464" w:firstLine="0"/>
         <w:jc w:val="left"/>
       </w:pPr>
       <w:r>
@@ -1231,7 +1126,7 @@
           <w:color w:val="000000"/>
           <w:sz w:val="24"/>
         </w:rPr>
-        <w:t xml:space="preserve">INSERT INTO temp_table </w:t>
+        <w:t xml:space="preserve">FROM các bảng </w:t>
       </w:r>
       <w:r>
         <w:br/>
@@ -1244,7 +1139,7 @@
           <w:color w:val="000000"/>
           <w:sz w:val="24"/>
         </w:rPr>
-        <w:t xml:space="preserve">SELECT * </w:t>
+        <w:t xml:space="preserve">[WHERE điều kiện chọn] </w:t>
       </w:r>
       <w:r>
         <w:br/>
@@ -1257,7 +1152,7 @@
           <w:color w:val="000000"/>
           <w:sz w:val="24"/>
         </w:rPr>
-        <w:t xml:space="preserve">FROM classicmodels.offices </w:t>
+        <w:t xml:space="preserve">[GROUP BY nhóm] </w:t>
       </w:r>
       <w:r>
         <w:br/>
@@ -1270,27 +1165,10 @@
           <w:color w:val="000000"/>
           <w:sz w:val="24"/>
         </w:rPr>
-        <w:t>WHERE country = 'USA'</w:t>
+        <w:t xml:space="preserve">[HAVING điều kiện chọn nhóm] </w:t>
       </w:r>
-    </w:p>
-    <w:p>
-      <w:pPr>
-        <w:autoSpaceDN w:val="0"/>
-        <w:autoSpaceDE w:val="0"/>
-        <w:widowControl/>
-        <w:spacing w:line="596" w:lineRule="exact" w:before="220" w:after="0"/>
-        <w:ind w:left="262" w:right="3600" w:firstLine="0"/>
-        <w:jc w:val="left"/>
-      </w:pPr>
       <w:r>
-        <w:rPr>
-          <w:rFonts w:ascii="TimesNewRomanPSMT" w:hAnsi="TimesNewRomanPSMT" w:eastAsia="TimesNewRomanPSMT"/>
-          <w:b w:val="0"/>
-          <w:i w:val="0"/>
-          <w:color w:val="000000"/>
-          <w:sz w:val="24"/>
-        </w:rPr>
-        <w:t xml:space="preserve">Có thể kiểm tra kết quả của lệnh trên bằng câu lệnh truy vấn: </w:t>
+        <w:br/>
       </w:r>
       <w:r>
         <w:rPr>
@@ -1300,14 +1178,209 @@
           <w:color w:val="000000"/>
           <w:sz w:val="24"/>
         </w:rPr>
-        <w:t xml:space="preserve">SELECT * FROM classicmodels.temp_table </w:t>
+        <w:t xml:space="preserve">[ORDER BY các cột sắp xếp] </w:t>
+      </w:r>
+      <w:r>
+        <w:br/>
+      </w:r>
+      <w:r>
+        <w:rPr>
+          <w:rFonts w:ascii="Courier New" w:hAnsi="Courier New" w:eastAsia="Courier New"/>
+          <w:b w:val="0"/>
+          <w:i w:val="0"/>
+          <w:color w:val="000000"/>
+          <w:sz w:val="24"/>
+        </w:rPr>
+        <w:t xml:space="preserve">[LIMIT giới hạn số lượng]; </w:t>
+      </w:r>
+    </w:p>
+    <w:p>
+      <w:pPr>
+        <w:autoSpaceDN w:val="0"/>
+        <w:tabs>
+          <w:tab w:pos="1074" w:val="left"/>
+        </w:tabs>
+        <w:autoSpaceDE w:val="0"/>
+        <w:widowControl/>
+        <w:spacing w:line="360" w:lineRule="exact" w:before="290" w:after="0"/>
+        <w:ind w:left="734" w:right="720" w:firstLine="0"/>
+        <w:jc w:val="left"/>
+      </w:pPr>
+      <w:r>
+        <w:rPr>
+          <w:rFonts w:ascii="ArialMT" w:hAnsi="ArialMT" w:eastAsia="ArialMT"/>
+          <w:b w:val="0"/>
+          <w:i w:val="0"/>
+          <w:color w:val="2B2B2B"/>
+          <w:sz w:val="24"/>
+        </w:rPr>
+        <w:t xml:space="preserve">• </w:t>
+      </w:r>
+      <w:r>
+        <w:rPr>
+          <w:rFonts w:ascii="TimesNewRomanPSMT" w:hAnsi="TimesNewRomanPSMT" w:eastAsia="TimesNewRomanPSMT"/>
+          <w:b w:val="0"/>
+          <w:i w:val="0"/>
+          <w:color w:val="2B2B2B"/>
+          <w:sz w:val="24"/>
+        </w:rPr>
+        <w:t xml:space="preserve">Trong một truy vấn SELECT có nhiều yếu tố tùy chọn mà  có thể sử dụng. </w:t>
+      </w:r>
+      <w:r>
+        <w:tab/>
+      </w:r>
+      <w:r>
+        <w:rPr>
+          <w:rFonts w:ascii="TimesNewRomanPSMT" w:hAnsi="TimesNewRomanPSMT" w:eastAsia="TimesNewRomanPSMT"/>
+          <w:b w:val="0"/>
+          <w:i w:val="0"/>
+          <w:color w:val="2B2B2B"/>
+          <w:sz w:val="24"/>
+        </w:rPr>
+        <w:t xml:space="preserve">Các tùy chọn được đặt trong dấu ngoặc vuông []. </w:t>
+      </w:r>
+    </w:p>
+    <w:p>
+      <w:pPr>
+        <w:autoSpaceDN w:val="0"/>
+        <w:tabs>
+          <w:tab w:pos="1074" w:val="left"/>
+        </w:tabs>
+        <w:autoSpaceDE w:val="0"/>
+        <w:widowControl/>
+        <w:spacing w:line="358" w:lineRule="exact" w:before="90" w:after="0"/>
+        <w:ind w:left="734" w:right="720" w:firstLine="0"/>
+        <w:jc w:val="left"/>
+      </w:pPr>
+      <w:r>
+        <w:rPr>
+          <w:rFonts w:ascii="ArialMT" w:hAnsi="ArialMT" w:eastAsia="ArialMT"/>
+          <w:b w:val="0"/>
+          <w:i w:val="0"/>
+          <w:color w:val="2B2B2B"/>
+          <w:sz w:val="24"/>
+        </w:rPr>
+        <w:t xml:space="preserve">• </w:t>
+      </w:r>
+      <w:r>
+        <w:rPr>
+          <w:rFonts w:ascii="TimesNewRomanPSMT" w:hAnsi="TimesNewRomanPSMT" w:eastAsia="TimesNewRomanPSMT"/>
+          <w:b w:val="0"/>
+          <w:i w:val="0"/>
+          <w:color w:val="2B2B2B"/>
+          <w:sz w:val="24"/>
+        </w:rPr>
+        <w:t xml:space="preserve">Thứ tự xuất hiện của các từ khoá WHERE, GROUP BY, HAVING, </w:t>
+      </w:r>
+      <w:r>
+        <w:tab/>
+      </w:r>
+      <w:r>
+        <w:rPr>
+          <w:rFonts w:ascii="TimesNewRomanPSMT" w:hAnsi="TimesNewRomanPSMT" w:eastAsia="TimesNewRomanPSMT"/>
+          <w:b w:val="0"/>
+          <w:i w:val="0"/>
+          <w:color w:val="2B2B2B"/>
+          <w:sz w:val="24"/>
+        </w:rPr>
+        <w:t xml:space="preserve">ORDER BY và LIMIT phải theo đúng thứ tự trên. </w:t>
+      </w:r>
+    </w:p>
+    <w:p>
+      <w:pPr>
+        <w:autoSpaceDN w:val="0"/>
+        <w:autoSpaceDE w:val="0"/>
+        <w:widowControl/>
+        <w:spacing w:line="380" w:lineRule="exact" w:before="380" w:after="0"/>
+        <w:ind w:left="392" w:right="720" w:hanging="10"/>
+        <w:jc w:val="left"/>
+      </w:pPr>
+      <w:r>
+        <w:rPr>
+          <w:rFonts w:ascii="TimesNewRomanPSMT" w:hAnsi="TimesNewRomanPSMT" w:eastAsia="TimesNewRomanPSMT"/>
+          <w:b w:val="0"/>
+          <w:i w:val="0"/>
+          <w:color w:val="2B2B2B"/>
+          <w:sz w:val="24"/>
+        </w:rPr>
+        <w:t xml:space="preserve">Để chọn tất cả các cột trong một bảng  có thể sử dụng dấu sao (*) ký hiệu thay vì </w:t>
+      </w:r>
+      <w:r>
+        <w:rPr>
+          <w:rFonts w:ascii="TimesNewRomanPSMT" w:hAnsi="TimesNewRomanPSMT" w:eastAsia="TimesNewRomanPSMT"/>
+          <w:b w:val="0"/>
+          <w:i w:val="0"/>
+          <w:color w:val="2B2B2B"/>
+          <w:sz w:val="24"/>
+        </w:rPr>
+        <w:t xml:space="preserve">liệt kê tất cả các tên cột sau từ khoá SELECT. </w:t>
+      </w:r>
+    </w:p>
+    <w:p>
+      <w:pPr>
+        <w:autoSpaceDN w:val="0"/>
+        <w:autoSpaceDE w:val="0"/>
+        <w:widowControl/>
+        <w:spacing w:line="364" w:lineRule="exact" w:before="38" w:after="0"/>
+        <w:ind w:left="392" w:right="720" w:hanging="10"/>
+        <w:jc w:val="left"/>
+      </w:pPr>
+      <w:r>
+        <w:rPr>
+          <w:rFonts w:ascii="Times New Roman" w:hAnsi="Times New Roman" w:eastAsia="Times New Roman"/>
+          <w:b/>
+          <w:i w:val="0"/>
+          <w:color w:val="2B2B2B"/>
+          <w:sz w:val="24"/>
+        </w:rPr>
+        <w:t>Ví dụ:</w:t>
+      </w:r>
+      <w:r>
+        <w:rPr>
+          <w:rFonts w:ascii="TimesNewRomanPSMT" w:hAnsi="TimesNewRomanPSMT" w:eastAsia="TimesNewRomanPSMT"/>
+          <w:b w:val="0"/>
+          <w:i w:val="0"/>
+          <w:color w:val="2B2B2B"/>
+          <w:sz w:val="24"/>
+        </w:rPr>
+        <w:t xml:space="preserve"> nếu  cần phải truy vấn tất cả các thông tin về nhân viên,  có thể sử dụng </w:t>
+      </w:r>
+      <w:r>
+        <w:rPr>
+          <w:rFonts w:ascii="TimesNewRomanPSMT" w:hAnsi="TimesNewRomanPSMT" w:eastAsia="TimesNewRomanPSMT"/>
+          <w:b w:val="0"/>
+          <w:i w:val="0"/>
+          <w:color w:val="2B2B2B"/>
+          <w:sz w:val="24"/>
+        </w:rPr>
+        <w:t xml:space="preserve">truy vấn sau đây: </w:t>
+      </w:r>
+    </w:p>
+    <w:p>
+      <w:pPr>
+        <w:autoSpaceDN w:val="0"/>
+        <w:autoSpaceDE w:val="0"/>
+        <w:widowControl/>
+        <w:spacing w:line="240" w:lineRule="auto" w:before="318" w:after="0"/>
+        <w:ind w:left="382" w:right="0" w:firstLine="0"/>
+        <w:jc w:val="left"/>
+      </w:pPr>
+      <w:r>
+        <w:rPr>
+          <w:rFonts w:ascii="Courier New" w:hAnsi="Courier New" w:eastAsia="Courier New"/>
+          <w:b w:val="0"/>
+          <w:i w:val="0"/>
+          <w:color w:val="000000"/>
+          <w:sz w:val="24"/>
+        </w:rPr>
+        <w:t xml:space="preserve">SELECT * FROM employees </w:t>
       </w:r>
     </w:p>
     <w:p>
       <w:pPr>
         <w:sectPr>
           <w:pgSz w:w="11906" w:h="16841"/>
-          <w:pgMar w:top="572" w:right="684" w:bottom="1052" w:left="1440" w:header="720" w:footer="720" w:gutter="0"/>
+          <w:pgMar w:top="552" w:right="1440" w:bottom="1236" w:left="1440" w:header="720" w:footer="720" w:gutter="0"/>
           <w:cols/>
           <w:docGrid w:linePitch="360"/>
         </w:sectPr>
@@ -1334,8 +1407,8 @@
       <w:r>
         <w:drawing>
           <wp:inline xmlns:a="http://schemas.openxmlformats.org/drawingml/2006/main" xmlns:pic="http://schemas.openxmlformats.org/drawingml/2006/picture">
-            <wp:extent cx="6228080" cy="955040"/>
-            <wp:docPr id="2" name="Picture 2"/>
+            <wp:extent cx="6254750" cy="2722880"/>
+            <wp:docPr id="4" name="Picture 4"/>
             <wp:cNvGraphicFramePr>
               <a:graphicFrameLocks noChangeAspect="1"/>
             </wp:cNvGraphicFramePr>
@@ -1347,7 +1420,7 @@
                     <pic:cNvPicPr/>
                   </pic:nvPicPr>
                   <pic:blipFill>
-                    <a:blip r:embed="rId10"/>
+                    <a:blip r:embed="rId11"/>
                     <a:stretch>
                       <a:fillRect/>
                     </a:stretch>
@@ -1355,7 +1428,7 @@
                   <pic:spPr>
                     <a:xfrm>
                       <a:off x="0" y="0"/>
-                      <a:ext cx="6228080" cy="955040"/>
+                      <a:ext cx="6254750" cy="2722880"/>
                     </a:xfrm>
                     <a:prstGeom prst="rect"/>
                   </pic:spPr>
@@ -1371,8 +1444,368 @@
         <w:autoSpaceDN w:val="0"/>
         <w:autoSpaceDE w:val="0"/>
         <w:widowControl/>
-        <w:spacing w:line="368" w:lineRule="exact" w:before="38" w:after="0"/>
-        <w:ind w:left="262" w:right="1152" w:firstLine="10"/>
+        <w:spacing w:line="402" w:lineRule="exact" w:before="188" w:after="0"/>
+        <w:ind w:left="498" w:right="1152" w:hanging="10"/>
+        <w:jc w:val="left"/>
+      </w:pPr>
+      <w:r>
+        <w:rPr>
+          <w:rFonts w:ascii="TimesNewRomanPSMT" w:hAnsi="TimesNewRomanPSMT" w:eastAsia="TimesNewRomanPSMT"/>
+          <w:b w:val="0"/>
+          <w:i w:val="0"/>
+          <w:color w:val="000000"/>
+          <w:sz w:val="24"/>
+        </w:rPr>
+        <w:t xml:space="preserve">cũng có thể xem dữ liệu một phần của một bảng bằng cách liệt kê tên các cột sau từ </w:t>
+      </w:r>
+      <w:r>
+        <w:rPr>
+          <w:rFonts w:ascii="TimesNewRomanPSMT" w:hAnsi="TimesNewRomanPSMT" w:eastAsia="TimesNewRomanPSMT"/>
+          <w:b w:val="0"/>
+          <w:i w:val="0"/>
+          <w:color w:val="000000"/>
+          <w:sz w:val="24"/>
+        </w:rPr>
+        <w:t xml:space="preserve">khóa SELECT. Điều này được gọi là </w:t>
+      </w:r>
+      <w:r>
+        <w:rPr>
+          <w:rFonts w:ascii="Times New Roman" w:hAnsi="Times New Roman" w:eastAsia="Times New Roman"/>
+          <w:b w:val="0"/>
+          <w:i/>
+          <w:color w:val="000000"/>
+          <w:sz w:val="24"/>
+        </w:rPr>
+        <w:t>phép chiếu</w:t>
+      </w:r>
+      <w:r>
+        <w:rPr>
+          <w:rFonts w:ascii="TimesNewRomanPSMT" w:hAnsi="TimesNewRomanPSMT" w:eastAsia="TimesNewRomanPSMT"/>
+          <w:b w:val="0"/>
+          <w:i w:val="0"/>
+          <w:color w:val="000000"/>
+          <w:sz w:val="24"/>
+        </w:rPr>
+        <w:t xml:space="preserve">. </w:t>
+      </w:r>
+    </w:p>
+    <w:p>
+      <w:pPr>
+        <w:autoSpaceDN w:val="0"/>
+        <w:autoSpaceDE w:val="0"/>
+        <w:widowControl/>
+        <w:spacing w:line="368" w:lineRule="exact" w:before="280" w:after="0"/>
+        <w:ind w:left="498" w:right="1296" w:hanging="10"/>
+        <w:jc w:val="left"/>
+      </w:pPr>
+      <w:r>
+        <w:rPr>
+          <w:rFonts w:ascii="Times New Roman" w:hAnsi="Times New Roman" w:eastAsia="Times New Roman"/>
+          <w:b/>
+          <w:i w:val="0"/>
+          <w:color w:val="000000"/>
+          <w:sz w:val="24"/>
+        </w:rPr>
+        <w:t>Ví dụ:</w:t>
+      </w:r>
+      <w:r>
+        <w:rPr>
+          <w:rFonts w:ascii="TimesNewRomanPSMT" w:hAnsi="TimesNewRomanPSMT" w:eastAsia="TimesNewRomanPSMT"/>
+          <w:b w:val="0"/>
+          <w:i w:val="0"/>
+          <w:color w:val="000000"/>
+          <w:sz w:val="24"/>
+        </w:rPr>
+        <w:t xml:space="preserve"> nếu cần phải xem </w:t>
+      </w:r>
+      <w:r>
+        <w:rPr>
+          <w:rFonts w:ascii="Times New Roman" w:hAnsi="Times New Roman" w:eastAsia="Times New Roman"/>
+          <w:b w:val="0"/>
+          <w:i/>
+          <w:color w:val="000000"/>
+          <w:sz w:val="24"/>
+        </w:rPr>
+        <w:t>tên, họ và vị trí công việc</w:t>
+      </w:r>
+      <w:r>
+        <w:rPr>
+          <w:rFonts w:ascii="TimesNewRomanPSMT" w:hAnsi="TimesNewRomanPSMT" w:eastAsia="TimesNewRomanPSMT"/>
+          <w:b w:val="0"/>
+          <w:i w:val="0"/>
+          <w:color w:val="000000"/>
+          <w:sz w:val="24"/>
+        </w:rPr>
+        <w:t xml:space="preserve"> của nhân viên,  có thể sử dụng </w:t>
+      </w:r>
+      <w:r>
+        <w:rPr>
+          <w:rFonts w:ascii="TimesNewRomanPSMT" w:hAnsi="TimesNewRomanPSMT" w:eastAsia="TimesNewRomanPSMT"/>
+          <w:b w:val="0"/>
+          <w:i w:val="0"/>
+          <w:color w:val="000000"/>
+          <w:sz w:val="24"/>
+        </w:rPr>
+        <w:t xml:space="preserve">truy vấn sau đây: </w:t>
+      </w:r>
+    </w:p>
+    <w:p>
+      <w:pPr>
+        <w:autoSpaceDN w:val="0"/>
+        <w:autoSpaceDE w:val="0"/>
+        <w:widowControl/>
+        <w:spacing w:line="293" w:lineRule="auto" w:before="370" w:after="0"/>
+        <w:ind w:left="498" w:right="5328" w:hanging="10"/>
+        <w:jc w:val="left"/>
+      </w:pPr>
+      <w:r>
+        <w:rPr>
+          <w:rFonts w:ascii="Courier New" w:hAnsi="Courier New" w:eastAsia="Courier New"/>
+          <w:b w:val="0"/>
+          <w:i w:val="0"/>
+          <w:color w:val="000000"/>
+          <w:sz w:val="24"/>
+        </w:rPr>
+        <w:t xml:space="preserve">SELECT lastname, firstname, </w:t>
+      </w:r>
+      <w:r>
+        <w:br/>
+      </w:r>
+      <w:r>
+        <w:rPr>
+          <w:rFonts w:ascii="Courier New" w:hAnsi="Courier New" w:eastAsia="Courier New"/>
+          <w:b w:val="0"/>
+          <w:i w:val="0"/>
+          <w:color w:val="000000"/>
+          <w:sz w:val="24"/>
+        </w:rPr>
+        <w:t xml:space="preserve">jobtitle FROM Employees </w:t>
+      </w:r>
+    </w:p>
+    <w:p>
+      <w:pPr>
+        <w:autoSpaceDN w:val="0"/>
+        <w:autoSpaceDE w:val="0"/>
+        <w:widowControl/>
+        <w:spacing w:line="240" w:lineRule="auto" w:before="376" w:after="0"/>
+        <w:ind w:left="368" w:right="0" w:firstLine="0"/>
+        <w:jc w:val="left"/>
+      </w:pPr>
+      <w:r>
+        <w:drawing>
+          <wp:inline xmlns:a="http://schemas.openxmlformats.org/drawingml/2006/main" xmlns:pic="http://schemas.openxmlformats.org/drawingml/2006/picture">
+            <wp:extent cx="3371850" cy="3957320"/>
+            <wp:docPr id="5" name="Picture 5"/>
+            <wp:cNvGraphicFramePr>
+              <a:graphicFrameLocks noChangeAspect="1"/>
+            </wp:cNvGraphicFramePr>
+            <a:graphic>
+              <a:graphicData uri="http://schemas.openxmlformats.org/drawingml/2006/picture">
+                <pic:pic>
+                  <pic:nvPicPr>
+                    <pic:cNvPr id="0" name="image.png"/>
+                    <pic:cNvPicPr/>
+                  </pic:nvPicPr>
+                  <pic:blipFill>
+                    <a:blip r:embed="rId12"/>
+                    <a:stretch>
+                      <a:fillRect/>
+                    </a:stretch>
+                  </pic:blipFill>
+                  <pic:spPr>
+                    <a:xfrm>
+                      <a:off x="0" y="0"/>
+                      <a:ext cx="3371850" cy="3957320"/>
+                    </a:xfrm>
+                    <a:prstGeom prst="rect"/>
+                  </pic:spPr>
+                </pic:pic>
+              </a:graphicData>
+            </a:graphic>
+          </wp:inline>
+        </w:drawing>
+      </w:r>
+    </w:p>
+    <w:p>
+      <w:pPr>
+        <w:sectPr>
+          <w:pgSz w:w="11906" w:h="16841"/>
+          <w:pgMar w:top="568" w:right="702" w:bottom="886" w:left="1334" w:header="720" w:footer="720" w:gutter="0"/>
+          <w:cols/>
+          <w:docGrid w:linePitch="360"/>
+        </w:sectPr>
+      </w:pPr>
+    </w:p>
+    <w:p>
+      <w:pPr>
+        <w:autoSpaceDN w:val="0"/>
+        <w:autoSpaceDE w:val="0"/>
+        <w:widowControl/>
+        <w:spacing w:line="220" w:lineRule="exact" w:before="0" w:after="520"/>
+        <w:ind w:left="0" w:right="0"/>
+      </w:pPr>
+    </w:p>
+    <w:p>
+      <w:pPr>
+        <w:autoSpaceDN w:val="0"/>
+        <w:autoSpaceDE w:val="0"/>
+        <w:widowControl/>
+        <w:spacing w:line="342" w:lineRule="exact" w:before="0" w:after="0"/>
+        <w:ind w:left="392" w:right="720" w:hanging="10"/>
+        <w:jc w:val="left"/>
+      </w:pPr>
+      <w:r>
+        <w:rPr>
+          <w:rFonts w:ascii="Times New Roman" w:hAnsi="Times New Roman" w:eastAsia="Times New Roman"/>
+          <w:b/>
+          <w:i w:val="0"/>
+          <w:color w:val="2B2B2B"/>
+          <w:sz w:val="24"/>
+        </w:rPr>
+        <w:t xml:space="preserve">Ví dụ: </w:t>
+      </w:r>
+      <w:r>
+        <w:rPr>
+          <w:rFonts w:ascii="TimesNewRomanPSMT" w:hAnsi="TimesNewRomanPSMT" w:eastAsia="TimesNewRomanPSMT"/>
+          <w:b w:val="0"/>
+          <w:i w:val="0"/>
+          <w:color w:val="2B2B2B"/>
+          <w:sz w:val="24"/>
+        </w:rPr>
+        <w:t xml:space="preserve">Muốn lấy ra thông tin về </w:t>
+      </w:r>
+      <w:r>
+        <w:rPr>
+          <w:rFonts w:ascii="Times New Roman" w:hAnsi="Times New Roman" w:eastAsia="Times New Roman"/>
+          <w:b w:val="0"/>
+          <w:i/>
+          <w:color w:val="2B2B2B"/>
+          <w:sz w:val="24"/>
+        </w:rPr>
+        <w:t>mã sản phẩm</w:t>
+      </w:r>
+      <w:r>
+        <w:rPr>
+          <w:rFonts w:ascii="TimesNewRomanPSMT" w:hAnsi="TimesNewRomanPSMT" w:eastAsia="TimesNewRomanPSMT"/>
+          <w:b w:val="0"/>
+          <w:i w:val="0"/>
+          <w:color w:val="2B2B2B"/>
+          <w:sz w:val="24"/>
+        </w:rPr>
+        <w:t xml:space="preserve"> và </w:t>
+      </w:r>
+      <w:r>
+        <w:rPr>
+          <w:rFonts w:ascii="Times New Roman" w:hAnsi="Times New Roman" w:eastAsia="Times New Roman"/>
+          <w:b w:val="0"/>
+          <w:i/>
+          <w:color w:val="2B2B2B"/>
+          <w:sz w:val="24"/>
+        </w:rPr>
+        <w:t>tên sản phẩm</w:t>
+      </w:r>
+      <w:r>
+        <w:rPr>
+          <w:rFonts w:ascii="TimesNewRomanPSMT" w:hAnsi="TimesNewRomanPSMT" w:eastAsia="TimesNewRomanPSMT"/>
+          <w:b w:val="0"/>
+          <w:i w:val="0"/>
+          <w:color w:val="2B2B2B"/>
+          <w:sz w:val="24"/>
+        </w:rPr>
+        <w:t xml:space="preserve">, thực hiện truy vấn </w:t>
+      </w:r>
+      <w:r>
+        <w:rPr>
+          <w:rFonts w:ascii="TimesNewRomanPSMT" w:hAnsi="TimesNewRomanPSMT" w:eastAsia="TimesNewRomanPSMT"/>
+          <w:b w:val="0"/>
+          <w:i w:val="0"/>
+          <w:color w:val="2B2B2B"/>
+          <w:sz w:val="24"/>
+        </w:rPr>
+        <w:t xml:space="preserve">như sau: </w:t>
+      </w:r>
+    </w:p>
+    <w:p>
+      <w:pPr>
+        <w:autoSpaceDN w:val="0"/>
+        <w:autoSpaceDE w:val="0"/>
+        <w:widowControl/>
+        <w:spacing w:line="288" w:lineRule="auto" w:before="320" w:after="0"/>
+        <w:ind w:left="382" w:right="4032" w:firstLine="0"/>
+        <w:jc w:val="left"/>
+      </w:pPr>
+      <w:r>
+        <w:rPr>
+          <w:rFonts w:ascii="Courier New" w:hAnsi="Courier New" w:eastAsia="Courier New"/>
+          <w:b w:val="0"/>
+          <w:i w:val="0"/>
+          <w:color w:val="000000"/>
+          <w:sz w:val="24"/>
+        </w:rPr>
+        <w:t xml:space="preserve">SELECT ProductCode, ProductName </w:t>
+      </w:r>
+      <w:r>
+        <w:rPr>
+          <w:rFonts w:ascii="Courier New" w:hAnsi="Courier New" w:eastAsia="Courier New"/>
+          <w:b w:val="0"/>
+          <w:i w:val="0"/>
+          <w:color w:val="000000"/>
+          <w:sz w:val="24"/>
+        </w:rPr>
+        <w:t xml:space="preserve">FROM Products </w:t>
+      </w:r>
+    </w:p>
+    <w:p>
+      <w:pPr>
+        <w:autoSpaceDN w:val="0"/>
+        <w:autoSpaceDE w:val="0"/>
+        <w:widowControl/>
+        <w:spacing w:line="240" w:lineRule="auto" w:before="104" w:after="0"/>
+        <w:ind w:left="262" w:right="0" w:firstLine="0"/>
+        <w:jc w:val="left"/>
+      </w:pPr>
+      <w:r>
+        <w:drawing>
+          <wp:inline xmlns:a="http://schemas.openxmlformats.org/drawingml/2006/main" xmlns:pic="http://schemas.openxmlformats.org/drawingml/2006/picture">
+            <wp:extent cx="3688079" cy="3947159"/>
+            <wp:docPr id="6" name="Picture 6"/>
+            <wp:cNvGraphicFramePr>
+              <a:graphicFrameLocks noChangeAspect="1"/>
+            </wp:cNvGraphicFramePr>
+            <a:graphic>
+              <a:graphicData uri="http://schemas.openxmlformats.org/drawingml/2006/picture">
+                <pic:pic>
+                  <pic:nvPicPr>
+                    <pic:cNvPr id="0" name="image.png"/>
+                    <pic:cNvPicPr/>
+                  </pic:nvPicPr>
+                  <pic:blipFill>
+                    <a:blip r:embed="rId13"/>
+                    <a:stretch>
+                      <a:fillRect/>
+                    </a:stretch>
+                  </pic:blipFill>
+                  <pic:spPr>
+                    <a:xfrm>
+                      <a:off x="0" y="0"/>
+                      <a:ext cx="3688079" cy="3947159"/>
+                    </a:xfrm>
+                    <a:prstGeom prst="rect"/>
+                  </pic:spPr>
+                </pic:pic>
+              </a:graphicData>
+            </a:graphic>
+          </wp:inline>
+        </w:drawing>
+      </w:r>
+    </w:p>
+    <w:p>
+      <w:pPr>
+        <w:autoSpaceDN w:val="0"/>
+        <w:autoSpaceDE w:val="0"/>
+        <w:widowControl/>
+        <w:spacing w:line="358" w:lineRule="exact" w:before="208" w:after="0"/>
+        <w:ind w:left="382" w:right="720" w:firstLine="10"/>
         <w:jc w:val="left"/>
       </w:pPr>
       <w:r>
@@ -1383,7 +1816,7 @@
           <w:color w:val="000000"/>
           <w:sz w:val="22"/>
         </w:rPr>
-        <w:t>2.</w:t>
+        <w:t>3.</w:t>
       </w:r>
       <w:r>
         <w:rPr>
@@ -1393,7 +1826,7 @@
           <w:color w:val="000000"/>
           <w:sz w:val="22"/>
         </w:rPr>
-        <w:t xml:space="preserve">Câu lệnh UPDATE </w:t>
+        <w:t xml:space="preserve">Mệnh đề WHERE </w:t>
       </w:r>
       <w:r>
         <w:br/>
@@ -1406,7 +1839,7 @@
           <w:color w:val="000000"/>
           <w:sz w:val="24"/>
         </w:rPr>
-        <w:t xml:space="preserve">Câu lệnh UPDATE được sử dụng để cập nhật dữ liệu đã tồn tại trong các bảng của </w:t>
+        <w:t xml:space="preserve">Mệnh đề WHERE của câu lệnh SELECT cho phép chọn các hàng cụ thể phù hợp </w:t>
       </w:r>
       <w:r>
         <w:rPr>
@@ -1416,7 +1849,7 @@
           <w:color w:val="000000"/>
           <w:sz w:val="24"/>
         </w:rPr>
-        <w:t xml:space="preserve">CSDL. Câu lệnh có thể dùng để thay đổi các giá trị của một dòng, một nhóm các dòng </w:t>
+        <w:t xml:space="preserve">với điều kiện hoặc tiêu chí tìm kiếm. Sử dụng mệnh đề WHERE để lọc các bản </w:t>
       </w:r>
       <w:r>
         <w:rPr>
@@ -1426,7 +1859,27 @@
           <w:color w:val="000000"/>
           <w:sz w:val="24"/>
         </w:rPr>
-        <w:t xml:space="preserve">hoặc thậm chí tất cả các dòng trong một bảng. Cấu trúc của câu lệnh UPDATE như </w:t>
+        <w:t xml:space="preserve">ghi dựa trên một điều kiện nhất định. </w:t>
+      </w:r>
+    </w:p>
+    <w:p>
+      <w:pPr>
+        <w:autoSpaceDN w:val="0"/>
+        <w:autoSpaceDE w:val="0"/>
+        <w:widowControl/>
+        <w:spacing w:line="320" w:lineRule="exact" w:before="344" w:after="0"/>
+        <w:ind w:left="382" w:right="0" w:firstLine="0"/>
+        <w:jc w:val="left"/>
+      </w:pPr>
+      <w:r>
+        <w:rPr>
+          <w:rFonts w:ascii="Times New Roman" w:hAnsi="Times New Roman" w:eastAsia="Times New Roman"/>
+          <w:b/>
+          <w:i w:val="0"/>
+          <w:color w:val="000000"/>
+          <w:sz w:val="24"/>
+        </w:rPr>
+        <w:t>Ví dụ:</w:t>
       </w:r>
       <w:r>
         <w:rPr>
@@ -1436,7 +1889,7 @@
           <w:color w:val="000000"/>
           <w:sz w:val="24"/>
         </w:rPr>
-        <w:t xml:space="preserve">sau: </w:t>
+        <w:t xml:space="preserve">  có thể tìm thấy các chủ tịch của công ty bằng cách sử dụng truy vấn sau đây: </w:t>
       </w:r>
     </w:p>
     <w:p>
@@ -1444,8 +1897,8 @@
         <w:autoSpaceDN w:val="0"/>
         <w:autoSpaceDE w:val="0"/>
         <w:widowControl/>
-        <w:spacing w:line="240" w:lineRule="auto" w:before="398" w:after="0"/>
-        <w:ind w:left="322" w:right="0" w:firstLine="0"/>
+        <w:spacing w:line="305" w:lineRule="auto" w:before="344" w:after="0"/>
+        <w:ind w:left="382" w:right="3744" w:firstLine="0"/>
         <w:jc w:val="left"/>
       </w:pPr>
       <w:r>
@@ -1456,7 +1909,30 @@
           <w:color w:val="000000"/>
           <w:sz w:val="24"/>
         </w:rPr>
-        <w:t xml:space="preserve">UPDATE table_name [, table_name...] </w:t>
+        <w:t xml:space="preserve">SELECT FirstName, LastName, email </w:t>
+      </w:r>
+      <w:r>
+        <w:rPr>
+          <w:rFonts w:ascii="Courier New" w:hAnsi="Courier New" w:eastAsia="Courier New"/>
+          <w:b w:val="0"/>
+          <w:i w:val="0"/>
+          <w:color w:val="000000"/>
+          <w:sz w:val="24"/>
+        </w:rPr>
+        <w:t xml:space="preserve">FROM Employees </w:t>
+      </w:r>
+      <w:r>
+        <w:br/>
+      </w:r>
+      <w:r>
+        <w:rPr>
+          <w:rFonts w:ascii="Courier New" w:hAnsi="Courier New" w:eastAsia="Courier New"/>
+          <w:b w:val="0"/>
+          <w:i w:val="0"/>
+          <w:color w:val="000000"/>
+          <w:sz w:val="24"/>
+        </w:rPr>
+        <w:t xml:space="preserve">WHERE jobtitle = "President" </w:t>
       </w:r>
     </w:p>
     <w:p>
@@ -1464,8 +1940,101 @@
         <w:autoSpaceDN w:val="0"/>
         <w:autoSpaceDE w:val="0"/>
         <w:widowControl/>
-        <w:spacing w:line="240" w:lineRule="auto" w:before="178" w:after="0"/>
-        <w:ind w:left="322" w:right="0" w:firstLine="0"/>
+        <w:spacing w:line="240" w:lineRule="auto" w:before="374" w:after="0"/>
+        <w:ind w:left="326" w:right="0" w:firstLine="0"/>
+        <w:jc w:val="left"/>
+      </w:pPr>
+      <w:r>
+        <w:drawing>
+          <wp:inline xmlns:a="http://schemas.openxmlformats.org/drawingml/2006/main" xmlns:pic="http://schemas.openxmlformats.org/drawingml/2006/picture">
+            <wp:extent cx="4530090" cy="685800"/>
+            <wp:docPr id="7" name="Picture 7"/>
+            <wp:cNvGraphicFramePr>
+              <a:graphicFrameLocks noChangeAspect="1"/>
+            </wp:cNvGraphicFramePr>
+            <a:graphic>
+              <a:graphicData uri="http://schemas.openxmlformats.org/drawingml/2006/picture">
+                <pic:pic>
+                  <pic:nvPicPr>
+                    <pic:cNvPr id="0" name="image.png"/>
+                    <pic:cNvPicPr/>
+                  </pic:nvPicPr>
+                  <pic:blipFill>
+                    <a:blip r:embed="rId14"/>
+                    <a:stretch>
+                      <a:fillRect/>
+                    </a:stretch>
+                  </pic:blipFill>
+                  <pic:spPr>
+                    <a:xfrm>
+                      <a:off x="0" y="0"/>
+                      <a:ext cx="4530090" cy="685800"/>
+                    </a:xfrm>
+                    <a:prstGeom prst="rect"/>
+                  </pic:spPr>
+                </pic:pic>
+              </a:graphicData>
+            </a:graphic>
+          </wp:inline>
+        </w:drawing>
+      </w:r>
+    </w:p>
+    <w:p>
+      <w:pPr>
+        <w:autoSpaceDN w:val="0"/>
+        <w:autoSpaceDE w:val="0"/>
+        <w:widowControl/>
+        <w:spacing w:line="394" w:lineRule="exact" w:before="202" w:after="0"/>
+        <w:ind w:left="392" w:right="720" w:hanging="10"/>
+        <w:jc w:val="left"/>
+      </w:pPr>
+      <w:r>
+        <w:rPr>
+          <w:rFonts w:ascii="TimesNewRomanPSMT" w:hAnsi="TimesNewRomanPSMT" w:eastAsia="TimesNewRomanPSMT"/>
+          <w:b w:val="0"/>
+          <w:i w:val="0"/>
+          <w:color w:val="2B2B2B"/>
+          <w:sz w:val="24"/>
+        </w:rPr>
+        <w:t xml:space="preserve">Hoăc  có thể tìm ra các thông tin về tên của khách hàng có mã số 112 bằng truy </w:t>
+      </w:r>
+      <w:r>
+        <w:rPr>
+          <w:rFonts w:ascii="TimesNewRomanPSMT" w:hAnsi="TimesNewRomanPSMT" w:eastAsia="TimesNewRomanPSMT"/>
+          <w:b w:val="0"/>
+          <w:i w:val="0"/>
+          <w:color w:val="2B2B2B"/>
+          <w:sz w:val="24"/>
+        </w:rPr>
+        <w:t xml:space="preserve">vấn như sau: </w:t>
+      </w:r>
+    </w:p>
+    <w:p>
+      <w:pPr>
+        <w:sectPr>
+          <w:pgSz w:w="11906" w:h="16841"/>
+          <w:pgMar w:top="740" w:right="1440" w:bottom="628" w:left="1440" w:header="720" w:footer="720" w:gutter="0"/>
+          <w:cols/>
+          <w:docGrid w:linePitch="360"/>
+        </w:sectPr>
+      </w:pPr>
+    </w:p>
+    <w:p>
+      <w:pPr>
+        <w:autoSpaceDN w:val="0"/>
+        <w:autoSpaceDE w:val="0"/>
+        <w:widowControl/>
+        <w:spacing w:line="220" w:lineRule="exact" w:before="0" w:after="346"/>
+        <w:ind w:left="0" w:right="0"/>
+      </w:pPr>
+    </w:p>
+    <w:p>
+      <w:pPr>
+        <w:autoSpaceDN w:val="0"/>
+        <w:autoSpaceDE w:val="0"/>
+        <w:widowControl/>
+        <w:spacing w:line="305" w:lineRule="auto" w:before="0" w:after="0"/>
+        <w:ind w:left="382" w:right="6192" w:firstLine="0"/>
         <w:jc w:val="left"/>
       </w:pPr>
       <w:r>
@@ -1476,7 +2045,33 @@
           <w:color w:val="000000"/>
           <w:sz w:val="24"/>
         </w:rPr>
-        <w:t xml:space="preserve"> SET column_name1=expr1 </w:t>
+        <w:t xml:space="preserve">SELECT * </w:t>
+      </w:r>
+      <w:r>
+        <w:br/>
+      </w:r>
+      <w:r>
+        <w:rPr>
+          <w:rFonts w:ascii="Courier New" w:hAnsi="Courier New" w:eastAsia="Courier New"/>
+          <w:b w:val="0"/>
+          <w:i w:val="0"/>
+          <w:color w:val="000000"/>
+          <w:sz w:val="24"/>
+        </w:rPr>
+        <w:t xml:space="preserve">FROM Customers </w:t>
+      </w:r>
+      <w:r>
+        <w:br/>
+      </w:r>
+      <w:r>
+        <w:rPr>
+          <w:rFonts w:ascii="Courier New" w:hAnsi="Courier New" w:eastAsia="Courier New"/>
+          <w:b w:val="0"/>
+          <w:i w:val="0"/>
+          <w:color w:val="000000"/>
+          <w:sz w:val="24"/>
+        </w:rPr>
+        <w:t xml:space="preserve">WHERE customerNumber=112 </w:t>
       </w:r>
     </w:p>
     <w:p>
@@ -1484,8 +2079,72 @@
         <w:autoSpaceDN w:val="0"/>
         <w:autoSpaceDE w:val="0"/>
         <w:widowControl/>
-        <w:spacing w:line="240" w:lineRule="auto" w:before="198" w:after="0"/>
-        <w:ind w:left="898" w:right="0" w:firstLine="0"/>
+        <w:spacing w:line="240" w:lineRule="auto" w:before="308" w:after="0"/>
+        <w:ind w:left="158" w:right="0" w:firstLine="0"/>
+        <w:jc w:val="left"/>
+      </w:pPr>
+      <w:r>
+        <w:drawing>
+          <wp:inline xmlns:a="http://schemas.openxmlformats.org/drawingml/2006/main" xmlns:pic="http://schemas.openxmlformats.org/drawingml/2006/picture">
+            <wp:extent cx="6118860" cy="421639"/>
+            <wp:docPr id="8" name="Picture 8"/>
+            <wp:cNvGraphicFramePr>
+              <a:graphicFrameLocks noChangeAspect="1"/>
+            </wp:cNvGraphicFramePr>
+            <a:graphic>
+              <a:graphicData uri="http://schemas.openxmlformats.org/drawingml/2006/picture">
+                <pic:pic>
+                  <pic:nvPicPr>
+                    <pic:cNvPr id="0" name="image.png"/>
+                    <pic:cNvPicPr/>
+                  </pic:nvPicPr>
+                  <pic:blipFill>
+                    <a:blip r:embed="rId15"/>
+                    <a:stretch>
+                      <a:fillRect/>
+                    </a:stretch>
+                  </pic:blipFill>
+                  <pic:spPr>
+                    <a:xfrm>
+                      <a:off x="0" y="0"/>
+                      <a:ext cx="6118860" cy="421639"/>
+                    </a:xfrm>
+                    <a:prstGeom prst="rect"/>
+                  </pic:spPr>
+                </pic:pic>
+              </a:graphicData>
+            </a:graphic>
+          </wp:inline>
+        </w:drawing>
+      </w:r>
+    </w:p>
+    <w:p>
+      <w:pPr>
+        <w:autoSpaceDN w:val="0"/>
+        <w:autoSpaceDE w:val="0"/>
+        <w:widowControl/>
+        <w:spacing w:line="266" w:lineRule="exact" w:before="438" w:after="0"/>
+        <w:ind w:left="382" w:right="0" w:firstLine="0"/>
+        <w:jc w:val="left"/>
+      </w:pPr>
+      <w:r>
+        <w:rPr>
+          <w:rFonts w:ascii="TimesNewRomanPSMT" w:hAnsi="TimesNewRomanPSMT" w:eastAsia="TimesNewRomanPSMT"/>
+          <w:b w:val="0"/>
+          <w:i w:val="0"/>
+          <w:color w:val="2B2B2B"/>
+          <w:sz w:val="24"/>
+        </w:rPr>
+        <w:t xml:space="preserve">Ví dụ sau đưa ra các đơn hàng có mã khách hàng là 181 </w:t>
+      </w:r>
+    </w:p>
+    <w:p>
+      <w:pPr>
+        <w:autoSpaceDN w:val="0"/>
+        <w:autoSpaceDE w:val="0"/>
+        <w:widowControl/>
+        <w:spacing w:line="305" w:lineRule="auto" w:before="322" w:after="0"/>
+        <w:ind w:left="382" w:right="5904" w:firstLine="0"/>
         <w:jc w:val="left"/>
       </w:pPr>
       <w:r>
@@ -1496,18 +2155,11 @@
           <w:color w:val="000000"/>
           <w:sz w:val="24"/>
         </w:rPr>
-        <w:t xml:space="preserve"> [, column_name2=expr2 ...] </w:t>
+        <w:t xml:space="preserve">SELECT * </w:t>
       </w:r>
-    </w:p>
-    <w:p>
-      <w:pPr>
-        <w:autoSpaceDN w:val="0"/>
-        <w:autoSpaceDE w:val="0"/>
-        <w:widowControl/>
-        <w:spacing w:line="240" w:lineRule="auto" w:before="182" w:after="0"/>
-        <w:ind w:left="322" w:right="0" w:firstLine="0"/>
-        <w:jc w:val="left"/>
-      </w:pPr>
+      <w:r>
+        <w:br/>
+      </w:r>
       <w:r>
         <w:rPr>
           <w:rFonts w:ascii="Courier New" w:hAnsi="Courier New" w:eastAsia="Courier New"/>
@@ -1516,33 +2168,97 @@
           <w:color w:val="000000"/>
           <w:sz w:val="24"/>
         </w:rPr>
-        <w:t xml:space="preserve">[WHERE condition] </w:t>
+        <w:t xml:space="preserve">FROM orders </w:t>
+      </w:r>
+      <w:r>
+        <w:br/>
+      </w:r>
+      <w:r>
+        <w:rPr>
+          <w:rFonts w:ascii="Courier New" w:hAnsi="Courier New" w:eastAsia="Courier New"/>
+          <w:b w:val="0"/>
+          <w:i w:val="0"/>
+          <w:color w:val="000000"/>
+          <w:sz w:val="24"/>
+        </w:rPr>
+        <w:t xml:space="preserve">WHERE customerNumber = 181 </w:t>
       </w:r>
     </w:p>
     <w:p>
       <w:pPr>
         <w:autoSpaceDN w:val="0"/>
-        <w:tabs>
-          <w:tab w:pos="938" w:val="left"/>
-        </w:tabs>
         <w:autoSpaceDE w:val="0"/>
         <w:widowControl/>
-        <w:spacing w:line="386" w:lineRule="exact" w:before="312" w:after="0"/>
-        <w:ind w:left="600" w:right="1296" w:firstLine="0"/>
+        <w:spacing w:line="240" w:lineRule="auto" w:before="382" w:after="0"/>
+        <w:ind w:left="158" w:right="0" w:firstLine="0"/>
+        <w:jc w:val="left"/>
+      </w:pPr>
+      <w:r>
+        <w:drawing>
+          <wp:inline xmlns:a="http://schemas.openxmlformats.org/drawingml/2006/main" xmlns:pic="http://schemas.openxmlformats.org/drawingml/2006/picture">
+            <wp:extent cx="6399530" cy="1021080"/>
+            <wp:docPr id="9" name="Picture 9"/>
+            <wp:cNvGraphicFramePr>
+              <a:graphicFrameLocks noChangeAspect="1"/>
+            </wp:cNvGraphicFramePr>
+            <a:graphic>
+              <a:graphicData uri="http://schemas.openxmlformats.org/drawingml/2006/picture">
+                <pic:pic>
+                  <pic:nvPicPr>
+                    <pic:cNvPr id="0" name="image.png"/>
+                    <pic:cNvPicPr/>
+                  </pic:nvPicPr>
+                  <pic:blipFill>
+                    <a:blip r:embed="rId16"/>
+                    <a:stretch>
+                      <a:fillRect/>
+                    </a:stretch>
+                  </pic:blipFill>
+                  <pic:spPr>
+                    <a:xfrm>
+                      <a:off x="0" y="0"/>
+                      <a:ext cx="6399530" cy="1021080"/>
+                    </a:xfrm>
+                    <a:prstGeom prst="rect"/>
+                  </pic:spPr>
+                </pic:pic>
+              </a:graphicData>
+            </a:graphic>
+          </wp:inline>
+        </w:drawing>
+      </w:r>
+    </w:p>
+    <w:p>
+      <w:pPr>
+        <w:autoSpaceDN w:val="0"/>
+        <w:autoSpaceDE w:val="0"/>
+        <w:widowControl/>
+        <w:spacing w:line="366" w:lineRule="exact" w:before="238" w:after="0"/>
+        <w:ind w:left="382" w:right="2016" w:firstLine="10"/>
         <w:jc w:val="left"/>
       </w:pPr>
       <w:r>
         <w:rPr>
-          <w:rFonts w:ascii="ArialMT" w:hAnsi="ArialMT" w:eastAsia="ArialMT"/>
-          <w:b w:val="0"/>
+          <w:rFonts w:ascii="Calibri" w:hAnsi="Calibri" w:eastAsia="Calibri"/>
+          <w:b/>
           <w:i w:val="0"/>
           <w:color w:val="000000"/>
-          <w:sz w:val="19"/>
+          <w:sz w:val="22"/>
         </w:rPr>
-        <w:t xml:space="preserve">• </w:t>
+        <w:t>4.</w:t>
       </w:r>
       <w:r>
-        <w:tab/>
+        <w:rPr>
+          <w:rFonts w:ascii="Calibri" w:hAnsi="Calibri" w:eastAsia="Calibri"/>
+          <w:b/>
+          <w:i w:val="0"/>
+          <w:color w:val="000000"/>
+          <w:sz w:val="22"/>
+        </w:rPr>
+        <w:t xml:space="preserve">Kết nối các điều kiện với toán tử AND và OR </w:t>
+      </w:r>
+      <w:r>
+        <w:br/>
       </w:r>
       <w:r>
         <w:rPr>
@@ -1552,10 +2268,7 @@
           <w:color w:val="000000"/>
           <w:sz w:val="24"/>
         </w:rPr>
-        <w:t xml:space="preserve">Sau từ khóa UPDATE là tên bảng muốn thay đổi dữ liệu. Mệnh đề SET xác </w:t>
-      </w:r>
-      <w:r>
-        <w:tab/>
+        <w:t xml:space="preserve">Chúng ta có thể kết hợp hai hay nhiều điều kiện khác nhau trong mệnh đề </w:t>
       </w:r>
       <w:r>
         <w:rPr>
@@ -1565,10 +2278,17 @@
           <w:color w:val="000000"/>
           <w:sz w:val="24"/>
         </w:rPr>
-        <w:t xml:space="preserve">định cột thay đổi và giá trị thay đổi. Giá trị thay đổi có thể là giá trị cố định, </w:t>
+        <w:t xml:space="preserve">WHERE, sử dụng các toán tử </w:t>
       </w:r>
       <w:r>
-        <w:tab/>
+        <w:rPr>
+          <w:rFonts w:ascii="Times New Roman" w:hAnsi="Times New Roman" w:eastAsia="Times New Roman"/>
+          <w:b/>
+          <w:i w:val="0"/>
+          <w:color w:val="000000"/>
+          <w:sz w:val="24"/>
+        </w:rPr>
+        <w:t xml:space="preserve">AND, OR. </w:t>
       </w:r>
       <w:r>
         <w:rPr>
@@ -1578,33 +2298,7 @@
           <w:color w:val="000000"/>
           <w:sz w:val="24"/>
         </w:rPr>
-        <w:t xml:space="preserve">biểu thức hoặc thậm chí một truy vấn con. </w:t>
-      </w:r>
-    </w:p>
-    <w:p>
-      <w:pPr>
-        <w:autoSpaceDN w:val="0"/>
-        <w:tabs>
-          <w:tab w:pos="938" w:val="left"/>
-        </w:tabs>
-        <w:autoSpaceDE w:val="0"/>
-        <w:widowControl/>
-        <w:spacing w:line="386" w:lineRule="exact" w:before="0" w:after="0"/>
-        <w:ind w:left="600" w:right="1152" w:firstLine="0"/>
-        <w:jc w:val="left"/>
-      </w:pPr>
-      <w:r>
-        <w:rPr>
-          <w:rFonts w:ascii="ArialMT" w:hAnsi="ArialMT" w:eastAsia="ArialMT"/>
-          <w:b w:val="0"/>
-          <w:i w:val="0"/>
-          <w:color w:val="000000"/>
-          <w:sz w:val="19"/>
-        </w:rPr>
-        <w:t xml:space="preserve">• </w:t>
-      </w:r>
-      <w:r>
-        <w:tab/>
+        <w:t xml:space="preserve">Với hai điều kiện nối bởi AND, cần cả </w:t>
       </w:r>
       <w:r>
         <w:rPr>
@@ -1614,10 +2308,7 @@
           <w:color w:val="000000"/>
           <w:sz w:val="24"/>
         </w:rPr>
-        <w:t xml:space="preserve">Mệnh đề WHERE xác định các dòng của bảng sẽ được cập nhật. Nếu mệnh đề </w:t>
-      </w:r>
-      <w:r>
-        <w:tab/>
+        <w:t xml:space="preserve">hai đúng để điều kiện kết hợp là đúng. Với hai điều kiện nối bởi OR, điều kiện </w:t>
       </w:r>
       <w:r>
         <w:rPr>
@@ -1627,7 +2318,7 @@
           <w:color w:val="000000"/>
           <w:sz w:val="24"/>
         </w:rPr>
-        <w:t xml:space="preserve">WHERE bị bỏ qua, tất cả các dòng của bảng sẽ bị cập nhật. </w:t>
+        <w:t xml:space="preserve">kết hợp là đúng nếu một hoặc cả hai điều kiện là đúng </w:t>
       </w:r>
     </w:p>
     <w:p>
@@ -1635,120 +2326,8 @@
         <w:autoSpaceDN w:val="0"/>
         <w:autoSpaceDE w:val="0"/>
         <w:widowControl/>
-        <w:spacing w:line="396" w:lineRule="exact" w:before="0" w:after="0"/>
-        <w:ind w:left="600" w:right="1152" w:firstLine="0"/>
-        <w:jc w:val="left"/>
-      </w:pPr>
-      <w:r>
-        <w:rPr>
-          <w:rFonts w:ascii="Times New Roman" w:hAnsi="Times New Roman" w:eastAsia="Times New Roman"/>
-          <w:b w:val="0"/>
-          <w:i/>
-          <w:color w:val="000000"/>
-          <w:sz w:val="24"/>
-        </w:rPr>
-        <w:t xml:space="preserve">Mệnh đề WHERE rất quan trọng, không nên bị bỏ qua. Nếu chỉ muốn thay đổi </w:t>
-      </w:r>
-      <w:r>
-        <w:rPr>
-          <w:rFonts w:ascii="ArialMT" w:hAnsi="ArialMT" w:eastAsia="ArialMT"/>
-          <w:b w:val="0"/>
-          <w:i w:val="0"/>
-          <w:color w:val="000000"/>
-          <w:sz w:val="19"/>
-        </w:rPr>
-        <w:t xml:space="preserve">• </w:t>
-      </w:r>
-      <w:r>
-        <w:br/>
-      </w:r>
-      <w:r>
-        <w:rPr>
-          <w:rFonts w:ascii="Times New Roman" w:hAnsi="Times New Roman" w:eastAsia="Times New Roman"/>
-          <w:b w:val="0"/>
-          <w:i/>
-          <w:color w:val="000000"/>
-          <w:sz w:val="24"/>
-        </w:rPr>
-        <w:t xml:space="preserve">một dòng của một bảng, nhưng quên mệnh đề WHERE sẽ cập nhật toàn bộ </w:t>
-      </w:r>
-      <w:r>
-        <w:rPr>
-          <w:rFonts w:ascii="Times New Roman" w:hAnsi="Times New Roman" w:eastAsia="Times New Roman"/>
-          <w:b w:val="0"/>
-          <w:i/>
-          <w:color w:val="000000"/>
-          <w:sz w:val="24"/>
-        </w:rPr>
-        <w:t>bảng</w:t>
-      </w:r>
-      <w:r>
-        <w:rPr>
-          <w:rFonts w:ascii="Times New Roman" w:hAnsi="Times New Roman" w:eastAsia="Times New Roman"/>
-          <w:b/>
-          <w:i w:val="0"/>
-          <w:color w:val="000000"/>
-          <w:sz w:val="24"/>
-        </w:rPr>
-        <w:t xml:space="preserve">. </w:t>
-      </w:r>
-    </w:p>
-    <w:p>
-      <w:pPr>
-        <w:autoSpaceDN w:val="0"/>
-        <w:tabs>
-          <w:tab w:pos="938" w:val="left"/>
-        </w:tabs>
-        <w:autoSpaceDE w:val="0"/>
-        <w:widowControl/>
-        <w:spacing w:line="372" w:lineRule="exact" w:before="0" w:after="0"/>
-        <w:ind w:left="600" w:right="1296" w:firstLine="0"/>
-        <w:jc w:val="left"/>
-      </w:pPr>
-      <w:r>
-        <w:rPr>
-          <w:rFonts w:ascii="ArialMT" w:hAnsi="ArialMT" w:eastAsia="ArialMT"/>
-          <w:b w:val="0"/>
-          <w:i w:val="0"/>
-          <w:color w:val="000000"/>
-          <w:sz w:val="19"/>
-        </w:rPr>
-        <w:t xml:space="preserve">• </w:t>
-      </w:r>
-      <w:r>
-        <w:tab/>
-      </w:r>
-      <w:r>
-        <w:rPr>
-          <w:rFonts w:ascii="TimesNewRomanPSMT" w:hAnsi="TimesNewRomanPSMT" w:eastAsia="TimesNewRomanPSMT"/>
-          <w:b w:val="0"/>
-          <w:i w:val="0"/>
-          <w:color w:val="000000"/>
-          <w:sz w:val="24"/>
-        </w:rPr>
-        <w:t xml:space="preserve">Nếu một câu lệnh UPDATE vi phạm bất cứ ràng buộc toàn vẹn nào, MySQL </w:t>
-      </w:r>
-      <w:r>
-        <w:tab/>
-      </w:r>
-      <w:r>
-        <w:rPr>
-          <w:rFonts w:ascii="TimesNewRomanPSMT" w:hAnsi="TimesNewRomanPSMT" w:eastAsia="TimesNewRomanPSMT"/>
-          <w:b w:val="0"/>
-          <w:i w:val="0"/>
-          <w:color w:val="000000"/>
-          <w:sz w:val="24"/>
-        </w:rPr>
-        <w:t xml:space="preserve">sẽ không thực hiện cập nhật và đưa ra thông báo lỗi </w:t>
-      </w:r>
-    </w:p>
-    <w:p>
-      <w:pPr>
-        <w:autoSpaceDN w:val="0"/>
-        <w:autoSpaceDE w:val="0"/>
-        <w:widowControl/>
-        <w:spacing w:line="294" w:lineRule="exact" w:before="372" w:after="0"/>
-        <w:ind w:left="262" w:right="0" w:firstLine="0"/>
+        <w:spacing w:line="320" w:lineRule="exact" w:before="342" w:after="0"/>
+        <w:ind w:left="382" w:right="0" w:firstLine="0"/>
         <w:jc w:val="left"/>
       </w:pPr>
       <w:r>
@@ -1769,27 +2348,7 @@
           <w:color w:val="000000"/>
           <w:sz w:val="24"/>
         </w:rPr>
-        <w:t xml:space="preserve">: Trong bảng </w:t>
-      </w:r>
-      <w:r>
-        <w:rPr>
-          <w:rFonts w:ascii="Times New Roman" w:hAnsi="Times New Roman" w:eastAsia="Times New Roman"/>
-          <w:b w:val="0"/>
-          <w:i/>
-          <w:color w:val="000000"/>
-          <w:sz w:val="24"/>
-        </w:rPr>
-        <w:t>employees</w:t>
-      </w:r>
-      <w:r>
-        <w:rPr>
-          <w:rFonts w:ascii="TimesNewRomanPSMT" w:hAnsi="TimesNewRomanPSMT" w:eastAsia="TimesNewRomanPSMT"/>
-          <w:b w:val="0"/>
-          <w:i w:val="0"/>
-          <w:color w:val="000000"/>
-          <w:sz w:val="24"/>
-        </w:rPr>
-        <w:t xml:space="preserve">, nếu muốn cập nhật email của Diane Murphy với </w:t>
+        <w:t xml:space="preserve">: đưa ra các khách hàng tại Mỹ của người chăm sóc khách hàng có mã là 1165 </w:t>
       </w:r>
     </w:p>
     <w:p>
@@ -1797,19 +2356,45 @@
         <w:autoSpaceDN w:val="0"/>
         <w:autoSpaceDE w:val="0"/>
         <w:widowControl/>
-        <w:spacing w:line="320" w:lineRule="exact" w:before="196" w:after="0"/>
-        <w:ind w:left="272" w:right="0" w:firstLine="0"/>
+        <w:spacing w:line="305" w:lineRule="auto" w:before="344" w:after="0"/>
+        <w:ind w:left="382" w:right="1872" w:firstLine="0"/>
         <w:jc w:val="left"/>
       </w:pPr>
       <w:r>
         <w:rPr>
-          <w:rFonts w:ascii="TimesNewRomanPSMT" w:hAnsi="TimesNewRomanPSMT" w:eastAsia="TimesNewRomanPSMT"/>
+          <w:rFonts w:ascii="Courier New" w:hAnsi="Courier New" w:eastAsia="Courier New"/>
           <w:b w:val="0"/>
           <w:i w:val="0"/>
           <w:color w:val="000000"/>
           <w:sz w:val="24"/>
         </w:rPr>
-        <w:t xml:space="preserve">employeeNumber là 1002 thành diane-murphy @classicmodelcars.com,  Thực hiện </w:t>
+        <w:t xml:space="preserve">SELECT * </w:t>
+      </w:r>
+      <w:r>
+        <w:br/>
+      </w:r>
+      <w:r>
+        <w:rPr>
+          <w:rFonts w:ascii="Courier New" w:hAnsi="Courier New" w:eastAsia="Courier New"/>
+          <w:b w:val="0"/>
+          <w:i w:val="0"/>
+          <w:color w:val="000000"/>
+          <w:sz w:val="24"/>
+        </w:rPr>
+        <w:t xml:space="preserve">FROM customers </w:t>
+      </w:r>
+      <w:r>
+        <w:br/>
+      </w:r>
+      <w:r>
+        <w:rPr>
+          <w:rFonts w:ascii="Courier New" w:hAnsi="Courier New" w:eastAsia="Courier New"/>
+          <w:b w:val="0"/>
+          <w:i w:val="0"/>
+          <w:color w:val="000000"/>
+          <w:sz w:val="24"/>
+        </w:rPr>
+        <w:t xml:space="preserve">WHERE country ='USA' and salesRepEmployeeNumber = 1165 </w:t>
       </w:r>
     </w:p>
     <w:p>
@@ -1817,85 +2402,15 @@
         <w:autoSpaceDN w:val="0"/>
         <w:autoSpaceDE w:val="0"/>
         <w:widowControl/>
-        <w:spacing w:line="266" w:lineRule="exact" w:before="232" w:after="0"/>
-        <w:ind w:left="272" w:right="0" w:firstLine="0"/>
-        <w:jc w:val="left"/>
-      </w:pPr>
-      <w:r>
-        <w:rPr>
-          <w:rFonts w:ascii="TimesNewRomanPSMT" w:hAnsi="TimesNewRomanPSMT" w:eastAsia="TimesNewRomanPSMT"/>
-          <w:b w:val="0"/>
-          <w:i w:val="0"/>
-          <w:color w:val="000000"/>
-          <w:sz w:val="24"/>
-        </w:rPr>
-        <w:t xml:space="preserve">câu truy vấn sau: </w:t>
-      </w:r>
-    </w:p>
-    <w:p>
-      <w:pPr>
-        <w:autoSpaceDN w:val="0"/>
-        <w:autoSpaceDE w:val="0"/>
-        <w:widowControl/>
-        <w:spacing w:line="197" w:lineRule="auto" w:before="448" w:after="0"/>
-        <w:ind w:left="318" w:right="0" w:firstLine="0"/>
-        <w:jc w:val="left"/>
-      </w:pPr>
-      <w:r>
-        <w:rPr>
-          <w:rFonts w:ascii="Calibri" w:hAnsi="Calibri" w:eastAsia="Calibri"/>
-          <w:b w:val="0"/>
-          <w:i w:val="0"/>
-          <w:color w:val="000000"/>
-          <w:sz w:val="22"/>
-        </w:rPr>
-        <w:t>SELECT firstname,    lastname,     email</w:t>
-      </w:r>
-      <w:r>
-        <w:rPr>
-          <w:rFonts w:ascii="Calibri" w:hAnsi="Calibri" w:eastAsia="Calibri"/>
-          <w:b w:val="0"/>
-          <w:i w:val="0"/>
-          <w:color w:val="000000"/>
-          <w:sz w:val="22"/>
-        </w:rPr>
-        <w:t xml:space="preserve">FROM employees </w:t>
-      </w:r>
-    </w:p>
-    <w:p>
-      <w:pPr>
-        <w:autoSpaceDN w:val="0"/>
-        <w:autoSpaceDE w:val="0"/>
-        <w:widowControl/>
-        <w:spacing w:line="197" w:lineRule="auto" w:before="230" w:after="0"/>
-        <w:ind w:left="318" w:right="0" w:firstLine="0"/>
-        <w:jc w:val="left"/>
-      </w:pPr>
-      <w:r>
-        <w:rPr>
-          <w:rFonts w:ascii="Calibri" w:hAnsi="Calibri" w:eastAsia="Calibri"/>
-          <w:b w:val="0"/>
-          <w:i w:val="0"/>
-          <w:color w:val="000000"/>
-          <w:sz w:val="22"/>
-        </w:rPr>
-        <w:t>WHERE employeeNumber = 1002</w:t>
-      </w:r>
-    </w:p>
-    <w:p>
-      <w:pPr>
-        <w:autoSpaceDN w:val="0"/>
-        <w:autoSpaceDE w:val="0"/>
-        <w:widowControl/>
-        <w:spacing w:line="240" w:lineRule="auto" w:before="472" w:after="0"/>
-        <w:ind w:left="262" w:right="0" w:firstLine="0"/>
+        <w:spacing w:line="240" w:lineRule="auto" w:before="108" w:after="0"/>
+        <w:ind w:left="26" w:right="0" w:firstLine="0"/>
         <w:jc w:val="left"/>
       </w:pPr>
       <w:r>
         <w:drawing>
           <wp:inline xmlns:a="http://schemas.openxmlformats.org/drawingml/2006/main" xmlns:pic="http://schemas.openxmlformats.org/drawingml/2006/picture">
-            <wp:extent cx="4020820" cy="648970"/>
-            <wp:docPr id="3" name="Picture 3"/>
+            <wp:extent cx="6313170" cy="1294129"/>
+            <wp:docPr id="10" name="Picture 10"/>
             <wp:cNvGraphicFramePr>
               <a:graphicFrameLocks noChangeAspect="1"/>
             </wp:cNvGraphicFramePr>
@@ -1907,7 +2422,7 @@
                     <pic:cNvPicPr/>
                   </pic:nvPicPr>
                   <pic:blipFill>
-                    <a:blip r:embed="rId11"/>
+                    <a:blip r:embed="rId17"/>
                     <a:stretch>
                       <a:fillRect/>
                     </a:stretch>
@@ -1915,7 +2430,7 @@
                   <pic:spPr>
                     <a:xfrm>
                       <a:off x="0" y="0"/>
-                      <a:ext cx="4020820" cy="648970"/>
+                      <a:ext cx="6313170" cy="1294129"/>
                     </a:xfrm>
                     <a:prstGeom prst="rect"/>
                   </pic:spPr>
@@ -1931,10 +2446,20 @@
         <w:autoSpaceDN w:val="0"/>
         <w:autoSpaceDE w:val="0"/>
         <w:widowControl/>
-        <w:spacing w:line="320" w:lineRule="exact" w:before="288" w:after="0"/>
-        <w:ind w:left="262" w:right="0" w:firstLine="0"/>
+        <w:spacing w:line="266" w:lineRule="exact" w:before="676" w:after="0"/>
+        <w:ind w:left="382" w:right="0" w:firstLine="0"/>
         <w:jc w:val="left"/>
       </w:pPr>
+      <w:r>
+        <w:rPr>
+          <w:rFonts w:ascii="Times New Roman" w:hAnsi="Times New Roman" w:eastAsia="Times New Roman"/>
+          <w:b/>
+          <w:i w:val="0"/>
+          <w:color w:val="000000"/>
+          <w:sz w:val="24"/>
+        </w:rPr>
+        <w:t>Ví dụ</w:t>
+      </w:r>
       <w:r>
         <w:rPr>
           <w:rFonts w:ascii="TimesNewRomanPSMT" w:hAnsi="TimesNewRomanPSMT" w:eastAsia="TimesNewRomanPSMT"/>
@@ -1943,14 +2468,47 @@
           <w:color w:val="000000"/>
           <w:sz w:val="24"/>
         </w:rPr>
-        <w:t xml:space="preserve">Kết quả đã cập nhật email mới diane-murphy@classicmodelcars.com </w:t>
+        <w:t xml:space="preserve">: đưa ra các đơn hàng có trạng thái là ‘On Hold’ hoặc ‘In Process’ </w:t>
+      </w:r>
+    </w:p>
+    <w:p>
+      <w:pPr>
+        <w:autoSpaceDN w:val="0"/>
+        <w:autoSpaceDE w:val="0"/>
+        <w:widowControl/>
+        <w:spacing w:line="288" w:lineRule="auto" w:before="360" w:after="0"/>
+        <w:ind w:left="382" w:right="8064" w:firstLine="0"/>
+        <w:jc w:val="left"/>
+      </w:pPr>
+      <w:r>
+        <w:rPr>
+          <w:rFonts w:ascii="Courier New" w:hAnsi="Courier New" w:eastAsia="Courier New"/>
+          <w:b w:val="0"/>
+          <w:i w:val="0"/>
+          <w:color w:val="000000"/>
+          <w:sz w:val="24"/>
+        </w:rPr>
+        <w:t xml:space="preserve">SELECT * </w:t>
+      </w:r>
+      <w:r>
+        <w:br/>
+      </w:r>
+      <w:r>
+        <w:rPr>
+          <w:rFonts w:ascii="Courier New" w:hAnsi="Courier New" w:eastAsia="Courier New"/>
+          <w:b w:val="0"/>
+          <w:i w:val="0"/>
+          <w:color w:val="000000"/>
+          <w:sz w:val="24"/>
+        </w:rPr>
+        <w:t xml:space="preserve">FROM orders </w:t>
       </w:r>
     </w:p>
     <w:p>
       <w:pPr>
         <w:sectPr>
           <w:pgSz w:w="11906" w:h="16841"/>
-          <w:pgMar w:top="568" w:right="614" w:bottom="602" w:left="1440" w:header="720" w:footer="720" w:gutter="0"/>
+          <w:pgMar w:top="566" w:right="210" w:bottom="716" w:left="1440" w:header="720" w:footer="720" w:gutter="0"/>
           <w:cols/>
           <w:docGrid w:linePitch="360"/>
         </w:sectPr>
@@ -1971,7 +2529,7 @@
         <w:autoSpaceDE w:val="0"/>
         <w:widowControl/>
         <w:spacing w:line="240" w:lineRule="auto" w:before="0" w:after="0"/>
-        <w:ind w:left="322" w:right="0" w:firstLine="0"/>
+        <w:ind w:left="382" w:right="0" w:firstLine="0"/>
         <w:jc w:val="left"/>
       </w:pPr>
       <w:r>
@@ -1982,7 +2540,7 @@
           <w:color w:val="000000"/>
           <w:sz w:val="24"/>
         </w:rPr>
-        <w:t xml:space="preserve">UPDATE employees </w:t>
+        <w:t xml:space="preserve">WHERE status = 'On Hold' or status ='In Process' </w:t>
       </w:r>
     </w:p>
     <w:p>
@@ -1990,75 +2548,15 @@
         <w:autoSpaceDN w:val="0"/>
         <w:autoSpaceDE w:val="0"/>
         <w:widowControl/>
-        <w:spacing w:line="240" w:lineRule="auto" w:before="166" w:after="0"/>
-        <w:ind w:left="262" w:right="0" w:firstLine="0"/>
-        <w:jc w:val="left"/>
-      </w:pPr>
-      <w:r>
-        <w:rPr>
-          <w:rFonts w:ascii="Courier New" w:hAnsi="Courier New" w:eastAsia="Courier New"/>
-          <w:b w:val="0"/>
-          <w:i w:val="0"/>
-          <w:color w:val="000000"/>
-          <w:sz w:val="24"/>
-        </w:rPr>
-        <w:t xml:space="preserve"> SET email = 'diane-murphy @classicmodelcars.com' </w:t>
-      </w:r>
-    </w:p>
-    <w:p>
-      <w:pPr>
-        <w:autoSpaceDN w:val="0"/>
-        <w:autoSpaceDE w:val="0"/>
-        <w:widowControl/>
-        <w:spacing w:line="240" w:lineRule="auto" w:before="192" w:after="0"/>
-        <w:ind w:left="262" w:right="0" w:firstLine="0"/>
-        <w:jc w:val="left"/>
-      </w:pPr>
-      <w:r>
-        <w:rPr>
-          <w:rFonts w:ascii="Courier New" w:hAnsi="Courier New" w:eastAsia="Courier New"/>
-          <w:b w:val="0"/>
-          <w:i w:val="0"/>
-          <w:color w:val="000000"/>
-          <w:sz w:val="24"/>
-        </w:rPr>
-        <w:t xml:space="preserve"> WHERE employeeNumber = 1002 </w:t>
-      </w:r>
-    </w:p>
-    <w:p>
-      <w:pPr>
-        <w:autoSpaceDN w:val="0"/>
-        <w:autoSpaceDE w:val="0"/>
-        <w:widowControl/>
-        <w:spacing w:line="266" w:lineRule="exact" w:before="440" w:after="0"/>
-        <w:ind w:left="262" w:right="0" w:firstLine="0"/>
-        <w:jc w:val="left"/>
-      </w:pPr>
-      <w:r>
-        <w:rPr>
-          <w:rFonts w:ascii="TimesNewRomanPSMT" w:hAnsi="TimesNewRomanPSMT" w:eastAsia="TimesNewRomanPSMT"/>
-          <w:b w:val="0"/>
-          <w:i w:val="0"/>
-          <w:color w:val="000000"/>
-          <w:sz w:val="24"/>
-        </w:rPr>
-        <w:t xml:space="preserve">Thực hiện câu truy vấn SELECT lại, sẽ thấy email thay đổi giá trị mới: </w:t>
-      </w:r>
-    </w:p>
-    <w:p>
-      <w:pPr>
-        <w:autoSpaceDN w:val="0"/>
-        <w:autoSpaceDE w:val="0"/>
-        <w:widowControl/>
-        <w:spacing w:line="240" w:lineRule="auto" w:before="104" w:after="0"/>
-        <w:ind w:left="292" w:right="0" w:firstLine="0"/>
-        <w:jc w:val="left"/>
+        <w:spacing w:line="240" w:lineRule="auto" w:before="388" w:after="0"/>
+        <w:ind w:left="0" w:right="0" w:firstLine="0"/>
+        <w:jc w:val="center"/>
       </w:pPr>
       <w:r>
         <w:drawing>
           <wp:inline xmlns:a="http://schemas.openxmlformats.org/drawingml/2006/main" xmlns:pic="http://schemas.openxmlformats.org/drawingml/2006/picture">
-            <wp:extent cx="4328159" cy="648969"/>
-            <wp:docPr id="4" name="Picture 4"/>
+            <wp:extent cx="6222999" cy="2308860"/>
+            <wp:docPr id="11" name="Picture 11"/>
             <wp:cNvGraphicFramePr>
               <a:graphicFrameLocks noChangeAspect="1"/>
             </wp:cNvGraphicFramePr>
@@ -2070,7 +2568,7 @@
                     <pic:cNvPicPr/>
                   </pic:nvPicPr>
                   <pic:blipFill>
-                    <a:blip r:embed="rId12"/>
+                    <a:blip r:embed="rId18"/>
                     <a:stretch>
                       <a:fillRect/>
                     </a:stretch>
@@ -2078,7 +2576,7 @@
                   <pic:spPr>
                     <a:xfrm>
                       <a:off x="0" y="0"/>
-                      <a:ext cx="4328159" cy="648969"/>
+                      <a:ext cx="6222999" cy="2308860"/>
                     </a:xfrm>
                     <a:prstGeom prst="rect"/>
                   </pic:spPr>
@@ -2094,8 +2592,8 @@
         <w:autoSpaceDN w:val="0"/>
         <w:autoSpaceDE w:val="0"/>
         <w:widowControl/>
-        <w:spacing w:line="302" w:lineRule="exact" w:before="190" w:after="0"/>
-        <w:ind w:left="262" w:right="1440" w:firstLine="10"/>
+        <w:spacing w:line="197" w:lineRule="auto" w:before="380" w:after="0"/>
+        <w:ind w:left="392" w:right="0" w:firstLine="0"/>
         <w:jc w:val="left"/>
       </w:pPr>
       <w:r>
@@ -2106,7 +2604,7 @@
           <w:color w:val="000000"/>
           <w:sz w:val="22"/>
         </w:rPr>
-        <w:t>3.</w:t>
+        <w:t>5.</w:t>
       </w:r>
       <w:r>
         <w:rPr>
@@ -2116,20 +2614,7 @@
           <w:color w:val="000000"/>
           <w:sz w:val="22"/>
         </w:rPr>
-        <w:t xml:space="preserve">Câu lệnh DELETE </w:t>
-      </w:r>
-      <w:r>
-        <w:br/>
-      </w:r>
-      <w:r>
-        <w:rPr>
-          <w:rFonts w:ascii="TimesNewRomanPSMT" w:hAnsi="TimesNewRomanPSMT" w:eastAsia="TimesNewRomanPSMT"/>
-          <w:b w:val="0"/>
-          <w:i w:val="0"/>
-          <w:color w:val="000000"/>
-          <w:sz w:val="24"/>
-        </w:rPr>
-        <w:t xml:space="preserve">Để xóa các dòng dữ liệu của một bảng CSDL, sử dụng câu lệnh DELETE. </w:t>
+        <w:t xml:space="preserve">IS NULL: tìm các giá trị không xác định </w:t>
       </w:r>
     </w:p>
     <w:p>
@@ -2137,8 +2622,8 @@
         <w:autoSpaceDN w:val="0"/>
         <w:autoSpaceDE w:val="0"/>
         <w:widowControl/>
-        <w:spacing w:line="266" w:lineRule="exact" w:before="384" w:after="0"/>
-        <w:ind w:left="262" w:right="0" w:firstLine="0"/>
+        <w:spacing w:line="522" w:lineRule="exact" w:before="0" w:after="0"/>
+        <w:ind w:left="392" w:right="1440" w:hanging="10"/>
         <w:jc w:val="left"/>
       </w:pPr>
       <w:r>
@@ -2149,73 +2634,7 @@
           <w:color w:val="000000"/>
           <w:sz w:val="24"/>
         </w:rPr>
-        <w:t xml:space="preserve">Cấu trúc lệnh DELETE như sau: </w:t>
-      </w:r>
-    </w:p>
-    <w:p>
-      <w:pPr>
-        <w:autoSpaceDN w:val="0"/>
-        <w:autoSpaceDE w:val="0"/>
-        <w:widowControl/>
-        <w:spacing w:line="240" w:lineRule="auto" w:before="414" w:after="0"/>
-        <w:ind w:left="322" w:right="0" w:firstLine="0"/>
-        <w:jc w:val="left"/>
-      </w:pPr>
-      <w:r>
-        <w:rPr>
-          <w:rFonts w:ascii="Courier New" w:hAnsi="Courier New" w:eastAsia="Courier New"/>
-          <w:b w:val="0"/>
-          <w:i w:val="0"/>
-          <w:color w:val="000000"/>
-          <w:sz w:val="24"/>
-        </w:rPr>
-        <w:t xml:space="preserve"> DELETE FROM table_name </w:t>
-      </w:r>
-    </w:p>
-    <w:p>
-      <w:pPr>
-        <w:autoSpaceDN w:val="0"/>
-        <w:autoSpaceDE w:val="0"/>
-        <w:widowControl/>
-        <w:spacing w:line="240" w:lineRule="auto" w:before="200" w:after="0"/>
-        <w:ind w:left="322" w:right="0" w:firstLine="0"/>
-        <w:jc w:val="left"/>
-      </w:pPr>
-      <w:r>
-        <w:rPr>
-          <w:rFonts w:ascii="Courier New" w:hAnsi="Courier New" w:eastAsia="Courier New"/>
-          <w:b w:val="0"/>
-          <w:i w:val="0"/>
-          <w:color w:val="000000"/>
-          <w:sz w:val="24"/>
-        </w:rPr>
-        <w:t xml:space="preserve">[WHERE conditions] </w:t>
-      </w:r>
-    </w:p>
-    <w:p>
-      <w:pPr>
-        <w:autoSpaceDN w:val="0"/>
-        <w:tabs>
-          <w:tab w:pos="938" w:val="left"/>
-        </w:tabs>
-        <w:autoSpaceDE w:val="0"/>
-        <w:widowControl/>
-        <w:spacing w:line="388" w:lineRule="exact" w:before="306" w:after="0"/>
-        <w:ind w:left="600" w:right="432" w:firstLine="0"/>
-        <w:jc w:val="left"/>
-      </w:pPr>
-      <w:r>
-        <w:rPr>
-          <w:rFonts w:ascii="ArialMT" w:hAnsi="ArialMT" w:eastAsia="ArialMT"/>
-          <w:b w:val="0"/>
-          <w:i w:val="0"/>
-          <w:color w:val="000000"/>
-          <w:sz w:val="19"/>
-        </w:rPr>
-        <w:t xml:space="preserve">• </w:t>
-      </w:r>
-      <w:r>
-        <w:tab/>
+        <w:t xml:space="preserve">Với các trường chưa được nhập dữ liệu (coi giá trị là chưa xác định), SQL coi giá </w:t>
       </w:r>
       <w:r>
         <w:rPr>
@@ -2225,10 +2644,7 @@
           <w:color w:val="000000"/>
           <w:sz w:val="24"/>
         </w:rPr>
-        <w:t xml:space="preserve">Sau DELETE FROM là tên bảng muốn xóa các bản ghi. Mệnh đề WHERE xác </w:t>
-      </w:r>
-      <w:r>
-        <w:tab/>
+        <w:t xml:space="preserve">trị đó là NULL. Để kiểm tra một trường có giá trị là NULL hay không, thay vì sử </w:t>
       </w:r>
       <w:r>
         <w:rPr>
@@ -2238,10 +2654,30 @@
           <w:color w:val="000000"/>
           <w:sz w:val="24"/>
         </w:rPr>
-        <w:t xml:space="preserve">định điều kiện để giới hạn các dòng muốn loại bỏ. Nếu một bản ghi thỏa mãn </w:t>
+        <w:t xml:space="preserve">dụng phép so sánh =, SQL sử dụng phép toán </w:t>
       </w:r>
       <w:r>
-        <w:tab/>
+        <w:rPr>
+          <w:rFonts w:ascii="Times New Roman" w:hAnsi="Times New Roman" w:eastAsia="Times New Roman"/>
+          <w:b w:val="0"/>
+          <w:i/>
+          <w:color w:val="000000"/>
+          <w:sz w:val="24"/>
+        </w:rPr>
+        <w:t xml:space="preserve">is NULL </w:t>
+      </w:r>
+      <w:r>
+        <w:br/>
+      </w:r>
+      <w:r>
+        <w:rPr>
+          <w:rFonts w:ascii="Times New Roman" w:hAnsi="Times New Roman" w:eastAsia="Times New Roman"/>
+          <w:b/>
+          <w:i w:val="0"/>
+          <w:color w:val="000000"/>
+          <w:sz w:val="24"/>
+        </w:rPr>
+        <w:t xml:space="preserve">Ví dụ: </w:t>
       </w:r>
       <w:r>
         <w:rPr>
@@ -2251,163 +2687,11 @@
           <w:color w:val="000000"/>
           <w:sz w:val="24"/>
         </w:rPr>
-        <w:t xml:space="preserve">điều kiện WHERE sẽ bị loại bỏ khỏi bảng CSDL. </w:t>
-      </w:r>
-    </w:p>
-    <w:p>
-      <w:pPr>
-        <w:autoSpaceDN w:val="0"/>
-        <w:tabs>
-          <w:tab w:pos="938" w:val="left"/>
-        </w:tabs>
-        <w:autoSpaceDE w:val="0"/>
-        <w:widowControl/>
-        <w:spacing w:line="386" w:lineRule="exact" w:before="0" w:after="0"/>
-        <w:ind w:left="600" w:right="432" w:firstLine="0"/>
-        <w:jc w:val="left"/>
-      </w:pPr>
-      <w:r>
-        <w:rPr>
-          <w:rFonts w:ascii="ArialMT" w:hAnsi="ArialMT" w:eastAsia="ArialMT"/>
-          <w:b w:val="0"/>
-          <w:i w:val="0"/>
-          <w:color w:val="000000"/>
-          <w:sz w:val="19"/>
-        </w:rPr>
-        <w:t xml:space="preserve">• </w:t>
+        <w:t xml:space="preserve">Đưa ra các khách hàng chưa được gán nhân viên chăm sóc </w:t>
       </w:r>
       <w:r>
-        <w:tab/>
+        <w:br/>
       </w:r>
-      <w:r>
-        <w:rPr>
-          <w:rFonts w:ascii="TimesNewRomanPSMT" w:hAnsi="TimesNewRomanPSMT" w:eastAsia="TimesNewRomanPSMT"/>
-          <w:b w:val="0"/>
-          <w:i w:val="0"/>
-          <w:color w:val="000000"/>
-          <w:sz w:val="24"/>
-        </w:rPr>
-        <w:t xml:space="preserve">Nếu mệnh đề WHERE bị bỏ qua trong câu lệnh DELETE, tất cả các dòng của </w:t>
-      </w:r>
-      <w:r>
-        <w:tab/>
-      </w:r>
-      <w:r>
-        <w:rPr>
-          <w:rFonts w:ascii="TimesNewRomanPSMT" w:hAnsi="TimesNewRomanPSMT" w:eastAsia="TimesNewRomanPSMT"/>
-          <w:b w:val="0"/>
-          <w:i w:val="0"/>
-          <w:color w:val="000000"/>
-          <w:sz w:val="24"/>
-        </w:rPr>
-        <w:t xml:space="preserve">bảng sẽ bị xóa. Để giảm sự nguy hiểm của các câu lệnh như DELETE hoặc </w:t>
-      </w:r>
-      <w:r>
-        <w:tab/>
-      </w:r>
-      <w:r>
-        <w:rPr>
-          <w:rFonts w:ascii="TimesNewRomanPSMT" w:hAnsi="TimesNewRomanPSMT" w:eastAsia="TimesNewRomanPSMT"/>
-          <w:b w:val="0"/>
-          <w:i w:val="0"/>
-          <w:color w:val="000000"/>
-          <w:sz w:val="24"/>
-        </w:rPr>
-        <w:t xml:space="preserve">UPDATE, </w:t>
-      </w:r>
-      <w:r>
-        <w:rPr>
-          <w:rFonts w:ascii="Times New Roman" w:hAnsi="Times New Roman" w:eastAsia="Times New Roman"/>
-          <w:b w:val="0"/>
-          <w:i/>
-          <w:color w:val="000000"/>
-          <w:sz w:val="24"/>
-        </w:rPr>
-        <w:t xml:space="preserve">nên luôn luôn kiểm tra điều kiện WHERE trong một câu lệnh </w:t>
-      </w:r>
-      <w:r>
-        <w:tab/>
-      </w:r>
-      <w:r>
-        <w:rPr>
-          <w:rFonts w:ascii="Times New Roman" w:hAnsi="Times New Roman" w:eastAsia="Times New Roman"/>
-          <w:b w:val="0"/>
-          <w:i/>
-          <w:color w:val="000000"/>
-          <w:sz w:val="24"/>
-        </w:rPr>
-        <w:t xml:space="preserve">SELECT trước khi thực hiện lệnh DELELE hoặc UPDATE. </w:t>
-      </w:r>
-    </w:p>
-    <w:p>
-      <w:pPr>
-        <w:autoSpaceDN w:val="0"/>
-        <w:autoSpaceDE w:val="0"/>
-        <w:widowControl/>
-        <w:spacing w:line="370" w:lineRule="exact" w:before="294" w:after="0"/>
-        <w:ind w:left="272" w:right="432" w:hanging="10"/>
-        <w:jc w:val="left"/>
-      </w:pPr>
-      <w:r>
-        <w:rPr>
-          <w:rFonts w:ascii="Times New Roman" w:hAnsi="Times New Roman" w:eastAsia="Times New Roman"/>
-          <w:b/>
-          <w:i w:val="0"/>
-          <w:color w:val="000000"/>
-          <w:sz w:val="24"/>
-        </w:rPr>
-        <w:t>Ví dụ:</w:t>
-      </w:r>
-      <w:r>
-        <w:rPr>
-          <w:rFonts w:ascii="TimesNewRomanPSMT" w:hAnsi="TimesNewRomanPSMT" w:eastAsia="TimesNewRomanPSMT"/>
-          <w:b w:val="0"/>
-          <w:i w:val="0"/>
-          <w:color w:val="000000"/>
-          <w:sz w:val="24"/>
-        </w:rPr>
-        <w:t xml:space="preserve"> Xóa tất cả các nhân viên trong văn phòng có mã </w:t>
-      </w:r>
-      <w:r>
-        <w:rPr>
-          <w:rFonts w:ascii="Times New Roman" w:hAnsi="Times New Roman" w:eastAsia="Times New Roman"/>
-          <w:b w:val="0"/>
-          <w:i/>
-          <w:color w:val="000000"/>
-          <w:sz w:val="24"/>
-        </w:rPr>
-        <w:t xml:space="preserve">officeNumber </w:t>
-      </w:r>
-      <w:r>
-        <w:rPr>
-          <w:rFonts w:ascii="TimesNewRomanPSMT" w:hAnsi="TimesNewRomanPSMT" w:eastAsia="TimesNewRomanPSMT"/>
-          <w:b w:val="0"/>
-          <w:i w:val="0"/>
-          <w:color w:val="000000"/>
-          <w:sz w:val="24"/>
-        </w:rPr>
-        <w:t xml:space="preserve">là 6, thực hiện </w:t>
-      </w:r>
-      <w:r>
-        <w:rPr>
-          <w:rFonts w:ascii="TimesNewRomanPSMT" w:hAnsi="TimesNewRomanPSMT" w:eastAsia="TimesNewRomanPSMT"/>
-          <w:b w:val="0"/>
-          <w:i w:val="0"/>
-          <w:color w:val="000000"/>
-          <w:sz w:val="24"/>
-        </w:rPr>
-        <w:t xml:space="preserve">câu truy vấn sau: </w:t>
-      </w:r>
-    </w:p>
-    <w:p>
-      <w:pPr>
-        <w:autoSpaceDN w:val="0"/>
-        <w:autoSpaceDE w:val="0"/>
-        <w:widowControl/>
-        <w:spacing w:line="240" w:lineRule="auto" w:before="372" w:after="0"/>
-        <w:ind w:left="382" w:right="0" w:firstLine="0"/>
-        <w:jc w:val="left"/>
-      </w:pPr>
       <w:r>
         <w:rPr>
           <w:rFonts w:ascii="Courier New" w:hAnsi="Courier New" w:eastAsia="Courier New"/>
@@ -2416,18 +2700,11 @@
           <w:color w:val="000000"/>
           <w:sz w:val="24"/>
         </w:rPr>
-        <w:t xml:space="preserve">DELETE </w:t>
+        <w:t xml:space="preserve">SELECT customerName, salesRepEmployeeNumber </w:t>
       </w:r>
-    </w:p>
-    <w:p>
-      <w:pPr>
-        <w:autoSpaceDN w:val="0"/>
-        <w:autoSpaceDE w:val="0"/>
-        <w:widowControl/>
-        <w:spacing w:line="240" w:lineRule="auto" w:before="314" w:after="0"/>
-        <w:ind w:left="382" w:right="0" w:firstLine="0"/>
-        <w:jc w:val="left"/>
-      </w:pPr>
+      <w:r>
+        <w:br/>
+      </w:r>
       <w:r>
         <w:rPr>
           <w:rFonts w:ascii="Courier New" w:hAnsi="Courier New" w:eastAsia="Courier New"/>
@@ -2436,18 +2713,11 @@
           <w:color w:val="000000"/>
           <w:sz w:val="24"/>
         </w:rPr>
-        <w:t xml:space="preserve">FROM employees </w:t>
+        <w:t xml:space="preserve">FROM customers </w:t>
       </w:r>
-    </w:p>
-    <w:p>
-      <w:pPr>
-        <w:autoSpaceDN w:val="0"/>
-        <w:autoSpaceDE w:val="0"/>
-        <w:widowControl/>
-        <w:spacing w:line="240" w:lineRule="auto" w:before="170" w:after="0"/>
-        <w:ind w:left="322" w:right="0" w:firstLine="0"/>
-        <w:jc w:val="left"/>
-      </w:pPr>
+      <w:r>
+        <w:br/>
+      </w:r>
       <w:r>
         <w:rPr>
           <w:rFonts w:ascii="Courier New" w:hAnsi="Courier New" w:eastAsia="Courier New"/>
@@ -2456,7 +2726,7 @@
           <w:color w:val="000000"/>
           <w:sz w:val="24"/>
         </w:rPr>
-        <w:t xml:space="preserve">WHERE officeCode = 6 </w:t>
+        <w:t xml:space="preserve">WHERE salesRepEmployeeNumber = NULL </w:t>
       </w:r>
     </w:p>
     <w:p>
@@ -2464,8 +2734,8 @@
         <w:autoSpaceDN w:val="0"/>
         <w:autoSpaceDE w:val="0"/>
         <w:widowControl/>
-        <w:spacing w:line="324" w:lineRule="exact" w:before="412" w:after="0"/>
-        <w:ind w:left="262" w:right="0" w:firstLine="0"/>
+        <w:spacing w:line="266" w:lineRule="exact" w:before="698" w:after="0"/>
+        <w:ind w:left="382" w:right="0" w:firstLine="0"/>
         <w:jc w:val="left"/>
       </w:pPr>
       <w:r>
@@ -2476,27 +2746,7 @@
           <w:color w:val="000000"/>
           <w:sz w:val="24"/>
         </w:rPr>
-        <w:t xml:space="preserve">Thực hiện lại câu lệnh truy vấn trên bảng </w:t>
-      </w:r>
-      <w:r>
-        <w:rPr>
-          <w:rFonts w:ascii="Courier New" w:hAnsi="Courier New" w:eastAsia="Courier New"/>
-          <w:b w:val="0"/>
-          <w:i w:val="0"/>
-          <w:color w:val="000000"/>
-          <w:sz w:val="24"/>
-        </w:rPr>
-        <w:t>employees.</w:t>
-      </w:r>
-      <w:r>
-        <w:rPr>
-          <w:rFonts w:ascii="TimesNewRomanPSMT" w:hAnsi="TimesNewRomanPSMT" w:eastAsia="TimesNewRomanPSMT"/>
-          <w:b w:val="0"/>
-          <w:i w:val="0"/>
-          <w:color w:val="000000"/>
-          <w:sz w:val="24"/>
-        </w:rPr>
-        <w:t xml:space="preserve">Trong bảng không còn các </w:t>
+        <w:t xml:space="preserve">Nếu sử dụng phép so sánh = như trên, sẽ không có dòng kết quả nào được trả về. </w:t>
       </w:r>
     </w:p>
     <w:p>
@@ -2504,8 +2754,8 @@
         <w:autoSpaceDN w:val="0"/>
         <w:autoSpaceDE w:val="0"/>
         <w:widowControl/>
-        <w:spacing w:line="324" w:lineRule="exact" w:before="132" w:after="0"/>
-        <w:ind w:left="272" w:right="0" w:firstLine="0"/>
+        <w:spacing w:line="580" w:lineRule="exact" w:before="0" w:after="0"/>
+        <w:ind w:left="382" w:right="3024" w:firstLine="10"/>
         <w:jc w:val="left"/>
       </w:pPr>
       <w:r>
@@ -2516,7 +2766,20 @@
           <w:color w:val="000000"/>
           <w:sz w:val="24"/>
         </w:rPr>
-        <w:t xml:space="preserve">dòng có </w:t>
+        <w:t xml:space="preserve">Nếu thay phép so sánh = bởi </w:t>
+      </w:r>
+      <w:r>
+        <w:rPr>
+          <w:rFonts w:ascii="Times New Roman" w:hAnsi="Times New Roman" w:eastAsia="Times New Roman"/>
+          <w:b w:val="0"/>
+          <w:i/>
+          <w:color w:val="000000"/>
+          <w:sz w:val="24"/>
+        </w:rPr>
+        <w:t xml:space="preserve">is NULL </w:t>
+      </w:r>
+      <w:r>
+        <w:br/>
       </w:r>
       <w:r>
         <w:rPr>
@@ -2526,14 +2789,37 @@
           <w:color w:val="000000"/>
           <w:sz w:val="24"/>
         </w:rPr>
-        <w:t>officeCode = 6</w:t>
+        <w:t xml:space="preserve">SELECT customerName, salesRepEmployeeNumber </w:t>
+      </w:r>
+      <w:r>
+        <w:rPr>
+          <w:rFonts w:ascii="Courier New" w:hAnsi="Courier New" w:eastAsia="Courier New"/>
+          <w:b w:val="0"/>
+          <w:i w:val="0"/>
+          <w:color w:val="000000"/>
+          <w:sz w:val="24"/>
+        </w:rPr>
+        <w:t xml:space="preserve">FROM customers </w:t>
+      </w:r>
+      <w:r>
+        <w:br/>
+      </w:r>
+      <w:r>
+        <w:rPr>
+          <w:rFonts w:ascii="Courier New" w:hAnsi="Courier New" w:eastAsia="Courier New"/>
+          <w:b w:val="0"/>
+          <w:i w:val="0"/>
+          <w:color w:val="000000"/>
+          <w:sz w:val="24"/>
+        </w:rPr>
+        <w:t xml:space="preserve">WHERE salesRepEmployeeNumber is NULL </w:t>
       </w:r>
     </w:p>
     <w:p>
       <w:pPr>
         <w:sectPr>
           <w:pgSz w:w="11906" w:h="16841"/>
-          <w:pgMar w:top="566" w:right="1440" w:bottom="1440" w:left="1440" w:header="720" w:footer="720" w:gutter="0"/>
+          <w:pgMar w:top="566" w:right="620" w:bottom="1440" w:left="1440" w:header="720" w:footer="720" w:gutter="0"/>
           <w:cols/>
           <w:docGrid w:linePitch="360"/>
         </w:sectPr>
@@ -2554,14 +2840,14 @@
         <w:autoSpaceDE w:val="0"/>
         <w:widowControl/>
         <w:spacing w:line="240" w:lineRule="auto" w:before="0" w:after="0"/>
-        <w:ind w:left="132" w:right="0" w:firstLine="0"/>
+        <w:ind w:left="262" w:right="0" w:firstLine="0"/>
         <w:jc w:val="left"/>
       </w:pPr>
       <w:r>
         <w:drawing>
           <wp:inline xmlns:a="http://schemas.openxmlformats.org/drawingml/2006/main" xmlns:pic="http://schemas.openxmlformats.org/drawingml/2006/picture">
-            <wp:extent cx="6140450" cy="1478280"/>
-            <wp:docPr id="5" name="Picture 5"/>
+            <wp:extent cx="3754120" cy="4246880"/>
+            <wp:docPr id="12" name="Picture 12"/>
             <wp:cNvGraphicFramePr>
               <a:graphicFrameLocks noChangeAspect="1"/>
             </wp:cNvGraphicFramePr>
@@ -2573,7 +2859,7 @@
                     <pic:cNvPicPr/>
                   </pic:nvPicPr>
                   <pic:blipFill>
-                    <a:blip r:embed="rId13"/>
+                    <a:blip r:embed="rId19"/>
                     <a:stretch>
                       <a:fillRect/>
                     </a:stretch>
@@ -2581,7 +2867,7 @@
                   <pic:spPr>
                     <a:xfrm>
                       <a:off x="0" y="0"/>
-                      <a:ext cx="6140450" cy="1478280"/>
+                      <a:ext cx="3754120" cy="4246880"/>
                     </a:xfrm>
                     <a:prstGeom prst="rect"/>
                   </pic:spPr>
@@ -2597,29 +2883,29 @@
         <w:autoSpaceDN w:val="0"/>
         <w:autoSpaceDE w:val="0"/>
         <w:widowControl/>
-        <w:spacing w:line="294" w:lineRule="exact" w:before="308" w:after="0"/>
-        <w:ind w:left="370" w:right="0" w:firstLine="0"/>
+        <w:spacing w:line="197" w:lineRule="auto" w:before="380" w:after="0"/>
+        <w:ind w:left="392" w:right="0" w:firstLine="0"/>
         <w:jc w:val="left"/>
       </w:pPr>
       <w:r>
         <w:rPr>
-          <w:rFonts w:ascii="Times New Roman" w:hAnsi="Times New Roman" w:eastAsia="Times New Roman"/>
-          <w:b w:val="0"/>
-          <w:i/>
-          <w:color w:val="000000"/>
-          <w:sz w:val="24"/>
+          <w:rFonts w:ascii="Calibri" w:hAnsi="Calibri" w:eastAsia="Calibri"/>
+          <w:b/>
+          <w:i w:val="0"/>
+          <w:color w:val="424242"/>
+          <w:sz w:val="22"/>
         </w:rPr>
-        <w:t>Chú ý</w:t>
+        <w:t>6.</w:t>
       </w:r>
       <w:r>
         <w:rPr>
-          <w:rFonts w:ascii="TimesNewRomanPSMT" w:hAnsi="TimesNewRomanPSMT" w:eastAsia="TimesNewRomanPSMT"/>
-          <w:b w:val="0"/>
+          <w:rFonts w:ascii="Calibri" w:hAnsi="Calibri" w:eastAsia="Calibri"/>
+          <w:b/>
           <w:i w:val="0"/>
           <w:color w:val="000000"/>
-          <w:sz w:val="24"/>
+          <w:sz w:val="22"/>
         </w:rPr>
-        <w:t xml:space="preserve">: Nếu loại bỏ điều kiện WHERE </w:t>
+        <w:t>Từ khoá DISTINCT</w:t>
       </w:r>
     </w:p>
     <w:p>
@@ -2627,28 +2913,8 @@
         <w:autoSpaceDN w:val="0"/>
         <w:autoSpaceDE w:val="0"/>
         <w:widowControl/>
-        <w:spacing w:line="240" w:lineRule="auto" w:before="406" w:after="0"/>
-        <w:ind w:left="430" w:right="0" w:firstLine="0"/>
-        <w:jc w:val="left"/>
-      </w:pPr>
-      <w:r>
-        <w:rPr>
-          <w:rFonts w:ascii="Courier New" w:hAnsi="Courier New" w:eastAsia="Courier New"/>
-          <w:b w:val="0"/>
-          <w:i w:val="0"/>
-          <w:color w:val="000000"/>
-          <w:sz w:val="24"/>
-        </w:rPr>
-        <w:t xml:space="preserve">DELETE FROM employees </w:t>
-      </w:r>
-    </w:p>
-    <w:p>
-      <w:pPr>
-        <w:autoSpaceDN w:val="0"/>
-        <w:autoSpaceDE w:val="0"/>
-        <w:widowControl/>
-        <w:spacing w:line="294" w:lineRule="exact" w:before="418" w:after="0"/>
-        <w:ind w:left="370" w:right="0" w:firstLine="0"/>
+        <w:spacing w:line="490" w:lineRule="exact" w:before="0" w:after="0"/>
+        <w:ind w:left="382" w:right="432" w:firstLine="0"/>
         <w:jc w:val="left"/>
       </w:pPr>
       <w:r>
@@ -2656,81 +2922,31 @@
           <w:rFonts w:ascii="TimesNewRomanPSMT" w:hAnsi="TimesNewRomanPSMT" w:eastAsia="TimesNewRomanPSMT"/>
           <w:b w:val="0"/>
           <w:i w:val="0"/>
-          <w:color w:val="000000"/>
+          <w:color w:val="2B2B2B"/>
           <w:sz w:val="24"/>
         </w:rPr>
-        <w:t xml:space="preserve">Sẽ xóa tất cả các dòng của bảng </w:t>
-      </w:r>
-      <w:r>
-        <w:rPr>
-          <w:rFonts w:ascii="Times New Roman" w:hAnsi="Times New Roman" w:eastAsia="Times New Roman"/>
-          <w:b w:val="0"/>
-          <w:i/>
-          <w:color w:val="000000"/>
-          <w:sz w:val="24"/>
-        </w:rPr>
-        <w:t>employees</w:t>
+        <w:t xml:space="preserve">Với từ khóa </w:t>
       </w:r>
       <w:r>
         <w:rPr>
           <w:rFonts w:ascii="TimesNewRomanPSMT" w:hAnsi="TimesNewRomanPSMT" w:eastAsia="TimesNewRomanPSMT"/>
           <w:b w:val="0"/>
           <w:i w:val="0"/>
-          <w:color w:val="000000"/>
+          <w:color w:val="424242"/>
           <w:sz w:val="24"/>
         </w:rPr>
-        <w:t xml:space="preserve">. Do đó cần chú ý điều kiện trong mệnh đề </w:t>
+        <w:t>DISTINCT</w:t>
       </w:r>
-    </w:p>
-    <w:p>
-      <w:pPr>
-        <w:autoSpaceDN w:val="0"/>
-        <w:autoSpaceDE w:val="0"/>
-        <w:widowControl/>
-        <w:spacing w:line="266" w:lineRule="exact" w:before="102" w:after="0"/>
-        <w:ind w:left="380" w:right="0" w:firstLine="0"/>
-        <w:jc w:val="left"/>
-      </w:pPr>
       <w:r>
         <w:rPr>
           <w:rFonts w:ascii="TimesNewRomanPSMT" w:hAnsi="TimesNewRomanPSMT" w:eastAsia="TimesNewRomanPSMT"/>
           <w:b w:val="0"/>
           <w:i w:val="0"/>
-          <w:color w:val="000000"/>
+          <w:color w:val="2B2B2B"/>
           <w:sz w:val="24"/>
         </w:rPr>
-        <w:t xml:space="preserve">WHERE khi thực hiện lệnh DELETE. </w:t>
+        <w:t xml:space="preserve">, có thể loại bỏ dữ liệu trùng lặp từ câu lệnh SELECT. </w:t>
       </w:r>
-    </w:p>
-    <w:p>
-      <w:pPr>
-        <w:autoSpaceDN w:val="0"/>
-        <w:autoSpaceDE w:val="0"/>
-        <w:widowControl/>
-        <w:spacing w:line="230" w:lineRule="auto" w:before="382" w:after="0"/>
-        <w:ind w:left="370" w:right="0" w:firstLine="0"/>
-        <w:jc w:val="left"/>
-      </w:pPr>
-      <w:r>
-        <w:rPr>
-          <w:rFonts w:ascii="Times New Roman" w:hAnsi="Times New Roman" w:eastAsia="Times New Roman"/>
-          <w:b/>
-          <w:i w:val="0"/>
-          <w:color w:val="000000"/>
-          <w:sz w:val="24"/>
-        </w:rPr>
-        <w:t xml:space="preserve">MySQL cũng hỗ trợ xóa các bản ghi từ nhiều bảng khác nhau. </w:t>
-      </w:r>
-    </w:p>
-    <w:p>
-      <w:pPr>
-        <w:autoSpaceDN w:val="0"/>
-        <w:autoSpaceDE w:val="0"/>
-        <w:widowControl/>
-        <w:spacing w:line="370" w:lineRule="exact" w:before="290" w:after="0"/>
-        <w:ind w:left="380" w:right="1152" w:hanging="10"/>
-        <w:jc w:val="left"/>
-      </w:pPr>
       <w:r>
         <w:rPr>
           <w:rFonts w:ascii="Times New Roman" w:hAnsi="Times New Roman" w:eastAsia="Times New Roman"/>
@@ -2749,7 +2965,7 @@
           <w:color w:val="000000"/>
           <w:sz w:val="24"/>
         </w:rPr>
-        <w:t xml:space="preserve"> xóa tất cả các nhân viên (employee) làm việc cho văn phòng có mã </w:t>
+        <w:t xml:space="preserve"> để tìm thấy bao nhiêu </w:t>
       </w:r>
       <w:r>
         <w:rPr>
@@ -2759,7 +2975,7 @@
           <w:color w:val="000000"/>
           <w:sz w:val="24"/>
         </w:rPr>
-        <w:t xml:space="preserve">officecode </w:t>
+        <w:t>vị trí công việc</w:t>
       </w:r>
       <w:r>
         <w:rPr>
@@ -2769,7 +2985,17 @@
           <w:color w:val="000000"/>
           <w:sz w:val="24"/>
         </w:rPr>
-        <w:t xml:space="preserve">1 và cũng xóa cả văn phòng đó. </w:t>
+        <w:t xml:space="preserve"> của tất cả các nhân viên,  sử dụng từ </w:t>
+      </w:r>
+      <w:r>
+        <w:rPr>
+          <w:rFonts w:ascii="TimesNewRomanPSMT" w:hAnsi="TimesNewRomanPSMT" w:eastAsia="TimesNewRomanPSMT"/>
+          <w:b w:val="0"/>
+          <w:i w:val="0"/>
+          <w:color w:val="000000"/>
+          <w:sz w:val="24"/>
+        </w:rPr>
+        <w:t xml:space="preserve">khóa DISTINCT trong câu lệnh SELECT như sau: </w:t>
       </w:r>
     </w:p>
     <w:p>
@@ -2777,8 +3003,8 @@
         <w:autoSpaceDN w:val="0"/>
         <w:autoSpaceDE w:val="0"/>
         <w:widowControl/>
-        <w:spacing w:line="240" w:lineRule="auto" w:before="414" w:after="0"/>
-        <w:ind w:left="430" w:right="0" w:firstLine="0"/>
+        <w:spacing w:line="240" w:lineRule="auto" w:before="656" w:after="0"/>
+        <w:ind w:left="442" w:right="0" w:firstLine="0"/>
         <w:jc w:val="left"/>
       </w:pPr>
       <w:r>
@@ -2789,7 +3015,7 @@
           <w:color w:val="000000"/>
           <w:sz w:val="24"/>
         </w:rPr>
-        <w:t xml:space="preserve">DELETE employees,offices </w:t>
+        <w:t xml:space="preserve">SELECT DISTINCT jobTitle FROM Employees; </w:t>
       </w:r>
     </w:p>
     <w:p>
@@ -2797,145 +3023,15 @@
         <w:autoSpaceDN w:val="0"/>
         <w:autoSpaceDE w:val="0"/>
         <w:widowControl/>
-        <w:spacing w:line="240" w:lineRule="auto" w:before="178" w:after="0"/>
-        <w:ind w:left="430" w:right="0" w:firstLine="0"/>
-        <w:jc w:val="left"/>
-      </w:pPr>
-      <w:r>
-        <w:rPr>
-          <w:rFonts w:ascii="Courier New" w:hAnsi="Courier New" w:eastAsia="Courier New"/>
-          <w:b w:val="0"/>
-          <w:i w:val="0"/>
-          <w:color w:val="000000"/>
-          <w:sz w:val="24"/>
-        </w:rPr>
-        <w:t xml:space="preserve">FROM employees,offices </w:t>
-      </w:r>
-    </w:p>
-    <w:p>
-      <w:pPr>
-        <w:autoSpaceDN w:val="0"/>
-        <w:autoSpaceDE w:val="0"/>
-        <w:widowControl/>
-        <w:spacing w:line="240" w:lineRule="auto" w:before="206" w:after="0"/>
-        <w:ind w:left="430" w:right="0" w:firstLine="0"/>
-        <w:jc w:val="left"/>
-      </w:pPr>
-      <w:r>
-        <w:rPr>
-          <w:rFonts w:ascii="Courier New" w:hAnsi="Courier New" w:eastAsia="Courier New"/>
-          <w:b w:val="0"/>
-          <w:i w:val="0"/>
-          <w:color w:val="000000"/>
-          <w:sz w:val="24"/>
-        </w:rPr>
-        <w:t>WHERE employees.officeCode = offices.officeCode  AND</w:t>
-      </w:r>
-    </w:p>
-    <w:p>
-      <w:pPr>
-        <w:autoSpaceDN w:val="0"/>
-        <w:autoSpaceDE w:val="0"/>
-        <w:widowControl/>
-        <w:spacing w:line="240" w:lineRule="auto" w:before="180" w:after="0"/>
-        <w:ind w:left="380" w:right="0" w:firstLine="0"/>
-        <w:jc w:val="left"/>
-      </w:pPr>
-      <w:r>
-        <w:rPr>
-          <w:rFonts w:ascii="Courier New" w:hAnsi="Courier New" w:eastAsia="Courier New"/>
-          <w:b w:val="0"/>
-          <w:i w:val="0"/>
-          <w:color w:val="000000"/>
-          <w:sz w:val="24"/>
-        </w:rPr>
-        <w:t xml:space="preserve">offices.officeCode = 1 </w:t>
-      </w:r>
-    </w:p>
-    <w:p>
-      <w:pPr>
-        <w:autoSpaceDN w:val="0"/>
-        <w:autoSpaceDE w:val="0"/>
-        <w:widowControl/>
-        <w:spacing w:line="266" w:lineRule="exact" w:before="558" w:after="0"/>
-        <w:ind w:left="370" w:right="0" w:firstLine="0"/>
-        <w:jc w:val="left"/>
-      </w:pPr>
-      <w:r>
-        <w:rPr>
-          <w:rFonts w:ascii="TimesNewRomanPSMT" w:hAnsi="TimesNewRomanPSMT" w:eastAsia="TimesNewRomanPSMT"/>
-          <w:b w:val="0"/>
-          <w:i w:val="0"/>
-          <w:color w:val="000000"/>
-          <w:sz w:val="24"/>
-        </w:rPr>
-        <w:t xml:space="preserve">Sau khi thực hiện lệnh xóa dữ liệu trên, kiểm tra lại các bảng dữ liệu </w:t>
-      </w:r>
-    </w:p>
-    <w:p>
-      <w:pPr>
-        <w:autoSpaceDN w:val="0"/>
-        <w:autoSpaceDE w:val="0"/>
-        <w:widowControl/>
-        <w:spacing w:line="320" w:lineRule="exact" w:before="80" w:after="0"/>
-        <w:ind w:left="370" w:right="0" w:firstLine="0"/>
-        <w:jc w:val="left"/>
-      </w:pPr>
-      <w:r>
-        <w:rPr>
-          <w:rFonts w:ascii="TimesNewRomanPSMT" w:hAnsi="TimesNewRomanPSMT" w:eastAsia="TimesNewRomanPSMT"/>
-          <w:b w:val="0"/>
-          <w:i w:val="0"/>
-          <w:color w:val="000000"/>
-          <w:sz w:val="24"/>
-        </w:rPr>
-        <w:t xml:space="preserve">Bảng </w:t>
-      </w:r>
-      <w:r>
-        <w:rPr>
-          <w:rFonts w:ascii="Times New Roman" w:hAnsi="Times New Roman" w:eastAsia="Times New Roman"/>
-          <w:b w:val="0"/>
-          <w:i/>
-          <w:color w:val="000000"/>
-          <w:sz w:val="24"/>
-        </w:rPr>
-        <w:t>employees</w:t>
-      </w:r>
-      <w:r>
-        <w:rPr>
-          <w:rFonts w:ascii="TimesNewRomanPSMT" w:hAnsi="TimesNewRomanPSMT" w:eastAsia="TimesNewRomanPSMT"/>
-          <w:b w:val="0"/>
-          <w:i w:val="0"/>
-          <w:color w:val="000000"/>
-          <w:sz w:val="24"/>
-        </w:rPr>
-        <w:t xml:space="preserve"> không còn các dòng nhân viên có </w:t>
-      </w:r>
-      <w:r>
-        <w:rPr>
-          <w:rFonts w:ascii="Times New Roman" w:hAnsi="Times New Roman" w:eastAsia="Times New Roman"/>
-          <w:b w:val="0"/>
-          <w:i/>
-          <w:color w:val="000000"/>
-          <w:sz w:val="24"/>
-        </w:rPr>
-        <w:t xml:space="preserve">officeCode = 1 </w:t>
-      </w:r>
-    </w:p>
-    <w:p>
-      <w:pPr>
-        <w:autoSpaceDN w:val="0"/>
-        <w:autoSpaceDE w:val="0"/>
-        <w:widowControl/>
-        <w:spacing w:line="240" w:lineRule="auto" w:before="392" w:after="0"/>
-        <w:ind w:left="0" w:right="0" w:firstLine="0"/>
+        <w:spacing w:line="240" w:lineRule="auto" w:before="110" w:after="0"/>
+        <w:ind w:left="426" w:right="0" w:firstLine="0"/>
         <w:jc w:val="left"/>
       </w:pPr>
       <w:r>
         <w:drawing>
           <wp:inline xmlns:a="http://schemas.openxmlformats.org/drawingml/2006/main" xmlns:pic="http://schemas.openxmlformats.org/drawingml/2006/picture">
-            <wp:extent cx="6146800" cy="2133600"/>
-            <wp:docPr id="6" name="Picture 6"/>
+            <wp:extent cx="1708150" cy="2105660"/>
+            <wp:docPr id="13" name="Picture 13"/>
             <wp:cNvGraphicFramePr>
               <a:graphicFrameLocks noChangeAspect="1"/>
             </wp:cNvGraphicFramePr>
@@ -2947,7 +3043,7 @@
                     <pic:cNvPicPr/>
                   </pic:nvPicPr>
                   <pic:blipFill>
-                    <a:blip r:embed="rId14"/>
+                    <a:blip r:embed="rId20"/>
                     <a:stretch>
                       <a:fillRect/>
                     </a:stretch>
@@ -2955,7 +3051,7 @@
                   <pic:spPr>
                     <a:xfrm>
                       <a:off x="0" y="0"/>
-                      <a:ext cx="6146800" cy="2133600"/>
+                      <a:ext cx="1708150" cy="2105660"/>
                     </a:xfrm>
                     <a:prstGeom prst="rect"/>
                   </pic:spPr>
@@ -2971,8 +3067,8 @@
         <w:autoSpaceDN w:val="0"/>
         <w:autoSpaceDE w:val="0"/>
         <w:widowControl/>
-        <w:spacing w:line="320" w:lineRule="exact" w:before="414" w:after="0"/>
-        <w:ind w:left="370" w:right="0" w:firstLine="0"/>
+        <w:spacing w:line="616" w:lineRule="exact" w:before="0" w:after="0"/>
+        <w:ind w:left="382" w:right="1152" w:firstLine="0"/>
         <w:jc w:val="left"/>
       </w:pPr>
       <w:r>
@@ -2980,47 +3076,27 @@
           <w:rFonts w:ascii="TimesNewRomanPSMT" w:hAnsi="TimesNewRomanPSMT" w:eastAsia="TimesNewRomanPSMT"/>
           <w:b w:val="0"/>
           <w:i w:val="0"/>
-          <w:color w:val="000000"/>
+          <w:color w:val="2B2B2B"/>
           <w:sz w:val="24"/>
         </w:rPr>
-        <w:t xml:space="preserve">Bảng </w:t>
+        <w:t xml:space="preserve">Hoặc  có thể tìm ra mã số các sản phẩm đã được mua bằng truy vấn như sau: </w:t>
       </w:r>
       <w:r>
         <w:rPr>
-          <w:rFonts w:ascii="Times New Roman" w:hAnsi="Times New Roman" w:eastAsia="Times New Roman"/>
-          <w:b w:val="0"/>
-          <w:i/>
-          <w:color w:val="000000"/>
-          <w:sz w:val="24"/>
-        </w:rPr>
-        <w:t xml:space="preserve">offices </w:t>
-      </w:r>
-      <w:r>
-        <w:rPr>
-          <w:rFonts w:ascii="TimesNewRomanPSMT" w:hAnsi="TimesNewRomanPSMT" w:eastAsia="TimesNewRomanPSMT"/>
+          <w:rFonts w:ascii="Courier New" w:hAnsi="Courier New" w:eastAsia="Courier New"/>
           <w:b w:val="0"/>
           <w:i w:val="0"/>
           <w:color w:val="000000"/>
           <w:sz w:val="24"/>
         </w:rPr>
-        <w:t xml:space="preserve">không còn dòng có </w:t>
-      </w:r>
-      <w:r>
-        <w:rPr>
-          <w:rFonts w:ascii="Times New Roman" w:hAnsi="Times New Roman" w:eastAsia="Times New Roman"/>
-          <w:b w:val="0"/>
-          <w:i/>
-          <w:color w:val="000000"/>
-          <w:sz w:val="24"/>
-        </w:rPr>
-        <w:t>officeCode = 1</w:t>
+        <w:t xml:space="preserve">SELECT DISTINCT productCode FROM OrderDetails; </w:t>
       </w:r>
     </w:p>
     <w:p>
       <w:pPr>
         <w:sectPr>
           <w:pgSz w:w="11906" w:h="16841"/>
-          <w:pgMar w:top="568" w:right="752" w:bottom="782" w:left="1332" w:header="720" w:footer="720" w:gutter="0"/>
+          <w:pgMar w:top="568" w:right="1440" w:bottom="682" w:left="1440" w:header="720" w:footer="720" w:gutter="0"/>
           <w:cols/>
           <w:docGrid w:linePitch="360"/>
         </w:sectPr>
@@ -3041,14 +3117,14 @@
         <w:autoSpaceDE w:val="0"/>
         <w:widowControl/>
         <w:spacing w:line="240" w:lineRule="auto" w:before="0" w:after="0"/>
-        <w:ind w:left="0" w:right="0" w:firstLine="0"/>
-        <w:jc w:val="center"/>
+        <w:ind w:left="426" w:right="0" w:firstLine="0"/>
+        <w:jc w:val="left"/>
       </w:pPr>
       <w:r>
         <w:drawing>
           <wp:inline xmlns:a="http://schemas.openxmlformats.org/drawingml/2006/main" xmlns:pic="http://schemas.openxmlformats.org/drawingml/2006/picture">
-            <wp:extent cx="6234430" cy="1809750"/>
-            <wp:docPr id="7" name="Picture 7"/>
+            <wp:extent cx="1300480" cy="3957320"/>
+            <wp:docPr id="14" name="Picture 14"/>
             <wp:cNvGraphicFramePr>
               <a:graphicFrameLocks noChangeAspect="1"/>
             </wp:cNvGraphicFramePr>
@@ -3060,7 +3136,7 @@
                     <pic:cNvPicPr/>
                   </pic:nvPicPr>
                   <pic:blipFill>
-                    <a:blip r:embed="rId15"/>
+                    <a:blip r:embed="rId21"/>
                     <a:stretch>
                       <a:fillRect/>
                     </a:stretch>
@@ -3068,7 +3144,7 @@
                   <pic:spPr>
                     <a:xfrm>
                       <a:off x="0" y="0"/>
-                      <a:ext cx="6234430" cy="1809750"/>
+                      <a:ext cx="1300480" cy="3957320"/>
                     </a:xfrm>
                     <a:prstGeom prst="rect"/>
                   </pic:spPr>
@@ -3084,8 +3160,8 @@
         <w:autoSpaceDN w:val="0"/>
         <w:autoSpaceDE w:val="0"/>
         <w:widowControl/>
-        <w:spacing w:line="344" w:lineRule="exact" w:before="224" w:after="0"/>
-        <w:ind w:left="370" w:right="1152" w:firstLine="10"/>
+        <w:spacing w:line="197" w:lineRule="auto" w:before="342" w:after="0"/>
+        <w:ind w:left="392" w:right="0" w:firstLine="0"/>
         <w:jc w:val="left"/>
       </w:pPr>
       <w:r>
@@ -3096,7 +3172,7 @@
           <w:color w:val="000000"/>
           <w:sz w:val="22"/>
         </w:rPr>
-        <w:t>4.</w:t>
+        <w:t>7.</w:t>
       </w:r>
       <w:r>
         <w:rPr>
@@ -3106,10 +3182,107 @@
           <w:color w:val="000000"/>
           <w:sz w:val="22"/>
         </w:rPr>
-        <w:t xml:space="preserve">Cập nhật dữ liệu có ràng buộc </w:t>
+        <w:t xml:space="preserve">Giới hạn số lượng kết quả với LIMIT </w:t>
+      </w:r>
+    </w:p>
+    <w:p>
+      <w:pPr>
+        <w:autoSpaceDN w:val="0"/>
+        <w:autoSpaceDE w:val="0"/>
+        <w:widowControl/>
+        <w:spacing w:line="380" w:lineRule="exact" w:before="52" w:after="0"/>
+        <w:ind w:left="392" w:right="738" w:hanging="10"/>
+        <w:jc w:val="both"/>
+      </w:pPr>
+      <w:r>
+        <w:rPr>
+          <w:rFonts w:ascii="TimesNewRomanPSMT" w:hAnsi="TimesNewRomanPSMT" w:eastAsia="TimesNewRomanPSMT"/>
+          <w:b w:val="0"/>
+          <w:i w:val="0"/>
+          <w:color w:val="2B2B2B"/>
+          <w:sz w:val="24"/>
+        </w:rPr>
+        <w:t xml:space="preserve">Trong hầu hết các lần truy vấn, khi làm việc với các bảng dữ liệu có chứa hàng </w:t>
       </w:r>
       <w:r>
-        <w:br/>
+        <w:rPr>
+          <w:rFonts w:ascii="TimesNewRomanPSMT" w:hAnsi="TimesNewRomanPSMT" w:eastAsia="TimesNewRomanPSMT"/>
+          <w:b w:val="0"/>
+          <w:i w:val="0"/>
+          <w:color w:val="2B2B2B"/>
+          <w:sz w:val="24"/>
+        </w:rPr>
+        <w:t xml:space="preserve">nghìn đến hàng triệu bản ghi và  không muốn viết một truy vấn để có được tất cả </w:t>
+      </w:r>
+      <w:r>
+        <w:rPr>
+          <w:rFonts w:ascii="TimesNewRomanPSMT" w:hAnsi="TimesNewRomanPSMT" w:eastAsia="TimesNewRomanPSMT"/>
+          <w:b w:val="0"/>
+          <w:i w:val="0"/>
+          <w:color w:val="2B2B2B"/>
+          <w:sz w:val="24"/>
+        </w:rPr>
+        <w:t xml:space="preserve">các dữ liệu đó để đảm bảo hiệu suất và lưu lượng truy cập  giữa các máy chủ cơ </w:t>
+      </w:r>
+      <w:r>
+        <w:rPr>
+          <w:rFonts w:ascii="TimesNewRomanPSMT" w:hAnsi="TimesNewRomanPSMT" w:eastAsia="TimesNewRomanPSMT"/>
+          <w:b w:val="0"/>
+          <w:i w:val="0"/>
+          <w:color w:val="2B2B2B"/>
+          <w:sz w:val="24"/>
+        </w:rPr>
+        <w:t xml:space="preserve">sở dữ liệu và máy chủ ứng </w:t>
+      </w:r>
+    </w:p>
+    <w:p>
+      <w:pPr>
+        <w:autoSpaceDN w:val="0"/>
+        <w:autoSpaceDE w:val="0"/>
+        <w:widowControl/>
+        <w:spacing w:line="364" w:lineRule="exact" w:before="246" w:after="0"/>
+        <w:ind w:left="392" w:right="720" w:hanging="10"/>
+        <w:jc w:val="left"/>
+      </w:pPr>
+      <w:r>
+        <w:rPr>
+          <w:rFonts w:ascii="TimesNewRomanPSMT" w:hAnsi="TimesNewRomanPSMT" w:eastAsia="TimesNewRomanPSMT"/>
+          <w:b w:val="0"/>
+          <w:i w:val="0"/>
+          <w:color w:val="2B2B2B"/>
+          <w:sz w:val="24"/>
+        </w:rPr>
+        <w:t xml:space="preserve">dụng . MySQL hỗ trợ một tính năng là LIMIT cho phép hạn chế các bản ghi trả lại </w:t>
+      </w:r>
+      <w:r>
+        <w:rPr>
+          <w:rFonts w:ascii="TimesNewRomanPSMT" w:hAnsi="TimesNewRomanPSMT" w:eastAsia="TimesNewRomanPSMT"/>
+          <w:b w:val="0"/>
+          <w:i w:val="0"/>
+          <w:color w:val="2B2B2B"/>
+          <w:sz w:val="24"/>
+        </w:rPr>
+        <w:t xml:space="preserve">với câu lệnh SELECT. </w:t>
+      </w:r>
+    </w:p>
+    <w:p>
+      <w:pPr>
+        <w:autoSpaceDN w:val="0"/>
+        <w:autoSpaceDE w:val="0"/>
+        <w:widowControl/>
+        <w:spacing w:line="380" w:lineRule="exact" w:before="272" w:after="0"/>
+        <w:ind w:left="392" w:right="432" w:hanging="10"/>
+        <w:jc w:val="left"/>
+      </w:pPr>
+      <w:r>
+        <w:rPr>
+          <w:rFonts w:ascii="TimesNewRomanPSMT" w:hAnsi="TimesNewRomanPSMT" w:eastAsia="TimesNewRomanPSMT"/>
+          <w:b w:val="0"/>
+          <w:i w:val="0"/>
+          <w:color w:val="000000"/>
+          <w:sz w:val="24"/>
+        </w:rPr>
+        <w:t xml:space="preserve">Giả thiết ta có một bảng cơ sở dữ liệu với 10.000 bản ghi và  muốn nhận được N bản </w:t>
       </w:r>
       <w:r>
         <w:rPr>
@@ -3119,17 +3292,7 @@
           <w:color w:val="000000"/>
           <w:sz w:val="24"/>
         </w:rPr>
-        <w:t xml:space="preserve">Giữa các bảng dữ liệu có thể tồn tại các ràng buộc, ví dụ ràng buộc khóa ngoài giữa </w:t>
-      </w:r>
-      <w:r>
-        <w:rPr>
-          <w:rFonts w:ascii="TimesNewRomanPSMT" w:hAnsi="TimesNewRomanPSMT" w:eastAsia="TimesNewRomanPSMT"/>
-          <w:b w:val="0"/>
-          <w:i w:val="0"/>
-          <w:color w:val="000000"/>
-          <w:sz w:val="24"/>
-        </w:rPr>
-        <w:t xml:space="preserve">bảng products và productlines. </w:t>
+        <w:t xml:space="preserve">ghi đầu tiên,  có thể sử dụng truy vấn sau đây: </w:t>
       </w:r>
     </w:p>
     <w:p>
@@ -3137,43 +3300,32 @@
         <w:autoSpaceDN w:val="0"/>
         <w:autoSpaceDE w:val="0"/>
         <w:widowControl/>
-        <w:spacing w:line="240" w:lineRule="auto" w:before="374" w:after="0"/>
-        <w:ind w:left="370" w:right="0" w:firstLine="0"/>
+        <w:spacing w:line="290" w:lineRule="auto" w:before="370" w:after="0"/>
+        <w:ind w:left="382" w:right="5040" w:firstLine="0"/>
         <w:jc w:val="left"/>
       </w:pPr>
       <w:r>
-        <w:drawing>
-          <wp:inline xmlns:a="http://schemas.openxmlformats.org/drawingml/2006/main" xmlns:pic="http://schemas.openxmlformats.org/drawingml/2006/picture">
-            <wp:extent cx="3620770" cy="2338070"/>
-            <wp:docPr id="8" name="Picture 8"/>
-            <wp:cNvGraphicFramePr>
-              <a:graphicFrameLocks noChangeAspect="1"/>
-            </wp:cNvGraphicFramePr>
-            <a:graphic>
-              <a:graphicData uri="http://schemas.openxmlformats.org/drawingml/2006/picture">
-                <pic:pic>
-                  <pic:nvPicPr>
-                    <pic:cNvPr id="0" name="image.png"/>
-                    <pic:cNvPicPr/>
-                  </pic:nvPicPr>
-                  <pic:blipFill>
-                    <a:blip r:embed="rId16"/>
-                    <a:stretch>
-                      <a:fillRect/>
-                    </a:stretch>
-                  </pic:blipFill>
-                  <pic:spPr>
-                    <a:xfrm>
-                      <a:off x="0" y="0"/>
-                      <a:ext cx="3620770" cy="2338070"/>
-                    </a:xfrm>
-                    <a:prstGeom prst="rect"/>
-                  </pic:spPr>
-                </pic:pic>
-              </a:graphicData>
-            </a:graphic>
-          </wp:inline>
-        </w:drawing>
+        <w:rPr>
+          <w:rFonts w:ascii="Courier New" w:hAnsi="Courier New" w:eastAsia="Courier New"/>
+          <w:b w:val="0"/>
+          <w:i w:val="0"/>
+          <w:color w:val="000000"/>
+          <w:sz w:val="24"/>
+        </w:rPr>
+        <w:t xml:space="preserve">SELECT * FROM table_name </w:t>
+      </w:r>
+      <w:r>
+        <w:br/>
+      </w:r>
+      <w:r>
+        <w:rPr>
+          <w:rFonts w:ascii="Courier New" w:hAnsi="Courier New" w:eastAsia="Courier New"/>
+          <w:b w:val="0"/>
+          <w:i w:val="0"/>
+          <w:color w:val="000000"/>
+          <w:sz w:val="24"/>
+        </w:rPr>
+        <w:t xml:space="preserve">LIMIT N </w:t>
       </w:r>
     </w:p>
     <w:p>
@@ -3181,9 +3333,9 @@
         <w:autoSpaceDN w:val="0"/>
         <w:autoSpaceDE w:val="0"/>
         <w:widowControl/>
-        <w:spacing w:line="362" w:lineRule="exact" w:before="0" w:after="0"/>
-        <w:ind w:left="380" w:right="1172" w:hanging="10"/>
-        <w:jc w:val="both"/>
+        <w:spacing w:line="266" w:lineRule="exact" w:before="392" w:after="0"/>
+        <w:ind w:left="382" w:right="0" w:firstLine="0"/>
+        <w:jc w:val="left"/>
       </w:pPr>
       <w:r>
         <w:rPr>
@@ -3193,27 +3345,7 @@
           <w:color w:val="000000"/>
           <w:sz w:val="24"/>
         </w:rPr>
-        <w:t xml:space="preserve">Nếu chúng ta xóa một dòng dữ liệu trong bảng productline mà vẫn còn tồn tại các dòng </w:t>
-      </w:r>
-      <w:r>
-        <w:rPr>
-          <w:rFonts w:ascii="TimesNewRomanPSMT" w:hAnsi="TimesNewRomanPSMT" w:eastAsia="TimesNewRomanPSMT"/>
-          <w:b w:val="0"/>
-          <w:i w:val="0"/>
-          <w:color w:val="000000"/>
-          <w:sz w:val="24"/>
-        </w:rPr>
-        <w:t xml:space="preserve">dữ liệu trong bảng products tham chiếu tới dòng dữ liệu này, ngầm định sẽ không được </w:t>
-      </w:r>
-      <w:r>
-        <w:rPr>
-          <w:rFonts w:ascii="TimesNewRomanPSMT" w:hAnsi="TimesNewRomanPSMT" w:eastAsia="TimesNewRomanPSMT"/>
-          <w:b w:val="0"/>
-          <w:i w:val="0"/>
-          <w:color w:val="000000"/>
-          <w:sz w:val="24"/>
-        </w:rPr>
-        <w:t xml:space="preserve">phép. </w:t>
+        <w:t xml:space="preserve">LIMIT cũng cho phép lấy ra một số lượng bản ghi nhất định tính từ một vị trí nào đó: </w:t>
       </w:r>
     </w:p>
     <w:p>
@@ -3221,8 +3353,77 @@
         <w:autoSpaceDN w:val="0"/>
         <w:autoSpaceDE w:val="0"/>
         <w:widowControl/>
-        <w:spacing w:line="266" w:lineRule="exact" w:before="370" w:after="0"/>
-        <w:ind w:left="370" w:right="0" w:firstLine="0"/>
+        <w:spacing w:line="240" w:lineRule="auto" w:before="362" w:after="0"/>
+        <w:ind w:left="382" w:right="0" w:firstLine="0"/>
+        <w:jc w:val="left"/>
+      </w:pPr>
+      <w:r>
+        <w:rPr>
+          <w:rFonts w:ascii="Courier New" w:hAnsi="Courier New" w:eastAsia="Courier New"/>
+          <w:b w:val="0"/>
+          <w:i w:val="0"/>
+          <w:color w:val="000000"/>
+          <w:sz w:val="24"/>
+        </w:rPr>
+        <w:t xml:space="preserve">LIMIT S, N </w:t>
+      </w:r>
+    </w:p>
+    <w:p>
+      <w:pPr>
+        <w:autoSpaceDN w:val="0"/>
+        <w:autoSpaceDE w:val="0"/>
+        <w:widowControl/>
+        <w:spacing w:line="380" w:lineRule="exact" w:before="204" w:after="0"/>
+        <w:ind w:left="392" w:right="720" w:hanging="10"/>
+        <w:jc w:val="left"/>
+      </w:pPr>
+      <w:r>
+        <w:rPr>
+          <w:rFonts w:ascii="TimesNewRomanPSMT" w:hAnsi="TimesNewRomanPSMT" w:eastAsia="TimesNewRomanPSMT"/>
+          <w:b w:val="0"/>
+          <w:i w:val="0"/>
+          <w:color w:val="2B2B2B"/>
+          <w:sz w:val="24"/>
+        </w:rPr>
+        <w:t xml:space="preserve">Trong câu truy vấn trên, S là điểm bắt đầu ghi chỉ số. MySQL xác định rằng vị trí </w:t>
+      </w:r>
+      <w:r>
+        <w:rPr>
+          <w:rFonts w:ascii="TimesNewRomanPSMT" w:hAnsi="TimesNewRomanPSMT" w:eastAsia="TimesNewRomanPSMT"/>
+          <w:b w:val="0"/>
+          <w:i w:val="0"/>
+          <w:color w:val="2B2B2B"/>
+          <w:sz w:val="24"/>
+        </w:rPr>
+        <w:t xml:space="preserve">đầu tiên được ghi lại bắt đầu với 0; N là số lượng bản ghi  muốn chọn. </w:t>
+      </w:r>
+    </w:p>
+    <w:p>
+      <w:pPr>
+        <w:sectPr>
+          <w:pgSz w:w="11906" w:h="16841"/>
+          <w:pgMar w:top="568" w:right="1440" w:bottom="1026" w:left="1440" w:header="720" w:footer="720" w:gutter="0"/>
+          <w:cols/>
+          <w:docGrid w:linePitch="360"/>
+        </w:sectPr>
+      </w:pPr>
+    </w:p>
+    <w:p>
+      <w:pPr>
+        <w:autoSpaceDN w:val="0"/>
+        <w:autoSpaceDE w:val="0"/>
+        <w:widowControl/>
+        <w:spacing w:line="220" w:lineRule="exact" w:before="0" w:after="350"/>
+        <w:ind w:left="0" w:right="0"/>
+      </w:pPr>
+    </w:p>
+    <w:p>
+      <w:pPr>
+        <w:autoSpaceDN w:val="0"/>
+        <w:autoSpaceDE w:val="0"/>
+        <w:widowControl/>
+        <w:spacing w:line="324" w:lineRule="exact" w:before="0" w:after="0"/>
+        <w:ind w:left="392" w:right="1296" w:hanging="10"/>
         <w:jc w:val="left"/>
       </w:pPr>
       <w:r>
@@ -3243,7 +3444,17 @@
           <w:color w:val="000000"/>
           <w:sz w:val="24"/>
         </w:rPr>
-        <w:t xml:space="preserve">: Xóa các dòng sản phẩm có mã là ‘Ships’ </w:t>
+        <w:t xml:space="preserve">: Có thể lấy ra thông tin về tên của 5 sản phẩm đầu tiên trong bảng Product </w:t>
+      </w:r>
+      <w:r>
+        <w:rPr>
+          <w:rFonts w:ascii="TimesNewRomanPSMT" w:hAnsi="TimesNewRomanPSMT" w:eastAsia="TimesNewRomanPSMT"/>
+          <w:b w:val="0"/>
+          <w:i w:val="0"/>
+          <w:color w:val="000000"/>
+          <w:sz w:val="24"/>
+        </w:rPr>
+        <w:t xml:space="preserve">bằng truy vấn như sau: </w:t>
       </w:r>
     </w:p>
     <w:p>
@@ -3251,8 +3462,8 @@
         <w:autoSpaceDN w:val="0"/>
         <w:autoSpaceDE w:val="0"/>
         <w:widowControl/>
-        <w:spacing w:line="290" w:lineRule="auto" w:before="360" w:after="0"/>
-        <w:ind w:left="370" w:right="5616" w:firstLine="0"/>
+        <w:spacing w:line="288" w:lineRule="auto" w:before="372" w:after="0"/>
+        <w:ind w:left="382" w:right="4608" w:firstLine="0"/>
         <w:jc w:val="left"/>
       </w:pPr>
       <w:r>
@@ -3263,7 +3474,7 @@
           <w:color w:val="000000"/>
           <w:sz w:val="24"/>
         </w:rPr>
-        <w:t xml:space="preserve">DELETE FROM productlines </w:t>
+        <w:t xml:space="preserve">SELECT productName FROM Products </w:t>
       </w:r>
       <w:r>
         <w:br/>
@@ -3276,7 +3487,7 @@
           <w:color w:val="000000"/>
           <w:sz w:val="24"/>
         </w:rPr>
-        <w:t xml:space="preserve">WHERE productLine='Ships' </w:t>
+        <w:t xml:space="preserve">LIMIT 5; </w:t>
       </w:r>
     </w:p>
     <w:p>
@@ -3284,8 +3495,52 @@
         <w:autoSpaceDN w:val="0"/>
         <w:autoSpaceDE w:val="0"/>
         <w:widowControl/>
-        <w:spacing w:line="266" w:lineRule="exact" w:before="388" w:after="42"/>
-        <w:ind w:left="370" w:right="0" w:firstLine="0"/>
+        <w:spacing w:line="240" w:lineRule="auto" w:before="302" w:after="0"/>
+        <w:ind w:left="262" w:right="0" w:firstLine="0"/>
+        <w:jc w:val="left"/>
+      </w:pPr>
+      <w:r>
+        <w:drawing>
+          <wp:inline xmlns:a="http://schemas.openxmlformats.org/drawingml/2006/main" xmlns:pic="http://schemas.openxmlformats.org/drawingml/2006/picture">
+            <wp:extent cx="2570480" cy="1419860"/>
+            <wp:docPr id="15" name="Picture 15"/>
+            <wp:cNvGraphicFramePr>
+              <a:graphicFrameLocks noChangeAspect="1"/>
+            </wp:cNvGraphicFramePr>
+            <a:graphic>
+              <a:graphicData uri="http://schemas.openxmlformats.org/drawingml/2006/picture">
+                <pic:pic>
+                  <pic:nvPicPr>
+                    <pic:cNvPr id="0" name="image.png"/>
+                    <pic:cNvPicPr/>
+                  </pic:nvPicPr>
+                  <pic:blipFill>
+                    <a:blip r:embed="rId22"/>
+                    <a:stretch>
+                      <a:fillRect/>
+                    </a:stretch>
+                  </pic:blipFill>
+                  <pic:spPr>
+                    <a:xfrm>
+                      <a:off x="0" y="0"/>
+                      <a:ext cx="2570480" cy="1419860"/>
+                    </a:xfrm>
+                    <a:prstGeom prst="rect"/>
+                  </pic:spPr>
+                </pic:pic>
+              </a:graphicData>
+            </a:graphic>
+          </wp:inline>
+        </w:drawing>
+      </w:r>
+    </w:p>
+    <w:p>
+      <w:pPr>
+        <w:autoSpaceDN w:val="0"/>
+        <w:autoSpaceDE w:val="0"/>
+        <w:widowControl/>
+        <w:spacing w:line="384" w:lineRule="exact" w:before="222" w:after="0"/>
+        <w:ind w:left="392" w:right="1152" w:hanging="10"/>
         <w:jc w:val="left"/>
       </w:pPr>
       <w:r>
@@ -3296,166 +3551,7 @@
           <w:color w:val="000000"/>
           <w:sz w:val="24"/>
         </w:rPr>
-        <w:t xml:space="preserve">Sẽ hiện thông báo lỗi “Cannot delete or update a parent row: a foreign key constraint </w:t>
-      </w:r>
-    </w:p>
-    <w:tbl>
-      <w:tblPr>
-        <w:tblW w:type="auto" w:w="0"/>
-        <w:tblLayout w:type="fixed"/>
-        <w:tblLook w:firstColumn="1" w:firstRow="1" w:lastColumn="0" w:lastRow="0" w:noHBand="0" w:noVBand="1" w:val="04A0"/>
-        <w:tblInd w:w="188.0000000000001" w:type="dxa"/>
-      </w:tblPr>
-      <w:tblGrid>
-        <w:gridCol w:w="2459"/>
-        <w:gridCol w:w="2459"/>
-        <w:gridCol w:w="2459"/>
-        <w:gridCol w:w="2459"/>
-      </w:tblGrid>
-      <w:tr>
-        <w:trPr>
-          <w:trHeight w:hRule="exact" w:val="392"/>
-        </w:trPr>
-        <w:tc>
-          <w:tcPr>
-            <w:tcW w:type="dxa" w:w="800"/>
-            <w:tcBorders/>
-            <w:tcMar>
-              <w:start w:w="0" w:type="dxa"/>
-              <w:end w:w="0" w:type="dxa"/>
-            </w:tcMar>
-          </w:tcPr>
-          <w:p>
-            <w:pPr>
-              <w:autoSpaceDN w:val="0"/>
-              <w:autoSpaceDE w:val="0"/>
-              <w:widowControl/>
-              <w:spacing w:line="320" w:lineRule="exact" w:before="40" w:after="0"/>
-              <w:ind w:left="0" w:right="0" w:firstLine="0"/>
-              <w:jc w:val="center"/>
-            </w:pPr>
-            <w:r>
-              <w:rPr>
-                <w:rFonts w:ascii="TimesNewRomanPSMT" w:hAnsi="TimesNewRomanPSMT" w:eastAsia="TimesNewRomanPSMT"/>
-                <w:b w:val="0"/>
-                <w:i w:val="0"/>
-                <w:color w:val="000000"/>
-                <w:sz w:val="24"/>
-              </w:rPr>
-              <w:t xml:space="preserve">fails </w:t>
-            </w:r>
-          </w:p>
-        </w:tc>
-        <w:tc>
-          <w:tcPr>
-            <w:tcW w:type="dxa" w:w="3000"/>
-            <w:tcBorders/>
-            <w:tcMar>
-              <w:start w:w="0" w:type="dxa"/>
-              <w:end w:w="0" w:type="dxa"/>
-            </w:tcMar>
-          </w:tcPr>
-          <w:p>
-            <w:pPr>
-              <w:autoSpaceDN w:val="0"/>
-              <w:autoSpaceDE w:val="0"/>
-              <w:widowControl/>
-              <w:spacing w:line="320" w:lineRule="exact" w:before="40" w:after="0"/>
-              <w:ind w:left="0" w:right="0" w:firstLine="0"/>
-              <w:jc w:val="center"/>
-            </w:pPr>
-            <w:r>
-              <w:rPr>
-                <w:rFonts w:ascii="TimesNewRomanPSMT" w:hAnsi="TimesNewRomanPSMT" w:eastAsia="TimesNewRomanPSMT"/>
-                <w:b w:val="0"/>
-                <w:i w:val="0"/>
-                <w:color w:val="000000"/>
-                <w:sz w:val="24"/>
-              </w:rPr>
-              <w:t xml:space="preserve">(`classicmodels`.`products`, </w:t>
-            </w:r>
-          </w:p>
-        </w:tc>
-        <w:tc>
-          <w:tcPr>
-            <w:tcW w:type="dxa" w:w="1860"/>
-            <w:tcBorders/>
-            <w:tcMar>
-              <w:start w:w="0" w:type="dxa"/>
-              <w:end w:w="0" w:type="dxa"/>
-            </w:tcMar>
-          </w:tcPr>
-          <w:p>
-            <w:pPr>
-              <w:autoSpaceDN w:val="0"/>
-              <w:autoSpaceDE w:val="0"/>
-              <w:widowControl/>
-              <w:spacing w:line="320" w:lineRule="exact" w:before="40" w:after="0"/>
-              <w:ind w:left="0" w:right="0" w:firstLine="0"/>
-              <w:jc w:val="center"/>
-            </w:pPr>
-            <w:r>
-              <w:rPr>
-                <w:rFonts w:ascii="TimesNewRomanPSMT" w:hAnsi="TimesNewRomanPSMT" w:eastAsia="TimesNewRomanPSMT"/>
-                <w:b w:val="0"/>
-                <w:i w:val="0"/>
-                <w:color w:val="000000"/>
-                <w:sz w:val="24"/>
-              </w:rPr>
-              <w:t xml:space="preserve">CONSTRAINT </w:t>
-            </w:r>
-          </w:p>
-        </w:tc>
-        <w:tc>
-          <w:tcPr>
-            <w:tcW w:type="dxa" w:w="3400"/>
-            <w:tcBorders/>
-            <w:tcMar>
-              <w:start w:w="0" w:type="dxa"/>
-              <w:end w:w="0" w:type="dxa"/>
-            </w:tcMar>
-          </w:tcPr>
-          <w:p>
-            <w:pPr>
-              <w:autoSpaceDN w:val="0"/>
-              <w:autoSpaceDE w:val="0"/>
-              <w:widowControl/>
-              <w:spacing w:line="320" w:lineRule="exact" w:before="40" w:after="0"/>
-              <w:ind w:left="148" w:right="0" w:firstLine="0"/>
-              <w:jc w:val="left"/>
-            </w:pPr>
-            <w:r>
-              <w:rPr>
-                <w:rFonts w:ascii="TimesNewRomanPSMT" w:hAnsi="TimesNewRomanPSMT" w:eastAsia="TimesNewRomanPSMT"/>
-                <w:b w:val="0"/>
-                <w:i w:val="0"/>
-                <w:color w:val="000000"/>
-                <w:sz w:val="24"/>
-              </w:rPr>
-              <w:t xml:space="preserve">`fk_products_productlines` </w:t>
-            </w:r>
-          </w:p>
-        </w:tc>
-      </w:tr>
-    </w:tbl>
-    <w:p>
-      <w:pPr>
-        <w:autoSpaceDN w:val="0"/>
-        <w:autoSpaceDE w:val="0"/>
-        <w:widowControl/>
-        <w:spacing w:line="370" w:lineRule="exact" w:before="0" w:after="0"/>
-        <w:ind w:left="380" w:right="1152" w:firstLine="0"/>
-        <w:jc w:val="left"/>
-      </w:pPr>
-      <w:r>
-        <w:rPr>
-          <w:rFonts w:ascii="TimesNewRomanPSMT" w:hAnsi="TimesNewRomanPSMT" w:eastAsia="TimesNewRomanPSMT"/>
-          <w:b w:val="0"/>
-          <w:i w:val="0"/>
-          <w:color w:val="000000"/>
-          <w:sz w:val="24"/>
-        </w:rPr>
-        <w:t xml:space="preserve">FOREIGN KEY (`productLine`) REFERENCES `productlines` (`productLine`) ON </w:t>
+        <w:t xml:space="preserve">Hoặc  có thể lấy ra thông tin về 10 khách hàng đầu tiên hiện đang ở Pháp bằng truy </w:t>
       </w:r>
       <w:r>
         <w:rPr>
@@ -3465,7 +3561,7 @@
           <w:color w:val="000000"/>
           <w:sz w:val="24"/>
         </w:rPr>
-        <w:t xml:space="preserve">DELETE NO ACTION ON UPDATE NO ACTION)” </w:t>
+        <w:t xml:space="preserve">vấn như sau: </w:t>
       </w:r>
     </w:p>
     <w:p>
@@ -3473,78 +3569,58 @@
         <w:autoSpaceDN w:val="0"/>
         <w:autoSpaceDE w:val="0"/>
         <w:widowControl/>
-        <w:spacing w:line="388" w:lineRule="exact" w:before="244" w:after="0"/>
-        <w:ind w:left="380" w:right="1152" w:hanging="10"/>
+        <w:spacing w:line="312" w:lineRule="auto" w:before="374" w:after="0"/>
+        <w:ind w:left="392" w:right="6768" w:hanging="10"/>
         <w:jc w:val="left"/>
       </w:pPr>
       <w:r>
         <w:rPr>
-          <w:rFonts w:ascii="TimesNewRomanPSMT" w:hAnsi="TimesNewRomanPSMT" w:eastAsia="TimesNewRomanPSMT"/>
+          <w:rFonts w:ascii="Courier New" w:hAnsi="Courier New" w:eastAsia="Courier New"/>
           <w:b w:val="0"/>
           <w:i w:val="0"/>
           <w:color w:val="000000"/>
           <w:sz w:val="24"/>
         </w:rPr>
-        <w:t xml:space="preserve">Nếu khai báo khóa ngoài với tùy chọn ON DELETE CASCADE, hệ thống sẽ tự động </w:t>
+        <w:t xml:space="preserve">select * from </w:t>
+      </w:r>
+      <w:r>
+        <w:br/>
       </w:r>
       <w:r>
         <w:rPr>
-          <w:rFonts w:ascii="TimesNewRomanPSMT" w:hAnsi="TimesNewRomanPSMT" w:eastAsia="TimesNewRomanPSMT"/>
+          <w:rFonts w:ascii="Courier New" w:hAnsi="Courier New" w:eastAsia="Courier New"/>
           <w:b w:val="0"/>
           <w:i w:val="0"/>
           <w:color w:val="000000"/>
           <w:sz w:val="24"/>
         </w:rPr>
-        <w:t xml:space="preserve">xóa các dòng dữ liệu trong bảng products tham chiếu tới dòng dữ liệu này. </w:t>
+        <w:t xml:space="preserve">customers where </w:t>
       </w:r>
-    </w:p>
-    <w:p>
-      <w:pPr>
-        <w:sectPr>
-          <w:pgSz w:w="11906" w:h="16841"/>
-          <w:pgMar w:top="568" w:right="736" w:bottom="982" w:left="1332" w:header="720" w:footer="720" w:gutter="0"/>
-          <w:cols/>
-          <w:docGrid w:linePitch="360"/>
-        </w:sectPr>
-      </w:pPr>
-    </w:p>
-    <w:p>
-      <w:pPr>
-        <w:autoSpaceDN w:val="0"/>
-        <w:autoSpaceDE w:val="0"/>
-        <w:widowControl/>
-        <w:spacing w:line="220" w:lineRule="exact" w:before="0" w:after="332"/>
-        <w:ind w:left="0" w:right="0"/>
-      </w:pPr>
-    </w:p>
-    <w:p>
-      <w:pPr>
-        <w:autoSpaceDN w:val="0"/>
-        <w:autoSpaceDE w:val="0"/>
-        <w:widowControl/>
-        <w:spacing w:line="344" w:lineRule="exact" w:before="0" w:after="0"/>
-        <w:ind w:left="272" w:right="432" w:hanging="10"/>
-        <w:jc w:val="left"/>
-      </w:pPr>
+      <w:r>
+        <w:br/>
+      </w:r>
       <w:r>
         <w:rPr>
-          <w:rFonts w:ascii="TimesNewRomanPSMT" w:hAnsi="TimesNewRomanPSMT" w:eastAsia="TimesNewRomanPSMT"/>
+          <w:rFonts w:ascii="Courier New" w:hAnsi="Courier New" w:eastAsia="Courier New"/>
           <w:b w:val="0"/>
           <w:i w:val="0"/>
           <w:color w:val="000000"/>
           <w:sz w:val="24"/>
         </w:rPr>
-        <w:t xml:space="preserve">Nếu khai báo khóa ngoài với tùy chọn ON DELETE SET NULL, thì khóa ngoài </w:t>
+        <w:t xml:space="preserve">country='France' </w:t>
+      </w:r>
+      <w:r>
+        <w:br/>
       </w:r>
       <w:r>
         <w:rPr>
-          <w:rFonts w:ascii="TimesNewRomanPSMT" w:hAnsi="TimesNewRomanPSMT" w:eastAsia="TimesNewRomanPSMT"/>
+          <w:rFonts w:ascii="Courier New" w:hAnsi="Courier New" w:eastAsia="Courier New"/>
           <w:b w:val="0"/>
           <w:i w:val="0"/>
           <w:color w:val="000000"/>
           <w:sz w:val="24"/>
         </w:rPr>
-        <w:t xml:space="preserve">productLine của các dòng tham chiếu sẽ được thiết lập là NULL. </w:t>
+        <w:t xml:space="preserve">limit 10; </w:t>
       </w:r>
     </w:p>
     <w:p>
@@ -3552,8 +3628,52 @@
         <w:autoSpaceDN w:val="0"/>
         <w:autoSpaceDE w:val="0"/>
         <w:widowControl/>
-        <w:spacing w:line="226" w:lineRule="auto" w:before="850" w:after="0"/>
-        <w:ind w:left="392" w:right="0" w:firstLine="0"/>
+        <w:spacing w:line="240" w:lineRule="auto" w:before="194" w:after="0"/>
+        <w:ind w:left="0" w:right="0" w:firstLine="0"/>
+        <w:jc w:val="center"/>
+      </w:pPr>
+      <w:r>
+        <w:drawing>
+          <wp:inline xmlns:a="http://schemas.openxmlformats.org/drawingml/2006/main" xmlns:pic="http://schemas.openxmlformats.org/drawingml/2006/picture">
+            <wp:extent cx="6162040" cy="2161539"/>
+            <wp:docPr id="16" name="Picture 16"/>
+            <wp:cNvGraphicFramePr>
+              <a:graphicFrameLocks noChangeAspect="1"/>
+            </wp:cNvGraphicFramePr>
+            <a:graphic>
+              <a:graphicData uri="http://schemas.openxmlformats.org/drawingml/2006/picture">
+                <pic:pic>
+                  <pic:nvPicPr>
+                    <pic:cNvPr id="0" name="image.png"/>
+                    <pic:cNvPicPr/>
+                  </pic:nvPicPr>
+                  <pic:blipFill>
+                    <a:blip r:embed="rId23"/>
+                    <a:stretch>
+                      <a:fillRect/>
+                    </a:stretch>
+                  </pic:blipFill>
+                  <pic:spPr>
+                    <a:xfrm>
+                      <a:off x="0" y="0"/>
+                      <a:ext cx="6162040" cy="2161539"/>
+                    </a:xfrm>
+                    <a:prstGeom prst="rect"/>
+                  </pic:spPr>
+                </pic:pic>
+              </a:graphicData>
+            </a:graphic>
+          </wp:inline>
+        </w:drawing>
+      </w:r>
+    </w:p>
+    <w:p>
+      <w:pPr>
+        <w:autoSpaceDN w:val="0"/>
+        <w:autoSpaceDE w:val="0"/>
+        <w:widowControl/>
+        <w:spacing w:line="226" w:lineRule="auto" w:before="312" w:after="0"/>
+        <w:ind w:left="462" w:right="0" w:firstLine="0"/>
         <w:jc w:val="left"/>
       </w:pPr>
       <w:r>
@@ -3574,19 +3694,16 @@
           <w:color w:val="000000"/>
           <w:sz w:val="22"/>
         </w:rPr>
-        <w:t xml:space="preserve">Bài tập thực hành </w:t>
+        <w:t xml:space="preserve">Bài tập thực hành: </w:t>
       </w:r>
     </w:p>
     <w:p>
       <w:pPr>
         <w:autoSpaceDN w:val="0"/>
-        <w:tabs>
-          <w:tab w:pos="938" w:val="left"/>
-        </w:tabs>
         <w:autoSpaceDE w:val="0"/>
         <w:widowControl/>
-        <w:spacing w:line="390" w:lineRule="exact" w:before="60" w:after="0"/>
-        <w:ind w:left="262" w:right="432" w:firstLine="0"/>
+        <w:spacing w:line="320" w:lineRule="exact" w:before="316" w:after="0"/>
+        <w:ind w:left="734" w:right="0" w:firstLine="0"/>
         <w:jc w:val="left"/>
       </w:pPr>
       <w:r>
@@ -3597,7 +3714,150 @@
           <w:color w:val="000000"/>
           <w:sz w:val="24"/>
         </w:rPr>
-        <w:t xml:space="preserve">1. </w:t>
+        <w:t>1.</w:t>
+      </w:r>
+      <w:r>
+        <w:rPr>
+          <w:rFonts w:ascii="TimesNewRomanPSMT" w:hAnsi="TimesNewRomanPSMT" w:eastAsia="TimesNewRomanPSMT"/>
+          <w:b w:val="0"/>
+          <w:i w:val="0"/>
+          <w:color w:val="000000"/>
+          <w:sz w:val="24"/>
+        </w:rPr>
+        <w:t xml:space="preserve">Đưa ra danh sách các nhân viên có trường reportsTo chưa xác định. </w:t>
+      </w:r>
+    </w:p>
+    <w:p>
+      <w:pPr>
+        <w:autoSpaceDN w:val="0"/>
+        <w:autoSpaceDE w:val="0"/>
+        <w:widowControl/>
+        <w:spacing w:line="322" w:lineRule="exact" w:before="68" w:after="0"/>
+        <w:ind w:left="734" w:right="0" w:firstLine="0"/>
+        <w:jc w:val="left"/>
+      </w:pPr>
+      <w:r>
+        <w:rPr>
+          <w:rFonts w:ascii="TimesNewRomanPSMT" w:hAnsi="TimesNewRomanPSMT" w:eastAsia="TimesNewRomanPSMT"/>
+          <w:b w:val="0"/>
+          <w:i w:val="0"/>
+          <w:color w:val="000000"/>
+          <w:sz w:val="24"/>
+        </w:rPr>
+        <w:t>2.</w:t>
+      </w:r>
+      <w:r>
+        <w:rPr>
+          <w:rFonts w:ascii="TimesNewRomanPSMT" w:hAnsi="TimesNewRomanPSMT" w:eastAsia="TimesNewRomanPSMT"/>
+          <w:b w:val="0"/>
+          <w:i w:val="0"/>
+          <w:color w:val="000000"/>
+          <w:sz w:val="24"/>
+        </w:rPr>
+        <w:t xml:space="preserve">Đưa ra danh sách các CustomerNumber đã có thực hiện giao dịch. </w:t>
+      </w:r>
+    </w:p>
+    <w:p>
+      <w:pPr>
+        <w:autoSpaceDN w:val="0"/>
+        <w:autoSpaceDE w:val="0"/>
+        <w:widowControl/>
+        <w:spacing w:line="376" w:lineRule="exact" w:before="16" w:after="0"/>
+        <w:ind w:left="1074" w:right="1186" w:hanging="340"/>
+        <w:jc w:val="both"/>
+      </w:pPr>
+      <w:r>
+        <w:rPr>
+          <w:rFonts w:ascii="TimesNewRomanPSMT" w:hAnsi="TimesNewRomanPSMT" w:eastAsia="TimesNewRomanPSMT"/>
+          <w:b w:val="0"/>
+          <w:i w:val="0"/>
+          <w:color w:val="000000"/>
+          <w:sz w:val="24"/>
+        </w:rPr>
+        <w:t>3.</w:t>
+      </w:r>
+      <w:r>
+        <w:rPr>
+          <w:rFonts w:ascii="TimesNewRomanPSMT" w:hAnsi="TimesNewRomanPSMT" w:eastAsia="TimesNewRomanPSMT"/>
+          <w:b w:val="0"/>
+          <w:i w:val="0"/>
+          <w:color w:val="000000"/>
+          <w:sz w:val="24"/>
+        </w:rPr>
+        <w:t xml:space="preserve">Đưa ra danh sách các đơn hàng có ngày yêu cầu vận chuyển (requiredDate) là </w:t>
+      </w:r>
+      <w:r>
+        <w:rPr>
+          <w:rFonts w:ascii="TimesNewRomanPSMT" w:hAnsi="TimesNewRomanPSMT" w:eastAsia="TimesNewRomanPSMT"/>
+          <w:b w:val="0"/>
+          <w:i w:val="0"/>
+          <w:color w:val="000000"/>
+          <w:sz w:val="24"/>
+        </w:rPr>
+        <w:t xml:space="preserve">‘18/1/2003’.  </w:t>
+      </w:r>
+      <w:r>
+        <w:rPr>
+          <w:rFonts w:ascii="Times New Roman" w:hAnsi="Times New Roman" w:eastAsia="Times New Roman"/>
+          <w:b w:val="0"/>
+          <w:i/>
+          <w:color w:val="000000"/>
+          <w:sz w:val="24"/>
+        </w:rPr>
+        <w:t>Lưu ý</w:t>
+      </w:r>
+      <w:r>
+        <w:rPr>
+          <w:rFonts w:ascii="TimesNewRomanPSMT" w:hAnsi="TimesNewRomanPSMT" w:eastAsia="TimesNewRomanPSMT"/>
+          <w:b w:val="0"/>
+          <w:i w:val="0"/>
+          <w:color w:val="000000"/>
+          <w:sz w:val="24"/>
+        </w:rPr>
+        <w:t xml:space="preserve">: MySQL lưu dữ liệu ngày tháng theo định dạng </w:t>
+      </w:r>
+      <w:r>
+        <w:rPr>
+          <w:rFonts w:ascii="TimesNewRomanPSMT" w:hAnsi="TimesNewRomanPSMT" w:eastAsia="TimesNewRomanPSMT"/>
+          <w:b w:val="0"/>
+          <w:i w:val="0"/>
+          <w:color w:val="000000"/>
+          <w:sz w:val="24"/>
+        </w:rPr>
+        <w:t xml:space="preserve">năm/tháng/ngày. </w:t>
+      </w:r>
+    </w:p>
+    <w:p>
+      <w:pPr>
+        <w:autoSpaceDN w:val="0"/>
+        <w:tabs>
+          <w:tab w:pos="1074" w:val="left"/>
+        </w:tabs>
+        <w:autoSpaceDE w:val="0"/>
+        <w:widowControl/>
+        <w:spacing w:line="384" w:lineRule="exact" w:before="22" w:after="0"/>
+        <w:ind w:left="734" w:right="1152" w:firstLine="0"/>
+        <w:jc w:val="left"/>
+      </w:pPr>
+      <w:r>
+        <w:rPr>
+          <w:rFonts w:ascii="TimesNewRomanPSMT" w:hAnsi="TimesNewRomanPSMT" w:eastAsia="TimesNewRomanPSMT"/>
+          <w:b w:val="0"/>
+          <w:i w:val="0"/>
+          <w:color w:val="000000"/>
+          <w:sz w:val="24"/>
+        </w:rPr>
+        <w:t>4.</w:t>
+      </w:r>
+      <w:r>
+        <w:rPr>
+          <w:rFonts w:ascii="TimesNewRomanPSMT" w:hAnsi="TimesNewRomanPSMT" w:eastAsia="TimesNewRomanPSMT"/>
+          <w:b w:val="0"/>
+          <w:i w:val="0"/>
+          <w:color w:val="000000"/>
+          <w:sz w:val="24"/>
+        </w:rPr>
+        <w:t xml:space="preserve">Đưa ra danh sách các đơn hàng có ngày đặt trong tháng 4 năm 2005 và có </w:t>
       </w:r>
       <w:r>
         <w:tab/>
@@ -3610,10 +3870,10 @@
           <w:color w:val="000000"/>
           <w:sz w:val="24"/>
         </w:rPr>
-        <w:t xml:space="preserve">Thực hành các lệnh INSERT, UPDATE và DELETE trên các bảng trong hình </w:t>
+        <w:t xml:space="preserve">trạng thái là ‘Shipped’ </w:t>
       </w:r>
       <w:r>
-        <w:tab/>
+        <w:br/>
       </w:r>
       <w:r>
         <w:rPr>
@@ -3623,17 +3883,7 @@
           <w:color w:val="000000"/>
           <w:sz w:val="24"/>
         </w:rPr>
-        <w:t xml:space="preserve">dưới đây của CSDL </w:t>
-      </w:r>
-      <w:r>
-        <w:rPr>
-          <w:rFonts w:ascii="Times New Roman" w:hAnsi="Times New Roman" w:eastAsia="Times New Roman"/>
-          <w:b w:val="0"/>
-          <w:i/>
-          <w:color w:val="000000"/>
-          <w:sz w:val="24"/>
-        </w:rPr>
-        <w:t>classicmodels</w:t>
+        <w:t>5.</w:t>
       </w:r>
       <w:r>
         <w:rPr>
@@ -3643,181 +3893,12 @@
           <w:color w:val="000000"/>
           <w:sz w:val="24"/>
         </w:rPr>
-        <w:t xml:space="preserve">. </w:t>
-      </w:r>
-    </w:p>
-    <w:p>
-      <w:pPr>
-        <w:autoSpaceDN w:val="0"/>
-        <w:autoSpaceDE w:val="0"/>
-        <w:widowControl/>
-        <w:spacing w:line="240" w:lineRule="auto" w:before="96" w:after="0"/>
-        <w:ind w:left="262" w:right="0" w:firstLine="0"/>
-        <w:jc w:val="left"/>
-      </w:pPr>
-      <w:r>
-        <w:drawing>
-          <wp:inline xmlns:a="http://schemas.openxmlformats.org/drawingml/2006/main" xmlns:pic="http://schemas.openxmlformats.org/drawingml/2006/picture">
-            <wp:extent cx="4469130" cy="3863340"/>
-            <wp:docPr id="9" name="Picture 9"/>
-            <wp:cNvGraphicFramePr>
-              <a:graphicFrameLocks noChangeAspect="1"/>
-            </wp:cNvGraphicFramePr>
-            <a:graphic>
-              <a:graphicData uri="http://schemas.openxmlformats.org/drawingml/2006/picture">
-                <pic:pic>
-                  <pic:nvPicPr>
-                    <pic:cNvPr id="0" name="image.png"/>
-                    <pic:cNvPicPr/>
-                  </pic:nvPicPr>
-                  <pic:blipFill>
-                    <a:blip r:embed="rId17"/>
-                    <a:stretch>
-                      <a:fillRect/>
-                    </a:stretch>
-                  </pic:blipFill>
-                  <pic:spPr>
-                    <a:xfrm>
-                      <a:off x="0" y="0"/>
-                      <a:ext cx="4469130" cy="3863340"/>
-                    </a:xfrm>
-                    <a:prstGeom prst="rect"/>
-                  </pic:spPr>
-                </pic:pic>
-              </a:graphicData>
-            </a:graphic>
-          </wp:inline>
-        </w:drawing>
-      </w:r>
-    </w:p>
-    <w:p>
-      <w:pPr>
-        <w:autoSpaceDN w:val="0"/>
-        <w:tabs>
-          <w:tab w:pos="938" w:val="left"/>
-        </w:tabs>
-        <w:autoSpaceDE w:val="0"/>
-        <w:widowControl/>
-        <w:spacing w:line="372" w:lineRule="exact" w:before="0" w:after="0"/>
-        <w:ind w:left="262" w:right="432" w:firstLine="0"/>
-        <w:jc w:val="left"/>
-      </w:pPr>
-      <w:r>
-        <w:rPr>
-          <w:rFonts w:ascii="TimesNewRomanPSMT" w:hAnsi="TimesNewRomanPSMT" w:eastAsia="TimesNewRomanPSMT"/>
-          <w:b w:val="0"/>
-          <w:i w:val="0"/>
-          <w:color w:val="000000"/>
-          <w:sz w:val="24"/>
-        </w:rPr>
-        <w:t xml:space="preserve">2. </w:t>
-      </w:r>
-      <w:r>
-        <w:tab/>
-      </w:r>
-      <w:r>
-        <w:rPr>
-          <w:rFonts w:ascii="TimesNewRomanPSMT" w:hAnsi="TimesNewRomanPSMT" w:eastAsia="TimesNewRomanPSMT"/>
-          <w:b w:val="0"/>
-          <w:i w:val="0"/>
-          <w:color w:val="000000"/>
-          <w:sz w:val="24"/>
-        </w:rPr>
-        <w:t xml:space="preserve">Tạo một bảng đặt tên là </w:t>
-      </w:r>
-      <w:r>
-        <w:rPr>
-          <w:rFonts w:ascii="Times New Roman" w:hAnsi="Times New Roman" w:eastAsia="Times New Roman"/>
-          <w:b w:val="0"/>
-          <w:i/>
-          <w:color w:val="000000"/>
-          <w:sz w:val="24"/>
-        </w:rPr>
-        <w:t>temp_orderdetails</w:t>
-      </w:r>
-      <w:r>
-        <w:rPr>
-          <w:rFonts w:ascii="TimesNewRomanPSMT" w:hAnsi="TimesNewRomanPSMT" w:eastAsia="TimesNewRomanPSMT"/>
-          <w:b w:val="0"/>
-          <w:i w:val="0"/>
-          <w:color w:val="000000"/>
-          <w:sz w:val="24"/>
-        </w:rPr>
-        <w:t xml:space="preserve">, sau đó thực hiện thêm dữ liệu trong </w:t>
-      </w:r>
-      <w:r>
-        <w:tab/>
-      </w:r>
-      <w:r>
-        <w:rPr>
-          <w:rFonts w:ascii="TimesNewRomanPSMT" w:hAnsi="TimesNewRomanPSMT" w:eastAsia="TimesNewRomanPSMT"/>
-          <w:b w:val="0"/>
-          <w:i w:val="0"/>
-          <w:color w:val="000000"/>
-          <w:sz w:val="24"/>
-        </w:rPr>
-        <w:t xml:space="preserve">ngày gần đây nhất từ bảng </w:t>
-      </w:r>
-      <w:r>
-        <w:rPr>
-          <w:rFonts w:ascii="Times New Roman" w:hAnsi="Times New Roman" w:eastAsia="Times New Roman"/>
-          <w:b w:val="0"/>
-          <w:i/>
-          <w:color w:val="000000"/>
-          <w:sz w:val="24"/>
-        </w:rPr>
-        <w:t>orderdetails</w:t>
-      </w:r>
-      <w:r>
-        <w:rPr>
-          <w:rFonts w:ascii="TimesNewRomanPSMT" w:hAnsi="TimesNewRomanPSMT" w:eastAsia="TimesNewRomanPSMT"/>
-          <w:b w:val="0"/>
-          <w:i w:val="0"/>
-          <w:color w:val="000000"/>
-          <w:sz w:val="24"/>
-        </w:rPr>
-        <w:t xml:space="preserve"> vào bảng trên.</w:t>
-      </w:r>
-    </w:p>
-    <w:p>
-      <w:pPr>
-        <w:autoSpaceDN w:val="0"/>
-        <w:tabs>
-          <w:tab w:pos="938" w:val="left"/>
-        </w:tabs>
-        <w:autoSpaceDE w:val="0"/>
-        <w:widowControl/>
-        <w:spacing w:line="320" w:lineRule="exact" w:before="74" w:after="0"/>
-        <w:ind w:left="262" w:right="0" w:firstLine="0"/>
-        <w:jc w:val="left"/>
-      </w:pPr>
-      <w:r>
-        <w:rPr>
-          <w:rFonts w:ascii="TimesNewRomanPSMT" w:hAnsi="TimesNewRomanPSMT" w:eastAsia="TimesNewRomanPSMT"/>
-          <w:b w:val="0"/>
-          <w:i w:val="0"/>
-          <w:color w:val="000000"/>
-          <w:sz w:val="24"/>
-        </w:rPr>
-        <w:t xml:space="preserve">3. </w:t>
-      </w:r>
-      <w:r>
-        <w:tab/>
-      </w:r>
-      <w:r>
-        <w:rPr>
-          <w:rFonts w:ascii="TimesNewRomanPSMT" w:hAnsi="TimesNewRomanPSMT" w:eastAsia="TimesNewRomanPSMT"/>
-          <w:b w:val="0"/>
-          <w:i w:val="0"/>
-          <w:color w:val="000000"/>
-          <w:sz w:val="24"/>
-        </w:rPr>
-        <w:t>Sửa các nhân viên có titleJob là ‘Sales Rep’ thành ‘Sales Representative’</w:t>
+        <w:t xml:space="preserve">Đưa ra danh sách các sản phẩm thuộc nhóm ‘Classic Cars’. </w:t>
       </w:r>
     </w:p>
     <w:sectPr>
       <w:pgSz w:w="11906" w:h="16841"/>
-      <w:pgMar w:top="552" w:right="1440" w:bottom="1440" w:left="1440" w:header="720" w:footer="720" w:gutter="0"/>
+      <w:pgMar w:top="572" w:right="716" w:bottom="598" w:left="1440" w:header="720" w:footer="720" w:gutter="0"/>
       <w:cols/>
       <w:docGrid w:linePitch="360"/>
     </w:sectPr>

--- a/media/files/converted_files/output.docx
+++ b/media/files/converted_files/output.docx
@@ -7,50 +7,74 @@
         <w:autoSpaceDN w:val="0"/>
         <w:autoSpaceDE w:val="0"/>
         <w:widowControl/>
-        <w:spacing w:line="220" w:lineRule="exact" w:before="0" w:after="498"/>
+        <w:spacing w:line="220" w:lineRule="exact" w:before="0" w:after="504"/>
         <w:ind w:left="0" w:right="0"/>
       </w:pPr>
+    </w:p>
+    <w:p>
+      <w:pPr>
+        <w:autoSpaceDN w:val="0"/>
+        <w:autoSpaceDE w:val="0"/>
+        <w:widowControl/>
+        <w:spacing w:line="392" w:lineRule="exact" w:before="0" w:after="0"/>
+        <w:ind w:left="144" w:right="720" w:firstLine="0"/>
+        <w:jc w:val="center"/>
+      </w:pPr>
       <w:r>
-        <w:drawing>
-          <wp:anchor xmlns:a="http://schemas.openxmlformats.org/drawingml/2006/main" xmlns:pic="http://schemas.openxmlformats.org/drawingml/2006/picture" distT="0" distB="0" distL="0" distR="0" simplePos="0" relativeHeight="0" behindDoc="1" locked="0" layoutInCell="1" allowOverlap="1">
-            <wp:simplePos x="0" y="0"/>
-            <wp:positionH relativeFrom="page">
-              <wp:posOffset>4480560</wp:posOffset>
-            </wp:positionH>
-            <wp:positionV relativeFrom="page">
-              <wp:posOffset>4837430</wp:posOffset>
-            </wp:positionV>
-            <wp:extent cx="154939" cy="154939"/>
-            <wp:wrapNone/>
-            <wp:docPr id="3" name="Picture 3"/>
-            <wp:cNvGraphicFramePr>
-              <a:graphicFrameLocks noChangeAspect="1"/>
-            </wp:cNvGraphicFramePr>
-            <a:graphic>
-              <a:graphicData uri="http://schemas.openxmlformats.org/drawingml/2006/picture">
-                <pic:pic>
-                  <pic:nvPicPr>
-                    <pic:cNvPr id="0" name="image.png"/>
-                    <pic:cNvPicPr/>
-                  </pic:nvPicPr>
-                  <pic:blipFill>
-                    <a:blip r:embed="rId9"/>
-                    <a:stretch>
-                      <a:fillRect/>
-                    </a:stretch>
-                  </pic:blipFill>
-                  <pic:spPr>
-                    <a:xfrm>
-                      <a:off x="0" y="0"/>
-                      <a:ext cx="154939" cy="154939"/>
-                    </a:xfrm>
-                    <a:prstGeom prst="rect"/>
-                  </pic:spPr>
-                </pic:pic>
-              </a:graphicData>
-            </a:graphic>
-          </wp:anchor>
-        </w:drawing>
+        <w:rPr>
+          <w:rFonts w:ascii="Calibri" w:hAnsi="Calibri" w:eastAsia="Calibri"/>
+          <w:b/>
+          <w:i w:val="0"/>
+          <w:color w:val="000000"/>
+          <w:sz w:val="36"/>
+        </w:rPr>
+        <w:t xml:space="preserve">Bài thực hành số 8 </w:t>
+      </w:r>
+      <w:r>
+        <w:br/>
+      </w:r>
+      <w:r>
+        <w:rPr>
+          <w:rFonts w:ascii="Calibri" w:hAnsi="Calibri" w:eastAsia="Calibri"/>
+          <w:b/>
+          <w:i w:val="0"/>
+          <w:color w:val="000000"/>
+          <w:sz w:val="36"/>
+        </w:rPr>
+        <w:t xml:space="preserve">Truy vấn con (Subquery) </w:t>
+      </w:r>
+      <w:r>
+        <w:br/>
+      </w:r>
+      <w:r>
+        <w:rPr>
+          <w:rFonts w:ascii="Wingdings" w:hAnsi="Wingdings" w:eastAsia="Wingdings"/>
+          <w:b w:val="0"/>
+          <w:i w:val="0"/>
+          <w:color w:val="000000"/>
+          <w:sz w:val="24"/>
+        </w:rPr>
+        <w:t>❖</w:t>
+      </w:r>
+      <w:r>
+        <w:rPr>
+          <w:rFonts w:ascii="TimesNewRomanPS" w:hAnsi="TimesNewRomanPS" w:eastAsia="TimesNewRomanPS"/>
+          <w:b/>
+          <w:i w:val="0"/>
+          <w:color w:val="000000"/>
+          <w:sz w:val="26"/>
+        </w:rPr>
+        <w:t xml:space="preserve">Nội dung chính: </w:t>
+      </w:r>
+      <w:r>
+        <w:rPr>
+          <w:rFonts w:ascii="TimesNewRomanPSMT" w:hAnsi="TimesNewRomanPSMT" w:eastAsia="TimesNewRomanPSMT"/>
+          <w:b w:val="0"/>
+          <w:i w:val="0"/>
+          <w:color w:val="000000"/>
+          <w:sz w:val="24"/>
+        </w:rPr>
+        <w:t xml:space="preserve">Khái niệm và sử dụng truy vấn con, truy vấn con tương quan và </w:t>
       </w:r>
     </w:p>
     <w:p>
@@ -58,81 +82,8 @@
         <w:autoSpaceDN w:val="0"/>
         <w:autoSpaceDE w:val="0"/>
         <w:widowControl/>
-        <w:spacing w:line="197" w:lineRule="auto" w:before="0" w:after="0"/>
-        <w:ind w:left="0" w:right="4554" w:firstLine="0"/>
-        <w:jc w:val="right"/>
-      </w:pPr>
-      <w:r>
-        <w:rPr>
-          <w:rFonts w:ascii="Calibri" w:hAnsi="Calibri" w:eastAsia="Calibri"/>
-          <w:b/>
-          <w:i w:val="0"/>
-          <w:color w:val="000000"/>
-          <w:sz w:val="32"/>
-        </w:rPr>
-        <w:t xml:space="preserve">Bài thực hành số 3 </w:t>
-      </w:r>
-    </w:p>
-    <w:p>
-      <w:pPr>
-        <w:autoSpaceDN w:val="0"/>
-        <w:autoSpaceDE w:val="0"/>
-        <w:widowControl/>
-        <w:spacing w:line="197" w:lineRule="auto" w:before="102" w:after="0"/>
-        <w:ind w:left="0" w:right="4134" w:firstLine="0"/>
-        <w:jc w:val="right"/>
-      </w:pPr>
-      <w:r>
-        <w:rPr>
-          <w:rFonts w:ascii="Calibri" w:hAnsi="Calibri" w:eastAsia="Calibri"/>
-          <w:b/>
-          <w:i w:val="0"/>
-          <w:color w:val="000000"/>
-          <w:sz w:val="32"/>
-        </w:rPr>
-        <w:t xml:space="preserve">Truy vấn cơ bản (phần 1) </w:t>
-      </w:r>
-    </w:p>
-    <w:p>
-      <w:pPr>
-        <w:autoSpaceDN w:val="0"/>
-        <w:autoSpaceDE w:val="0"/>
-        <w:widowControl/>
-        <w:spacing w:line="226" w:lineRule="auto" w:before="168" w:after="0"/>
-        <w:ind w:left="246" w:right="0" w:firstLine="0"/>
-        <w:jc w:val="left"/>
-      </w:pPr>
-      <w:r>
-        <w:rPr>
-          <w:rFonts w:ascii="Wingdings" w:hAnsi="Wingdings" w:eastAsia="Wingdings"/>
-          <w:b w:val="0"/>
-          <w:i w:val="0"/>
-          <w:color w:val="000000"/>
-          <w:sz w:val="22"/>
-        </w:rPr>
-        <w:t>❖</w:t>
-      </w:r>
-      <w:r>
-        <w:rPr>
-          <w:rFonts w:ascii="Calibri" w:hAnsi="Calibri" w:eastAsia="Calibri"/>
-          <w:b/>
-          <w:i/>
-          <w:color w:val="000000"/>
-          <w:sz w:val="22"/>
-        </w:rPr>
-        <w:t xml:space="preserve">Nội dung chính </w:t>
-      </w:r>
-    </w:p>
-    <w:p>
-      <w:pPr>
-        <w:autoSpaceDN w:val="0"/>
-        <w:tabs>
-          <w:tab w:pos="1074" w:val="left"/>
-        </w:tabs>
-        <w:autoSpaceDE w:val="0"/>
-        <w:widowControl/>
-        <w:spacing w:line="322" w:lineRule="exact" w:before="0" w:after="0"/>
-        <w:ind w:left="734" w:right="0" w:firstLine="0"/>
+        <w:spacing w:line="266" w:lineRule="exact" w:before="140" w:after="0"/>
+        <w:ind w:left="662" w:right="0" w:firstLine="0"/>
         <w:jc w:val="left"/>
       </w:pPr>
       <w:r>
@@ -143,128 +94,7 @@
           <w:color w:val="000000"/>
           <w:sz w:val="24"/>
         </w:rPr>
-        <w:t>-</w:t>
-      </w:r>
-      <w:r>
-        <w:tab/>
-      </w:r>
-      <w:r>
-        <w:rPr>
-          <w:rFonts w:ascii="TimesNewRomanPSMT" w:hAnsi="TimesNewRomanPSMT" w:eastAsia="TimesNewRomanPSMT"/>
-          <w:b w:val="0"/>
-          <w:i w:val="0"/>
-          <w:color w:val="000000"/>
-          <w:sz w:val="24"/>
-        </w:rPr>
-        <w:t xml:space="preserve">Câu lệnh Select: cú pháp và cách sử dụng </w:t>
-      </w:r>
-    </w:p>
-    <w:p>
-      <w:pPr>
-        <w:autoSpaceDN w:val="0"/>
-        <w:tabs>
-          <w:tab w:pos="1074" w:val="left"/>
-        </w:tabs>
-        <w:autoSpaceDE w:val="0"/>
-        <w:widowControl/>
-        <w:spacing w:line="320" w:lineRule="exact" w:before="66" w:after="0"/>
-        <w:ind w:left="734" w:right="0" w:firstLine="0"/>
-        <w:jc w:val="left"/>
-      </w:pPr>
-      <w:r>
-        <w:rPr>
-          <w:rFonts w:ascii="TimesNewRomanPSMT" w:hAnsi="TimesNewRomanPSMT" w:eastAsia="TimesNewRomanPSMT"/>
-          <w:b w:val="0"/>
-          <w:i w:val="0"/>
-          <w:color w:val="000000"/>
-          <w:sz w:val="24"/>
-        </w:rPr>
-        <w:t>-</w:t>
-      </w:r>
-      <w:r>
-        <w:tab/>
-      </w:r>
-      <w:r>
-        <w:rPr>
-          <w:rFonts w:ascii="TimesNewRomanPSMT" w:hAnsi="TimesNewRomanPSMT" w:eastAsia="TimesNewRomanPSMT"/>
-          <w:b w:val="0"/>
-          <w:i w:val="0"/>
-          <w:color w:val="000000"/>
-          <w:sz w:val="24"/>
-        </w:rPr>
-        <w:t xml:space="preserve">Mệnh đề where </w:t>
-      </w:r>
-    </w:p>
-    <w:p>
-      <w:pPr>
-        <w:autoSpaceDN w:val="0"/>
-        <w:tabs>
-          <w:tab w:pos="1074" w:val="left"/>
-        </w:tabs>
-        <w:autoSpaceDE w:val="0"/>
-        <w:widowControl/>
-        <w:spacing w:line="320" w:lineRule="exact" w:before="70" w:after="0"/>
-        <w:ind w:left="734" w:right="0" w:firstLine="0"/>
-        <w:jc w:val="left"/>
-      </w:pPr>
-      <w:r>
-        <w:rPr>
-          <w:rFonts w:ascii="TimesNewRomanPSMT" w:hAnsi="TimesNewRomanPSMT" w:eastAsia="TimesNewRomanPSMT"/>
-          <w:b w:val="0"/>
-          <w:i w:val="0"/>
-          <w:color w:val="000000"/>
-          <w:sz w:val="24"/>
-        </w:rPr>
-        <w:t>-</w:t>
-      </w:r>
-      <w:r>
-        <w:tab/>
-      </w:r>
-      <w:r>
-        <w:rPr>
-          <w:rFonts w:ascii="TimesNewRomanPSMT" w:hAnsi="TimesNewRomanPSMT" w:eastAsia="TimesNewRomanPSMT"/>
-          <w:b w:val="0"/>
-          <w:i w:val="0"/>
-          <w:color w:val="000000"/>
-          <w:sz w:val="24"/>
-        </w:rPr>
-        <w:t xml:space="preserve">Loại bỏ dữ liệu kết quả trùng lặp với DISTINCT </w:t>
-      </w:r>
-    </w:p>
-    <w:p>
-      <w:pPr>
-        <w:autoSpaceDN w:val="0"/>
-        <w:tabs>
-          <w:tab w:pos="1074" w:val="left"/>
-        </w:tabs>
-        <w:autoSpaceDE w:val="0"/>
-        <w:widowControl/>
-        <w:spacing w:line="320" w:lineRule="exact" w:before="70" w:after="0"/>
-        <w:ind w:left="734" w:right="0" w:firstLine="0"/>
-        <w:jc w:val="left"/>
-      </w:pPr>
-      <w:r>
-        <w:rPr>
-          <w:rFonts w:ascii="TimesNewRomanPSMT" w:hAnsi="TimesNewRomanPSMT" w:eastAsia="TimesNewRomanPSMT"/>
-          <w:b w:val="0"/>
-          <w:i w:val="0"/>
-          <w:color w:val="000000"/>
-          <w:sz w:val="24"/>
-        </w:rPr>
-        <w:t>-</w:t>
-      </w:r>
-      <w:r>
-        <w:tab/>
-      </w:r>
-      <w:r>
-        <w:rPr>
-          <w:rFonts w:ascii="TimesNewRomanPSMT" w:hAnsi="TimesNewRomanPSMT" w:eastAsia="TimesNewRomanPSMT"/>
-          <w:b w:val="0"/>
-          <w:i w:val="0"/>
-          <w:color w:val="000000"/>
-          <w:sz w:val="24"/>
-        </w:rPr>
-        <w:t xml:space="preserve">Giới hạn các bản ghi trả về bằng LIMIT </w:t>
+        <w:t xml:space="preserve">không tương quan. </w:t>
       </w:r>
     </w:p>
     <w:p>
@@ -272,8 +102,8 @@
         <w:autoSpaceDN w:val="0"/>
         <w:autoSpaceDE w:val="0"/>
         <w:widowControl/>
-        <w:spacing w:line="197" w:lineRule="auto" w:before="424" w:after="0"/>
-        <w:ind w:left="392" w:right="0" w:firstLine="0"/>
+        <w:spacing w:line="372" w:lineRule="exact" w:before="252" w:after="0"/>
+        <w:ind w:left="262" w:right="720" w:firstLine="10"/>
         <w:jc w:val="left"/>
       </w:pPr>
       <w:r>
@@ -294,7 +124,90 @@
           <w:color w:val="000000"/>
           <w:sz w:val="22"/>
         </w:rPr>
-        <w:t xml:space="preserve">Cài đặt cở sở dữ liệu mẫu </w:t>
+        <w:t xml:space="preserve">Khái niệm truy vấn con </w:t>
+      </w:r>
+      <w:r>
+        <w:br/>
+      </w:r>
+      <w:r>
+        <w:rPr>
+          <w:rFonts w:ascii="TimesNewRomanPSMT" w:hAnsi="TimesNewRomanPSMT" w:eastAsia="TimesNewRomanPSMT"/>
+          <w:b w:val="0"/>
+          <w:i w:val="0"/>
+          <w:color w:val="000000"/>
+          <w:sz w:val="24"/>
+        </w:rPr>
+        <w:t xml:space="preserve"> Để kết hợp các bảng dữ liệu với nhau, ngoài các phép nối và các toán tử tập hợp, SQL </w:t>
+      </w:r>
+      <w:r>
+        <w:rPr>
+          <w:rFonts w:ascii="TimesNewRomanPSMT" w:hAnsi="TimesNewRomanPSMT" w:eastAsia="TimesNewRomanPSMT"/>
+          <w:b w:val="0"/>
+          <w:i w:val="0"/>
+          <w:color w:val="000000"/>
+          <w:sz w:val="24"/>
+        </w:rPr>
+        <w:t>cung cấp một cách khác để trả lại dữ liệu từ nhiều bảng gọi là truy vấn con (</w:t>
+      </w:r>
+      <w:r>
+        <w:rPr>
+          <w:rFonts w:ascii="TimesNewRomanPS" w:hAnsi="TimesNewRomanPS" w:eastAsia="TimesNewRomanPS"/>
+          <w:b w:val="0"/>
+          <w:i/>
+          <w:color w:val="000000"/>
+          <w:sz w:val="24"/>
+        </w:rPr>
+        <w:t>subquery</w:t>
+      </w:r>
+      <w:r>
+        <w:rPr>
+          <w:rFonts w:ascii="TimesNewRomanPSMT" w:hAnsi="TimesNewRomanPSMT" w:eastAsia="TimesNewRomanPSMT"/>
+          <w:b w:val="0"/>
+          <w:i w:val="0"/>
+          <w:color w:val="000000"/>
+          <w:sz w:val="24"/>
+        </w:rPr>
+        <w:t xml:space="preserve">). </w:t>
+      </w:r>
+      <w:r>
+        <w:rPr>
+          <w:rFonts w:ascii="TimesNewRomanPSMT" w:hAnsi="TimesNewRomanPSMT" w:eastAsia="TimesNewRomanPSMT"/>
+          <w:b w:val="0"/>
+          <w:i w:val="0"/>
+          <w:color w:val="000000"/>
+          <w:sz w:val="24"/>
+        </w:rPr>
+        <w:t xml:space="preserve">Khi một câu lệnh SELECT được sử dụng trong một câu lệnh khác, câu lệnh SELECT </w:t>
+      </w:r>
+      <w:r>
+        <w:rPr>
+          <w:rFonts w:ascii="TimesNewRomanPSMT" w:hAnsi="TimesNewRomanPSMT" w:eastAsia="TimesNewRomanPSMT"/>
+          <w:b w:val="0"/>
+          <w:i w:val="0"/>
+          <w:color w:val="000000"/>
+          <w:sz w:val="24"/>
+        </w:rPr>
+        <w:t xml:space="preserve">bên trong được gọi là truy vấn con (subquery), cách gọi khác là truy vấn lồng (nested </w:t>
+      </w:r>
+      <w:r>
+        <w:rPr>
+          <w:rFonts w:ascii="TimesNewRomanPSMT" w:hAnsi="TimesNewRomanPSMT" w:eastAsia="TimesNewRomanPSMT"/>
+          <w:b w:val="0"/>
+          <w:i w:val="0"/>
+          <w:color w:val="000000"/>
+          <w:sz w:val="24"/>
+        </w:rPr>
+        <w:t xml:space="preserve">query), truy vấn trong (inner query). Cơ bản một truy vấn con có thể được sử dụng ở </w:t>
+      </w:r>
+      <w:r>
+        <w:rPr>
+          <w:rFonts w:ascii="TimesNewRomanPSMT" w:hAnsi="TimesNewRomanPSMT" w:eastAsia="TimesNewRomanPSMT"/>
+          <w:b w:val="0"/>
+          <w:i w:val="0"/>
+          <w:color w:val="000000"/>
+          <w:sz w:val="24"/>
+        </w:rPr>
+        <w:t xml:space="preserve">bất cứ nơi đâu mà một biểu thức có thể được sử dụng. </w:t>
       </w:r>
     </w:p>
     <w:p>
@@ -302,302 +215,147 @@
         <w:autoSpaceDN w:val="0"/>
         <w:autoSpaceDE w:val="0"/>
         <w:widowControl/>
-        <w:spacing w:line="264" w:lineRule="exact" w:before="168" w:after="0"/>
-        <w:ind w:left="382" w:right="0" w:firstLine="0"/>
+        <w:spacing w:line="266" w:lineRule="exact" w:before="384" w:after="0"/>
+        <w:ind w:left="262" w:right="0" w:firstLine="0"/>
         <w:jc w:val="left"/>
+      </w:pPr>
+      <w:r>
+        <w:rPr>
+          <w:rFonts w:ascii="TimesNewRomanPS" w:hAnsi="TimesNewRomanPS" w:eastAsia="TimesNewRomanPS"/>
+          <w:b/>
+          <w:i w:val="0"/>
+          <w:color w:val="000000"/>
+          <w:sz w:val="24"/>
+        </w:rPr>
+        <w:t>Ví dụ</w:t>
+      </w:r>
+      <w:r>
+        <w:rPr>
+          <w:rFonts w:ascii="TimesNewRomanPSMT" w:hAnsi="TimesNewRomanPSMT" w:eastAsia="TimesNewRomanPSMT"/>
+          <w:b w:val="0"/>
+          <w:i w:val="0"/>
+          <w:color w:val="000000"/>
+          <w:sz w:val="24"/>
+        </w:rPr>
+        <w:t xml:space="preserve">: Đưa ra các đơn hàng gần đây nhất </w:t>
+      </w:r>
+    </w:p>
+    <w:p>
+      <w:pPr>
+        <w:autoSpaceDN w:val="0"/>
+        <w:autoSpaceDE w:val="0"/>
+        <w:widowControl/>
+        <w:spacing w:line="290" w:lineRule="auto" w:before="360" w:after="0"/>
+        <w:ind w:left="262" w:right="1152" w:firstLine="0"/>
+        <w:jc w:val="left"/>
+      </w:pPr>
+      <w:r>
+        <w:rPr>
+          <w:rFonts w:ascii="Courier New" w:hAnsi="Courier New" w:eastAsia="Courier New"/>
+          <w:b w:val="0"/>
+          <w:i w:val="0"/>
+          <w:color w:val="000000"/>
+          <w:sz w:val="24"/>
+        </w:rPr>
+        <w:t xml:space="preserve">SELECT * FROM orders </w:t>
+      </w:r>
+      <w:r>
+        <w:br/>
+      </w:r>
+      <w:r>
+        <w:rPr>
+          <w:rFonts w:ascii="Courier New" w:hAnsi="Courier New" w:eastAsia="Courier New"/>
+          <w:b w:val="0"/>
+          <w:i w:val="0"/>
+          <w:color w:val="000000"/>
+          <w:sz w:val="24"/>
+        </w:rPr>
+        <w:t xml:space="preserve">WHERE orderDate = (SELECT MAX(orderDate) FROM orders) </w:t>
+      </w:r>
+    </w:p>
+    <w:p>
+      <w:pPr>
+        <w:autoSpaceDN w:val="0"/>
+        <w:autoSpaceDE w:val="0"/>
+        <w:widowControl/>
+        <w:spacing w:line="392" w:lineRule="exact" w:before="306" w:after="0"/>
+        <w:ind w:left="272" w:right="752" w:hanging="10"/>
+        <w:jc w:val="both"/>
       </w:pPr>
       <w:r>
         <w:rPr>
           <w:rFonts w:ascii="TimesNewRomanPSMT" w:hAnsi="TimesNewRomanPSMT" w:eastAsia="TimesNewRomanPSMT"/>
           <w:b w:val="0"/>
           <w:i w:val="0"/>
-          <w:color w:val="2B2B2B"/>
+          <w:color w:val="000000"/>
           <w:sz w:val="24"/>
         </w:rPr>
-        <w:t xml:space="preserve">Cơ sở dữ liệu mẫu bao gồm các bảng sau: </w:t>
-      </w:r>
-    </w:p>
-    <w:p>
-      <w:pPr>
-        <w:autoSpaceDN w:val="0"/>
-        <w:tabs>
-          <w:tab w:pos="1074" w:val="left"/>
-        </w:tabs>
-        <w:autoSpaceDE w:val="0"/>
-        <w:widowControl/>
-        <w:spacing w:line="292" w:lineRule="exact" w:before="76" w:after="0"/>
-        <w:ind w:left="734" w:right="0" w:firstLine="0"/>
-        <w:jc w:val="left"/>
-      </w:pPr>
-      <w:r>
-        <w:rPr>
-          <w:rFonts w:ascii="ArialMT" w:hAnsi="ArialMT" w:eastAsia="ArialMT"/>
-          <w:b w:val="0"/>
-          <w:i w:val="0"/>
-          <w:color w:val="2B2B2B"/>
-          <w:sz w:val="19"/>
-        </w:rPr>
-        <w:t xml:space="preserve">• </w:t>
-      </w:r>
-      <w:r>
-        <w:tab/>
+        <w:t xml:space="preserve">Truy vấn con  </w:t>
       </w:r>
       <w:r>
         <w:rPr>
-          <w:rFonts w:ascii="Times New Roman" w:hAnsi="Times New Roman" w:eastAsia="Times New Roman"/>
+          <w:rFonts w:ascii="Courier New" w:hAnsi="Courier New" w:eastAsia="Courier New"/>
           <w:b w:val="0"/>
-          <w:i/>
-          <w:color w:val="2B2B2B"/>
+          <w:i w:val="0"/>
+          <w:color w:val="000000"/>
           <w:sz w:val="24"/>
         </w:rPr>
-        <w:t>Customers</w:t>
+        <w:t xml:space="preserve">SELECT MAX(orderDate) FROM orders </w:t>
       </w:r>
       <w:r>
         <w:rPr>
           <w:rFonts w:ascii="TimesNewRomanPSMT" w:hAnsi="TimesNewRomanPSMT" w:eastAsia="TimesNewRomanPSMT"/>
           <w:b w:val="0"/>
           <w:i w:val="0"/>
-          <w:color w:val="2B2B2B"/>
+          <w:color w:val="000000"/>
           <w:sz w:val="24"/>
         </w:rPr>
-        <w:t xml:space="preserve">: Lưu trữ thông tin về khách hàng. </w:t>
-      </w:r>
-    </w:p>
-    <w:p>
-      <w:pPr>
-        <w:autoSpaceDN w:val="0"/>
-        <w:tabs>
-          <w:tab w:pos="1074" w:val="left"/>
-        </w:tabs>
-        <w:autoSpaceDE w:val="0"/>
-        <w:widowControl/>
-        <w:spacing w:line="292" w:lineRule="exact" w:before="64" w:after="0"/>
-        <w:ind w:left="734" w:right="0" w:firstLine="0"/>
-        <w:jc w:val="left"/>
-      </w:pPr>
-      <w:r>
-        <w:rPr>
-          <w:rFonts w:ascii="ArialMT" w:hAnsi="ArialMT" w:eastAsia="ArialMT"/>
-          <w:b w:val="0"/>
-          <w:i w:val="0"/>
-          <w:color w:val="2B2B2B"/>
-          <w:sz w:val="19"/>
-        </w:rPr>
-        <w:t xml:space="preserve">• </w:t>
-      </w:r>
-      <w:r>
-        <w:tab/>
-      </w:r>
-      <w:r>
-        <w:rPr>
-          <w:rFonts w:ascii="Times New Roman" w:hAnsi="Times New Roman" w:eastAsia="Times New Roman"/>
-          <w:b w:val="0"/>
-          <w:i/>
-          <w:color w:val="2B2B2B"/>
-          <w:sz w:val="24"/>
-        </w:rPr>
-        <w:t>Products</w:t>
+        <w:t xml:space="preserve">trả lại ngày gần đây </w:t>
       </w:r>
       <w:r>
         <w:rPr>
           <w:rFonts w:ascii="TimesNewRomanPSMT" w:hAnsi="TimesNewRomanPSMT" w:eastAsia="TimesNewRomanPSMT"/>
           <w:b w:val="0"/>
           <w:i w:val="0"/>
-          <w:color w:val="2B2B2B"/>
+          <w:color w:val="000000"/>
           <w:sz w:val="24"/>
         </w:rPr>
-        <w:t xml:space="preserve">: Lưu trữ danh sách về các sản phẩm. </w:t>
-      </w:r>
-    </w:p>
-    <w:p>
-      <w:pPr>
-        <w:autoSpaceDN w:val="0"/>
-        <w:tabs>
-          <w:tab w:pos="1074" w:val="left"/>
-        </w:tabs>
-        <w:autoSpaceDE w:val="0"/>
-        <w:widowControl/>
-        <w:spacing w:line="294" w:lineRule="exact" w:before="62" w:after="0"/>
-        <w:ind w:left="734" w:right="0" w:firstLine="0"/>
-        <w:jc w:val="left"/>
-      </w:pPr>
-      <w:r>
-        <w:rPr>
-          <w:rFonts w:ascii="ArialMT" w:hAnsi="ArialMT" w:eastAsia="ArialMT"/>
-          <w:b w:val="0"/>
-          <w:i w:val="0"/>
-          <w:color w:val="2B2B2B"/>
-          <w:sz w:val="19"/>
-        </w:rPr>
-        <w:t xml:space="preserve">• </w:t>
-      </w:r>
-      <w:r>
-        <w:tab/>
-      </w:r>
-      <w:r>
-        <w:rPr>
-          <w:rFonts w:ascii="Times New Roman" w:hAnsi="Times New Roman" w:eastAsia="Times New Roman"/>
-          <w:b w:val="0"/>
-          <w:i/>
-          <w:color w:val="2B2B2B"/>
-          <w:sz w:val="24"/>
-        </w:rPr>
-        <w:t>ProductLines</w:t>
+        <w:t xml:space="preserve">nhất trong các đơn hàng và giá trị này sẽ được sử dụng trong mệnh đề WHERE của </w:t>
       </w:r>
       <w:r>
         <w:rPr>
           <w:rFonts w:ascii="TimesNewRomanPSMT" w:hAnsi="TimesNewRomanPSMT" w:eastAsia="TimesNewRomanPSMT"/>
           <w:b w:val="0"/>
           <w:i w:val="0"/>
-          <w:color w:val="2B2B2B"/>
+          <w:color w:val="000000"/>
           <w:sz w:val="24"/>
         </w:rPr>
-        <w:t xml:space="preserve">: Lưu trữ danh mục các loại sản phẩm </w:t>
-      </w:r>
-    </w:p>
-    <w:p>
-      <w:pPr>
-        <w:autoSpaceDN w:val="0"/>
-        <w:tabs>
-          <w:tab w:pos="1074" w:val="left"/>
-        </w:tabs>
-        <w:autoSpaceDE w:val="0"/>
-        <w:widowControl/>
-        <w:spacing w:line="294" w:lineRule="exact" w:before="58" w:after="0"/>
-        <w:ind w:left="734" w:right="0" w:firstLine="0"/>
-        <w:jc w:val="left"/>
-      </w:pPr>
-      <w:r>
-        <w:rPr>
-          <w:rFonts w:ascii="ArialMT" w:hAnsi="ArialMT" w:eastAsia="ArialMT"/>
-          <w:b w:val="0"/>
-          <w:i w:val="0"/>
-          <w:color w:val="2B2B2B"/>
-          <w:sz w:val="19"/>
-        </w:rPr>
-        <w:t xml:space="preserve">• </w:t>
-      </w:r>
-      <w:r>
-        <w:tab/>
-      </w:r>
-      <w:r>
-        <w:rPr>
-          <w:rFonts w:ascii="Times New Roman" w:hAnsi="Times New Roman" w:eastAsia="Times New Roman"/>
-          <w:b w:val="0"/>
-          <w:i/>
-          <w:color w:val="2B2B2B"/>
-          <w:sz w:val="24"/>
-        </w:rPr>
-        <w:t>Orders</w:t>
+        <w:t xml:space="preserve">truy vấn ngoài. Kết hợp hai truy vấn trên sẽ trả lại danh sách các đơn hàng của ngày </w:t>
       </w:r>
       <w:r>
         <w:rPr>
           <w:rFonts w:ascii="TimesNewRomanPSMT" w:hAnsi="TimesNewRomanPSMT" w:eastAsia="TimesNewRomanPSMT"/>
           <w:b w:val="0"/>
           <w:i w:val="0"/>
-          <w:color w:val="2B2B2B"/>
+          <w:color w:val="000000"/>
           <w:sz w:val="24"/>
         </w:rPr>
-        <w:t xml:space="preserve">: Lưu trữ các đơn hàng được đặt bởi các khách hàng. </w:t>
+        <w:t xml:space="preserve">gần nhất. </w:t>
       </w:r>
     </w:p>
     <w:p>
       <w:pPr>
         <w:autoSpaceDN w:val="0"/>
-        <w:tabs>
-          <w:tab w:pos="1074" w:val="left"/>
-        </w:tabs>
         <w:autoSpaceDE w:val="0"/>
         <w:widowControl/>
-        <w:spacing w:line="292" w:lineRule="exact" w:before="64" w:after="0"/>
-        <w:ind w:left="734" w:right="0" w:firstLine="0"/>
+        <w:spacing w:line="240" w:lineRule="auto" w:before="332" w:after="0"/>
+        <w:ind w:left="156" w:right="0" w:firstLine="0"/>
         <w:jc w:val="left"/>
       </w:pPr>
       <w:r>
-        <w:rPr>
-          <w:rFonts w:ascii="ArialMT" w:hAnsi="ArialMT" w:eastAsia="ArialMT"/>
-          <w:b w:val="0"/>
-          <w:i w:val="0"/>
-          <w:color w:val="2B2B2B"/>
-          <w:sz w:val="19"/>
-        </w:rPr>
-        <w:t xml:space="preserve">• </w:t>
-      </w:r>
-      <w:r>
-        <w:tab/>
-      </w:r>
-      <w:r>
-        <w:rPr>
-          <w:rFonts w:ascii="Times New Roman" w:hAnsi="Times New Roman" w:eastAsia="Times New Roman"/>
-          <w:b w:val="0"/>
-          <w:i/>
-          <w:color w:val="2B2B2B"/>
-          <w:sz w:val="24"/>
-        </w:rPr>
-        <w:t>OrderDetails</w:t>
-      </w:r>
-      <w:r>
-        <w:rPr>
-          <w:rFonts w:ascii="TimesNewRomanPSMT" w:hAnsi="TimesNewRomanPSMT" w:eastAsia="TimesNewRomanPSMT"/>
-          <w:b w:val="0"/>
-          <w:i w:val="0"/>
-          <w:color w:val="2B2B2B"/>
-          <w:sz w:val="24"/>
-        </w:rPr>
-        <w:t xml:space="preserve">: Lưu trữ về chi tiết các dòng đơn hàng </w:t>
-      </w:r>
-    </w:p>
-    <w:p>
-      <w:pPr>
-        <w:autoSpaceDN w:val="0"/>
-        <w:tabs>
-          <w:tab w:pos="1074" w:val="left"/>
-          <w:tab w:pos="5928" w:val="left"/>
-          <w:tab w:pos="6742" w:val="left"/>
-        </w:tabs>
-        <w:autoSpaceDE w:val="0"/>
-        <w:widowControl/>
-        <w:spacing w:line="240" w:lineRule="auto" w:before="10" w:after="0"/>
-        <w:ind w:left="734" w:right="0" w:firstLine="0"/>
-        <w:jc w:val="left"/>
-      </w:pPr>
-      <w:r>
-        <w:rPr>
-          <w:rFonts w:ascii="ArialMT" w:hAnsi="ArialMT" w:eastAsia="ArialMT"/>
-          <w:b w:val="0"/>
-          <w:i w:val="0"/>
-          <w:color w:val="2B2B2B"/>
-          <w:sz w:val="19"/>
-        </w:rPr>
-        <w:t xml:space="preserve">• </w:t>
-      </w:r>
-      <w:r>
-        <w:tab/>
-      </w:r>
-      <w:r>
-        <w:rPr>
-          <w:rFonts w:ascii="Times New Roman" w:hAnsi="Times New Roman" w:eastAsia="Times New Roman"/>
-          <w:b w:val="0"/>
-          <w:i/>
-          <w:color w:val="2B2B2B"/>
-          <w:sz w:val="24"/>
-        </w:rPr>
-        <w:t>Payments</w:t>
-      </w:r>
-      <w:r>
-        <w:rPr>
-          <w:rFonts w:ascii="TimesNewRomanPSMT" w:hAnsi="TimesNewRomanPSMT" w:eastAsia="TimesNewRomanPSMT"/>
-          <w:b w:val="0"/>
-          <w:i w:val="0"/>
-          <w:color w:val="2B2B2B"/>
-          <w:sz w:val="24"/>
-        </w:rPr>
-        <w:t xml:space="preserve">: Lưu trữ các thanh toán của khách hàng </w:t>
-      </w:r>
-      <w:r>
         <w:drawing>
           <wp:inline xmlns:a="http://schemas.openxmlformats.org/drawingml/2006/main" xmlns:pic="http://schemas.openxmlformats.org/drawingml/2006/picture">
-            <wp:extent cx="154940" cy="160019"/>
+            <wp:extent cx="5801360" cy="690880"/>
             <wp:docPr id="1" name="Picture 1"/>
             <wp:cNvGraphicFramePr>
               <a:graphicFrameLocks noChangeAspect="1"/>
@@ -618,154 +376,7 @@
                   <pic:spPr>
                     <a:xfrm>
                       <a:off x="0" y="0"/>
-                      <a:ext cx="154940" cy="160019"/>
-                    </a:xfrm>
-                    <a:prstGeom prst="rect"/>
-                  </pic:spPr>
-                </pic:pic>
-              </a:graphicData>
-            </a:graphic>
-          </wp:inline>
-        </w:drawing>
-      </w:r>
-      <w:r>
-        <w:tab/>
-      </w:r>
-      <w:r>
-        <w:rPr>
-          <w:rFonts w:ascii="Times New Roman" w:hAnsi="Times New Roman" w:eastAsia="Times New Roman"/>
-          <w:b w:val="0"/>
-          <w:i/>
-          <w:color w:val="2B2B2B"/>
-          <w:sz w:val="24"/>
-        </w:rPr>
-        <w:t>Employees</w:t>
-      </w:r>
-      <w:r>
-        <w:rPr>
-          <w:rFonts w:ascii="TimesNewRomanPSMT" w:hAnsi="TimesNewRomanPSMT" w:eastAsia="TimesNewRomanPSMT"/>
-          <w:b w:val="0"/>
-          <w:i w:val="0"/>
-          <w:color w:val="2B2B2B"/>
-          <w:sz w:val="24"/>
-        </w:rPr>
-        <w:t xml:space="preserve">: </w:t>
-      </w:r>
-    </w:p>
-    <w:p>
-      <w:pPr>
-        <w:autoSpaceDN w:val="0"/>
-        <w:autoSpaceDE w:val="0"/>
-        <w:widowControl/>
-        <w:spacing w:line="294" w:lineRule="exact" w:before="90" w:after="0"/>
-        <w:ind w:left="1074" w:right="0" w:firstLine="0"/>
-        <w:jc w:val="left"/>
-      </w:pPr>
-      <w:r>
-        <w:rPr>
-          <w:rFonts w:ascii="TimesNewRomanPSMT" w:hAnsi="TimesNewRomanPSMT" w:eastAsia="TimesNewRomanPSMT"/>
-          <w:b w:val="0"/>
-          <w:i w:val="0"/>
-          <w:color w:val="2B2B2B"/>
-          <w:sz w:val="24"/>
-        </w:rPr>
-        <w:t xml:space="preserve">Lưu trữ thông tin về các nhân viên của tổ chức </w:t>
-      </w:r>
-      <w:r>
-        <w:rPr>
-          <w:rFonts w:ascii="Times New Roman" w:hAnsi="Times New Roman" w:eastAsia="Times New Roman"/>
-          <w:b w:val="0"/>
-          <w:i/>
-          <w:color w:val="2B2B2B"/>
-          <w:sz w:val="24"/>
-        </w:rPr>
-        <w:t>Offices</w:t>
-      </w:r>
-      <w:r>
-        <w:rPr>
-          <w:rFonts w:ascii="TimesNewRomanPSMT" w:hAnsi="TimesNewRomanPSMT" w:eastAsia="TimesNewRomanPSMT"/>
-          <w:b w:val="0"/>
-          <w:i w:val="0"/>
-          <w:color w:val="2B2B2B"/>
-          <w:sz w:val="24"/>
-        </w:rPr>
-        <w:t xml:space="preserve">: Lưu thông tin </w:t>
-      </w:r>
-    </w:p>
-    <w:p>
-      <w:pPr>
-        <w:autoSpaceDN w:val="0"/>
-        <w:autoSpaceDE w:val="0"/>
-        <w:widowControl/>
-        <w:spacing w:line="264" w:lineRule="exact" w:before="106" w:after="0"/>
-        <w:ind w:left="1074" w:right="0" w:firstLine="0"/>
-        <w:jc w:val="left"/>
-      </w:pPr>
-      <w:r>
-        <w:rPr>
-          <w:rFonts w:ascii="TimesNewRomanPSMT" w:hAnsi="TimesNewRomanPSMT" w:eastAsia="TimesNewRomanPSMT"/>
-          <w:b w:val="0"/>
-          <w:i w:val="0"/>
-          <w:color w:val="2B2B2B"/>
-          <w:sz w:val="24"/>
-        </w:rPr>
-        <w:t xml:space="preserve">về các văn phòng của tổ chức. </w:t>
-      </w:r>
-    </w:p>
-    <w:p>
-      <w:pPr>
-        <w:autoSpaceDN w:val="0"/>
-        <w:autoSpaceDE w:val="0"/>
-        <w:widowControl/>
-        <w:spacing w:line="266" w:lineRule="exact" w:before="122" w:after="0"/>
-        <w:ind w:left="734" w:right="0" w:firstLine="0"/>
-        <w:jc w:val="left"/>
-      </w:pPr>
-      <w:r>
-        <w:rPr>
-          <w:rFonts w:ascii="TimesNewRomanPSMT" w:hAnsi="TimesNewRomanPSMT" w:eastAsia="TimesNewRomanPSMT"/>
-          <w:b w:val="0"/>
-          <w:i w:val="0"/>
-          <w:color w:val="2B2B2B"/>
-          <w:sz w:val="24"/>
-        </w:rPr>
-        <w:t>Hình dưới minh họa mối quan hệ giữa các bảng dữ liệu trong cơ sở dữ liệu</w:t>
-      </w:r>
-    </w:p>
-    <w:p>
-      <w:pPr>
-        <w:autoSpaceDN w:val="0"/>
-        <w:autoSpaceDE w:val="0"/>
-        <w:widowControl/>
-        <w:spacing w:line="240" w:lineRule="auto" w:before="400" w:after="0"/>
-        <w:ind w:left="0" w:right="0" w:firstLine="0"/>
-        <w:jc w:val="center"/>
-      </w:pPr>
-      <w:r>
-        <w:drawing>
-          <wp:inline xmlns:a="http://schemas.openxmlformats.org/drawingml/2006/main" xmlns:pic="http://schemas.openxmlformats.org/drawingml/2006/picture">
-            <wp:extent cx="6428740" cy="4215130"/>
-            <wp:docPr id="2" name="Picture 2"/>
-            <wp:cNvGraphicFramePr>
-              <a:graphicFrameLocks noChangeAspect="1"/>
-            </wp:cNvGraphicFramePr>
-            <a:graphic>
-              <a:graphicData uri="http://schemas.openxmlformats.org/drawingml/2006/picture">
-                <pic:pic>
-                  <pic:nvPicPr>
-                    <pic:cNvPr id="0" name="image.png"/>
-                    <pic:cNvPicPr/>
-                  </pic:nvPicPr>
-                  <pic:blipFill>
-                    <a:blip r:embed="rId10"/>
-                    <a:stretch>
-                      <a:fillRect/>
-                    </a:stretch>
-                  </pic:blipFill>
-                  <pic:spPr>
-                    <a:xfrm>
-                      <a:off x="0" y="0"/>
-                      <a:ext cx="6428740" cy="4215130"/>
+                      <a:ext cx="5801360" cy="690880"/>
                     </a:xfrm>
                     <a:prstGeom prst="rect"/>
                   </pic:spPr>
@@ -778,30 +389,11 @@
     </w:p>
     <w:p>
       <w:pPr>
-        <w:sectPr>
-          <w:pgSz w:w="11906" w:h="16841"/>
-          <w:pgMar w:top="720" w:right="296" w:bottom="578" w:left="1440" w:header="720" w:footer="720" w:gutter="0"/>
-          <w:cols/>
-          <w:docGrid w:linePitch="360"/>
-        </w:sectPr>
-      </w:pPr>
-    </w:p>
-    <w:p>
-      <w:pPr>
         <w:autoSpaceDN w:val="0"/>
         <w:autoSpaceDE w:val="0"/>
         <w:widowControl/>
-        <w:spacing w:line="220" w:lineRule="exact" w:before="0" w:after="332"/>
-        <w:ind w:left="0" w:right="0"/>
-      </w:pPr>
-    </w:p>
-    <w:p>
-      <w:pPr>
-        <w:autoSpaceDN w:val="0"/>
-        <w:autoSpaceDE w:val="0"/>
-        <w:widowControl/>
-        <w:spacing w:line="320" w:lineRule="exact" w:before="0" w:after="0"/>
-        <w:ind w:left="338" w:right="0" w:firstLine="0"/>
+        <w:spacing w:line="372" w:lineRule="exact" w:before="226" w:after="0"/>
+        <w:ind w:left="272" w:right="720" w:hanging="10"/>
         <w:jc w:val="left"/>
       </w:pPr>
       <w:r>
@@ -812,17 +404,7 @@
           <w:color w:val="000000"/>
           <w:sz w:val="24"/>
         </w:rPr>
-        <w:t xml:space="preserve">Tải file script </w:t>
-      </w:r>
-      <w:r>
-        <w:rPr>
-          <w:rFonts w:ascii="Times New Roman" w:hAnsi="Times New Roman" w:eastAsia="Times New Roman"/>
-          <w:b w:val="0"/>
-          <w:i/>
-          <w:color w:val="000000"/>
-          <w:sz w:val="24"/>
-        </w:rPr>
-        <w:t>sampledatabase.sql</w:t>
+        <w:t xml:space="preserve">Truy vấn con được chia làm hai loại: truy vấn con không tương quan (non-correlated) </w:t>
       </w:r>
       <w:r>
         <w:rPr>
@@ -832,7 +414,7 @@
           <w:color w:val="000000"/>
           <w:sz w:val="24"/>
         </w:rPr>
-        <w:t xml:space="preserve"> để tạo CSDLvề từ địa chỉ: </w:t>
+        <w:t xml:space="preserve">và truy vấn con có tương quan (correlated) </w:t>
       </w:r>
     </w:p>
     <w:p>
@@ -840,189 +422,8 @@
         <w:autoSpaceDN w:val="0"/>
         <w:autoSpaceDE w:val="0"/>
         <w:widowControl/>
-        <w:spacing w:line="194" w:lineRule="auto" w:before="154" w:after="0"/>
-        <w:ind w:left="338" w:right="0" w:firstLine="0"/>
-        <w:jc w:val="left"/>
-      </w:pPr>
-      <w:r>
-        <w:rPr>
-          <w:rFonts w:ascii="Calibri" w:hAnsi="Calibri" w:eastAsia="Calibri"/>
-          <w:b w:val="0"/>
-          <w:i w:val="0"/>
-          <w:color w:val="0000FF"/>
-          <w:sz w:val="21"/>
-          <w:u w:val="single"/>
-        </w:rPr>
-        <w:t>http://www.mysqltutorial.org/mysql-sample-database.aspx</w:t>
-      </w:r>
-    </w:p>
-    <w:p>
-      <w:pPr>
-        <w:autoSpaceDN w:val="0"/>
-        <w:autoSpaceDE w:val="0"/>
-        <w:widowControl/>
-        <w:spacing w:line="320" w:lineRule="exact" w:before="362" w:after="0"/>
-        <w:ind w:left="382" w:right="0" w:firstLine="0"/>
-        <w:jc w:val="left"/>
-      </w:pPr>
-      <w:r>
-        <w:rPr>
-          <w:rFonts w:ascii="TimesNewRomanPSMT" w:hAnsi="TimesNewRomanPSMT" w:eastAsia="TimesNewRomanPSMT"/>
-          <w:b w:val="0"/>
-          <w:i w:val="0"/>
-          <w:color w:val="000000"/>
-          <w:sz w:val="24"/>
-        </w:rPr>
-        <w:t xml:space="preserve">Giả sử file </w:t>
-      </w:r>
-      <w:r>
-        <w:rPr>
-          <w:rFonts w:ascii="Times New Roman" w:hAnsi="Times New Roman" w:eastAsia="Times New Roman"/>
-          <w:b w:val="0"/>
-          <w:i/>
-          <w:color w:val="000000"/>
-          <w:sz w:val="24"/>
-        </w:rPr>
-        <w:t>sampledatabase.sql</w:t>
-      </w:r>
-      <w:r>
-        <w:rPr>
-          <w:rFonts w:ascii="TimesNewRomanPSMT" w:hAnsi="TimesNewRomanPSMT" w:eastAsia="TimesNewRomanPSMT"/>
-          <w:b w:val="0"/>
-          <w:i w:val="0"/>
-          <w:color w:val="000000"/>
-          <w:sz w:val="24"/>
-        </w:rPr>
-        <w:t xml:space="preserve"> được đặt trong thư mục gốc ổ C: </w:t>
-      </w:r>
-    </w:p>
-    <w:p>
-      <w:pPr>
-        <w:autoSpaceDN w:val="0"/>
-        <w:autoSpaceDE w:val="0"/>
-        <w:widowControl/>
-        <w:spacing w:line="296" w:lineRule="exact" w:before="358" w:after="0"/>
-        <w:ind w:left="392" w:right="432" w:hanging="10"/>
-        <w:jc w:val="left"/>
-      </w:pPr>
-      <w:r>
-        <w:rPr>
-          <w:rFonts w:ascii="TimesNewRomanPSMT" w:hAnsi="TimesNewRomanPSMT" w:eastAsia="TimesNewRomanPSMT"/>
-          <w:b w:val="0"/>
-          <w:i w:val="0"/>
-          <w:color w:val="000000"/>
-          <w:sz w:val="24"/>
-        </w:rPr>
-        <w:t xml:space="preserve">Đăng nhập vào MySQL server từ chương trình khách </w:t>
-      </w:r>
-      <w:r>
-        <w:rPr>
-          <w:rFonts w:ascii="Times New Roman" w:hAnsi="Times New Roman" w:eastAsia="Times New Roman"/>
-          <w:b w:val="0"/>
-          <w:i/>
-          <w:color w:val="000000"/>
-          <w:sz w:val="24"/>
-        </w:rPr>
-        <w:t>mysql.exe</w:t>
-      </w:r>
-      <w:r>
-        <w:rPr>
-          <w:rFonts w:ascii="TimesNewRomanPSMT" w:hAnsi="TimesNewRomanPSMT" w:eastAsia="TimesNewRomanPSMT"/>
-          <w:b w:val="0"/>
-          <w:i w:val="0"/>
-          <w:color w:val="000000"/>
-          <w:sz w:val="24"/>
-        </w:rPr>
-        <w:t xml:space="preserve"> sử dụng tài khoản </w:t>
-      </w:r>
-      <w:r>
-        <w:rPr>
-          <w:rFonts w:ascii="TimesNewRomanPSMT" w:hAnsi="TimesNewRomanPSMT" w:eastAsia="TimesNewRomanPSMT"/>
-          <w:b w:val="0"/>
-          <w:i w:val="0"/>
-          <w:color w:val="000000"/>
-          <w:sz w:val="24"/>
-        </w:rPr>
-        <w:t xml:space="preserve">root </w:t>
-      </w:r>
-    </w:p>
-    <w:p>
-      <w:pPr>
-        <w:autoSpaceDN w:val="0"/>
-        <w:autoSpaceDE w:val="0"/>
-        <w:widowControl/>
-        <w:spacing w:line="266" w:lineRule="exact" w:before="368" w:after="0"/>
-        <w:ind w:left="382" w:right="0" w:firstLine="0"/>
-        <w:jc w:val="left"/>
-      </w:pPr>
-      <w:r>
-        <w:rPr>
-          <w:rFonts w:ascii="TimesNewRomanPSMT" w:hAnsi="TimesNewRomanPSMT" w:eastAsia="TimesNewRomanPSMT"/>
-          <w:b w:val="0"/>
-          <w:i w:val="0"/>
-          <w:color w:val="000000"/>
-          <w:sz w:val="24"/>
-        </w:rPr>
-        <w:t xml:space="preserve">Từ dấu nhắc mysql&gt; thi hành câu lệnh sau: </w:t>
-      </w:r>
-    </w:p>
-    <w:p>
-      <w:pPr>
-        <w:autoSpaceDN w:val="0"/>
-        <w:autoSpaceDE w:val="0"/>
-        <w:widowControl/>
-        <w:spacing w:line="240" w:lineRule="auto" w:before="362" w:after="0"/>
-        <w:ind w:left="382" w:right="0" w:firstLine="0"/>
-        <w:jc w:val="left"/>
-      </w:pPr>
-      <w:r>
-        <w:rPr>
-          <w:rFonts w:ascii="Courier New" w:hAnsi="Courier New" w:eastAsia="Courier New"/>
-          <w:b w:val="0"/>
-          <w:i w:val="0"/>
-          <w:color w:val="000000"/>
-          <w:sz w:val="24"/>
-        </w:rPr>
-        <w:t xml:space="preserve">source c:\sampledatabase.sql </w:t>
-      </w:r>
-    </w:p>
-    <w:p>
-      <w:pPr>
-        <w:autoSpaceDN w:val="0"/>
-        <w:autoSpaceDE w:val="0"/>
-        <w:widowControl/>
-        <w:spacing w:line="292" w:lineRule="exact" w:before="382" w:after="0"/>
-        <w:ind w:left="382" w:right="0" w:firstLine="0"/>
-        <w:jc w:val="left"/>
-      </w:pPr>
-      <w:r>
-        <w:rPr>
-          <w:rFonts w:ascii="TimesNewRomanPSMT" w:hAnsi="TimesNewRomanPSMT" w:eastAsia="TimesNewRomanPSMT"/>
-          <w:b w:val="0"/>
-          <w:i w:val="0"/>
-          <w:color w:val="000000"/>
-          <w:sz w:val="24"/>
-        </w:rPr>
-        <w:t xml:space="preserve">Cơ sở dữ liệu được tạo ra có tên là </w:t>
-      </w:r>
-      <w:r>
-        <w:rPr>
-          <w:rFonts w:ascii="Times New Roman" w:hAnsi="Times New Roman" w:eastAsia="Times New Roman"/>
-          <w:b w:val="0"/>
-          <w:i/>
-          <w:color w:val="000000"/>
-          <w:sz w:val="24"/>
-        </w:rPr>
-        <w:t xml:space="preserve">classicmodels </w:t>
-      </w:r>
-    </w:p>
-    <w:p>
-      <w:pPr>
-        <w:autoSpaceDN w:val="0"/>
-        <w:autoSpaceDE w:val="0"/>
-        <w:widowControl/>
-        <w:spacing w:line="197" w:lineRule="auto" w:before="432" w:after="0"/>
-        <w:ind w:left="392" w:right="0" w:firstLine="0"/>
+        <w:spacing w:line="362" w:lineRule="exact" w:before="300" w:after="0"/>
+        <w:ind w:left="262" w:right="720" w:firstLine="10"/>
         <w:jc w:val="left"/>
       </w:pPr>
       <w:r>
@@ -1043,7 +444,50 @@
           <w:color w:val="000000"/>
           <w:sz w:val="22"/>
         </w:rPr>
-        <w:t xml:space="preserve">Thực hiện truy vấn với câu lệnh SELECT </w:t>
+        <w:t xml:space="preserve">Truy vấn con không tương quan </w:t>
+      </w:r>
+      <w:r>
+        <w:br/>
+      </w:r>
+      <w:r>
+        <w:rPr>
+          <w:rFonts w:ascii="TimesNewRomanPSMT" w:hAnsi="TimesNewRomanPSMT" w:eastAsia="TimesNewRomanPSMT"/>
+          <w:b w:val="0"/>
+          <w:i w:val="0"/>
+          <w:color w:val="000000"/>
+          <w:sz w:val="24"/>
+        </w:rPr>
+        <w:t xml:space="preserve">Một truy vấn con không tương quan là truy vấn con độc lập với truy vấn bên ngoài. </w:t>
+      </w:r>
+      <w:r>
+        <w:rPr>
+          <w:rFonts w:ascii="TimesNewRomanPSMT" w:hAnsi="TimesNewRomanPSMT" w:eastAsia="TimesNewRomanPSMT"/>
+          <w:b w:val="0"/>
+          <w:i w:val="0"/>
+          <w:color w:val="000000"/>
+          <w:sz w:val="24"/>
+        </w:rPr>
+        <w:t xml:space="preserve">Truy vấn con không tương quan được thi hành đầu tiên và một lần duy nhất cho toàn </w:t>
+      </w:r>
+      <w:r>
+        <w:rPr>
+          <w:rFonts w:ascii="TimesNewRomanPSMT" w:hAnsi="TimesNewRomanPSMT" w:eastAsia="TimesNewRomanPSMT"/>
+          <w:b w:val="0"/>
+          <w:i w:val="0"/>
+          <w:color w:val="000000"/>
+          <w:sz w:val="24"/>
+        </w:rPr>
+        <w:t xml:space="preserve">bộ câu lệnh. Kết quả của truy vấn con được điền vào truy vấn bên ngoài, và cuối cùng </w:t>
+      </w:r>
+      <w:r>
+        <w:rPr>
+          <w:rFonts w:ascii="TimesNewRomanPSMT" w:hAnsi="TimesNewRomanPSMT" w:eastAsia="TimesNewRomanPSMT"/>
+          <w:b w:val="0"/>
+          <w:i w:val="0"/>
+          <w:color w:val="000000"/>
+          <w:sz w:val="24"/>
+        </w:rPr>
+        <w:t xml:space="preserve">thi hành truy vấn bên ngoài. </w:t>
       </w:r>
     </w:p>
     <w:p>
@@ -1051,286 +495,16 @@
         <w:autoSpaceDN w:val="0"/>
         <w:autoSpaceDE w:val="0"/>
         <w:widowControl/>
-        <w:spacing w:line="380" w:lineRule="exact" w:before="48" w:after="0"/>
-        <w:ind w:left="392" w:right="720" w:hanging="10"/>
-        <w:jc w:val="left"/>
+        <w:spacing w:line="378" w:lineRule="exact" w:before="286" w:after="0"/>
+        <w:ind w:left="272" w:right="750" w:hanging="10"/>
+        <w:jc w:val="both"/>
       </w:pPr>
       <w:r>
         <w:rPr>
-          <w:rFonts w:ascii="TimesNewRomanPSMT" w:hAnsi="TimesNewRomanPSMT" w:eastAsia="TimesNewRomanPSMT"/>
-          <w:b w:val="0"/>
-          <w:i w:val="0"/>
-          <w:color w:val="2B2B2B"/>
-          <w:sz w:val="24"/>
-        </w:rPr>
-        <w:t xml:space="preserve">Trong phần này,  sẽ học cách sử dụng mệnh đề SELECT để truy vấn dữ liệu từ các </w:t>
-      </w:r>
-      <w:r>
-        <w:rPr>
-          <w:rFonts w:ascii="TimesNewRomanPSMT" w:hAnsi="TimesNewRomanPSMT" w:eastAsia="TimesNewRomanPSMT"/>
-          <w:b w:val="0"/>
-          <w:i w:val="0"/>
-          <w:color w:val="2B2B2B"/>
-          <w:sz w:val="24"/>
-        </w:rPr>
-        <w:t xml:space="preserve">bảng cơ sở dữ liệu. </w:t>
-      </w:r>
-    </w:p>
-    <w:p>
-      <w:pPr>
-        <w:autoSpaceDN w:val="0"/>
-        <w:autoSpaceDE w:val="0"/>
-        <w:widowControl/>
-        <w:spacing w:line="245" w:lineRule="auto" w:before="420" w:after="0"/>
-        <w:ind w:left="382" w:right="3888" w:firstLine="10"/>
-        <w:jc w:val="left"/>
-      </w:pPr>
-      <w:r>
-        <w:rPr>
-          <w:rFonts w:ascii="Calibri" w:hAnsi="Calibri" w:eastAsia="Calibri"/>
-          <w:b w:val="0"/>
-          <w:i/>
-          <w:color w:val="000000"/>
-          <w:sz w:val="22"/>
-        </w:rPr>
-        <w:t xml:space="preserve">Cú pháp SELECT </w:t>
-      </w:r>
-      <w:r>
-        <w:br/>
-      </w:r>
-      <w:r>
-        <w:rPr>
-          <w:rFonts w:ascii="Courier New" w:hAnsi="Courier New" w:eastAsia="Courier New"/>
-          <w:b w:val="0"/>
+          <w:rFonts w:ascii="TimesNewRomanPS" w:hAnsi="TimesNewRomanPS" w:eastAsia="TimesNewRomanPS"/>
+          <w:b/>
           <w:i w:val="0"/>
           <w:color w:val="000000"/>
-          <w:sz w:val="24"/>
-        </w:rPr>
-        <w:t xml:space="preserve">SELECT tên cột 1, tên cột 2, ... </w:t>
-      </w:r>
-    </w:p>
-    <w:p>
-      <w:pPr>
-        <w:autoSpaceDN w:val="0"/>
-        <w:autoSpaceDE w:val="0"/>
-        <w:widowControl/>
-        <w:spacing w:line="322" w:lineRule="auto" w:before="110" w:after="0"/>
-        <w:ind w:left="382" w:right="4464" w:firstLine="0"/>
-        <w:jc w:val="left"/>
-      </w:pPr>
-      <w:r>
-        <w:rPr>
-          <w:rFonts w:ascii="Courier New" w:hAnsi="Courier New" w:eastAsia="Courier New"/>
-          <w:b w:val="0"/>
-          <w:i w:val="0"/>
-          <w:color w:val="000000"/>
-          <w:sz w:val="24"/>
-        </w:rPr>
-        <w:t xml:space="preserve">FROM các bảng </w:t>
-      </w:r>
-      <w:r>
-        <w:br/>
-      </w:r>
-      <w:r>
-        <w:rPr>
-          <w:rFonts w:ascii="Courier New" w:hAnsi="Courier New" w:eastAsia="Courier New"/>
-          <w:b w:val="0"/>
-          <w:i w:val="0"/>
-          <w:color w:val="000000"/>
-          <w:sz w:val="24"/>
-        </w:rPr>
-        <w:t xml:space="preserve">[WHERE điều kiện chọn] </w:t>
-      </w:r>
-      <w:r>
-        <w:br/>
-      </w:r>
-      <w:r>
-        <w:rPr>
-          <w:rFonts w:ascii="Courier New" w:hAnsi="Courier New" w:eastAsia="Courier New"/>
-          <w:b w:val="0"/>
-          <w:i w:val="0"/>
-          <w:color w:val="000000"/>
-          <w:sz w:val="24"/>
-        </w:rPr>
-        <w:t xml:space="preserve">[GROUP BY nhóm] </w:t>
-      </w:r>
-      <w:r>
-        <w:br/>
-      </w:r>
-      <w:r>
-        <w:rPr>
-          <w:rFonts w:ascii="Courier New" w:hAnsi="Courier New" w:eastAsia="Courier New"/>
-          <w:b w:val="0"/>
-          <w:i w:val="0"/>
-          <w:color w:val="000000"/>
-          <w:sz w:val="24"/>
-        </w:rPr>
-        <w:t xml:space="preserve">[HAVING điều kiện chọn nhóm] </w:t>
-      </w:r>
-      <w:r>
-        <w:br/>
-      </w:r>
-      <w:r>
-        <w:rPr>
-          <w:rFonts w:ascii="Courier New" w:hAnsi="Courier New" w:eastAsia="Courier New"/>
-          <w:b w:val="0"/>
-          <w:i w:val="0"/>
-          <w:color w:val="000000"/>
-          <w:sz w:val="24"/>
-        </w:rPr>
-        <w:t xml:space="preserve">[ORDER BY các cột sắp xếp] </w:t>
-      </w:r>
-      <w:r>
-        <w:br/>
-      </w:r>
-      <w:r>
-        <w:rPr>
-          <w:rFonts w:ascii="Courier New" w:hAnsi="Courier New" w:eastAsia="Courier New"/>
-          <w:b w:val="0"/>
-          <w:i w:val="0"/>
-          <w:color w:val="000000"/>
-          <w:sz w:val="24"/>
-        </w:rPr>
-        <w:t xml:space="preserve">[LIMIT giới hạn số lượng]; </w:t>
-      </w:r>
-    </w:p>
-    <w:p>
-      <w:pPr>
-        <w:autoSpaceDN w:val="0"/>
-        <w:tabs>
-          <w:tab w:pos="1074" w:val="left"/>
-        </w:tabs>
-        <w:autoSpaceDE w:val="0"/>
-        <w:widowControl/>
-        <w:spacing w:line="360" w:lineRule="exact" w:before="290" w:after="0"/>
-        <w:ind w:left="734" w:right="720" w:firstLine="0"/>
-        <w:jc w:val="left"/>
-      </w:pPr>
-      <w:r>
-        <w:rPr>
-          <w:rFonts w:ascii="ArialMT" w:hAnsi="ArialMT" w:eastAsia="ArialMT"/>
-          <w:b w:val="0"/>
-          <w:i w:val="0"/>
-          <w:color w:val="2B2B2B"/>
-          <w:sz w:val="24"/>
-        </w:rPr>
-        <w:t xml:space="preserve">• </w:t>
-      </w:r>
-      <w:r>
-        <w:rPr>
-          <w:rFonts w:ascii="TimesNewRomanPSMT" w:hAnsi="TimesNewRomanPSMT" w:eastAsia="TimesNewRomanPSMT"/>
-          <w:b w:val="0"/>
-          <w:i w:val="0"/>
-          <w:color w:val="2B2B2B"/>
-          <w:sz w:val="24"/>
-        </w:rPr>
-        <w:t xml:space="preserve">Trong một truy vấn SELECT có nhiều yếu tố tùy chọn mà  có thể sử dụng. </w:t>
-      </w:r>
-      <w:r>
-        <w:tab/>
-      </w:r>
-      <w:r>
-        <w:rPr>
-          <w:rFonts w:ascii="TimesNewRomanPSMT" w:hAnsi="TimesNewRomanPSMT" w:eastAsia="TimesNewRomanPSMT"/>
-          <w:b w:val="0"/>
-          <w:i w:val="0"/>
-          <w:color w:val="2B2B2B"/>
-          <w:sz w:val="24"/>
-        </w:rPr>
-        <w:t xml:space="preserve">Các tùy chọn được đặt trong dấu ngoặc vuông []. </w:t>
-      </w:r>
-    </w:p>
-    <w:p>
-      <w:pPr>
-        <w:autoSpaceDN w:val="0"/>
-        <w:tabs>
-          <w:tab w:pos="1074" w:val="left"/>
-        </w:tabs>
-        <w:autoSpaceDE w:val="0"/>
-        <w:widowControl/>
-        <w:spacing w:line="358" w:lineRule="exact" w:before="90" w:after="0"/>
-        <w:ind w:left="734" w:right="720" w:firstLine="0"/>
-        <w:jc w:val="left"/>
-      </w:pPr>
-      <w:r>
-        <w:rPr>
-          <w:rFonts w:ascii="ArialMT" w:hAnsi="ArialMT" w:eastAsia="ArialMT"/>
-          <w:b w:val="0"/>
-          <w:i w:val="0"/>
-          <w:color w:val="2B2B2B"/>
-          <w:sz w:val="24"/>
-        </w:rPr>
-        <w:t xml:space="preserve">• </w:t>
-      </w:r>
-      <w:r>
-        <w:rPr>
-          <w:rFonts w:ascii="TimesNewRomanPSMT" w:hAnsi="TimesNewRomanPSMT" w:eastAsia="TimesNewRomanPSMT"/>
-          <w:b w:val="0"/>
-          <w:i w:val="0"/>
-          <w:color w:val="2B2B2B"/>
-          <w:sz w:val="24"/>
-        </w:rPr>
-        <w:t xml:space="preserve">Thứ tự xuất hiện của các từ khoá WHERE, GROUP BY, HAVING, </w:t>
-      </w:r>
-      <w:r>
-        <w:tab/>
-      </w:r>
-      <w:r>
-        <w:rPr>
-          <w:rFonts w:ascii="TimesNewRomanPSMT" w:hAnsi="TimesNewRomanPSMT" w:eastAsia="TimesNewRomanPSMT"/>
-          <w:b w:val="0"/>
-          <w:i w:val="0"/>
-          <w:color w:val="2B2B2B"/>
-          <w:sz w:val="24"/>
-        </w:rPr>
-        <w:t xml:space="preserve">ORDER BY và LIMIT phải theo đúng thứ tự trên. </w:t>
-      </w:r>
-    </w:p>
-    <w:p>
-      <w:pPr>
-        <w:autoSpaceDN w:val="0"/>
-        <w:autoSpaceDE w:val="0"/>
-        <w:widowControl/>
-        <w:spacing w:line="380" w:lineRule="exact" w:before="380" w:after="0"/>
-        <w:ind w:left="392" w:right="720" w:hanging="10"/>
-        <w:jc w:val="left"/>
-      </w:pPr>
-      <w:r>
-        <w:rPr>
-          <w:rFonts w:ascii="TimesNewRomanPSMT" w:hAnsi="TimesNewRomanPSMT" w:eastAsia="TimesNewRomanPSMT"/>
-          <w:b w:val="0"/>
-          <w:i w:val="0"/>
-          <w:color w:val="2B2B2B"/>
-          <w:sz w:val="24"/>
-        </w:rPr>
-        <w:t xml:space="preserve">Để chọn tất cả các cột trong một bảng  có thể sử dụng dấu sao (*) ký hiệu thay vì </w:t>
-      </w:r>
-      <w:r>
-        <w:rPr>
-          <w:rFonts w:ascii="TimesNewRomanPSMT" w:hAnsi="TimesNewRomanPSMT" w:eastAsia="TimesNewRomanPSMT"/>
-          <w:b w:val="0"/>
-          <w:i w:val="0"/>
-          <w:color w:val="2B2B2B"/>
-          <w:sz w:val="24"/>
-        </w:rPr>
-        <w:t xml:space="preserve">liệt kê tất cả các tên cột sau từ khoá SELECT. </w:t>
-      </w:r>
-    </w:p>
-    <w:p>
-      <w:pPr>
-        <w:autoSpaceDN w:val="0"/>
-        <w:autoSpaceDE w:val="0"/>
-        <w:widowControl/>
-        <w:spacing w:line="364" w:lineRule="exact" w:before="38" w:after="0"/>
-        <w:ind w:left="392" w:right="720" w:hanging="10"/>
-        <w:jc w:val="left"/>
-      </w:pPr>
-      <w:r>
-        <w:rPr>
-          <w:rFonts w:ascii="Times New Roman" w:hAnsi="Times New Roman" w:eastAsia="Times New Roman"/>
-          <w:b/>
-          <w:i w:val="0"/>
-          <w:color w:val="2B2B2B"/>
           <w:sz w:val="24"/>
         </w:rPr>
         <w:t>Ví dụ:</w:t>
@@ -1340,47 +514,37 @@
           <w:rFonts w:ascii="TimesNewRomanPSMT" w:hAnsi="TimesNewRomanPSMT" w:eastAsia="TimesNewRomanPSMT"/>
           <w:b w:val="0"/>
           <w:i w:val="0"/>
-          <w:color w:val="2B2B2B"/>
+          <w:color w:val="000000"/>
           <w:sz w:val="24"/>
         </w:rPr>
-        <w:t xml:space="preserve"> nếu  cần phải truy vấn tất cả các thông tin về nhân viên,  có thể sử dụng </w:t>
+        <w:t xml:space="preserve"> đưa các các sản phẩm không có mặt trong bất kỳ một đơn hàng nào. Truy vấn </w:t>
       </w:r>
       <w:r>
         <w:rPr>
           <w:rFonts w:ascii="TimesNewRomanPSMT" w:hAnsi="TimesNewRomanPSMT" w:eastAsia="TimesNewRomanPSMT"/>
           <w:b w:val="0"/>
           <w:i w:val="0"/>
-          <w:color w:val="2B2B2B"/>
+          <w:color w:val="000000"/>
           <w:sz w:val="24"/>
         </w:rPr>
-        <w:t xml:space="preserve">truy vấn sau đây: </w:t>
+        <w:t xml:space="preserve">con bên trong sẽ trả về các mã sản phẩm có trong bảng orderdetails. Truy vấn bên </w:t>
       </w:r>
-    </w:p>
-    <w:p>
-      <w:pPr>
-        <w:autoSpaceDN w:val="0"/>
-        <w:autoSpaceDE w:val="0"/>
-        <w:widowControl/>
-        <w:spacing w:line="240" w:lineRule="auto" w:before="318" w:after="0"/>
-        <w:ind w:left="382" w:right="0" w:firstLine="0"/>
-        <w:jc w:val="left"/>
-      </w:pPr>
       <w:r>
         <w:rPr>
-          <w:rFonts w:ascii="Courier New" w:hAnsi="Courier New" w:eastAsia="Courier New"/>
+          <w:rFonts w:ascii="TimesNewRomanPSMT" w:hAnsi="TimesNewRomanPSMT" w:eastAsia="TimesNewRomanPSMT"/>
           <w:b w:val="0"/>
           <w:i w:val="0"/>
           <w:color w:val="000000"/>
           <w:sz w:val="24"/>
         </w:rPr>
-        <w:t xml:space="preserve">SELECT * FROM employees </w:t>
+        <w:t xml:space="preserve">ngoài sẽ trả về các sản phẩm có mã không trong danh sách các mã sản phẩm đó. </w:t>
       </w:r>
     </w:p>
     <w:p>
       <w:pPr>
         <w:sectPr>
           <w:pgSz w:w="11906" w:h="16841"/>
-          <w:pgMar w:top="552" w:right="1440" w:bottom="1236" w:left="1440" w:header="720" w:footer="720" w:gutter="0"/>
+          <w:pgMar w:top="724" w:right="1154" w:bottom="750" w:left="1440" w:header="720" w:footer="720" w:gutter="0"/>
           <w:cols/>
           <w:docGrid w:linePitch="360"/>
         </w:sectPr>
@@ -1398,643 +562,13 @@
     <w:p>
       <w:pPr>
         <w:autoSpaceDN w:val="0"/>
+        <w:tabs>
+          <w:tab w:pos="1046" w:val="left"/>
+        </w:tabs>
         <w:autoSpaceDE w:val="0"/>
         <w:widowControl/>
-        <w:spacing w:line="240" w:lineRule="auto" w:before="0" w:after="0"/>
-        <w:ind w:left="0" w:right="0" w:firstLine="0"/>
-        <w:jc w:val="center"/>
-      </w:pPr>
-      <w:r>
-        <w:drawing>
-          <wp:inline xmlns:a="http://schemas.openxmlformats.org/drawingml/2006/main" xmlns:pic="http://schemas.openxmlformats.org/drawingml/2006/picture">
-            <wp:extent cx="6254750" cy="2722880"/>
-            <wp:docPr id="4" name="Picture 4"/>
-            <wp:cNvGraphicFramePr>
-              <a:graphicFrameLocks noChangeAspect="1"/>
-            </wp:cNvGraphicFramePr>
-            <a:graphic>
-              <a:graphicData uri="http://schemas.openxmlformats.org/drawingml/2006/picture">
-                <pic:pic>
-                  <pic:nvPicPr>
-                    <pic:cNvPr id="0" name="image.png"/>
-                    <pic:cNvPicPr/>
-                  </pic:nvPicPr>
-                  <pic:blipFill>
-                    <a:blip r:embed="rId11"/>
-                    <a:stretch>
-                      <a:fillRect/>
-                    </a:stretch>
-                  </pic:blipFill>
-                  <pic:spPr>
-                    <a:xfrm>
-                      <a:off x="0" y="0"/>
-                      <a:ext cx="6254750" cy="2722880"/>
-                    </a:xfrm>
-                    <a:prstGeom prst="rect"/>
-                  </pic:spPr>
-                </pic:pic>
-              </a:graphicData>
-            </a:graphic>
-          </wp:inline>
-        </w:drawing>
-      </w:r>
-    </w:p>
-    <w:p>
-      <w:pPr>
-        <w:autoSpaceDN w:val="0"/>
-        <w:autoSpaceDE w:val="0"/>
-        <w:widowControl/>
-        <w:spacing w:line="402" w:lineRule="exact" w:before="188" w:after="0"/>
-        <w:ind w:left="498" w:right="1152" w:hanging="10"/>
-        <w:jc w:val="left"/>
-      </w:pPr>
-      <w:r>
-        <w:rPr>
-          <w:rFonts w:ascii="TimesNewRomanPSMT" w:hAnsi="TimesNewRomanPSMT" w:eastAsia="TimesNewRomanPSMT"/>
-          <w:b w:val="0"/>
-          <w:i w:val="0"/>
-          <w:color w:val="000000"/>
-          <w:sz w:val="24"/>
-        </w:rPr>
-        <w:t xml:space="preserve">cũng có thể xem dữ liệu một phần của một bảng bằng cách liệt kê tên các cột sau từ </w:t>
-      </w:r>
-      <w:r>
-        <w:rPr>
-          <w:rFonts w:ascii="TimesNewRomanPSMT" w:hAnsi="TimesNewRomanPSMT" w:eastAsia="TimesNewRomanPSMT"/>
-          <w:b w:val="0"/>
-          <w:i w:val="0"/>
-          <w:color w:val="000000"/>
-          <w:sz w:val="24"/>
-        </w:rPr>
-        <w:t xml:space="preserve">khóa SELECT. Điều này được gọi là </w:t>
-      </w:r>
-      <w:r>
-        <w:rPr>
-          <w:rFonts w:ascii="Times New Roman" w:hAnsi="Times New Roman" w:eastAsia="Times New Roman"/>
-          <w:b w:val="0"/>
-          <w:i/>
-          <w:color w:val="000000"/>
-          <w:sz w:val="24"/>
-        </w:rPr>
-        <w:t>phép chiếu</w:t>
-      </w:r>
-      <w:r>
-        <w:rPr>
-          <w:rFonts w:ascii="TimesNewRomanPSMT" w:hAnsi="TimesNewRomanPSMT" w:eastAsia="TimesNewRomanPSMT"/>
-          <w:b w:val="0"/>
-          <w:i w:val="0"/>
-          <w:color w:val="000000"/>
-          <w:sz w:val="24"/>
-        </w:rPr>
-        <w:t xml:space="preserve">. </w:t>
-      </w:r>
-    </w:p>
-    <w:p>
-      <w:pPr>
-        <w:autoSpaceDN w:val="0"/>
-        <w:autoSpaceDE w:val="0"/>
-        <w:widowControl/>
-        <w:spacing w:line="368" w:lineRule="exact" w:before="280" w:after="0"/>
-        <w:ind w:left="498" w:right="1296" w:hanging="10"/>
-        <w:jc w:val="left"/>
-      </w:pPr>
-      <w:r>
-        <w:rPr>
-          <w:rFonts w:ascii="Times New Roman" w:hAnsi="Times New Roman" w:eastAsia="Times New Roman"/>
-          <w:b/>
-          <w:i w:val="0"/>
-          <w:color w:val="000000"/>
-          <w:sz w:val="24"/>
-        </w:rPr>
-        <w:t>Ví dụ:</w:t>
-      </w:r>
-      <w:r>
-        <w:rPr>
-          <w:rFonts w:ascii="TimesNewRomanPSMT" w:hAnsi="TimesNewRomanPSMT" w:eastAsia="TimesNewRomanPSMT"/>
-          <w:b w:val="0"/>
-          <w:i w:val="0"/>
-          <w:color w:val="000000"/>
-          <w:sz w:val="24"/>
-        </w:rPr>
-        <w:t xml:space="preserve"> nếu cần phải xem </w:t>
-      </w:r>
-      <w:r>
-        <w:rPr>
-          <w:rFonts w:ascii="Times New Roman" w:hAnsi="Times New Roman" w:eastAsia="Times New Roman"/>
-          <w:b w:val="0"/>
-          <w:i/>
-          <w:color w:val="000000"/>
-          <w:sz w:val="24"/>
-        </w:rPr>
-        <w:t>tên, họ và vị trí công việc</w:t>
-      </w:r>
-      <w:r>
-        <w:rPr>
-          <w:rFonts w:ascii="TimesNewRomanPSMT" w:hAnsi="TimesNewRomanPSMT" w:eastAsia="TimesNewRomanPSMT"/>
-          <w:b w:val="0"/>
-          <w:i w:val="0"/>
-          <w:color w:val="000000"/>
-          <w:sz w:val="24"/>
-        </w:rPr>
-        <w:t xml:space="preserve"> của nhân viên,  có thể sử dụng </w:t>
-      </w:r>
-      <w:r>
-        <w:rPr>
-          <w:rFonts w:ascii="TimesNewRomanPSMT" w:hAnsi="TimesNewRomanPSMT" w:eastAsia="TimesNewRomanPSMT"/>
-          <w:b w:val="0"/>
-          <w:i w:val="0"/>
-          <w:color w:val="000000"/>
-          <w:sz w:val="24"/>
-        </w:rPr>
-        <w:t xml:space="preserve">truy vấn sau đây: </w:t>
-      </w:r>
-    </w:p>
-    <w:p>
-      <w:pPr>
-        <w:autoSpaceDN w:val="0"/>
-        <w:autoSpaceDE w:val="0"/>
-        <w:widowControl/>
-        <w:spacing w:line="293" w:lineRule="auto" w:before="370" w:after="0"/>
-        <w:ind w:left="498" w:right="5328" w:hanging="10"/>
-        <w:jc w:val="left"/>
-      </w:pPr>
-      <w:r>
-        <w:rPr>
-          <w:rFonts w:ascii="Courier New" w:hAnsi="Courier New" w:eastAsia="Courier New"/>
-          <w:b w:val="0"/>
-          <w:i w:val="0"/>
-          <w:color w:val="000000"/>
-          <w:sz w:val="24"/>
-        </w:rPr>
-        <w:t xml:space="preserve">SELECT lastname, firstname, </w:t>
-      </w:r>
-      <w:r>
-        <w:br/>
-      </w:r>
-      <w:r>
-        <w:rPr>
-          <w:rFonts w:ascii="Courier New" w:hAnsi="Courier New" w:eastAsia="Courier New"/>
-          <w:b w:val="0"/>
-          <w:i w:val="0"/>
-          <w:color w:val="000000"/>
-          <w:sz w:val="24"/>
-        </w:rPr>
-        <w:t xml:space="preserve">jobtitle FROM Employees </w:t>
-      </w:r>
-    </w:p>
-    <w:p>
-      <w:pPr>
-        <w:autoSpaceDN w:val="0"/>
-        <w:autoSpaceDE w:val="0"/>
-        <w:widowControl/>
-        <w:spacing w:line="240" w:lineRule="auto" w:before="376" w:after="0"/>
-        <w:ind w:left="368" w:right="0" w:firstLine="0"/>
-        <w:jc w:val="left"/>
-      </w:pPr>
-      <w:r>
-        <w:drawing>
-          <wp:inline xmlns:a="http://schemas.openxmlformats.org/drawingml/2006/main" xmlns:pic="http://schemas.openxmlformats.org/drawingml/2006/picture">
-            <wp:extent cx="3371850" cy="3957320"/>
-            <wp:docPr id="5" name="Picture 5"/>
-            <wp:cNvGraphicFramePr>
-              <a:graphicFrameLocks noChangeAspect="1"/>
-            </wp:cNvGraphicFramePr>
-            <a:graphic>
-              <a:graphicData uri="http://schemas.openxmlformats.org/drawingml/2006/picture">
-                <pic:pic>
-                  <pic:nvPicPr>
-                    <pic:cNvPr id="0" name="image.png"/>
-                    <pic:cNvPicPr/>
-                  </pic:nvPicPr>
-                  <pic:blipFill>
-                    <a:blip r:embed="rId12"/>
-                    <a:stretch>
-                      <a:fillRect/>
-                    </a:stretch>
-                  </pic:blipFill>
-                  <pic:spPr>
-                    <a:xfrm>
-                      <a:off x="0" y="0"/>
-                      <a:ext cx="3371850" cy="3957320"/>
-                    </a:xfrm>
-                    <a:prstGeom prst="rect"/>
-                  </pic:spPr>
-                </pic:pic>
-              </a:graphicData>
-            </a:graphic>
-          </wp:inline>
-        </w:drawing>
-      </w:r>
-    </w:p>
-    <w:p>
-      <w:pPr>
-        <w:sectPr>
-          <w:pgSz w:w="11906" w:h="16841"/>
-          <w:pgMar w:top="568" w:right="702" w:bottom="886" w:left="1334" w:header="720" w:footer="720" w:gutter="0"/>
-          <w:cols/>
-          <w:docGrid w:linePitch="360"/>
-        </w:sectPr>
-      </w:pPr>
-    </w:p>
-    <w:p>
-      <w:pPr>
-        <w:autoSpaceDN w:val="0"/>
-        <w:autoSpaceDE w:val="0"/>
-        <w:widowControl/>
-        <w:spacing w:line="220" w:lineRule="exact" w:before="0" w:after="520"/>
-        <w:ind w:left="0" w:right="0"/>
-      </w:pPr>
-    </w:p>
-    <w:p>
-      <w:pPr>
-        <w:autoSpaceDN w:val="0"/>
-        <w:autoSpaceDE w:val="0"/>
-        <w:widowControl/>
-        <w:spacing w:line="342" w:lineRule="exact" w:before="0" w:after="0"/>
-        <w:ind w:left="392" w:right="720" w:hanging="10"/>
-        <w:jc w:val="left"/>
-      </w:pPr>
-      <w:r>
-        <w:rPr>
-          <w:rFonts w:ascii="Times New Roman" w:hAnsi="Times New Roman" w:eastAsia="Times New Roman"/>
-          <w:b/>
-          <w:i w:val="0"/>
-          <w:color w:val="2B2B2B"/>
-          <w:sz w:val="24"/>
-        </w:rPr>
-        <w:t xml:space="preserve">Ví dụ: </w:t>
-      </w:r>
-      <w:r>
-        <w:rPr>
-          <w:rFonts w:ascii="TimesNewRomanPSMT" w:hAnsi="TimesNewRomanPSMT" w:eastAsia="TimesNewRomanPSMT"/>
-          <w:b w:val="0"/>
-          <w:i w:val="0"/>
-          <w:color w:val="2B2B2B"/>
-          <w:sz w:val="24"/>
-        </w:rPr>
-        <w:t xml:space="preserve">Muốn lấy ra thông tin về </w:t>
-      </w:r>
-      <w:r>
-        <w:rPr>
-          <w:rFonts w:ascii="Times New Roman" w:hAnsi="Times New Roman" w:eastAsia="Times New Roman"/>
-          <w:b w:val="0"/>
-          <w:i/>
-          <w:color w:val="2B2B2B"/>
-          <w:sz w:val="24"/>
-        </w:rPr>
-        <w:t>mã sản phẩm</w:t>
-      </w:r>
-      <w:r>
-        <w:rPr>
-          <w:rFonts w:ascii="TimesNewRomanPSMT" w:hAnsi="TimesNewRomanPSMT" w:eastAsia="TimesNewRomanPSMT"/>
-          <w:b w:val="0"/>
-          <w:i w:val="0"/>
-          <w:color w:val="2B2B2B"/>
-          <w:sz w:val="24"/>
-        </w:rPr>
-        <w:t xml:space="preserve"> và </w:t>
-      </w:r>
-      <w:r>
-        <w:rPr>
-          <w:rFonts w:ascii="Times New Roman" w:hAnsi="Times New Roman" w:eastAsia="Times New Roman"/>
-          <w:b w:val="0"/>
-          <w:i/>
-          <w:color w:val="2B2B2B"/>
-          <w:sz w:val="24"/>
-        </w:rPr>
-        <w:t>tên sản phẩm</w:t>
-      </w:r>
-      <w:r>
-        <w:rPr>
-          <w:rFonts w:ascii="TimesNewRomanPSMT" w:hAnsi="TimesNewRomanPSMT" w:eastAsia="TimesNewRomanPSMT"/>
-          <w:b w:val="0"/>
-          <w:i w:val="0"/>
-          <w:color w:val="2B2B2B"/>
-          <w:sz w:val="24"/>
-        </w:rPr>
-        <w:t xml:space="preserve">, thực hiện truy vấn </w:t>
-      </w:r>
-      <w:r>
-        <w:rPr>
-          <w:rFonts w:ascii="TimesNewRomanPSMT" w:hAnsi="TimesNewRomanPSMT" w:eastAsia="TimesNewRomanPSMT"/>
-          <w:b w:val="0"/>
-          <w:i w:val="0"/>
-          <w:color w:val="2B2B2B"/>
-          <w:sz w:val="24"/>
-        </w:rPr>
-        <w:t xml:space="preserve">như sau: </w:t>
-      </w:r>
-    </w:p>
-    <w:p>
-      <w:pPr>
-        <w:autoSpaceDN w:val="0"/>
-        <w:autoSpaceDE w:val="0"/>
-        <w:widowControl/>
-        <w:spacing w:line="288" w:lineRule="auto" w:before="320" w:after="0"/>
-        <w:ind w:left="382" w:right="4032" w:firstLine="0"/>
-        <w:jc w:val="left"/>
-      </w:pPr>
-      <w:r>
-        <w:rPr>
-          <w:rFonts w:ascii="Courier New" w:hAnsi="Courier New" w:eastAsia="Courier New"/>
-          <w:b w:val="0"/>
-          <w:i w:val="0"/>
-          <w:color w:val="000000"/>
-          <w:sz w:val="24"/>
-        </w:rPr>
-        <w:t xml:space="preserve">SELECT ProductCode, ProductName </w:t>
-      </w:r>
-      <w:r>
-        <w:rPr>
-          <w:rFonts w:ascii="Courier New" w:hAnsi="Courier New" w:eastAsia="Courier New"/>
-          <w:b w:val="0"/>
-          <w:i w:val="0"/>
-          <w:color w:val="000000"/>
-          <w:sz w:val="24"/>
-        </w:rPr>
-        <w:t xml:space="preserve">FROM Products </w:t>
-      </w:r>
-    </w:p>
-    <w:p>
-      <w:pPr>
-        <w:autoSpaceDN w:val="0"/>
-        <w:autoSpaceDE w:val="0"/>
-        <w:widowControl/>
-        <w:spacing w:line="240" w:lineRule="auto" w:before="104" w:after="0"/>
-        <w:ind w:left="262" w:right="0" w:firstLine="0"/>
-        <w:jc w:val="left"/>
-      </w:pPr>
-      <w:r>
-        <w:drawing>
-          <wp:inline xmlns:a="http://schemas.openxmlformats.org/drawingml/2006/main" xmlns:pic="http://schemas.openxmlformats.org/drawingml/2006/picture">
-            <wp:extent cx="3688079" cy="3947159"/>
-            <wp:docPr id="6" name="Picture 6"/>
-            <wp:cNvGraphicFramePr>
-              <a:graphicFrameLocks noChangeAspect="1"/>
-            </wp:cNvGraphicFramePr>
-            <a:graphic>
-              <a:graphicData uri="http://schemas.openxmlformats.org/drawingml/2006/picture">
-                <pic:pic>
-                  <pic:nvPicPr>
-                    <pic:cNvPr id="0" name="image.png"/>
-                    <pic:cNvPicPr/>
-                  </pic:nvPicPr>
-                  <pic:blipFill>
-                    <a:blip r:embed="rId13"/>
-                    <a:stretch>
-                      <a:fillRect/>
-                    </a:stretch>
-                  </pic:blipFill>
-                  <pic:spPr>
-                    <a:xfrm>
-                      <a:off x="0" y="0"/>
-                      <a:ext cx="3688079" cy="3947159"/>
-                    </a:xfrm>
-                    <a:prstGeom prst="rect"/>
-                  </pic:spPr>
-                </pic:pic>
-              </a:graphicData>
-            </a:graphic>
-          </wp:inline>
-        </w:drawing>
-      </w:r>
-    </w:p>
-    <w:p>
-      <w:pPr>
-        <w:autoSpaceDN w:val="0"/>
-        <w:autoSpaceDE w:val="0"/>
-        <w:widowControl/>
-        <w:spacing w:line="358" w:lineRule="exact" w:before="208" w:after="0"/>
-        <w:ind w:left="382" w:right="720" w:firstLine="10"/>
-        <w:jc w:val="left"/>
-      </w:pPr>
-      <w:r>
-        <w:rPr>
-          <w:rFonts w:ascii="Calibri" w:hAnsi="Calibri" w:eastAsia="Calibri"/>
-          <w:b/>
-          <w:i w:val="0"/>
-          <w:color w:val="000000"/>
-          <w:sz w:val="22"/>
-        </w:rPr>
-        <w:t>3.</w:t>
-      </w:r>
-      <w:r>
-        <w:rPr>
-          <w:rFonts w:ascii="Calibri" w:hAnsi="Calibri" w:eastAsia="Calibri"/>
-          <w:b/>
-          <w:i w:val="0"/>
-          <w:color w:val="000000"/>
-          <w:sz w:val="22"/>
-        </w:rPr>
-        <w:t xml:space="preserve">Mệnh đề WHERE </w:t>
-      </w:r>
-      <w:r>
-        <w:br/>
-      </w:r>
-      <w:r>
-        <w:rPr>
-          <w:rFonts w:ascii="TimesNewRomanPSMT" w:hAnsi="TimesNewRomanPSMT" w:eastAsia="TimesNewRomanPSMT"/>
-          <w:b w:val="0"/>
-          <w:i w:val="0"/>
-          <w:color w:val="000000"/>
-          <w:sz w:val="24"/>
-        </w:rPr>
-        <w:t xml:space="preserve">Mệnh đề WHERE của câu lệnh SELECT cho phép chọn các hàng cụ thể phù hợp </w:t>
-      </w:r>
-      <w:r>
-        <w:rPr>
-          <w:rFonts w:ascii="TimesNewRomanPSMT" w:hAnsi="TimesNewRomanPSMT" w:eastAsia="TimesNewRomanPSMT"/>
-          <w:b w:val="0"/>
-          <w:i w:val="0"/>
-          <w:color w:val="000000"/>
-          <w:sz w:val="24"/>
-        </w:rPr>
-        <w:t xml:space="preserve">với điều kiện hoặc tiêu chí tìm kiếm. Sử dụng mệnh đề WHERE để lọc các bản </w:t>
-      </w:r>
-      <w:r>
-        <w:rPr>
-          <w:rFonts w:ascii="TimesNewRomanPSMT" w:hAnsi="TimesNewRomanPSMT" w:eastAsia="TimesNewRomanPSMT"/>
-          <w:b w:val="0"/>
-          <w:i w:val="0"/>
-          <w:color w:val="000000"/>
-          <w:sz w:val="24"/>
-        </w:rPr>
-        <w:t xml:space="preserve">ghi dựa trên một điều kiện nhất định. </w:t>
-      </w:r>
-    </w:p>
-    <w:p>
-      <w:pPr>
-        <w:autoSpaceDN w:val="0"/>
-        <w:autoSpaceDE w:val="0"/>
-        <w:widowControl/>
-        <w:spacing w:line="320" w:lineRule="exact" w:before="344" w:after="0"/>
-        <w:ind w:left="382" w:right="0" w:firstLine="0"/>
-        <w:jc w:val="left"/>
-      </w:pPr>
-      <w:r>
-        <w:rPr>
-          <w:rFonts w:ascii="Times New Roman" w:hAnsi="Times New Roman" w:eastAsia="Times New Roman"/>
-          <w:b/>
-          <w:i w:val="0"/>
-          <w:color w:val="000000"/>
-          <w:sz w:val="24"/>
-        </w:rPr>
-        <w:t>Ví dụ:</w:t>
-      </w:r>
-      <w:r>
-        <w:rPr>
-          <w:rFonts w:ascii="TimesNewRomanPSMT" w:hAnsi="TimesNewRomanPSMT" w:eastAsia="TimesNewRomanPSMT"/>
-          <w:b w:val="0"/>
-          <w:i w:val="0"/>
-          <w:color w:val="000000"/>
-          <w:sz w:val="24"/>
-        </w:rPr>
-        <w:t xml:space="preserve">  có thể tìm thấy các chủ tịch của công ty bằng cách sử dụng truy vấn sau đây: </w:t>
-      </w:r>
-    </w:p>
-    <w:p>
-      <w:pPr>
-        <w:autoSpaceDN w:val="0"/>
-        <w:autoSpaceDE w:val="0"/>
-        <w:widowControl/>
-        <w:spacing w:line="305" w:lineRule="auto" w:before="344" w:after="0"/>
-        <w:ind w:left="382" w:right="3744" w:firstLine="0"/>
-        <w:jc w:val="left"/>
-      </w:pPr>
-      <w:r>
-        <w:rPr>
-          <w:rFonts w:ascii="Courier New" w:hAnsi="Courier New" w:eastAsia="Courier New"/>
-          <w:b w:val="0"/>
-          <w:i w:val="0"/>
-          <w:color w:val="000000"/>
-          <w:sz w:val="24"/>
-        </w:rPr>
-        <w:t xml:space="preserve">SELECT FirstName, LastName, email </w:t>
-      </w:r>
-      <w:r>
-        <w:rPr>
-          <w:rFonts w:ascii="Courier New" w:hAnsi="Courier New" w:eastAsia="Courier New"/>
-          <w:b w:val="0"/>
-          <w:i w:val="0"/>
-          <w:color w:val="000000"/>
-          <w:sz w:val="24"/>
-        </w:rPr>
-        <w:t xml:space="preserve">FROM Employees </w:t>
-      </w:r>
-      <w:r>
-        <w:br/>
-      </w:r>
-      <w:r>
-        <w:rPr>
-          <w:rFonts w:ascii="Courier New" w:hAnsi="Courier New" w:eastAsia="Courier New"/>
-          <w:b w:val="0"/>
-          <w:i w:val="0"/>
-          <w:color w:val="000000"/>
-          <w:sz w:val="24"/>
-        </w:rPr>
-        <w:t xml:space="preserve">WHERE jobtitle = "President" </w:t>
-      </w:r>
-    </w:p>
-    <w:p>
-      <w:pPr>
-        <w:autoSpaceDN w:val="0"/>
-        <w:autoSpaceDE w:val="0"/>
-        <w:widowControl/>
-        <w:spacing w:line="240" w:lineRule="auto" w:before="374" w:after="0"/>
-        <w:ind w:left="326" w:right="0" w:firstLine="0"/>
-        <w:jc w:val="left"/>
-      </w:pPr>
-      <w:r>
-        <w:drawing>
-          <wp:inline xmlns:a="http://schemas.openxmlformats.org/drawingml/2006/main" xmlns:pic="http://schemas.openxmlformats.org/drawingml/2006/picture">
-            <wp:extent cx="4530090" cy="685800"/>
-            <wp:docPr id="7" name="Picture 7"/>
-            <wp:cNvGraphicFramePr>
-              <a:graphicFrameLocks noChangeAspect="1"/>
-            </wp:cNvGraphicFramePr>
-            <a:graphic>
-              <a:graphicData uri="http://schemas.openxmlformats.org/drawingml/2006/picture">
-                <pic:pic>
-                  <pic:nvPicPr>
-                    <pic:cNvPr id="0" name="image.png"/>
-                    <pic:cNvPicPr/>
-                  </pic:nvPicPr>
-                  <pic:blipFill>
-                    <a:blip r:embed="rId14"/>
-                    <a:stretch>
-                      <a:fillRect/>
-                    </a:stretch>
-                  </pic:blipFill>
-                  <pic:spPr>
-                    <a:xfrm>
-                      <a:off x="0" y="0"/>
-                      <a:ext cx="4530090" cy="685800"/>
-                    </a:xfrm>
-                    <a:prstGeom prst="rect"/>
-                  </pic:spPr>
-                </pic:pic>
-              </a:graphicData>
-            </a:graphic>
-          </wp:inline>
-        </w:drawing>
-      </w:r>
-    </w:p>
-    <w:p>
-      <w:pPr>
-        <w:autoSpaceDN w:val="0"/>
-        <w:autoSpaceDE w:val="0"/>
-        <w:widowControl/>
-        <w:spacing w:line="394" w:lineRule="exact" w:before="202" w:after="0"/>
-        <w:ind w:left="392" w:right="720" w:hanging="10"/>
-        <w:jc w:val="left"/>
-      </w:pPr>
-      <w:r>
-        <w:rPr>
-          <w:rFonts w:ascii="TimesNewRomanPSMT" w:hAnsi="TimesNewRomanPSMT" w:eastAsia="TimesNewRomanPSMT"/>
-          <w:b w:val="0"/>
-          <w:i w:val="0"/>
-          <w:color w:val="2B2B2B"/>
-          <w:sz w:val="24"/>
-        </w:rPr>
-        <w:t xml:space="preserve">Hoăc  có thể tìm ra các thông tin về tên của khách hàng có mã số 112 bằng truy </w:t>
-      </w:r>
-      <w:r>
-        <w:rPr>
-          <w:rFonts w:ascii="TimesNewRomanPSMT" w:hAnsi="TimesNewRomanPSMT" w:eastAsia="TimesNewRomanPSMT"/>
-          <w:b w:val="0"/>
-          <w:i w:val="0"/>
-          <w:color w:val="2B2B2B"/>
-          <w:sz w:val="24"/>
-        </w:rPr>
-        <w:t xml:space="preserve">vấn như sau: </w:t>
-      </w:r>
-    </w:p>
-    <w:p>
-      <w:pPr>
-        <w:sectPr>
-          <w:pgSz w:w="11906" w:h="16841"/>
-          <w:pgMar w:top="740" w:right="1440" w:bottom="628" w:left="1440" w:header="720" w:footer="720" w:gutter="0"/>
-          <w:cols/>
-          <w:docGrid w:linePitch="360"/>
-        </w:sectPr>
-      </w:pPr>
-    </w:p>
-    <w:p>
-      <w:pPr>
-        <w:autoSpaceDN w:val="0"/>
-        <w:autoSpaceDE w:val="0"/>
-        <w:widowControl/>
-        <w:spacing w:line="220" w:lineRule="exact" w:before="0" w:after="346"/>
-        <w:ind w:left="0" w:right="0"/>
-      </w:pPr>
-    </w:p>
-    <w:p>
-      <w:pPr>
-        <w:autoSpaceDN w:val="0"/>
-        <w:autoSpaceDE w:val="0"/>
-        <w:widowControl/>
-        <w:spacing w:line="305" w:lineRule="auto" w:before="0" w:after="0"/>
-        <w:ind w:left="382" w:right="6192" w:firstLine="0"/>
+        <w:spacing w:line="322" w:lineRule="auto" w:before="0" w:after="0"/>
+        <w:ind w:left="370" w:right="5328" w:firstLine="0"/>
         <w:jc w:val="left"/>
       </w:pPr>
       <w:r>
@@ -2058,7 +592,7 @@
           <w:color w:val="000000"/>
           <w:sz w:val="24"/>
         </w:rPr>
-        <w:t xml:space="preserve">FROM Customers </w:t>
+        <w:t xml:space="preserve">FROM  products </w:t>
       </w:r>
       <w:r>
         <w:br/>
@@ -2071,7 +605,55 @@
           <w:color w:val="000000"/>
           <w:sz w:val="24"/>
         </w:rPr>
-        <w:t xml:space="preserve">WHERE customerNumber=112 </w:t>
+        <w:t xml:space="preserve">WHERE productCode not in </w:t>
+      </w:r>
+      <w:r>
+        <w:br/>
+      </w:r>
+      <w:r>
+        <w:tab/>
+      </w:r>
+      <w:r>
+        <w:rPr>
+          <w:rFonts w:ascii="Courier New" w:hAnsi="Courier New" w:eastAsia="Courier New"/>
+          <w:b w:val="0"/>
+          <w:i w:val="0"/>
+          <w:color w:val="000000"/>
+          <w:sz w:val="24"/>
+        </w:rPr>
+        <w:t xml:space="preserve">(SELECT productCode </w:t>
+      </w:r>
+      <w:r>
+        <w:br/>
+      </w:r>
+      <w:r>
+        <w:tab/>
+      </w:r>
+      <w:r>
+        <w:rPr>
+          <w:rFonts w:ascii="Courier New" w:hAnsi="Courier New" w:eastAsia="Courier New"/>
+          <w:b w:val="0"/>
+          <w:i w:val="0"/>
+          <w:color w:val="000000"/>
+          <w:sz w:val="24"/>
+        </w:rPr>
+        <w:t xml:space="preserve">FROM orderdetails </w:t>
+      </w:r>
+      <w:r>
+        <w:br/>
+      </w:r>
+      <w:r>
+        <w:tab/>
+      </w:r>
+      <w:r>
+        <w:rPr>
+          <w:rFonts w:ascii="Courier New" w:hAnsi="Courier New" w:eastAsia="Courier New"/>
+          <w:b w:val="0"/>
+          <w:i w:val="0"/>
+          <w:color w:val="000000"/>
+          <w:sz w:val="24"/>
+        </w:rPr>
+        <w:t xml:space="preserve">) </w:t>
       </w:r>
     </w:p>
     <w:p>
@@ -2079,15 +661,15 @@
         <w:autoSpaceDN w:val="0"/>
         <w:autoSpaceDE w:val="0"/>
         <w:widowControl/>
-        <w:spacing w:line="240" w:lineRule="auto" w:before="308" w:after="0"/>
-        <w:ind w:left="158" w:right="0" w:firstLine="0"/>
+        <w:spacing w:line="240" w:lineRule="auto" w:before="382" w:after="0"/>
+        <w:ind w:left="370" w:right="0" w:firstLine="0"/>
         <w:jc w:val="left"/>
       </w:pPr>
       <w:r>
         <w:drawing>
           <wp:inline xmlns:a="http://schemas.openxmlformats.org/drawingml/2006/main" xmlns:pic="http://schemas.openxmlformats.org/drawingml/2006/picture">
-            <wp:extent cx="6118860" cy="421639"/>
-            <wp:docPr id="8" name="Picture 8"/>
+            <wp:extent cx="5725159" cy="511809"/>
+            <wp:docPr id="2" name="Picture 2"/>
             <wp:cNvGraphicFramePr>
               <a:graphicFrameLocks noChangeAspect="1"/>
             </wp:cNvGraphicFramePr>
@@ -2099,7 +681,7 @@
                     <pic:cNvPicPr/>
                   </pic:nvPicPr>
                   <pic:blipFill>
-                    <a:blip r:embed="rId15"/>
+                    <a:blip r:embed="rId10"/>
                     <a:stretch>
                       <a:fillRect/>
                     </a:stretch>
@@ -2107,7 +689,7 @@
                   <pic:spPr>
                     <a:xfrm>
                       <a:off x="0" y="0"/>
-                      <a:ext cx="6118860" cy="421639"/>
+                      <a:ext cx="5725159" cy="511809"/>
                     </a:xfrm>
                     <a:prstGeom prst="rect"/>
                   </pic:spPr>
@@ -2123,28 +705,41 @@
         <w:autoSpaceDN w:val="0"/>
         <w:autoSpaceDE w:val="0"/>
         <w:widowControl/>
-        <w:spacing w:line="266" w:lineRule="exact" w:before="438" w:after="0"/>
-        <w:ind w:left="382" w:right="0" w:firstLine="0"/>
+        <w:spacing w:line="264" w:lineRule="exact" w:before="326" w:after="0"/>
+        <w:ind w:left="370" w:right="0" w:firstLine="0"/>
         <w:jc w:val="left"/>
       </w:pPr>
+      <w:r>
+        <w:rPr>
+          <w:rFonts w:ascii="TimesNewRomanPS" w:hAnsi="TimesNewRomanPS" w:eastAsia="TimesNewRomanPS"/>
+          <w:b/>
+          <w:i w:val="0"/>
+          <w:color w:val="000000"/>
+          <w:sz w:val="24"/>
+        </w:rPr>
+        <w:t>Ví dụ:</w:t>
+      </w:r>
       <w:r>
         <w:rPr>
           <w:rFonts w:ascii="TimesNewRomanPSMT" w:hAnsi="TimesNewRomanPSMT" w:eastAsia="TimesNewRomanPSMT"/>
           <w:b w:val="0"/>
           <w:i w:val="0"/>
-          <w:color w:val="2B2B2B"/>
+          <w:color w:val="000000"/>
           <w:sz w:val="24"/>
         </w:rPr>
-        <w:t xml:space="preserve">Ví dụ sau đưa ra các đơn hàng có mã khách hàng là 181 </w:t>
+        <w:t xml:space="preserve">đưa ra các sản phẩm có mặt trong các đơn hàng </w:t>
       </w:r>
     </w:p>
     <w:p>
       <w:pPr>
         <w:autoSpaceDN w:val="0"/>
+        <w:tabs>
+          <w:tab w:pos="802" w:val="left"/>
+        </w:tabs>
         <w:autoSpaceDE w:val="0"/>
         <w:widowControl/>
-        <w:spacing w:line="305" w:lineRule="auto" w:before="322" w:after="0"/>
-        <w:ind w:left="382" w:right="5904" w:firstLine="0"/>
+        <w:spacing w:line="317" w:lineRule="auto" w:before="366" w:after="0"/>
+        <w:ind w:left="370" w:right="5328" w:firstLine="0"/>
         <w:jc w:val="left"/>
       </w:pPr>
       <w:r>
@@ -2155,7 +750,7 @@
           <w:color w:val="000000"/>
           <w:sz w:val="24"/>
         </w:rPr>
-        <w:t xml:space="preserve">SELECT * </w:t>
+        <w:t xml:space="preserve">SELECT * FROM products </w:t>
       </w:r>
       <w:r>
         <w:br/>
@@ -2168,7 +763,23 @@
           <w:color w:val="000000"/>
           <w:sz w:val="24"/>
         </w:rPr>
-        <w:t xml:space="preserve">FROM orders </w:t>
+        <w:t xml:space="preserve">WHERE  productCode in </w:t>
+      </w:r>
+      <w:r>
+        <w:br/>
+      </w:r>
+      <w:r>
+        <w:tab/>
+      </w:r>
+      <w:r>
+        <w:rPr>
+          <w:rFonts w:ascii="Courier New" w:hAnsi="Courier New" w:eastAsia="Courier New"/>
+          <w:b w:val="0"/>
+          <w:i w:val="0"/>
+          <w:color w:val="000000"/>
+          <w:sz w:val="24"/>
+        </w:rPr>
+        <w:t xml:space="preserve"> (SELECT productCode  </w:t>
       </w:r>
       <w:r>
         <w:br/>
@@ -2181,7 +792,20 @@
           <w:color w:val="000000"/>
           <w:sz w:val="24"/>
         </w:rPr>
-        <w:t xml:space="preserve">WHERE customerNumber = 181 </w:t>
+        <w:t xml:space="preserve">FROM orderdetails </w:t>
+      </w:r>
+      <w:r>
+        <w:br/>
+      </w:r>
+      <w:r>
+        <w:rPr>
+          <w:rFonts w:ascii="Courier New" w:hAnsi="Courier New" w:eastAsia="Courier New"/>
+          <w:b w:val="0"/>
+          <w:i w:val="0"/>
+          <w:color w:val="000000"/>
+          <w:sz w:val="24"/>
+        </w:rPr>
+        <w:t xml:space="preserve">) </w:t>
       </w:r>
     </w:p>
     <w:p>
@@ -2189,15 +813,15 @@
         <w:autoSpaceDN w:val="0"/>
         <w:autoSpaceDE w:val="0"/>
         <w:widowControl/>
-        <w:spacing w:line="240" w:lineRule="auto" w:before="382" w:after="0"/>
-        <w:ind w:left="158" w:right="0" w:firstLine="0"/>
+        <w:spacing w:line="240" w:lineRule="auto" w:before="376" w:after="0"/>
+        <w:ind w:left="0" w:right="0" w:firstLine="0"/>
         <w:jc w:val="left"/>
       </w:pPr>
       <w:r>
         <w:drawing>
           <wp:inline xmlns:a="http://schemas.openxmlformats.org/drawingml/2006/main" xmlns:pic="http://schemas.openxmlformats.org/drawingml/2006/picture">
-            <wp:extent cx="6399530" cy="1021080"/>
-            <wp:docPr id="9" name="Picture 9"/>
+            <wp:extent cx="5857239" cy="2490470"/>
+            <wp:docPr id="3" name="Picture 3"/>
             <wp:cNvGraphicFramePr>
               <a:graphicFrameLocks noChangeAspect="1"/>
             </wp:cNvGraphicFramePr>
@@ -2209,7 +833,7 @@
                     <pic:cNvPicPr/>
                   </pic:nvPicPr>
                   <pic:blipFill>
-                    <a:blip r:embed="rId16"/>
+                    <a:blip r:embed="rId11"/>
                     <a:stretch>
                       <a:fillRect/>
                     </a:stretch>
@@ -2217,7 +841,7 @@
                   <pic:spPr>
                     <a:xfrm>
                       <a:off x="0" y="0"/>
-                      <a:ext cx="6399530" cy="1021080"/>
+                      <a:ext cx="5857239" cy="2490470"/>
                     </a:xfrm>
                     <a:prstGeom prst="rect"/>
                   </pic:spPr>
@@ -2233,8 +857,8 @@
         <w:autoSpaceDN w:val="0"/>
         <w:autoSpaceDE w:val="0"/>
         <w:widowControl/>
-        <w:spacing w:line="366" w:lineRule="exact" w:before="238" w:after="0"/>
-        <w:ind w:left="382" w:right="2016" w:firstLine="10"/>
+        <w:spacing w:line="368" w:lineRule="exact" w:before="38" w:after="0"/>
+        <w:ind w:left="370" w:right="720" w:firstLine="10"/>
         <w:jc w:val="left"/>
       </w:pPr>
       <w:r>
@@ -2245,7 +869,7 @@
           <w:color w:val="000000"/>
           <w:sz w:val="22"/>
         </w:rPr>
-        <w:t>4.</w:t>
+        <w:t>3.</w:t>
       </w:r>
       <w:r>
         <w:rPr>
@@ -2255,7 +879,7 @@
           <w:color w:val="000000"/>
           <w:sz w:val="22"/>
         </w:rPr>
-        <w:t xml:space="preserve">Kết nối các điều kiện với toán tử AND và OR </w:t>
+        <w:t xml:space="preserve">Truy vấn con tương quan </w:t>
       </w:r>
       <w:r>
         <w:br/>
@@ -2268,7 +892,7 @@
           <w:color w:val="000000"/>
           <w:sz w:val="24"/>
         </w:rPr>
-        <w:t xml:space="preserve">Chúng ta có thể kết hợp hai hay nhiều điều kiện khác nhau trong mệnh đề </w:t>
+        <w:t xml:space="preserve">Truy vấn con tương quan không độc lập với truy vấn bên ngoài. Một truy vấn con </w:t>
       </w:r>
       <w:r>
         <w:rPr>
@@ -2278,17 +902,7 @@
           <w:color w:val="000000"/>
           <w:sz w:val="24"/>
         </w:rPr>
-        <w:t xml:space="preserve">WHERE, sử dụng các toán tử </w:t>
-      </w:r>
-      <w:r>
-        <w:rPr>
-          <w:rFonts w:ascii="Times New Roman" w:hAnsi="Times New Roman" w:eastAsia="Times New Roman"/>
-          <w:b/>
-          <w:i w:val="0"/>
-          <w:color w:val="000000"/>
-          <w:sz w:val="24"/>
-        </w:rPr>
-        <w:t xml:space="preserve">AND, OR. </w:t>
+        <w:t xml:space="preserve">tương quan là một truy vấn con sử dụng các giá trị từ truy vấn bên ngoài trong mệnh </w:t>
       </w:r>
       <w:r>
         <w:rPr>
@@ -2298,7 +912,7 @@
           <w:color w:val="000000"/>
           <w:sz w:val="24"/>
         </w:rPr>
-        <w:t xml:space="preserve">Với hai điều kiện nối bởi AND, cần cả </w:t>
+        <w:t xml:space="preserve">đề WHERE của nó. Quá trình thực hiện như sau: các truy vấn bên ngoài được thực </w:t>
       </w:r>
       <w:r>
         <w:rPr>
@@ -2308,7 +922,7 @@
           <w:color w:val="000000"/>
           <w:sz w:val="24"/>
         </w:rPr>
-        <w:t xml:space="preserve">hai đúng để điều kiện kết hợp là đúng. Với hai điều kiện nối bởi OR, điều kiện </w:t>
+        <w:t xml:space="preserve">hiện trước tiên và sau đó thi hành truy vấn con bên trong cho mỗi dòng kết quả của </w:t>
       </w:r>
       <w:r>
         <w:rPr>
@@ -2318,7 +932,7 @@
           <w:color w:val="000000"/>
           <w:sz w:val="24"/>
         </w:rPr>
-        <w:t xml:space="preserve">kết hợp là đúng nếu một hoặc cả hai điều kiện là đúng </w:t>
+        <w:t xml:space="preserve">truy vấn bên ngoài. </w:t>
       </w:r>
     </w:p>
     <w:p>
@@ -2326,13 +940,13 @@
         <w:autoSpaceDN w:val="0"/>
         <w:autoSpaceDE w:val="0"/>
         <w:widowControl/>
-        <w:spacing w:line="320" w:lineRule="exact" w:before="342" w:after="0"/>
-        <w:ind w:left="382" w:right="0" w:firstLine="0"/>
+        <w:spacing w:line="386" w:lineRule="exact" w:before="264" w:after="0"/>
+        <w:ind w:left="380" w:right="720" w:hanging="10"/>
         <w:jc w:val="left"/>
       </w:pPr>
       <w:r>
         <w:rPr>
-          <w:rFonts w:ascii="Times New Roman" w:hAnsi="Times New Roman" w:eastAsia="Times New Roman"/>
+          <w:rFonts w:ascii="TimesNewRomanPS" w:hAnsi="TimesNewRomanPS" w:eastAsia="TimesNewRomanPS"/>
           <w:b/>
           <w:i w:val="0"/>
           <w:color w:val="000000"/>
@@ -2348,117 +962,7 @@
           <w:color w:val="000000"/>
           <w:sz w:val="24"/>
         </w:rPr>
-        <w:t xml:space="preserve">: đưa ra các khách hàng tại Mỹ của người chăm sóc khách hàng có mã là 1165 </w:t>
-      </w:r>
-    </w:p>
-    <w:p>
-      <w:pPr>
-        <w:autoSpaceDN w:val="0"/>
-        <w:autoSpaceDE w:val="0"/>
-        <w:widowControl/>
-        <w:spacing w:line="305" w:lineRule="auto" w:before="344" w:after="0"/>
-        <w:ind w:left="382" w:right="1872" w:firstLine="0"/>
-        <w:jc w:val="left"/>
-      </w:pPr>
-      <w:r>
-        <w:rPr>
-          <w:rFonts w:ascii="Courier New" w:hAnsi="Courier New" w:eastAsia="Courier New"/>
-          <w:b w:val="0"/>
-          <w:i w:val="0"/>
-          <w:color w:val="000000"/>
-          <w:sz w:val="24"/>
-        </w:rPr>
-        <w:t xml:space="preserve">SELECT * </w:t>
-      </w:r>
-      <w:r>
-        <w:br/>
-      </w:r>
-      <w:r>
-        <w:rPr>
-          <w:rFonts w:ascii="Courier New" w:hAnsi="Courier New" w:eastAsia="Courier New"/>
-          <w:b w:val="0"/>
-          <w:i w:val="0"/>
-          <w:color w:val="000000"/>
-          <w:sz w:val="24"/>
-        </w:rPr>
-        <w:t xml:space="preserve">FROM customers </w:t>
-      </w:r>
-      <w:r>
-        <w:br/>
-      </w:r>
-      <w:r>
-        <w:rPr>
-          <w:rFonts w:ascii="Courier New" w:hAnsi="Courier New" w:eastAsia="Courier New"/>
-          <w:b w:val="0"/>
-          <w:i w:val="0"/>
-          <w:color w:val="000000"/>
-          <w:sz w:val="24"/>
-        </w:rPr>
-        <w:t xml:space="preserve">WHERE country ='USA' and salesRepEmployeeNumber = 1165 </w:t>
-      </w:r>
-    </w:p>
-    <w:p>
-      <w:pPr>
-        <w:autoSpaceDN w:val="0"/>
-        <w:autoSpaceDE w:val="0"/>
-        <w:widowControl/>
-        <w:spacing w:line="240" w:lineRule="auto" w:before="108" w:after="0"/>
-        <w:ind w:left="26" w:right="0" w:firstLine="0"/>
-        <w:jc w:val="left"/>
-      </w:pPr>
-      <w:r>
-        <w:drawing>
-          <wp:inline xmlns:a="http://schemas.openxmlformats.org/drawingml/2006/main" xmlns:pic="http://schemas.openxmlformats.org/drawingml/2006/picture">
-            <wp:extent cx="6313170" cy="1294129"/>
-            <wp:docPr id="10" name="Picture 10"/>
-            <wp:cNvGraphicFramePr>
-              <a:graphicFrameLocks noChangeAspect="1"/>
-            </wp:cNvGraphicFramePr>
-            <a:graphic>
-              <a:graphicData uri="http://schemas.openxmlformats.org/drawingml/2006/picture">
-                <pic:pic>
-                  <pic:nvPicPr>
-                    <pic:cNvPr id="0" name="image.png"/>
-                    <pic:cNvPicPr/>
-                  </pic:nvPicPr>
-                  <pic:blipFill>
-                    <a:blip r:embed="rId17"/>
-                    <a:stretch>
-                      <a:fillRect/>
-                    </a:stretch>
-                  </pic:blipFill>
-                  <pic:spPr>
-                    <a:xfrm>
-                      <a:off x="0" y="0"/>
-                      <a:ext cx="6313170" cy="1294129"/>
-                    </a:xfrm>
-                    <a:prstGeom prst="rect"/>
-                  </pic:spPr>
-                </pic:pic>
-              </a:graphicData>
-            </a:graphic>
-          </wp:inline>
-        </w:drawing>
-      </w:r>
-    </w:p>
-    <w:p>
-      <w:pPr>
-        <w:autoSpaceDN w:val="0"/>
-        <w:autoSpaceDE w:val="0"/>
-        <w:widowControl/>
-        <w:spacing w:line="266" w:lineRule="exact" w:before="676" w:after="0"/>
-        <w:ind w:left="382" w:right="0" w:firstLine="0"/>
-        <w:jc w:val="left"/>
-      </w:pPr>
-      <w:r>
-        <w:rPr>
-          <w:rFonts w:ascii="Times New Roman" w:hAnsi="Times New Roman" w:eastAsia="Times New Roman"/>
-          <w:b/>
-          <w:i w:val="0"/>
-          <w:color w:val="000000"/>
-          <w:sz w:val="24"/>
-        </w:rPr>
-        <w:t>Ví dụ</w:t>
+        <w:t xml:space="preserve">:đưa ra các sản phẩm có số lượng trong kho lớn hơn trung bình số lượng trong </w:t>
       </w:r>
       <w:r>
         <w:rPr>
@@ -2468,47 +972,14 @@
           <w:color w:val="000000"/>
           <w:sz w:val="24"/>
         </w:rPr>
-        <w:t xml:space="preserve">: đưa ra các đơn hàng có trạng thái là ‘On Hold’ hoặc ‘In Process’ </w:t>
-      </w:r>
-    </w:p>
-    <w:p>
-      <w:pPr>
-        <w:autoSpaceDN w:val="0"/>
-        <w:autoSpaceDE w:val="0"/>
-        <w:widowControl/>
-        <w:spacing w:line="288" w:lineRule="auto" w:before="360" w:after="0"/>
-        <w:ind w:left="382" w:right="8064" w:firstLine="0"/>
-        <w:jc w:val="left"/>
-      </w:pPr>
-      <w:r>
-        <w:rPr>
-          <w:rFonts w:ascii="Courier New" w:hAnsi="Courier New" w:eastAsia="Courier New"/>
-          <w:b w:val="0"/>
-          <w:i w:val="0"/>
-          <w:color w:val="000000"/>
-          <w:sz w:val="24"/>
-        </w:rPr>
-        <w:t xml:space="preserve">SELECT * </w:t>
-      </w:r>
-      <w:r>
-        <w:br/>
-      </w:r>
-      <w:r>
-        <w:rPr>
-          <w:rFonts w:ascii="Courier New" w:hAnsi="Courier New" w:eastAsia="Courier New"/>
-          <w:b w:val="0"/>
-          <w:i w:val="0"/>
-          <w:color w:val="000000"/>
-          <w:sz w:val="24"/>
-        </w:rPr>
-        <w:t xml:space="preserve">FROM orders </w:t>
+        <w:t xml:space="preserve">kho của các sản phẩm cùng loại. </w:t>
       </w:r>
     </w:p>
     <w:p>
       <w:pPr>
         <w:sectPr>
           <w:pgSz w:w="11906" w:h="16841"/>
-          <w:pgMar w:top="566" w:right="210" w:bottom="716" w:left="1440" w:header="720" w:footer="720" w:gutter="0"/>
+          <w:pgMar w:top="566" w:right="1168" w:bottom="1004" w:left="1332" w:header="720" w:footer="720" w:gutter="0"/>
           <w:cols/>
           <w:docGrid w:linePitch="360"/>
         </w:sectPr>
@@ -2526,10 +997,13 @@
     <w:p>
       <w:pPr>
         <w:autoSpaceDN w:val="0"/>
+        <w:tabs>
+          <w:tab w:pos="1080" w:val="left"/>
+        </w:tabs>
         <w:autoSpaceDE w:val="0"/>
         <w:widowControl/>
-        <w:spacing w:line="240" w:lineRule="auto" w:before="0" w:after="0"/>
-        <w:ind w:left="382" w:right="0" w:firstLine="0"/>
+        <w:spacing w:line="322" w:lineRule="auto" w:before="0" w:after="0"/>
+        <w:ind w:left="404" w:right="3600" w:firstLine="0"/>
         <w:jc w:val="left"/>
       </w:pPr>
       <w:r>
@@ -2540,7 +1014,81 @@
           <w:color w:val="000000"/>
           <w:sz w:val="24"/>
         </w:rPr>
-        <w:t xml:space="preserve">WHERE status = 'On Hold' or status ='In Process' </w:t>
+        <w:t xml:space="preserve">SELECT * FROM  products p </w:t>
+      </w:r>
+      <w:r>
+        <w:br/>
+      </w:r>
+      <w:r>
+        <w:rPr>
+          <w:rFonts w:ascii="Courier New" w:hAnsi="Courier New" w:eastAsia="Courier New"/>
+          <w:b w:val="0"/>
+          <w:i w:val="0"/>
+          <w:color w:val="000000"/>
+          <w:sz w:val="24"/>
+        </w:rPr>
+        <w:t xml:space="preserve">WHERE quantityInStock &gt; </w:t>
+      </w:r>
+      <w:r>
+        <w:br/>
+      </w:r>
+      <w:r>
+        <w:tab/>
+      </w:r>
+      <w:r>
+        <w:rPr>
+          <w:rFonts w:ascii="Courier New" w:hAnsi="Courier New" w:eastAsia="Courier New"/>
+          <w:b w:val="0"/>
+          <w:i w:val="0"/>
+          <w:color w:val="000000"/>
+          <w:sz w:val="24"/>
+        </w:rPr>
+        <w:t xml:space="preserve">(SELECt avg(quantityInStock) </w:t>
+      </w:r>
+      <w:r>
+        <w:br/>
+      </w:r>
+      <w:r>
+        <w:tab/>
+      </w:r>
+      <w:r>
+        <w:rPr>
+          <w:rFonts w:ascii="Courier New" w:hAnsi="Courier New" w:eastAsia="Courier New"/>
+          <w:b w:val="0"/>
+          <w:i w:val="0"/>
+          <w:color w:val="000000"/>
+          <w:sz w:val="24"/>
+        </w:rPr>
+        <w:t xml:space="preserve"> FROM products </w:t>
+      </w:r>
+      <w:r>
+        <w:br/>
+      </w:r>
+      <w:r>
+        <w:tab/>
+      </w:r>
+      <w:r>
+        <w:rPr>
+          <w:rFonts w:ascii="Courier New" w:hAnsi="Courier New" w:eastAsia="Courier New"/>
+          <w:b w:val="0"/>
+          <w:i w:val="0"/>
+          <w:color w:val="000000"/>
+          <w:sz w:val="24"/>
+        </w:rPr>
+        <w:t xml:space="preserve"> WHERE productLine = p.productLine </w:t>
+      </w:r>
+      <w:r>
+        <w:tab/>
+      </w:r>
+      <w:r>
+        <w:rPr>
+          <w:rFonts w:ascii="Courier New" w:hAnsi="Courier New" w:eastAsia="Courier New"/>
+          <w:b w:val="0"/>
+          <w:i w:val="0"/>
+          <w:color w:val="000000"/>
+          <w:sz w:val="24"/>
+        </w:rPr>
+        <w:t xml:space="preserve">) </w:t>
       </w:r>
     </w:p>
     <w:p>
@@ -2548,15 +1096,15 @@
         <w:autoSpaceDN w:val="0"/>
         <w:autoSpaceDE w:val="0"/>
         <w:widowControl/>
-        <w:spacing w:line="240" w:lineRule="auto" w:before="388" w:after="0"/>
+        <w:spacing w:line="240" w:lineRule="auto" w:before="378" w:after="0"/>
         <w:ind w:left="0" w:right="0" w:firstLine="0"/>
         <w:jc w:val="center"/>
       </w:pPr>
       <w:r>
         <w:drawing>
           <wp:inline xmlns:a="http://schemas.openxmlformats.org/drawingml/2006/main" xmlns:pic="http://schemas.openxmlformats.org/drawingml/2006/picture">
-            <wp:extent cx="6222999" cy="2308860"/>
-            <wp:docPr id="11" name="Picture 11"/>
+            <wp:extent cx="6168390" cy="1871979"/>
+            <wp:docPr id="4" name="Picture 4"/>
             <wp:cNvGraphicFramePr>
               <a:graphicFrameLocks noChangeAspect="1"/>
             </wp:cNvGraphicFramePr>
@@ -2568,7 +1116,7 @@
                     <pic:cNvPicPr/>
                   </pic:nvPicPr>
                   <pic:blipFill>
-                    <a:blip r:embed="rId18"/>
+                    <a:blip r:embed="rId12"/>
                     <a:stretch>
                       <a:fillRect/>
                     </a:stretch>
@@ -2576,7 +1124,7 @@
                   <pic:spPr>
                     <a:xfrm>
                       <a:off x="0" y="0"/>
-                      <a:ext cx="6222999" cy="2308860"/>
+                      <a:ext cx="6168390" cy="1871979"/>
                     </a:xfrm>
                     <a:prstGeom prst="rect"/>
                   </pic:spPr>
@@ -2592,39 +1140,9 @@
         <w:autoSpaceDN w:val="0"/>
         <w:autoSpaceDE w:val="0"/>
         <w:widowControl/>
-        <w:spacing w:line="197" w:lineRule="auto" w:before="380" w:after="0"/>
-        <w:ind w:left="392" w:right="0" w:firstLine="0"/>
-        <w:jc w:val="left"/>
-      </w:pPr>
-      <w:r>
-        <w:rPr>
-          <w:rFonts w:ascii="Calibri" w:hAnsi="Calibri" w:eastAsia="Calibri"/>
-          <w:b/>
-          <w:i w:val="0"/>
-          <w:color w:val="000000"/>
-          <w:sz w:val="22"/>
-        </w:rPr>
-        <w:t>5.</w:t>
-      </w:r>
-      <w:r>
-        <w:rPr>
-          <w:rFonts w:ascii="Calibri" w:hAnsi="Calibri" w:eastAsia="Calibri"/>
-          <w:b/>
-          <w:i w:val="0"/>
-          <w:color w:val="000000"/>
-          <w:sz w:val="22"/>
-        </w:rPr>
-        <w:t xml:space="preserve">IS NULL: tìm các giá trị không xác định </w:t>
-      </w:r>
-    </w:p>
-    <w:p>
-      <w:pPr>
-        <w:autoSpaceDN w:val="0"/>
-        <w:autoSpaceDE w:val="0"/>
-        <w:widowControl/>
-        <w:spacing w:line="522" w:lineRule="exact" w:before="0" w:after="0"/>
-        <w:ind w:left="392" w:right="1440" w:hanging="10"/>
-        <w:jc w:val="left"/>
+        <w:spacing w:line="384" w:lineRule="exact" w:before="210" w:after="0"/>
+        <w:ind w:left="414" w:right="1032" w:hanging="10"/>
+        <w:jc w:val="both"/>
       </w:pPr>
       <w:r>
         <w:rPr>
@@ -2634,7 +1152,7 @@
           <w:color w:val="000000"/>
           <w:sz w:val="24"/>
         </w:rPr>
-        <w:t xml:space="preserve">Với các trường chưa được nhập dữ liệu (coi giá trị là chưa xác định), SQL coi giá </w:t>
+        <w:t xml:space="preserve">Quá trình thực hiện truy vấn như sau: với mỗi dòng sản phẩm của truy vấn bên ngoài, </w:t>
       </w:r>
       <w:r>
         <w:rPr>
@@ -2644,7 +1162,7 @@
           <w:color w:val="000000"/>
           <w:sz w:val="24"/>
         </w:rPr>
-        <w:t xml:space="preserve">trị đó là NULL. Để kiểm tra một trường có giá trị là NULL hay không, thay vì sử </w:t>
+        <w:t xml:space="preserve">câu lệnh truy vấn bên trong sẽ tìm ra số lượng sản phẩm trung bình của của sản phẩm </w:t>
       </w:r>
       <w:r>
         <w:rPr>
@@ -2654,30 +1172,7 @@
           <w:color w:val="000000"/>
           <w:sz w:val="24"/>
         </w:rPr>
-        <w:t xml:space="preserve">dụng phép so sánh =, SQL sử dụng phép toán </w:t>
-      </w:r>
-      <w:r>
-        <w:rPr>
-          <w:rFonts w:ascii="Times New Roman" w:hAnsi="Times New Roman" w:eastAsia="Times New Roman"/>
-          <w:b w:val="0"/>
-          <w:i/>
-          <w:color w:val="000000"/>
-          <w:sz w:val="24"/>
-        </w:rPr>
-        <w:t xml:space="preserve">is NULL </w:t>
-      </w:r>
-      <w:r>
-        <w:br/>
-      </w:r>
-      <w:r>
-        <w:rPr>
-          <w:rFonts w:ascii="Times New Roman" w:hAnsi="Times New Roman" w:eastAsia="Times New Roman"/>
-          <w:b/>
-          <w:i w:val="0"/>
-          <w:color w:val="000000"/>
-          <w:sz w:val="24"/>
-        </w:rPr>
-        <w:t xml:space="preserve">Ví dụ: </w:t>
+        <w:t xml:space="preserve">cùng loại với sản phẩm đó và kết quả của truy vấn con sẽ được đưa vào mệnh đề </w:t>
       </w:r>
       <w:r>
         <w:rPr>
@@ -2687,7 +1182,70 @@
           <w:color w:val="000000"/>
           <w:sz w:val="24"/>
         </w:rPr>
-        <w:t xml:space="preserve">Đưa ra các khách hàng chưa được gán nhân viên chăm sóc </w:t>
+        <w:t xml:space="preserve">WHERE để kiểm tra. </w:t>
+      </w:r>
+    </w:p>
+    <w:p>
+      <w:pPr>
+        <w:autoSpaceDN w:val="0"/>
+        <w:autoSpaceDE w:val="0"/>
+        <w:widowControl/>
+        <w:spacing w:line="384" w:lineRule="exact" w:before="264" w:after="0"/>
+        <w:ind w:left="414" w:right="1008" w:hanging="10"/>
+        <w:jc w:val="left"/>
+      </w:pPr>
+      <w:r>
+        <w:rPr>
+          <w:rFonts w:ascii="TimesNewRomanPS" w:hAnsi="TimesNewRomanPS" w:eastAsia="TimesNewRomanPS"/>
+          <w:b/>
+          <w:i w:val="0"/>
+          <w:color w:val="000000"/>
+          <w:sz w:val="24"/>
+        </w:rPr>
+        <w:t>Ví dụ: đ</w:t>
+      </w:r>
+      <w:r>
+        <w:rPr>
+          <w:rFonts w:ascii="TimesNewRomanPSMT" w:hAnsi="TimesNewRomanPSMT" w:eastAsia="TimesNewRomanPSMT"/>
+          <w:b w:val="0"/>
+          <w:i w:val="0"/>
+          <w:color w:val="000000"/>
+          <w:sz w:val="24"/>
+        </w:rPr>
+        <w:t xml:space="preserve">ưa ra các sản phẩm có mặt trong các đơn hàng, cách viết dưới đây là một cách </w:t>
+      </w:r>
+      <w:r>
+        <w:rPr>
+          <w:rFonts w:ascii="TimesNewRomanPSMT" w:hAnsi="TimesNewRomanPSMT" w:eastAsia="TimesNewRomanPSMT"/>
+          <w:b w:val="0"/>
+          <w:i w:val="0"/>
+          <w:color w:val="000000"/>
+          <w:sz w:val="24"/>
+        </w:rPr>
+        <w:t xml:space="preserve">khác của ví dụ ở phần trước. Sử dụng toán tử EXISTS để kiểm tra sự tồn tại. </w:t>
+      </w:r>
+    </w:p>
+    <w:p>
+      <w:pPr>
+        <w:autoSpaceDN w:val="0"/>
+        <w:tabs>
+          <w:tab w:pos="1412" w:val="left"/>
+        </w:tabs>
+        <w:autoSpaceDE w:val="0"/>
+        <w:widowControl/>
+        <w:spacing w:line="317" w:lineRule="auto" w:before="374" w:after="0"/>
+        <w:ind w:left="404" w:right="4176" w:firstLine="0"/>
+        <w:jc w:val="left"/>
+      </w:pPr>
+      <w:r>
+        <w:rPr>
+          <w:rFonts w:ascii="Courier New" w:hAnsi="Courier New" w:eastAsia="Courier New"/>
+          <w:b w:val="0"/>
+          <w:i w:val="0"/>
+          <w:color w:val="000000"/>
+          <w:sz w:val="24"/>
+        </w:rPr>
+        <w:t xml:space="preserve">SELECT * FROM products as p </w:t>
       </w:r>
       <w:r>
         <w:br/>
@@ -2700,7 +1258,23 @@
           <w:color w:val="000000"/>
           <w:sz w:val="24"/>
         </w:rPr>
-        <w:t xml:space="preserve">SELECT customerName, salesRepEmployeeNumber </w:t>
+        <w:t xml:space="preserve">WHERE exists </w:t>
+      </w:r>
+      <w:r>
+        <w:br/>
+      </w:r>
+      <w:r>
+        <w:tab/>
+      </w:r>
+      <w:r>
+        <w:rPr>
+          <w:rFonts w:ascii="Courier New" w:hAnsi="Courier New" w:eastAsia="Courier New"/>
+          <w:b w:val="0"/>
+          <w:i w:val="0"/>
+          <w:color w:val="000000"/>
+          <w:sz w:val="24"/>
+        </w:rPr>
+        <w:t xml:space="preserve"> (SELECT productCode  </w:t>
       </w:r>
       <w:r>
         <w:br/>
@@ -2713,7 +1287,7 @@
           <w:color w:val="000000"/>
           <w:sz w:val="24"/>
         </w:rPr>
-        <w:t xml:space="preserve">FROM customers </w:t>
+        <w:t xml:space="preserve">FROM orderdetails </w:t>
       </w:r>
       <w:r>
         <w:br/>
@@ -2726,100 +1300,14 @@
           <w:color w:val="000000"/>
           <w:sz w:val="24"/>
         </w:rPr>
-        <w:t xml:space="preserve">WHERE salesRepEmployeeNumber = NULL </w:t>
-      </w:r>
-    </w:p>
-    <w:p>
-      <w:pPr>
-        <w:autoSpaceDN w:val="0"/>
-        <w:autoSpaceDE w:val="0"/>
-        <w:widowControl/>
-        <w:spacing w:line="266" w:lineRule="exact" w:before="698" w:after="0"/>
-        <w:ind w:left="382" w:right="0" w:firstLine="0"/>
-        <w:jc w:val="left"/>
-      </w:pPr>
-      <w:r>
-        <w:rPr>
-          <w:rFonts w:ascii="TimesNewRomanPSMT" w:hAnsi="TimesNewRomanPSMT" w:eastAsia="TimesNewRomanPSMT"/>
-          <w:b w:val="0"/>
-          <w:i w:val="0"/>
-          <w:color w:val="000000"/>
-          <w:sz w:val="24"/>
-        </w:rPr>
-        <w:t xml:space="preserve">Nếu sử dụng phép so sánh = như trên, sẽ không có dòng kết quả nào được trả về. </w:t>
-      </w:r>
-    </w:p>
-    <w:p>
-      <w:pPr>
-        <w:autoSpaceDN w:val="0"/>
-        <w:autoSpaceDE w:val="0"/>
-        <w:widowControl/>
-        <w:spacing w:line="580" w:lineRule="exact" w:before="0" w:after="0"/>
-        <w:ind w:left="382" w:right="3024" w:firstLine="10"/>
-        <w:jc w:val="left"/>
-      </w:pPr>
-      <w:r>
-        <w:rPr>
-          <w:rFonts w:ascii="TimesNewRomanPSMT" w:hAnsi="TimesNewRomanPSMT" w:eastAsia="TimesNewRomanPSMT"/>
-          <w:b w:val="0"/>
-          <w:i w:val="0"/>
-          <w:color w:val="000000"/>
-          <w:sz w:val="24"/>
-        </w:rPr>
-        <w:t xml:space="preserve">Nếu thay phép so sánh = bởi </w:t>
-      </w:r>
-      <w:r>
-        <w:rPr>
-          <w:rFonts w:ascii="Times New Roman" w:hAnsi="Times New Roman" w:eastAsia="Times New Roman"/>
-          <w:b w:val="0"/>
-          <w:i/>
-          <w:color w:val="000000"/>
-          <w:sz w:val="24"/>
-        </w:rPr>
-        <w:t xml:space="preserve">is NULL </w:t>
-      </w:r>
-      <w:r>
-        <w:br/>
-      </w:r>
-      <w:r>
-        <w:rPr>
-          <w:rFonts w:ascii="Courier New" w:hAnsi="Courier New" w:eastAsia="Courier New"/>
-          <w:b w:val="0"/>
-          <w:i w:val="0"/>
-          <w:color w:val="000000"/>
-          <w:sz w:val="24"/>
-        </w:rPr>
-        <w:t xml:space="preserve">SELECT customerName, salesRepEmployeeNumber </w:t>
-      </w:r>
-      <w:r>
-        <w:rPr>
-          <w:rFonts w:ascii="Courier New" w:hAnsi="Courier New" w:eastAsia="Courier New"/>
-          <w:b w:val="0"/>
-          <w:i w:val="0"/>
-          <w:color w:val="000000"/>
-          <w:sz w:val="24"/>
-        </w:rPr>
-        <w:t xml:space="preserve">FROM customers </w:t>
-      </w:r>
-      <w:r>
-        <w:br/>
-      </w:r>
-      <w:r>
-        <w:rPr>
-          <w:rFonts w:ascii="Courier New" w:hAnsi="Courier New" w:eastAsia="Courier New"/>
-          <w:b w:val="0"/>
-          <w:i w:val="0"/>
-          <w:color w:val="000000"/>
-          <w:sz w:val="24"/>
-        </w:rPr>
-        <w:t xml:space="preserve">WHERE salesRepEmployeeNumber is NULL </w:t>
+        <w:t xml:space="preserve">WHERE productCode = p.productCode) </w:t>
       </w:r>
     </w:p>
     <w:p>
       <w:pPr>
         <w:sectPr>
           <w:pgSz w:w="11906" w:h="16841"/>
-          <w:pgMar w:top="566" w:right="620" w:bottom="1440" w:left="1440" w:header="720" w:footer="720" w:gutter="0"/>
+          <w:pgMar w:top="566" w:right="874" w:bottom="1440" w:left="1298" w:header="720" w:footer="720" w:gutter="0"/>
           <w:cols/>
           <w:docGrid w:linePitch="360"/>
         </w:sectPr>
@@ -2846,8 +1334,8 @@
       <w:r>
         <w:drawing>
           <wp:inline xmlns:a="http://schemas.openxmlformats.org/drawingml/2006/main" xmlns:pic="http://schemas.openxmlformats.org/drawingml/2006/picture">
-            <wp:extent cx="3754120" cy="4246880"/>
-            <wp:docPr id="12" name="Picture 12"/>
+            <wp:extent cx="5857239" cy="2706370"/>
+            <wp:docPr id="5" name="Picture 5"/>
             <wp:cNvGraphicFramePr>
               <a:graphicFrameLocks noChangeAspect="1"/>
             </wp:cNvGraphicFramePr>
@@ -2859,7 +1347,7 @@
                     <pic:cNvPicPr/>
                   </pic:nvPicPr>
                   <pic:blipFill>
-                    <a:blip r:embed="rId19"/>
+                    <a:blip r:embed="rId13"/>
                     <a:stretch>
                       <a:fillRect/>
                     </a:stretch>
@@ -2867,7 +1355,7 @@
                   <pic:spPr>
                     <a:xfrm>
                       <a:off x="0" y="0"/>
-                      <a:ext cx="3754120" cy="4246880"/>
+                      <a:ext cx="5857239" cy="2706370"/>
                     </a:xfrm>
                     <a:prstGeom prst="rect"/>
                   </pic:spPr>
@@ -2883,8 +1371,8 @@
         <w:autoSpaceDN w:val="0"/>
         <w:autoSpaceDE w:val="0"/>
         <w:widowControl/>
-        <w:spacing w:line="197" w:lineRule="auto" w:before="380" w:after="0"/>
-        <w:ind w:left="392" w:right="0" w:firstLine="0"/>
+        <w:spacing w:line="197" w:lineRule="auto" w:before="346" w:after="0"/>
+        <w:ind w:left="272" w:right="0" w:firstLine="0"/>
         <w:jc w:val="left"/>
       </w:pPr>
       <w:r>
@@ -2892,10 +1380,10 @@
           <w:rFonts w:ascii="Calibri" w:hAnsi="Calibri" w:eastAsia="Calibri"/>
           <w:b/>
           <w:i w:val="0"/>
-          <w:color w:val="424242"/>
+          <w:color w:val="000000"/>
           <w:sz w:val="22"/>
         </w:rPr>
-        <w:t>6.</w:t>
+        <w:t>4.</w:t>
       </w:r>
       <w:r>
         <w:rPr>
@@ -2905,7 +1393,7 @@
           <w:color w:val="000000"/>
           <w:sz w:val="22"/>
         </w:rPr>
-        <w:t>Từ khoá DISTINCT</w:t>
+        <w:t xml:space="preserve">Sử dụng truy vấn con </w:t>
       </w:r>
     </w:p>
     <w:p>
@@ -2913,8 +1401,8 @@
         <w:autoSpaceDN w:val="0"/>
         <w:autoSpaceDE w:val="0"/>
         <w:widowControl/>
-        <w:spacing w:line="490" w:lineRule="exact" w:before="0" w:after="0"/>
-        <w:ind w:left="382" w:right="432" w:firstLine="0"/>
+        <w:spacing w:line="384" w:lineRule="exact" w:before="48" w:after="0"/>
+        <w:ind w:left="272" w:right="864" w:hanging="10"/>
         <w:jc w:val="left"/>
       </w:pPr>
       <w:r>
@@ -2922,40 +1410,10 @@
           <w:rFonts w:ascii="TimesNewRomanPSMT" w:hAnsi="TimesNewRomanPSMT" w:eastAsia="TimesNewRomanPSMT"/>
           <w:b w:val="0"/>
           <w:i w:val="0"/>
-          <w:color w:val="2B2B2B"/>
-          <w:sz w:val="24"/>
-        </w:rPr>
-        <w:t xml:space="preserve">Với từ khóa </w:t>
-      </w:r>
-      <w:r>
-        <w:rPr>
-          <w:rFonts w:ascii="TimesNewRomanPSMT" w:hAnsi="TimesNewRomanPSMT" w:eastAsia="TimesNewRomanPSMT"/>
-          <w:b w:val="0"/>
-          <w:i w:val="0"/>
-          <w:color w:val="424242"/>
-          <w:sz w:val="24"/>
-        </w:rPr>
-        <w:t>DISTINCT</w:t>
-      </w:r>
-      <w:r>
-        <w:rPr>
-          <w:rFonts w:ascii="TimesNewRomanPSMT" w:hAnsi="TimesNewRomanPSMT" w:eastAsia="TimesNewRomanPSMT"/>
-          <w:b w:val="0"/>
-          <w:i w:val="0"/>
-          <w:color w:val="2B2B2B"/>
-          <w:sz w:val="24"/>
-        </w:rPr>
-        <w:t xml:space="preserve">, có thể loại bỏ dữ liệu trùng lặp từ câu lệnh SELECT. </w:t>
-      </w:r>
-      <w:r>
-        <w:rPr>
-          <w:rFonts w:ascii="Times New Roman" w:hAnsi="Times New Roman" w:eastAsia="Times New Roman"/>
-          <w:b/>
-          <w:i w:val="0"/>
           <w:color w:val="000000"/>
           <w:sz w:val="24"/>
         </w:rPr>
-        <w:t>Ví dụ:</w:t>
+        <w:t xml:space="preserve">Ngoài sử dụng truy vấn con trong mệnh đề WHERE, truy vấn con còn có thể được sử </w:t>
       </w:r>
       <w:r>
         <w:rPr>
@@ -2965,17 +1423,27 @@
           <w:color w:val="000000"/>
           <w:sz w:val="24"/>
         </w:rPr>
-        <w:t xml:space="preserve"> để tìm thấy bao nhiêu </w:t>
+        <w:t xml:space="preserve">dụng trong danh sách các cột của câu lệnh SELECT hoặc trong mệnh đề FROM. </w:t>
       </w:r>
+    </w:p>
+    <w:p>
+      <w:pPr>
+        <w:autoSpaceDN w:val="0"/>
+        <w:autoSpaceDE w:val="0"/>
+        <w:widowControl/>
+        <w:spacing w:line="266" w:lineRule="exact" w:before="384" w:after="0"/>
+        <w:ind w:left="262" w:right="0" w:firstLine="0"/>
+        <w:jc w:val="left"/>
+      </w:pPr>
       <w:r>
         <w:rPr>
-          <w:rFonts w:ascii="Times New Roman" w:hAnsi="Times New Roman" w:eastAsia="Times New Roman"/>
-          <w:b w:val="0"/>
-          <w:i/>
+          <w:rFonts w:ascii="TimesNewRomanPS" w:hAnsi="TimesNewRomanPS" w:eastAsia="TimesNewRomanPS"/>
+          <w:b/>
+          <w:i w:val="0"/>
           <w:color w:val="000000"/>
           <w:sz w:val="24"/>
         </w:rPr>
-        <w:t>vị trí công việc</w:t>
+        <w:t>Ví dụ</w:t>
       </w:r>
       <w:r>
         <w:rPr>
@@ -2985,26 +1453,20 @@
           <w:color w:val="000000"/>
           <w:sz w:val="24"/>
         </w:rPr>
-        <w:t xml:space="preserve"> của tất cả các nhân viên,  sử dụng từ </w:t>
-      </w:r>
-      <w:r>
-        <w:rPr>
-          <w:rFonts w:ascii="TimesNewRomanPSMT" w:hAnsi="TimesNewRomanPSMT" w:eastAsia="TimesNewRomanPSMT"/>
-          <w:b w:val="0"/>
-          <w:i w:val="0"/>
-          <w:color w:val="000000"/>
-          <w:sz w:val="24"/>
-        </w:rPr>
-        <w:t xml:space="preserve">khóa DISTINCT trong câu lệnh SELECT như sau: </w:t>
+        <w:t xml:space="preserve">: với mỗi dòng đơn hàng, đưa vào thêm tên của sản phẩm. </w:t>
       </w:r>
     </w:p>
     <w:p>
       <w:pPr>
         <w:autoSpaceDN w:val="0"/>
+        <w:tabs>
+          <w:tab w:pos="730" w:val="left"/>
+          <w:tab w:pos="938" w:val="left"/>
+        </w:tabs>
         <w:autoSpaceDE w:val="0"/>
         <w:widowControl/>
-        <w:spacing w:line="240" w:lineRule="auto" w:before="656" w:after="0"/>
-        <w:ind w:left="442" w:right="0" w:firstLine="0"/>
+        <w:spacing w:line="314" w:lineRule="auto" w:before="358" w:after="0"/>
+        <w:ind w:left="262" w:right="720" w:firstLine="0"/>
         <w:jc w:val="left"/>
       </w:pPr>
       <w:r>
@@ -3015,7 +1477,52 @@
           <w:color w:val="000000"/>
           <w:sz w:val="24"/>
         </w:rPr>
-        <w:t xml:space="preserve">SELECT DISTINCT jobTitle FROM Employees; </w:t>
+        <w:t xml:space="preserve">SELECT orderNumber, quantityOrdered, </w:t>
+      </w:r>
+      <w:r>
+        <w:br/>
+      </w:r>
+      <w:r>
+        <w:tab/>
+      </w:r>
+      <w:r>
+        <w:rPr>
+          <w:rFonts w:ascii="Courier New" w:hAnsi="Courier New" w:eastAsia="Courier New"/>
+          <w:b w:val="0"/>
+          <w:i w:val="0"/>
+          <w:color w:val="000000"/>
+          <w:sz w:val="24"/>
+        </w:rPr>
+        <w:t xml:space="preserve">(SELECT productName FROM products WHERE  productCode = </w:t>
+      </w:r>
+      <w:r>
+        <w:tab/>
+      </w:r>
+      <w:r>
+        <w:tab/>
+      </w:r>
+      <w:r>
+        <w:rPr>
+          <w:rFonts w:ascii="Courier New" w:hAnsi="Courier New" w:eastAsia="Courier New"/>
+          <w:b w:val="0"/>
+          <w:i w:val="0"/>
+          <w:color w:val="000000"/>
+          <w:sz w:val="24"/>
+        </w:rPr>
+        <w:t xml:space="preserve">o.productCode) as productName </w:t>
+      </w:r>
+      <w:r>
+        <w:br/>
+      </w:r>
+      <w:r>
+        <w:rPr>
+          <w:rFonts w:ascii="Courier New" w:hAnsi="Courier New" w:eastAsia="Courier New"/>
+          <w:b w:val="0"/>
+          <w:i w:val="0"/>
+          <w:color w:val="000000"/>
+          <w:sz w:val="24"/>
+        </w:rPr>
+        <w:t xml:space="preserve">FROM  orderdetails o </w:t>
       </w:r>
     </w:p>
     <w:p>
@@ -3023,15 +1530,15 @@
         <w:autoSpaceDN w:val="0"/>
         <w:autoSpaceDE w:val="0"/>
         <w:widowControl/>
-        <w:spacing w:line="240" w:lineRule="auto" w:before="110" w:after="0"/>
-        <w:ind w:left="426" w:right="0" w:firstLine="0"/>
+        <w:spacing w:line="240" w:lineRule="auto" w:before="108" w:after="0"/>
+        <w:ind w:left="470" w:right="0" w:firstLine="0"/>
         <w:jc w:val="left"/>
       </w:pPr>
       <w:r>
         <w:drawing>
           <wp:inline xmlns:a="http://schemas.openxmlformats.org/drawingml/2006/main" xmlns:pic="http://schemas.openxmlformats.org/drawingml/2006/picture">
-            <wp:extent cx="1708150" cy="2105660"/>
-            <wp:docPr id="13" name="Picture 13"/>
+            <wp:extent cx="4438650" cy="2354580"/>
+            <wp:docPr id="6" name="Picture 6"/>
             <wp:cNvGraphicFramePr>
               <a:graphicFrameLocks noChangeAspect="1"/>
             </wp:cNvGraphicFramePr>
@@ -3043,7 +1550,7 @@
                     <pic:cNvPicPr/>
                   </pic:nvPicPr>
                   <pic:blipFill>
-                    <a:blip r:embed="rId20"/>
+                    <a:blip r:embed="rId14"/>
                     <a:stretch>
                       <a:fillRect/>
                     </a:stretch>
@@ -3051,7 +1558,7 @@
                   <pic:spPr>
                     <a:xfrm>
                       <a:off x="0" y="0"/>
-                      <a:ext cx="1708150" cy="2105660"/>
+                      <a:ext cx="4438650" cy="2354580"/>
                     </a:xfrm>
                     <a:prstGeom prst="rect"/>
                   </pic:spPr>
@@ -3067,8 +1574,8 @@
         <w:autoSpaceDN w:val="0"/>
         <w:autoSpaceDE w:val="0"/>
         <w:widowControl/>
-        <w:spacing w:line="616" w:lineRule="exact" w:before="0" w:after="0"/>
-        <w:ind w:left="382" w:right="1152" w:firstLine="0"/>
+        <w:spacing w:line="294" w:lineRule="exact" w:before="234" w:after="0"/>
+        <w:ind w:left="262" w:right="0" w:firstLine="0"/>
         <w:jc w:val="left"/>
       </w:pPr>
       <w:r>
@@ -3076,10 +1583,106 @@
           <w:rFonts w:ascii="TimesNewRomanPSMT" w:hAnsi="TimesNewRomanPSMT" w:eastAsia="TimesNewRomanPSMT"/>
           <w:b w:val="0"/>
           <w:i w:val="0"/>
-          <w:color w:val="2B2B2B"/>
+          <w:color w:val="000000"/>
           <w:sz w:val="24"/>
         </w:rPr>
-        <w:t xml:space="preserve">Hoặc  có thể tìm ra mã số các sản phẩm đã được mua bằng truy vấn như sau: </w:t>
+        <w:t xml:space="preserve">Trong ví dụ trên tên của sản phẩm là kết quả của truy vấn con trên bảng </w:t>
+      </w:r>
+      <w:r>
+        <w:rPr>
+          <w:rFonts w:ascii="TimesNewRomanPS" w:hAnsi="TimesNewRomanPS" w:eastAsia="TimesNewRomanPS"/>
+          <w:b w:val="0"/>
+          <w:i/>
+          <w:color w:val="000000"/>
+          <w:sz w:val="24"/>
+        </w:rPr>
+        <w:t>products</w:t>
+      </w:r>
+    </w:p>
+    <w:p>
+      <w:pPr>
+        <w:autoSpaceDN w:val="0"/>
+        <w:autoSpaceDE w:val="0"/>
+        <w:widowControl/>
+        <w:spacing w:line="266" w:lineRule="exact" w:before="392" w:after="0"/>
+        <w:ind w:left="262" w:right="0" w:firstLine="0"/>
+        <w:jc w:val="left"/>
+      </w:pPr>
+      <w:r>
+        <w:rPr>
+          <w:rFonts w:ascii="TimesNewRomanPS" w:hAnsi="TimesNewRomanPS" w:eastAsia="TimesNewRomanPS"/>
+          <w:b/>
+          <w:i w:val="0"/>
+          <w:color w:val="000000"/>
+          <w:sz w:val="24"/>
+        </w:rPr>
+        <w:t>Ví dụ</w:t>
+      </w:r>
+      <w:r>
+        <w:rPr>
+          <w:rFonts w:ascii="TimesNewRomanPSMT" w:hAnsi="TimesNewRomanPSMT" w:eastAsia="TimesNewRomanPSMT"/>
+          <w:b w:val="0"/>
+          <w:i w:val="0"/>
+          <w:color w:val="000000"/>
+          <w:sz w:val="24"/>
+        </w:rPr>
+        <w:t xml:space="preserve">: với mỗi sản phẩm, đưa kèm thêm tổng số lượng sản phẩm đó đã được đặt hàng </w:t>
+      </w:r>
+    </w:p>
+    <w:p>
+      <w:pPr>
+        <w:autoSpaceDN w:val="0"/>
+        <w:autoSpaceDE w:val="0"/>
+        <w:widowControl/>
+        <w:spacing w:line="240" w:lineRule="auto" w:before="362" w:after="0"/>
+        <w:ind w:left="262" w:right="0" w:firstLine="0"/>
+        <w:jc w:val="left"/>
+      </w:pPr>
+      <w:r>
+        <w:rPr>
+          <w:rFonts w:ascii="Courier New" w:hAnsi="Courier New" w:eastAsia="Courier New"/>
+          <w:b w:val="0"/>
+          <w:i w:val="0"/>
+          <w:color w:val="000000"/>
+          <w:sz w:val="24"/>
+        </w:rPr>
+        <w:t xml:space="preserve">SELECT productName, </w:t>
+      </w:r>
+    </w:p>
+    <w:p>
+      <w:pPr>
+        <w:sectPr>
+          <w:pgSz w:w="11906" w:h="16841"/>
+          <w:pgMar w:top="568" w:right="960" w:bottom="1000" w:left="1440" w:header="720" w:footer="720" w:gutter="0"/>
+          <w:cols/>
+          <w:docGrid w:linePitch="360"/>
+        </w:sectPr>
+      </w:pPr>
+    </w:p>
+    <w:p>
+      <w:pPr>
+        <w:autoSpaceDN w:val="0"/>
+        <w:autoSpaceDE w:val="0"/>
+        <w:widowControl/>
+        <w:spacing w:line="220" w:lineRule="exact" w:before="0" w:after="346"/>
+        <w:ind w:left="0" w:right="0"/>
+      </w:pPr>
+    </w:p>
+    <w:p>
+      <w:pPr>
+        <w:autoSpaceDN w:val="0"/>
+        <w:tabs>
+          <w:tab w:pos="938" w:val="left"/>
+          <w:tab w:pos="948" w:val="left"/>
+        </w:tabs>
+        <w:autoSpaceDE w:val="0"/>
+        <w:widowControl/>
+        <w:spacing w:line="319" w:lineRule="auto" w:before="0" w:after="0"/>
+        <w:ind w:left="262" w:right="1152" w:firstLine="0"/>
+        <w:jc w:val="left"/>
+      </w:pPr>
+      <w:r>
+        <w:tab/>
       </w:r>
       <w:r>
         <w:rPr>
@@ -3089,14 +1692,304 @@
           <w:color w:val="000000"/>
           <w:sz w:val="24"/>
         </w:rPr>
-        <w:t xml:space="preserve">SELECT DISTINCT productCode FROM OrderDetails; </w:t>
+        <w:t xml:space="preserve">(SELECT sum(quantityOrdered) FROM  orderdetails </w:t>
+      </w:r>
+      <w:r>
+        <w:tab/>
+      </w:r>
+      <w:r>
+        <w:tab/>
+      </w:r>
+      <w:r>
+        <w:rPr>
+          <w:rFonts w:ascii="Courier New" w:hAnsi="Courier New" w:eastAsia="Courier New"/>
+          <w:b w:val="0"/>
+          <w:i w:val="0"/>
+          <w:color w:val="000000"/>
+          <w:sz w:val="24"/>
+        </w:rPr>
+        <w:t xml:space="preserve">WHERE productCode = p.productCode) as </w:t>
+      </w:r>
+      <w:r>
+        <w:br/>
+      </w:r>
+      <w:r>
+        <w:tab/>
+      </w:r>
+      <w:r>
+        <w:tab/>
+      </w:r>
+      <w:r>
+        <w:rPr>
+          <w:rFonts w:ascii="Courier New" w:hAnsi="Courier New" w:eastAsia="Courier New"/>
+          <w:b w:val="0"/>
+          <w:i w:val="0"/>
+          <w:color w:val="000000"/>
+          <w:sz w:val="24"/>
+        </w:rPr>
+        <w:t xml:space="preserve">totalQuantityOrderd </w:t>
+      </w:r>
+      <w:r>
+        <w:br/>
+      </w:r>
+      <w:r>
+        <w:rPr>
+          <w:rFonts w:ascii="Courier New" w:hAnsi="Courier New" w:eastAsia="Courier New"/>
+          <w:b w:val="0"/>
+          <w:i w:val="0"/>
+          <w:color w:val="000000"/>
+          <w:sz w:val="24"/>
+        </w:rPr>
+        <w:t xml:space="preserve">FROM products as p </w:t>
+      </w:r>
+      <w:r>
+        <w:br/>
+      </w:r>
+      <w:r>
+        <w:rPr>
+          <w:rFonts w:ascii="Courier New" w:hAnsi="Courier New" w:eastAsia="Courier New"/>
+          <w:b w:val="0"/>
+          <w:i w:val="0"/>
+          <w:color w:val="000000"/>
+          <w:sz w:val="24"/>
+        </w:rPr>
+        <w:t xml:space="preserve">ORDER BY totalQuantityOrderd desc </w:t>
+      </w:r>
+    </w:p>
+    <w:p>
+      <w:pPr>
+        <w:autoSpaceDN w:val="0"/>
+        <w:autoSpaceDE w:val="0"/>
+        <w:widowControl/>
+        <w:spacing w:line="240" w:lineRule="auto" w:before="688" w:after="0"/>
+        <w:ind w:left="718" w:right="0" w:firstLine="0"/>
+        <w:jc w:val="left"/>
+      </w:pPr>
+      <w:r>
+        <w:drawing>
+          <wp:inline xmlns:a="http://schemas.openxmlformats.org/drawingml/2006/main" xmlns:pic="http://schemas.openxmlformats.org/drawingml/2006/picture">
+            <wp:extent cx="3266440" cy="3332480"/>
+            <wp:docPr id="7" name="Picture 7"/>
+            <wp:cNvGraphicFramePr>
+              <a:graphicFrameLocks noChangeAspect="1"/>
+            </wp:cNvGraphicFramePr>
+            <a:graphic>
+              <a:graphicData uri="http://schemas.openxmlformats.org/drawingml/2006/picture">
+                <pic:pic>
+                  <pic:nvPicPr>
+                    <pic:cNvPr id="0" name="image.png"/>
+                    <pic:cNvPicPr/>
+                  </pic:nvPicPr>
+                  <pic:blipFill>
+                    <a:blip r:embed="rId15"/>
+                    <a:stretch>
+                      <a:fillRect/>
+                    </a:stretch>
+                  </pic:blipFill>
+                  <pic:spPr>
+                    <a:xfrm>
+                      <a:off x="0" y="0"/>
+                      <a:ext cx="3266440" cy="3332480"/>
+                    </a:xfrm>
+                    <a:prstGeom prst="rect"/>
+                  </pic:spPr>
+                </pic:pic>
+              </a:graphicData>
+            </a:graphic>
+          </wp:inline>
+        </w:drawing>
+      </w:r>
+    </w:p>
+    <w:p>
+      <w:pPr>
+        <w:autoSpaceDN w:val="0"/>
+        <w:autoSpaceDE w:val="0"/>
+        <w:widowControl/>
+        <w:spacing w:line="346" w:lineRule="exact" w:before="0" w:after="0"/>
+        <w:ind w:left="272" w:right="432" w:hanging="10"/>
+        <w:jc w:val="left"/>
+      </w:pPr>
+      <w:r>
+        <w:rPr>
+          <w:rFonts w:ascii="TimesNewRomanPSMT" w:hAnsi="TimesNewRomanPSMT" w:eastAsia="TimesNewRomanPSMT"/>
+          <w:b w:val="0"/>
+          <w:i w:val="0"/>
+          <w:color w:val="000000"/>
+          <w:sz w:val="24"/>
+        </w:rPr>
+        <w:t xml:space="preserve">Trong ví dụ trên giá trị tổng số lượng được đặt là kết quả của truy vấn từ bảng </w:t>
+      </w:r>
+      <w:r>
+        <w:rPr>
+          <w:rFonts w:ascii="TimesNewRomanPS" w:hAnsi="TimesNewRomanPS" w:eastAsia="TimesNewRomanPS"/>
+          <w:b w:val="0"/>
+          <w:i/>
+          <w:color w:val="000000"/>
+          <w:sz w:val="24"/>
+        </w:rPr>
+        <w:t>orderDetails</w:t>
+      </w:r>
+    </w:p>
+    <w:p>
+      <w:pPr>
+        <w:autoSpaceDN w:val="0"/>
+        <w:autoSpaceDE w:val="0"/>
+        <w:widowControl/>
+        <w:spacing w:line="400" w:lineRule="exact" w:before="234" w:after="0"/>
+        <w:ind w:left="272" w:right="432" w:hanging="10"/>
+        <w:jc w:val="left"/>
+      </w:pPr>
+      <w:r>
+        <w:rPr>
+          <w:rFonts w:ascii="TimesNewRomanPSMT" w:hAnsi="TimesNewRomanPSMT" w:eastAsia="TimesNewRomanPSMT"/>
+          <w:b w:val="0"/>
+          <w:i w:val="0"/>
+          <w:color w:val="000000"/>
+          <w:sz w:val="24"/>
+        </w:rPr>
+        <w:t xml:space="preserve">Ví dụ trên có thể viết lại bằng cách coi kết quả của truy vấn con như một bảng dữ liệu, </w:t>
+      </w:r>
+      <w:r>
+        <w:rPr>
+          <w:rFonts w:ascii="TimesNewRomanPSMT" w:hAnsi="TimesNewRomanPSMT" w:eastAsia="TimesNewRomanPSMT"/>
+          <w:b w:val="0"/>
+          <w:i w:val="0"/>
+          <w:color w:val="000000"/>
+          <w:sz w:val="24"/>
+        </w:rPr>
+        <w:t xml:space="preserve">sau đó nối bảng </w:t>
+      </w:r>
+      <w:r>
+        <w:rPr>
+          <w:rFonts w:ascii="TimesNewRomanPS" w:hAnsi="TimesNewRomanPS" w:eastAsia="TimesNewRomanPS"/>
+          <w:b w:val="0"/>
+          <w:i/>
+          <w:color w:val="000000"/>
+          <w:sz w:val="24"/>
+        </w:rPr>
+        <w:t>products</w:t>
+      </w:r>
+      <w:r>
+        <w:rPr>
+          <w:rFonts w:ascii="TimesNewRomanPSMT" w:hAnsi="TimesNewRomanPSMT" w:eastAsia="TimesNewRomanPSMT"/>
+          <w:b w:val="0"/>
+          <w:i w:val="0"/>
+          <w:color w:val="000000"/>
+          <w:sz w:val="24"/>
+        </w:rPr>
+        <w:t xml:space="preserve"> với bảng kết quả này. </w:t>
+      </w:r>
+    </w:p>
+    <w:p>
+      <w:pPr>
+        <w:autoSpaceDN w:val="0"/>
+        <w:autoSpaceDE w:val="0"/>
+        <w:widowControl/>
+        <w:spacing w:line="322" w:lineRule="auto" w:before="360" w:after="0"/>
+        <w:ind w:left="262" w:right="864" w:firstLine="0"/>
+        <w:jc w:val="left"/>
+      </w:pPr>
+      <w:r>
+        <w:rPr>
+          <w:rFonts w:ascii="Courier New" w:hAnsi="Courier New" w:eastAsia="Courier New"/>
+          <w:b w:val="0"/>
+          <w:i w:val="0"/>
+          <w:color w:val="000000"/>
+          <w:sz w:val="24"/>
+        </w:rPr>
+        <w:t xml:space="preserve">SELECT productName, totalQuantityOrderd </w:t>
+      </w:r>
+      <w:r>
+        <w:br/>
+      </w:r>
+      <w:r>
+        <w:rPr>
+          <w:rFonts w:ascii="Courier New" w:hAnsi="Courier New" w:eastAsia="Courier New"/>
+          <w:b w:val="0"/>
+          <w:i w:val="0"/>
+          <w:color w:val="000000"/>
+          <w:sz w:val="24"/>
+        </w:rPr>
+        <w:t xml:space="preserve">FROM products, </w:t>
+      </w:r>
+      <w:r>
+        <w:br/>
+      </w:r>
+      <w:r>
+        <w:rPr>
+          <w:rFonts w:ascii="Courier New" w:hAnsi="Courier New" w:eastAsia="Courier New"/>
+          <w:b w:val="0"/>
+          <w:i w:val="0"/>
+          <w:color w:val="000000"/>
+          <w:sz w:val="24"/>
+        </w:rPr>
+        <w:t xml:space="preserve">(SELECT productCode,sum(quantityOrdered) as </w:t>
+      </w:r>
+      <w:r>
+        <w:br/>
+      </w:r>
+      <w:r>
+        <w:rPr>
+          <w:rFonts w:ascii="Courier New" w:hAnsi="Courier New" w:eastAsia="Courier New"/>
+          <w:b w:val="0"/>
+          <w:i w:val="0"/>
+          <w:color w:val="000000"/>
+          <w:sz w:val="24"/>
+        </w:rPr>
+        <w:t xml:space="preserve">totalQuantityOrderd FROM  orderdetails group by </w:t>
+      </w:r>
+      <w:r>
+        <w:br/>
+      </w:r>
+      <w:r>
+        <w:rPr>
+          <w:rFonts w:ascii="Courier New" w:hAnsi="Courier New" w:eastAsia="Courier New"/>
+          <w:b w:val="0"/>
+          <w:i w:val="0"/>
+          <w:color w:val="000000"/>
+          <w:sz w:val="24"/>
+        </w:rPr>
+        <w:t xml:space="preserve">productCode) AS productOrder </w:t>
+      </w:r>
+      <w:r>
+        <w:br/>
+      </w:r>
+      <w:r>
+        <w:rPr>
+          <w:rFonts w:ascii="Courier New" w:hAnsi="Courier New" w:eastAsia="Courier New"/>
+          <w:b w:val="0"/>
+          <w:i w:val="0"/>
+          <w:color w:val="000000"/>
+          <w:sz w:val="24"/>
+        </w:rPr>
+        <w:t xml:space="preserve">WHERE products.productCode = productOrder.productCode </w:t>
+      </w:r>
+    </w:p>
+    <w:p>
+      <w:pPr>
+        <w:autoSpaceDN w:val="0"/>
+        <w:autoSpaceDE w:val="0"/>
+        <w:widowControl/>
+        <w:spacing w:line="266" w:lineRule="exact" w:before="774" w:after="0"/>
+        <w:ind w:left="262" w:right="0" w:firstLine="0"/>
+        <w:jc w:val="left"/>
+      </w:pPr>
+      <w:r>
+        <w:rPr>
+          <w:rFonts w:ascii="TimesNewRomanPSMT" w:hAnsi="TimesNewRomanPSMT" w:eastAsia="TimesNewRomanPSMT"/>
+          <w:b w:val="0"/>
+          <w:i w:val="0"/>
+          <w:color w:val="000000"/>
+          <w:sz w:val="24"/>
+        </w:rPr>
+        <w:t xml:space="preserve">Kết quả của truy vấn cho kết quả tương tự như truy vấn trước </w:t>
       </w:r>
     </w:p>
     <w:p>
       <w:pPr>
         <w:sectPr>
           <w:pgSz w:w="11906" w:h="16841"/>
-          <w:pgMar w:top="568" w:right="1440" w:bottom="682" w:left="1440" w:header="720" w:footer="720" w:gutter="0"/>
+          <w:pgMar w:top="568" w:right="1440" w:bottom="1332" w:left="1440" w:header="720" w:footer="720" w:gutter="0"/>
           <w:cols/>
           <w:docGrid w:linePitch="360"/>
         </w:sectPr>
@@ -3117,14 +2010,14 @@
         <w:autoSpaceDE w:val="0"/>
         <w:widowControl/>
         <w:spacing w:line="240" w:lineRule="auto" w:before="0" w:after="0"/>
-        <w:ind w:left="426" w:right="0" w:firstLine="0"/>
+        <w:ind w:left="262" w:right="0" w:firstLine="0"/>
         <w:jc w:val="left"/>
       </w:pPr>
       <w:r>
         <w:drawing>
           <wp:inline xmlns:a="http://schemas.openxmlformats.org/drawingml/2006/main" xmlns:pic="http://schemas.openxmlformats.org/drawingml/2006/picture">
-            <wp:extent cx="1300480" cy="3957320"/>
-            <wp:docPr id="14" name="Picture 14"/>
+            <wp:extent cx="3472179" cy="3340100"/>
+            <wp:docPr id="8" name="Picture 8"/>
             <wp:cNvGraphicFramePr>
               <a:graphicFrameLocks noChangeAspect="1"/>
             </wp:cNvGraphicFramePr>
@@ -3136,7 +2029,7 @@
                     <pic:cNvPicPr/>
                   </pic:nvPicPr>
                   <pic:blipFill>
-                    <a:blip r:embed="rId21"/>
+                    <a:blip r:embed="rId16"/>
                     <a:stretch>
                       <a:fillRect/>
                     </a:stretch>
@@ -3144,7 +2037,7 @@
                   <pic:spPr>
                     <a:xfrm>
                       <a:off x="0" y="0"/>
-                      <a:ext cx="1300480" cy="3957320"/>
+                      <a:ext cx="3472179" cy="3340100"/>
                     </a:xfrm>
                     <a:prstGeom prst="rect"/>
                   </pic:spPr>
@@ -3160,520 +2053,8 @@
         <w:autoSpaceDN w:val="0"/>
         <w:autoSpaceDE w:val="0"/>
         <w:widowControl/>
-        <w:spacing w:line="197" w:lineRule="auto" w:before="342" w:after="0"/>
+        <w:spacing w:line="226" w:lineRule="auto" w:before="1368" w:after="0"/>
         <w:ind w:left="392" w:right="0" w:firstLine="0"/>
-        <w:jc w:val="left"/>
-      </w:pPr>
-      <w:r>
-        <w:rPr>
-          <w:rFonts w:ascii="Calibri" w:hAnsi="Calibri" w:eastAsia="Calibri"/>
-          <w:b/>
-          <w:i w:val="0"/>
-          <w:color w:val="000000"/>
-          <w:sz w:val="22"/>
-        </w:rPr>
-        <w:t>7.</w:t>
-      </w:r>
-      <w:r>
-        <w:rPr>
-          <w:rFonts w:ascii="Calibri" w:hAnsi="Calibri" w:eastAsia="Calibri"/>
-          <w:b/>
-          <w:i w:val="0"/>
-          <w:color w:val="000000"/>
-          <w:sz w:val="22"/>
-        </w:rPr>
-        <w:t xml:space="preserve">Giới hạn số lượng kết quả với LIMIT </w:t>
-      </w:r>
-    </w:p>
-    <w:p>
-      <w:pPr>
-        <w:autoSpaceDN w:val="0"/>
-        <w:autoSpaceDE w:val="0"/>
-        <w:widowControl/>
-        <w:spacing w:line="380" w:lineRule="exact" w:before="52" w:after="0"/>
-        <w:ind w:left="392" w:right="738" w:hanging="10"/>
-        <w:jc w:val="both"/>
-      </w:pPr>
-      <w:r>
-        <w:rPr>
-          <w:rFonts w:ascii="TimesNewRomanPSMT" w:hAnsi="TimesNewRomanPSMT" w:eastAsia="TimesNewRomanPSMT"/>
-          <w:b w:val="0"/>
-          <w:i w:val="0"/>
-          <w:color w:val="2B2B2B"/>
-          <w:sz w:val="24"/>
-        </w:rPr>
-        <w:t xml:space="preserve">Trong hầu hết các lần truy vấn, khi làm việc với các bảng dữ liệu có chứa hàng </w:t>
-      </w:r>
-      <w:r>
-        <w:rPr>
-          <w:rFonts w:ascii="TimesNewRomanPSMT" w:hAnsi="TimesNewRomanPSMT" w:eastAsia="TimesNewRomanPSMT"/>
-          <w:b w:val="0"/>
-          <w:i w:val="0"/>
-          <w:color w:val="2B2B2B"/>
-          <w:sz w:val="24"/>
-        </w:rPr>
-        <w:t xml:space="preserve">nghìn đến hàng triệu bản ghi và  không muốn viết một truy vấn để có được tất cả </w:t>
-      </w:r>
-      <w:r>
-        <w:rPr>
-          <w:rFonts w:ascii="TimesNewRomanPSMT" w:hAnsi="TimesNewRomanPSMT" w:eastAsia="TimesNewRomanPSMT"/>
-          <w:b w:val="0"/>
-          <w:i w:val="0"/>
-          <w:color w:val="2B2B2B"/>
-          <w:sz w:val="24"/>
-        </w:rPr>
-        <w:t xml:space="preserve">các dữ liệu đó để đảm bảo hiệu suất và lưu lượng truy cập  giữa các máy chủ cơ </w:t>
-      </w:r>
-      <w:r>
-        <w:rPr>
-          <w:rFonts w:ascii="TimesNewRomanPSMT" w:hAnsi="TimesNewRomanPSMT" w:eastAsia="TimesNewRomanPSMT"/>
-          <w:b w:val="0"/>
-          <w:i w:val="0"/>
-          <w:color w:val="2B2B2B"/>
-          <w:sz w:val="24"/>
-        </w:rPr>
-        <w:t xml:space="preserve">sở dữ liệu và máy chủ ứng </w:t>
-      </w:r>
-    </w:p>
-    <w:p>
-      <w:pPr>
-        <w:autoSpaceDN w:val="0"/>
-        <w:autoSpaceDE w:val="0"/>
-        <w:widowControl/>
-        <w:spacing w:line="364" w:lineRule="exact" w:before="246" w:after="0"/>
-        <w:ind w:left="392" w:right="720" w:hanging="10"/>
-        <w:jc w:val="left"/>
-      </w:pPr>
-      <w:r>
-        <w:rPr>
-          <w:rFonts w:ascii="TimesNewRomanPSMT" w:hAnsi="TimesNewRomanPSMT" w:eastAsia="TimesNewRomanPSMT"/>
-          <w:b w:val="0"/>
-          <w:i w:val="0"/>
-          <w:color w:val="2B2B2B"/>
-          <w:sz w:val="24"/>
-        </w:rPr>
-        <w:t xml:space="preserve">dụng . MySQL hỗ trợ một tính năng là LIMIT cho phép hạn chế các bản ghi trả lại </w:t>
-      </w:r>
-      <w:r>
-        <w:rPr>
-          <w:rFonts w:ascii="TimesNewRomanPSMT" w:hAnsi="TimesNewRomanPSMT" w:eastAsia="TimesNewRomanPSMT"/>
-          <w:b w:val="0"/>
-          <w:i w:val="0"/>
-          <w:color w:val="2B2B2B"/>
-          <w:sz w:val="24"/>
-        </w:rPr>
-        <w:t xml:space="preserve">với câu lệnh SELECT. </w:t>
-      </w:r>
-    </w:p>
-    <w:p>
-      <w:pPr>
-        <w:autoSpaceDN w:val="0"/>
-        <w:autoSpaceDE w:val="0"/>
-        <w:widowControl/>
-        <w:spacing w:line="380" w:lineRule="exact" w:before="272" w:after="0"/>
-        <w:ind w:left="392" w:right="432" w:hanging="10"/>
-        <w:jc w:val="left"/>
-      </w:pPr>
-      <w:r>
-        <w:rPr>
-          <w:rFonts w:ascii="TimesNewRomanPSMT" w:hAnsi="TimesNewRomanPSMT" w:eastAsia="TimesNewRomanPSMT"/>
-          <w:b w:val="0"/>
-          <w:i w:val="0"/>
-          <w:color w:val="000000"/>
-          <w:sz w:val="24"/>
-        </w:rPr>
-        <w:t xml:space="preserve">Giả thiết ta có một bảng cơ sở dữ liệu với 10.000 bản ghi và  muốn nhận được N bản </w:t>
-      </w:r>
-      <w:r>
-        <w:rPr>
-          <w:rFonts w:ascii="TimesNewRomanPSMT" w:hAnsi="TimesNewRomanPSMT" w:eastAsia="TimesNewRomanPSMT"/>
-          <w:b w:val="0"/>
-          <w:i w:val="0"/>
-          <w:color w:val="000000"/>
-          <w:sz w:val="24"/>
-        </w:rPr>
-        <w:t xml:space="preserve">ghi đầu tiên,  có thể sử dụng truy vấn sau đây: </w:t>
-      </w:r>
-    </w:p>
-    <w:p>
-      <w:pPr>
-        <w:autoSpaceDN w:val="0"/>
-        <w:autoSpaceDE w:val="0"/>
-        <w:widowControl/>
-        <w:spacing w:line="290" w:lineRule="auto" w:before="370" w:after="0"/>
-        <w:ind w:left="382" w:right="5040" w:firstLine="0"/>
-        <w:jc w:val="left"/>
-      </w:pPr>
-      <w:r>
-        <w:rPr>
-          <w:rFonts w:ascii="Courier New" w:hAnsi="Courier New" w:eastAsia="Courier New"/>
-          <w:b w:val="0"/>
-          <w:i w:val="0"/>
-          <w:color w:val="000000"/>
-          <w:sz w:val="24"/>
-        </w:rPr>
-        <w:t xml:space="preserve">SELECT * FROM table_name </w:t>
-      </w:r>
-      <w:r>
-        <w:br/>
-      </w:r>
-      <w:r>
-        <w:rPr>
-          <w:rFonts w:ascii="Courier New" w:hAnsi="Courier New" w:eastAsia="Courier New"/>
-          <w:b w:val="0"/>
-          <w:i w:val="0"/>
-          <w:color w:val="000000"/>
-          <w:sz w:val="24"/>
-        </w:rPr>
-        <w:t xml:space="preserve">LIMIT N </w:t>
-      </w:r>
-    </w:p>
-    <w:p>
-      <w:pPr>
-        <w:autoSpaceDN w:val="0"/>
-        <w:autoSpaceDE w:val="0"/>
-        <w:widowControl/>
-        <w:spacing w:line="266" w:lineRule="exact" w:before="392" w:after="0"/>
-        <w:ind w:left="382" w:right="0" w:firstLine="0"/>
-        <w:jc w:val="left"/>
-      </w:pPr>
-      <w:r>
-        <w:rPr>
-          <w:rFonts w:ascii="TimesNewRomanPSMT" w:hAnsi="TimesNewRomanPSMT" w:eastAsia="TimesNewRomanPSMT"/>
-          <w:b w:val="0"/>
-          <w:i w:val="0"/>
-          <w:color w:val="000000"/>
-          <w:sz w:val="24"/>
-        </w:rPr>
-        <w:t xml:space="preserve">LIMIT cũng cho phép lấy ra một số lượng bản ghi nhất định tính từ một vị trí nào đó: </w:t>
-      </w:r>
-    </w:p>
-    <w:p>
-      <w:pPr>
-        <w:autoSpaceDN w:val="0"/>
-        <w:autoSpaceDE w:val="0"/>
-        <w:widowControl/>
-        <w:spacing w:line="240" w:lineRule="auto" w:before="362" w:after="0"/>
-        <w:ind w:left="382" w:right="0" w:firstLine="0"/>
-        <w:jc w:val="left"/>
-      </w:pPr>
-      <w:r>
-        <w:rPr>
-          <w:rFonts w:ascii="Courier New" w:hAnsi="Courier New" w:eastAsia="Courier New"/>
-          <w:b w:val="0"/>
-          <w:i w:val="0"/>
-          <w:color w:val="000000"/>
-          <w:sz w:val="24"/>
-        </w:rPr>
-        <w:t xml:space="preserve">LIMIT S, N </w:t>
-      </w:r>
-    </w:p>
-    <w:p>
-      <w:pPr>
-        <w:autoSpaceDN w:val="0"/>
-        <w:autoSpaceDE w:val="0"/>
-        <w:widowControl/>
-        <w:spacing w:line="380" w:lineRule="exact" w:before="204" w:after="0"/>
-        <w:ind w:left="392" w:right="720" w:hanging="10"/>
-        <w:jc w:val="left"/>
-      </w:pPr>
-      <w:r>
-        <w:rPr>
-          <w:rFonts w:ascii="TimesNewRomanPSMT" w:hAnsi="TimesNewRomanPSMT" w:eastAsia="TimesNewRomanPSMT"/>
-          <w:b w:val="0"/>
-          <w:i w:val="0"/>
-          <w:color w:val="2B2B2B"/>
-          <w:sz w:val="24"/>
-        </w:rPr>
-        <w:t xml:space="preserve">Trong câu truy vấn trên, S là điểm bắt đầu ghi chỉ số. MySQL xác định rằng vị trí </w:t>
-      </w:r>
-      <w:r>
-        <w:rPr>
-          <w:rFonts w:ascii="TimesNewRomanPSMT" w:hAnsi="TimesNewRomanPSMT" w:eastAsia="TimesNewRomanPSMT"/>
-          <w:b w:val="0"/>
-          <w:i w:val="0"/>
-          <w:color w:val="2B2B2B"/>
-          <w:sz w:val="24"/>
-        </w:rPr>
-        <w:t xml:space="preserve">đầu tiên được ghi lại bắt đầu với 0; N là số lượng bản ghi  muốn chọn. </w:t>
-      </w:r>
-    </w:p>
-    <w:p>
-      <w:pPr>
-        <w:sectPr>
-          <w:pgSz w:w="11906" w:h="16841"/>
-          <w:pgMar w:top="568" w:right="1440" w:bottom="1026" w:left="1440" w:header="720" w:footer="720" w:gutter="0"/>
-          <w:cols/>
-          <w:docGrid w:linePitch="360"/>
-        </w:sectPr>
-      </w:pPr>
-    </w:p>
-    <w:p>
-      <w:pPr>
-        <w:autoSpaceDN w:val="0"/>
-        <w:autoSpaceDE w:val="0"/>
-        <w:widowControl/>
-        <w:spacing w:line="220" w:lineRule="exact" w:before="0" w:after="350"/>
-        <w:ind w:left="0" w:right="0"/>
-      </w:pPr>
-    </w:p>
-    <w:p>
-      <w:pPr>
-        <w:autoSpaceDN w:val="0"/>
-        <w:autoSpaceDE w:val="0"/>
-        <w:widowControl/>
-        <w:spacing w:line="324" w:lineRule="exact" w:before="0" w:after="0"/>
-        <w:ind w:left="392" w:right="1296" w:hanging="10"/>
-        <w:jc w:val="left"/>
-      </w:pPr>
-      <w:r>
-        <w:rPr>
-          <w:rFonts w:ascii="Times New Roman" w:hAnsi="Times New Roman" w:eastAsia="Times New Roman"/>
-          <w:b/>
-          <w:i w:val="0"/>
-          <w:color w:val="000000"/>
-          <w:sz w:val="24"/>
-        </w:rPr>
-        <w:t>Ví dụ</w:t>
-      </w:r>
-      <w:r>
-        <w:rPr>
-          <w:rFonts w:ascii="TimesNewRomanPSMT" w:hAnsi="TimesNewRomanPSMT" w:eastAsia="TimesNewRomanPSMT"/>
-          <w:b w:val="0"/>
-          <w:i w:val="0"/>
-          <w:color w:val="000000"/>
-          <w:sz w:val="24"/>
-        </w:rPr>
-        <w:t xml:space="preserve">: Có thể lấy ra thông tin về tên của 5 sản phẩm đầu tiên trong bảng Product </w:t>
-      </w:r>
-      <w:r>
-        <w:rPr>
-          <w:rFonts w:ascii="TimesNewRomanPSMT" w:hAnsi="TimesNewRomanPSMT" w:eastAsia="TimesNewRomanPSMT"/>
-          <w:b w:val="0"/>
-          <w:i w:val="0"/>
-          <w:color w:val="000000"/>
-          <w:sz w:val="24"/>
-        </w:rPr>
-        <w:t xml:space="preserve">bằng truy vấn như sau: </w:t>
-      </w:r>
-    </w:p>
-    <w:p>
-      <w:pPr>
-        <w:autoSpaceDN w:val="0"/>
-        <w:autoSpaceDE w:val="0"/>
-        <w:widowControl/>
-        <w:spacing w:line="288" w:lineRule="auto" w:before="372" w:after="0"/>
-        <w:ind w:left="382" w:right="4608" w:firstLine="0"/>
-        <w:jc w:val="left"/>
-      </w:pPr>
-      <w:r>
-        <w:rPr>
-          <w:rFonts w:ascii="Courier New" w:hAnsi="Courier New" w:eastAsia="Courier New"/>
-          <w:b w:val="0"/>
-          <w:i w:val="0"/>
-          <w:color w:val="000000"/>
-          <w:sz w:val="24"/>
-        </w:rPr>
-        <w:t xml:space="preserve">SELECT productName FROM Products </w:t>
-      </w:r>
-      <w:r>
-        <w:br/>
-      </w:r>
-      <w:r>
-        <w:rPr>
-          <w:rFonts w:ascii="Courier New" w:hAnsi="Courier New" w:eastAsia="Courier New"/>
-          <w:b w:val="0"/>
-          <w:i w:val="0"/>
-          <w:color w:val="000000"/>
-          <w:sz w:val="24"/>
-        </w:rPr>
-        <w:t xml:space="preserve">LIMIT 5; </w:t>
-      </w:r>
-    </w:p>
-    <w:p>
-      <w:pPr>
-        <w:autoSpaceDN w:val="0"/>
-        <w:autoSpaceDE w:val="0"/>
-        <w:widowControl/>
-        <w:spacing w:line="240" w:lineRule="auto" w:before="302" w:after="0"/>
-        <w:ind w:left="262" w:right="0" w:firstLine="0"/>
-        <w:jc w:val="left"/>
-      </w:pPr>
-      <w:r>
-        <w:drawing>
-          <wp:inline xmlns:a="http://schemas.openxmlformats.org/drawingml/2006/main" xmlns:pic="http://schemas.openxmlformats.org/drawingml/2006/picture">
-            <wp:extent cx="2570480" cy="1419860"/>
-            <wp:docPr id="15" name="Picture 15"/>
-            <wp:cNvGraphicFramePr>
-              <a:graphicFrameLocks noChangeAspect="1"/>
-            </wp:cNvGraphicFramePr>
-            <a:graphic>
-              <a:graphicData uri="http://schemas.openxmlformats.org/drawingml/2006/picture">
-                <pic:pic>
-                  <pic:nvPicPr>
-                    <pic:cNvPr id="0" name="image.png"/>
-                    <pic:cNvPicPr/>
-                  </pic:nvPicPr>
-                  <pic:blipFill>
-                    <a:blip r:embed="rId22"/>
-                    <a:stretch>
-                      <a:fillRect/>
-                    </a:stretch>
-                  </pic:blipFill>
-                  <pic:spPr>
-                    <a:xfrm>
-                      <a:off x="0" y="0"/>
-                      <a:ext cx="2570480" cy="1419860"/>
-                    </a:xfrm>
-                    <a:prstGeom prst="rect"/>
-                  </pic:spPr>
-                </pic:pic>
-              </a:graphicData>
-            </a:graphic>
-          </wp:inline>
-        </w:drawing>
-      </w:r>
-    </w:p>
-    <w:p>
-      <w:pPr>
-        <w:autoSpaceDN w:val="0"/>
-        <w:autoSpaceDE w:val="0"/>
-        <w:widowControl/>
-        <w:spacing w:line="384" w:lineRule="exact" w:before="222" w:after="0"/>
-        <w:ind w:left="392" w:right="1152" w:hanging="10"/>
-        <w:jc w:val="left"/>
-      </w:pPr>
-      <w:r>
-        <w:rPr>
-          <w:rFonts w:ascii="TimesNewRomanPSMT" w:hAnsi="TimesNewRomanPSMT" w:eastAsia="TimesNewRomanPSMT"/>
-          <w:b w:val="0"/>
-          <w:i w:val="0"/>
-          <w:color w:val="000000"/>
-          <w:sz w:val="24"/>
-        </w:rPr>
-        <w:t xml:space="preserve">Hoặc  có thể lấy ra thông tin về 10 khách hàng đầu tiên hiện đang ở Pháp bằng truy </w:t>
-      </w:r>
-      <w:r>
-        <w:rPr>
-          <w:rFonts w:ascii="TimesNewRomanPSMT" w:hAnsi="TimesNewRomanPSMT" w:eastAsia="TimesNewRomanPSMT"/>
-          <w:b w:val="0"/>
-          <w:i w:val="0"/>
-          <w:color w:val="000000"/>
-          <w:sz w:val="24"/>
-        </w:rPr>
-        <w:t xml:space="preserve">vấn như sau: </w:t>
-      </w:r>
-    </w:p>
-    <w:p>
-      <w:pPr>
-        <w:autoSpaceDN w:val="0"/>
-        <w:autoSpaceDE w:val="0"/>
-        <w:widowControl/>
-        <w:spacing w:line="312" w:lineRule="auto" w:before="374" w:after="0"/>
-        <w:ind w:left="392" w:right="6768" w:hanging="10"/>
-        <w:jc w:val="left"/>
-      </w:pPr>
-      <w:r>
-        <w:rPr>
-          <w:rFonts w:ascii="Courier New" w:hAnsi="Courier New" w:eastAsia="Courier New"/>
-          <w:b w:val="0"/>
-          <w:i w:val="0"/>
-          <w:color w:val="000000"/>
-          <w:sz w:val="24"/>
-        </w:rPr>
-        <w:t xml:space="preserve">select * from </w:t>
-      </w:r>
-      <w:r>
-        <w:br/>
-      </w:r>
-      <w:r>
-        <w:rPr>
-          <w:rFonts w:ascii="Courier New" w:hAnsi="Courier New" w:eastAsia="Courier New"/>
-          <w:b w:val="0"/>
-          <w:i w:val="0"/>
-          <w:color w:val="000000"/>
-          <w:sz w:val="24"/>
-        </w:rPr>
-        <w:t xml:space="preserve">customers where </w:t>
-      </w:r>
-      <w:r>
-        <w:br/>
-      </w:r>
-      <w:r>
-        <w:rPr>
-          <w:rFonts w:ascii="Courier New" w:hAnsi="Courier New" w:eastAsia="Courier New"/>
-          <w:b w:val="0"/>
-          <w:i w:val="0"/>
-          <w:color w:val="000000"/>
-          <w:sz w:val="24"/>
-        </w:rPr>
-        <w:t xml:space="preserve">country='France' </w:t>
-      </w:r>
-      <w:r>
-        <w:br/>
-      </w:r>
-      <w:r>
-        <w:rPr>
-          <w:rFonts w:ascii="Courier New" w:hAnsi="Courier New" w:eastAsia="Courier New"/>
-          <w:b w:val="0"/>
-          <w:i w:val="0"/>
-          <w:color w:val="000000"/>
-          <w:sz w:val="24"/>
-        </w:rPr>
-        <w:t xml:space="preserve">limit 10; </w:t>
-      </w:r>
-    </w:p>
-    <w:p>
-      <w:pPr>
-        <w:autoSpaceDN w:val="0"/>
-        <w:autoSpaceDE w:val="0"/>
-        <w:widowControl/>
-        <w:spacing w:line="240" w:lineRule="auto" w:before="194" w:after="0"/>
-        <w:ind w:left="0" w:right="0" w:firstLine="0"/>
-        <w:jc w:val="center"/>
-      </w:pPr>
-      <w:r>
-        <w:drawing>
-          <wp:inline xmlns:a="http://schemas.openxmlformats.org/drawingml/2006/main" xmlns:pic="http://schemas.openxmlformats.org/drawingml/2006/picture">
-            <wp:extent cx="6162040" cy="2161539"/>
-            <wp:docPr id="16" name="Picture 16"/>
-            <wp:cNvGraphicFramePr>
-              <a:graphicFrameLocks noChangeAspect="1"/>
-            </wp:cNvGraphicFramePr>
-            <a:graphic>
-              <a:graphicData uri="http://schemas.openxmlformats.org/drawingml/2006/picture">
-                <pic:pic>
-                  <pic:nvPicPr>
-                    <pic:cNvPr id="0" name="image.png"/>
-                    <pic:cNvPicPr/>
-                  </pic:nvPicPr>
-                  <pic:blipFill>
-                    <a:blip r:embed="rId23"/>
-                    <a:stretch>
-                      <a:fillRect/>
-                    </a:stretch>
-                  </pic:blipFill>
-                  <pic:spPr>
-                    <a:xfrm>
-                      <a:off x="0" y="0"/>
-                      <a:ext cx="6162040" cy="2161539"/>
-                    </a:xfrm>
-                    <a:prstGeom prst="rect"/>
-                  </pic:spPr>
-                </pic:pic>
-              </a:graphicData>
-            </a:graphic>
-          </wp:inline>
-        </w:drawing>
-      </w:r>
-    </w:p>
-    <w:p>
-      <w:pPr>
-        <w:autoSpaceDN w:val="0"/>
-        <w:autoSpaceDE w:val="0"/>
-        <w:widowControl/>
-        <w:spacing w:line="226" w:lineRule="auto" w:before="312" w:after="0"/>
-        <w:ind w:left="462" w:right="0" w:firstLine="0"/>
         <w:jc w:val="left"/>
       </w:pPr>
       <w:r>
@@ -3694,7 +2075,7 @@
           <w:color w:val="000000"/>
           <w:sz w:val="22"/>
         </w:rPr>
-        <w:t xml:space="preserve">Bài tập thực hành: </w:t>
+        <w:t xml:space="preserve">Bài tập thực hành </w:t>
       </w:r>
     </w:p>
     <w:p>
@@ -3702,8 +2083,8 @@
         <w:autoSpaceDN w:val="0"/>
         <w:autoSpaceDE w:val="0"/>
         <w:widowControl/>
-        <w:spacing w:line="320" w:lineRule="exact" w:before="316" w:after="0"/>
-        <w:ind w:left="734" w:right="0" w:firstLine="0"/>
+        <w:spacing w:line="320" w:lineRule="exact" w:before="130" w:after="0"/>
+        <w:ind w:left="600" w:right="0" w:firstLine="0"/>
         <w:jc w:val="left"/>
       </w:pPr>
       <w:r>
@@ -3724,7 +2105,7 @@
           <w:color w:val="000000"/>
           <w:sz w:val="24"/>
         </w:rPr>
-        <w:t xml:space="preserve">Đưa ra danh sách các nhân viên có trường reportsTo chưa xác định. </w:t>
+        <w:t xml:space="preserve">Sử dụng truy vấn con đưa ra các mã sản phẩm có đơn đặt hàng trong tháng </w:t>
       </w:r>
     </w:p>
     <w:p>
@@ -3732,8 +2113,28 @@
         <w:autoSpaceDN w:val="0"/>
         <w:autoSpaceDE w:val="0"/>
         <w:widowControl/>
-        <w:spacing w:line="322" w:lineRule="exact" w:before="68" w:after="0"/>
-        <w:ind w:left="734" w:right="0" w:firstLine="0"/>
+        <w:spacing w:line="320" w:lineRule="exact" w:before="0" w:after="0"/>
+        <w:ind w:left="938" w:right="0" w:firstLine="0"/>
+        <w:jc w:val="left"/>
+      </w:pPr>
+      <w:r>
+        <w:rPr>
+          <w:rFonts w:ascii="TimesNewRomanPSMT" w:hAnsi="TimesNewRomanPSMT" w:eastAsia="TimesNewRomanPSMT"/>
+          <w:b w:val="0"/>
+          <w:i w:val="0"/>
+          <w:color w:val="000000"/>
+          <w:sz w:val="24"/>
+        </w:rPr>
+        <w:t>3/2005.</w:t>
+      </w:r>
+    </w:p>
+    <w:p>
+      <w:pPr>
+        <w:autoSpaceDN w:val="0"/>
+        <w:autoSpaceDE w:val="0"/>
+        <w:widowControl/>
+        <w:spacing w:line="320" w:lineRule="exact" w:before="66" w:after="0"/>
+        <w:ind w:left="600" w:right="0" w:firstLine="0"/>
         <w:jc w:val="left"/>
       </w:pPr>
       <w:r>
@@ -3754,7 +2155,7 @@
           <w:color w:val="000000"/>
           <w:sz w:val="24"/>
         </w:rPr>
-        <w:t xml:space="preserve">Đưa ra danh sách các CustomerNumber đã có thực hiện giao dịch. </w:t>
+        <w:t xml:space="preserve">Tương tự như câu hỏi 1 nhưng dùng phép nối bảng (JOIN) thay vì sử dụng truy </w:t>
       </w:r>
     </w:p>
     <w:p>
@@ -3762,9 +2163,29 @@
         <w:autoSpaceDN w:val="0"/>
         <w:autoSpaceDE w:val="0"/>
         <w:widowControl/>
-        <w:spacing w:line="376" w:lineRule="exact" w:before="16" w:after="0"/>
-        <w:ind w:left="1074" w:right="1186" w:hanging="340"/>
-        <w:jc w:val="both"/>
+        <w:spacing w:line="266" w:lineRule="exact" w:before="16" w:after="0"/>
+        <w:ind w:left="938" w:right="0" w:firstLine="0"/>
+        <w:jc w:val="left"/>
+      </w:pPr>
+      <w:r>
+        <w:rPr>
+          <w:rFonts w:ascii="TimesNewRomanPSMT" w:hAnsi="TimesNewRomanPSMT" w:eastAsia="TimesNewRomanPSMT"/>
+          <w:b w:val="0"/>
+          <w:i w:val="0"/>
+          <w:color w:val="000000"/>
+          <w:sz w:val="24"/>
+        </w:rPr>
+        <w:t>vấn con.</w:t>
+      </w:r>
+    </w:p>
+    <w:p>
+      <w:pPr>
+        <w:autoSpaceDN w:val="0"/>
+        <w:autoSpaceDE w:val="0"/>
+        <w:widowControl/>
+        <w:spacing w:line="320" w:lineRule="exact" w:before="88" w:after="0"/>
+        <w:ind w:left="600" w:right="0" w:firstLine="0"/>
+        <w:jc w:val="left"/>
       </w:pPr>
       <w:r>
         <w:rPr>
@@ -3784,8 +2205,18 @@
           <w:color w:val="000000"/>
           <w:sz w:val="24"/>
         </w:rPr>
-        <w:t xml:space="preserve">Đưa ra danh sách các đơn hàng có ngày yêu cầu vận chuyển (requiredDate) là </w:t>
+        <w:t xml:space="preserve">Sử dụng truy vấn con đưa ra các thông tin về các đơn hàng trong tháng gần nhất </w:t>
       </w:r>
+    </w:p>
+    <w:p>
+      <w:pPr>
+        <w:autoSpaceDN w:val="0"/>
+        <w:autoSpaceDE w:val="0"/>
+        <w:widowControl/>
+        <w:spacing w:line="266" w:lineRule="exact" w:before="104" w:after="0"/>
+        <w:ind w:left="938" w:right="0" w:firstLine="0"/>
+        <w:jc w:val="left"/>
+      </w:pPr>
       <w:r>
         <w:rPr>
           <w:rFonts w:ascii="TimesNewRomanPSMT" w:hAnsi="TimesNewRomanPSMT" w:eastAsia="TimesNewRomanPSMT"/>
@@ -3794,49 +2225,16 @@
           <w:color w:val="000000"/>
           <w:sz w:val="24"/>
         </w:rPr>
-        <w:t xml:space="preserve">‘18/1/2003’.  </w:t>
-      </w:r>
-      <w:r>
-        <w:rPr>
-          <w:rFonts w:ascii="Times New Roman" w:hAnsi="Times New Roman" w:eastAsia="Times New Roman"/>
-          <w:b w:val="0"/>
-          <w:i/>
-          <w:color w:val="000000"/>
-          <w:sz w:val="24"/>
-        </w:rPr>
-        <w:t>Lưu ý</w:t>
-      </w:r>
-      <w:r>
-        <w:rPr>
-          <w:rFonts w:ascii="TimesNewRomanPSMT" w:hAnsi="TimesNewRomanPSMT" w:eastAsia="TimesNewRomanPSMT"/>
-          <w:b w:val="0"/>
-          <w:i w:val="0"/>
-          <w:color w:val="000000"/>
-          <w:sz w:val="24"/>
-        </w:rPr>
-        <w:t xml:space="preserve">: MySQL lưu dữ liệu ngày tháng theo định dạng </w:t>
-      </w:r>
-      <w:r>
-        <w:rPr>
-          <w:rFonts w:ascii="TimesNewRomanPSMT" w:hAnsi="TimesNewRomanPSMT" w:eastAsia="TimesNewRomanPSMT"/>
-          <w:b w:val="0"/>
-          <w:i w:val="0"/>
-          <w:color w:val="000000"/>
-          <w:sz w:val="24"/>
-        </w:rPr>
-        <w:t xml:space="preserve">năm/tháng/ngày. </w:t>
+        <w:t>(sử dụng thông tin từ bảng orders).</w:t>
       </w:r>
     </w:p>
     <w:p>
       <w:pPr>
         <w:autoSpaceDN w:val="0"/>
-        <w:tabs>
-          <w:tab w:pos="1074" w:val="left"/>
-        </w:tabs>
         <w:autoSpaceDE w:val="0"/>
         <w:widowControl/>
-        <w:spacing w:line="384" w:lineRule="exact" w:before="22" w:after="0"/>
-        <w:ind w:left="734" w:right="1152" w:firstLine="0"/>
+        <w:spacing w:line="320" w:lineRule="exact" w:before="84" w:after="0"/>
+        <w:ind w:left="600" w:right="0" w:firstLine="0"/>
         <w:jc w:val="left"/>
       </w:pPr>
       <w:r>
@@ -3857,11 +2255,18 @@
           <w:color w:val="000000"/>
           <w:sz w:val="24"/>
         </w:rPr>
-        <w:t xml:space="preserve">Đưa ra danh sách các đơn hàng có ngày đặt trong tháng 4 năm 2005 và có </w:t>
+        <w:t xml:space="preserve">Sử dụng truy vấn con đưa ra thông tin về các đơn hàng và tổng giá trị đơn hàng </w:t>
       </w:r>
-      <w:r>
-        <w:tab/>
-      </w:r>
+    </w:p>
+    <w:p>
+      <w:pPr>
+        <w:autoSpaceDN w:val="0"/>
+        <w:autoSpaceDE w:val="0"/>
+        <w:widowControl/>
+        <w:spacing w:line="320" w:lineRule="exact" w:before="68" w:after="0"/>
+        <w:ind w:left="938" w:right="0" w:firstLine="0"/>
+        <w:jc w:val="left"/>
+      </w:pPr>
       <w:r>
         <w:rPr>
           <w:rFonts w:ascii="TimesNewRomanPSMT" w:hAnsi="TimesNewRomanPSMT" w:eastAsia="TimesNewRomanPSMT"/>
@@ -3870,11 +2275,18 @@
           <w:color w:val="000000"/>
           <w:sz w:val="24"/>
         </w:rPr>
-        <w:t xml:space="preserve">trạng thái là ‘Shipped’ </w:t>
+        <w:t>(priceEach, quantityordered)  (sử dụng thông tin từ bảng orders và orderdetails).</w:t>
       </w:r>
-      <w:r>
-        <w:br/>
-      </w:r>
+    </w:p>
+    <w:p>
+      <w:pPr>
+        <w:autoSpaceDN w:val="0"/>
+        <w:autoSpaceDE w:val="0"/>
+        <w:widowControl/>
+        <w:spacing w:line="322" w:lineRule="exact" w:before="72" w:after="0"/>
+        <w:ind w:left="0" w:right="0" w:firstLine="0"/>
+        <w:jc w:val="center"/>
+      </w:pPr>
       <w:r>
         <w:rPr>
           <w:rFonts w:ascii="TimesNewRomanPSMT" w:hAnsi="TimesNewRomanPSMT" w:eastAsia="TimesNewRomanPSMT"/>
@@ -3893,12 +2305,52 @@
           <w:color w:val="000000"/>
           <w:sz w:val="24"/>
         </w:rPr>
-        <w:t xml:space="preserve">Đưa ra danh sách các sản phẩm thuộc nhóm ‘Classic Cars’. </w:t>
+        <w:t>Với mỗi khách hàng, đưa ra tổng số tiền hàng, và tổng số tiền họ đã thanh toán</w:t>
+      </w:r>
+    </w:p>
+    <w:p>
+      <w:pPr>
+        <w:autoSpaceDN w:val="0"/>
+        <w:autoSpaceDE w:val="0"/>
+        <w:widowControl/>
+        <w:spacing w:line="334" w:lineRule="exact" w:before="62" w:after="0"/>
+        <w:ind w:left="0" w:right="0" w:firstLine="0"/>
+        <w:jc w:val="center"/>
+      </w:pPr>
+      <w:r>
+        <w:rPr>
+          <w:rFonts w:ascii="TimesNewRomanPS" w:hAnsi="TimesNewRomanPS" w:eastAsia="TimesNewRomanPS"/>
+          <w:b/>
+          <w:i w:val="0"/>
+          <w:color w:val="000000"/>
+          <w:sz w:val="24"/>
+        </w:rPr>
+        <w:t xml:space="preserve">Payment (thanh toán)  - Orders (Đặt Hàng) - Orderdetails(Chi tiết đặt hàng) </w:t>
+      </w:r>
+    </w:p>
+    <w:p>
+      <w:pPr>
+        <w:autoSpaceDN w:val="0"/>
+        <w:autoSpaceDE w:val="0"/>
+        <w:widowControl/>
+        <w:spacing w:line="332" w:lineRule="exact" w:before="432" w:after="0"/>
+        <w:ind w:left="600" w:right="0" w:firstLine="0"/>
+        <w:jc w:val="left"/>
+      </w:pPr>
+      <w:r>
+        <w:rPr>
+          <w:rFonts w:ascii="TimesNewRomanPS" w:hAnsi="TimesNewRomanPS" w:eastAsia="TimesNewRomanPS"/>
+          <w:b/>
+          <w:i w:val="0"/>
+          <w:color w:val="000000"/>
+          <w:sz w:val="24"/>
+        </w:rPr>
+        <w:t xml:space="preserve">Có thể không dùng Subquery (Tuỳ các bạn) – miễn là ra được kết quả. </w:t>
       </w:r>
     </w:p>
     <w:sectPr>
       <w:pgSz w:w="11906" w:h="16841"/>
-      <w:pgMar w:top="572" w:right="716" w:bottom="598" w:left="1440" w:header="720" w:footer="720" w:gutter="0"/>
+      <w:pgMar w:top="568" w:right="1440" w:bottom="1440" w:left="1440" w:header="720" w:footer="720" w:gutter="0"/>
       <w:cols/>
       <w:docGrid w:linePitch="360"/>
     </w:sectPr>

--- a/media/files/converted_files/output.docx
+++ b/media/files/converted_files/output.docx
@@ -7,18 +7,60 @@
         <w:autoSpaceDN w:val="0"/>
         <w:autoSpaceDE w:val="0"/>
         <w:widowControl/>
-        <w:spacing w:line="220" w:lineRule="exact" w:before="0" w:after="504"/>
+        <w:spacing w:line="220" w:lineRule="exact" w:before="0" w:after="498"/>
         <w:ind w:left="0" w:right="0"/>
       </w:pPr>
+      <w:r>
+        <w:drawing>
+          <wp:anchor xmlns:a="http://schemas.openxmlformats.org/drawingml/2006/main" xmlns:pic="http://schemas.openxmlformats.org/drawingml/2006/picture" distT="0" distB="0" distL="0" distR="0" simplePos="0" relativeHeight="0" behindDoc="1" locked="0" layoutInCell="1" allowOverlap="1">
+            <wp:simplePos x="0" y="0"/>
+            <wp:positionH relativeFrom="page">
+              <wp:posOffset>4480560</wp:posOffset>
+            </wp:positionH>
+            <wp:positionV relativeFrom="page">
+              <wp:posOffset>4837430</wp:posOffset>
+            </wp:positionV>
+            <wp:extent cx="154939" cy="154939"/>
+            <wp:wrapNone/>
+            <wp:docPr id="3" name="Picture 3"/>
+            <wp:cNvGraphicFramePr>
+              <a:graphicFrameLocks noChangeAspect="1"/>
+            </wp:cNvGraphicFramePr>
+            <a:graphic>
+              <a:graphicData uri="http://schemas.openxmlformats.org/drawingml/2006/picture">
+                <pic:pic>
+                  <pic:nvPicPr>
+                    <pic:cNvPr id="0" name="image.png"/>
+                    <pic:cNvPicPr/>
+                  </pic:nvPicPr>
+                  <pic:blipFill>
+                    <a:blip r:embed="rId9"/>
+                    <a:stretch>
+                      <a:fillRect/>
+                    </a:stretch>
+                  </pic:blipFill>
+                  <pic:spPr>
+                    <a:xfrm>
+                      <a:off x="0" y="0"/>
+                      <a:ext cx="154939" cy="154939"/>
+                    </a:xfrm>
+                    <a:prstGeom prst="rect"/>
+                  </pic:spPr>
+                </pic:pic>
+              </a:graphicData>
+            </a:graphic>
+          </wp:anchor>
+        </w:drawing>
+      </w:r>
     </w:p>
     <w:p>
       <w:pPr>
         <w:autoSpaceDN w:val="0"/>
         <w:autoSpaceDE w:val="0"/>
         <w:widowControl/>
-        <w:spacing w:line="392" w:lineRule="exact" w:before="0" w:after="0"/>
-        <w:ind w:left="144" w:right="720" w:firstLine="0"/>
-        <w:jc w:val="center"/>
+        <w:spacing w:line="197" w:lineRule="auto" w:before="0" w:after="0"/>
+        <w:ind w:left="0" w:right="4554" w:firstLine="0"/>
+        <w:jc w:val="right"/>
       </w:pPr>
       <w:r>
         <w:rPr>
@@ -26,55 +68,9 @@
           <w:b/>
           <w:i w:val="0"/>
           <w:color w:val="000000"/>
-          <w:sz w:val="36"/>
+          <w:sz w:val="32"/>
         </w:rPr>
-        <w:t xml:space="preserve">Bài thực hành số 8 </w:t>
-      </w:r>
-      <w:r>
-        <w:br/>
-      </w:r>
-      <w:r>
-        <w:rPr>
-          <w:rFonts w:ascii="Calibri" w:hAnsi="Calibri" w:eastAsia="Calibri"/>
-          <w:b/>
-          <w:i w:val="0"/>
-          <w:color w:val="000000"/>
-          <w:sz w:val="36"/>
-        </w:rPr>
-        <w:t xml:space="preserve">Truy vấn con (Subquery) </w:t>
-      </w:r>
-      <w:r>
-        <w:br/>
-      </w:r>
-      <w:r>
-        <w:rPr>
-          <w:rFonts w:ascii="Wingdings" w:hAnsi="Wingdings" w:eastAsia="Wingdings"/>
-          <w:b w:val="0"/>
-          <w:i w:val="0"/>
-          <w:color w:val="000000"/>
-          <w:sz w:val="24"/>
-        </w:rPr>
-        <w:t>❖</w:t>
-      </w:r>
-      <w:r>
-        <w:rPr>
-          <w:rFonts w:ascii="TimesNewRomanPS" w:hAnsi="TimesNewRomanPS" w:eastAsia="TimesNewRomanPS"/>
-          <w:b/>
-          <w:i w:val="0"/>
-          <w:color w:val="000000"/>
-          <w:sz w:val="26"/>
-        </w:rPr>
-        <w:t xml:space="preserve">Nội dung chính: </w:t>
-      </w:r>
-      <w:r>
-        <w:rPr>
-          <w:rFonts w:ascii="TimesNewRomanPSMT" w:hAnsi="TimesNewRomanPSMT" w:eastAsia="TimesNewRomanPSMT"/>
-          <w:b w:val="0"/>
-          <w:i w:val="0"/>
-          <w:color w:val="000000"/>
-          <w:sz w:val="24"/>
-        </w:rPr>
-        <w:t xml:space="preserve">Khái niệm và sử dụng truy vấn con, truy vấn con tương quan và </w:t>
+        <w:t xml:space="preserve">Bài thực hành số 3 </w:t>
       </w:r>
     </w:p>
     <w:p>
@@ -82,8 +78,61 @@
         <w:autoSpaceDN w:val="0"/>
         <w:autoSpaceDE w:val="0"/>
         <w:widowControl/>
-        <w:spacing w:line="266" w:lineRule="exact" w:before="140" w:after="0"/>
-        <w:ind w:left="662" w:right="0" w:firstLine="0"/>
+        <w:spacing w:line="197" w:lineRule="auto" w:before="102" w:after="0"/>
+        <w:ind w:left="0" w:right="4134" w:firstLine="0"/>
+        <w:jc w:val="right"/>
+      </w:pPr>
+      <w:r>
+        <w:rPr>
+          <w:rFonts w:ascii="Calibri" w:hAnsi="Calibri" w:eastAsia="Calibri"/>
+          <w:b/>
+          <w:i w:val="0"/>
+          <w:color w:val="000000"/>
+          <w:sz w:val="32"/>
+        </w:rPr>
+        <w:t xml:space="preserve">Truy vấn cơ bản (phần 1) </w:t>
+      </w:r>
+    </w:p>
+    <w:p>
+      <w:pPr>
+        <w:autoSpaceDN w:val="0"/>
+        <w:autoSpaceDE w:val="0"/>
+        <w:widowControl/>
+        <w:spacing w:line="226" w:lineRule="auto" w:before="168" w:after="0"/>
+        <w:ind w:left="246" w:right="0" w:firstLine="0"/>
+        <w:jc w:val="left"/>
+      </w:pPr>
+      <w:r>
+        <w:rPr>
+          <w:rFonts w:ascii="Wingdings" w:hAnsi="Wingdings" w:eastAsia="Wingdings"/>
+          <w:b w:val="0"/>
+          <w:i w:val="0"/>
+          <w:color w:val="000000"/>
+          <w:sz w:val="22"/>
+        </w:rPr>
+        <w:t>❖</w:t>
+      </w:r>
+      <w:r>
+        <w:rPr>
+          <w:rFonts w:ascii="Calibri" w:hAnsi="Calibri" w:eastAsia="Calibri"/>
+          <w:b/>
+          <w:i/>
+          <w:color w:val="000000"/>
+          <w:sz w:val="22"/>
+        </w:rPr>
+        <w:t xml:space="preserve">Nội dung chính </w:t>
+      </w:r>
+    </w:p>
+    <w:p>
+      <w:pPr>
+        <w:autoSpaceDN w:val="0"/>
+        <w:tabs>
+          <w:tab w:pos="1074" w:val="left"/>
+        </w:tabs>
+        <w:autoSpaceDE w:val="0"/>
+        <w:widowControl/>
+        <w:spacing w:line="322" w:lineRule="exact" w:before="0" w:after="0"/>
+        <w:ind w:left="734" w:right="0" w:firstLine="0"/>
         <w:jc w:val="left"/>
       </w:pPr>
       <w:r>
@@ -94,7 +143,128 @@
           <w:color w:val="000000"/>
           <w:sz w:val="24"/>
         </w:rPr>
-        <w:t xml:space="preserve">không tương quan. </w:t>
+        <w:t>-</w:t>
+      </w:r>
+      <w:r>
+        <w:tab/>
+      </w:r>
+      <w:r>
+        <w:rPr>
+          <w:rFonts w:ascii="TimesNewRomanPSMT" w:hAnsi="TimesNewRomanPSMT" w:eastAsia="TimesNewRomanPSMT"/>
+          <w:b w:val="0"/>
+          <w:i w:val="0"/>
+          <w:color w:val="000000"/>
+          <w:sz w:val="24"/>
+        </w:rPr>
+        <w:t xml:space="preserve">Câu lệnh Select: cú pháp và cách sử dụng </w:t>
+      </w:r>
+    </w:p>
+    <w:p>
+      <w:pPr>
+        <w:autoSpaceDN w:val="0"/>
+        <w:tabs>
+          <w:tab w:pos="1074" w:val="left"/>
+        </w:tabs>
+        <w:autoSpaceDE w:val="0"/>
+        <w:widowControl/>
+        <w:spacing w:line="320" w:lineRule="exact" w:before="66" w:after="0"/>
+        <w:ind w:left="734" w:right="0" w:firstLine="0"/>
+        <w:jc w:val="left"/>
+      </w:pPr>
+      <w:r>
+        <w:rPr>
+          <w:rFonts w:ascii="TimesNewRomanPSMT" w:hAnsi="TimesNewRomanPSMT" w:eastAsia="TimesNewRomanPSMT"/>
+          <w:b w:val="0"/>
+          <w:i w:val="0"/>
+          <w:color w:val="000000"/>
+          <w:sz w:val="24"/>
+        </w:rPr>
+        <w:t>-</w:t>
+      </w:r>
+      <w:r>
+        <w:tab/>
+      </w:r>
+      <w:r>
+        <w:rPr>
+          <w:rFonts w:ascii="TimesNewRomanPSMT" w:hAnsi="TimesNewRomanPSMT" w:eastAsia="TimesNewRomanPSMT"/>
+          <w:b w:val="0"/>
+          <w:i w:val="0"/>
+          <w:color w:val="000000"/>
+          <w:sz w:val="24"/>
+        </w:rPr>
+        <w:t xml:space="preserve">Mệnh đề where </w:t>
+      </w:r>
+    </w:p>
+    <w:p>
+      <w:pPr>
+        <w:autoSpaceDN w:val="0"/>
+        <w:tabs>
+          <w:tab w:pos="1074" w:val="left"/>
+        </w:tabs>
+        <w:autoSpaceDE w:val="0"/>
+        <w:widowControl/>
+        <w:spacing w:line="320" w:lineRule="exact" w:before="70" w:after="0"/>
+        <w:ind w:left="734" w:right="0" w:firstLine="0"/>
+        <w:jc w:val="left"/>
+      </w:pPr>
+      <w:r>
+        <w:rPr>
+          <w:rFonts w:ascii="TimesNewRomanPSMT" w:hAnsi="TimesNewRomanPSMT" w:eastAsia="TimesNewRomanPSMT"/>
+          <w:b w:val="0"/>
+          <w:i w:val="0"/>
+          <w:color w:val="000000"/>
+          <w:sz w:val="24"/>
+        </w:rPr>
+        <w:t>-</w:t>
+      </w:r>
+      <w:r>
+        <w:tab/>
+      </w:r>
+      <w:r>
+        <w:rPr>
+          <w:rFonts w:ascii="TimesNewRomanPSMT" w:hAnsi="TimesNewRomanPSMT" w:eastAsia="TimesNewRomanPSMT"/>
+          <w:b w:val="0"/>
+          <w:i w:val="0"/>
+          <w:color w:val="000000"/>
+          <w:sz w:val="24"/>
+        </w:rPr>
+        <w:t xml:space="preserve">Loại bỏ dữ liệu kết quả trùng lặp với DISTINCT </w:t>
+      </w:r>
+    </w:p>
+    <w:p>
+      <w:pPr>
+        <w:autoSpaceDN w:val="0"/>
+        <w:tabs>
+          <w:tab w:pos="1074" w:val="left"/>
+        </w:tabs>
+        <w:autoSpaceDE w:val="0"/>
+        <w:widowControl/>
+        <w:spacing w:line="320" w:lineRule="exact" w:before="70" w:after="0"/>
+        <w:ind w:left="734" w:right="0" w:firstLine="0"/>
+        <w:jc w:val="left"/>
+      </w:pPr>
+      <w:r>
+        <w:rPr>
+          <w:rFonts w:ascii="TimesNewRomanPSMT" w:hAnsi="TimesNewRomanPSMT" w:eastAsia="TimesNewRomanPSMT"/>
+          <w:b w:val="0"/>
+          <w:i w:val="0"/>
+          <w:color w:val="000000"/>
+          <w:sz w:val="24"/>
+        </w:rPr>
+        <w:t>-</w:t>
+      </w:r>
+      <w:r>
+        <w:tab/>
+      </w:r>
+      <w:r>
+        <w:rPr>
+          <w:rFonts w:ascii="TimesNewRomanPSMT" w:hAnsi="TimesNewRomanPSMT" w:eastAsia="TimesNewRomanPSMT"/>
+          <w:b w:val="0"/>
+          <w:i w:val="0"/>
+          <w:color w:val="000000"/>
+          <w:sz w:val="24"/>
+        </w:rPr>
+        <w:t xml:space="preserve">Giới hạn các bản ghi trả về bằng LIMIT </w:t>
       </w:r>
     </w:p>
     <w:p>
@@ -102,8 +272,8 @@
         <w:autoSpaceDN w:val="0"/>
         <w:autoSpaceDE w:val="0"/>
         <w:widowControl/>
-        <w:spacing w:line="372" w:lineRule="exact" w:before="252" w:after="0"/>
-        <w:ind w:left="262" w:right="720" w:firstLine="10"/>
+        <w:spacing w:line="197" w:lineRule="auto" w:before="424" w:after="0"/>
+        <w:ind w:left="392" w:right="0" w:firstLine="0"/>
         <w:jc w:val="left"/>
       </w:pPr>
       <w:r>
@@ -124,90 +294,7 @@
           <w:color w:val="000000"/>
           <w:sz w:val="22"/>
         </w:rPr>
-        <w:t xml:space="preserve">Khái niệm truy vấn con </w:t>
-      </w:r>
-      <w:r>
-        <w:br/>
-      </w:r>
-      <w:r>
-        <w:rPr>
-          <w:rFonts w:ascii="TimesNewRomanPSMT" w:hAnsi="TimesNewRomanPSMT" w:eastAsia="TimesNewRomanPSMT"/>
-          <w:b w:val="0"/>
-          <w:i w:val="0"/>
-          <w:color w:val="000000"/>
-          <w:sz w:val="24"/>
-        </w:rPr>
-        <w:t xml:space="preserve"> Để kết hợp các bảng dữ liệu với nhau, ngoài các phép nối và các toán tử tập hợp, SQL </w:t>
-      </w:r>
-      <w:r>
-        <w:rPr>
-          <w:rFonts w:ascii="TimesNewRomanPSMT" w:hAnsi="TimesNewRomanPSMT" w:eastAsia="TimesNewRomanPSMT"/>
-          <w:b w:val="0"/>
-          <w:i w:val="0"/>
-          <w:color w:val="000000"/>
-          <w:sz w:val="24"/>
-        </w:rPr>
-        <w:t>cung cấp một cách khác để trả lại dữ liệu từ nhiều bảng gọi là truy vấn con (</w:t>
-      </w:r>
-      <w:r>
-        <w:rPr>
-          <w:rFonts w:ascii="TimesNewRomanPS" w:hAnsi="TimesNewRomanPS" w:eastAsia="TimesNewRomanPS"/>
-          <w:b w:val="0"/>
-          <w:i/>
-          <w:color w:val="000000"/>
-          <w:sz w:val="24"/>
-        </w:rPr>
-        <w:t>subquery</w:t>
-      </w:r>
-      <w:r>
-        <w:rPr>
-          <w:rFonts w:ascii="TimesNewRomanPSMT" w:hAnsi="TimesNewRomanPSMT" w:eastAsia="TimesNewRomanPSMT"/>
-          <w:b w:val="0"/>
-          <w:i w:val="0"/>
-          <w:color w:val="000000"/>
-          <w:sz w:val="24"/>
-        </w:rPr>
-        <w:t xml:space="preserve">). </w:t>
-      </w:r>
-      <w:r>
-        <w:rPr>
-          <w:rFonts w:ascii="TimesNewRomanPSMT" w:hAnsi="TimesNewRomanPSMT" w:eastAsia="TimesNewRomanPSMT"/>
-          <w:b w:val="0"/>
-          <w:i w:val="0"/>
-          <w:color w:val="000000"/>
-          <w:sz w:val="24"/>
-        </w:rPr>
-        <w:t xml:space="preserve">Khi một câu lệnh SELECT được sử dụng trong một câu lệnh khác, câu lệnh SELECT </w:t>
-      </w:r>
-      <w:r>
-        <w:rPr>
-          <w:rFonts w:ascii="TimesNewRomanPSMT" w:hAnsi="TimesNewRomanPSMT" w:eastAsia="TimesNewRomanPSMT"/>
-          <w:b w:val="0"/>
-          <w:i w:val="0"/>
-          <w:color w:val="000000"/>
-          <w:sz w:val="24"/>
-        </w:rPr>
-        <w:t xml:space="preserve">bên trong được gọi là truy vấn con (subquery), cách gọi khác là truy vấn lồng (nested </w:t>
-      </w:r>
-      <w:r>
-        <w:rPr>
-          <w:rFonts w:ascii="TimesNewRomanPSMT" w:hAnsi="TimesNewRomanPSMT" w:eastAsia="TimesNewRomanPSMT"/>
-          <w:b w:val="0"/>
-          <w:i w:val="0"/>
-          <w:color w:val="000000"/>
-          <w:sz w:val="24"/>
-        </w:rPr>
-        <w:t xml:space="preserve">query), truy vấn trong (inner query). Cơ bản một truy vấn con có thể được sử dụng ở </w:t>
-      </w:r>
-      <w:r>
-        <w:rPr>
-          <w:rFonts w:ascii="TimesNewRomanPSMT" w:hAnsi="TimesNewRomanPSMT" w:eastAsia="TimesNewRomanPSMT"/>
-          <w:b w:val="0"/>
-          <w:i w:val="0"/>
-          <w:color w:val="000000"/>
-          <w:sz w:val="24"/>
-        </w:rPr>
-        <w:t xml:space="preserve">bất cứ nơi đâu mà một biểu thức có thể được sử dụng. </w:t>
+        <w:t xml:space="preserve">Cài đặt cở sở dữ liệu mẫu </w:t>
       </w:r>
     </w:p>
     <w:p>
@@ -215,147 +302,302 @@
         <w:autoSpaceDN w:val="0"/>
         <w:autoSpaceDE w:val="0"/>
         <w:widowControl/>
-        <w:spacing w:line="266" w:lineRule="exact" w:before="384" w:after="0"/>
-        <w:ind w:left="262" w:right="0" w:firstLine="0"/>
+        <w:spacing w:line="264" w:lineRule="exact" w:before="168" w:after="0"/>
+        <w:ind w:left="382" w:right="0" w:firstLine="0"/>
         <w:jc w:val="left"/>
       </w:pPr>
       <w:r>
         <w:rPr>
-          <w:rFonts w:ascii="TimesNewRomanPS" w:hAnsi="TimesNewRomanPS" w:eastAsia="TimesNewRomanPS"/>
-          <w:b/>
+          <w:rFonts w:ascii="TimesNewRomanPSMT" w:hAnsi="TimesNewRomanPSMT" w:eastAsia="TimesNewRomanPSMT"/>
+          <w:b w:val="0"/>
           <w:i w:val="0"/>
-          <w:color w:val="000000"/>
+          <w:color w:val="2B2B2B"/>
           <w:sz w:val="24"/>
         </w:rPr>
-        <w:t>Ví dụ</w:t>
+        <w:t xml:space="preserve">Cơ sở dữ liệu mẫu bao gồm các bảng sau: </w:t>
+      </w:r>
+    </w:p>
+    <w:p>
+      <w:pPr>
+        <w:autoSpaceDN w:val="0"/>
+        <w:tabs>
+          <w:tab w:pos="1074" w:val="left"/>
+        </w:tabs>
+        <w:autoSpaceDE w:val="0"/>
+        <w:widowControl/>
+        <w:spacing w:line="292" w:lineRule="exact" w:before="76" w:after="0"/>
+        <w:ind w:left="734" w:right="0" w:firstLine="0"/>
+        <w:jc w:val="left"/>
+      </w:pPr>
+      <w:r>
+        <w:rPr>
+          <w:rFonts w:ascii="ArialMT" w:hAnsi="ArialMT" w:eastAsia="ArialMT"/>
+          <w:b w:val="0"/>
+          <w:i w:val="0"/>
+          <w:color w:val="2B2B2B"/>
+          <w:sz w:val="19"/>
+        </w:rPr>
+        <w:t xml:space="preserve">• </w:t>
+      </w:r>
+      <w:r>
+        <w:tab/>
+      </w:r>
+      <w:r>
+        <w:rPr>
+          <w:rFonts w:ascii="Times New Roman" w:hAnsi="Times New Roman" w:eastAsia="Times New Roman"/>
+          <w:b w:val="0"/>
+          <w:i/>
+          <w:color w:val="2B2B2B"/>
+          <w:sz w:val="24"/>
+        </w:rPr>
+        <w:t>Customers</w:t>
       </w:r>
       <w:r>
         <w:rPr>
           <w:rFonts w:ascii="TimesNewRomanPSMT" w:hAnsi="TimesNewRomanPSMT" w:eastAsia="TimesNewRomanPSMT"/>
           <w:b w:val="0"/>
           <w:i w:val="0"/>
-          <w:color w:val="000000"/>
+          <w:color w:val="2B2B2B"/>
           <w:sz w:val="24"/>
         </w:rPr>
-        <w:t xml:space="preserve">: Đưa ra các đơn hàng gần đây nhất </w:t>
+        <w:t xml:space="preserve">: Lưu trữ thông tin về khách hàng. </w:t>
       </w:r>
     </w:p>
     <w:p>
       <w:pPr>
         <w:autoSpaceDN w:val="0"/>
+        <w:tabs>
+          <w:tab w:pos="1074" w:val="left"/>
+        </w:tabs>
         <w:autoSpaceDE w:val="0"/>
         <w:widowControl/>
-        <w:spacing w:line="290" w:lineRule="auto" w:before="360" w:after="0"/>
-        <w:ind w:left="262" w:right="1152" w:firstLine="0"/>
+        <w:spacing w:line="292" w:lineRule="exact" w:before="64" w:after="0"/>
+        <w:ind w:left="734" w:right="0" w:firstLine="0"/>
         <w:jc w:val="left"/>
       </w:pPr>
       <w:r>
         <w:rPr>
-          <w:rFonts w:ascii="Courier New" w:hAnsi="Courier New" w:eastAsia="Courier New"/>
+          <w:rFonts w:ascii="ArialMT" w:hAnsi="ArialMT" w:eastAsia="ArialMT"/>
           <w:b w:val="0"/>
           <w:i w:val="0"/>
-          <w:color w:val="000000"/>
-          <w:sz w:val="24"/>
+          <w:color w:val="2B2B2B"/>
+          <w:sz w:val="19"/>
         </w:rPr>
-        <w:t xml:space="preserve">SELECT * FROM orders </w:t>
+        <w:t xml:space="preserve">• </w:t>
       </w:r>
       <w:r>
-        <w:br/>
+        <w:tab/>
       </w:r>
       <w:r>
         <w:rPr>
-          <w:rFonts w:ascii="Courier New" w:hAnsi="Courier New" w:eastAsia="Courier New"/>
+          <w:rFonts w:ascii="Times New Roman" w:hAnsi="Times New Roman" w:eastAsia="Times New Roman"/>
           <w:b w:val="0"/>
-          <w:i w:val="0"/>
-          <w:color w:val="000000"/>
+          <w:i/>
+          <w:color w:val="2B2B2B"/>
           <w:sz w:val="24"/>
         </w:rPr>
-        <w:t xml:space="preserve">WHERE orderDate = (SELECT MAX(orderDate) FROM orders) </w:t>
-      </w:r>
-    </w:p>
-    <w:p>
-      <w:pPr>
-        <w:autoSpaceDN w:val="0"/>
-        <w:autoSpaceDE w:val="0"/>
-        <w:widowControl/>
-        <w:spacing w:line="392" w:lineRule="exact" w:before="306" w:after="0"/>
-        <w:ind w:left="272" w:right="752" w:hanging="10"/>
-        <w:jc w:val="both"/>
-      </w:pPr>
-      <w:r>
-        <w:rPr>
-          <w:rFonts w:ascii="TimesNewRomanPSMT" w:hAnsi="TimesNewRomanPSMT" w:eastAsia="TimesNewRomanPSMT"/>
-          <w:b w:val="0"/>
-          <w:i w:val="0"/>
-          <w:color w:val="000000"/>
-          <w:sz w:val="24"/>
-        </w:rPr>
-        <w:t xml:space="preserve">Truy vấn con  </w:t>
-      </w:r>
-      <w:r>
-        <w:rPr>
-          <w:rFonts w:ascii="Courier New" w:hAnsi="Courier New" w:eastAsia="Courier New"/>
-          <w:b w:val="0"/>
-          <w:i w:val="0"/>
-          <w:color w:val="000000"/>
-          <w:sz w:val="24"/>
-        </w:rPr>
-        <w:t xml:space="preserve">SELECT MAX(orderDate) FROM orders </w:t>
+        <w:t>Products</w:t>
       </w:r>
       <w:r>
         <w:rPr>
           <w:rFonts w:ascii="TimesNewRomanPSMT" w:hAnsi="TimesNewRomanPSMT" w:eastAsia="TimesNewRomanPSMT"/>
           <w:b w:val="0"/>
           <w:i w:val="0"/>
-          <w:color w:val="000000"/>
+          <w:color w:val="2B2B2B"/>
           <w:sz w:val="24"/>
         </w:rPr>
-        <w:t xml:space="preserve">trả lại ngày gần đây </w:t>
+        <w:t xml:space="preserve">: Lưu trữ danh sách về các sản phẩm. </w:t>
+      </w:r>
+    </w:p>
+    <w:p>
+      <w:pPr>
+        <w:autoSpaceDN w:val="0"/>
+        <w:tabs>
+          <w:tab w:pos="1074" w:val="left"/>
+        </w:tabs>
+        <w:autoSpaceDE w:val="0"/>
+        <w:widowControl/>
+        <w:spacing w:line="294" w:lineRule="exact" w:before="62" w:after="0"/>
+        <w:ind w:left="734" w:right="0" w:firstLine="0"/>
+        <w:jc w:val="left"/>
+      </w:pPr>
+      <w:r>
+        <w:rPr>
+          <w:rFonts w:ascii="ArialMT" w:hAnsi="ArialMT" w:eastAsia="ArialMT"/>
+          <w:b w:val="0"/>
+          <w:i w:val="0"/>
+          <w:color w:val="2B2B2B"/>
+          <w:sz w:val="19"/>
+        </w:rPr>
+        <w:t xml:space="preserve">• </w:t>
+      </w:r>
+      <w:r>
+        <w:tab/>
+      </w:r>
+      <w:r>
+        <w:rPr>
+          <w:rFonts w:ascii="Times New Roman" w:hAnsi="Times New Roman" w:eastAsia="Times New Roman"/>
+          <w:b w:val="0"/>
+          <w:i/>
+          <w:color w:val="2B2B2B"/>
+          <w:sz w:val="24"/>
+        </w:rPr>
+        <w:t>ProductLines</w:t>
       </w:r>
       <w:r>
         <w:rPr>
           <w:rFonts w:ascii="TimesNewRomanPSMT" w:hAnsi="TimesNewRomanPSMT" w:eastAsia="TimesNewRomanPSMT"/>
           <w:b w:val="0"/>
           <w:i w:val="0"/>
-          <w:color w:val="000000"/>
+          <w:color w:val="2B2B2B"/>
           <w:sz w:val="24"/>
         </w:rPr>
-        <w:t xml:space="preserve">nhất trong các đơn hàng và giá trị này sẽ được sử dụng trong mệnh đề WHERE của </w:t>
+        <w:t xml:space="preserve">: Lưu trữ danh mục các loại sản phẩm </w:t>
+      </w:r>
+    </w:p>
+    <w:p>
+      <w:pPr>
+        <w:autoSpaceDN w:val="0"/>
+        <w:tabs>
+          <w:tab w:pos="1074" w:val="left"/>
+        </w:tabs>
+        <w:autoSpaceDE w:val="0"/>
+        <w:widowControl/>
+        <w:spacing w:line="294" w:lineRule="exact" w:before="58" w:after="0"/>
+        <w:ind w:left="734" w:right="0" w:firstLine="0"/>
+        <w:jc w:val="left"/>
+      </w:pPr>
+      <w:r>
+        <w:rPr>
+          <w:rFonts w:ascii="ArialMT" w:hAnsi="ArialMT" w:eastAsia="ArialMT"/>
+          <w:b w:val="0"/>
+          <w:i w:val="0"/>
+          <w:color w:val="2B2B2B"/>
+          <w:sz w:val="19"/>
+        </w:rPr>
+        <w:t xml:space="preserve">• </w:t>
+      </w:r>
+      <w:r>
+        <w:tab/>
+      </w:r>
+      <w:r>
+        <w:rPr>
+          <w:rFonts w:ascii="Times New Roman" w:hAnsi="Times New Roman" w:eastAsia="Times New Roman"/>
+          <w:b w:val="0"/>
+          <w:i/>
+          <w:color w:val="2B2B2B"/>
+          <w:sz w:val="24"/>
+        </w:rPr>
+        <w:t>Orders</w:t>
       </w:r>
       <w:r>
         <w:rPr>
           <w:rFonts w:ascii="TimesNewRomanPSMT" w:hAnsi="TimesNewRomanPSMT" w:eastAsia="TimesNewRomanPSMT"/>
           <w:b w:val="0"/>
           <w:i w:val="0"/>
-          <w:color w:val="000000"/>
+          <w:color w:val="2B2B2B"/>
           <w:sz w:val="24"/>
         </w:rPr>
-        <w:t xml:space="preserve">truy vấn ngoài. Kết hợp hai truy vấn trên sẽ trả lại danh sách các đơn hàng của ngày </w:t>
+        <w:t xml:space="preserve">: Lưu trữ các đơn hàng được đặt bởi các khách hàng. </w:t>
+      </w:r>
+    </w:p>
+    <w:p>
+      <w:pPr>
+        <w:autoSpaceDN w:val="0"/>
+        <w:tabs>
+          <w:tab w:pos="1074" w:val="left"/>
+        </w:tabs>
+        <w:autoSpaceDE w:val="0"/>
+        <w:widowControl/>
+        <w:spacing w:line="292" w:lineRule="exact" w:before="64" w:after="0"/>
+        <w:ind w:left="734" w:right="0" w:firstLine="0"/>
+        <w:jc w:val="left"/>
+      </w:pPr>
+      <w:r>
+        <w:rPr>
+          <w:rFonts w:ascii="ArialMT" w:hAnsi="ArialMT" w:eastAsia="ArialMT"/>
+          <w:b w:val="0"/>
+          <w:i w:val="0"/>
+          <w:color w:val="2B2B2B"/>
+          <w:sz w:val="19"/>
+        </w:rPr>
+        <w:t xml:space="preserve">• </w:t>
+      </w:r>
+      <w:r>
+        <w:tab/>
+      </w:r>
+      <w:r>
+        <w:rPr>
+          <w:rFonts w:ascii="Times New Roman" w:hAnsi="Times New Roman" w:eastAsia="Times New Roman"/>
+          <w:b w:val="0"/>
+          <w:i/>
+          <w:color w:val="2B2B2B"/>
+          <w:sz w:val="24"/>
+        </w:rPr>
+        <w:t>OrderDetails</w:t>
       </w:r>
       <w:r>
         <w:rPr>
           <w:rFonts w:ascii="TimesNewRomanPSMT" w:hAnsi="TimesNewRomanPSMT" w:eastAsia="TimesNewRomanPSMT"/>
           <w:b w:val="0"/>
           <w:i w:val="0"/>
-          <w:color w:val="000000"/>
+          <w:color w:val="2B2B2B"/>
           <w:sz w:val="24"/>
         </w:rPr>
-        <w:t xml:space="preserve">gần nhất. </w:t>
+        <w:t xml:space="preserve">: Lưu trữ về chi tiết các dòng đơn hàng </w:t>
       </w:r>
     </w:p>
     <w:p>
       <w:pPr>
         <w:autoSpaceDN w:val="0"/>
+        <w:tabs>
+          <w:tab w:pos="1074" w:val="left"/>
+          <w:tab w:pos="5928" w:val="left"/>
+          <w:tab w:pos="6742" w:val="left"/>
+        </w:tabs>
         <w:autoSpaceDE w:val="0"/>
         <w:widowControl/>
-        <w:spacing w:line="240" w:lineRule="auto" w:before="332" w:after="0"/>
-        <w:ind w:left="156" w:right="0" w:firstLine="0"/>
+        <w:spacing w:line="240" w:lineRule="auto" w:before="10" w:after="0"/>
+        <w:ind w:left="734" w:right="0" w:firstLine="0"/>
         <w:jc w:val="left"/>
       </w:pPr>
       <w:r>
+        <w:rPr>
+          <w:rFonts w:ascii="ArialMT" w:hAnsi="ArialMT" w:eastAsia="ArialMT"/>
+          <w:b w:val="0"/>
+          <w:i w:val="0"/>
+          <w:color w:val="2B2B2B"/>
+          <w:sz w:val="19"/>
+        </w:rPr>
+        <w:t xml:space="preserve">• </w:t>
+      </w:r>
+      <w:r>
+        <w:tab/>
+      </w:r>
+      <w:r>
+        <w:rPr>
+          <w:rFonts w:ascii="Times New Roman" w:hAnsi="Times New Roman" w:eastAsia="Times New Roman"/>
+          <w:b w:val="0"/>
+          <w:i/>
+          <w:color w:val="2B2B2B"/>
+          <w:sz w:val="24"/>
+        </w:rPr>
+        <w:t>Payments</w:t>
+      </w:r>
+      <w:r>
+        <w:rPr>
+          <w:rFonts w:ascii="TimesNewRomanPSMT" w:hAnsi="TimesNewRomanPSMT" w:eastAsia="TimesNewRomanPSMT"/>
+          <w:b w:val="0"/>
+          <w:i w:val="0"/>
+          <w:color w:val="2B2B2B"/>
+          <w:sz w:val="24"/>
+        </w:rPr>
+        <w:t>: Lưu trữ các thanh toán của khách hàng </w:t>
+      </w:r>
+      <w:r>
         <w:drawing>
           <wp:inline xmlns:a="http://schemas.openxmlformats.org/drawingml/2006/main" xmlns:pic="http://schemas.openxmlformats.org/drawingml/2006/picture">
-            <wp:extent cx="5801360" cy="690880"/>
+            <wp:extent cx="154940" cy="160019"/>
             <wp:docPr id="1" name="Picture 1"/>
             <wp:cNvGraphicFramePr>
               <a:graphicFrameLocks noChangeAspect="1"/>
@@ -376,7 +618,154 @@
                   <pic:spPr>
                     <a:xfrm>
                       <a:off x="0" y="0"/>
-                      <a:ext cx="5801360" cy="690880"/>
+                      <a:ext cx="154940" cy="160019"/>
+                    </a:xfrm>
+                    <a:prstGeom prst="rect"/>
+                  </pic:spPr>
+                </pic:pic>
+              </a:graphicData>
+            </a:graphic>
+          </wp:inline>
+        </w:drawing>
+      </w:r>
+      <w:r>
+        <w:tab/>
+      </w:r>
+      <w:r>
+        <w:rPr>
+          <w:rFonts w:ascii="Times New Roman" w:hAnsi="Times New Roman" w:eastAsia="Times New Roman"/>
+          <w:b w:val="0"/>
+          <w:i/>
+          <w:color w:val="2B2B2B"/>
+          <w:sz w:val="24"/>
+        </w:rPr>
+        <w:t>Employees</w:t>
+      </w:r>
+      <w:r>
+        <w:rPr>
+          <w:rFonts w:ascii="TimesNewRomanPSMT" w:hAnsi="TimesNewRomanPSMT" w:eastAsia="TimesNewRomanPSMT"/>
+          <w:b w:val="0"/>
+          <w:i w:val="0"/>
+          <w:color w:val="2B2B2B"/>
+          <w:sz w:val="24"/>
+        </w:rPr>
+        <w:t xml:space="preserve">: </w:t>
+      </w:r>
+    </w:p>
+    <w:p>
+      <w:pPr>
+        <w:autoSpaceDN w:val="0"/>
+        <w:autoSpaceDE w:val="0"/>
+        <w:widowControl/>
+        <w:spacing w:line="294" w:lineRule="exact" w:before="90" w:after="0"/>
+        <w:ind w:left="1074" w:right="0" w:firstLine="0"/>
+        <w:jc w:val="left"/>
+      </w:pPr>
+      <w:r>
+        <w:rPr>
+          <w:rFonts w:ascii="TimesNewRomanPSMT" w:hAnsi="TimesNewRomanPSMT" w:eastAsia="TimesNewRomanPSMT"/>
+          <w:b w:val="0"/>
+          <w:i w:val="0"/>
+          <w:color w:val="2B2B2B"/>
+          <w:sz w:val="24"/>
+        </w:rPr>
+        <w:t>Lưu trữ thông tin về các nhân viên của tổ chức </w:t>
+      </w:r>
+      <w:r>
+        <w:rPr>
+          <w:rFonts w:ascii="Times New Roman" w:hAnsi="Times New Roman" w:eastAsia="Times New Roman"/>
+          <w:b w:val="0"/>
+          <w:i/>
+          <w:color w:val="2B2B2B"/>
+          <w:sz w:val="24"/>
+        </w:rPr>
+        <w:t>Offices</w:t>
+      </w:r>
+      <w:r>
+        <w:rPr>
+          <w:rFonts w:ascii="TimesNewRomanPSMT" w:hAnsi="TimesNewRomanPSMT" w:eastAsia="TimesNewRomanPSMT"/>
+          <w:b w:val="0"/>
+          <w:i w:val="0"/>
+          <w:color w:val="2B2B2B"/>
+          <w:sz w:val="24"/>
+        </w:rPr>
+        <w:t xml:space="preserve">: Lưu thông tin </w:t>
+      </w:r>
+    </w:p>
+    <w:p>
+      <w:pPr>
+        <w:autoSpaceDN w:val="0"/>
+        <w:autoSpaceDE w:val="0"/>
+        <w:widowControl/>
+        <w:spacing w:line="264" w:lineRule="exact" w:before="106" w:after="0"/>
+        <w:ind w:left="1074" w:right="0" w:firstLine="0"/>
+        <w:jc w:val="left"/>
+      </w:pPr>
+      <w:r>
+        <w:rPr>
+          <w:rFonts w:ascii="TimesNewRomanPSMT" w:hAnsi="TimesNewRomanPSMT" w:eastAsia="TimesNewRomanPSMT"/>
+          <w:b w:val="0"/>
+          <w:i w:val="0"/>
+          <w:color w:val="2B2B2B"/>
+          <w:sz w:val="24"/>
+        </w:rPr>
+        <w:t xml:space="preserve">về các văn phòng của tổ chức. </w:t>
+      </w:r>
+    </w:p>
+    <w:p>
+      <w:pPr>
+        <w:autoSpaceDN w:val="0"/>
+        <w:autoSpaceDE w:val="0"/>
+        <w:widowControl/>
+        <w:spacing w:line="266" w:lineRule="exact" w:before="122" w:after="0"/>
+        <w:ind w:left="734" w:right="0" w:firstLine="0"/>
+        <w:jc w:val="left"/>
+      </w:pPr>
+      <w:r>
+        <w:rPr>
+          <w:rFonts w:ascii="TimesNewRomanPSMT" w:hAnsi="TimesNewRomanPSMT" w:eastAsia="TimesNewRomanPSMT"/>
+          <w:b w:val="0"/>
+          <w:i w:val="0"/>
+          <w:color w:val="2B2B2B"/>
+          <w:sz w:val="24"/>
+        </w:rPr>
+        <w:t>Hình dưới minh họa mối quan hệ giữa các bảng dữ liệu trong cơ sở dữ liệu</w:t>
+      </w:r>
+    </w:p>
+    <w:p>
+      <w:pPr>
+        <w:autoSpaceDN w:val="0"/>
+        <w:autoSpaceDE w:val="0"/>
+        <w:widowControl/>
+        <w:spacing w:line="240" w:lineRule="auto" w:before="400" w:after="0"/>
+        <w:ind w:left="0" w:right="0" w:firstLine="0"/>
+        <w:jc w:val="center"/>
+      </w:pPr>
+      <w:r>
+        <w:drawing>
+          <wp:inline xmlns:a="http://schemas.openxmlformats.org/drawingml/2006/main" xmlns:pic="http://schemas.openxmlformats.org/drawingml/2006/picture">
+            <wp:extent cx="6428740" cy="4215130"/>
+            <wp:docPr id="2" name="Picture 2"/>
+            <wp:cNvGraphicFramePr>
+              <a:graphicFrameLocks noChangeAspect="1"/>
+            </wp:cNvGraphicFramePr>
+            <a:graphic>
+              <a:graphicData uri="http://schemas.openxmlformats.org/drawingml/2006/picture">
+                <pic:pic>
+                  <pic:nvPicPr>
+                    <pic:cNvPr id="0" name="image.png"/>
+                    <pic:cNvPicPr/>
+                  </pic:nvPicPr>
+                  <pic:blipFill>
+                    <a:blip r:embed="rId10"/>
+                    <a:stretch>
+                      <a:fillRect/>
+                    </a:stretch>
+                  </pic:blipFill>
+                  <pic:spPr>
+                    <a:xfrm>
+                      <a:off x="0" y="0"/>
+                      <a:ext cx="6428740" cy="4215130"/>
                     </a:xfrm>
                     <a:prstGeom prst="rect"/>
                   </pic:spPr>
@@ -389,11 +778,30 @@
     </w:p>
     <w:p>
       <w:pPr>
+        <w:sectPr>
+          <w:pgSz w:w="11906" w:h="16841"/>
+          <w:pgMar w:top="720" w:right="296" w:bottom="578" w:left="1440" w:header="720" w:footer="720" w:gutter="0"/>
+          <w:cols/>
+          <w:docGrid w:linePitch="360"/>
+        </w:sectPr>
+      </w:pPr>
+    </w:p>
+    <w:p>
+      <w:pPr>
         <w:autoSpaceDN w:val="0"/>
         <w:autoSpaceDE w:val="0"/>
         <w:widowControl/>
-        <w:spacing w:line="372" w:lineRule="exact" w:before="226" w:after="0"/>
-        <w:ind w:left="272" w:right="720" w:hanging="10"/>
+        <w:spacing w:line="220" w:lineRule="exact" w:before="0" w:after="332"/>
+        <w:ind w:left="0" w:right="0"/>
+      </w:pPr>
+    </w:p>
+    <w:p>
+      <w:pPr>
+        <w:autoSpaceDN w:val="0"/>
+        <w:autoSpaceDE w:val="0"/>
+        <w:widowControl/>
+        <w:spacing w:line="320" w:lineRule="exact" w:before="0" w:after="0"/>
+        <w:ind w:left="338" w:right="0" w:firstLine="0"/>
         <w:jc w:val="left"/>
       </w:pPr>
       <w:r>
@@ -404,7 +812,17 @@
           <w:color w:val="000000"/>
           <w:sz w:val="24"/>
         </w:rPr>
-        <w:t xml:space="preserve">Truy vấn con được chia làm hai loại: truy vấn con không tương quan (non-correlated) </w:t>
+        <w:t xml:space="preserve">Tải file script </w:t>
+      </w:r>
+      <w:r>
+        <w:rPr>
+          <w:rFonts w:ascii="Times New Roman" w:hAnsi="Times New Roman" w:eastAsia="Times New Roman"/>
+          <w:b w:val="0"/>
+          <w:i/>
+          <w:color w:val="000000"/>
+          <w:sz w:val="24"/>
+        </w:rPr>
+        <w:t>sampledatabase.sql</w:t>
       </w:r>
       <w:r>
         <w:rPr>
@@ -414,7 +832,7 @@
           <w:color w:val="000000"/>
           <w:sz w:val="24"/>
         </w:rPr>
-        <w:t xml:space="preserve">và truy vấn con có tương quan (correlated) </w:t>
+        <w:t xml:space="preserve"> để tạo CSDLvề từ địa chỉ: </w:t>
       </w:r>
     </w:p>
     <w:p>
@@ -422,8 +840,189 @@
         <w:autoSpaceDN w:val="0"/>
         <w:autoSpaceDE w:val="0"/>
         <w:widowControl/>
-        <w:spacing w:line="362" w:lineRule="exact" w:before="300" w:after="0"/>
-        <w:ind w:left="262" w:right="720" w:firstLine="10"/>
+        <w:spacing w:line="194" w:lineRule="auto" w:before="154" w:after="0"/>
+        <w:ind w:left="338" w:right="0" w:firstLine="0"/>
+        <w:jc w:val="left"/>
+      </w:pPr>
+      <w:r>
+        <w:rPr>
+          <w:rFonts w:ascii="Calibri" w:hAnsi="Calibri" w:eastAsia="Calibri"/>
+          <w:b w:val="0"/>
+          <w:i w:val="0"/>
+          <w:color w:val="0000FF"/>
+          <w:sz w:val="21"/>
+          <w:u w:val="single"/>
+        </w:rPr>
+        <w:t>http://www.mysqltutorial.org/mysql-sample-database.aspx</w:t>
+      </w:r>
+    </w:p>
+    <w:p>
+      <w:pPr>
+        <w:autoSpaceDN w:val="0"/>
+        <w:autoSpaceDE w:val="0"/>
+        <w:widowControl/>
+        <w:spacing w:line="320" w:lineRule="exact" w:before="362" w:after="0"/>
+        <w:ind w:left="382" w:right="0" w:firstLine="0"/>
+        <w:jc w:val="left"/>
+      </w:pPr>
+      <w:r>
+        <w:rPr>
+          <w:rFonts w:ascii="TimesNewRomanPSMT" w:hAnsi="TimesNewRomanPSMT" w:eastAsia="TimesNewRomanPSMT"/>
+          <w:b w:val="0"/>
+          <w:i w:val="0"/>
+          <w:color w:val="000000"/>
+          <w:sz w:val="24"/>
+        </w:rPr>
+        <w:t xml:space="preserve">Giả sử file </w:t>
+      </w:r>
+      <w:r>
+        <w:rPr>
+          <w:rFonts w:ascii="Times New Roman" w:hAnsi="Times New Roman" w:eastAsia="Times New Roman"/>
+          <w:b w:val="0"/>
+          <w:i/>
+          <w:color w:val="000000"/>
+          <w:sz w:val="24"/>
+        </w:rPr>
+        <w:t>sampledatabase.sql</w:t>
+      </w:r>
+      <w:r>
+        <w:rPr>
+          <w:rFonts w:ascii="TimesNewRomanPSMT" w:hAnsi="TimesNewRomanPSMT" w:eastAsia="TimesNewRomanPSMT"/>
+          <w:b w:val="0"/>
+          <w:i w:val="0"/>
+          <w:color w:val="000000"/>
+          <w:sz w:val="24"/>
+        </w:rPr>
+        <w:t xml:space="preserve"> được đặt trong thư mục gốc ổ C: </w:t>
+      </w:r>
+    </w:p>
+    <w:p>
+      <w:pPr>
+        <w:autoSpaceDN w:val="0"/>
+        <w:autoSpaceDE w:val="0"/>
+        <w:widowControl/>
+        <w:spacing w:line="296" w:lineRule="exact" w:before="358" w:after="0"/>
+        <w:ind w:left="392" w:right="432" w:hanging="10"/>
+        <w:jc w:val="left"/>
+      </w:pPr>
+      <w:r>
+        <w:rPr>
+          <w:rFonts w:ascii="TimesNewRomanPSMT" w:hAnsi="TimesNewRomanPSMT" w:eastAsia="TimesNewRomanPSMT"/>
+          <w:b w:val="0"/>
+          <w:i w:val="0"/>
+          <w:color w:val="000000"/>
+          <w:sz w:val="24"/>
+        </w:rPr>
+        <w:t xml:space="preserve">Đăng nhập vào MySQL server từ chương trình khách </w:t>
+      </w:r>
+      <w:r>
+        <w:rPr>
+          <w:rFonts w:ascii="Times New Roman" w:hAnsi="Times New Roman" w:eastAsia="Times New Roman"/>
+          <w:b w:val="0"/>
+          <w:i/>
+          <w:color w:val="000000"/>
+          <w:sz w:val="24"/>
+        </w:rPr>
+        <w:t>mysql.exe</w:t>
+      </w:r>
+      <w:r>
+        <w:rPr>
+          <w:rFonts w:ascii="TimesNewRomanPSMT" w:hAnsi="TimesNewRomanPSMT" w:eastAsia="TimesNewRomanPSMT"/>
+          <w:b w:val="0"/>
+          <w:i w:val="0"/>
+          <w:color w:val="000000"/>
+          <w:sz w:val="24"/>
+        </w:rPr>
+        <w:t xml:space="preserve"> sử dụng tài khoản </w:t>
+      </w:r>
+      <w:r>
+        <w:rPr>
+          <w:rFonts w:ascii="TimesNewRomanPSMT" w:hAnsi="TimesNewRomanPSMT" w:eastAsia="TimesNewRomanPSMT"/>
+          <w:b w:val="0"/>
+          <w:i w:val="0"/>
+          <w:color w:val="000000"/>
+          <w:sz w:val="24"/>
+        </w:rPr>
+        <w:t xml:space="preserve">root </w:t>
+      </w:r>
+    </w:p>
+    <w:p>
+      <w:pPr>
+        <w:autoSpaceDN w:val="0"/>
+        <w:autoSpaceDE w:val="0"/>
+        <w:widowControl/>
+        <w:spacing w:line="266" w:lineRule="exact" w:before="368" w:after="0"/>
+        <w:ind w:left="382" w:right="0" w:firstLine="0"/>
+        <w:jc w:val="left"/>
+      </w:pPr>
+      <w:r>
+        <w:rPr>
+          <w:rFonts w:ascii="TimesNewRomanPSMT" w:hAnsi="TimesNewRomanPSMT" w:eastAsia="TimesNewRomanPSMT"/>
+          <w:b w:val="0"/>
+          <w:i w:val="0"/>
+          <w:color w:val="000000"/>
+          <w:sz w:val="24"/>
+        </w:rPr>
+        <w:t xml:space="preserve">Từ dấu nhắc mysql&gt; thi hành câu lệnh sau: </w:t>
+      </w:r>
+    </w:p>
+    <w:p>
+      <w:pPr>
+        <w:autoSpaceDN w:val="0"/>
+        <w:autoSpaceDE w:val="0"/>
+        <w:widowControl/>
+        <w:spacing w:line="240" w:lineRule="auto" w:before="362" w:after="0"/>
+        <w:ind w:left="382" w:right="0" w:firstLine="0"/>
+        <w:jc w:val="left"/>
+      </w:pPr>
+      <w:r>
+        <w:rPr>
+          <w:rFonts w:ascii="Courier New" w:hAnsi="Courier New" w:eastAsia="Courier New"/>
+          <w:b w:val="0"/>
+          <w:i w:val="0"/>
+          <w:color w:val="000000"/>
+          <w:sz w:val="24"/>
+        </w:rPr>
+        <w:t xml:space="preserve">source c:\sampledatabase.sql </w:t>
+      </w:r>
+    </w:p>
+    <w:p>
+      <w:pPr>
+        <w:autoSpaceDN w:val="0"/>
+        <w:autoSpaceDE w:val="0"/>
+        <w:widowControl/>
+        <w:spacing w:line="292" w:lineRule="exact" w:before="382" w:after="0"/>
+        <w:ind w:left="382" w:right="0" w:firstLine="0"/>
+        <w:jc w:val="left"/>
+      </w:pPr>
+      <w:r>
+        <w:rPr>
+          <w:rFonts w:ascii="TimesNewRomanPSMT" w:hAnsi="TimesNewRomanPSMT" w:eastAsia="TimesNewRomanPSMT"/>
+          <w:b w:val="0"/>
+          <w:i w:val="0"/>
+          <w:color w:val="000000"/>
+          <w:sz w:val="24"/>
+        </w:rPr>
+        <w:t xml:space="preserve">Cơ sở dữ liệu được tạo ra có tên là </w:t>
+      </w:r>
+      <w:r>
+        <w:rPr>
+          <w:rFonts w:ascii="Times New Roman" w:hAnsi="Times New Roman" w:eastAsia="Times New Roman"/>
+          <w:b w:val="0"/>
+          <w:i/>
+          <w:color w:val="000000"/>
+          <w:sz w:val="24"/>
+        </w:rPr>
+        <w:t xml:space="preserve">classicmodels </w:t>
+      </w:r>
+    </w:p>
+    <w:p>
+      <w:pPr>
+        <w:autoSpaceDN w:val="0"/>
+        <w:autoSpaceDE w:val="0"/>
+        <w:widowControl/>
+        <w:spacing w:line="197" w:lineRule="auto" w:before="432" w:after="0"/>
+        <w:ind w:left="392" w:right="0" w:firstLine="0"/>
         <w:jc w:val="left"/>
       </w:pPr>
       <w:r>
@@ -444,50 +1043,7 @@
           <w:color w:val="000000"/>
           <w:sz w:val="22"/>
         </w:rPr>
-        <w:t xml:space="preserve">Truy vấn con không tương quan </w:t>
-      </w:r>
-      <w:r>
-        <w:br/>
-      </w:r>
-      <w:r>
-        <w:rPr>
-          <w:rFonts w:ascii="TimesNewRomanPSMT" w:hAnsi="TimesNewRomanPSMT" w:eastAsia="TimesNewRomanPSMT"/>
-          <w:b w:val="0"/>
-          <w:i w:val="0"/>
-          <w:color w:val="000000"/>
-          <w:sz w:val="24"/>
-        </w:rPr>
-        <w:t xml:space="preserve">Một truy vấn con không tương quan là truy vấn con độc lập với truy vấn bên ngoài. </w:t>
-      </w:r>
-      <w:r>
-        <w:rPr>
-          <w:rFonts w:ascii="TimesNewRomanPSMT" w:hAnsi="TimesNewRomanPSMT" w:eastAsia="TimesNewRomanPSMT"/>
-          <w:b w:val="0"/>
-          <w:i w:val="0"/>
-          <w:color w:val="000000"/>
-          <w:sz w:val="24"/>
-        </w:rPr>
-        <w:t xml:space="preserve">Truy vấn con không tương quan được thi hành đầu tiên và một lần duy nhất cho toàn </w:t>
-      </w:r>
-      <w:r>
-        <w:rPr>
-          <w:rFonts w:ascii="TimesNewRomanPSMT" w:hAnsi="TimesNewRomanPSMT" w:eastAsia="TimesNewRomanPSMT"/>
-          <w:b w:val="0"/>
-          <w:i w:val="0"/>
-          <w:color w:val="000000"/>
-          <w:sz w:val="24"/>
-        </w:rPr>
-        <w:t xml:space="preserve">bộ câu lệnh. Kết quả của truy vấn con được điền vào truy vấn bên ngoài, và cuối cùng </w:t>
-      </w:r>
-      <w:r>
-        <w:rPr>
-          <w:rFonts w:ascii="TimesNewRomanPSMT" w:hAnsi="TimesNewRomanPSMT" w:eastAsia="TimesNewRomanPSMT"/>
-          <w:b w:val="0"/>
-          <w:i w:val="0"/>
-          <w:color w:val="000000"/>
-          <w:sz w:val="24"/>
-        </w:rPr>
-        <w:t xml:space="preserve">thi hành truy vấn bên ngoài. </w:t>
+        <w:t xml:space="preserve">Thực hiện truy vấn với câu lệnh SELECT </w:t>
       </w:r>
     </w:p>
     <w:p>
@@ -495,16 +1051,286 @@
         <w:autoSpaceDN w:val="0"/>
         <w:autoSpaceDE w:val="0"/>
         <w:widowControl/>
-        <w:spacing w:line="378" w:lineRule="exact" w:before="286" w:after="0"/>
-        <w:ind w:left="272" w:right="750" w:hanging="10"/>
-        <w:jc w:val="both"/>
+        <w:spacing w:line="380" w:lineRule="exact" w:before="48" w:after="0"/>
+        <w:ind w:left="392" w:right="720" w:hanging="10"/>
+        <w:jc w:val="left"/>
       </w:pPr>
       <w:r>
         <w:rPr>
-          <w:rFonts w:ascii="TimesNewRomanPS" w:hAnsi="TimesNewRomanPS" w:eastAsia="TimesNewRomanPS"/>
+          <w:rFonts w:ascii="TimesNewRomanPSMT" w:hAnsi="TimesNewRomanPSMT" w:eastAsia="TimesNewRomanPSMT"/>
+          <w:b w:val="0"/>
+          <w:i w:val="0"/>
+          <w:color w:val="2B2B2B"/>
+          <w:sz w:val="24"/>
+        </w:rPr>
+        <w:t xml:space="preserve">Trong phần này,  sẽ học cách sử dụng mệnh đề SELECT để truy vấn dữ liệu từ các </w:t>
+      </w:r>
+      <w:r>
+        <w:rPr>
+          <w:rFonts w:ascii="TimesNewRomanPSMT" w:hAnsi="TimesNewRomanPSMT" w:eastAsia="TimesNewRomanPSMT"/>
+          <w:b w:val="0"/>
+          <w:i w:val="0"/>
+          <w:color w:val="2B2B2B"/>
+          <w:sz w:val="24"/>
+        </w:rPr>
+        <w:t xml:space="preserve">bảng cơ sở dữ liệu. </w:t>
+      </w:r>
+    </w:p>
+    <w:p>
+      <w:pPr>
+        <w:autoSpaceDN w:val="0"/>
+        <w:autoSpaceDE w:val="0"/>
+        <w:widowControl/>
+        <w:spacing w:line="245" w:lineRule="auto" w:before="420" w:after="0"/>
+        <w:ind w:left="382" w:right="3888" w:firstLine="10"/>
+        <w:jc w:val="left"/>
+      </w:pPr>
+      <w:r>
+        <w:rPr>
+          <w:rFonts w:ascii="Calibri" w:hAnsi="Calibri" w:eastAsia="Calibri"/>
+          <w:b w:val="0"/>
+          <w:i/>
+          <w:color w:val="000000"/>
+          <w:sz w:val="22"/>
+        </w:rPr>
+        <w:t xml:space="preserve">Cú pháp SELECT </w:t>
+      </w:r>
+      <w:r>
+        <w:br/>
+      </w:r>
+      <w:r>
+        <w:rPr>
+          <w:rFonts w:ascii="Courier New" w:hAnsi="Courier New" w:eastAsia="Courier New"/>
+          <w:b w:val="0"/>
+          <w:i w:val="0"/>
+          <w:color w:val="000000"/>
+          <w:sz w:val="24"/>
+        </w:rPr>
+        <w:t xml:space="preserve">SELECT tên cột 1, tên cột 2, ... </w:t>
+      </w:r>
+    </w:p>
+    <w:p>
+      <w:pPr>
+        <w:autoSpaceDN w:val="0"/>
+        <w:autoSpaceDE w:val="0"/>
+        <w:widowControl/>
+        <w:spacing w:line="322" w:lineRule="auto" w:before="110" w:after="0"/>
+        <w:ind w:left="382" w:right="4464" w:firstLine="0"/>
+        <w:jc w:val="left"/>
+      </w:pPr>
+      <w:r>
+        <w:rPr>
+          <w:rFonts w:ascii="Courier New" w:hAnsi="Courier New" w:eastAsia="Courier New"/>
+          <w:b w:val="0"/>
+          <w:i w:val="0"/>
+          <w:color w:val="000000"/>
+          <w:sz w:val="24"/>
+        </w:rPr>
+        <w:t xml:space="preserve">FROM các bảng </w:t>
+      </w:r>
+      <w:r>
+        <w:br/>
+      </w:r>
+      <w:r>
+        <w:rPr>
+          <w:rFonts w:ascii="Courier New" w:hAnsi="Courier New" w:eastAsia="Courier New"/>
+          <w:b w:val="0"/>
+          <w:i w:val="0"/>
+          <w:color w:val="000000"/>
+          <w:sz w:val="24"/>
+        </w:rPr>
+        <w:t xml:space="preserve">[WHERE điều kiện chọn] </w:t>
+      </w:r>
+      <w:r>
+        <w:br/>
+      </w:r>
+      <w:r>
+        <w:rPr>
+          <w:rFonts w:ascii="Courier New" w:hAnsi="Courier New" w:eastAsia="Courier New"/>
+          <w:b w:val="0"/>
+          <w:i w:val="0"/>
+          <w:color w:val="000000"/>
+          <w:sz w:val="24"/>
+        </w:rPr>
+        <w:t xml:space="preserve">[GROUP BY nhóm] </w:t>
+      </w:r>
+      <w:r>
+        <w:br/>
+      </w:r>
+      <w:r>
+        <w:rPr>
+          <w:rFonts w:ascii="Courier New" w:hAnsi="Courier New" w:eastAsia="Courier New"/>
+          <w:b w:val="0"/>
+          <w:i w:val="0"/>
+          <w:color w:val="000000"/>
+          <w:sz w:val="24"/>
+        </w:rPr>
+        <w:t xml:space="preserve">[HAVING điều kiện chọn nhóm] </w:t>
+      </w:r>
+      <w:r>
+        <w:br/>
+      </w:r>
+      <w:r>
+        <w:rPr>
+          <w:rFonts w:ascii="Courier New" w:hAnsi="Courier New" w:eastAsia="Courier New"/>
+          <w:b w:val="0"/>
+          <w:i w:val="0"/>
+          <w:color w:val="000000"/>
+          <w:sz w:val="24"/>
+        </w:rPr>
+        <w:t xml:space="preserve">[ORDER BY các cột sắp xếp] </w:t>
+      </w:r>
+      <w:r>
+        <w:br/>
+      </w:r>
+      <w:r>
+        <w:rPr>
+          <w:rFonts w:ascii="Courier New" w:hAnsi="Courier New" w:eastAsia="Courier New"/>
+          <w:b w:val="0"/>
+          <w:i w:val="0"/>
+          <w:color w:val="000000"/>
+          <w:sz w:val="24"/>
+        </w:rPr>
+        <w:t xml:space="preserve">[LIMIT giới hạn số lượng]; </w:t>
+      </w:r>
+    </w:p>
+    <w:p>
+      <w:pPr>
+        <w:autoSpaceDN w:val="0"/>
+        <w:tabs>
+          <w:tab w:pos="1074" w:val="left"/>
+        </w:tabs>
+        <w:autoSpaceDE w:val="0"/>
+        <w:widowControl/>
+        <w:spacing w:line="360" w:lineRule="exact" w:before="290" w:after="0"/>
+        <w:ind w:left="734" w:right="720" w:firstLine="0"/>
+        <w:jc w:val="left"/>
+      </w:pPr>
+      <w:r>
+        <w:rPr>
+          <w:rFonts w:ascii="ArialMT" w:hAnsi="ArialMT" w:eastAsia="ArialMT"/>
+          <w:b w:val="0"/>
+          <w:i w:val="0"/>
+          <w:color w:val="2B2B2B"/>
+          <w:sz w:val="24"/>
+        </w:rPr>
+        <w:t xml:space="preserve">• </w:t>
+      </w:r>
+      <w:r>
+        <w:rPr>
+          <w:rFonts w:ascii="TimesNewRomanPSMT" w:hAnsi="TimesNewRomanPSMT" w:eastAsia="TimesNewRomanPSMT"/>
+          <w:b w:val="0"/>
+          <w:i w:val="0"/>
+          <w:color w:val="2B2B2B"/>
+          <w:sz w:val="24"/>
+        </w:rPr>
+        <w:t xml:space="preserve">Trong một truy vấn SELECT có nhiều yếu tố tùy chọn mà  có thể sử dụng. </w:t>
+      </w:r>
+      <w:r>
+        <w:tab/>
+      </w:r>
+      <w:r>
+        <w:rPr>
+          <w:rFonts w:ascii="TimesNewRomanPSMT" w:hAnsi="TimesNewRomanPSMT" w:eastAsia="TimesNewRomanPSMT"/>
+          <w:b w:val="0"/>
+          <w:i w:val="0"/>
+          <w:color w:val="2B2B2B"/>
+          <w:sz w:val="24"/>
+        </w:rPr>
+        <w:t xml:space="preserve">Các tùy chọn được đặt trong dấu ngoặc vuông []. </w:t>
+      </w:r>
+    </w:p>
+    <w:p>
+      <w:pPr>
+        <w:autoSpaceDN w:val="0"/>
+        <w:tabs>
+          <w:tab w:pos="1074" w:val="left"/>
+        </w:tabs>
+        <w:autoSpaceDE w:val="0"/>
+        <w:widowControl/>
+        <w:spacing w:line="358" w:lineRule="exact" w:before="90" w:after="0"/>
+        <w:ind w:left="734" w:right="720" w:firstLine="0"/>
+        <w:jc w:val="left"/>
+      </w:pPr>
+      <w:r>
+        <w:rPr>
+          <w:rFonts w:ascii="ArialMT" w:hAnsi="ArialMT" w:eastAsia="ArialMT"/>
+          <w:b w:val="0"/>
+          <w:i w:val="0"/>
+          <w:color w:val="2B2B2B"/>
+          <w:sz w:val="24"/>
+        </w:rPr>
+        <w:t xml:space="preserve">• </w:t>
+      </w:r>
+      <w:r>
+        <w:rPr>
+          <w:rFonts w:ascii="TimesNewRomanPSMT" w:hAnsi="TimesNewRomanPSMT" w:eastAsia="TimesNewRomanPSMT"/>
+          <w:b w:val="0"/>
+          <w:i w:val="0"/>
+          <w:color w:val="2B2B2B"/>
+          <w:sz w:val="24"/>
+        </w:rPr>
+        <w:t xml:space="preserve">Thứ tự xuất hiện của các từ khoá WHERE, GROUP BY, HAVING, </w:t>
+      </w:r>
+      <w:r>
+        <w:tab/>
+      </w:r>
+      <w:r>
+        <w:rPr>
+          <w:rFonts w:ascii="TimesNewRomanPSMT" w:hAnsi="TimesNewRomanPSMT" w:eastAsia="TimesNewRomanPSMT"/>
+          <w:b w:val="0"/>
+          <w:i w:val="0"/>
+          <w:color w:val="2B2B2B"/>
+          <w:sz w:val="24"/>
+        </w:rPr>
+        <w:t xml:space="preserve">ORDER BY và LIMIT phải theo đúng thứ tự trên. </w:t>
+      </w:r>
+    </w:p>
+    <w:p>
+      <w:pPr>
+        <w:autoSpaceDN w:val="0"/>
+        <w:autoSpaceDE w:val="0"/>
+        <w:widowControl/>
+        <w:spacing w:line="380" w:lineRule="exact" w:before="380" w:after="0"/>
+        <w:ind w:left="392" w:right="720" w:hanging="10"/>
+        <w:jc w:val="left"/>
+      </w:pPr>
+      <w:r>
+        <w:rPr>
+          <w:rFonts w:ascii="TimesNewRomanPSMT" w:hAnsi="TimesNewRomanPSMT" w:eastAsia="TimesNewRomanPSMT"/>
+          <w:b w:val="0"/>
+          <w:i w:val="0"/>
+          <w:color w:val="2B2B2B"/>
+          <w:sz w:val="24"/>
+        </w:rPr>
+        <w:t xml:space="preserve">Để chọn tất cả các cột trong một bảng  có thể sử dụng dấu sao (*) ký hiệu thay vì </w:t>
+      </w:r>
+      <w:r>
+        <w:rPr>
+          <w:rFonts w:ascii="TimesNewRomanPSMT" w:hAnsi="TimesNewRomanPSMT" w:eastAsia="TimesNewRomanPSMT"/>
+          <w:b w:val="0"/>
+          <w:i w:val="0"/>
+          <w:color w:val="2B2B2B"/>
+          <w:sz w:val="24"/>
+        </w:rPr>
+        <w:t xml:space="preserve">liệt kê tất cả các tên cột sau từ khoá SELECT. </w:t>
+      </w:r>
+    </w:p>
+    <w:p>
+      <w:pPr>
+        <w:autoSpaceDN w:val="0"/>
+        <w:autoSpaceDE w:val="0"/>
+        <w:widowControl/>
+        <w:spacing w:line="364" w:lineRule="exact" w:before="38" w:after="0"/>
+        <w:ind w:left="392" w:right="720" w:hanging="10"/>
+        <w:jc w:val="left"/>
+      </w:pPr>
+      <w:r>
+        <w:rPr>
+          <w:rFonts w:ascii="Times New Roman" w:hAnsi="Times New Roman" w:eastAsia="Times New Roman"/>
           <w:b/>
           <w:i w:val="0"/>
-          <w:color w:val="000000"/>
+          <w:color w:val="2B2B2B"/>
           <w:sz w:val="24"/>
         </w:rPr>
         <w:t>Ví dụ:</w:t>
@@ -514,37 +1340,47 @@
           <w:rFonts w:ascii="TimesNewRomanPSMT" w:hAnsi="TimesNewRomanPSMT" w:eastAsia="TimesNewRomanPSMT"/>
           <w:b w:val="0"/>
           <w:i w:val="0"/>
-          <w:color w:val="000000"/>
+          <w:color w:val="2B2B2B"/>
           <w:sz w:val="24"/>
         </w:rPr>
-        <w:t xml:space="preserve"> đưa các các sản phẩm không có mặt trong bất kỳ một đơn hàng nào. Truy vấn </w:t>
+        <w:t xml:space="preserve"> nếu  cần phải truy vấn tất cả các thông tin về nhân viên,  có thể sử dụng </w:t>
       </w:r>
       <w:r>
         <w:rPr>
           <w:rFonts w:ascii="TimesNewRomanPSMT" w:hAnsi="TimesNewRomanPSMT" w:eastAsia="TimesNewRomanPSMT"/>
           <w:b w:val="0"/>
           <w:i w:val="0"/>
-          <w:color w:val="000000"/>
+          <w:color w:val="2B2B2B"/>
           <w:sz w:val="24"/>
         </w:rPr>
-        <w:t xml:space="preserve">con bên trong sẽ trả về các mã sản phẩm có trong bảng orderdetails. Truy vấn bên </w:t>
+        <w:t xml:space="preserve">truy vấn sau đây: </w:t>
       </w:r>
+    </w:p>
+    <w:p>
+      <w:pPr>
+        <w:autoSpaceDN w:val="0"/>
+        <w:autoSpaceDE w:val="0"/>
+        <w:widowControl/>
+        <w:spacing w:line="240" w:lineRule="auto" w:before="318" w:after="0"/>
+        <w:ind w:left="382" w:right="0" w:firstLine="0"/>
+        <w:jc w:val="left"/>
+      </w:pPr>
       <w:r>
         <w:rPr>
-          <w:rFonts w:ascii="TimesNewRomanPSMT" w:hAnsi="TimesNewRomanPSMT" w:eastAsia="TimesNewRomanPSMT"/>
+          <w:rFonts w:ascii="Courier New" w:hAnsi="Courier New" w:eastAsia="Courier New"/>
           <w:b w:val="0"/>
           <w:i w:val="0"/>
           <w:color w:val="000000"/>
           <w:sz w:val="24"/>
         </w:rPr>
-        <w:t xml:space="preserve">ngoài sẽ trả về các sản phẩm có mã không trong danh sách các mã sản phẩm đó. </w:t>
+        <w:t xml:space="preserve">SELECT * FROM employees </w:t>
       </w:r>
     </w:p>
     <w:p>
       <w:pPr>
         <w:sectPr>
           <w:pgSz w:w="11906" w:h="16841"/>
-          <w:pgMar w:top="724" w:right="1154" w:bottom="750" w:left="1440" w:header="720" w:footer="720" w:gutter="0"/>
+          <w:pgMar w:top="552" w:right="1440" w:bottom="1236" w:left="1440" w:header="720" w:footer="720" w:gutter="0"/>
           <w:cols/>
           <w:docGrid w:linePitch="360"/>
         </w:sectPr>
@@ -562,13 +1398,643 @@
     <w:p>
       <w:pPr>
         <w:autoSpaceDN w:val="0"/>
-        <w:tabs>
-          <w:tab w:pos="1046" w:val="left"/>
-        </w:tabs>
         <w:autoSpaceDE w:val="0"/>
         <w:widowControl/>
-        <w:spacing w:line="322" w:lineRule="auto" w:before="0" w:after="0"/>
-        <w:ind w:left="370" w:right="5328" w:firstLine="0"/>
+        <w:spacing w:line="240" w:lineRule="auto" w:before="0" w:after="0"/>
+        <w:ind w:left="0" w:right="0" w:firstLine="0"/>
+        <w:jc w:val="center"/>
+      </w:pPr>
+      <w:r>
+        <w:drawing>
+          <wp:inline xmlns:a="http://schemas.openxmlformats.org/drawingml/2006/main" xmlns:pic="http://schemas.openxmlformats.org/drawingml/2006/picture">
+            <wp:extent cx="6254750" cy="2722880"/>
+            <wp:docPr id="4" name="Picture 4"/>
+            <wp:cNvGraphicFramePr>
+              <a:graphicFrameLocks noChangeAspect="1"/>
+            </wp:cNvGraphicFramePr>
+            <a:graphic>
+              <a:graphicData uri="http://schemas.openxmlformats.org/drawingml/2006/picture">
+                <pic:pic>
+                  <pic:nvPicPr>
+                    <pic:cNvPr id="0" name="image.png"/>
+                    <pic:cNvPicPr/>
+                  </pic:nvPicPr>
+                  <pic:blipFill>
+                    <a:blip r:embed="rId11"/>
+                    <a:stretch>
+                      <a:fillRect/>
+                    </a:stretch>
+                  </pic:blipFill>
+                  <pic:spPr>
+                    <a:xfrm>
+                      <a:off x="0" y="0"/>
+                      <a:ext cx="6254750" cy="2722880"/>
+                    </a:xfrm>
+                    <a:prstGeom prst="rect"/>
+                  </pic:spPr>
+                </pic:pic>
+              </a:graphicData>
+            </a:graphic>
+          </wp:inline>
+        </w:drawing>
+      </w:r>
+    </w:p>
+    <w:p>
+      <w:pPr>
+        <w:autoSpaceDN w:val="0"/>
+        <w:autoSpaceDE w:val="0"/>
+        <w:widowControl/>
+        <w:spacing w:line="402" w:lineRule="exact" w:before="188" w:after="0"/>
+        <w:ind w:left="498" w:right="1152" w:hanging="10"/>
+        <w:jc w:val="left"/>
+      </w:pPr>
+      <w:r>
+        <w:rPr>
+          <w:rFonts w:ascii="TimesNewRomanPSMT" w:hAnsi="TimesNewRomanPSMT" w:eastAsia="TimesNewRomanPSMT"/>
+          <w:b w:val="0"/>
+          <w:i w:val="0"/>
+          <w:color w:val="000000"/>
+          <w:sz w:val="24"/>
+        </w:rPr>
+        <w:t xml:space="preserve">cũng có thể xem dữ liệu một phần của một bảng bằng cách liệt kê tên các cột sau từ </w:t>
+      </w:r>
+      <w:r>
+        <w:rPr>
+          <w:rFonts w:ascii="TimesNewRomanPSMT" w:hAnsi="TimesNewRomanPSMT" w:eastAsia="TimesNewRomanPSMT"/>
+          <w:b w:val="0"/>
+          <w:i w:val="0"/>
+          <w:color w:val="000000"/>
+          <w:sz w:val="24"/>
+        </w:rPr>
+        <w:t xml:space="preserve">khóa SELECT. Điều này được gọi là </w:t>
+      </w:r>
+      <w:r>
+        <w:rPr>
+          <w:rFonts w:ascii="Times New Roman" w:hAnsi="Times New Roman" w:eastAsia="Times New Roman"/>
+          <w:b w:val="0"/>
+          <w:i/>
+          <w:color w:val="000000"/>
+          <w:sz w:val="24"/>
+        </w:rPr>
+        <w:t>phép chiếu</w:t>
+      </w:r>
+      <w:r>
+        <w:rPr>
+          <w:rFonts w:ascii="TimesNewRomanPSMT" w:hAnsi="TimesNewRomanPSMT" w:eastAsia="TimesNewRomanPSMT"/>
+          <w:b w:val="0"/>
+          <w:i w:val="0"/>
+          <w:color w:val="000000"/>
+          <w:sz w:val="24"/>
+        </w:rPr>
+        <w:t xml:space="preserve">. </w:t>
+      </w:r>
+    </w:p>
+    <w:p>
+      <w:pPr>
+        <w:autoSpaceDN w:val="0"/>
+        <w:autoSpaceDE w:val="0"/>
+        <w:widowControl/>
+        <w:spacing w:line="368" w:lineRule="exact" w:before="280" w:after="0"/>
+        <w:ind w:left="498" w:right="1296" w:hanging="10"/>
+        <w:jc w:val="left"/>
+      </w:pPr>
+      <w:r>
+        <w:rPr>
+          <w:rFonts w:ascii="Times New Roman" w:hAnsi="Times New Roman" w:eastAsia="Times New Roman"/>
+          <w:b/>
+          <w:i w:val="0"/>
+          <w:color w:val="000000"/>
+          <w:sz w:val="24"/>
+        </w:rPr>
+        <w:t>Ví dụ:</w:t>
+      </w:r>
+      <w:r>
+        <w:rPr>
+          <w:rFonts w:ascii="TimesNewRomanPSMT" w:hAnsi="TimesNewRomanPSMT" w:eastAsia="TimesNewRomanPSMT"/>
+          <w:b w:val="0"/>
+          <w:i w:val="0"/>
+          <w:color w:val="000000"/>
+          <w:sz w:val="24"/>
+        </w:rPr>
+        <w:t xml:space="preserve"> nếu cần phải xem </w:t>
+      </w:r>
+      <w:r>
+        <w:rPr>
+          <w:rFonts w:ascii="Times New Roman" w:hAnsi="Times New Roman" w:eastAsia="Times New Roman"/>
+          <w:b w:val="0"/>
+          <w:i/>
+          <w:color w:val="000000"/>
+          <w:sz w:val="24"/>
+        </w:rPr>
+        <w:t>tên, họ và vị trí công việc</w:t>
+      </w:r>
+      <w:r>
+        <w:rPr>
+          <w:rFonts w:ascii="TimesNewRomanPSMT" w:hAnsi="TimesNewRomanPSMT" w:eastAsia="TimesNewRomanPSMT"/>
+          <w:b w:val="0"/>
+          <w:i w:val="0"/>
+          <w:color w:val="000000"/>
+          <w:sz w:val="24"/>
+        </w:rPr>
+        <w:t xml:space="preserve"> của nhân viên,  có thể sử dụng </w:t>
+      </w:r>
+      <w:r>
+        <w:rPr>
+          <w:rFonts w:ascii="TimesNewRomanPSMT" w:hAnsi="TimesNewRomanPSMT" w:eastAsia="TimesNewRomanPSMT"/>
+          <w:b w:val="0"/>
+          <w:i w:val="0"/>
+          <w:color w:val="000000"/>
+          <w:sz w:val="24"/>
+        </w:rPr>
+        <w:t xml:space="preserve">truy vấn sau đây: </w:t>
+      </w:r>
+    </w:p>
+    <w:p>
+      <w:pPr>
+        <w:autoSpaceDN w:val="0"/>
+        <w:autoSpaceDE w:val="0"/>
+        <w:widowControl/>
+        <w:spacing w:line="293" w:lineRule="auto" w:before="370" w:after="0"/>
+        <w:ind w:left="498" w:right="5328" w:hanging="10"/>
+        <w:jc w:val="left"/>
+      </w:pPr>
+      <w:r>
+        <w:rPr>
+          <w:rFonts w:ascii="Courier New" w:hAnsi="Courier New" w:eastAsia="Courier New"/>
+          <w:b w:val="0"/>
+          <w:i w:val="0"/>
+          <w:color w:val="000000"/>
+          <w:sz w:val="24"/>
+        </w:rPr>
+        <w:t xml:space="preserve">SELECT lastname, firstname, </w:t>
+      </w:r>
+      <w:r>
+        <w:br/>
+      </w:r>
+      <w:r>
+        <w:rPr>
+          <w:rFonts w:ascii="Courier New" w:hAnsi="Courier New" w:eastAsia="Courier New"/>
+          <w:b w:val="0"/>
+          <w:i w:val="0"/>
+          <w:color w:val="000000"/>
+          <w:sz w:val="24"/>
+        </w:rPr>
+        <w:t xml:space="preserve">jobtitle FROM Employees </w:t>
+      </w:r>
+    </w:p>
+    <w:p>
+      <w:pPr>
+        <w:autoSpaceDN w:val="0"/>
+        <w:autoSpaceDE w:val="0"/>
+        <w:widowControl/>
+        <w:spacing w:line="240" w:lineRule="auto" w:before="376" w:after="0"/>
+        <w:ind w:left="368" w:right="0" w:firstLine="0"/>
+        <w:jc w:val="left"/>
+      </w:pPr>
+      <w:r>
+        <w:drawing>
+          <wp:inline xmlns:a="http://schemas.openxmlformats.org/drawingml/2006/main" xmlns:pic="http://schemas.openxmlformats.org/drawingml/2006/picture">
+            <wp:extent cx="3371850" cy="3957320"/>
+            <wp:docPr id="5" name="Picture 5"/>
+            <wp:cNvGraphicFramePr>
+              <a:graphicFrameLocks noChangeAspect="1"/>
+            </wp:cNvGraphicFramePr>
+            <a:graphic>
+              <a:graphicData uri="http://schemas.openxmlformats.org/drawingml/2006/picture">
+                <pic:pic>
+                  <pic:nvPicPr>
+                    <pic:cNvPr id="0" name="image.png"/>
+                    <pic:cNvPicPr/>
+                  </pic:nvPicPr>
+                  <pic:blipFill>
+                    <a:blip r:embed="rId12"/>
+                    <a:stretch>
+                      <a:fillRect/>
+                    </a:stretch>
+                  </pic:blipFill>
+                  <pic:spPr>
+                    <a:xfrm>
+                      <a:off x="0" y="0"/>
+                      <a:ext cx="3371850" cy="3957320"/>
+                    </a:xfrm>
+                    <a:prstGeom prst="rect"/>
+                  </pic:spPr>
+                </pic:pic>
+              </a:graphicData>
+            </a:graphic>
+          </wp:inline>
+        </w:drawing>
+      </w:r>
+    </w:p>
+    <w:p>
+      <w:pPr>
+        <w:sectPr>
+          <w:pgSz w:w="11906" w:h="16841"/>
+          <w:pgMar w:top="568" w:right="702" w:bottom="886" w:left="1334" w:header="720" w:footer="720" w:gutter="0"/>
+          <w:cols/>
+          <w:docGrid w:linePitch="360"/>
+        </w:sectPr>
+      </w:pPr>
+    </w:p>
+    <w:p>
+      <w:pPr>
+        <w:autoSpaceDN w:val="0"/>
+        <w:autoSpaceDE w:val="0"/>
+        <w:widowControl/>
+        <w:spacing w:line="220" w:lineRule="exact" w:before="0" w:after="520"/>
+        <w:ind w:left="0" w:right="0"/>
+      </w:pPr>
+    </w:p>
+    <w:p>
+      <w:pPr>
+        <w:autoSpaceDN w:val="0"/>
+        <w:autoSpaceDE w:val="0"/>
+        <w:widowControl/>
+        <w:spacing w:line="342" w:lineRule="exact" w:before="0" w:after="0"/>
+        <w:ind w:left="392" w:right="720" w:hanging="10"/>
+        <w:jc w:val="left"/>
+      </w:pPr>
+      <w:r>
+        <w:rPr>
+          <w:rFonts w:ascii="Times New Roman" w:hAnsi="Times New Roman" w:eastAsia="Times New Roman"/>
+          <w:b/>
+          <w:i w:val="0"/>
+          <w:color w:val="2B2B2B"/>
+          <w:sz w:val="24"/>
+        </w:rPr>
+        <w:t xml:space="preserve">Ví dụ: </w:t>
+      </w:r>
+      <w:r>
+        <w:rPr>
+          <w:rFonts w:ascii="TimesNewRomanPSMT" w:hAnsi="TimesNewRomanPSMT" w:eastAsia="TimesNewRomanPSMT"/>
+          <w:b w:val="0"/>
+          <w:i w:val="0"/>
+          <w:color w:val="2B2B2B"/>
+          <w:sz w:val="24"/>
+        </w:rPr>
+        <w:t xml:space="preserve">Muốn lấy ra thông tin về </w:t>
+      </w:r>
+      <w:r>
+        <w:rPr>
+          <w:rFonts w:ascii="Times New Roman" w:hAnsi="Times New Roman" w:eastAsia="Times New Roman"/>
+          <w:b w:val="0"/>
+          <w:i/>
+          <w:color w:val="2B2B2B"/>
+          <w:sz w:val="24"/>
+        </w:rPr>
+        <w:t>mã sản phẩm</w:t>
+      </w:r>
+      <w:r>
+        <w:rPr>
+          <w:rFonts w:ascii="TimesNewRomanPSMT" w:hAnsi="TimesNewRomanPSMT" w:eastAsia="TimesNewRomanPSMT"/>
+          <w:b w:val="0"/>
+          <w:i w:val="0"/>
+          <w:color w:val="2B2B2B"/>
+          <w:sz w:val="24"/>
+        </w:rPr>
+        <w:t xml:space="preserve"> và </w:t>
+      </w:r>
+      <w:r>
+        <w:rPr>
+          <w:rFonts w:ascii="Times New Roman" w:hAnsi="Times New Roman" w:eastAsia="Times New Roman"/>
+          <w:b w:val="0"/>
+          <w:i/>
+          <w:color w:val="2B2B2B"/>
+          <w:sz w:val="24"/>
+        </w:rPr>
+        <w:t>tên sản phẩm</w:t>
+      </w:r>
+      <w:r>
+        <w:rPr>
+          <w:rFonts w:ascii="TimesNewRomanPSMT" w:hAnsi="TimesNewRomanPSMT" w:eastAsia="TimesNewRomanPSMT"/>
+          <w:b w:val="0"/>
+          <w:i w:val="0"/>
+          <w:color w:val="2B2B2B"/>
+          <w:sz w:val="24"/>
+        </w:rPr>
+        <w:t xml:space="preserve">, thực hiện truy vấn </w:t>
+      </w:r>
+      <w:r>
+        <w:rPr>
+          <w:rFonts w:ascii="TimesNewRomanPSMT" w:hAnsi="TimesNewRomanPSMT" w:eastAsia="TimesNewRomanPSMT"/>
+          <w:b w:val="0"/>
+          <w:i w:val="0"/>
+          <w:color w:val="2B2B2B"/>
+          <w:sz w:val="24"/>
+        </w:rPr>
+        <w:t xml:space="preserve">như sau: </w:t>
+      </w:r>
+    </w:p>
+    <w:p>
+      <w:pPr>
+        <w:autoSpaceDN w:val="0"/>
+        <w:autoSpaceDE w:val="0"/>
+        <w:widowControl/>
+        <w:spacing w:line="288" w:lineRule="auto" w:before="320" w:after="0"/>
+        <w:ind w:left="382" w:right="4032" w:firstLine="0"/>
+        <w:jc w:val="left"/>
+      </w:pPr>
+      <w:r>
+        <w:rPr>
+          <w:rFonts w:ascii="Courier New" w:hAnsi="Courier New" w:eastAsia="Courier New"/>
+          <w:b w:val="0"/>
+          <w:i w:val="0"/>
+          <w:color w:val="000000"/>
+          <w:sz w:val="24"/>
+        </w:rPr>
+        <w:t xml:space="preserve">SELECT ProductCode, ProductName </w:t>
+      </w:r>
+      <w:r>
+        <w:rPr>
+          <w:rFonts w:ascii="Courier New" w:hAnsi="Courier New" w:eastAsia="Courier New"/>
+          <w:b w:val="0"/>
+          <w:i w:val="0"/>
+          <w:color w:val="000000"/>
+          <w:sz w:val="24"/>
+        </w:rPr>
+        <w:t xml:space="preserve">FROM Products </w:t>
+      </w:r>
+    </w:p>
+    <w:p>
+      <w:pPr>
+        <w:autoSpaceDN w:val="0"/>
+        <w:autoSpaceDE w:val="0"/>
+        <w:widowControl/>
+        <w:spacing w:line="240" w:lineRule="auto" w:before="104" w:after="0"/>
+        <w:ind w:left="262" w:right="0" w:firstLine="0"/>
+        <w:jc w:val="left"/>
+      </w:pPr>
+      <w:r>
+        <w:drawing>
+          <wp:inline xmlns:a="http://schemas.openxmlformats.org/drawingml/2006/main" xmlns:pic="http://schemas.openxmlformats.org/drawingml/2006/picture">
+            <wp:extent cx="3688079" cy="3947159"/>
+            <wp:docPr id="6" name="Picture 6"/>
+            <wp:cNvGraphicFramePr>
+              <a:graphicFrameLocks noChangeAspect="1"/>
+            </wp:cNvGraphicFramePr>
+            <a:graphic>
+              <a:graphicData uri="http://schemas.openxmlformats.org/drawingml/2006/picture">
+                <pic:pic>
+                  <pic:nvPicPr>
+                    <pic:cNvPr id="0" name="image.png"/>
+                    <pic:cNvPicPr/>
+                  </pic:nvPicPr>
+                  <pic:blipFill>
+                    <a:blip r:embed="rId13"/>
+                    <a:stretch>
+                      <a:fillRect/>
+                    </a:stretch>
+                  </pic:blipFill>
+                  <pic:spPr>
+                    <a:xfrm>
+                      <a:off x="0" y="0"/>
+                      <a:ext cx="3688079" cy="3947159"/>
+                    </a:xfrm>
+                    <a:prstGeom prst="rect"/>
+                  </pic:spPr>
+                </pic:pic>
+              </a:graphicData>
+            </a:graphic>
+          </wp:inline>
+        </w:drawing>
+      </w:r>
+    </w:p>
+    <w:p>
+      <w:pPr>
+        <w:autoSpaceDN w:val="0"/>
+        <w:autoSpaceDE w:val="0"/>
+        <w:widowControl/>
+        <w:spacing w:line="358" w:lineRule="exact" w:before="208" w:after="0"/>
+        <w:ind w:left="382" w:right="720" w:firstLine="10"/>
+        <w:jc w:val="left"/>
+      </w:pPr>
+      <w:r>
+        <w:rPr>
+          <w:rFonts w:ascii="Calibri" w:hAnsi="Calibri" w:eastAsia="Calibri"/>
+          <w:b/>
+          <w:i w:val="0"/>
+          <w:color w:val="000000"/>
+          <w:sz w:val="22"/>
+        </w:rPr>
+        <w:t>3.</w:t>
+      </w:r>
+      <w:r>
+        <w:rPr>
+          <w:rFonts w:ascii="Calibri" w:hAnsi="Calibri" w:eastAsia="Calibri"/>
+          <w:b/>
+          <w:i w:val="0"/>
+          <w:color w:val="000000"/>
+          <w:sz w:val="22"/>
+        </w:rPr>
+        <w:t xml:space="preserve">Mệnh đề WHERE </w:t>
+      </w:r>
+      <w:r>
+        <w:br/>
+      </w:r>
+      <w:r>
+        <w:rPr>
+          <w:rFonts w:ascii="TimesNewRomanPSMT" w:hAnsi="TimesNewRomanPSMT" w:eastAsia="TimesNewRomanPSMT"/>
+          <w:b w:val="0"/>
+          <w:i w:val="0"/>
+          <w:color w:val="000000"/>
+          <w:sz w:val="24"/>
+        </w:rPr>
+        <w:t xml:space="preserve">Mệnh đề WHERE của câu lệnh SELECT cho phép chọn các hàng cụ thể phù hợp </w:t>
+      </w:r>
+      <w:r>
+        <w:rPr>
+          <w:rFonts w:ascii="TimesNewRomanPSMT" w:hAnsi="TimesNewRomanPSMT" w:eastAsia="TimesNewRomanPSMT"/>
+          <w:b w:val="0"/>
+          <w:i w:val="0"/>
+          <w:color w:val="000000"/>
+          <w:sz w:val="24"/>
+        </w:rPr>
+        <w:t xml:space="preserve">với điều kiện hoặc tiêu chí tìm kiếm. Sử dụng mệnh đề WHERE để lọc các bản </w:t>
+      </w:r>
+      <w:r>
+        <w:rPr>
+          <w:rFonts w:ascii="TimesNewRomanPSMT" w:hAnsi="TimesNewRomanPSMT" w:eastAsia="TimesNewRomanPSMT"/>
+          <w:b w:val="0"/>
+          <w:i w:val="0"/>
+          <w:color w:val="000000"/>
+          <w:sz w:val="24"/>
+        </w:rPr>
+        <w:t xml:space="preserve">ghi dựa trên một điều kiện nhất định. </w:t>
+      </w:r>
+    </w:p>
+    <w:p>
+      <w:pPr>
+        <w:autoSpaceDN w:val="0"/>
+        <w:autoSpaceDE w:val="0"/>
+        <w:widowControl/>
+        <w:spacing w:line="320" w:lineRule="exact" w:before="344" w:after="0"/>
+        <w:ind w:left="382" w:right="0" w:firstLine="0"/>
+        <w:jc w:val="left"/>
+      </w:pPr>
+      <w:r>
+        <w:rPr>
+          <w:rFonts w:ascii="Times New Roman" w:hAnsi="Times New Roman" w:eastAsia="Times New Roman"/>
+          <w:b/>
+          <w:i w:val="0"/>
+          <w:color w:val="000000"/>
+          <w:sz w:val="24"/>
+        </w:rPr>
+        <w:t>Ví dụ:</w:t>
+      </w:r>
+      <w:r>
+        <w:rPr>
+          <w:rFonts w:ascii="TimesNewRomanPSMT" w:hAnsi="TimesNewRomanPSMT" w:eastAsia="TimesNewRomanPSMT"/>
+          <w:b w:val="0"/>
+          <w:i w:val="0"/>
+          <w:color w:val="000000"/>
+          <w:sz w:val="24"/>
+        </w:rPr>
+        <w:t xml:space="preserve">  có thể tìm thấy các chủ tịch của công ty bằng cách sử dụng truy vấn sau đây: </w:t>
+      </w:r>
+    </w:p>
+    <w:p>
+      <w:pPr>
+        <w:autoSpaceDN w:val="0"/>
+        <w:autoSpaceDE w:val="0"/>
+        <w:widowControl/>
+        <w:spacing w:line="305" w:lineRule="auto" w:before="344" w:after="0"/>
+        <w:ind w:left="382" w:right="3744" w:firstLine="0"/>
+        <w:jc w:val="left"/>
+      </w:pPr>
+      <w:r>
+        <w:rPr>
+          <w:rFonts w:ascii="Courier New" w:hAnsi="Courier New" w:eastAsia="Courier New"/>
+          <w:b w:val="0"/>
+          <w:i w:val="0"/>
+          <w:color w:val="000000"/>
+          <w:sz w:val="24"/>
+        </w:rPr>
+        <w:t xml:space="preserve">SELECT FirstName, LastName, email </w:t>
+      </w:r>
+      <w:r>
+        <w:rPr>
+          <w:rFonts w:ascii="Courier New" w:hAnsi="Courier New" w:eastAsia="Courier New"/>
+          <w:b w:val="0"/>
+          <w:i w:val="0"/>
+          <w:color w:val="000000"/>
+          <w:sz w:val="24"/>
+        </w:rPr>
+        <w:t xml:space="preserve">FROM Employees </w:t>
+      </w:r>
+      <w:r>
+        <w:br/>
+      </w:r>
+      <w:r>
+        <w:rPr>
+          <w:rFonts w:ascii="Courier New" w:hAnsi="Courier New" w:eastAsia="Courier New"/>
+          <w:b w:val="0"/>
+          <w:i w:val="0"/>
+          <w:color w:val="000000"/>
+          <w:sz w:val="24"/>
+        </w:rPr>
+        <w:t xml:space="preserve">WHERE jobtitle = "President" </w:t>
+      </w:r>
+    </w:p>
+    <w:p>
+      <w:pPr>
+        <w:autoSpaceDN w:val="0"/>
+        <w:autoSpaceDE w:val="0"/>
+        <w:widowControl/>
+        <w:spacing w:line="240" w:lineRule="auto" w:before="374" w:after="0"/>
+        <w:ind w:left="326" w:right="0" w:firstLine="0"/>
+        <w:jc w:val="left"/>
+      </w:pPr>
+      <w:r>
+        <w:drawing>
+          <wp:inline xmlns:a="http://schemas.openxmlformats.org/drawingml/2006/main" xmlns:pic="http://schemas.openxmlformats.org/drawingml/2006/picture">
+            <wp:extent cx="4530090" cy="685800"/>
+            <wp:docPr id="7" name="Picture 7"/>
+            <wp:cNvGraphicFramePr>
+              <a:graphicFrameLocks noChangeAspect="1"/>
+            </wp:cNvGraphicFramePr>
+            <a:graphic>
+              <a:graphicData uri="http://schemas.openxmlformats.org/drawingml/2006/picture">
+                <pic:pic>
+                  <pic:nvPicPr>
+                    <pic:cNvPr id="0" name="image.png"/>
+                    <pic:cNvPicPr/>
+                  </pic:nvPicPr>
+                  <pic:blipFill>
+                    <a:blip r:embed="rId14"/>
+                    <a:stretch>
+                      <a:fillRect/>
+                    </a:stretch>
+                  </pic:blipFill>
+                  <pic:spPr>
+                    <a:xfrm>
+                      <a:off x="0" y="0"/>
+                      <a:ext cx="4530090" cy="685800"/>
+                    </a:xfrm>
+                    <a:prstGeom prst="rect"/>
+                  </pic:spPr>
+                </pic:pic>
+              </a:graphicData>
+            </a:graphic>
+          </wp:inline>
+        </w:drawing>
+      </w:r>
+    </w:p>
+    <w:p>
+      <w:pPr>
+        <w:autoSpaceDN w:val="0"/>
+        <w:autoSpaceDE w:val="0"/>
+        <w:widowControl/>
+        <w:spacing w:line="394" w:lineRule="exact" w:before="202" w:after="0"/>
+        <w:ind w:left="392" w:right="720" w:hanging="10"/>
+        <w:jc w:val="left"/>
+      </w:pPr>
+      <w:r>
+        <w:rPr>
+          <w:rFonts w:ascii="TimesNewRomanPSMT" w:hAnsi="TimesNewRomanPSMT" w:eastAsia="TimesNewRomanPSMT"/>
+          <w:b w:val="0"/>
+          <w:i w:val="0"/>
+          <w:color w:val="2B2B2B"/>
+          <w:sz w:val="24"/>
+        </w:rPr>
+        <w:t xml:space="preserve">Hoăc  có thể tìm ra các thông tin về tên của khách hàng có mã số 112 bằng truy </w:t>
+      </w:r>
+      <w:r>
+        <w:rPr>
+          <w:rFonts w:ascii="TimesNewRomanPSMT" w:hAnsi="TimesNewRomanPSMT" w:eastAsia="TimesNewRomanPSMT"/>
+          <w:b w:val="0"/>
+          <w:i w:val="0"/>
+          <w:color w:val="2B2B2B"/>
+          <w:sz w:val="24"/>
+        </w:rPr>
+        <w:t xml:space="preserve">vấn như sau: </w:t>
+      </w:r>
+    </w:p>
+    <w:p>
+      <w:pPr>
+        <w:sectPr>
+          <w:pgSz w:w="11906" w:h="16841"/>
+          <w:pgMar w:top="740" w:right="1440" w:bottom="628" w:left="1440" w:header="720" w:footer="720" w:gutter="0"/>
+          <w:cols/>
+          <w:docGrid w:linePitch="360"/>
+        </w:sectPr>
+      </w:pPr>
+    </w:p>
+    <w:p>
+      <w:pPr>
+        <w:autoSpaceDN w:val="0"/>
+        <w:autoSpaceDE w:val="0"/>
+        <w:widowControl/>
+        <w:spacing w:line="220" w:lineRule="exact" w:before="0" w:after="346"/>
+        <w:ind w:left="0" w:right="0"/>
+      </w:pPr>
+    </w:p>
+    <w:p>
+      <w:pPr>
+        <w:autoSpaceDN w:val="0"/>
+        <w:autoSpaceDE w:val="0"/>
+        <w:widowControl/>
+        <w:spacing w:line="305" w:lineRule="auto" w:before="0" w:after="0"/>
+        <w:ind w:left="382" w:right="6192" w:firstLine="0"/>
         <w:jc w:val="left"/>
       </w:pPr>
       <w:r>
@@ -592,7 +2058,7 @@
           <w:color w:val="000000"/>
           <w:sz w:val="24"/>
         </w:rPr>
-        <w:t xml:space="preserve">FROM  products </w:t>
+        <w:t xml:space="preserve">FROM Customers </w:t>
       </w:r>
       <w:r>
         <w:br/>
@@ -605,55 +2071,7 @@
           <w:color w:val="000000"/>
           <w:sz w:val="24"/>
         </w:rPr>
-        <w:t xml:space="preserve">WHERE productCode not in </w:t>
-      </w:r>
-      <w:r>
-        <w:br/>
-      </w:r>
-      <w:r>
-        <w:tab/>
-      </w:r>
-      <w:r>
-        <w:rPr>
-          <w:rFonts w:ascii="Courier New" w:hAnsi="Courier New" w:eastAsia="Courier New"/>
-          <w:b w:val="0"/>
-          <w:i w:val="0"/>
-          <w:color w:val="000000"/>
-          <w:sz w:val="24"/>
-        </w:rPr>
-        <w:t xml:space="preserve">(SELECT productCode </w:t>
-      </w:r>
-      <w:r>
-        <w:br/>
-      </w:r>
-      <w:r>
-        <w:tab/>
-      </w:r>
-      <w:r>
-        <w:rPr>
-          <w:rFonts w:ascii="Courier New" w:hAnsi="Courier New" w:eastAsia="Courier New"/>
-          <w:b w:val="0"/>
-          <w:i w:val="0"/>
-          <w:color w:val="000000"/>
-          <w:sz w:val="24"/>
-        </w:rPr>
-        <w:t xml:space="preserve">FROM orderdetails </w:t>
-      </w:r>
-      <w:r>
-        <w:br/>
-      </w:r>
-      <w:r>
-        <w:tab/>
-      </w:r>
-      <w:r>
-        <w:rPr>
-          <w:rFonts w:ascii="Courier New" w:hAnsi="Courier New" w:eastAsia="Courier New"/>
-          <w:b w:val="0"/>
-          <w:i w:val="0"/>
-          <w:color w:val="000000"/>
-          <w:sz w:val="24"/>
-        </w:rPr>
-        <w:t xml:space="preserve">) </w:t>
+        <w:t xml:space="preserve">WHERE customerNumber=112 </w:t>
       </w:r>
     </w:p>
     <w:p>
@@ -661,15 +2079,15 @@
         <w:autoSpaceDN w:val="0"/>
         <w:autoSpaceDE w:val="0"/>
         <w:widowControl/>
-        <w:spacing w:line="240" w:lineRule="auto" w:before="382" w:after="0"/>
-        <w:ind w:left="370" w:right="0" w:firstLine="0"/>
+        <w:spacing w:line="240" w:lineRule="auto" w:before="308" w:after="0"/>
+        <w:ind w:left="158" w:right="0" w:firstLine="0"/>
         <w:jc w:val="left"/>
       </w:pPr>
       <w:r>
         <w:drawing>
           <wp:inline xmlns:a="http://schemas.openxmlformats.org/drawingml/2006/main" xmlns:pic="http://schemas.openxmlformats.org/drawingml/2006/picture">
-            <wp:extent cx="5725159" cy="511809"/>
-            <wp:docPr id="2" name="Picture 2"/>
+            <wp:extent cx="6118860" cy="421639"/>
+            <wp:docPr id="8" name="Picture 8"/>
             <wp:cNvGraphicFramePr>
               <a:graphicFrameLocks noChangeAspect="1"/>
             </wp:cNvGraphicFramePr>
@@ -681,7 +2099,7 @@
                     <pic:cNvPicPr/>
                   </pic:nvPicPr>
                   <pic:blipFill>
-                    <a:blip r:embed="rId10"/>
+                    <a:blip r:embed="rId15"/>
                     <a:stretch>
                       <a:fillRect/>
                     </a:stretch>
@@ -689,7 +2107,7 @@
                   <pic:spPr>
                     <a:xfrm>
                       <a:off x="0" y="0"/>
-                      <a:ext cx="5725159" cy="511809"/>
+                      <a:ext cx="6118860" cy="421639"/>
                     </a:xfrm>
                     <a:prstGeom prst="rect"/>
                   </pic:spPr>
@@ -705,41 +2123,28 @@
         <w:autoSpaceDN w:val="0"/>
         <w:autoSpaceDE w:val="0"/>
         <w:widowControl/>
-        <w:spacing w:line="264" w:lineRule="exact" w:before="326" w:after="0"/>
-        <w:ind w:left="370" w:right="0" w:firstLine="0"/>
+        <w:spacing w:line="266" w:lineRule="exact" w:before="438" w:after="0"/>
+        <w:ind w:left="382" w:right="0" w:firstLine="0"/>
         <w:jc w:val="left"/>
       </w:pPr>
-      <w:r>
-        <w:rPr>
-          <w:rFonts w:ascii="TimesNewRomanPS" w:hAnsi="TimesNewRomanPS" w:eastAsia="TimesNewRomanPS"/>
-          <w:b/>
-          <w:i w:val="0"/>
-          <w:color w:val="000000"/>
-          <w:sz w:val="24"/>
-        </w:rPr>
-        <w:t>Ví dụ:</w:t>
-      </w:r>
       <w:r>
         <w:rPr>
           <w:rFonts w:ascii="TimesNewRomanPSMT" w:hAnsi="TimesNewRomanPSMT" w:eastAsia="TimesNewRomanPSMT"/>
           <w:b w:val="0"/>
           <w:i w:val="0"/>
-          <w:color w:val="000000"/>
+          <w:color w:val="2B2B2B"/>
           <w:sz w:val="24"/>
         </w:rPr>
-        <w:t xml:space="preserve">đưa ra các sản phẩm có mặt trong các đơn hàng </w:t>
+        <w:t xml:space="preserve">Ví dụ sau đưa ra các đơn hàng có mã khách hàng là 181 </w:t>
       </w:r>
     </w:p>
     <w:p>
       <w:pPr>
         <w:autoSpaceDN w:val="0"/>
-        <w:tabs>
-          <w:tab w:pos="802" w:val="left"/>
-        </w:tabs>
         <w:autoSpaceDE w:val="0"/>
         <w:widowControl/>
-        <w:spacing w:line="317" w:lineRule="auto" w:before="366" w:after="0"/>
-        <w:ind w:left="370" w:right="5328" w:firstLine="0"/>
+        <w:spacing w:line="305" w:lineRule="auto" w:before="322" w:after="0"/>
+        <w:ind w:left="382" w:right="5904" w:firstLine="0"/>
         <w:jc w:val="left"/>
       </w:pPr>
       <w:r>
@@ -750,7 +2155,7 @@
           <w:color w:val="000000"/>
           <w:sz w:val="24"/>
         </w:rPr>
-        <w:t xml:space="preserve">SELECT * FROM products </w:t>
+        <w:t xml:space="preserve">SELECT * </w:t>
       </w:r>
       <w:r>
         <w:br/>
@@ -763,23 +2168,7 @@
           <w:color w:val="000000"/>
           <w:sz w:val="24"/>
         </w:rPr>
-        <w:t xml:space="preserve">WHERE  productCode in </w:t>
-      </w:r>
-      <w:r>
-        <w:br/>
-      </w:r>
-      <w:r>
-        <w:tab/>
-      </w:r>
-      <w:r>
-        <w:rPr>
-          <w:rFonts w:ascii="Courier New" w:hAnsi="Courier New" w:eastAsia="Courier New"/>
-          <w:b w:val="0"/>
-          <w:i w:val="0"/>
-          <w:color w:val="000000"/>
-          <w:sz w:val="24"/>
-        </w:rPr>
-        <w:t xml:space="preserve"> (SELECT productCode  </w:t>
+        <w:t xml:space="preserve">FROM orders </w:t>
       </w:r>
       <w:r>
         <w:br/>
@@ -792,20 +2181,7 @@
           <w:color w:val="000000"/>
           <w:sz w:val="24"/>
         </w:rPr>
-        <w:t xml:space="preserve">FROM orderdetails </w:t>
-      </w:r>
-      <w:r>
-        <w:br/>
-      </w:r>
-      <w:r>
-        <w:rPr>
-          <w:rFonts w:ascii="Courier New" w:hAnsi="Courier New" w:eastAsia="Courier New"/>
-          <w:b w:val="0"/>
-          <w:i w:val="0"/>
-          <w:color w:val="000000"/>
-          <w:sz w:val="24"/>
-        </w:rPr>
-        <w:t xml:space="preserve">) </w:t>
+        <w:t xml:space="preserve">WHERE customerNumber = 181 </w:t>
       </w:r>
     </w:p>
     <w:p>
@@ -813,15 +2189,15 @@
         <w:autoSpaceDN w:val="0"/>
         <w:autoSpaceDE w:val="0"/>
         <w:widowControl/>
-        <w:spacing w:line="240" w:lineRule="auto" w:before="376" w:after="0"/>
-        <w:ind w:left="0" w:right="0" w:firstLine="0"/>
+        <w:spacing w:line="240" w:lineRule="auto" w:before="382" w:after="0"/>
+        <w:ind w:left="158" w:right="0" w:firstLine="0"/>
         <w:jc w:val="left"/>
       </w:pPr>
       <w:r>
         <w:drawing>
           <wp:inline xmlns:a="http://schemas.openxmlformats.org/drawingml/2006/main" xmlns:pic="http://schemas.openxmlformats.org/drawingml/2006/picture">
-            <wp:extent cx="5857239" cy="2490470"/>
-            <wp:docPr id="3" name="Picture 3"/>
+            <wp:extent cx="6399530" cy="1021080"/>
+            <wp:docPr id="9" name="Picture 9"/>
             <wp:cNvGraphicFramePr>
               <a:graphicFrameLocks noChangeAspect="1"/>
             </wp:cNvGraphicFramePr>
@@ -833,7 +2209,7 @@
                     <pic:cNvPicPr/>
                   </pic:nvPicPr>
                   <pic:blipFill>
-                    <a:blip r:embed="rId11"/>
+                    <a:blip r:embed="rId16"/>
                     <a:stretch>
                       <a:fillRect/>
                     </a:stretch>
@@ -841,7 +2217,7 @@
                   <pic:spPr>
                     <a:xfrm>
                       <a:off x="0" y="0"/>
-                      <a:ext cx="5857239" cy="2490470"/>
+                      <a:ext cx="6399530" cy="1021080"/>
                     </a:xfrm>
                     <a:prstGeom prst="rect"/>
                   </pic:spPr>
@@ -857,8 +2233,8 @@
         <w:autoSpaceDN w:val="0"/>
         <w:autoSpaceDE w:val="0"/>
         <w:widowControl/>
-        <w:spacing w:line="368" w:lineRule="exact" w:before="38" w:after="0"/>
-        <w:ind w:left="370" w:right="720" w:firstLine="10"/>
+        <w:spacing w:line="366" w:lineRule="exact" w:before="238" w:after="0"/>
+        <w:ind w:left="382" w:right="2016" w:firstLine="10"/>
         <w:jc w:val="left"/>
       </w:pPr>
       <w:r>
@@ -869,7 +2245,7 @@
           <w:color w:val="000000"/>
           <w:sz w:val="22"/>
         </w:rPr>
-        <w:t>3.</w:t>
+        <w:t>4.</w:t>
       </w:r>
       <w:r>
         <w:rPr>
@@ -879,7 +2255,7 @@
           <w:color w:val="000000"/>
           <w:sz w:val="22"/>
         </w:rPr>
-        <w:t xml:space="preserve">Truy vấn con tương quan </w:t>
+        <w:t xml:space="preserve">Kết nối các điều kiện với toán tử AND và OR </w:t>
       </w:r>
       <w:r>
         <w:br/>
@@ -892,7 +2268,7 @@
           <w:color w:val="000000"/>
           <w:sz w:val="24"/>
         </w:rPr>
-        <w:t xml:space="preserve">Truy vấn con tương quan không độc lập với truy vấn bên ngoài. Một truy vấn con </w:t>
+        <w:t xml:space="preserve">Chúng ta có thể kết hợp hai hay nhiều điều kiện khác nhau trong mệnh đề </w:t>
       </w:r>
       <w:r>
         <w:rPr>
@@ -902,7 +2278,17 @@
           <w:color w:val="000000"/>
           <w:sz w:val="24"/>
         </w:rPr>
-        <w:t xml:space="preserve">tương quan là một truy vấn con sử dụng các giá trị từ truy vấn bên ngoài trong mệnh </w:t>
+        <w:t xml:space="preserve">WHERE, sử dụng các toán tử </w:t>
+      </w:r>
+      <w:r>
+        <w:rPr>
+          <w:rFonts w:ascii="Times New Roman" w:hAnsi="Times New Roman" w:eastAsia="Times New Roman"/>
+          <w:b/>
+          <w:i w:val="0"/>
+          <w:color w:val="000000"/>
+          <w:sz w:val="24"/>
+        </w:rPr>
+        <w:t xml:space="preserve">AND, OR. </w:t>
       </w:r>
       <w:r>
         <w:rPr>
@@ -912,7 +2298,7 @@
           <w:color w:val="000000"/>
           <w:sz w:val="24"/>
         </w:rPr>
-        <w:t xml:space="preserve">đề WHERE của nó. Quá trình thực hiện như sau: các truy vấn bên ngoài được thực </w:t>
+        <w:t xml:space="preserve">Với hai điều kiện nối bởi AND, cần cả </w:t>
       </w:r>
       <w:r>
         <w:rPr>
@@ -922,7 +2308,7 @@
           <w:color w:val="000000"/>
           <w:sz w:val="24"/>
         </w:rPr>
-        <w:t xml:space="preserve">hiện trước tiên và sau đó thi hành truy vấn con bên trong cho mỗi dòng kết quả của </w:t>
+        <w:t xml:space="preserve">hai đúng để điều kiện kết hợp là đúng. Với hai điều kiện nối bởi OR, điều kiện </w:t>
       </w:r>
       <w:r>
         <w:rPr>
@@ -932,7 +2318,7 @@
           <w:color w:val="000000"/>
           <w:sz w:val="24"/>
         </w:rPr>
-        <w:t xml:space="preserve">truy vấn bên ngoài. </w:t>
+        <w:t xml:space="preserve">kết hợp là đúng nếu một hoặc cả hai điều kiện là đúng </w:t>
       </w:r>
     </w:p>
     <w:p>
@@ -940,13 +2326,13 @@
         <w:autoSpaceDN w:val="0"/>
         <w:autoSpaceDE w:val="0"/>
         <w:widowControl/>
-        <w:spacing w:line="386" w:lineRule="exact" w:before="264" w:after="0"/>
-        <w:ind w:left="380" w:right="720" w:hanging="10"/>
+        <w:spacing w:line="320" w:lineRule="exact" w:before="342" w:after="0"/>
+        <w:ind w:left="382" w:right="0" w:firstLine="0"/>
         <w:jc w:val="left"/>
       </w:pPr>
       <w:r>
         <w:rPr>
-          <w:rFonts w:ascii="TimesNewRomanPS" w:hAnsi="TimesNewRomanPS" w:eastAsia="TimesNewRomanPS"/>
+          <w:rFonts w:ascii="Times New Roman" w:hAnsi="Times New Roman" w:eastAsia="Times New Roman"/>
           <w:b/>
           <w:i w:val="0"/>
           <w:color w:val="000000"/>
@@ -962,7 +2348,117 @@
           <w:color w:val="000000"/>
           <w:sz w:val="24"/>
         </w:rPr>
-        <w:t xml:space="preserve">:đưa ra các sản phẩm có số lượng trong kho lớn hơn trung bình số lượng trong </w:t>
+        <w:t xml:space="preserve">: đưa ra các khách hàng tại Mỹ của người chăm sóc khách hàng có mã là 1165 </w:t>
+      </w:r>
+    </w:p>
+    <w:p>
+      <w:pPr>
+        <w:autoSpaceDN w:val="0"/>
+        <w:autoSpaceDE w:val="0"/>
+        <w:widowControl/>
+        <w:spacing w:line="305" w:lineRule="auto" w:before="344" w:after="0"/>
+        <w:ind w:left="382" w:right="1872" w:firstLine="0"/>
+        <w:jc w:val="left"/>
+      </w:pPr>
+      <w:r>
+        <w:rPr>
+          <w:rFonts w:ascii="Courier New" w:hAnsi="Courier New" w:eastAsia="Courier New"/>
+          <w:b w:val="0"/>
+          <w:i w:val="0"/>
+          <w:color w:val="000000"/>
+          <w:sz w:val="24"/>
+        </w:rPr>
+        <w:t xml:space="preserve">SELECT * </w:t>
+      </w:r>
+      <w:r>
+        <w:br/>
+      </w:r>
+      <w:r>
+        <w:rPr>
+          <w:rFonts w:ascii="Courier New" w:hAnsi="Courier New" w:eastAsia="Courier New"/>
+          <w:b w:val="0"/>
+          <w:i w:val="0"/>
+          <w:color w:val="000000"/>
+          <w:sz w:val="24"/>
+        </w:rPr>
+        <w:t xml:space="preserve">FROM customers </w:t>
+      </w:r>
+      <w:r>
+        <w:br/>
+      </w:r>
+      <w:r>
+        <w:rPr>
+          <w:rFonts w:ascii="Courier New" w:hAnsi="Courier New" w:eastAsia="Courier New"/>
+          <w:b w:val="0"/>
+          <w:i w:val="0"/>
+          <w:color w:val="000000"/>
+          <w:sz w:val="24"/>
+        </w:rPr>
+        <w:t xml:space="preserve">WHERE country ='USA' and salesRepEmployeeNumber = 1165 </w:t>
+      </w:r>
+    </w:p>
+    <w:p>
+      <w:pPr>
+        <w:autoSpaceDN w:val="0"/>
+        <w:autoSpaceDE w:val="0"/>
+        <w:widowControl/>
+        <w:spacing w:line="240" w:lineRule="auto" w:before="108" w:after="0"/>
+        <w:ind w:left="26" w:right="0" w:firstLine="0"/>
+        <w:jc w:val="left"/>
+      </w:pPr>
+      <w:r>
+        <w:drawing>
+          <wp:inline xmlns:a="http://schemas.openxmlformats.org/drawingml/2006/main" xmlns:pic="http://schemas.openxmlformats.org/drawingml/2006/picture">
+            <wp:extent cx="6313170" cy="1294129"/>
+            <wp:docPr id="10" name="Picture 10"/>
+            <wp:cNvGraphicFramePr>
+              <a:graphicFrameLocks noChangeAspect="1"/>
+            </wp:cNvGraphicFramePr>
+            <a:graphic>
+              <a:graphicData uri="http://schemas.openxmlformats.org/drawingml/2006/picture">
+                <pic:pic>
+                  <pic:nvPicPr>
+                    <pic:cNvPr id="0" name="image.png"/>
+                    <pic:cNvPicPr/>
+                  </pic:nvPicPr>
+                  <pic:blipFill>
+                    <a:blip r:embed="rId17"/>
+                    <a:stretch>
+                      <a:fillRect/>
+                    </a:stretch>
+                  </pic:blipFill>
+                  <pic:spPr>
+                    <a:xfrm>
+                      <a:off x="0" y="0"/>
+                      <a:ext cx="6313170" cy="1294129"/>
+                    </a:xfrm>
+                    <a:prstGeom prst="rect"/>
+                  </pic:spPr>
+                </pic:pic>
+              </a:graphicData>
+            </a:graphic>
+          </wp:inline>
+        </w:drawing>
+      </w:r>
+    </w:p>
+    <w:p>
+      <w:pPr>
+        <w:autoSpaceDN w:val="0"/>
+        <w:autoSpaceDE w:val="0"/>
+        <w:widowControl/>
+        <w:spacing w:line="266" w:lineRule="exact" w:before="676" w:after="0"/>
+        <w:ind w:left="382" w:right="0" w:firstLine="0"/>
+        <w:jc w:val="left"/>
+      </w:pPr>
+      <w:r>
+        <w:rPr>
+          <w:rFonts w:ascii="Times New Roman" w:hAnsi="Times New Roman" w:eastAsia="Times New Roman"/>
+          <w:b/>
+          <w:i w:val="0"/>
+          <w:color w:val="000000"/>
+          <w:sz w:val="24"/>
+        </w:rPr>
+        <w:t>Ví dụ</w:t>
       </w:r>
       <w:r>
         <w:rPr>
@@ -972,14 +2468,47 @@
           <w:color w:val="000000"/>
           <w:sz w:val="24"/>
         </w:rPr>
-        <w:t xml:space="preserve">kho của các sản phẩm cùng loại. </w:t>
+        <w:t xml:space="preserve">: đưa ra các đơn hàng có trạng thái là ‘On Hold’ hoặc ‘In Process’ </w:t>
+      </w:r>
+    </w:p>
+    <w:p>
+      <w:pPr>
+        <w:autoSpaceDN w:val="0"/>
+        <w:autoSpaceDE w:val="0"/>
+        <w:widowControl/>
+        <w:spacing w:line="288" w:lineRule="auto" w:before="360" w:after="0"/>
+        <w:ind w:left="382" w:right="8064" w:firstLine="0"/>
+        <w:jc w:val="left"/>
+      </w:pPr>
+      <w:r>
+        <w:rPr>
+          <w:rFonts w:ascii="Courier New" w:hAnsi="Courier New" w:eastAsia="Courier New"/>
+          <w:b w:val="0"/>
+          <w:i w:val="0"/>
+          <w:color w:val="000000"/>
+          <w:sz w:val="24"/>
+        </w:rPr>
+        <w:t xml:space="preserve">SELECT * </w:t>
+      </w:r>
+      <w:r>
+        <w:br/>
+      </w:r>
+      <w:r>
+        <w:rPr>
+          <w:rFonts w:ascii="Courier New" w:hAnsi="Courier New" w:eastAsia="Courier New"/>
+          <w:b w:val="0"/>
+          <w:i w:val="0"/>
+          <w:color w:val="000000"/>
+          <w:sz w:val="24"/>
+        </w:rPr>
+        <w:t xml:space="preserve">FROM orders </w:t>
       </w:r>
     </w:p>
     <w:p>
       <w:pPr>
         <w:sectPr>
           <w:pgSz w:w="11906" w:h="16841"/>
-          <w:pgMar w:top="566" w:right="1168" w:bottom="1004" w:left="1332" w:header="720" w:footer="720" w:gutter="0"/>
+          <w:pgMar w:top="566" w:right="210" w:bottom="716" w:left="1440" w:header="720" w:footer="720" w:gutter="0"/>
           <w:cols/>
           <w:docGrid w:linePitch="360"/>
         </w:sectPr>
@@ -997,13 +2526,10 @@
     <w:p>
       <w:pPr>
         <w:autoSpaceDN w:val="0"/>
-        <w:tabs>
-          <w:tab w:pos="1080" w:val="left"/>
-        </w:tabs>
         <w:autoSpaceDE w:val="0"/>
         <w:widowControl/>
-        <w:spacing w:line="322" w:lineRule="auto" w:before="0" w:after="0"/>
-        <w:ind w:left="404" w:right="3600" w:firstLine="0"/>
+        <w:spacing w:line="240" w:lineRule="auto" w:before="0" w:after="0"/>
+        <w:ind w:left="382" w:right="0" w:firstLine="0"/>
         <w:jc w:val="left"/>
       </w:pPr>
       <w:r>
@@ -1014,81 +2540,7 @@
           <w:color w:val="000000"/>
           <w:sz w:val="24"/>
         </w:rPr>
-        <w:t xml:space="preserve">SELECT * FROM  products p </w:t>
-      </w:r>
-      <w:r>
-        <w:br/>
-      </w:r>
-      <w:r>
-        <w:rPr>
-          <w:rFonts w:ascii="Courier New" w:hAnsi="Courier New" w:eastAsia="Courier New"/>
-          <w:b w:val="0"/>
-          <w:i w:val="0"/>
-          <w:color w:val="000000"/>
-          <w:sz w:val="24"/>
-        </w:rPr>
-        <w:t xml:space="preserve">WHERE quantityInStock &gt; </w:t>
-      </w:r>
-      <w:r>
-        <w:br/>
-      </w:r>
-      <w:r>
-        <w:tab/>
-      </w:r>
-      <w:r>
-        <w:rPr>
-          <w:rFonts w:ascii="Courier New" w:hAnsi="Courier New" w:eastAsia="Courier New"/>
-          <w:b w:val="0"/>
-          <w:i w:val="0"/>
-          <w:color w:val="000000"/>
-          <w:sz w:val="24"/>
-        </w:rPr>
-        <w:t xml:space="preserve">(SELECt avg(quantityInStock) </w:t>
-      </w:r>
-      <w:r>
-        <w:br/>
-      </w:r>
-      <w:r>
-        <w:tab/>
-      </w:r>
-      <w:r>
-        <w:rPr>
-          <w:rFonts w:ascii="Courier New" w:hAnsi="Courier New" w:eastAsia="Courier New"/>
-          <w:b w:val="0"/>
-          <w:i w:val="0"/>
-          <w:color w:val="000000"/>
-          <w:sz w:val="24"/>
-        </w:rPr>
-        <w:t xml:space="preserve"> FROM products </w:t>
-      </w:r>
-      <w:r>
-        <w:br/>
-      </w:r>
-      <w:r>
-        <w:tab/>
-      </w:r>
-      <w:r>
-        <w:rPr>
-          <w:rFonts w:ascii="Courier New" w:hAnsi="Courier New" w:eastAsia="Courier New"/>
-          <w:b w:val="0"/>
-          <w:i w:val="0"/>
-          <w:color w:val="000000"/>
-          <w:sz w:val="24"/>
-        </w:rPr>
-        <w:t xml:space="preserve"> WHERE productLine = p.productLine </w:t>
-      </w:r>
-      <w:r>
-        <w:tab/>
-      </w:r>
-      <w:r>
-        <w:rPr>
-          <w:rFonts w:ascii="Courier New" w:hAnsi="Courier New" w:eastAsia="Courier New"/>
-          <w:b w:val="0"/>
-          <w:i w:val="0"/>
-          <w:color w:val="000000"/>
-          <w:sz w:val="24"/>
-        </w:rPr>
-        <w:t xml:space="preserve">) </w:t>
+        <w:t xml:space="preserve">WHERE status = 'On Hold' or status ='In Process' </w:t>
       </w:r>
     </w:p>
     <w:p>
@@ -1096,15 +2548,15 @@
         <w:autoSpaceDN w:val="0"/>
         <w:autoSpaceDE w:val="0"/>
         <w:widowControl/>
-        <w:spacing w:line="240" w:lineRule="auto" w:before="378" w:after="0"/>
+        <w:spacing w:line="240" w:lineRule="auto" w:before="388" w:after="0"/>
         <w:ind w:left="0" w:right="0" w:firstLine="0"/>
         <w:jc w:val="center"/>
       </w:pPr>
       <w:r>
         <w:drawing>
           <wp:inline xmlns:a="http://schemas.openxmlformats.org/drawingml/2006/main" xmlns:pic="http://schemas.openxmlformats.org/drawingml/2006/picture">
-            <wp:extent cx="6168390" cy="1871979"/>
-            <wp:docPr id="4" name="Picture 4"/>
+            <wp:extent cx="6222999" cy="2308860"/>
+            <wp:docPr id="11" name="Picture 11"/>
             <wp:cNvGraphicFramePr>
               <a:graphicFrameLocks noChangeAspect="1"/>
             </wp:cNvGraphicFramePr>
@@ -1116,7 +2568,7 @@
                     <pic:cNvPicPr/>
                   </pic:nvPicPr>
                   <pic:blipFill>
-                    <a:blip r:embed="rId12"/>
+                    <a:blip r:embed="rId18"/>
                     <a:stretch>
                       <a:fillRect/>
                     </a:stretch>
@@ -1124,7 +2576,7 @@
                   <pic:spPr>
                     <a:xfrm>
                       <a:off x="0" y="0"/>
-                      <a:ext cx="6168390" cy="1871979"/>
+                      <a:ext cx="6222999" cy="2308860"/>
                     </a:xfrm>
                     <a:prstGeom prst="rect"/>
                   </pic:spPr>
@@ -1140,9 +2592,39 @@
         <w:autoSpaceDN w:val="0"/>
         <w:autoSpaceDE w:val="0"/>
         <w:widowControl/>
-        <w:spacing w:line="384" w:lineRule="exact" w:before="210" w:after="0"/>
-        <w:ind w:left="414" w:right="1032" w:hanging="10"/>
-        <w:jc w:val="both"/>
+        <w:spacing w:line="197" w:lineRule="auto" w:before="380" w:after="0"/>
+        <w:ind w:left="392" w:right="0" w:firstLine="0"/>
+        <w:jc w:val="left"/>
+      </w:pPr>
+      <w:r>
+        <w:rPr>
+          <w:rFonts w:ascii="Calibri" w:hAnsi="Calibri" w:eastAsia="Calibri"/>
+          <w:b/>
+          <w:i w:val="0"/>
+          <w:color w:val="000000"/>
+          <w:sz w:val="22"/>
+        </w:rPr>
+        <w:t>5.</w:t>
+      </w:r>
+      <w:r>
+        <w:rPr>
+          <w:rFonts w:ascii="Calibri" w:hAnsi="Calibri" w:eastAsia="Calibri"/>
+          <w:b/>
+          <w:i w:val="0"/>
+          <w:color w:val="000000"/>
+          <w:sz w:val="22"/>
+        </w:rPr>
+        <w:t xml:space="preserve">IS NULL: tìm các giá trị không xác định </w:t>
+      </w:r>
+    </w:p>
+    <w:p>
+      <w:pPr>
+        <w:autoSpaceDN w:val="0"/>
+        <w:autoSpaceDE w:val="0"/>
+        <w:widowControl/>
+        <w:spacing w:line="522" w:lineRule="exact" w:before="0" w:after="0"/>
+        <w:ind w:left="392" w:right="1440" w:hanging="10"/>
+        <w:jc w:val="left"/>
       </w:pPr>
       <w:r>
         <w:rPr>
@@ -1152,7 +2634,7 @@
           <w:color w:val="000000"/>
           <w:sz w:val="24"/>
         </w:rPr>
-        <w:t xml:space="preserve">Quá trình thực hiện truy vấn như sau: với mỗi dòng sản phẩm của truy vấn bên ngoài, </w:t>
+        <w:t xml:space="preserve">Với các trường chưa được nhập dữ liệu (coi giá trị là chưa xác định), SQL coi giá </w:t>
       </w:r>
       <w:r>
         <w:rPr>
@@ -1162,7 +2644,7 @@
           <w:color w:val="000000"/>
           <w:sz w:val="24"/>
         </w:rPr>
-        <w:t xml:space="preserve">câu lệnh truy vấn bên trong sẽ tìm ra số lượng sản phẩm trung bình của của sản phẩm </w:t>
+        <w:t xml:space="preserve">trị đó là NULL. Để kiểm tra một trường có giá trị là NULL hay không, thay vì sử </w:t>
       </w:r>
       <w:r>
         <w:rPr>
@@ -1172,7 +2654,30 @@
           <w:color w:val="000000"/>
           <w:sz w:val="24"/>
         </w:rPr>
-        <w:t xml:space="preserve">cùng loại với sản phẩm đó và kết quả của truy vấn con sẽ được đưa vào mệnh đề </w:t>
+        <w:t xml:space="preserve">dụng phép so sánh =, SQL sử dụng phép toán </w:t>
+      </w:r>
+      <w:r>
+        <w:rPr>
+          <w:rFonts w:ascii="Times New Roman" w:hAnsi="Times New Roman" w:eastAsia="Times New Roman"/>
+          <w:b w:val="0"/>
+          <w:i/>
+          <w:color w:val="000000"/>
+          <w:sz w:val="24"/>
+        </w:rPr>
+        <w:t xml:space="preserve">is NULL </w:t>
+      </w:r>
+      <w:r>
+        <w:br/>
+      </w:r>
+      <w:r>
+        <w:rPr>
+          <w:rFonts w:ascii="Times New Roman" w:hAnsi="Times New Roman" w:eastAsia="Times New Roman"/>
+          <w:b/>
+          <w:i w:val="0"/>
+          <w:color w:val="000000"/>
+          <w:sz w:val="24"/>
+        </w:rPr>
+        <w:t xml:space="preserve">Ví dụ: </w:t>
       </w:r>
       <w:r>
         <w:rPr>
@@ -1182,70 +2687,7 @@
           <w:color w:val="000000"/>
           <w:sz w:val="24"/>
         </w:rPr>
-        <w:t xml:space="preserve">WHERE để kiểm tra. </w:t>
-      </w:r>
-    </w:p>
-    <w:p>
-      <w:pPr>
-        <w:autoSpaceDN w:val="0"/>
-        <w:autoSpaceDE w:val="0"/>
-        <w:widowControl/>
-        <w:spacing w:line="384" w:lineRule="exact" w:before="264" w:after="0"/>
-        <w:ind w:left="414" w:right="1008" w:hanging="10"/>
-        <w:jc w:val="left"/>
-      </w:pPr>
-      <w:r>
-        <w:rPr>
-          <w:rFonts w:ascii="TimesNewRomanPS" w:hAnsi="TimesNewRomanPS" w:eastAsia="TimesNewRomanPS"/>
-          <w:b/>
-          <w:i w:val="0"/>
-          <w:color w:val="000000"/>
-          <w:sz w:val="24"/>
-        </w:rPr>
-        <w:t>Ví dụ: đ</w:t>
-      </w:r>
-      <w:r>
-        <w:rPr>
-          <w:rFonts w:ascii="TimesNewRomanPSMT" w:hAnsi="TimesNewRomanPSMT" w:eastAsia="TimesNewRomanPSMT"/>
-          <w:b w:val="0"/>
-          <w:i w:val="0"/>
-          <w:color w:val="000000"/>
-          <w:sz w:val="24"/>
-        </w:rPr>
-        <w:t xml:space="preserve">ưa ra các sản phẩm có mặt trong các đơn hàng, cách viết dưới đây là một cách </w:t>
-      </w:r>
-      <w:r>
-        <w:rPr>
-          <w:rFonts w:ascii="TimesNewRomanPSMT" w:hAnsi="TimesNewRomanPSMT" w:eastAsia="TimesNewRomanPSMT"/>
-          <w:b w:val="0"/>
-          <w:i w:val="0"/>
-          <w:color w:val="000000"/>
-          <w:sz w:val="24"/>
-        </w:rPr>
-        <w:t xml:space="preserve">khác của ví dụ ở phần trước. Sử dụng toán tử EXISTS để kiểm tra sự tồn tại. </w:t>
-      </w:r>
-    </w:p>
-    <w:p>
-      <w:pPr>
-        <w:autoSpaceDN w:val="0"/>
-        <w:tabs>
-          <w:tab w:pos="1412" w:val="left"/>
-        </w:tabs>
-        <w:autoSpaceDE w:val="0"/>
-        <w:widowControl/>
-        <w:spacing w:line="317" w:lineRule="auto" w:before="374" w:after="0"/>
-        <w:ind w:left="404" w:right="4176" w:firstLine="0"/>
-        <w:jc w:val="left"/>
-      </w:pPr>
-      <w:r>
-        <w:rPr>
-          <w:rFonts w:ascii="Courier New" w:hAnsi="Courier New" w:eastAsia="Courier New"/>
-          <w:b w:val="0"/>
-          <w:i w:val="0"/>
-          <w:color w:val="000000"/>
-          <w:sz w:val="24"/>
-        </w:rPr>
-        <w:t xml:space="preserve">SELECT * FROM products as p </w:t>
+        <w:t xml:space="preserve">Đưa ra các khách hàng chưa được gán nhân viên chăm sóc </w:t>
       </w:r>
       <w:r>
         <w:br/>
@@ -1258,23 +2700,7 @@
           <w:color w:val="000000"/>
           <w:sz w:val="24"/>
         </w:rPr>
-        <w:t xml:space="preserve">WHERE exists </w:t>
-      </w:r>
-      <w:r>
-        <w:br/>
-      </w:r>
-      <w:r>
-        <w:tab/>
-      </w:r>
-      <w:r>
-        <w:rPr>
-          <w:rFonts w:ascii="Courier New" w:hAnsi="Courier New" w:eastAsia="Courier New"/>
-          <w:b w:val="0"/>
-          <w:i w:val="0"/>
-          <w:color w:val="000000"/>
-          <w:sz w:val="24"/>
-        </w:rPr>
-        <w:t xml:space="preserve"> (SELECT productCode  </w:t>
+        <w:t xml:space="preserve">SELECT customerName, salesRepEmployeeNumber </w:t>
       </w:r>
       <w:r>
         <w:br/>
@@ -1287,7 +2713,7 @@
           <w:color w:val="000000"/>
           <w:sz w:val="24"/>
         </w:rPr>
-        <w:t xml:space="preserve">FROM orderdetails </w:t>
+        <w:t xml:space="preserve">FROM customers </w:t>
       </w:r>
       <w:r>
         <w:br/>
@@ -1300,14 +2726,100 @@
           <w:color w:val="000000"/>
           <w:sz w:val="24"/>
         </w:rPr>
-        <w:t xml:space="preserve">WHERE productCode = p.productCode) </w:t>
+        <w:t xml:space="preserve">WHERE salesRepEmployeeNumber = NULL </w:t>
+      </w:r>
+    </w:p>
+    <w:p>
+      <w:pPr>
+        <w:autoSpaceDN w:val="0"/>
+        <w:autoSpaceDE w:val="0"/>
+        <w:widowControl/>
+        <w:spacing w:line="266" w:lineRule="exact" w:before="698" w:after="0"/>
+        <w:ind w:left="382" w:right="0" w:firstLine="0"/>
+        <w:jc w:val="left"/>
+      </w:pPr>
+      <w:r>
+        <w:rPr>
+          <w:rFonts w:ascii="TimesNewRomanPSMT" w:hAnsi="TimesNewRomanPSMT" w:eastAsia="TimesNewRomanPSMT"/>
+          <w:b w:val="0"/>
+          <w:i w:val="0"/>
+          <w:color w:val="000000"/>
+          <w:sz w:val="24"/>
+        </w:rPr>
+        <w:t xml:space="preserve">Nếu sử dụng phép so sánh = như trên, sẽ không có dòng kết quả nào được trả về. </w:t>
+      </w:r>
+    </w:p>
+    <w:p>
+      <w:pPr>
+        <w:autoSpaceDN w:val="0"/>
+        <w:autoSpaceDE w:val="0"/>
+        <w:widowControl/>
+        <w:spacing w:line="580" w:lineRule="exact" w:before="0" w:after="0"/>
+        <w:ind w:left="382" w:right="3024" w:firstLine="10"/>
+        <w:jc w:val="left"/>
+      </w:pPr>
+      <w:r>
+        <w:rPr>
+          <w:rFonts w:ascii="TimesNewRomanPSMT" w:hAnsi="TimesNewRomanPSMT" w:eastAsia="TimesNewRomanPSMT"/>
+          <w:b w:val="0"/>
+          <w:i w:val="0"/>
+          <w:color w:val="000000"/>
+          <w:sz w:val="24"/>
+        </w:rPr>
+        <w:t xml:space="preserve">Nếu thay phép so sánh = bởi </w:t>
+      </w:r>
+      <w:r>
+        <w:rPr>
+          <w:rFonts w:ascii="Times New Roman" w:hAnsi="Times New Roman" w:eastAsia="Times New Roman"/>
+          <w:b w:val="0"/>
+          <w:i/>
+          <w:color w:val="000000"/>
+          <w:sz w:val="24"/>
+        </w:rPr>
+        <w:t xml:space="preserve">is NULL </w:t>
+      </w:r>
+      <w:r>
+        <w:br/>
+      </w:r>
+      <w:r>
+        <w:rPr>
+          <w:rFonts w:ascii="Courier New" w:hAnsi="Courier New" w:eastAsia="Courier New"/>
+          <w:b w:val="0"/>
+          <w:i w:val="0"/>
+          <w:color w:val="000000"/>
+          <w:sz w:val="24"/>
+        </w:rPr>
+        <w:t xml:space="preserve">SELECT customerName, salesRepEmployeeNumber </w:t>
+      </w:r>
+      <w:r>
+        <w:rPr>
+          <w:rFonts w:ascii="Courier New" w:hAnsi="Courier New" w:eastAsia="Courier New"/>
+          <w:b w:val="0"/>
+          <w:i w:val="0"/>
+          <w:color w:val="000000"/>
+          <w:sz w:val="24"/>
+        </w:rPr>
+        <w:t xml:space="preserve">FROM customers </w:t>
+      </w:r>
+      <w:r>
+        <w:br/>
+      </w:r>
+      <w:r>
+        <w:rPr>
+          <w:rFonts w:ascii="Courier New" w:hAnsi="Courier New" w:eastAsia="Courier New"/>
+          <w:b w:val="0"/>
+          <w:i w:val="0"/>
+          <w:color w:val="000000"/>
+          <w:sz w:val="24"/>
+        </w:rPr>
+        <w:t xml:space="preserve">WHERE salesRepEmployeeNumber is NULL </w:t>
       </w:r>
     </w:p>
     <w:p>
       <w:pPr>
         <w:sectPr>
           <w:pgSz w:w="11906" w:h="16841"/>
-          <w:pgMar w:top="566" w:right="874" w:bottom="1440" w:left="1298" w:header="720" w:footer="720" w:gutter="0"/>
+          <w:pgMar w:top="566" w:right="620" w:bottom="1440" w:left="1440" w:header="720" w:footer="720" w:gutter="0"/>
           <w:cols/>
           <w:docGrid w:linePitch="360"/>
         </w:sectPr>
@@ -1334,8 +2846,8 @@
       <w:r>
         <w:drawing>
           <wp:inline xmlns:a="http://schemas.openxmlformats.org/drawingml/2006/main" xmlns:pic="http://schemas.openxmlformats.org/drawingml/2006/picture">
-            <wp:extent cx="5857239" cy="2706370"/>
-            <wp:docPr id="5" name="Picture 5"/>
+            <wp:extent cx="3754120" cy="4246880"/>
+            <wp:docPr id="12" name="Picture 12"/>
             <wp:cNvGraphicFramePr>
               <a:graphicFrameLocks noChangeAspect="1"/>
             </wp:cNvGraphicFramePr>
@@ -1347,7 +2859,7 @@
                     <pic:cNvPicPr/>
                   </pic:nvPicPr>
                   <pic:blipFill>
-                    <a:blip r:embed="rId13"/>
+                    <a:blip r:embed="rId19"/>
                     <a:stretch>
                       <a:fillRect/>
                     </a:stretch>
@@ -1355,7 +2867,7 @@
                   <pic:spPr>
                     <a:xfrm>
                       <a:off x="0" y="0"/>
-                      <a:ext cx="5857239" cy="2706370"/>
+                      <a:ext cx="3754120" cy="4246880"/>
                     </a:xfrm>
                     <a:prstGeom prst="rect"/>
                   </pic:spPr>
@@ -1371,8 +2883,8 @@
         <w:autoSpaceDN w:val="0"/>
         <w:autoSpaceDE w:val="0"/>
         <w:widowControl/>
-        <w:spacing w:line="197" w:lineRule="auto" w:before="346" w:after="0"/>
-        <w:ind w:left="272" w:right="0" w:firstLine="0"/>
+        <w:spacing w:line="197" w:lineRule="auto" w:before="380" w:after="0"/>
+        <w:ind w:left="392" w:right="0" w:firstLine="0"/>
         <w:jc w:val="left"/>
       </w:pPr>
       <w:r>
@@ -1380,10 +2892,10 @@
           <w:rFonts w:ascii="Calibri" w:hAnsi="Calibri" w:eastAsia="Calibri"/>
           <w:b/>
           <w:i w:val="0"/>
-          <w:color w:val="000000"/>
+          <w:color w:val="424242"/>
           <w:sz w:val="22"/>
         </w:rPr>
-        <w:t>4.</w:t>
+        <w:t>6.</w:t>
       </w:r>
       <w:r>
         <w:rPr>
@@ -1393,7 +2905,7 @@
           <w:color w:val="000000"/>
           <w:sz w:val="22"/>
         </w:rPr>
-        <w:t xml:space="preserve">Sử dụng truy vấn con </w:t>
+        <w:t>Từ khoá DISTINCT</w:t>
       </w:r>
     </w:p>
     <w:p>
@@ -1401,8 +2913,8 @@
         <w:autoSpaceDN w:val="0"/>
         <w:autoSpaceDE w:val="0"/>
         <w:widowControl/>
-        <w:spacing w:line="384" w:lineRule="exact" w:before="48" w:after="0"/>
-        <w:ind w:left="272" w:right="864" w:hanging="10"/>
+        <w:spacing w:line="490" w:lineRule="exact" w:before="0" w:after="0"/>
+        <w:ind w:left="382" w:right="432" w:firstLine="0"/>
         <w:jc w:val="left"/>
       </w:pPr>
       <w:r>
@@ -1410,10 +2922,40 @@
           <w:rFonts w:ascii="TimesNewRomanPSMT" w:hAnsi="TimesNewRomanPSMT" w:eastAsia="TimesNewRomanPSMT"/>
           <w:b w:val="0"/>
           <w:i w:val="0"/>
+          <w:color w:val="2B2B2B"/>
+          <w:sz w:val="24"/>
+        </w:rPr>
+        <w:t xml:space="preserve">Với từ khóa </w:t>
+      </w:r>
+      <w:r>
+        <w:rPr>
+          <w:rFonts w:ascii="TimesNewRomanPSMT" w:hAnsi="TimesNewRomanPSMT" w:eastAsia="TimesNewRomanPSMT"/>
+          <w:b w:val="0"/>
+          <w:i w:val="0"/>
+          <w:color w:val="424242"/>
+          <w:sz w:val="24"/>
+        </w:rPr>
+        <w:t>DISTINCT</w:t>
+      </w:r>
+      <w:r>
+        <w:rPr>
+          <w:rFonts w:ascii="TimesNewRomanPSMT" w:hAnsi="TimesNewRomanPSMT" w:eastAsia="TimesNewRomanPSMT"/>
+          <w:b w:val="0"/>
+          <w:i w:val="0"/>
+          <w:color w:val="2B2B2B"/>
+          <w:sz w:val="24"/>
+        </w:rPr>
+        <w:t xml:space="preserve">, có thể loại bỏ dữ liệu trùng lặp từ câu lệnh SELECT. </w:t>
+      </w:r>
+      <w:r>
+        <w:rPr>
+          <w:rFonts w:ascii="Times New Roman" w:hAnsi="Times New Roman" w:eastAsia="Times New Roman"/>
+          <w:b/>
+          <w:i w:val="0"/>
           <w:color w:val="000000"/>
           <w:sz w:val="24"/>
         </w:rPr>
-        <w:t xml:space="preserve">Ngoài sử dụng truy vấn con trong mệnh đề WHERE, truy vấn con còn có thể được sử </w:t>
+        <w:t>Ví dụ:</w:t>
       </w:r>
       <w:r>
         <w:rPr>
@@ -1423,27 +2965,17 @@
           <w:color w:val="000000"/>
           <w:sz w:val="24"/>
         </w:rPr>
-        <w:t xml:space="preserve">dụng trong danh sách các cột của câu lệnh SELECT hoặc trong mệnh đề FROM. </w:t>
+        <w:t xml:space="preserve"> để tìm thấy bao nhiêu </w:t>
       </w:r>
-    </w:p>
-    <w:p>
-      <w:pPr>
-        <w:autoSpaceDN w:val="0"/>
-        <w:autoSpaceDE w:val="0"/>
-        <w:widowControl/>
-        <w:spacing w:line="266" w:lineRule="exact" w:before="384" w:after="0"/>
-        <w:ind w:left="262" w:right="0" w:firstLine="0"/>
-        <w:jc w:val="left"/>
-      </w:pPr>
       <w:r>
         <w:rPr>
-          <w:rFonts w:ascii="TimesNewRomanPS" w:hAnsi="TimesNewRomanPS" w:eastAsia="TimesNewRomanPS"/>
-          <w:b/>
-          <w:i w:val="0"/>
+          <w:rFonts w:ascii="Times New Roman" w:hAnsi="Times New Roman" w:eastAsia="Times New Roman"/>
+          <w:b w:val="0"/>
+          <w:i/>
           <w:color w:val="000000"/>
           <w:sz w:val="24"/>
         </w:rPr>
-        <w:t>Ví dụ</w:t>
+        <w:t>vị trí công việc</w:t>
       </w:r>
       <w:r>
         <w:rPr>
@@ -1453,20 +2985,26 @@
           <w:color w:val="000000"/>
           <w:sz w:val="24"/>
         </w:rPr>
-        <w:t xml:space="preserve">: với mỗi dòng đơn hàng, đưa vào thêm tên của sản phẩm. </w:t>
+        <w:t xml:space="preserve"> của tất cả các nhân viên,  sử dụng từ </w:t>
+      </w:r>
+      <w:r>
+        <w:rPr>
+          <w:rFonts w:ascii="TimesNewRomanPSMT" w:hAnsi="TimesNewRomanPSMT" w:eastAsia="TimesNewRomanPSMT"/>
+          <w:b w:val="0"/>
+          <w:i w:val="0"/>
+          <w:color w:val="000000"/>
+          <w:sz w:val="24"/>
+        </w:rPr>
+        <w:t xml:space="preserve">khóa DISTINCT trong câu lệnh SELECT như sau: </w:t>
       </w:r>
     </w:p>
     <w:p>
       <w:pPr>
         <w:autoSpaceDN w:val="0"/>
-        <w:tabs>
-          <w:tab w:pos="730" w:val="left"/>
-          <w:tab w:pos="938" w:val="left"/>
-        </w:tabs>
         <w:autoSpaceDE w:val="0"/>
         <w:widowControl/>
-        <w:spacing w:line="314" w:lineRule="auto" w:before="358" w:after="0"/>
-        <w:ind w:left="262" w:right="720" w:firstLine="0"/>
+        <w:spacing w:line="240" w:lineRule="auto" w:before="656" w:after="0"/>
+        <w:ind w:left="442" w:right="0" w:firstLine="0"/>
         <w:jc w:val="left"/>
       </w:pPr>
       <w:r>
@@ -1477,52 +3015,7 @@
           <w:color w:val="000000"/>
           <w:sz w:val="24"/>
         </w:rPr>
-        <w:t xml:space="preserve">SELECT orderNumber, quantityOrdered, </w:t>
-      </w:r>
-      <w:r>
-        <w:br/>
-      </w:r>
-      <w:r>
-        <w:tab/>
-      </w:r>
-      <w:r>
-        <w:rPr>
-          <w:rFonts w:ascii="Courier New" w:hAnsi="Courier New" w:eastAsia="Courier New"/>
-          <w:b w:val="0"/>
-          <w:i w:val="0"/>
-          <w:color w:val="000000"/>
-          <w:sz w:val="24"/>
-        </w:rPr>
-        <w:t xml:space="preserve">(SELECT productName FROM products WHERE  productCode = </w:t>
-      </w:r>
-      <w:r>
-        <w:tab/>
-      </w:r>
-      <w:r>
-        <w:tab/>
-      </w:r>
-      <w:r>
-        <w:rPr>
-          <w:rFonts w:ascii="Courier New" w:hAnsi="Courier New" w:eastAsia="Courier New"/>
-          <w:b w:val="0"/>
-          <w:i w:val="0"/>
-          <w:color w:val="000000"/>
-          <w:sz w:val="24"/>
-        </w:rPr>
-        <w:t xml:space="preserve">o.productCode) as productName </w:t>
-      </w:r>
-      <w:r>
-        <w:br/>
-      </w:r>
-      <w:r>
-        <w:rPr>
-          <w:rFonts w:ascii="Courier New" w:hAnsi="Courier New" w:eastAsia="Courier New"/>
-          <w:b w:val="0"/>
-          <w:i w:val="0"/>
-          <w:color w:val="000000"/>
-          <w:sz w:val="24"/>
-        </w:rPr>
-        <w:t xml:space="preserve">FROM  orderdetails o </w:t>
+        <w:t xml:space="preserve">SELECT DISTINCT jobTitle FROM Employees; </w:t>
       </w:r>
     </w:p>
     <w:p>
@@ -1530,15 +3023,15 @@
         <w:autoSpaceDN w:val="0"/>
         <w:autoSpaceDE w:val="0"/>
         <w:widowControl/>
-        <w:spacing w:line="240" w:lineRule="auto" w:before="108" w:after="0"/>
-        <w:ind w:left="470" w:right="0" w:firstLine="0"/>
+        <w:spacing w:line="240" w:lineRule="auto" w:before="110" w:after="0"/>
+        <w:ind w:left="426" w:right="0" w:firstLine="0"/>
         <w:jc w:val="left"/>
       </w:pPr>
       <w:r>
         <w:drawing>
           <wp:inline xmlns:a="http://schemas.openxmlformats.org/drawingml/2006/main" xmlns:pic="http://schemas.openxmlformats.org/drawingml/2006/picture">
-            <wp:extent cx="4438650" cy="2354580"/>
-            <wp:docPr id="6" name="Picture 6"/>
+            <wp:extent cx="1708150" cy="2105660"/>
+            <wp:docPr id="13" name="Picture 13"/>
             <wp:cNvGraphicFramePr>
               <a:graphicFrameLocks noChangeAspect="1"/>
             </wp:cNvGraphicFramePr>
@@ -1550,7 +3043,7 @@
                     <pic:cNvPicPr/>
                   </pic:nvPicPr>
                   <pic:blipFill>
-                    <a:blip r:embed="rId14"/>
+                    <a:blip r:embed="rId20"/>
                     <a:stretch>
                       <a:fillRect/>
                     </a:stretch>
@@ -1558,7 +3051,7 @@
                   <pic:spPr>
                     <a:xfrm>
                       <a:off x="0" y="0"/>
-                      <a:ext cx="4438650" cy="2354580"/>
+                      <a:ext cx="1708150" cy="2105660"/>
                     </a:xfrm>
                     <a:prstGeom prst="rect"/>
                   </pic:spPr>
@@ -1574,8 +3067,8 @@
         <w:autoSpaceDN w:val="0"/>
         <w:autoSpaceDE w:val="0"/>
         <w:widowControl/>
-        <w:spacing w:line="294" w:lineRule="exact" w:before="234" w:after="0"/>
-        <w:ind w:left="262" w:right="0" w:firstLine="0"/>
+        <w:spacing w:line="616" w:lineRule="exact" w:before="0" w:after="0"/>
+        <w:ind w:left="382" w:right="1152" w:firstLine="0"/>
         <w:jc w:val="left"/>
       </w:pPr>
       <w:r>
@@ -1583,106 +3076,10 @@
           <w:rFonts w:ascii="TimesNewRomanPSMT" w:hAnsi="TimesNewRomanPSMT" w:eastAsia="TimesNewRomanPSMT"/>
           <w:b w:val="0"/>
           <w:i w:val="0"/>
-          <w:color w:val="000000"/>
+          <w:color w:val="2B2B2B"/>
           <w:sz w:val="24"/>
         </w:rPr>
-        <w:t xml:space="preserve">Trong ví dụ trên tên của sản phẩm là kết quả của truy vấn con trên bảng </w:t>
-      </w:r>
-      <w:r>
-        <w:rPr>
-          <w:rFonts w:ascii="TimesNewRomanPS" w:hAnsi="TimesNewRomanPS" w:eastAsia="TimesNewRomanPS"/>
-          <w:b w:val="0"/>
-          <w:i/>
-          <w:color w:val="000000"/>
-          <w:sz w:val="24"/>
-        </w:rPr>
-        <w:t>products</w:t>
-      </w:r>
-    </w:p>
-    <w:p>
-      <w:pPr>
-        <w:autoSpaceDN w:val="0"/>
-        <w:autoSpaceDE w:val="0"/>
-        <w:widowControl/>
-        <w:spacing w:line="266" w:lineRule="exact" w:before="392" w:after="0"/>
-        <w:ind w:left="262" w:right="0" w:firstLine="0"/>
-        <w:jc w:val="left"/>
-      </w:pPr>
-      <w:r>
-        <w:rPr>
-          <w:rFonts w:ascii="TimesNewRomanPS" w:hAnsi="TimesNewRomanPS" w:eastAsia="TimesNewRomanPS"/>
-          <w:b/>
-          <w:i w:val="0"/>
-          <w:color w:val="000000"/>
-          <w:sz w:val="24"/>
-        </w:rPr>
-        <w:t>Ví dụ</w:t>
-      </w:r>
-      <w:r>
-        <w:rPr>
-          <w:rFonts w:ascii="TimesNewRomanPSMT" w:hAnsi="TimesNewRomanPSMT" w:eastAsia="TimesNewRomanPSMT"/>
-          <w:b w:val="0"/>
-          <w:i w:val="0"/>
-          <w:color w:val="000000"/>
-          <w:sz w:val="24"/>
-        </w:rPr>
-        <w:t xml:space="preserve">: với mỗi sản phẩm, đưa kèm thêm tổng số lượng sản phẩm đó đã được đặt hàng </w:t>
-      </w:r>
-    </w:p>
-    <w:p>
-      <w:pPr>
-        <w:autoSpaceDN w:val="0"/>
-        <w:autoSpaceDE w:val="0"/>
-        <w:widowControl/>
-        <w:spacing w:line="240" w:lineRule="auto" w:before="362" w:after="0"/>
-        <w:ind w:left="262" w:right="0" w:firstLine="0"/>
-        <w:jc w:val="left"/>
-      </w:pPr>
-      <w:r>
-        <w:rPr>
-          <w:rFonts w:ascii="Courier New" w:hAnsi="Courier New" w:eastAsia="Courier New"/>
-          <w:b w:val="0"/>
-          <w:i w:val="0"/>
-          <w:color w:val="000000"/>
-          <w:sz w:val="24"/>
-        </w:rPr>
-        <w:t xml:space="preserve">SELECT productName, </w:t>
-      </w:r>
-    </w:p>
-    <w:p>
-      <w:pPr>
-        <w:sectPr>
-          <w:pgSz w:w="11906" w:h="16841"/>
-          <w:pgMar w:top="568" w:right="960" w:bottom="1000" w:left="1440" w:header="720" w:footer="720" w:gutter="0"/>
-          <w:cols/>
-          <w:docGrid w:linePitch="360"/>
-        </w:sectPr>
-      </w:pPr>
-    </w:p>
-    <w:p>
-      <w:pPr>
-        <w:autoSpaceDN w:val="0"/>
-        <w:autoSpaceDE w:val="0"/>
-        <w:widowControl/>
-        <w:spacing w:line="220" w:lineRule="exact" w:before="0" w:after="346"/>
-        <w:ind w:left="0" w:right="0"/>
-      </w:pPr>
-    </w:p>
-    <w:p>
-      <w:pPr>
-        <w:autoSpaceDN w:val="0"/>
-        <w:tabs>
-          <w:tab w:pos="938" w:val="left"/>
-          <w:tab w:pos="948" w:val="left"/>
-        </w:tabs>
-        <w:autoSpaceDE w:val="0"/>
-        <w:widowControl/>
-        <w:spacing w:line="319" w:lineRule="auto" w:before="0" w:after="0"/>
-        <w:ind w:left="262" w:right="1152" w:firstLine="0"/>
-        <w:jc w:val="left"/>
-      </w:pPr>
-      <w:r>
-        <w:tab/>
+        <w:t xml:space="preserve">Hoặc  có thể tìm ra mã số các sản phẩm đã được mua bằng truy vấn như sau: </w:t>
       </w:r>
       <w:r>
         <w:rPr>
@@ -1692,304 +3089,14 @@
           <w:color w:val="000000"/>
           <w:sz w:val="24"/>
         </w:rPr>
-        <w:t xml:space="preserve">(SELECT sum(quantityOrdered) FROM  orderdetails </w:t>
-      </w:r>
-      <w:r>
-        <w:tab/>
-      </w:r>
-      <w:r>
-        <w:tab/>
-      </w:r>
-      <w:r>
-        <w:rPr>
-          <w:rFonts w:ascii="Courier New" w:hAnsi="Courier New" w:eastAsia="Courier New"/>
-          <w:b w:val="0"/>
-          <w:i w:val="0"/>
-          <w:color w:val="000000"/>
-          <w:sz w:val="24"/>
-        </w:rPr>
-        <w:t xml:space="preserve">WHERE productCode = p.productCode) as </w:t>
-      </w:r>
-      <w:r>
-        <w:br/>
-      </w:r>
-      <w:r>
-        <w:tab/>
-      </w:r>
-      <w:r>
-        <w:tab/>
-      </w:r>
-      <w:r>
-        <w:rPr>
-          <w:rFonts w:ascii="Courier New" w:hAnsi="Courier New" w:eastAsia="Courier New"/>
-          <w:b w:val="0"/>
-          <w:i w:val="0"/>
-          <w:color w:val="000000"/>
-          <w:sz w:val="24"/>
-        </w:rPr>
-        <w:t xml:space="preserve">totalQuantityOrderd </w:t>
-      </w:r>
-      <w:r>
-        <w:br/>
-      </w:r>
-      <w:r>
-        <w:rPr>
-          <w:rFonts w:ascii="Courier New" w:hAnsi="Courier New" w:eastAsia="Courier New"/>
-          <w:b w:val="0"/>
-          <w:i w:val="0"/>
-          <w:color w:val="000000"/>
-          <w:sz w:val="24"/>
-        </w:rPr>
-        <w:t xml:space="preserve">FROM products as p </w:t>
-      </w:r>
-      <w:r>
-        <w:br/>
-      </w:r>
-      <w:r>
-        <w:rPr>
-          <w:rFonts w:ascii="Courier New" w:hAnsi="Courier New" w:eastAsia="Courier New"/>
-          <w:b w:val="0"/>
-          <w:i w:val="0"/>
-          <w:color w:val="000000"/>
-          <w:sz w:val="24"/>
-        </w:rPr>
-        <w:t xml:space="preserve">ORDER BY totalQuantityOrderd desc </w:t>
-      </w:r>
-    </w:p>
-    <w:p>
-      <w:pPr>
-        <w:autoSpaceDN w:val="0"/>
-        <w:autoSpaceDE w:val="0"/>
-        <w:widowControl/>
-        <w:spacing w:line="240" w:lineRule="auto" w:before="688" w:after="0"/>
-        <w:ind w:left="718" w:right="0" w:firstLine="0"/>
-        <w:jc w:val="left"/>
-      </w:pPr>
-      <w:r>
-        <w:drawing>
-          <wp:inline xmlns:a="http://schemas.openxmlformats.org/drawingml/2006/main" xmlns:pic="http://schemas.openxmlformats.org/drawingml/2006/picture">
-            <wp:extent cx="3266440" cy="3332480"/>
-            <wp:docPr id="7" name="Picture 7"/>
-            <wp:cNvGraphicFramePr>
-              <a:graphicFrameLocks noChangeAspect="1"/>
-            </wp:cNvGraphicFramePr>
-            <a:graphic>
-              <a:graphicData uri="http://schemas.openxmlformats.org/drawingml/2006/picture">
-                <pic:pic>
-                  <pic:nvPicPr>
-                    <pic:cNvPr id="0" name="image.png"/>
-                    <pic:cNvPicPr/>
-                  </pic:nvPicPr>
-                  <pic:blipFill>
-                    <a:blip r:embed="rId15"/>
-                    <a:stretch>
-                      <a:fillRect/>
-                    </a:stretch>
-                  </pic:blipFill>
-                  <pic:spPr>
-                    <a:xfrm>
-                      <a:off x="0" y="0"/>
-                      <a:ext cx="3266440" cy="3332480"/>
-                    </a:xfrm>
-                    <a:prstGeom prst="rect"/>
-                  </pic:spPr>
-                </pic:pic>
-              </a:graphicData>
-            </a:graphic>
-          </wp:inline>
-        </w:drawing>
-      </w:r>
-    </w:p>
-    <w:p>
-      <w:pPr>
-        <w:autoSpaceDN w:val="0"/>
-        <w:autoSpaceDE w:val="0"/>
-        <w:widowControl/>
-        <w:spacing w:line="346" w:lineRule="exact" w:before="0" w:after="0"/>
-        <w:ind w:left="272" w:right="432" w:hanging="10"/>
-        <w:jc w:val="left"/>
-      </w:pPr>
-      <w:r>
-        <w:rPr>
-          <w:rFonts w:ascii="TimesNewRomanPSMT" w:hAnsi="TimesNewRomanPSMT" w:eastAsia="TimesNewRomanPSMT"/>
-          <w:b w:val="0"/>
-          <w:i w:val="0"/>
-          <w:color w:val="000000"/>
-          <w:sz w:val="24"/>
-        </w:rPr>
-        <w:t xml:space="preserve">Trong ví dụ trên giá trị tổng số lượng được đặt là kết quả của truy vấn từ bảng </w:t>
-      </w:r>
-      <w:r>
-        <w:rPr>
-          <w:rFonts w:ascii="TimesNewRomanPS" w:hAnsi="TimesNewRomanPS" w:eastAsia="TimesNewRomanPS"/>
-          <w:b w:val="0"/>
-          <w:i/>
-          <w:color w:val="000000"/>
-          <w:sz w:val="24"/>
-        </w:rPr>
-        <w:t>orderDetails</w:t>
-      </w:r>
-    </w:p>
-    <w:p>
-      <w:pPr>
-        <w:autoSpaceDN w:val="0"/>
-        <w:autoSpaceDE w:val="0"/>
-        <w:widowControl/>
-        <w:spacing w:line="400" w:lineRule="exact" w:before="234" w:after="0"/>
-        <w:ind w:left="272" w:right="432" w:hanging="10"/>
-        <w:jc w:val="left"/>
-      </w:pPr>
-      <w:r>
-        <w:rPr>
-          <w:rFonts w:ascii="TimesNewRomanPSMT" w:hAnsi="TimesNewRomanPSMT" w:eastAsia="TimesNewRomanPSMT"/>
-          <w:b w:val="0"/>
-          <w:i w:val="0"/>
-          <w:color w:val="000000"/>
-          <w:sz w:val="24"/>
-        </w:rPr>
-        <w:t xml:space="preserve">Ví dụ trên có thể viết lại bằng cách coi kết quả của truy vấn con như một bảng dữ liệu, </w:t>
-      </w:r>
-      <w:r>
-        <w:rPr>
-          <w:rFonts w:ascii="TimesNewRomanPSMT" w:hAnsi="TimesNewRomanPSMT" w:eastAsia="TimesNewRomanPSMT"/>
-          <w:b w:val="0"/>
-          <w:i w:val="0"/>
-          <w:color w:val="000000"/>
-          <w:sz w:val="24"/>
-        </w:rPr>
-        <w:t xml:space="preserve">sau đó nối bảng </w:t>
-      </w:r>
-      <w:r>
-        <w:rPr>
-          <w:rFonts w:ascii="TimesNewRomanPS" w:hAnsi="TimesNewRomanPS" w:eastAsia="TimesNewRomanPS"/>
-          <w:b w:val="0"/>
-          <w:i/>
-          <w:color w:val="000000"/>
-          <w:sz w:val="24"/>
-        </w:rPr>
-        <w:t>products</w:t>
-      </w:r>
-      <w:r>
-        <w:rPr>
-          <w:rFonts w:ascii="TimesNewRomanPSMT" w:hAnsi="TimesNewRomanPSMT" w:eastAsia="TimesNewRomanPSMT"/>
-          <w:b w:val="0"/>
-          <w:i w:val="0"/>
-          <w:color w:val="000000"/>
-          <w:sz w:val="24"/>
-        </w:rPr>
-        <w:t xml:space="preserve"> với bảng kết quả này. </w:t>
-      </w:r>
-    </w:p>
-    <w:p>
-      <w:pPr>
-        <w:autoSpaceDN w:val="0"/>
-        <w:autoSpaceDE w:val="0"/>
-        <w:widowControl/>
-        <w:spacing w:line="322" w:lineRule="auto" w:before="360" w:after="0"/>
-        <w:ind w:left="262" w:right="864" w:firstLine="0"/>
-        <w:jc w:val="left"/>
-      </w:pPr>
-      <w:r>
-        <w:rPr>
-          <w:rFonts w:ascii="Courier New" w:hAnsi="Courier New" w:eastAsia="Courier New"/>
-          <w:b w:val="0"/>
-          <w:i w:val="0"/>
-          <w:color w:val="000000"/>
-          <w:sz w:val="24"/>
-        </w:rPr>
-        <w:t xml:space="preserve">SELECT productName, totalQuantityOrderd </w:t>
-      </w:r>
-      <w:r>
-        <w:br/>
-      </w:r>
-      <w:r>
-        <w:rPr>
-          <w:rFonts w:ascii="Courier New" w:hAnsi="Courier New" w:eastAsia="Courier New"/>
-          <w:b w:val="0"/>
-          <w:i w:val="0"/>
-          <w:color w:val="000000"/>
-          <w:sz w:val="24"/>
-        </w:rPr>
-        <w:t xml:space="preserve">FROM products, </w:t>
-      </w:r>
-      <w:r>
-        <w:br/>
-      </w:r>
-      <w:r>
-        <w:rPr>
-          <w:rFonts w:ascii="Courier New" w:hAnsi="Courier New" w:eastAsia="Courier New"/>
-          <w:b w:val="0"/>
-          <w:i w:val="0"/>
-          <w:color w:val="000000"/>
-          <w:sz w:val="24"/>
-        </w:rPr>
-        <w:t xml:space="preserve">(SELECT productCode,sum(quantityOrdered) as </w:t>
-      </w:r>
-      <w:r>
-        <w:br/>
-      </w:r>
-      <w:r>
-        <w:rPr>
-          <w:rFonts w:ascii="Courier New" w:hAnsi="Courier New" w:eastAsia="Courier New"/>
-          <w:b w:val="0"/>
-          <w:i w:val="0"/>
-          <w:color w:val="000000"/>
-          <w:sz w:val="24"/>
-        </w:rPr>
-        <w:t xml:space="preserve">totalQuantityOrderd FROM  orderdetails group by </w:t>
-      </w:r>
-      <w:r>
-        <w:br/>
-      </w:r>
-      <w:r>
-        <w:rPr>
-          <w:rFonts w:ascii="Courier New" w:hAnsi="Courier New" w:eastAsia="Courier New"/>
-          <w:b w:val="0"/>
-          <w:i w:val="0"/>
-          <w:color w:val="000000"/>
-          <w:sz w:val="24"/>
-        </w:rPr>
-        <w:t xml:space="preserve">productCode) AS productOrder </w:t>
-      </w:r>
-      <w:r>
-        <w:br/>
-      </w:r>
-      <w:r>
-        <w:rPr>
-          <w:rFonts w:ascii="Courier New" w:hAnsi="Courier New" w:eastAsia="Courier New"/>
-          <w:b w:val="0"/>
-          <w:i w:val="0"/>
-          <w:color w:val="000000"/>
-          <w:sz w:val="24"/>
-        </w:rPr>
-        <w:t xml:space="preserve">WHERE products.productCode = productOrder.productCode </w:t>
-      </w:r>
-    </w:p>
-    <w:p>
-      <w:pPr>
-        <w:autoSpaceDN w:val="0"/>
-        <w:autoSpaceDE w:val="0"/>
-        <w:widowControl/>
-        <w:spacing w:line="266" w:lineRule="exact" w:before="774" w:after="0"/>
-        <w:ind w:left="262" w:right="0" w:firstLine="0"/>
-        <w:jc w:val="left"/>
-      </w:pPr>
-      <w:r>
-        <w:rPr>
-          <w:rFonts w:ascii="TimesNewRomanPSMT" w:hAnsi="TimesNewRomanPSMT" w:eastAsia="TimesNewRomanPSMT"/>
-          <w:b w:val="0"/>
-          <w:i w:val="0"/>
-          <w:color w:val="000000"/>
-          <w:sz w:val="24"/>
-        </w:rPr>
-        <w:t xml:space="preserve">Kết quả của truy vấn cho kết quả tương tự như truy vấn trước </w:t>
+        <w:t xml:space="preserve">SELECT DISTINCT productCode FROM OrderDetails; </w:t>
       </w:r>
     </w:p>
     <w:p>
       <w:pPr>
         <w:sectPr>
           <w:pgSz w:w="11906" w:h="16841"/>
-          <w:pgMar w:top="568" w:right="1440" w:bottom="1332" w:left="1440" w:header="720" w:footer="720" w:gutter="0"/>
+          <w:pgMar w:top="568" w:right="1440" w:bottom="682" w:left="1440" w:header="720" w:footer="720" w:gutter="0"/>
           <w:cols/>
           <w:docGrid w:linePitch="360"/>
         </w:sectPr>
@@ -2010,14 +3117,14 @@
         <w:autoSpaceDE w:val="0"/>
         <w:widowControl/>
         <w:spacing w:line="240" w:lineRule="auto" w:before="0" w:after="0"/>
-        <w:ind w:left="262" w:right="0" w:firstLine="0"/>
+        <w:ind w:left="426" w:right="0" w:firstLine="0"/>
         <w:jc w:val="left"/>
       </w:pPr>
       <w:r>
         <w:drawing>
           <wp:inline xmlns:a="http://schemas.openxmlformats.org/drawingml/2006/main" xmlns:pic="http://schemas.openxmlformats.org/drawingml/2006/picture">
-            <wp:extent cx="3472179" cy="3340100"/>
-            <wp:docPr id="8" name="Picture 8"/>
+            <wp:extent cx="1300480" cy="3957320"/>
+            <wp:docPr id="14" name="Picture 14"/>
             <wp:cNvGraphicFramePr>
               <a:graphicFrameLocks noChangeAspect="1"/>
             </wp:cNvGraphicFramePr>
@@ -2029,7 +3136,7 @@
                     <pic:cNvPicPr/>
                   </pic:nvPicPr>
                   <pic:blipFill>
-                    <a:blip r:embed="rId16"/>
+                    <a:blip r:embed="rId21"/>
                     <a:stretch>
                       <a:fillRect/>
                     </a:stretch>
@@ -2037,7 +3144,7 @@
                   <pic:spPr>
                     <a:xfrm>
                       <a:off x="0" y="0"/>
-                      <a:ext cx="3472179" cy="3340100"/>
+                      <a:ext cx="1300480" cy="3957320"/>
                     </a:xfrm>
                     <a:prstGeom prst="rect"/>
                   </pic:spPr>
@@ -2053,8 +3160,520 @@
         <w:autoSpaceDN w:val="0"/>
         <w:autoSpaceDE w:val="0"/>
         <w:widowControl/>
-        <w:spacing w:line="226" w:lineRule="auto" w:before="1368" w:after="0"/>
+        <w:spacing w:line="197" w:lineRule="auto" w:before="342" w:after="0"/>
         <w:ind w:left="392" w:right="0" w:firstLine="0"/>
+        <w:jc w:val="left"/>
+      </w:pPr>
+      <w:r>
+        <w:rPr>
+          <w:rFonts w:ascii="Calibri" w:hAnsi="Calibri" w:eastAsia="Calibri"/>
+          <w:b/>
+          <w:i w:val="0"/>
+          <w:color w:val="000000"/>
+          <w:sz w:val="22"/>
+        </w:rPr>
+        <w:t>7.</w:t>
+      </w:r>
+      <w:r>
+        <w:rPr>
+          <w:rFonts w:ascii="Calibri" w:hAnsi="Calibri" w:eastAsia="Calibri"/>
+          <w:b/>
+          <w:i w:val="0"/>
+          <w:color w:val="000000"/>
+          <w:sz w:val="22"/>
+        </w:rPr>
+        <w:t xml:space="preserve">Giới hạn số lượng kết quả với LIMIT </w:t>
+      </w:r>
+    </w:p>
+    <w:p>
+      <w:pPr>
+        <w:autoSpaceDN w:val="0"/>
+        <w:autoSpaceDE w:val="0"/>
+        <w:widowControl/>
+        <w:spacing w:line="380" w:lineRule="exact" w:before="52" w:after="0"/>
+        <w:ind w:left="392" w:right="738" w:hanging="10"/>
+        <w:jc w:val="both"/>
+      </w:pPr>
+      <w:r>
+        <w:rPr>
+          <w:rFonts w:ascii="TimesNewRomanPSMT" w:hAnsi="TimesNewRomanPSMT" w:eastAsia="TimesNewRomanPSMT"/>
+          <w:b w:val="0"/>
+          <w:i w:val="0"/>
+          <w:color w:val="2B2B2B"/>
+          <w:sz w:val="24"/>
+        </w:rPr>
+        <w:t xml:space="preserve">Trong hầu hết các lần truy vấn, khi làm việc với các bảng dữ liệu có chứa hàng </w:t>
+      </w:r>
+      <w:r>
+        <w:rPr>
+          <w:rFonts w:ascii="TimesNewRomanPSMT" w:hAnsi="TimesNewRomanPSMT" w:eastAsia="TimesNewRomanPSMT"/>
+          <w:b w:val="0"/>
+          <w:i w:val="0"/>
+          <w:color w:val="2B2B2B"/>
+          <w:sz w:val="24"/>
+        </w:rPr>
+        <w:t xml:space="preserve">nghìn đến hàng triệu bản ghi và  không muốn viết một truy vấn để có được tất cả </w:t>
+      </w:r>
+      <w:r>
+        <w:rPr>
+          <w:rFonts w:ascii="TimesNewRomanPSMT" w:hAnsi="TimesNewRomanPSMT" w:eastAsia="TimesNewRomanPSMT"/>
+          <w:b w:val="0"/>
+          <w:i w:val="0"/>
+          <w:color w:val="2B2B2B"/>
+          <w:sz w:val="24"/>
+        </w:rPr>
+        <w:t xml:space="preserve">các dữ liệu đó để đảm bảo hiệu suất và lưu lượng truy cập  giữa các máy chủ cơ </w:t>
+      </w:r>
+      <w:r>
+        <w:rPr>
+          <w:rFonts w:ascii="TimesNewRomanPSMT" w:hAnsi="TimesNewRomanPSMT" w:eastAsia="TimesNewRomanPSMT"/>
+          <w:b w:val="0"/>
+          <w:i w:val="0"/>
+          <w:color w:val="2B2B2B"/>
+          <w:sz w:val="24"/>
+        </w:rPr>
+        <w:t xml:space="preserve">sở dữ liệu và máy chủ ứng </w:t>
+      </w:r>
+    </w:p>
+    <w:p>
+      <w:pPr>
+        <w:autoSpaceDN w:val="0"/>
+        <w:autoSpaceDE w:val="0"/>
+        <w:widowControl/>
+        <w:spacing w:line="364" w:lineRule="exact" w:before="246" w:after="0"/>
+        <w:ind w:left="392" w:right="720" w:hanging="10"/>
+        <w:jc w:val="left"/>
+      </w:pPr>
+      <w:r>
+        <w:rPr>
+          <w:rFonts w:ascii="TimesNewRomanPSMT" w:hAnsi="TimesNewRomanPSMT" w:eastAsia="TimesNewRomanPSMT"/>
+          <w:b w:val="0"/>
+          <w:i w:val="0"/>
+          <w:color w:val="2B2B2B"/>
+          <w:sz w:val="24"/>
+        </w:rPr>
+        <w:t xml:space="preserve">dụng . MySQL hỗ trợ một tính năng là LIMIT cho phép hạn chế các bản ghi trả lại </w:t>
+      </w:r>
+      <w:r>
+        <w:rPr>
+          <w:rFonts w:ascii="TimesNewRomanPSMT" w:hAnsi="TimesNewRomanPSMT" w:eastAsia="TimesNewRomanPSMT"/>
+          <w:b w:val="0"/>
+          <w:i w:val="0"/>
+          <w:color w:val="2B2B2B"/>
+          <w:sz w:val="24"/>
+        </w:rPr>
+        <w:t xml:space="preserve">với câu lệnh SELECT. </w:t>
+      </w:r>
+    </w:p>
+    <w:p>
+      <w:pPr>
+        <w:autoSpaceDN w:val="0"/>
+        <w:autoSpaceDE w:val="0"/>
+        <w:widowControl/>
+        <w:spacing w:line="380" w:lineRule="exact" w:before="272" w:after="0"/>
+        <w:ind w:left="392" w:right="432" w:hanging="10"/>
+        <w:jc w:val="left"/>
+      </w:pPr>
+      <w:r>
+        <w:rPr>
+          <w:rFonts w:ascii="TimesNewRomanPSMT" w:hAnsi="TimesNewRomanPSMT" w:eastAsia="TimesNewRomanPSMT"/>
+          <w:b w:val="0"/>
+          <w:i w:val="0"/>
+          <w:color w:val="000000"/>
+          <w:sz w:val="24"/>
+        </w:rPr>
+        <w:t xml:space="preserve">Giả thiết ta có một bảng cơ sở dữ liệu với 10.000 bản ghi và  muốn nhận được N bản </w:t>
+      </w:r>
+      <w:r>
+        <w:rPr>
+          <w:rFonts w:ascii="TimesNewRomanPSMT" w:hAnsi="TimesNewRomanPSMT" w:eastAsia="TimesNewRomanPSMT"/>
+          <w:b w:val="0"/>
+          <w:i w:val="0"/>
+          <w:color w:val="000000"/>
+          <w:sz w:val="24"/>
+        </w:rPr>
+        <w:t xml:space="preserve">ghi đầu tiên,  có thể sử dụng truy vấn sau đây: </w:t>
+      </w:r>
+    </w:p>
+    <w:p>
+      <w:pPr>
+        <w:autoSpaceDN w:val="0"/>
+        <w:autoSpaceDE w:val="0"/>
+        <w:widowControl/>
+        <w:spacing w:line="290" w:lineRule="auto" w:before="370" w:after="0"/>
+        <w:ind w:left="382" w:right="5040" w:firstLine="0"/>
+        <w:jc w:val="left"/>
+      </w:pPr>
+      <w:r>
+        <w:rPr>
+          <w:rFonts w:ascii="Courier New" w:hAnsi="Courier New" w:eastAsia="Courier New"/>
+          <w:b w:val="0"/>
+          <w:i w:val="0"/>
+          <w:color w:val="000000"/>
+          <w:sz w:val="24"/>
+        </w:rPr>
+        <w:t xml:space="preserve">SELECT * FROM table_name </w:t>
+      </w:r>
+      <w:r>
+        <w:br/>
+      </w:r>
+      <w:r>
+        <w:rPr>
+          <w:rFonts w:ascii="Courier New" w:hAnsi="Courier New" w:eastAsia="Courier New"/>
+          <w:b w:val="0"/>
+          <w:i w:val="0"/>
+          <w:color w:val="000000"/>
+          <w:sz w:val="24"/>
+        </w:rPr>
+        <w:t xml:space="preserve">LIMIT N </w:t>
+      </w:r>
+    </w:p>
+    <w:p>
+      <w:pPr>
+        <w:autoSpaceDN w:val="0"/>
+        <w:autoSpaceDE w:val="0"/>
+        <w:widowControl/>
+        <w:spacing w:line="266" w:lineRule="exact" w:before="392" w:after="0"/>
+        <w:ind w:left="382" w:right="0" w:firstLine="0"/>
+        <w:jc w:val="left"/>
+      </w:pPr>
+      <w:r>
+        <w:rPr>
+          <w:rFonts w:ascii="TimesNewRomanPSMT" w:hAnsi="TimesNewRomanPSMT" w:eastAsia="TimesNewRomanPSMT"/>
+          <w:b w:val="0"/>
+          <w:i w:val="0"/>
+          <w:color w:val="000000"/>
+          <w:sz w:val="24"/>
+        </w:rPr>
+        <w:t xml:space="preserve">LIMIT cũng cho phép lấy ra một số lượng bản ghi nhất định tính từ một vị trí nào đó: </w:t>
+      </w:r>
+    </w:p>
+    <w:p>
+      <w:pPr>
+        <w:autoSpaceDN w:val="0"/>
+        <w:autoSpaceDE w:val="0"/>
+        <w:widowControl/>
+        <w:spacing w:line="240" w:lineRule="auto" w:before="362" w:after="0"/>
+        <w:ind w:left="382" w:right="0" w:firstLine="0"/>
+        <w:jc w:val="left"/>
+      </w:pPr>
+      <w:r>
+        <w:rPr>
+          <w:rFonts w:ascii="Courier New" w:hAnsi="Courier New" w:eastAsia="Courier New"/>
+          <w:b w:val="0"/>
+          <w:i w:val="0"/>
+          <w:color w:val="000000"/>
+          <w:sz w:val="24"/>
+        </w:rPr>
+        <w:t xml:space="preserve">LIMIT S, N </w:t>
+      </w:r>
+    </w:p>
+    <w:p>
+      <w:pPr>
+        <w:autoSpaceDN w:val="0"/>
+        <w:autoSpaceDE w:val="0"/>
+        <w:widowControl/>
+        <w:spacing w:line="380" w:lineRule="exact" w:before="204" w:after="0"/>
+        <w:ind w:left="392" w:right="720" w:hanging="10"/>
+        <w:jc w:val="left"/>
+      </w:pPr>
+      <w:r>
+        <w:rPr>
+          <w:rFonts w:ascii="TimesNewRomanPSMT" w:hAnsi="TimesNewRomanPSMT" w:eastAsia="TimesNewRomanPSMT"/>
+          <w:b w:val="0"/>
+          <w:i w:val="0"/>
+          <w:color w:val="2B2B2B"/>
+          <w:sz w:val="24"/>
+        </w:rPr>
+        <w:t xml:space="preserve">Trong câu truy vấn trên, S là điểm bắt đầu ghi chỉ số. MySQL xác định rằng vị trí </w:t>
+      </w:r>
+      <w:r>
+        <w:rPr>
+          <w:rFonts w:ascii="TimesNewRomanPSMT" w:hAnsi="TimesNewRomanPSMT" w:eastAsia="TimesNewRomanPSMT"/>
+          <w:b w:val="0"/>
+          <w:i w:val="0"/>
+          <w:color w:val="2B2B2B"/>
+          <w:sz w:val="24"/>
+        </w:rPr>
+        <w:t xml:space="preserve">đầu tiên được ghi lại bắt đầu với 0; N là số lượng bản ghi  muốn chọn. </w:t>
+      </w:r>
+    </w:p>
+    <w:p>
+      <w:pPr>
+        <w:sectPr>
+          <w:pgSz w:w="11906" w:h="16841"/>
+          <w:pgMar w:top="568" w:right="1440" w:bottom="1026" w:left="1440" w:header="720" w:footer="720" w:gutter="0"/>
+          <w:cols/>
+          <w:docGrid w:linePitch="360"/>
+        </w:sectPr>
+      </w:pPr>
+    </w:p>
+    <w:p>
+      <w:pPr>
+        <w:autoSpaceDN w:val="0"/>
+        <w:autoSpaceDE w:val="0"/>
+        <w:widowControl/>
+        <w:spacing w:line="220" w:lineRule="exact" w:before="0" w:after="350"/>
+        <w:ind w:left="0" w:right="0"/>
+      </w:pPr>
+    </w:p>
+    <w:p>
+      <w:pPr>
+        <w:autoSpaceDN w:val="0"/>
+        <w:autoSpaceDE w:val="0"/>
+        <w:widowControl/>
+        <w:spacing w:line="324" w:lineRule="exact" w:before="0" w:after="0"/>
+        <w:ind w:left="392" w:right="1296" w:hanging="10"/>
+        <w:jc w:val="left"/>
+      </w:pPr>
+      <w:r>
+        <w:rPr>
+          <w:rFonts w:ascii="Times New Roman" w:hAnsi="Times New Roman" w:eastAsia="Times New Roman"/>
+          <w:b/>
+          <w:i w:val="0"/>
+          <w:color w:val="000000"/>
+          <w:sz w:val="24"/>
+        </w:rPr>
+        <w:t>Ví dụ</w:t>
+      </w:r>
+      <w:r>
+        <w:rPr>
+          <w:rFonts w:ascii="TimesNewRomanPSMT" w:hAnsi="TimesNewRomanPSMT" w:eastAsia="TimesNewRomanPSMT"/>
+          <w:b w:val="0"/>
+          <w:i w:val="0"/>
+          <w:color w:val="000000"/>
+          <w:sz w:val="24"/>
+        </w:rPr>
+        <w:t xml:space="preserve">: Có thể lấy ra thông tin về tên của 5 sản phẩm đầu tiên trong bảng Product </w:t>
+      </w:r>
+      <w:r>
+        <w:rPr>
+          <w:rFonts w:ascii="TimesNewRomanPSMT" w:hAnsi="TimesNewRomanPSMT" w:eastAsia="TimesNewRomanPSMT"/>
+          <w:b w:val="0"/>
+          <w:i w:val="0"/>
+          <w:color w:val="000000"/>
+          <w:sz w:val="24"/>
+        </w:rPr>
+        <w:t xml:space="preserve">bằng truy vấn như sau: </w:t>
+      </w:r>
+    </w:p>
+    <w:p>
+      <w:pPr>
+        <w:autoSpaceDN w:val="0"/>
+        <w:autoSpaceDE w:val="0"/>
+        <w:widowControl/>
+        <w:spacing w:line="288" w:lineRule="auto" w:before="372" w:after="0"/>
+        <w:ind w:left="382" w:right="4608" w:firstLine="0"/>
+        <w:jc w:val="left"/>
+      </w:pPr>
+      <w:r>
+        <w:rPr>
+          <w:rFonts w:ascii="Courier New" w:hAnsi="Courier New" w:eastAsia="Courier New"/>
+          <w:b w:val="0"/>
+          <w:i w:val="0"/>
+          <w:color w:val="000000"/>
+          <w:sz w:val="24"/>
+        </w:rPr>
+        <w:t xml:space="preserve">SELECT productName FROM Products </w:t>
+      </w:r>
+      <w:r>
+        <w:br/>
+      </w:r>
+      <w:r>
+        <w:rPr>
+          <w:rFonts w:ascii="Courier New" w:hAnsi="Courier New" w:eastAsia="Courier New"/>
+          <w:b w:val="0"/>
+          <w:i w:val="0"/>
+          <w:color w:val="000000"/>
+          <w:sz w:val="24"/>
+        </w:rPr>
+        <w:t xml:space="preserve">LIMIT 5; </w:t>
+      </w:r>
+    </w:p>
+    <w:p>
+      <w:pPr>
+        <w:autoSpaceDN w:val="0"/>
+        <w:autoSpaceDE w:val="0"/>
+        <w:widowControl/>
+        <w:spacing w:line="240" w:lineRule="auto" w:before="302" w:after="0"/>
+        <w:ind w:left="262" w:right="0" w:firstLine="0"/>
+        <w:jc w:val="left"/>
+      </w:pPr>
+      <w:r>
+        <w:drawing>
+          <wp:inline xmlns:a="http://schemas.openxmlformats.org/drawingml/2006/main" xmlns:pic="http://schemas.openxmlformats.org/drawingml/2006/picture">
+            <wp:extent cx="2570480" cy="1419860"/>
+            <wp:docPr id="15" name="Picture 15"/>
+            <wp:cNvGraphicFramePr>
+              <a:graphicFrameLocks noChangeAspect="1"/>
+            </wp:cNvGraphicFramePr>
+            <a:graphic>
+              <a:graphicData uri="http://schemas.openxmlformats.org/drawingml/2006/picture">
+                <pic:pic>
+                  <pic:nvPicPr>
+                    <pic:cNvPr id="0" name="image.png"/>
+                    <pic:cNvPicPr/>
+                  </pic:nvPicPr>
+                  <pic:blipFill>
+                    <a:blip r:embed="rId22"/>
+                    <a:stretch>
+                      <a:fillRect/>
+                    </a:stretch>
+                  </pic:blipFill>
+                  <pic:spPr>
+                    <a:xfrm>
+                      <a:off x="0" y="0"/>
+                      <a:ext cx="2570480" cy="1419860"/>
+                    </a:xfrm>
+                    <a:prstGeom prst="rect"/>
+                  </pic:spPr>
+                </pic:pic>
+              </a:graphicData>
+            </a:graphic>
+          </wp:inline>
+        </w:drawing>
+      </w:r>
+    </w:p>
+    <w:p>
+      <w:pPr>
+        <w:autoSpaceDN w:val="0"/>
+        <w:autoSpaceDE w:val="0"/>
+        <w:widowControl/>
+        <w:spacing w:line="384" w:lineRule="exact" w:before="222" w:after="0"/>
+        <w:ind w:left="392" w:right="1152" w:hanging="10"/>
+        <w:jc w:val="left"/>
+      </w:pPr>
+      <w:r>
+        <w:rPr>
+          <w:rFonts w:ascii="TimesNewRomanPSMT" w:hAnsi="TimesNewRomanPSMT" w:eastAsia="TimesNewRomanPSMT"/>
+          <w:b w:val="0"/>
+          <w:i w:val="0"/>
+          <w:color w:val="000000"/>
+          <w:sz w:val="24"/>
+        </w:rPr>
+        <w:t xml:space="preserve">Hoặc  có thể lấy ra thông tin về 10 khách hàng đầu tiên hiện đang ở Pháp bằng truy </w:t>
+      </w:r>
+      <w:r>
+        <w:rPr>
+          <w:rFonts w:ascii="TimesNewRomanPSMT" w:hAnsi="TimesNewRomanPSMT" w:eastAsia="TimesNewRomanPSMT"/>
+          <w:b w:val="0"/>
+          <w:i w:val="0"/>
+          <w:color w:val="000000"/>
+          <w:sz w:val="24"/>
+        </w:rPr>
+        <w:t xml:space="preserve">vấn như sau: </w:t>
+      </w:r>
+    </w:p>
+    <w:p>
+      <w:pPr>
+        <w:autoSpaceDN w:val="0"/>
+        <w:autoSpaceDE w:val="0"/>
+        <w:widowControl/>
+        <w:spacing w:line="312" w:lineRule="auto" w:before="374" w:after="0"/>
+        <w:ind w:left="392" w:right="6768" w:hanging="10"/>
+        <w:jc w:val="left"/>
+      </w:pPr>
+      <w:r>
+        <w:rPr>
+          <w:rFonts w:ascii="Courier New" w:hAnsi="Courier New" w:eastAsia="Courier New"/>
+          <w:b w:val="0"/>
+          <w:i w:val="0"/>
+          <w:color w:val="000000"/>
+          <w:sz w:val="24"/>
+        </w:rPr>
+        <w:t xml:space="preserve">select * from </w:t>
+      </w:r>
+      <w:r>
+        <w:br/>
+      </w:r>
+      <w:r>
+        <w:rPr>
+          <w:rFonts w:ascii="Courier New" w:hAnsi="Courier New" w:eastAsia="Courier New"/>
+          <w:b w:val="0"/>
+          <w:i w:val="0"/>
+          <w:color w:val="000000"/>
+          <w:sz w:val="24"/>
+        </w:rPr>
+        <w:t xml:space="preserve">customers where </w:t>
+      </w:r>
+      <w:r>
+        <w:br/>
+      </w:r>
+      <w:r>
+        <w:rPr>
+          <w:rFonts w:ascii="Courier New" w:hAnsi="Courier New" w:eastAsia="Courier New"/>
+          <w:b w:val="0"/>
+          <w:i w:val="0"/>
+          <w:color w:val="000000"/>
+          <w:sz w:val="24"/>
+        </w:rPr>
+        <w:t xml:space="preserve">country='France' </w:t>
+      </w:r>
+      <w:r>
+        <w:br/>
+      </w:r>
+      <w:r>
+        <w:rPr>
+          <w:rFonts w:ascii="Courier New" w:hAnsi="Courier New" w:eastAsia="Courier New"/>
+          <w:b w:val="0"/>
+          <w:i w:val="0"/>
+          <w:color w:val="000000"/>
+          <w:sz w:val="24"/>
+        </w:rPr>
+        <w:t xml:space="preserve">limit 10; </w:t>
+      </w:r>
+    </w:p>
+    <w:p>
+      <w:pPr>
+        <w:autoSpaceDN w:val="0"/>
+        <w:autoSpaceDE w:val="0"/>
+        <w:widowControl/>
+        <w:spacing w:line="240" w:lineRule="auto" w:before="194" w:after="0"/>
+        <w:ind w:left="0" w:right="0" w:firstLine="0"/>
+        <w:jc w:val="center"/>
+      </w:pPr>
+      <w:r>
+        <w:drawing>
+          <wp:inline xmlns:a="http://schemas.openxmlformats.org/drawingml/2006/main" xmlns:pic="http://schemas.openxmlformats.org/drawingml/2006/picture">
+            <wp:extent cx="6162040" cy="2161539"/>
+            <wp:docPr id="16" name="Picture 16"/>
+            <wp:cNvGraphicFramePr>
+              <a:graphicFrameLocks noChangeAspect="1"/>
+            </wp:cNvGraphicFramePr>
+            <a:graphic>
+              <a:graphicData uri="http://schemas.openxmlformats.org/drawingml/2006/picture">
+                <pic:pic>
+                  <pic:nvPicPr>
+                    <pic:cNvPr id="0" name="image.png"/>
+                    <pic:cNvPicPr/>
+                  </pic:nvPicPr>
+                  <pic:blipFill>
+                    <a:blip r:embed="rId23"/>
+                    <a:stretch>
+                      <a:fillRect/>
+                    </a:stretch>
+                  </pic:blipFill>
+                  <pic:spPr>
+                    <a:xfrm>
+                      <a:off x="0" y="0"/>
+                      <a:ext cx="6162040" cy="2161539"/>
+                    </a:xfrm>
+                    <a:prstGeom prst="rect"/>
+                  </pic:spPr>
+                </pic:pic>
+              </a:graphicData>
+            </a:graphic>
+          </wp:inline>
+        </w:drawing>
+      </w:r>
+    </w:p>
+    <w:p>
+      <w:pPr>
+        <w:autoSpaceDN w:val="0"/>
+        <w:autoSpaceDE w:val="0"/>
+        <w:widowControl/>
+        <w:spacing w:line="226" w:lineRule="auto" w:before="312" w:after="0"/>
+        <w:ind w:left="462" w:right="0" w:firstLine="0"/>
         <w:jc w:val="left"/>
       </w:pPr>
       <w:r>
@@ -2075,7 +3694,7 @@
           <w:color w:val="000000"/>
           <w:sz w:val="22"/>
         </w:rPr>
-        <w:t xml:space="preserve">Bài tập thực hành </w:t>
+        <w:t xml:space="preserve">Bài tập thực hành: </w:t>
       </w:r>
     </w:p>
     <w:p>
@@ -2083,8 +3702,8 @@
         <w:autoSpaceDN w:val="0"/>
         <w:autoSpaceDE w:val="0"/>
         <w:widowControl/>
-        <w:spacing w:line="320" w:lineRule="exact" w:before="130" w:after="0"/>
-        <w:ind w:left="600" w:right="0" w:firstLine="0"/>
+        <w:spacing w:line="320" w:lineRule="exact" w:before="316" w:after="0"/>
+        <w:ind w:left="734" w:right="0" w:firstLine="0"/>
         <w:jc w:val="left"/>
       </w:pPr>
       <w:r>
@@ -2105,7 +3724,7 @@
           <w:color w:val="000000"/>
           <w:sz w:val="24"/>
         </w:rPr>
-        <w:t xml:space="preserve">Sử dụng truy vấn con đưa ra các mã sản phẩm có đơn đặt hàng trong tháng </w:t>
+        <w:t xml:space="preserve">Đưa ra danh sách các nhân viên có trường reportsTo chưa xác định. </w:t>
       </w:r>
     </w:p>
     <w:p>
@@ -2113,28 +3732,8 @@
         <w:autoSpaceDN w:val="0"/>
         <w:autoSpaceDE w:val="0"/>
         <w:widowControl/>
-        <w:spacing w:line="320" w:lineRule="exact" w:before="0" w:after="0"/>
-        <w:ind w:left="938" w:right="0" w:firstLine="0"/>
-        <w:jc w:val="left"/>
-      </w:pPr>
-      <w:r>
-        <w:rPr>
-          <w:rFonts w:ascii="TimesNewRomanPSMT" w:hAnsi="TimesNewRomanPSMT" w:eastAsia="TimesNewRomanPSMT"/>
-          <w:b w:val="0"/>
-          <w:i w:val="0"/>
-          <w:color w:val="000000"/>
-          <w:sz w:val="24"/>
-        </w:rPr>
-        <w:t>3/2005.</w:t>
-      </w:r>
-    </w:p>
-    <w:p>
-      <w:pPr>
-        <w:autoSpaceDN w:val="0"/>
-        <w:autoSpaceDE w:val="0"/>
-        <w:widowControl/>
-        <w:spacing w:line="320" w:lineRule="exact" w:before="66" w:after="0"/>
-        <w:ind w:left="600" w:right="0" w:firstLine="0"/>
+        <w:spacing w:line="322" w:lineRule="exact" w:before="68" w:after="0"/>
+        <w:ind w:left="734" w:right="0" w:firstLine="0"/>
         <w:jc w:val="left"/>
       </w:pPr>
       <w:r>
@@ -2155,7 +3754,7 @@
           <w:color w:val="000000"/>
           <w:sz w:val="24"/>
         </w:rPr>
-        <w:t xml:space="preserve">Tương tự như câu hỏi 1 nhưng dùng phép nối bảng (JOIN) thay vì sử dụng truy </w:t>
+        <w:t xml:space="preserve">Đưa ra danh sách các CustomerNumber đã có thực hiện giao dịch. </w:t>
       </w:r>
     </w:p>
     <w:p>
@@ -2163,29 +3762,9 @@
         <w:autoSpaceDN w:val="0"/>
         <w:autoSpaceDE w:val="0"/>
         <w:widowControl/>
-        <w:spacing w:line="266" w:lineRule="exact" w:before="16" w:after="0"/>
-        <w:ind w:left="938" w:right="0" w:firstLine="0"/>
-        <w:jc w:val="left"/>
-      </w:pPr>
-      <w:r>
-        <w:rPr>
-          <w:rFonts w:ascii="TimesNewRomanPSMT" w:hAnsi="TimesNewRomanPSMT" w:eastAsia="TimesNewRomanPSMT"/>
-          <w:b w:val="0"/>
-          <w:i w:val="0"/>
-          <w:color w:val="000000"/>
-          <w:sz w:val="24"/>
-        </w:rPr>
-        <w:t>vấn con.</w:t>
-      </w:r>
-    </w:p>
-    <w:p>
-      <w:pPr>
-        <w:autoSpaceDN w:val="0"/>
-        <w:autoSpaceDE w:val="0"/>
-        <w:widowControl/>
-        <w:spacing w:line="320" w:lineRule="exact" w:before="88" w:after="0"/>
-        <w:ind w:left="600" w:right="0" w:firstLine="0"/>
-        <w:jc w:val="left"/>
+        <w:spacing w:line="376" w:lineRule="exact" w:before="16" w:after="0"/>
+        <w:ind w:left="1074" w:right="1186" w:hanging="340"/>
+        <w:jc w:val="both"/>
       </w:pPr>
       <w:r>
         <w:rPr>
@@ -2205,18 +3784,8 @@
           <w:color w:val="000000"/>
           <w:sz w:val="24"/>
         </w:rPr>
-        <w:t xml:space="preserve">Sử dụng truy vấn con đưa ra các thông tin về các đơn hàng trong tháng gần nhất </w:t>
+        <w:t xml:space="preserve">Đưa ra danh sách các đơn hàng có ngày yêu cầu vận chuyển (requiredDate) là </w:t>
       </w:r>
-    </w:p>
-    <w:p>
-      <w:pPr>
-        <w:autoSpaceDN w:val="0"/>
-        <w:autoSpaceDE w:val="0"/>
-        <w:widowControl/>
-        <w:spacing w:line="266" w:lineRule="exact" w:before="104" w:after="0"/>
-        <w:ind w:left="938" w:right="0" w:firstLine="0"/>
-        <w:jc w:val="left"/>
-      </w:pPr>
       <w:r>
         <w:rPr>
           <w:rFonts w:ascii="TimesNewRomanPSMT" w:hAnsi="TimesNewRomanPSMT" w:eastAsia="TimesNewRomanPSMT"/>
@@ -2225,16 +3794,49 @@
           <w:color w:val="000000"/>
           <w:sz w:val="24"/>
         </w:rPr>
-        <w:t>(sử dụng thông tin từ bảng orders).</w:t>
+        <w:t xml:space="preserve">‘18/1/2003’.  </w:t>
+      </w:r>
+      <w:r>
+        <w:rPr>
+          <w:rFonts w:ascii="Times New Roman" w:hAnsi="Times New Roman" w:eastAsia="Times New Roman"/>
+          <w:b w:val="0"/>
+          <w:i/>
+          <w:color w:val="000000"/>
+          <w:sz w:val="24"/>
+        </w:rPr>
+        <w:t>Lưu ý</w:t>
+      </w:r>
+      <w:r>
+        <w:rPr>
+          <w:rFonts w:ascii="TimesNewRomanPSMT" w:hAnsi="TimesNewRomanPSMT" w:eastAsia="TimesNewRomanPSMT"/>
+          <w:b w:val="0"/>
+          <w:i w:val="0"/>
+          <w:color w:val="000000"/>
+          <w:sz w:val="24"/>
+        </w:rPr>
+        <w:t xml:space="preserve">: MySQL lưu dữ liệu ngày tháng theo định dạng </w:t>
+      </w:r>
+      <w:r>
+        <w:rPr>
+          <w:rFonts w:ascii="TimesNewRomanPSMT" w:hAnsi="TimesNewRomanPSMT" w:eastAsia="TimesNewRomanPSMT"/>
+          <w:b w:val="0"/>
+          <w:i w:val="0"/>
+          <w:color w:val="000000"/>
+          <w:sz w:val="24"/>
+        </w:rPr>
+        <w:t xml:space="preserve">năm/tháng/ngày. </w:t>
       </w:r>
     </w:p>
     <w:p>
       <w:pPr>
         <w:autoSpaceDN w:val="0"/>
+        <w:tabs>
+          <w:tab w:pos="1074" w:val="left"/>
+        </w:tabs>
         <w:autoSpaceDE w:val="0"/>
         <w:widowControl/>
-        <w:spacing w:line="320" w:lineRule="exact" w:before="84" w:after="0"/>
-        <w:ind w:left="600" w:right="0" w:firstLine="0"/>
+        <w:spacing w:line="384" w:lineRule="exact" w:before="22" w:after="0"/>
+        <w:ind w:left="734" w:right="1152" w:firstLine="0"/>
         <w:jc w:val="left"/>
       </w:pPr>
       <w:r>
@@ -2255,18 +3857,11 @@
           <w:color w:val="000000"/>
           <w:sz w:val="24"/>
         </w:rPr>
-        <w:t xml:space="preserve">Sử dụng truy vấn con đưa ra thông tin về các đơn hàng và tổng giá trị đơn hàng </w:t>
+        <w:t xml:space="preserve">Đưa ra danh sách các đơn hàng có ngày đặt trong tháng 4 năm 2005 và có </w:t>
       </w:r>
-    </w:p>
-    <w:p>
-      <w:pPr>
-        <w:autoSpaceDN w:val="0"/>
-        <w:autoSpaceDE w:val="0"/>
-        <w:widowControl/>
-        <w:spacing w:line="320" w:lineRule="exact" w:before="68" w:after="0"/>
-        <w:ind w:left="938" w:right="0" w:firstLine="0"/>
-        <w:jc w:val="left"/>
-      </w:pPr>
+      <w:r>
+        <w:tab/>
+      </w:r>
       <w:r>
         <w:rPr>
           <w:rFonts w:ascii="TimesNewRomanPSMT" w:hAnsi="TimesNewRomanPSMT" w:eastAsia="TimesNewRomanPSMT"/>
@@ -2275,18 +3870,11 @@
           <w:color w:val="000000"/>
           <w:sz w:val="24"/>
         </w:rPr>
-        <w:t>(priceEach, quantityordered)  (sử dụng thông tin từ bảng orders và orderdetails).</w:t>
+        <w:t xml:space="preserve">trạng thái là ‘Shipped’ </w:t>
       </w:r>
-    </w:p>
-    <w:p>
-      <w:pPr>
-        <w:autoSpaceDN w:val="0"/>
-        <w:autoSpaceDE w:val="0"/>
-        <w:widowControl/>
-        <w:spacing w:line="322" w:lineRule="exact" w:before="72" w:after="0"/>
-        <w:ind w:left="0" w:right="0" w:firstLine="0"/>
-        <w:jc w:val="center"/>
-      </w:pPr>
+      <w:r>
+        <w:br/>
+      </w:r>
       <w:r>
         <w:rPr>
           <w:rFonts w:ascii="TimesNewRomanPSMT" w:hAnsi="TimesNewRomanPSMT" w:eastAsia="TimesNewRomanPSMT"/>
@@ -2305,52 +3893,12 @@
           <w:color w:val="000000"/>
           <w:sz w:val="24"/>
         </w:rPr>
-        <w:t>Với mỗi khách hàng, đưa ra tổng số tiền hàng, và tổng số tiền họ đã thanh toán</w:t>
-      </w:r>
-    </w:p>
-    <w:p>
-      <w:pPr>
-        <w:autoSpaceDN w:val="0"/>
-        <w:autoSpaceDE w:val="0"/>
-        <w:widowControl/>
-        <w:spacing w:line="334" w:lineRule="exact" w:before="62" w:after="0"/>
-        <w:ind w:left="0" w:right="0" w:firstLine="0"/>
-        <w:jc w:val="center"/>
-      </w:pPr>
-      <w:r>
-        <w:rPr>
-          <w:rFonts w:ascii="TimesNewRomanPS" w:hAnsi="TimesNewRomanPS" w:eastAsia="TimesNewRomanPS"/>
-          <w:b/>
-          <w:i w:val="0"/>
-          <w:color w:val="000000"/>
-          <w:sz w:val="24"/>
-        </w:rPr>
-        <w:t xml:space="preserve">Payment (thanh toán)  - Orders (Đặt Hàng) - Orderdetails(Chi tiết đặt hàng) </w:t>
-      </w:r>
-    </w:p>
-    <w:p>
-      <w:pPr>
-        <w:autoSpaceDN w:val="0"/>
-        <w:autoSpaceDE w:val="0"/>
-        <w:widowControl/>
-        <w:spacing w:line="332" w:lineRule="exact" w:before="432" w:after="0"/>
-        <w:ind w:left="600" w:right="0" w:firstLine="0"/>
-        <w:jc w:val="left"/>
-      </w:pPr>
-      <w:r>
-        <w:rPr>
-          <w:rFonts w:ascii="TimesNewRomanPS" w:hAnsi="TimesNewRomanPS" w:eastAsia="TimesNewRomanPS"/>
-          <w:b/>
-          <w:i w:val="0"/>
-          <w:color w:val="000000"/>
-          <w:sz w:val="24"/>
-        </w:rPr>
-        <w:t xml:space="preserve">Có thể không dùng Subquery (Tuỳ các bạn) – miễn là ra được kết quả. </w:t>
+        <w:t xml:space="preserve">Đưa ra danh sách các sản phẩm thuộc nhóm ‘Classic Cars’. </w:t>
       </w:r>
     </w:p>
     <w:sectPr>
       <w:pgSz w:w="11906" w:h="16841"/>
-      <w:pgMar w:top="568" w:right="1440" w:bottom="1440" w:left="1440" w:header="720" w:footer="720" w:gutter="0"/>
+      <w:pgMar w:top="572" w:right="716" w:bottom="598" w:left="1440" w:header="720" w:footer="720" w:gutter="0"/>
       <w:cols/>
       <w:docGrid w:linePitch="360"/>
     </w:sectPr>

--- a/media/files/converted_files/output.docx
+++ b/media/files/converted_files/output.docx
@@ -7,7 +7,7 @@
         <w:autoSpaceDN w:val="0"/>
         <w:autoSpaceDE w:val="0"/>
         <w:widowControl/>
-        <w:spacing w:line="220" w:lineRule="exact" w:before="0" w:after="498"/>
+        <w:spacing w:line="220" w:lineRule="exact" w:before="0" w:after="330"/>
         <w:ind w:left="0" w:right="0"/>
       </w:pPr>
       <w:r>
@@ -15,589 +15,13 @@
           <wp:anchor xmlns:a="http://schemas.openxmlformats.org/drawingml/2006/main" xmlns:pic="http://schemas.openxmlformats.org/drawingml/2006/picture" distT="0" distB="0" distL="0" distR="0" simplePos="0" relativeHeight="0" behindDoc="1" locked="0" layoutInCell="1" allowOverlap="1">
             <wp:simplePos x="0" y="0"/>
             <wp:positionH relativeFrom="page">
-              <wp:posOffset>4480560</wp:posOffset>
+              <wp:posOffset>1193800</wp:posOffset>
             </wp:positionH>
             <wp:positionV relativeFrom="page">
-              <wp:posOffset>4837430</wp:posOffset>
+              <wp:posOffset>2768600</wp:posOffset>
             </wp:positionV>
-            <wp:extent cx="154939" cy="154939"/>
+            <wp:extent cx="5232400" cy="5054600"/>
             <wp:wrapNone/>
-            <wp:docPr id="3" name="Picture 3"/>
-            <wp:cNvGraphicFramePr>
-              <a:graphicFrameLocks noChangeAspect="1"/>
-            </wp:cNvGraphicFramePr>
-            <a:graphic>
-              <a:graphicData uri="http://schemas.openxmlformats.org/drawingml/2006/picture">
-                <pic:pic>
-                  <pic:nvPicPr>
-                    <pic:cNvPr id="0" name="image.png"/>
-                    <pic:cNvPicPr/>
-                  </pic:nvPicPr>
-                  <pic:blipFill>
-                    <a:blip r:embed="rId9"/>
-                    <a:stretch>
-                      <a:fillRect/>
-                    </a:stretch>
-                  </pic:blipFill>
-                  <pic:spPr>
-                    <a:xfrm>
-                      <a:off x="0" y="0"/>
-                      <a:ext cx="154939" cy="154939"/>
-                    </a:xfrm>
-                    <a:prstGeom prst="rect"/>
-                  </pic:spPr>
-                </pic:pic>
-              </a:graphicData>
-            </a:graphic>
-          </wp:anchor>
-        </w:drawing>
-      </w:r>
-    </w:p>
-    <w:p>
-      <w:pPr>
-        <w:autoSpaceDN w:val="0"/>
-        <w:autoSpaceDE w:val="0"/>
-        <w:widowControl/>
-        <w:spacing w:line="197" w:lineRule="auto" w:before="0" w:after="0"/>
-        <w:ind w:left="0" w:right="4554" w:firstLine="0"/>
-        <w:jc w:val="right"/>
-      </w:pPr>
-      <w:r>
-        <w:rPr>
-          <w:rFonts w:ascii="Calibri" w:hAnsi="Calibri" w:eastAsia="Calibri"/>
-          <w:b/>
-          <w:i w:val="0"/>
-          <w:color w:val="000000"/>
-          <w:sz w:val="32"/>
-        </w:rPr>
-        <w:t xml:space="preserve">Bài thực hành số 3 </w:t>
-      </w:r>
-    </w:p>
-    <w:p>
-      <w:pPr>
-        <w:autoSpaceDN w:val="0"/>
-        <w:autoSpaceDE w:val="0"/>
-        <w:widowControl/>
-        <w:spacing w:line="197" w:lineRule="auto" w:before="102" w:after="0"/>
-        <w:ind w:left="0" w:right="4134" w:firstLine="0"/>
-        <w:jc w:val="right"/>
-      </w:pPr>
-      <w:r>
-        <w:rPr>
-          <w:rFonts w:ascii="Calibri" w:hAnsi="Calibri" w:eastAsia="Calibri"/>
-          <w:b/>
-          <w:i w:val="0"/>
-          <w:color w:val="000000"/>
-          <w:sz w:val="32"/>
-        </w:rPr>
-        <w:t xml:space="preserve">Truy vấn cơ bản (phần 1) </w:t>
-      </w:r>
-    </w:p>
-    <w:p>
-      <w:pPr>
-        <w:autoSpaceDN w:val="0"/>
-        <w:autoSpaceDE w:val="0"/>
-        <w:widowControl/>
-        <w:spacing w:line="226" w:lineRule="auto" w:before="168" w:after="0"/>
-        <w:ind w:left="246" w:right="0" w:firstLine="0"/>
-        <w:jc w:val="left"/>
-      </w:pPr>
-      <w:r>
-        <w:rPr>
-          <w:rFonts w:ascii="Wingdings" w:hAnsi="Wingdings" w:eastAsia="Wingdings"/>
-          <w:b w:val="0"/>
-          <w:i w:val="0"/>
-          <w:color w:val="000000"/>
-          <w:sz w:val="22"/>
-        </w:rPr>
-        <w:t>❖</w:t>
-      </w:r>
-      <w:r>
-        <w:rPr>
-          <w:rFonts w:ascii="Calibri" w:hAnsi="Calibri" w:eastAsia="Calibri"/>
-          <w:b/>
-          <w:i/>
-          <w:color w:val="000000"/>
-          <w:sz w:val="22"/>
-        </w:rPr>
-        <w:t xml:space="preserve">Nội dung chính </w:t>
-      </w:r>
-    </w:p>
-    <w:p>
-      <w:pPr>
-        <w:autoSpaceDN w:val="0"/>
-        <w:tabs>
-          <w:tab w:pos="1074" w:val="left"/>
-        </w:tabs>
-        <w:autoSpaceDE w:val="0"/>
-        <w:widowControl/>
-        <w:spacing w:line="322" w:lineRule="exact" w:before="0" w:after="0"/>
-        <w:ind w:left="734" w:right="0" w:firstLine="0"/>
-        <w:jc w:val="left"/>
-      </w:pPr>
-      <w:r>
-        <w:rPr>
-          <w:rFonts w:ascii="TimesNewRomanPSMT" w:hAnsi="TimesNewRomanPSMT" w:eastAsia="TimesNewRomanPSMT"/>
-          <w:b w:val="0"/>
-          <w:i w:val="0"/>
-          <w:color w:val="000000"/>
-          <w:sz w:val="24"/>
-        </w:rPr>
-        <w:t>-</w:t>
-      </w:r>
-      <w:r>
-        <w:tab/>
-      </w:r>
-      <w:r>
-        <w:rPr>
-          <w:rFonts w:ascii="TimesNewRomanPSMT" w:hAnsi="TimesNewRomanPSMT" w:eastAsia="TimesNewRomanPSMT"/>
-          <w:b w:val="0"/>
-          <w:i w:val="0"/>
-          <w:color w:val="000000"/>
-          <w:sz w:val="24"/>
-        </w:rPr>
-        <w:t xml:space="preserve">Câu lệnh Select: cú pháp và cách sử dụng </w:t>
-      </w:r>
-    </w:p>
-    <w:p>
-      <w:pPr>
-        <w:autoSpaceDN w:val="0"/>
-        <w:tabs>
-          <w:tab w:pos="1074" w:val="left"/>
-        </w:tabs>
-        <w:autoSpaceDE w:val="0"/>
-        <w:widowControl/>
-        <w:spacing w:line="320" w:lineRule="exact" w:before="66" w:after="0"/>
-        <w:ind w:left="734" w:right="0" w:firstLine="0"/>
-        <w:jc w:val="left"/>
-      </w:pPr>
-      <w:r>
-        <w:rPr>
-          <w:rFonts w:ascii="TimesNewRomanPSMT" w:hAnsi="TimesNewRomanPSMT" w:eastAsia="TimesNewRomanPSMT"/>
-          <w:b w:val="0"/>
-          <w:i w:val="0"/>
-          <w:color w:val="000000"/>
-          <w:sz w:val="24"/>
-        </w:rPr>
-        <w:t>-</w:t>
-      </w:r>
-      <w:r>
-        <w:tab/>
-      </w:r>
-      <w:r>
-        <w:rPr>
-          <w:rFonts w:ascii="TimesNewRomanPSMT" w:hAnsi="TimesNewRomanPSMT" w:eastAsia="TimesNewRomanPSMT"/>
-          <w:b w:val="0"/>
-          <w:i w:val="0"/>
-          <w:color w:val="000000"/>
-          <w:sz w:val="24"/>
-        </w:rPr>
-        <w:t xml:space="preserve">Mệnh đề where </w:t>
-      </w:r>
-    </w:p>
-    <w:p>
-      <w:pPr>
-        <w:autoSpaceDN w:val="0"/>
-        <w:tabs>
-          <w:tab w:pos="1074" w:val="left"/>
-        </w:tabs>
-        <w:autoSpaceDE w:val="0"/>
-        <w:widowControl/>
-        <w:spacing w:line="320" w:lineRule="exact" w:before="70" w:after="0"/>
-        <w:ind w:left="734" w:right="0" w:firstLine="0"/>
-        <w:jc w:val="left"/>
-      </w:pPr>
-      <w:r>
-        <w:rPr>
-          <w:rFonts w:ascii="TimesNewRomanPSMT" w:hAnsi="TimesNewRomanPSMT" w:eastAsia="TimesNewRomanPSMT"/>
-          <w:b w:val="0"/>
-          <w:i w:val="0"/>
-          <w:color w:val="000000"/>
-          <w:sz w:val="24"/>
-        </w:rPr>
-        <w:t>-</w:t>
-      </w:r>
-      <w:r>
-        <w:tab/>
-      </w:r>
-      <w:r>
-        <w:rPr>
-          <w:rFonts w:ascii="TimesNewRomanPSMT" w:hAnsi="TimesNewRomanPSMT" w:eastAsia="TimesNewRomanPSMT"/>
-          <w:b w:val="0"/>
-          <w:i w:val="0"/>
-          <w:color w:val="000000"/>
-          <w:sz w:val="24"/>
-        </w:rPr>
-        <w:t xml:space="preserve">Loại bỏ dữ liệu kết quả trùng lặp với DISTINCT </w:t>
-      </w:r>
-    </w:p>
-    <w:p>
-      <w:pPr>
-        <w:autoSpaceDN w:val="0"/>
-        <w:tabs>
-          <w:tab w:pos="1074" w:val="left"/>
-        </w:tabs>
-        <w:autoSpaceDE w:val="0"/>
-        <w:widowControl/>
-        <w:spacing w:line="320" w:lineRule="exact" w:before="70" w:after="0"/>
-        <w:ind w:left="734" w:right="0" w:firstLine="0"/>
-        <w:jc w:val="left"/>
-      </w:pPr>
-      <w:r>
-        <w:rPr>
-          <w:rFonts w:ascii="TimesNewRomanPSMT" w:hAnsi="TimesNewRomanPSMT" w:eastAsia="TimesNewRomanPSMT"/>
-          <w:b w:val="0"/>
-          <w:i w:val="0"/>
-          <w:color w:val="000000"/>
-          <w:sz w:val="24"/>
-        </w:rPr>
-        <w:t>-</w:t>
-      </w:r>
-      <w:r>
-        <w:tab/>
-      </w:r>
-      <w:r>
-        <w:rPr>
-          <w:rFonts w:ascii="TimesNewRomanPSMT" w:hAnsi="TimesNewRomanPSMT" w:eastAsia="TimesNewRomanPSMT"/>
-          <w:b w:val="0"/>
-          <w:i w:val="0"/>
-          <w:color w:val="000000"/>
-          <w:sz w:val="24"/>
-        </w:rPr>
-        <w:t xml:space="preserve">Giới hạn các bản ghi trả về bằng LIMIT </w:t>
-      </w:r>
-    </w:p>
-    <w:p>
-      <w:pPr>
-        <w:autoSpaceDN w:val="0"/>
-        <w:autoSpaceDE w:val="0"/>
-        <w:widowControl/>
-        <w:spacing w:line="197" w:lineRule="auto" w:before="424" w:after="0"/>
-        <w:ind w:left="392" w:right="0" w:firstLine="0"/>
-        <w:jc w:val="left"/>
-      </w:pPr>
-      <w:r>
-        <w:rPr>
-          <w:rFonts w:ascii="Calibri" w:hAnsi="Calibri" w:eastAsia="Calibri"/>
-          <w:b/>
-          <w:i w:val="0"/>
-          <w:color w:val="000000"/>
-          <w:sz w:val="22"/>
-        </w:rPr>
-        <w:t>1.</w:t>
-      </w:r>
-      <w:r>
-        <w:rPr>
-          <w:rFonts w:ascii="Calibri" w:hAnsi="Calibri" w:eastAsia="Calibri"/>
-          <w:b/>
-          <w:i w:val="0"/>
-          <w:color w:val="000000"/>
-          <w:sz w:val="22"/>
-        </w:rPr>
-        <w:t xml:space="preserve">Cài đặt cở sở dữ liệu mẫu </w:t>
-      </w:r>
-    </w:p>
-    <w:p>
-      <w:pPr>
-        <w:autoSpaceDN w:val="0"/>
-        <w:autoSpaceDE w:val="0"/>
-        <w:widowControl/>
-        <w:spacing w:line="264" w:lineRule="exact" w:before="168" w:after="0"/>
-        <w:ind w:left="382" w:right="0" w:firstLine="0"/>
-        <w:jc w:val="left"/>
-      </w:pPr>
-      <w:r>
-        <w:rPr>
-          <w:rFonts w:ascii="TimesNewRomanPSMT" w:hAnsi="TimesNewRomanPSMT" w:eastAsia="TimesNewRomanPSMT"/>
-          <w:b w:val="0"/>
-          <w:i w:val="0"/>
-          <w:color w:val="2B2B2B"/>
-          <w:sz w:val="24"/>
-        </w:rPr>
-        <w:t xml:space="preserve">Cơ sở dữ liệu mẫu bao gồm các bảng sau: </w:t>
-      </w:r>
-    </w:p>
-    <w:p>
-      <w:pPr>
-        <w:autoSpaceDN w:val="0"/>
-        <w:tabs>
-          <w:tab w:pos="1074" w:val="left"/>
-        </w:tabs>
-        <w:autoSpaceDE w:val="0"/>
-        <w:widowControl/>
-        <w:spacing w:line="292" w:lineRule="exact" w:before="76" w:after="0"/>
-        <w:ind w:left="734" w:right="0" w:firstLine="0"/>
-        <w:jc w:val="left"/>
-      </w:pPr>
-      <w:r>
-        <w:rPr>
-          <w:rFonts w:ascii="ArialMT" w:hAnsi="ArialMT" w:eastAsia="ArialMT"/>
-          <w:b w:val="0"/>
-          <w:i w:val="0"/>
-          <w:color w:val="2B2B2B"/>
-          <w:sz w:val="19"/>
-        </w:rPr>
-        <w:t xml:space="preserve">• </w:t>
-      </w:r>
-      <w:r>
-        <w:tab/>
-      </w:r>
-      <w:r>
-        <w:rPr>
-          <w:rFonts w:ascii="Times New Roman" w:hAnsi="Times New Roman" w:eastAsia="Times New Roman"/>
-          <w:b w:val="0"/>
-          <w:i/>
-          <w:color w:val="2B2B2B"/>
-          <w:sz w:val="24"/>
-        </w:rPr>
-        <w:t>Customers</w:t>
-      </w:r>
-      <w:r>
-        <w:rPr>
-          <w:rFonts w:ascii="TimesNewRomanPSMT" w:hAnsi="TimesNewRomanPSMT" w:eastAsia="TimesNewRomanPSMT"/>
-          <w:b w:val="0"/>
-          <w:i w:val="0"/>
-          <w:color w:val="2B2B2B"/>
-          <w:sz w:val="24"/>
-        </w:rPr>
-        <w:t xml:space="preserve">: Lưu trữ thông tin về khách hàng. </w:t>
-      </w:r>
-    </w:p>
-    <w:p>
-      <w:pPr>
-        <w:autoSpaceDN w:val="0"/>
-        <w:tabs>
-          <w:tab w:pos="1074" w:val="left"/>
-        </w:tabs>
-        <w:autoSpaceDE w:val="0"/>
-        <w:widowControl/>
-        <w:spacing w:line="292" w:lineRule="exact" w:before="64" w:after="0"/>
-        <w:ind w:left="734" w:right="0" w:firstLine="0"/>
-        <w:jc w:val="left"/>
-      </w:pPr>
-      <w:r>
-        <w:rPr>
-          <w:rFonts w:ascii="ArialMT" w:hAnsi="ArialMT" w:eastAsia="ArialMT"/>
-          <w:b w:val="0"/>
-          <w:i w:val="0"/>
-          <w:color w:val="2B2B2B"/>
-          <w:sz w:val="19"/>
-        </w:rPr>
-        <w:t xml:space="preserve">• </w:t>
-      </w:r>
-      <w:r>
-        <w:tab/>
-      </w:r>
-      <w:r>
-        <w:rPr>
-          <w:rFonts w:ascii="Times New Roman" w:hAnsi="Times New Roman" w:eastAsia="Times New Roman"/>
-          <w:b w:val="0"/>
-          <w:i/>
-          <w:color w:val="2B2B2B"/>
-          <w:sz w:val="24"/>
-        </w:rPr>
-        <w:t>Products</w:t>
-      </w:r>
-      <w:r>
-        <w:rPr>
-          <w:rFonts w:ascii="TimesNewRomanPSMT" w:hAnsi="TimesNewRomanPSMT" w:eastAsia="TimesNewRomanPSMT"/>
-          <w:b w:val="0"/>
-          <w:i w:val="0"/>
-          <w:color w:val="2B2B2B"/>
-          <w:sz w:val="24"/>
-        </w:rPr>
-        <w:t xml:space="preserve">: Lưu trữ danh sách về các sản phẩm. </w:t>
-      </w:r>
-    </w:p>
-    <w:p>
-      <w:pPr>
-        <w:autoSpaceDN w:val="0"/>
-        <w:tabs>
-          <w:tab w:pos="1074" w:val="left"/>
-        </w:tabs>
-        <w:autoSpaceDE w:val="0"/>
-        <w:widowControl/>
-        <w:spacing w:line="294" w:lineRule="exact" w:before="62" w:after="0"/>
-        <w:ind w:left="734" w:right="0" w:firstLine="0"/>
-        <w:jc w:val="left"/>
-      </w:pPr>
-      <w:r>
-        <w:rPr>
-          <w:rFonts w:ascii="ArialMT" w:hAnsi="ArialMT" w:eastAsia="ArialMT"/>
-          <w:b w:val="0"/>
-          <w:i w:val="0"/>
-          <w:color w:val="2B2B2B"/>
-          <w:sz w:val="19"/>
-        </w:rPr>
-        <w:t xml:space="preserve">• </w:t>
-      </w:r>
-      <w:r>
-        <w:tab/>
-      </w:r>
-      <w:r>
-        <w:rPr>
-          <w:rFonts w:ascii="Times New Roman" w:hAnsi="Times New Roman" w:eastAsia="Times New Roman"/>
-          <w:b w:val="0"/>
-          <w:i/>
-          <w:color w:val="2B2B2B"/>
-          <w:sz w:val="24"/>
-        </w:rPr>
-        <w:t>ProductLines</w:t>
-      </w:r>
-      <w:r>
-        <w:rPr>
-          <w:rFonts w:ascii="TimesNewRomanPSMT" w:hAnsi="TimesNewRomanPSMT" w:eastAsia="TimesNewRomanPSMT"/>
-          <w:b w:val="0"/>
-          <w:i w:val="0"/>
-          <w:color w:val="2B2B2B"/>
-          <w:sz w:val="24"/>
-        </w:rPr>
-        <w:t xml:space="preserve">: Lưu trữ danh mục các loại sản phẩm </w:t>
-      </w:r>
-    </w:p>
-    <w:p>
-      <w:pPr>
-        <w:autoSpaceDN w:val="0"/>
-        <w:tabs>
-          <w:tab w:pos="1074" w:val="left"/>
-        </w:tabs>
-        <w:autoSpaceDE w:val="0"/>
-        <w:widowControl/>
-        <w:spacing w:line="294" w:lineRule="exact" w:before="58" w:after="0"/>
-        <w:ind w:left="734" w:right="0" w:firstLine="0"/>
-        <w:jc w:val="left"/>
-      </w:pPr>
-      <w:r>
-        <w:rPr>
-          <w:rFonts w:ascii="ArialMT" w:hAnsi="ArialMT" w:eastAsia="ArialMT"/>
-          <w:b w:val="0"/>
-          <w:i w:val="0"/>
-          <w:color w:val="2B2B2B"/>
-          <w:sz w:val="19"/>
-        </w:rPr>
-        <w:t xml:space="preserve">• </w:t>
-      </w:r>
-      <w:r>
-        <w:tab/>
-      </w:r>
-      <w:r>
-        <w:rPr>
-          <w:rFonts w:ascii="Times New Roman" w:hAnsi="Times New Roman" w:eastAsia="Times New Roman"/>
-          <w:b w:val="0"/>
-          <w:i/>
-          <w:color w:val="2B2B2B"/>
-          <w:sz w:val="24"/>
-        </w:rPr>
-        <w:t>Orders</w:t>
-      </w:r>
-      <w:r>
-        <w:rPr>
-          <w:rFonts w:ascii="TimesNewRomanPSMT" w:hAnsi="TimesNewRomanPSMT" w:eastAsia="TimesNewRomanPSMT"/>
-          <w:b w:val="0"/>
-          <w:i w:val="0"/>
-          <w:color w:val="2B2B2B"/>
-          <w:sz w:val="24"/>
-        </w:rPr>
-        <w:t xml:space="preserve">: Lưu trữ các đơn hàng được đặt bởi các khách hàng. </w:t>
-      </w:r>
-    </w:p>
-    <w:p>
-      <w:pPr>
-        <w:autoSpaceDN w:val="0"/>
-        <w:tabs>
-          <w:tab w:pos="1074" w:val="left"/>
-        </w:tabs>
-        <w:autoSpaceDE w:val="0"/>
-        <w:widowControl/>
-        <w:spacing w:line="292" w:lineRule="exact" w:before="64" w:after="0"/>
-        <w:ind w:left="734" w:right="0" w:firstLine="0"/>
-        <w:jc w:val="left"/>
-      </w:pPr>
-      <w:r>
-        <w:rPr>
-          <w:rFonts w:ascii="ArialMT" w:hAnsi="ArialMT" w:eastAsia="ArialMT"/>
-          <w:b w:val="0"/>
-          <w:i w:val="0"/>
-          <w:color w:val="2B2B2B"/>
-          <w:sz w:val="19"/>
-        </w:rPr>
-        <w:t xml:space="preserve">• </w:t>
-      </w:r>
-      <w:r>
-        <w:tab/>
-      </w:r>
-      <w:r>
-        <w:rPr>
-          <w:rFonts w:ascii="Times New Roman" w:hAnsi="Times New Roman" w:eastAsia="Times New Roman"/>
-          <w:b w:val="0"/>
-          <w:i/>
-          <w:color w:val="2B2B2B"/>
-          <w:sz w:val="24"/>
-        </w:rPr>
-        <w:t>OrderDetails</w:t>
-      </w:r>
-      <w:r>
-        <w:rPr>
-          <w:rFonts w:ascii="TimesNewRomanPSMT" w:hAnsi="TimesNewRomanPSMT" w:eastAsia="TimesNewRomanPSMT"/>
-          <w:b w:val="0"/>
-          <w:i w:val="0"/>
-          <w:color w:val="2B2B2B"/>
-          <w:sz w:val="24"/>
-        </w:rPr>
-        <w:t xml:space="preserve">: Lưu trữ về chi tiết các dòng đơn hàng </w:t>
-      </w:r>
-    </w:p>
-    <w:p>
-      <w:pPr>
-        <w:autoSpaceDN w:val="0"/>
-        <w:tabs>
-          <w:tab w:pos="1074" w:val="left"/>
-          <w:tab w:pos="5928" w:val="left"/>
-          <w:tab w:pos="6742" w:val="left"/>
-        </w:tabs>
-        <w:autoSpaceDE w:val="0"/>
-        <w:widowControl/>
-        <w:spacing w:line="240" w:lineRule="auto" w:before="10" w:after="0"/>
-        <w:ind w:left="734" w:right="0" w:firstLine="0"/>
-        <w:jc w:val="left"/>
-      </w:pPr>
-      <w:r>
-        <w:rPr>
-          <w:rFonts w:ascii="ArialMT" w:hAnsi="ArialMT" w:eastAsia="ArialMT"/>
-          <w:b w:val="0"/>
-          <w:i w:val="0"/>
-          <w:color w:val="2B2B2B"/>
-          <w:sz w:val="19"/>
-        </w:rPr>
-        <w:t xml:space="preserve">• </w:t>
-      </w:r>
-      <w:r>
-        <w:tab/>
-      </w:r>
-      <w:r>
-        <w:rPr>
-          <w:rFonts w:ascii="Times New Roman" w:hAnsi="Times New Roman" w:eastAsia="Times New Roman"/>
-          <w:b w:val="0"/>
-          <w:i/>
-          <w:color w:val="2B2B2B"/>
-          <w:sz w:val="24"/>
-        </w:rPr>
-        <w:t>Payments</w:t>
-      </w:r>
-      <w:r>
-        <w:rPr>
-          <w:rFonts w:ascii="TimesNewRomanPSMT" w:hAnsi="TimesNewRomanPSMT" w:eastAsia="TimesNewRomanPSMT"/>
-          <w:b w:val="0"/>
-          <w:i w:val="0"/>
-          <w:color w:val="2B2B2B"/>
-          <w:sz w:val="24"/>
-        </w:rPr>
-        <w:t>: Lưu trữ các thanh toán của khách hàng </w:t>
-      </w:r>
-      <w:r>
-        <w:drawing>
-          <wp:inline xmlns:a="http://schemas.openxmlformats.org/drawingml/2006/main" xmlns:pic="http://schemas.openxmlformats.org/drawingml/2006/picture">
-            <wp:extent cx="154940" cy="160019"/>
             <wp:docPr id="1" name="Picture 1"/>
             <wp:cNvGraphicFramePr>
               <a:graphicFrameLocks noChangeAspect="1"/>
@@ -618,15 +42,36 @@
                   <pic:spPr>
                     <a:xfrm>
                       <a:off x="0" y="0"/>
-                      <a:ext cx="154940" cy="160019"/>
+                      <a:ext cx="5232400" cy="5054600"/>
                     </a:xfrm>
                     <a:prstGeom prst="rect"/>
                   </pic:spPr>
                 </pic:pic>
               </a:graphicData>
             </a:graphic>
-          </wp:inline>
+          </wp:anchor>
         </w:drawing>
+      </w:r>
+    </w:p>
+    <w:p>
+      <w:pPr>
+        <w:autoSpaceDN w:val="0"/>
+        <w:tabs>
+          <w:tab w:pos="982" w:val="left"/>
+          <w:tab w:pos="4200" w:val="left"/>
+          <w:tab w:pos="4212" w:val="left"/>
+        </w:tabs>
+        <w:autoSpaceDE w:val="0"/>
+        <w:widowControl/>
+        <w:spacing w:line="456" w:lineRule="exact" w:before="0" w:after="0"/>
+        <w:ind w:left="622" w:right="288" w:firstLine="0"/>
+        <w:jc w:val="left"/>
+      </w:pPr>
+      <w:r>
+        <w:tab/>
+      </w:r>
+      <w:r>
+        <w:tab/>
       </w:r>
       <w:r>
         <w:tab/>
@@ -634,22 +79,80 @@
       <w:r>
         <w:rPr>
           <w:rFonts w:ascii="Times New Roman" w:hAnsi="Times New Roman" w:eastAsia="Times New Roman"/>
+          <w:b/>
+          <w:i w:val="0"/>
+          <w:color w:val="000000"/>
+          <w:sz w:val="28"/>
+        </w:rPr>
+        <w:t xml:space="preserve">GIỚI TỪ (2) </w:t>
+      </w:r>
+      <w:r>
+        <w:br/>
+      </w:r>
+      <w:r>
+        <w:tab/>
+      </w:r>
+      <w:r>
+        <w:tab/>
+      </w:r>
+      <w:r>
+        <w:rPr>
+          <w:rFonts w:ascii="Times New Roman" w:hAnsi="Times New Roman" w:eastAsia="Times New Roman"/>
+          <w:b/>
+          <w:i w:val="0"/>
+          <w:color w:val="000000"/>
+          <w:sz w:val="28"/>
+        </w:rPr>
+        <w:t xml:space="preserve">(Preposition) </w:t>
+      </w:r>
+      <w:r>
+        <w:br/>
+      </w:r>
+      <w:r>
+        <w:rPr>
+          <w:rFonts w:ascii="Times New Roman" w:hAnsi="Times New Roman" w:eastAsia="Times New Roman"/>
+          <w:b/>
+          <w:i w:val="0"/>
+          <w:color w:val="000000"/>
+          <w:sz w:val="28"/>
+        </w:rPr>
+        <w:t>1.</w:t>
+      </w:r>
+      <w:r>
+        <w:rPr>
+          <w:rFonts w:ascii="Times New Roman" w:hAnsi="Times New Roman" w:eastAsia="Times New Roman"/>
+          <w:b/>
+          <w:i w:val="0"/>
+          <w:color w:val="000000"/>
+          <w:sz w:val="28"/>
+        </w:rPr>
+        <w:t xml:space="preserve">Giới từ chỉ sự chuyển động </w:t>
+      </w:r>
+      <w:r>
+        <w:br/>
+      </w:r>
+      <w:r>
+        <w:tab/>
+      </w:r>
+      <w:r>
+        <w:rPr>
+          <w:rFonts w:ascii="Symbol" w:hAnsi="Symbol" w:eastAsia="Symbol"/>
           <w:b w:val="0"/>
-          <w:i/>
-          <w:color w:val="2B2B2B"/>
-          <w:sz w:val="24"/>
+          <w:i w:val="0"/>
+          <w:color w:val="000000"/>
+          <w:sz w:val="28"/>
         </w:rPr>
-        <w:t>Employees</w:t>
+        <w:t>•</w:t>
       </w:r>
       <w:r>
         <w:rPr>
           <w:rFonts w:ascii="TimesNewRomanPSMT" w:hAnsi="TimesNewRomanPSMT" w:eastAsia="TimesNewRomanPSMT"/>
           <w:b w:val="0"/>
           <w:i w:val="0"/>
-          <w:color w:val="2B2B2B"/>
-          <w:sz w:val="24"/>
+          <w:color w:val="000000"/>
+          <w:sz w:val="28"/>
         </w:rPr>
-        <w:t xml:space="preserve">: </w:t>
+        <w:t xml:space="preserve">Mô tả sự chuyển động của đối tượng , từ vị trí này sang vị trí khác </w:t>
       </w:r>
     </w:p>
     <w:p>
@@ -657,8 +160,28 @@
         <w:autoSpaceDN w:val="0"/>
         <w:autoSpaceDE w:val="0"/>
         <w:widowControl/>
-        <w:spacing w:line="294" w:lineRule="exact" w:before="90" w:after="0"/>
-        <w:ind w:left="1074" w:right="0" w:firstLine="0"/>
+        <w:spacing w:line="288" w:lineRule="auto" w:before="526" w:after="0"/>
+        <w:ind w:left="2142" w:right="0" w:firstLine="0"/>
+        <w:jc w:val="left"/>
+      </w:pPr>
+      <w:r>
+        <w:rPr>
+          <w:rFonts w:ascii="Times New Roman" w:hAnsi="Times New Roman" w:eastAsia="Times New Roman"/>
+          <w:b/>
+          <w:i w:val="0"/>
+          <w:color w:val="000000"/>
+          <w:sz w:val="28"/>
+        </w:rPr>
+        <w:t xml:space="preserve">Rules : Giới từ + N / cụm N/ Danh động từ (V_ing) </w:t>
+      </w:r>
+    </w:p>
+    <w:p>
+      <w:pPr>
+        <w:autoSpaceDN w:val="0"/>
+        <w:autoSpaceDE w:val="0"/>
+        <w:widowControl/>
+        <w:spacing w:line="370" w:lineRule="exact" w:before="674" w:after="0"/>
+        <w:ind w:left="982" w:right="0" w:firstLine="0"/>
         <w:jc w:val="left"/>
       </w:pPr>
       <w:r>
@@ -666,30 +189,79 @@
           <w:rFonts w:ascii="TimesNewRomanPSMT" w:hAnsi="TimesNewRomanPSMT" w:eastAsia="TimesNewRomanPSMT"/>
           <w:b w:val="0"/>
           <w:i w:val="0"/>
-          <w:color w:val="2B2B2B"/>
-          <w:sz w:val="24"/>
+          <w:color w:val="000000"/>
+          <w:sz w:val="28"/>
         </w:rPr>
-        <w:t>Lưu trữ thông tin về các nhân viên của tổ chức </w:t>
-      </w:r>
-      <w:r>
-        <w:rPr>
-          <w:rFonts w:ascii="Times New Roman" w:hAnsi="Times New Roman" w:eastAsia="Times New Roman"/>
-          <w:b w:val="0"/>
-          <w:i/>
-          <w:color w:val="2B2B2B"/>
-          <w:sz w:val="24"/>
-        </w:rPr>
-        <w:t>Offices</w:t>
+        <w:t xml:space="preserve">To; From; From…to; Across; Along; About; Into; Onto; Out of; Up; </w:t>
       </w:r>
       <w:r>
         <w:rPr>
           <w:rFonts w:ascii="TimesNewRomanPSMT" w:hAnsi="TimesNewRomanPSMT" w:eastAsia="TimesNewRomanPSMT"/>
           <w:b w:val="0"/>
           <w:i w:val="0"/>
-          <w:color w:val="2B2B2B"/>
-          <w:sz w:val="24"/>
+          <w:color w:val="000000"/>
+          <w:sz w:val="28"/>
         </w:rPr>
-        <w:t xml:space="preserve">: Lưu thông tin </w:t>
+        <w:t xml:space="preserve">Down; Through; Toward; Round/Around; Away from; Off; Over; Under </w:t>
+      </w:r>
+      <w:r>
+        <w:rPr>
+          <w:rFonts w:ascii="TimesNewRomanPSMT" w:hAnsi="TimesNewRomanPSMT" w:eastAsia="TimesNewRomanPSMT"/>
+          <w:b w:val="0"/>
+          <w:i w:val="0"/>
+          <w:color w:val="000000"/>
+          <w:sz w:val="28"/>
+        </w:rPr>
+        <w:t xml:space="preserve">Past </w:t>
+      </w:r>
+    </w:p>
+    <w:p>
+      <w:pPr>
+        <w:autoSpaceDN w:val="0"/>
+        <w:tabs>
+          <w:tab w:pos="622" w:val="left"/>
+        </w:tabs>
+        <w:autoSpaceDE w:val="0"/>
+        <w:widowControl/>
+        <w:spacing w:line="518" w:lineRule="exact" w:before="26" w:after="0"/>
+        <w:ind w:left="262" w:right="4176" w:firstLine="0"/>
+        <w:jc w:val="left"/>
+      </w:pPr>
+      <w:r>
+        <w:rPr>
+          <w:rFonts w:ascii="Times New Roman" w:hAnsi="Times New Roman" w:eastAsia="Times New Roman"/>
+          <w:b/>
+          <w:i/>
+          <w:color w:val="000000"/>
+          <w:sz w:val="28"/>
+        </w:rPr>
+        <w:t xml:space="preserve">To: đến </w:t>
+      </w:r>
+      <w:r>
+        <w:br/>
+      </w:r>
+      <w:r>
+        <w:tab/>
+      </w:r>
+      <w:r>
+        <w:rPr>
+          <w:rFonts w:ascii="Symbol" w:hAnsi="Symbol" w:eastAsia="Symbol"/>
+          <w:b w:val="0"/>
+          <w:i w:val="0"/>
+          <w:color w:val="424242"/>
+          <w:sz w:val="20"/>
+        </w:rPr>
+        <w:t>•</w:t>
+      </w:r>
+      <w:r>
+        <w:rPr>
+          <w:rFonts w:ascii="TimesNewRomanPSMT" w:hAnsi="TimesNewRomanPSMT" w:eastAsia="TimesNewRomanPSMT"/>
+          <w:b w:val="0"/>
+          <w:i w:val="0"/>
+          <w:color w:val="424242"/>
+          <w:sz w:val="28"/>
+        </w:rPr>
+        <w:t xml:space="preserve">Could you give this to Kob please? </w:t>
       </w:r>
     </w:p>
     <w:p>
@@ -697,19 +269,215 @@
         <w:autoSpaceDN w:val="0"/>
         <w:autoSpaceDE w:val="0"/>
         <w:widowControl/>
-        <w:spacing w:line="264" w:lineRule="exact" w:before="106" w:after="0"/>
-        <w:ind w:left="1074" w:right="0" w:firstLine="0"/>
+        <w:spacing w:line="376" w:lineRule="exact" w:before="90" w:after="0"/>
+        <w:ind w:left="622" w:right="0" w:firstLine="0"/>
         <w:jc w:val="left"/>
       </w:pPr>
+      <w:r>
+        <w:rPr>
+          <w:rFonts w:ascii="Symbol" w:hAnsi="Symbol" w:eastAsia="Symbol"/>
+          <w:b w:val="0"/>
+          <w:i w:val="0"/>
+          <w:color w:val="424242"/>
+          <w:sz w:val="20"/>
+        </w:rPr>
+        <w:t>•</w:t>
+      </w:r>
       <w:r>
         <w:rPr>
           <w:rFonts w:ascii="TimesNewRomanPSMT" w:hAnsi="TimesNewRomanPSMT" w:eastAsia="TimesNewRomanPSMT"/>
           <w:b w:val="0"/>
           <w:i w:val="0"/>
-          <w:color w:val="2B2B2B"/>
-          <w:sz w:val="24"/>
+          <w:color w:val="424242"/>
+          <w:sz w:val="28"/>
         </w:rPr>
-        <w:t xml:space="preserve">về các văn phòng của tổ chức. </w:t>
+        <w:t xml:space="preserve">Does this train go to London? </w:t>
+      </w:r>
+    </w:p>
+    <w:p>
+      <w:pPr>
+        <w:autoSpaceDN w:val="0"/>
+        <w:tabs>
+          <w:tab w:pos="622" w:val="left"/>
+        </w:tabs>
+        <w:autoSpaceDE w:val="0"/>
+        <w:widowControl/>
+        <w:spacing w:line="498" w:lineRule="exact" w:before="0" w:after="0"/>
+        <w:ind w:left="262" w:right="3168" w:firstLine="0"/>
+        <w:jc w:val="left"/>
+      </w:pPr>
+      <w:r>
+        <w:rPr>
+          <w:rFonts w:ascii="Times New Roman" w:hAnsi="Times New Roman" w:eastAsia="Times New Roman"/>
+          <w:b/>
+          <w:i/>
+          <w:color w:val="000000"/>
+          <w:sz w:val="28"/>
+        </w:rPr>
+        <w:t xml:space="preserve">From: Từ </w:t>
+      </w:r>
+      <w:r>
+        <w:br/>
+      </w:r>
+      <w:r>
+        <w:tab/>
+      </w:r>
+      <w:r>
+        <w:rPr>
+          <w:rFonts w:ascii="Symbol" w:hAnsi="Symbol" w:eastAsia="Symbol"/>
+          <w:b w:val="0"/>
+          <w:i w:val="0"/>
+          <w:color w:val="424242"/>
+          <w:sz w:val="20"/>
+        </w:rPr>
+        <w:t>•</w:t>
+      </w:r>
+      <w:r>
+        <w:rPr>
+          <w:rFonts w:ascii="TimesNewRomanPSMT" w:hAnsi="TimesNewRomanPSMT" w:eastAsia="TimesNewRomanPSMT"/>
+          <w:b w:val="0"/>
+          <w:i w:val="0"/>
+          <w:color w:val="424242"/>
+          <w:sz w:val="28"/>
+        </w:rPr>
+        <w:t xml:space="preserve">The police took my driving license from me. </w:t>
+      </w:r>
+    </w:p>
+    <w:p>
+      <w:pPr>
+        <w:autoSpaceDN w:val="0"/>
+        <w:tabs>
+          <w:tab w:pos="622" w:val="left"/>
+        </w:tabs>
+        <w:autoSpaceDE w:val="0"/>
+        <w:widowControl/>
+        <w:spacing w:line="488" w:lineRule="exact" w:before="0" w:after="0"/>
+        <w:ind w:left="262" w:right="288" w:firstLine="0"/>
+        <w:jc w:val="left"/>
+      </w:pPr>
+      <w:r>
+        <w:tab/>
+      </w:r>
+      <w:r>
+        <w:rPr>
+          <w:rFonts w:ascii="Symbol" w:hAnsi="Symbol" w:eastAsia="Symbol"/>
+          <w:b w:val="0"/>
+          <w:i w:val="0"/>
+          <w:color w:val="424242"/>
+          <w:sz w:val="20"/>
+        </w:rPr>
+        <w:t>•</w:t>
+      </w:r>
+      <w:r>
+        <w:rPr>
+          <w:rFonts w:ascii="TimesNewRomanPSMT" w:hAnsi="TimesNewRomanPSMT" w:eastAsia="TimesNewRomanPSMT"/>
+          <w:b w:val="0"/>
+          <w:i w:val="0"/>
+          <w:color w:val="424242"/>
+          <w:sz w:val="28"/>
+        </w:rPr>
+        <w:t xml:space="preserve">A child fell from the seventh floor of a block </w:t>
+      </w:r>
+      <w:r>
+        <w:br/>
+      </w:r>
+      <w:r>
+        <w:rPr>
+          <w:rFonts w:ascii="Times New Roman" w:hAnsi="Times New Roman" w:eastAsia="Times New Roman"/>
+          <w:b/>
+          <w:i/>
+          <w:color w:val="000000"/>
+          <w:sz w:val="28"/>
+        </w:rPr>
+        <w:t xml:space="preserve">From…to…: Từ…đến… </w:t>
+      </w:r>
+      <w:r>
+        <w:br/>
+      </w:r>
+      <w:r>
+        <w:tab/>
+      </w:r>
+      <w:r>
+        <w:rPr>
+          <w:rFonts w:ascii="Symbol" w:hAnsi="Symbol" w:eastAsia="Symbol"/>
+          <w:b w:val="0"/>
+          <w:i w:val="0"/>
+          <w:color w:val="424242"/>
+          <w:sz w:val="20"/>
+        </w:rPr>
+        <w:t>•</w:t>
+      </w:r>
+      <w:r>
+        <w:rPr>
+          <w:rFonts w:ascii="TimesNewRomanPSMT" w:hAnsi="TimesNewRomanPSMT" w:eastAsia="TimesNewRomanPSMT"/>
+          <w:b w:val="0"/>
+          <w:i w:val="0"/>
+          <w:color w:val="424242"/>
+          <w:sz w:val="28"/>
+        </w:rPr>
+        <w:t xml:space="preserve">We flew from Bangkok to London </w:t>
+      </w:r>
+      <w:r>
+        <w:br/>
+      </w:r>
+      <w:r>
+        <w:tab/>
+      </w:r>
+      <w:r>
+        <w:rPr>
+          <w:rFonts w:ascii="Symbol" w:hAnsi="Symbol" w:eastAsia="Symbol"/>
+          <w:b w:val="0"/>
+          <w:i w:val="0"/>
+          <w:color w:val="424242"/>
+          <w:sz w:val="20"/>
+        </w:rPr>
+        <w:t>•</w:t>
+      </w:r>
+      <w:r>
+        <w:rPr>
+          <w:rFonts w:ascii="TimesNewRomanPSMT" w:hAnsi="TimesNewRomanPSMT" w:eastAsia="TimesNewRomanPSMT"/>
+          <w:b w:val="0"/>
+          <w:i w:val="0"/>
+          <w:color w:val="424242"/>
+          <w:sz w:val="28"/>
+        </w:rPr>
+        <w:t xml:space="preserve">It takes one and a half hour to fly from HCM city to Ha Tinh province </w:t>
+      </w:r>
+      <w:r>
+        <w:rPr>
+          <w:rFonts w:ascii="Times New Roman" w:hAnsi="Times New Roman" w:eastAsia="Times New Roman"/>
+          <w:b/>
+          <w:i/>
+          <w:color w:val="000000"/>
+          <w:sz w:val="28"/>
+        </w:rPr>
+        <w:t xml:space="preserve">Across: ngang qua, qua </w:t>
+      </w:r>
+      <w:r>
+        <w:br/>
+      </w:r>
+      <w:r>
+        <w:tab/>
+      </w:r>
+      <w:r>
+        <w:rPr>
+          <w:rFonts w:ascii="Symbol" w:hAnsi="Symbol" w:eastAsia="Symbol"/>
+          <w:b w:val="0"/>
+          <w:i w:val="0"/>
+          <w:color w:val="424242"/>
+          <w:sz w:val="20"/>
+        </w:rPr>
+        <w:t>•</w:t>
+      </w:r>
+      <w:r>
+        <w:rPr>
+          <w:rFonts w:ascii="TimesNewRomanPSMT" w:hAnsi="TimesNewRomanPSMT" w:eastAsia="TimesNewRomanPSMT"/>
+          <w:b w:val="0"/>
+          <w:i w:val="0"/>
+          <w:color w:val="424242"/>
+          <w:sz w:val="28"/>
+        </w:rPr>
+        <w:t xml:space="preserve">It took us three days to drive across the desert. </w:t>
       </w:r>
     </w:p>
     <w:p>
@@ -717,19 +485,29 @@
         <w:autoSpaceDN w:val="0"/>
         <w:autoSpaceDE w:val="0"/>
         <w:widowControl/>
-        <w:spacing w:line="266" w:lineRule="exact" w:before="122" w:after="0"/>
-        <w:ind w:left="734" w:right="0" w:firstLine="0"/>
+        <w:spacing w:line="374" w:lineRule="exact" w:before="90" w:after="0"/>
+        <w:ind w:left="622" w:right="0" w:firstLine="0"/>
         <w:jc w:val="left"/>
       </w:pPr>
+      <w:r>
+        <w:rPr>
+          <w:rFonts w:ascii="Symbol" w:hAnsi="Symbol" w:eastAsia="Symbol"/>
+          <w:b w:val="0"/>
+          <w:i w:val="0"/>
+          <w:color w:val="424242"/>
+          <w:sz w:val="20"/>
+        </w:rPr>
+        <w:t>•</w:t>
+      </w:r>
       <w:r>
         <w:rPr>
           <w:rFonts w:ascii="TimesNewRomanPSMT" w:hAnsi="TimesNewRomanPSMT" w:eastAsia="TimesNewRomanPSMT"/>
           <w:b w:val="0"/>
           <w:i w:val="0"/>
-          <w:color w:val="2B2B2B"/>
-          <w:sz w:val="24"/>
+          <w:color w:val="424242"/>
+          <w:sz w:val="28"/>
         </w:rPr>
-        <w:t>Hình dưới minh họa mối quan hệ giữa các bảng dữ liệu trong cơ sở dữ liệu</w:t>
+        <w:t xml:space="preserve">The dog ran across the road and nearly got hit by a car. </w:t>
       </w:r>
     </w:p>
     <w:p>
@@ -737,14 +515,181 @@
         <w:autoSpaceDN w:val="0"/>
         <w:autoSpaceDE w:val="0"/>
         <w:widowControl/>
-        <w:spacing w:line="240" w:lineRule="auto" w:before="400" w:after="0"/>
-        <w:ind w:left="0" w:right="0" w:firstLine="0"/>
-        <w:jc w:val="center"/>
+        <w:spacing w:line="271" w:lineRule="auto" w:before="118" w:after="0"/>
+        <w:ind w:left="262" w:right="0" w:firstLine="0"/>
+        <w:jc w:val="left"/>
+      </w:pPr>
+      <w:r>
+        <w:rPr>
+          <w:rFonts w:ascii="Times New Roman" w:hAnsi="Times New Roman" w:eastAsia="Times New Roman"/>
+          <w:b/>
+          <w:i/>
+          <w:color w:val="000000"/>
+          <w:sz w:val="28"/>
+        </w:rPr>
+        <w:t xml:space="preserve">Along: dọc theo </w:t>
+      </w:r>
+    </w:p>
+    <w:p>
+      <w:pPr>
+        <w:autoSpaceDN w:val="0"/>
+        <w:autoSpaceDE w:val="0"/>
+        <w:widowControl/>
+        <w:spacing w:line="374" w:lineRule="exact" w:before="264" w:after="0"/>
+        <w:ind w:left="622" w:right="0" w:firstLine="0"/>
+        <w:jc w:val="left"/>
+      </w:pPr>
+      <w:r>
+        <w:rPr>
+          <w:rFonts w:ascii="Symbol" w:hAnsi="Symbol" w:eastAsia="Symbol"/>
+          <w:b w:val="0"/>
+          <w:i w:val="0"/>
+          <w:color w:val="424242"/>
+          <w:sz w:val="20"/>
+        </w:rPr>
+        <w:t>•</w:t>
+      </w:r>
+      <w:r>
+        <w:rPr>
+          <w:rFonts w:ascii="TimesNewRomanPSMT" w:hAnsi="TimesNewRomanPSMT" w:eastAsia="TimesNewRomanPSMT"/>
+          <w:b w:val="0"/>
+          <w:i w:val="0"/>
+          <w:color w:val="424242"/>
+          <w:sz w:val="28"/>
+        </w:rPr>
+        <w:t xml:space="preserve">They walked slowly along the road. </w:t>
+      </w:r>
+    </w:p>
+    <w:p>
+      <w:pPr>
+        <w:autoSpaceDN w:val="0"/>
+        <w:autoSpaceDE w:val="0"/>
+        <w:widowControl/>
+        <w:spacing w:line="376" w:lineRule="exact" w:before="0" w:after="0"/>
+        <w:ind w:left="622" w:right="0" w:firstLine="0"/>
+        <w:jc w:val="left"/>
+      </w:pPr>
+      <w:r>
+        <w:rPr>
+          <w:rFonts w:ascii="Symbol" w:hAnsi="Symbol" w:eastAsia="Symbol"/>
+          <w:b w:val="0"/>
+          <w:i w:val="0"/>
+          <w:color w:val="424242"/>
+          <w:sz w:val="20"/>
+        </w:rPr>
+        <w:t>•</w:t>
+      </w:r>
+      <w:r>
+        <w:rPr>
+          <w:rFonts w:ascii="TimesNewRomanPSMT" w:hAnsi="TimesNewRomanPSMT" w:eastAsia="TimesNewRomanPSMT"/>
+          <w:b w:val="0"/>
+          <w:i w:val="0"/>
+          <w:color w:val="424242"/>
+          <w:sz w:val="28"/>
+        </w:rPr>
+        <w:t xml:space="preserve">I looked along the shelves for the book I needed </w:t>
+      </w:r>
+    </w:p>
+    <w:p>
+      <w:pPr>
+        <w:autoSpaceDN w:val="0"/>
+        <w:autoSpaceDE w:val="0"/>
+        <w:widowControl/>
+        <w:spacing w:line="271" w:lineRule="auto" w:before="298" w:after="0"/>
+        <w:ind w:left="262" w:right="0" w:firstLine="0"/>
+        <w:jc w:val="left"/>
+      </w:pPr>
+      <w:r>
+        <w:rPr>
+          <w:rFonts w:ascii="Times New Roman" w:hAnsi="Times New Roman" w:eastAsia="Times New Roman"/>
+          <w:b/>
+          <w:i/>
+          <w:color w:val="000000"/>
+          <w:sz w:val="28"/>
+        </w:rPr>
+        <w:t xml:space="preserve">About: quanh quẩn, đâu đó </w:t>
+      </w:r>
+    </w:p>
+    <w:p>
+      <w:pPr>
+        <w:autoSpaceDN w:val="0"/>
+        <w:autoSpaceDE w:val="0"/>
+        <w:widowControl/>
+        <w:spacing w:line="370" w:lineRule="exact" w:before="268" w:after="0"/>
+        <w:ind w:left="622" w:right="2880" w:firstLine="0"/>
+        <w:jc w:val="left"/>
+      </w:pPr>
+      <w:r>
+        <w:rPr>
+          <w:rFonts w:ascii="Symbol" w:hAnsi="Symbol" w:eastAsia="Symbol"/>
+          <w:b w:val="0"/>
+          <w:i w:val="0"/>
+          <w:color w:val="424242"/>
+          <w:sz w:val="20"/>
+        </w:rPr>
+        <w:t>•</w:t>
+      </w:r>
+      <w:r>
+        <w:rPr>
+          <w:rFonts w:ascii="TimesNewRomanPSMT" w:hAnsi="TimesNewRomanPSMT" w:eastAsia="TimesNewRomanPSMT"/>
+          <w:b w:val="0"/>
+          <w:i w:val="0"/>
+          <w:color w:val="424242"/>
+          <w:sz w:val="28"/>
+        </w:rPr>
+        <w:t xml:space="preserve">We wandered about the town for an hour or so. </w:t>
+      </w:r>
+      <w:r>
+        <w:rPr>
+          <w:rFonts w:ascii="Symbol" w:hAnsi="Symbol" w:eastAsia="Symbol"/>
+          <w:b w:val="0"/>
+          <w:i w:val="0"/>
+          <w:color w:val="424242"/>
+          <w:sz w:val="20"/>
+        </w:rPr>
+        <w:t>•</w:t>
+      </w:r>
+      <w:r>
+        <w:rPr>
+          <w:rFonts w:ascii="TimesNewRomanPSMT" w:hAnsi="TimesNewRomanPSMT" w:eastAsia="TimesNewRomanPSMT"/>
+          <w:b w:val="0"/>
+          <w:i w:val="0"/>
+          <w:color w:val="424242"/>
+          <w:sz w:val="28"/>
+        </w:rPr>
+        <w:t xml:space="preserve">He looked about the room. </w:t>
+      </w:r>
+    </w:p>
+    <w:p>
+      <w:pPr>
+        <w:sectPr>
+          <w:pgSz w:w="11906" w:h="16841"/>
+          <w:pgMar w:top="552" w:right="1222" w:bottom="1070" w:left="1440" w:header="720" w:footer="720" w:gutter="0"/>
+          <w:cols/>
+          <w:docGrid w:linePitch="360"/>
+        </w:sectPr>
+      </w:pPr>
+    </w:p>
+    <w:p>
+      <w:pPr>
+        <w:autoSpaceDN w:val="0"/>
+        <w:autoSpaceDE w:val="0"/>
+        <w:widowControl/>
+        <w:spacing w:line="220" w:lineRule="exact" w:before="0" w:after="340"/>
+        <w:ind w:left="0" w:right="0"/>
       </w:pPr>
       <w:r>
         <w:drawing>
-          <wp:inline xmlns:a="http://schemas.openxmlformats.org/drawingml/2006/main" xmlns:pic="http://schemas.openxmlformats.org/drawingml/2006/picture">
-            <wp:extent cx="6428740" cy="4215130"/>
+          <wp:anchor xmlns:a="http://schemas.openxmlformats.org/drawingml/2006/main" xmlns:pic="http://schemas.openxmlformats.org/drawingml/2006/picture" distT="0" distB="0" distL="0" distR="0" simplePos="0" relativeHeight="0" behindDoc="1" locked="0" layoutInCell="1" allowOverlap="1">
+            <wp:simplePos x="0" y="0"/>
+            <wp:positionH relativeFrom="page">
+              <wp:posOffset>1193800</wp:posOffset>
+            </wp:positionH>
+            <wp:positionV relativeFrom="page">
+              <wp:posOffset>2768600</wp:posOffset>
+            </wp:positionV>
+            <wp:extent cx="5232400" cy="5156200"/>
+            <wp:wrapNone/>
             <wp:docPr id="2" name="Picture 2"/>
             <wp:cNvGraphicFramePr>
               <a:graphicFrameLocks noChangeAspect="1"/>
@@ -765,22 +710,1083 @@
                   <pic:spPr>
                     <a:xfrm>
                       <a:off x="0" y="0"/>
-                      <a:ext cx="6428740" cy="4215130"/>
+                      <a:ext cx="5232400" cy="5156200"/>
                     </a:xfrm>
                     <a:prstGeom prst="rect"/>
                   </pic:spPr>
                 </pic:pic>
               </a:graphicData>
             </a:graphic>
-          </wp:inline>
+          </wp:anchor>
         </w:drawing>
+      </w:r>
+    </w:p>
+    <w:p>
+      <w:pPr>
+        <w:autoSpaceDN w:val="0"/>
+        <w:tabs>
+          <w:tab w:pos="622" w:val="left"/>
+        </w:tabs>
+        <w:autoSpaceDE w:val="0"/>
+        <w:widowControl/>
+        <w:spacing w:line="442" w:lineRule="exact" w:before="0" w:after="0"/>
+        <w:ind w:left="262" w:right="3600" w:firstLine="0"/>
+        <w:jc w:val="left"/>
+      </w:pPr>
+      <w:r>
+        <w:rPr>
+          <w:rFonts w:ascii="Times New Roman" w:hAnsi="Times New Roman" w:eastAsia="Times New Roman"/>
+          <w:b/>
+          <w:i/>
+          <w:color w:val="000000"/>
+          <w:sz w:val="28"/>
+        </w:rPr>
+        <w:t xml:space="preserve">Into: vào trong </w:t>
+      </w:r>
+      <w:r>
+        <w:br/>
+      </w:r>
+      <w:r>
+        <w:tab/>
+      </w:r>
+      <w:r>
+        <w:rPr>
+          <w:rFonts w:ascii="Symbol" w:hAnsi="Symbol" w:eastAsia="Symbol"/>
+          <w:b w:val="0"/>
+          <w:i w:val="0"/>
+          <w:color w:val="424242"/>
+          <w:sz w:val="20"/>
+        </w:rPr>
+        <w:t>•</w:t>
+      </w:r>
+      <w:r>
+        <w:rPr>
+          <w:rFonts w:ascii="TimesNewRomanPSMT" w:hAnsi="TimesNewRomanPSMT" w:eastAsia="TimesNewRomanPSMT"/>
+          <w:b w:val="0"/>
+          <w:i w:val="0"/>
+          <w:color w:val="424242"/>
+          <w:sz w:val="28"/>
+        </w:rPr>
+        <w:t xml:space="preserve">He got into the car and closed the door. </w:t>
+      </w:r>
+    </w:p>
+    <w:p>
+      <w:pPr>
+        <w:autoSpaceDN w:val="0"/>
+        <w:autoSpaceDE w:val="0"/>
+        <w:widowControl/>
+        <w:spacing w:line="374" w:lineRule="exact" w:before="94" w:after="0"/>
+        <w:ind w:left="622" w:right="0" w:firstLine="0"/>
+        <w:jc w:val="left"/>
+      </w:pPr>
+      <w:r>
+        <w:rPr>
+          <w:rFonts w:ascii="Symbol" w:hAnsi="Symbol" w:eastAsia="Symbol"/>
+          <w:b w:val="0"/>
+          <w:i w:val="0"/>
+          <w:color w:val="424242"/>
+          <w:sz w:val="20"/>
+        </w:rPr>
+        <w:t>•</w:t>
+      </w:r>
+      <w:r>
+        <w:rPr>
+          <w:rFonts w:ascii="TimesNewRomanPSMT" w:hAnsi="TimesNewRomanPSMT" w:eastAsia="TimesNewRomanPSMT"/>
+          <w:b w:val="0"/>
+          <w:i w:val="0"/>
+          <w:color w:val="424242"/>
+          <w:sz w:val="28"/>
+        </w:rPr>
+        <w:t xml:space="preserve">The car crashed into the wall. </w:t>
+      </w:r>
+    </w:p>
+    <w:p>
+      <w:pPr>
+        <w:autoSpaceDN w:val="0"/>
+        <w:tabs>
+          <w:tab w:pos="622" w:val="left"/>
+        </w:tabs>
+        <w:autoSpaceDE w:val="0"/>
+        <w:widowControl/>
+        <w:spacing w:line="498" w:lineRule="exact" w:before="0" w:after="0"/>
+        <w:ind w:left="262" w:right="4752" w:firstLine="0"/>
+        <w:jc w:val="left"/>
+      </w:pPr>
+      <w:r>
+        <w:rPr>
+          <w:rFonts w:ascii="Times New Roman" w:hAnsi="Times New Roman" w:eastAsia="Times New Roman"/>
+          <w:b/>
+          <w:i/>
+          <w:color w:val="000000"/>
+          <w:sz w:val="28"/>
+        </w:rPr>
+        <w:t xml:space="preserve">Onto: lên trên </w:t>
+      </w:r>
+      <w:r>
+        <w:br/>
+      </w:r>
+      <w:r>
+        <w:tab/>
+      </w:r>
+      <w:r>
+        <w:rPr>
+          <w:rFonts w:ascii="Symbol" w:hAnsi="Symbol" w:eastAsia="Symbol"/>
+          <w:b w:val="0"/>
+          <w:i w:val="0"/>
+          <w:color w:val="424242"/>
+          <w:sz w:val="20"/>
+        </w:rPr>
+        <w:t>•</w:t>
+      </w:r>
+      <w:r>
+        <w:rPr>
+          <w:rFonts w:ascii="TimesNewRomanPSMT" w:hAnsi="TimesNewRomanPSMT" w:eastAsia="TimesNewRomanPSMT"/>
+          <w:b w:val="0"/>
+          <w:i w:val="0"/>
+          <w:color w:val="424242"/>
+          <w:sz w:val="28"/>
+        </w:rPr>
+        <w:t xml:space="preserve">They went up on to the stage. </w:t>
+      </w:r>
+    </w:p>
+    <w:p>
+      <w:pPr>
+        <w:autoSpaceDN w:val="0"/>
+        <w:autoSpaceDE w:val="0"/>
+        <w:widowControl/>
+        <w:spacing w:line="374" w:lineRule="exact" w:before="92" w:after="0"/>
+        <w:ind w:left="622" w:right="0" w:firstLine="0"/>
+        <w:jc w:val="left"/>
+      </w:pPr>
+      <w:r>
+        <w:rPr>
+          <w:rFonts w:ascii="Symbol" w:hAnsi="Symbol" w:eastAsia="Symbol"/>
+          <w:b w:val="0"/>
+          <w:i w:val="0"/>
+          <w:color w:val="424242"/>
+          <w:sz w:val="20"/>
+        </w:rPr>
+        <w:t>•</w:t>
+      </w:r>
+      <w:r>
+        <w:rPr>
+          <w:rFonts w:ascii="TimesNewRomanPSMT" w:hAnsi="TimesNewRomanPSMT" w:eastAsia="TimesNewRomanPSMT"/>
+          <w:b w:val="0"/>
+          <w:i w:val="0"/>
+          <w:color w:val="424242"/>
+          <w:sz w:val="28"/>
+        </w:rPr>
+        <w:t xml:space="preserve">Move the kettle onto the counter. </w:t>
+      </w:r>
+    </w:p>
+    <w:p>
+      <w:pPr>
+        <w:autoSpaceDN w:val="0"/>
+        <w:tabs>
+          <w:tab w:pos="622" w:val="left"/>
+        </w:tabs>
+        <w:autoSpaceDE w:val="0"/>
+        <w:widowControl/>
+        <w:spacing w:line="498" w:lineRule="exact" w:before="0" w:after="0"/>
+        <w:ind w:left="262" w:right="2448" w:firstLine="0"/>
+        <w:jc w:val="left"/>
+      </w:pPr>
+      <w:r>
+        <w:rPr>
+          <w:rFonts w:ascii="Times New Roman" w:hAnsi="Times New Roman" w:eastAsia="Times New Roman"/>
+          <w:b/>
+          <w:i/>
+          <w:color w:val="000000"/>
+          <w:sz w:val="28"/>
+        </w:rPr>
+        <w:t xml:space="preserve">Out of: ra khỏi </w:t>
+      </w:r>
+      <w:r>
+        <w:br/>
+      </w:r>
+      <w:r>
+        <w:tab/>
+      </w:r>
+      <w:r>
+        <w:rPr>
+          <w:rFonts w:ascii="Symbol" w:hAnsi="Symbol" w:eastAsia="Symbol"/>
+          <w:b w:val="0"/>
+          <w:i w:val="0"/>
+          <w:color w:val="424242"/>
+          <w:sz w:val="20"/>
+        </w:rPr>
+        <w:t>•</w:t>
+      </w:r>
+      <w:r>
+        <w:rPr>
+          <w:rFonts w:ascii="TimesNewRomanPSMT" w:hAnsi="TimesNewRomanPSMT" w:eastAsia="TimesNewRomanPSMT"/>
+          <w:b w:val="0"/>
+          <w:i w:val="0"/>
+          <w:color w:val="424242"/>
+          <w:sz w:val="28"/>
+        </w:rPr>
+        <w:t xml:space="preserve">Take your hands out of your pockets and help me! </w:t>
+      </w:r>
+    </w:p>
+    <w:p>
+      <w:pPr>
+        <w:autoSpaceDN w:val="0"/>
+        <w:autoSpaceDE w:val="0"/>
+        <w:widowControl/>
+        <w:spacing w:line="374" w:lineRule="exact" w:before="94" w:after="0"/>
+        <w:ind w:left="622" w:right="0" w:firstLine="0"/>
+        <w:jc w:val="left"/>
+      </w:pPr>
+      <w:r>
+        <w:rPr>
+          <w:rFonts w:ascii="Symbol" w:hAnsi="Symbol" w:eastAsia="Symbol"/>
+          <w:b w:val="0"/>
+          <w:i w:val="0"/>
+          <w:color w:val="424242"/>
+          <w:sz w:val="20"/>
+        </w:rPr>
+        <w:t>•</w:t>
+      </w:r>
+      <w:r>
+        <w:rPr>
+          <w:rFonts w:ascii="TimesNewRomanPSMT" w:hAnsi="TimesNewRomanPSMT" w:eastAsia="TimesNewRomanPSMT"/>
+          <w:b w:val="0"/>
+          <w:i w:val="0"/>
+          <w:color w:val="424242"/>
+          <w:sz w:val="28"/>
+        </w:rPr>
+        <w:t xml:space="preserve">He went out of the room to smoke a cigarette. </w:t>
+      </w:r>
+    </w:p>
+    <w:p>
+      <w:pPr>
+        <w:autoSpaceDN w:val="0"/>
+        <w:tabs>
+          <w:tab w:pos="622" w:val="left"/>
+        </w:tabs>
+        <w:autoSpaceDE w:val="0"/>
+        <w:widowControl/>
+        <w:spacing w:line="498" w:lineRule="exact" w:before="0" w:after="0"/>
+        <w:ind w:left="262" w:right="4896" w:firstLine="0"/>
+        <w:jc w:val="left"/>
+      </w:pPr>
+      <w:r>
+        <w:rPr>
+          <w:rFonts w:ascii="Times New Roman" w:hAnsi="Times New Roman" w:eastAsia="Times New Roman"/>
+          <w:b/>
+          <w:i/>
+          <w:color w:val="000000"/>
+          <w:sz w:val="28"/>
+        </w:rPr>
+        <w:t xml:space="preserve">Up: lên </w:t>
+      </w:r>
+      <w:r>
+        <w:br/>
+      </w:r>
+      <w:r>
+        <w:tab/>
+      </w:r>
+      <w:r>
+        <w:rPr>
+          <w:rFonts w:ascii="Symbol" w:hAnsi="Symbol" w:eastAsia="Symbol"/>
+          <w:b w:val="0"/>
+          <w:i w:val="0"/>
+          <w:color w:val="424242"/>
+          <w:sz w:val="20"/>
+        </w:rPr>
+        <w:t>•</w:t>
+      </w:r>
+      <w:r>
+        <w:rPr>
+          <w:rFonts w:ascii="TimesNewRomanPSMT" w:hAnsi="TimesNewRomanPSMT" w:eastAsia="TimesNewRomanPSMT"/>
+          <w:b w:val="0"/>
+          <w:i w:val="0"/>
+          <w:color w:val="424242"/>
+          <w:sz w:val="28"/>
+        </w:rPr>
+        <w:t xml:space="preserve">Jack and Jill ran up the hill. </w:t>
+      </w:r>
+    </w:p>
+    <w:p>
+      <w:pPr>
+        <w:autoSpaceDN w:val="0"/>
+        <w:autoSpaceDE w:val="0"/>
+        <w:widowControl/>
+        <w:spacing w:line="374" w:lineRule="exact" w:before="92" w:after="0"/>
+        <w:ind w:left="622" w:right="0" w:firstLine="0"/>
+        <w:jc w:val="left"/>
+      </w:pPr>
+      <w:r>
+        <w:rPr>
+          <w:rFonts w:ascii="Symbol" w:hAnsi="Symbol" w:eastAsia="Symbol"/>
+          <w:b w:val="0"/>
+          <w:i w:val="0"/>
+          <w:color w:val="424242"/>
+          <w:sz w:val="20"/>
+        </w:rPr>
+        <w:t>•</w:t>
+      </w:r>
+      <w:r>
+        <w:rPr>
+          <w:rFonts w:ascii="TimesNewRomanPSMT" w:hAnsi="TimesNewRomanPSMT" w:eastAsia="TimesNewRomanPSMT"/>
+          <w:b w:val="0"/>
+          <w:i w:val="0"/>
+          <w:color w:val="424242"/>
+          <w:sz w:val="28"/>
+        </w:rPr>
+        <w:t xml:space="preserve">The boat takes two hours going up the river and one hour coming down. </w:t>
+      </w:r>
+    </w:p>
+    <w:p>
+      <w:pPr>
+        <w:autoSpaceDN w:val="0"/>
+        <w:tabs>
+          <w:tab w:pos="622" w:val="left"/>
+        </w:tabs>
+        <w:autoSpaceDE w:val="0"/>
+        <w:widowControl/>
+        <w:spacing w:line="498" w:lineRule="exact" w:before="0" w:after="0"/>
+        <w:ind w:left="262" w:right="3168" w:firstLine="0"/>
+        <w:jc w:val="left"/>
+      </w:pPr>
+      <w:r>
+        <w:rPr>
+          <w:rFonts w:ascii="Times New Roman" w:hAnsi="Times New Roman" w:eastAsia="Times New Roman"/>
+          <w:b/>
+          <w:i/>
+          <w:color w:val="000000"/>
+          <w:sz w:val="28"/>
+        </w:rPr>
+        <w:t xml:space="preserve">Down: xuống </w:t>
+      </w:r>
+      <w:r>
+        <w:br/>
+      </w:r>
+      <w:r>
+        <w:tab/>
+      </w:r>
+      <w:r>
+        <w:rPr>
+          <w:rFonts w:ascii="Symbol" w:hAnsi="Symbol" w:eastAsia="Symbol"/>
+          <w:b w:val="0"/>
+          <w:i w:val="0"/>
+          <w:color w:val="424242"/>
+          <w:sz w:val="20"/>
+        </w:rPr>
+        <w:t>•</w:t>
+      </w:r>
+      <w:r>
+        <w:rPr>
+          <w:rFonts w:ascii="TimesNewRomanPSMT" w:hAnsi="TimesNewRomanPSMT" w:eastAsia="TimesNewRomanPSMT"/>
+          <w:b w:val="0"/>
+          <w:i w:val="0"/>
+          <w:color w:val="424242"/>
+          <w:sz w:val="28"/>
+        </w:rPr>
+        <w:t xml:space="preserve">They ran down the hill to the stream below. </w:t>
+      </w:r>
+    </w:p>
+    <w:p>
+      <w:pPr>
+        <w:autoSpaceDN w:val="0"/>
+        <w:autoSpaceDE w:val="0"/>
+        <w:widowControl/>
+        <w:spacing w:line="374" w:lineRule="exact" w:before="94" w:after="0"/>
+        <w:ind w:left="622" w:right="0" w:firstLine="0"/>
+        <w:jc w:val="left"/>
+      </w:pPr>
+      <w:r>
+        <w:rPr>
+          <w:rFonts w:ascii="Symbol" w:hAnsi="Symbol" w:eastAsia="Symbol"/>
+          <w:b w:val="0"/>
+          <w:i w:val="0"/>
+          <w:color w:val="424242"/>
+          <w:sz w:val="20"/>
+        </w:rPr>
+        <w:t>•</w:t>
+      </w:r>
+      <w:r>
+        <w:rPr>
+          <w:rFonts w:ascii="TimesNewRomanPSMT" w:hAnsi="TimesNewRomanPSMT" w:eastAsia="TimesNewRomanPSMT"/>
+          <w:b w:val="0"/>
+          <w:i w:val="0"/>
+          <w:color w:val="424242"/>
+          <w:sz w:val="28"/>
+        </w:rPr>
+        <w:t xml:space="preserve">He climbed down the ladder to the bottom of the well. </w:t>
+      </w:r>
+    </w:p>
+    <w:p>
+      <w:pPr>
+        <w:autoSpaceDN w:val="0"/>
+        <w:tabs>
+          <w:tab w:pos="622" w:val="left"/>
+        </w:tabs>
+        <w:autoSpaceDE w:val="0"/>
+        <w:widowControl/>
+        <w:spacing w:line="498" w:lineRule="exact" w:before="0" w:after="0"/>
+        <w:ind w:left="262" w:right="2880" w:firstLine="0"/>
+        <w:jc w:val="left"/>
+      </w:pPr>
+      <w:r>
+        <w:rPr>
+          <w:rFonts w:ascii="Times New Roman" w:hAnsi="Times New Roman" w:eastAsia="Times New Roman"/>
+          <w:b/>
+          <w:i/>
+          <w:color w:val="000000"/>
+          <w:sz w:val="28"/>
+        </w:rPr>
+        <w:t xml:space="preserve">Through: qua, xuyên qua </w:t>
+      </w:r>
+      <w:r>
+        <w:br/>
+      </w:r>
+      <w:r>
+        <w:tab/>
+      </w:r>
+      <w:r>
+        <w:rPr>
+          <w:rFonts w:ascii="Symbol" w:hAnsi="Symbol" w:eastAsia="Symbol"/>
+          <w:b w:val="0"/>
+          <w:i w:val="0"/>
+          <w:color w:val="424242"/>
+          <w:sz w:val="20"/>
+        </w:rPr>
+        <w:t>•</w:t>
+      </w:r>
+      <w:r>
+        <w:rPr>
+          <w:rFonts w:ascii="TimesNewRomanPSMT" w:hAnsi="TimesNewRomanPSMT" w:eastAsia="TimesNewRomanPSMT"/>
+          <w:b w:val="0"/>
+          <w:i w:val="0"/>
+          <w:color w:val="424242"/>
+          <w:sz w:val="28"/>
+        </w:rPr>
+        <w:t xml:space="preserve">The train goes through a tunnel under the hill. </w:t>
+      </w:r>
+    </w:p>
+    <w:p>
+      <w:pPr>
+        <w:autoSpaceDN w:val="0"/>
+        <w:autoSpaceDE w:val="0"/>
+        <w:widowControl/>
+        <w:spacing w:line="374" w:lineRule="exact" w:before="92" w:after="0"/>
+        <w:ind w:left="622" w:right="0" w:firstLine="0"/>
+        <w:jc w:val="left"/>
+      </w:pPr>
+      <w:r>
+        <w:rPr>
+          <w:rFonts w:ascii="Symbol" w:hAnsi="Symbol" w:eastAsia="Symbol"/>
+          <w:b w:val="0"/>
+          <w:i w:val="0"/>
+          <w:color w:val="424242"/>
+          <w:sz w:val="20"/>
+        </w:rPr>
+        <w:t>•</w:t>
+      </w:r>
+      <w:r>
+        <w:rPr>
+          <w:rFonts w:ascii="TimesNewRomanPSMT" w:hAnsi="TimesNewRomanPSMT" w:eastAsia="TimesNewRomanPSMT"/>
+          <w:b w:val="0"/>
+          <w:i w:val="0"/>
+          <w:color w:val="424242"/>
+          <w:sz w:val="28"/>
+        </w:rPr>
+        <w:t xml:space="preserve">Hey! You just went through a red light! </w:t>
+      </w:r>
+    </w:p>
+    <w:p>
+      <w:pPr>
+        <w:autoSpaceDN w:val="0"/>
+        <w:tabs>
+          <w:tab w:pos="622" w:val="left"/>
+        </w:tabs>
+        <w:autoSpaceDE w:val="0"/>
+        <w:widowControl/>
+        <w:spacing w:line="498" w:lineRule="exact" w:before="0" w:after="0"/>
+        <w:ind w:left="262" w:right="1728" w:firstLine="0"/>
+        <w:jc w:val="left"/>
+      </w:pPr>
+      <w:r>
+        <w:rPr>
+          <w:rFonts w:ascii="Times New Roman" w:hAnsi="Times New Roman" w:eastAsia="Times New Roman"/>
+          <w:b/>
+          <w:i/>
+          <w:color w:val="000000"/>
+          <w:sz w:val="28"/>
+        </w:rPr>
+        <w:t xml:space="preserve">Toward(s): về phía </w:t>
+      </w:r>
+      <w:r>
+        <w:br/>
+      </w:r>
+      <w:r>
+        <w:tab/>
+      </w:r>
+      <w:r>
+        <w:rPr>
+          <w:rFonts w:ascii="Symbol" w:hAnsi="Symbol" w:eastAsia="Symbol"/>
+          <w:b w:val="0"/>
+          <w:i w:val="0"/>
+          <w:color w:val="424242"/>
+          <w:sz w:val="20"/>
+        </w:rPr>
+        <w:t>•</w:t>
+      </w:r>
+      <w:r>
+        <w:rPr>
+          <w:rFonts w:ascii="TimesNewRomanPSMT" w:hAnsi="TimesNewRomanPSMT" w:eastAsia="TimesNewRomanPSMT"/>
+          <w:b w:val="0"/>
+          <w:i w:val="0"/>
+          <w:color w:val="424242"/>
+          <w:sz w:val="28"/>
+        </w:rPr>
+        <w:t xml:space="preserve">The night sky got brighter as they drove toward the city. </w:t>
+      </w:r>
+    </w:p>
+    <w:p>
+      <w:pPr>
+        <w:autoSpaceDN w:val="0"/>
+        <w:autoSpaceDE w:val="0"/>
+        <w:widowControl/>
+        <w:spacing w:line="374" w:lineRule="exact" w:before="94" w:after="0"/>
+        <w:ind w:left="622" w:right="0" w:firstLine="0"/>
+        <w:jc w:val="left"/>
+      </w:pPr>
+      <w:r>
+        <w:rPr>
+          <w:rFonts w:ascii="Symbol" w:hAnsi="Symbol" w:eastAsia="Symbol"/>
+          <w:b w:val="0"/>
+          <w:i w:val="0"/>
+          <w:color w:val="424242"/>
+          <w:sz w:val="20"/>
+        </w:rPr>
+        <w:t>•</w:t>
+      </w:r>
+      <w:r>
+        <w:rPr>
+          <w:rFonts w:ascii="TimesNewRomanPSMT" w:hAnsi="TimesNewRomanPSMT" w:eastAsia="TimesNewRomanPSMT"/>
+          <w:b w:val="0"/>
+          <w:i w:val="0"/>
+          <w:color w:val="424242"/>
+          <w:sz w:val="28"/>
+        </w:rPr>
+        <w:t xml:space="preserve">At last she could recognize the person coming towards her. </w:t>
+      </w:r>
+    </w:p>
+    <w:p>
+      <w:pPr>
+        <w:autoSpaceDN w:val="0"/>
+        <w:autoSpaceDE w:val="0"/>
+        <w:widowControl/>
+        <w:spacing w:line="488" w:lineRule="exact" w:before="0" w:after="0"/>
+        <w:ind w:left="622" w:right="720" w:hanging="360"/>
+        <w:jc w:val="left"/>
+      </w:pPr>
+      <w:r>
+        <w:rPr>
+          <w:rFonts w:ascii="Times New Roman" w:hAnsi="Times New Roman" w:eastAsia="Times New Roman"/>
+          <w:b/>
+          <w:i/>
+          <w:color w:val="000000"/>
+          <w:sz w:val="28"/>
+        </w:rPr>
+        <w:t xml:space="preserve">Round / Around: quanh, xung quanh </w:t>
+      </w:r>
+      <w:r>
+        <w:br/>
+      </w:r>
+      <w:r>
+        <w:rPr>
+          <w:rFonts w:ascii="Symbol" w:hAnsi="Symbol" w:eastAsia="Symbol"/>
+          <w:b w:val="0"/>
+          <w:i w:val="0"/>
+          <w:color w:val="424242"/>
+          <w:sz w:val="20"/>
+        </w:rPr>
+        <w:t>•</w:t>
+      </w:r>
+      <w:r>
+        <w:rPr>
+          <w:rFonts w:ascii="TimesNewRomanPSMT" w:hAnsi="TimesNewRomanPSMT" w:eastAsia="TimesNewRomanPSMT"/>
+          <w:b w:val="0"/>
+          <w:i w:val="0"/>
+          <w:color w:val="424242"/>
+          <w:sz w:val="28"/>
+        </w:rPr>
+        <w:t xml:space="preserve">A big dog was sleeping on the floor so she had to walk around it. </w:t>
+      </w:r>
+      <w:r>
+        <w:rPr>
+          <w:rFonts w:ascii="Symbol" w:hAnsi="Symbol" w:eastAsia="Symbol"/>
+          <w:b w:val="0"/>
+          <w:i w:val="0"/>
+          <w:color w:val="424242"/>
+          <w:sz w:val="20"/>
+        </w:rPr>
+        <w:t>•</w:t>
+      </w:r>
+      <w:r>
+        <w:rPr>
+          <w:rFonts w:ascii="TimesNewRomanPSMT" w:hAnsi="TimesNewRomanPSMT" w:eastAsia="TimesNewRomanPSMT"/>
+          <w:b w:val="0"/>
+          <w:i w:val="0"/>
+          <w:color w:val="424242"/>
+          <w:sz w:val="28"/>
+        </w:rPr>
+        <w:t xml:space="preserve">They walked around the town for an hour. </w:t>
+      </w:r>
+    </w:p>
+    <w:p>
+      <w:pPr>
+        <w:autoSpaceDN w:val="0"/>
+        <w:tabs>
+          <w:tab w:pos="622" w:val="left"/>
+        </w:tabs>
+        <w:autoSpaceDE w:val="0"/>
+        <w:widowControl/>
+        <w:spacing w:line="498" w:lineRule="exact" w:before="0" w:after="0"/>
+        <w:ind w:left="262" w:right="1440" w:firstLine="0"/>
+        <w:jc w:val="left"/>
+      </w:pPr>
+      <w:r>
+        <w:rPr>
+          <w:rFonts w:ascii="Times New Roman" w:hAnsi="Times New Roman" w:eastAsia="Times New Roman"/>
+          <w:b/>
+          <w:i/>
+          <w:color w:val="000000"/>
+          <w:sz w:val="28"/>
+        </w:rPr>
+        <w:t xml:space="preserve">Away from: cách ra xa khỏi (đi khỏi, chạy khỏi, tránh xa khỏi) </w:t>
+      </w:r>
+      <w:r>
+        <w:tab/>
+      </w:r>
+      <w:r>
+        <w:rPr>
+          <w:rFonts w:ascii="Symbol" w:hAnsi="Symbol" w:eastAsia="Symbol"/>
+          <w:b w:val="0"/>
+          <w:i w:val="0"/>
+          <w:color w:val="424242"/>
+          <w:sz w:val="20"/>
+        </w:rPr>
+        <w:t>•</w:t>
+      </w:r>
+      <w:r>
+        <w:rPr>
+          <w:rFonts w:ascii="TimesNewRomanPSMT" w:hAnsi="TimesNewRomanPSMT" w:eastAsia="TimesNewRomanPSMT"/>
+          <w:b w:val="0"/>
+          <w:i w:val="0"/>
+          <w:color w:val="424242"/>
+          <w:sz w:val="28"/>
+        </w:rPr>
+        <w:t xml:space="preserve">The mouse ran away from the cat and escaped. </w:t>
+      </w:r>
+    </w:p>
+    <w:p>
+      <w:pPr>
+        <w:autoSpaceDN w:val="0"/>
+        <w:tabs>
+          <w:tab w:pos="622" w:val="left"/>
+        </w:tabs>
+        <w:autoSpaceDE w:val="0"/>
+        <w:widowControl/>
+        <w:spacing w:line="488" w:lineRule="exact" w:before="0" w:after="0"/>
+        <w:ind w:left="262" w:right="3888" w:firstLine="0"/>
+        <w:jc w:val="left"/>
+      </w:pPr>
+      <w:r>
+        <w:tab/>
+      </w:r>
+      <w:r>
+        <w:rPr>
+          <w:rFonts w:ascii="Symbol" w:hAnsi="Symbol" w:eastAsia="Symbol"/>
+          <w:b w:val="0"/>
+          <w:i w:val="0"/>
+          <w:color w:val="424242"/>
+          <w:sz w:val="20"/>
+        </w:rPr>
+        <w:t>•</w:t>
+      </w:r>
+      <w:r>
+        <w:rPr>
+          <w:rFonts w:ascii="TimesNewRomanPSMT" w:hAnsi="TimesNewRomanPSMT" w:eastAsia="TimesNewRomanPSMT"/>
+          <w:b w:val="0"/>
+          <w:i w:val="0"/>
+          <w:color w:val="424242"/>
+          <w:sz w:val="28"/>
+        </w:rPr>
+        <w:t xml:space="preserve">She ran away from the policeman </w:t>
+      </w:r>
+      <w:r>
+        <w:rPr>
+          <w:rFonts w:ascii="Times New Roman" w:hAnsi="Times New Roman" w:eastAsia="Times New Roman"/>
+          <w:b/>
+          <w:i/>
+          <w:color w:val="000000"/>
+          <w:sz w:val="28"/>
+        </w:rPr>
+        <w:t xml:space="preserve">Off: khỏi (cái gì đó) </w:t>
+      </w:r>
+      <w:r>
+        <w:br/>
+      </w:r>
+      <w:r>
+        <w:tab/>
+      </w:r>
+      <w:r>
+        <w:rPr>
+          <w:rFonts w:ascii="Symbol" w:hAnsi="Symbol" w:eastAsia="Symbol"/>
+          <w:b w:val="0"/>
+          <w:i w:val="0"/>
+          <w:color w:val="424242"/>
+          <w:sz w:val="20"/>
+        </w:rPr>
+        <w:t>•</w:t>
+      </w:r>
+      <w:r>
+        <w:rPr>
+          <w:rFonts w:ascii="TimesNewRomanPSMT" w:hAnsi="TimesNewRomanPSMT" w:eastAsia="TimesNewRomanPSMT"/>
+          <w:b w:val="0"/>
+          <w:i w:val="0"/>
+          <w:color w:val="424242"/>
+          <w:sz w:val="28"/>
+        </w:rPr>
+        <w:t xml:space="preserve">Please take your papers off my desk. </w:t>
+      </w:r>
+    </w:p>
+    <w:p>
+      <w:pPr>
+        <w:autoSpaceDN w:val="0"/>
+        <w:autoSpaceDE w:val="0"/>
+        <w:widowControl/>
+        <w:spacing w:line="374" w:lineRule="exact" w:before="92" w:after="0"/>
+        <w:ind w:left="622" w:right="0" w:firstLine="0"/>
+        <w:jc w:val="left"/>
+      </w:pPr>
+      <w:r>
+        <w:rPr>
+          <w:rFonts w:ascii="Symbol" w:hAnsi="Symbol" w:eastAsia="Symbol"/>
+          <w:b w:val="0"/>
+          <w:i w:val="0"/>
+          <w:color w:val="424242"/>
+          <w:sz w:val="20"/>
+        </w:rPr>
+        <w:t>•</w:t>
+      </w:r>
+      <w:r>
+        <w:rPr>
+          <w:rFonts w:ascii="TimesNewRomanPSMT" w:hAnsi="TimesNewRomanPSMT" w:eastAsia="TimesNewRomanPSMT"/>
+          <w:b w:val="0"/>
+          <w:i w:val="0"/>
+          <w:color w:val="424242"/>
+          <w:sz w:val="28"/>
+        </w:rPr>
+        <w:t xml:space="preserve">The wineglass fell off the table and shattered on the floor. </w:t>
       </w:r>
     </w:p>
     <w:p>
       <w:pPr>
         <w:sectPr>
           <w:pgSz w:w="11906" w:h="16841"/>
-          <w:pgMar w:top="720" w:right="296" w:bottom="578" w:left="1440" w:header="720" w:footer="720" w:gutter="0"/>
+          <w:pgMar w:top="562" w:right="1306" w:bottom="602" w:left="1440" w:header="720" w:footer="720" w:gutter="0"/>
+          <w:cols/>
+          <w:docGrid w:linePitch="360"/>
+        </w:sectPr>
+      </w:pPr>
+    </w:p>
+    <w:p>
+      <w:pPr>
+        <w:autoSpaceDN w:val="0"/>
+        <w:autoSpaceDE w:val="0"/>
+        <w:widowControl/>
+        <w:spacing w:line="220" w:lineRule="exact" w:before="0" w:after="340"/>
+        <w:ind w:left="0" w:right="0"/>
+      </w:pPr>
+      <w:r>
+        <w:drawing>
+          <wp:anchor xmlns:a="http://schemas.openxmlformats.org/drawingml/2006/main" xmlns:pic="http://schemas.openxmlformats.org/drawingml/2006/picture" distT="0" distB="0" distL="0" distR="0" simplePos="0" relativeHeight="0" behindDoc="1" locked="0" layoutInCell="1" allowOverlap="1">
+            <wp:simplePos x="0" y="0"/>
+            <wp:positionH relativeFrom="page">
+              <wp:posOffset>1193800</wp:posOffset>
+            </wp:positionH>
+            <wp:positionV relativeFrom="page">
+              <wp:posOffset>2768600</wp:posOffset>
+            </wp:positionV>
+            <wp:extent cx="5232400" cy="5156200"/>
+            <wp:wrapNone/>
+            <wp:docPr id="3" name="Picture 3"/>
+            <wp:cNvGraphicFramePr>
+              <a:graphicFrameLocks noChangeAspect="1"/>
+            </wp:cNvGraphicFramePr>
+            <a:graphic>
+              <a:graphicData uri="http://schemas.openxmlformats.org/drawingml/2006/picture">
+                <pic:pic>
+                  <pic:nvPicPr>
+                    <pic:cNvPr id="0" name="image.png"/>
+                    <pic:cNvPicPr/>
+                  </pic:nvPicPr>
+                  <pic:blipFill>
+                    <a:blip r:embed="rId10"/>
+                    <a:stretch>
+                      <a:fillRect/>
+                    </a:stretch>
+                  </pic:blipFill>
+                  <pic:spPr>
+                    <a:xfrm>
+                      <a:off x="0" y="0"/>
+                      <a:ext cx="5232400" cy="5156200"/>
+                    </a:xfrm>
+                    <a:prstGeom prst="rect"/>
+                  </pic:spPr>
+                </pic:pic>
+              </a:graphicData>
+            </a:graphic>
+          </wp:anchor>
+        </w:drawing>
+      </w:r>
+    </w:p>
+    <w:p>
+      <w:pPr>
+        <w:autoSpaceDN w:val="0"/>
+        <w:tabs>
+          <w:tab w:pos="622" w:val="left"/>
+        </w:tabs>
+        <w:autoSpaceDE w:val="0"/>
+        <w:widowControl/>
+        <w:spacing w:line="442" w:lineRule="exact" w:before="0" w:after="0"/>
+        <w:ind w:left="262" w:right="4032" w:firstLine="0"/>
+        <w:jc w:val="left"/>
+      </w:pPr>
+      <w:r>
+        <w:rPr>
+          <w:rFonts w:ascii="Times New Roman" w:hAnsi="Times New Roman" w:eastAsia="Times New Roman"/>
+          <w:b/>
+          <w:i/>
+          <w:color w:val="000000"/>
+          <w:sz w:val="28"/>
+        </w:rPr>
+        <w:t xml:space="preserve">Over: trên </w:t>
+      </w:r>
+      <w:r>
+        <w:br/>
+      </w:r>
+      <w:r>
+        <w:tab/>
+      </w:r>
+      <w:r>
+        <w:rPr>
+          <w:rFonts w:ascii="Symbol" w:hAnsi="Symbol" w:eastAsia="Symbol"/>
+          <w:b w:val="0"/>
+          <w:i w:val="0"/>
+          <w:color w:val="424242"/>
+          <w:sz w:val="20"/>
+        </w:rPr>
+        <w:t>•</w:t>
+      </w:r>
+      <w:r>
+        <w:rPr>
+          <w:rFonts w:ascii="TimesNewRomanPSMT" w:hAnsi="TimesNewRomanPSMT" w:eastAsia="TimesNewRomanPSMT"/>
+          <w:b w:val="0"/>
+          <w:i w:val="0"/>
+          <w:color w:val="424242"/>
+          <w:sz w:val="28"/>
+        </w:rPr>
+        <w:t xml:space="preserve">We are flying over the mountains. </w:t>
+      </w:r>
+    </w:p>
+    <w:p>
+      <w:pPr>
+        <w:autoSpaceDN w:val="0"/>
+        <w:autoSpaceDE w:val="0"/>
+        <w:widowControl/>
+        <w:spacing w:line="374" w:lineRule="exact" w:before="94" w:after="0"/>
+        <w:ind w:left="622" w:right="0" w:firstLine="0"/>
+        <w:jc w:val="left"/>
+      </w:pPr>
+      <w:r>
+        <w:rPr>
+          <w:rFonts w:ascii="Symbol" w:hAnsi="Symbol" w:eastAsia="Symbol"/>
+          <w:b w:val="0"/>
+          <w:i w:val="0"/>
+          <w:color w:val="424242"/>
+          <w:sz w:val="20"/>
+        </w:rPr>
+        <w:t>•</w:t>
+      </w:r>
+      <w:r>
+        <w:rPr>
+          <w:rFonts w:ascii="TimesNewRomanPSMT" w:hAnsi="TimesNewRomanPSMT" w:eastAsia="TimesNewRomanPSMT"/>
+          <w:b w:val="0"/>
+          <w:i w:val="0"/>
+          <w:color w:val="424242"/>
+          <w:sz w:val="28"/>
+        </w:rPr>
+        <w:t xml:space="preserve">The cat jumped over the wall. </w:t>
+      </w:r>
+    </w:p>
+    <w:p>
+      <w:pPr>
+        <w:autoSpaceDN w:val="0"/>
+        <w:tabs>
+          <w:tab w:pos="622" w:val="left"/>
+        </w:tabs>
+        <w:autoSpaceDE w:val="0"/>
+        <w:widowControl/>
+        <w:spacing w:line="454" w:lineRule="exact" w:before="24" w:after="0"/>
+        <w:ind w:left="262" w:right="4464" w:firstLine="0"/>
+        <w:jc w:val="left"/>
+      </w:pPr>
+      <w:r>
+        <w:rPr>
+          <w:rFonts w:ascii="Times New Roman" w:hAnsi="Times New Roman" w:eastAsia="Times New Roman"/>
+          <w:b/>
+          <w:i/>
+          <w:color w:val="424242"/>
+          <w:sz w:val="28"/>
+        </w:rPr>
+        <w:t xml:space="preserve">Under: dưới </w:t>
+      </w:r>
+      <w:r>
+        <w:br/>
+      </w:r>
+      <w:r>
+        <w:tab/>
+      </w:r>
+      <w:r>
+        <w:rPr>
+          <w:rFonts w:ascii="Symbol" w:hAnsi="Symbol" w:eastAsia="Symbol"/>
+          <w:b w:val="0"/>
+          <w:i w:val="0"/>
+          <w:color w:val="424242"/>
+          <w:sz w:val="20"/>
+        </w:rPr>
+        <w:t>•</w:t>
+      </w:r>
+      <w:r>
+        <w:rPr>
+          <w:rFonts w:ascii="TimesNewRomanPSMT" w:hAnsi="TimesNewRomanPSMT" w:eastAsia="TimesNewRomanPSMT"/>
+          <w:b w:val="0"/>
+          <w:i w:val="0"/>
+          <w:color w:val="424242"/>
+          <w:sz w:val="28"/>
+        </w:rPr>
+        <w:t xml:space="preserve">The mouse ran under the chair. </w:t>
+      </w:r>
+    </w:p>
+    <w:p>
+      <w:pPr>
+        <w:autoSpaceDN w:val="0"/>
+        <w:tabs>
+          <w:tab w:pos="622" w:val="left"/>
+        </w:tabs>
+        <w:autoSpaceDE w:val="0"/>
+        <w:widowControl/>
+        <w:spacing w:line="482" w:lineRule="exact" w:before="0" w:after="0"/>
+        <w:ind w:left="262" w:right="144" w:firstLine="0"/>
+        <w:jc w:val="left"/>
+      </w:pPr>
+      <w:r>
+        <w:tab/>
+      </w:r>
+      <w:r>
+        <w:rPr>
+          <w:rFonts w:ascii="Symbol" w:hAnsi="Symbol" w:eastAsia="Symbol"/>
+          <w:b w:val="0"/>
+          <w:i w:val="0"/>
+          <w:color w:val="424242"/>
+          <w:sz w:val="20"/>
+        </w:rPr>
+        <w:t>•</w:t>
+      </w:r>
+      <w:r>
+        <w:rPr>
+          <w:rFonts w:ascii="TimesNewRomanPSMT" w:hAnsi="TimesNewRomanPSMT" w:eastAsia="TimesNewRomanPSMT"/>
+          <w:b w:val="0"/>
+          <w:i w:val="0"/>
+          <w:color w:val="424242"/>
+          <w:sz w:val="28"/>
+        </w:rPr>
+        <w:t xml:space="preserve">Submarines can travel underwater </w:t>
+      </w:r>
+      <w:r>
+        <w:br/>
+      </w:r>
+      <w:r>
+        <w:rPr>
+          <w:rFonts w:ascii="Times New Roman" w:hAnsi="Times New Roman" w:eastAsia="Times New Roman"/>
+          <w:b/>
+          <w:i/>
+          <w:color w:val="000000"/>
+          <w:sz w:val="28"/>
+        </w:rPr>
+        <w:t xml:space="preserve">Past: qua </w:t>
+      </w:r>
+      <w:r>
+        <w:br/>
+      </w:r>
+      <w:r>
+        <w:tab/>
+      </w:r>
+      <w:r>
+        <w:rPr>
+          <w:rFonts w:ascii="Symbol" w:hAnsi="Symbol" w:eastAsia="Symbol"/>
+          <w:b w:val="0"/>
+          <w:i w:val="0"/>
+          <w:color w:val="424242"/>
+          <w:sz w:val="20"/>
+        </w:rPr>
+        <w:t>•</w:t>
+      </w:r>
+      <w:r>
+        <w:rPr>
+          <w:rFonts w:ascii="TimesNewRomanPSMT" w:hAnsi="TimesNewRomanPSMT" w:eastAsia="TimesNewRomanPSMT"/>
+          <w:b w:val="0"/>
+          <w:i w:val="0"/>
+          <w:color w:val="424242"/>
+          <w:sz w:val="28"/>
+        </w:rPr>
+        <w:t xml:space="preserve">We could see children in the playground as we drove past the school. </w:t>
+      </w:r>
+      <w:r>
+        <w:tab/>
+      </w:r>
+      <w:r>
+        <w:rPr>
+          <w:rFonts w:ascii="Symbol" w:hAnsi="Symbol" w:eastAsia="Symbol"/>
+          <w:b w:val="0"/>
+          <w:i w:val="0"/>
+          <w:color w:val="424242"/>
+          <w:sz w:val="20"/>
+        </w:rPr>
+        <w:t>•</w:t>
+      </w:r>
+      <w:r>
+        <w:rPr>
+          <w:rFonts w:ascii="TimesNewRomanPSMT" w:hAnsi="TimesNewRomanPSMT" w:eastAsia="TimesNewRomanPSMT"/>
+          <w:b w:val="0"/>
+          <w:i w:val="0"/>
+          <w:color w:val="424242"/>
+          <w:sz w:val="28"/>
+        </w:rPr>
+        <w:t xml:space="preserve">We gave the marathoners water as they ran past us. </w:t>
+      </w:r>
+    </w:p>
+    <w:p>
+      <w:pPr>
+        <w:sectPr>
+          <w:pgSz w:w="11906" w:h="16841"/>
+          <w:pgMar w:top="562" w:right="1440" w:bottom="1440" w:left="1440" w:header="720" w:footer="720" w:gutter="0"/>
+          <w:cols/>
+          <w:docGrid w:linePitch="360"/>
+        </w:sectPr>
+      </w:pPr>
+    </w:p>
+    <w:p>
+      <w:pPr>
+        <w:sectPr>
+          <w:pgSz w:w="11906" w:h="16841"/>
+          <w:pgMar w:top="0" w:right="1440" w:bottom="1440" w:left="0" w:header="720" w:footer="720" w:gutter="0"/>
           <w:cols/>
           <w:docGrid w:linePitch="360"/>
         </w:sectPr>
@@ -794,621 +1800,19 @@
         <w:spacing w:line="220" w:lineRule="exact" w:before="0" w:after="332"/>
         <w:ind w:left="0" w:right="0"/>
       </w:pPr>
-    </w:p>
-    <w:p>
-      <w:pPr>
-        <w:autoSpaceDN w:val="0"/>
-        <w:autoSpaceDE w:val="0"/>
-        <w:widowControl/>
-        <w:spacing w:line="320" w:lineRule="exact" w:before="0" w:after="0"/>
-        <w:ind w:left="338" w:right="0" w:firstLine="0"/>
-        <w:jc w:val="left"/>
-      </w:pPr>
-      <w:r>
-        <w:rPr>
-          <w:rFonts w:ascii="TimesNewRomanPSMT" w:hAnsi="TimesNewRomanPSMT" w:eastAsia="TimesNewRomanPSMT"/>
-          <w:b w:val="0"/>
-          <w:i w:val="0"/>
-          <w:color w:val="000000"/>
-          <w:sz w:val="24"/>
-        </w:rPr>
-        <w:t xml:space="preserve">Tải file script </w:t>
-      </w:r>
-      <w:r>
-        <w:rPr>
-          <w:rFonts w:ascii="Times New Roman" w:hAnsi="Times New Roman" w:eastAsia="Times New Roman"/>
-          <w:b w:val="0"/>
-          <w:i/>
-          <w:color w:val="000000"/>
-          <w:sz w:val="24"/>
-        </w:rPr>
-        <w:t>sampledatabase.sql</w:t>
-      </w:r>
-      <w:r>
-        <w:rPr>
-          <w:rFonts w:ascii="TimesNewRomanPSMT" w:hAnsi="TimesNewRomanPSMT" w:eastAsia="TimesNewRomanPSMT"/>
-          <w:b w:val="0"/>
-          <w:i w:val="0"/>
-          <w:color w:val="000000"/>
-          <w:sz w:val="24"/>
-        </w:rPr>
-        <w:t xml:space="preserve"> để tạo CSDLvề từ địa chỉ: </w:t>
-      </w:r>
-    </w:p>
-    <w:p>
-      <w:pPr>
-        <w:autoSpaceDN w:val="0"/>
-        <w:autoSpaceDE w:val="0"/>
-        <w:widowControl/>
-        <w:spacing w:line="194" w:lineRule="auto" w:before="154" w:after="0"/>
-        <w:ind w:left="338" w:right="0" w:firstLine="0"/>
-        <w:jc w:val="left"/>
-      </w:pPr>
-      <w:r>
-        <w:rPr>
-          <w:rFonts w:ascii="Calibri" w:hAnsi="Calibri" w:eastAsia="Calibri"/>
-          <w:b w:val="0"/>
-          <w:i w:val="0"/>
-          <w:color w:val="0000FF"/>
-          <w:sz w:val="21"/>
-          <w:u w:val="single"/>
-        </w:rPr>
-        <w:t>http://www.mysqltutorial.org/mysql-sample-database.aspx</w:t>
-      </w:r>
-    </w:p>
-    <w:p>
-      <w:pPr>
-        <w:autoSpaceDN w:val="0"/>
-        <w:autoSpaceDE w:val="0"/>
-        <w:widowControl/>
-        <w:spacing w:line="320" w:lineRule="exact" w:before="362" w:after="0"/>
-        <w:ind w:left="382" w:right="0" w:firstLine="0"/>
-        <w:jc w:val="left"/>
-      </w:pPr>
-      <w:r>
-        <w:rPr>
-          <w:rFonts w:ascii="TimesNewRomanPSMT" w:hAnsi="TimesNewRomanPSMT" w:eastAsia="TimesNewRomanPSMT"/>
-          <w:b w:val="0"/>
-          <w:i w:val="0"/>
-          <w:color w:val="000000"/>
-          <w:sz w:val="24"/>
-        </w:rPr>
-        <w:t xml:space="preserve">Giả sử file </w:t>
-      </w:r>
-      <w:r>
-        <w:rPr>
-          <w:rFonts w:ascii="Times New Roman" w:hAnsi="Times New Roman" w:eastAsia="Times New Roman"/>
-          <w:b w:val="0"/>
-          <w:i/>
-          <w:color w:val="000000"/>
-          <w:sz w:val="24"/>
-        </w:rPr>
-        <w:t>sampledatabase.sql</w:t>
-      </w:r>
-      <w:r>
-        <w:rPr>
-          <w:rFonts w:ascii="TimesNewRomanPSMT" w:hAnsi="TimesNewRomanPSMT" w:eastAsia="TimesNewRomanPSMT"/>
-          <w:b w:val="0"/>
-          <w:i w:val="0"/>
-          <w:color w:val="000000"/>
-          <w:sz w:val="24"/>
-        </w:rPr>
-        <w:t xml:space="preserve"> được đặt trong thư mục gốc ổ C: </w:t>
-      </w:r>
-    </w:p>
-    <w:p>
-      <w:pPr>
-        <w:autoSpaceDN w:val="0"/>
-        <w:autoSpaceDE w:val="0"/>
-        <w:widowControl/>
-        <w:spacing w:line="296" w:lineRule="exact" w:before="358" w:after="0"/>
-        <w:ind w:left="392" w:right="432" w:hanging="10"/>
-        <w:jc w:val="left"/>
-      </w:pPr>
-      <w:r>
-        <w:rPr>
-          <w:rFonts w:ascii="TimesNewRomanPSMT" w:hAnsi="TimesNewRomanPSMT" w:eastAsia="TimesNewRomanPSMT"/>
-          <w:b w:val="0"/>
-          <w:i w:val="0"/>
-          <w:color w:val="000000"/>
-          <w:sz w:val="24"/>
-        </w:rPr>
-        <w:t xml:space="preserve">Đăng nhập vào MySQL server từ chương trình khách </w:t>
-      </w:r>
-      <w:r>
-        <w:rPr>
-          <w:rFonts w:ascii="Times New Roman" w:hAnsi="Times New Roman" w:eastAsia="Times New Roman"/>
-          <w:b w:val="0"/>
-          <w:i/>
-          <w:color w:val="000000"/>
-          <w:sz w:val="24"/>
-        </w:rPr>
-        <w:t>mysql.exe</w:t>
-      </w:r>
-      <w:r>
-        <w:rPr>
-          <w:rFonts w:ascii="TimesNewRomanPSMT" w:hAnsi="TimesNewRomanPSMT" w:eastAsia="TimesNewRomanPSMT"/>
-          <w:b w:val="0"/>
-          <w:i w:val="0"/>
-          <w:color w:val="000000"/>
-          <w:sz w:val="24"/>
-        </w:rPr>
-        <w:t xml:space="preserve"> sử dụng tài khoản </w:t>
-      </w:r>
-      <w:r>
-        <w:rPr>
-          <w:rFonts w:ascii="TimesNewRomanPSMT" w:hAnsi="TimesNewRomanPSMT" w:eastAsia="TimesNewRomanPSMT"/>
-          <w:b w:val="0"/>
-          <w:i w:val="0"/>
-          <w:color w:val="000000"/>
-          <w:sz w:val="24"/>
-        </w:rPr>
-        <w:t xml:space="preserve">root </w:t>
-      </w:r>
-    </w:p>
-    <w:p>
-      <w:pPr>
-        <w:autoSpaceDN w:val="0"/>
-        <w:autoSpaceDE w:val="0"/>
-        <w:widowControl/>
-        <w:spacing w:line="266" w:lineRule="exact" w:before="368" w:after="0"/>
-        <w:ind w:left="382" w:right="0" w:firstLine="0"/>
-        <w:jc w:val="left"/>
-      </w:pPr>
-      <w:r>
-        <w:rPr>
-          <w:rFonts w:ascii="TimesNewRomanPSMT" w:hAnsi="TimesNewRomanPSMT" w:eastAsia="TimesNewRomanPSMT"/>
-          <w:b w:val="0"/>
-          <w:i w:val="0"/>
-          <w:color w:val="000000"/>
-          <w:sz w:val="24"/>
-        </w:rPr>
-        <w:t xml:space="preserve">Từ dấu nhắc mysql&gt; thi hành câu lệnh sau: </w:t>
-      </w:r>
-    </w:p>
-    <w:p>
-      <w:pPr>
-        <w:autoSpaceDN w:val="0"/>
-        <w:autoSpaceDE w:val="0"/>
-        <w:widowControl/>
-        <w:spacing w:line="240" w:lineRule="auto" w:before="362" w:after="0"/>
-        <w:ind w:left="382" w:right="0" w:firstLine="0"/>
-        <w:jc w:val="left"/>
-      </w:pPr>
-      <w:r>
-        <w:rPr>
-          <w:rFonts w:ascii="Courier New" w:hAnsi="Courier New" w:eastAsia="Courier New"/>
-          <w:b w:val="0"/>
-          <w:i w:val="0"/>
-          <w:color w:val="000000"/>
-          <w:sz w:val="24"/>
-        </w:rPr>
-        <w:t xml:space="preserve">source c:\sampledatabase.sql </w:t>
-      </w:r>
-    </w:p>
-    <w:p>
-      <w:pPr>
-        <w:autoSpaceDN w:val="0"/>
-        <w:autoSpaceDE w:val="0"/>
-        <w:widowControl/>
-        <w:spacing w:line="292" w:lineRule="exact" w:before="382" w:after="0"/>
-        <w:ind w:left="382" w:right="0" w:firstLine="0"/>
-        <w:jc w:val="left"/>
-      </w:pPr>
-      <w:r>
-        <w:rPr>
-          <w:rFonts w:ascii="TimesNewRomanPSMT" w:hAnsi="TimesNewRomanPSMT" w:eastAsia="TimesNewRomanPSMT"/>
-          <w:b w:val="0"/>
-          <w:i w:val="0"/>
-          <w:color w:val="000000"/>
-          <w:sz w:val="24"/>
-        </w:rPr>
-        <w:t xml:space="preserve">Cơ sở dữ liệu được tạo ra có tên là </w:t>
-      </w:r>
-      <w:r>
-        <w:rPr>
-          <w:rFonts w:ascii="Times New Roman" w:hAnsi="Times New Roman" w:eastAsia="Times New Roman"/>
-          <w:b w:val="0"/>
-          <w:i/>
-          <w:color w:val="000000"/>
-          <w:sz w:val="24"/>
-        </w:rPr>
-        <w:t xml:space="preserve">classicmodels </w:t>
-      </w:r>
-    </w:p>
-    <w:p>
-      <w:pPr>
-        <w:autoSpaceDN w:val="0"/>
-        <w:autoSpaceDE w:val="0"/>
-        <w:widowControl/>
-        <w:spacing w:line="197" w:lineRule="auto" w:before="432" w:after="0"/>
-        <w:ind w:left="392" w:right="0" w:firstLine="0"/>
-        <w:jc w:val="left"/>
-      </w:pPr>
-      <w:r>
-        <w:rPr>
-          <w:rFonts w:ascii="Calibri" w:hAnsi="Calibri" w:eastAsia="Calibri"/>
-          <w:b/>
-          <w:i w:val="0"/>
-          <w:color w:val="000000"/>
-          <w:sz w:val="22"/>
-        </w:rPr>
-        <w:t>2.</w:t>
-      </w:r>
-      <w:r>
-        <w:rPr>
-          <w:rFonts w:ascii="Calibri" w:hAnsi="Calibri" w:eastAsia="Calibri"/>
-          <w:b/>
-          <w:i w:val="0"/>
-          <w:color w:val="000000"/>
-          <w:sz w:val="22"/>
-        </w:rPr>
-        <w:t xml:space="preserve">Thực hiện truy vấn với câu lệnh SELECT </w:t>
-      </w:r>
-    </w:p>
-    <w:p>
-      <w:pPr>
-        <w:autoSpaceDN w:val="0"/>
-        <w:autoSpaceDE w:val="0"/>
-        <w:widowControl/>
-        <w:spacing w:line="380" w:lineRule="exact" w:before="48" w:after="0"/>
-        <w:ind w:left="392" w:right="720" w:hanging="10"/>
-        <w:jc w:val="left"/>
-      </w:pPr>
-      <w:r>
-        <w:rPr>
-          <w:rFonts w:ascii="TimesNewRomanPSMT" w:hAnsi="TimesNewRomanPSMT" w:eastAsia="TimesNewRomanPSMT"/>
-          <w:b w:val="0"/>
-          <w:i w:val="0"/>
-          <w:color w:val="2B2B2B"/>
-          <w:sz w:val="24"/>
-        </w:rPr>
-        <w:t xml:space="preserve">Trong phần này,  sẽ học cách sử dụng mệnh đề SELECT để truy vấn dữ liệu từ các </w:t>
-      </w:r>
-      <w:r>
-        <w:rPr>
-          <w:rFonts w:ascii="TimesNewRomanPSMT" w:hAnsi="TimesNewRomanPSMT" w:eastAsia="TimesNewRomanPSMT"/>
-          <w:b w:val="0"/>
-          <w:i w:val="0"/>
-          <w:color w:val="2B2B2B"/>
-          <w:sz w:val="24"/>
-        </w:rPr>
-        <w:t xml:space="preserve">bảng cơ sở dữ liệu. </w:t>
-      </w:r>
-    </w:p>
-    <w:p>
-      <w:pPr>
-        <w:autoSpaceDN w:val="0"/>
-        <w:autoSpaceDE w:val="0"/>
-        <w:widowControl/>
-        <w:spacing w:line="245" w:lineRule="auto" w:before="420" w:after="0"/>
-        <w:ind w:left="382" w:right="3888" w:firstLine="10"/>
-        <w:jc w:val="left"/>
-      </w:pPr>
-      <w:r>
-        <w:rPr>
-          <w:rFonts w:ascii="Calibri" w:hAnsi="Calibri" w:eastAsia="Calibri"/>
-          <w:b w:val="0"/>
-          <w:i/>
-          <w:color w:val="000000"/>
-          <w:sz w:val="22"/>
-        </w:rPr>
-        <w:t xml:space="preserve">Cú pháp SELECT </w:t>
-      </w:r>
-      <w:r>
-        <w:br/>
-      </w:r>
-      <w:r>
-        <w:rPr>
-          <w:rFonts w:ascii="Courier New" w:hAnsi="Courier New" w:eastAsia="Courier New"/>
-          <w:b w:val="0"/>
-          <w:i w:val="0"/>
-          <w:color w:val="000000"/>
-          <w:sz w:val="24"/>
-        </w:rPr>
-        <w:t xml:space="preserve">SELECT tên cột 1, tên cột 2, ... </w:t>
-      </w:r>
-    </w:p>
-    <w:p>
-      <w:pPr>
-        <w:autoSpaceDN w:val="0"/>
-        <w:autoSpaceDE w:val="0"/>
-        <w:widowControl/>
-        <w:spacing w:line="322" w:lineRule="auto" w:before="110" w:after="0"/>
-        <w:ind w:left="382" w:right="4464" w:firstLine="0"/>
-        <w:jc w:val="left"/>
-      </w:pPr>
-      <w:r>
-        <w:rPr>
-          <w:rFonts w:ascii="Courier New" w:hAnsi="Courier New" w:eastAsia="Courier New"/>
-          <w:b w:val="0"/>
-          <w:i w:val="0"/>
-          <w:color w:val="000000"/>
-          <w:sz w:val="24"/>
-        </w:rPr>
-        <w:t xml:space="preserve">FROM các bảng </w:t>
-      </w:r>
-      <w:r>
-        <w:br/>
-      </w:r>
-      <w:r>
-        <w:rPr>
-          <w:rFonts w:ascii="Courier New" w:hAnsi="Courier New" w:eastAsia="Courier New"/>
-          <w:b w:val="0"/>
-          <w:i w:val="0"/>
-          <w:color w:val="000000"/>
-          <w:sz w:val="24"/>
-        </w:rPr>
-        <w:t xml:space="preserve">[WHERE điều kiện chọn] </w:t>
-      </w:r>
-      <w:r>
-        <w:br/>
-      </w:r>
-      <w:r>
-        <w:rPr>
-          <w:rFonts w:ascii="Courier New" w:hAnsi="Courier New" w:eastAsia="Courier New"/>
-          <w:b w:val="0"/>
-          <w:i w:val="0"/>
-          <w:color w:val="000000"/>
-          <w:sz w:val="24"/>
-        </w:rPr>
-        <w:t xml:space="preserve">[GROUP BY nhóm] </w:t>
-      </w:r>
-      <w:r>
-        <w:br/>
-      </w:r>
-      <w:r>
-        <w:rPr>
-          <w:rFonts w:ascii="Courier New" w:hAnsi="Courier New" w:eastAsia="Courier New"/>
-          <w:b w:val="0"/>
-          <w:i w:val="0"/>
-          <w:color w:val="000000"/>
-          <w:sz w:val="24"/>
-        </w:rPr>
-        <w:t xml:space="preserve">[HAVING điều kiện chọn nhóm] </w:t>
-      </w:r>
-      <w:r>
-        <w:br/>
-      </w:r>
-      <w:r>
-        <w:rPr>
-          <w:rFonts w:ascii="Courier New" w:hAnsi="Courier New" w:eastAsia="Courier New"/>
-          <w:b w:val="0"/>
-          <w:i w:val="0"/>
-          <w:color w:val="000000"/>
-          <w:sz w:val="24"/>
-        </w:rPr>
-        <w:t xml:space="preserve">[ORDER BY các cột sắp xếp] </w:t>
-      </w:r>
-      <w:r>
-        <w:br/>
-      </w:r>
-      <w:r>
-        <w:rPr>
-          <w:rFonts w:ascii="Courier New" w:hAnsi="Courier New" w:eastAsia="Courier New"/>
-          <w:b w:val="0"/>
-          <w:i w:val="0"/>
-          <w:color w:val="000000"/>
-          <w:sz w:val="24"/>
-        </w:rPr>
-        <w:t xml:space="preserve">[LIMIT giới hạn số lượng]; </w:t>
-      </w:r>
-    </w:p>
-    <w:p>
-      <w:pPr>
-        <w:autoSpaceDN w:val="0"/>
-        <w:tabs>
-          <w:tab w:pos="1074" w:val="left"/>
-        </w:tabs>
-        <w:autoSpaceDE w:val="0"/>
-        <w:widowControl/>
-        <w:spacing w:line="360" w:lineRule="exact" w:before="290" w:after="0"/>
-        <w:ind w:left="734" w:right="720" w:firstLine="0"/>
-        <w:jc w:val="left"/>
-      </w:pPr>
-      <w:r>
-        <w:rPr>
-          <w:rFonts w:ascii="ArialMT" w:hAnsi="ArialMT" w:eastAsia="ArialMT"/>
-          <w:b w:val="0"/>
-          <w:i w:val="0"/>
-          <w:color w:val="2B2B2B"/>
-          <w:sz w:val="24"/>
-        </w:rPr>
-        <w:t xml:space="preserve">• </w:t>
-      </w:r>
-      <w:r>
-        <w:rPr>
-          <w:rFonts w:ascii="TimesNewRomanPSMT" w:hAnsi="TimesNewRomanPSMT" w:eastAsia="TimesNewRomanPSMT"/>
-          <w:b w:val="0"/>
-          <w:i w:val="0"/>
-          <w:color w:val="2B2B2B"/>
-          <w:sz w:val="24"/>
-        </w:rPr>
-        <w:t xml:space="preserve">Trong một truy vấn SELECT có nhiều yếu tố tùy chọn mà  có thể sử dụng. </w:t>
-      </w:r>
-      <w:r>
-        <w:tab/>
-      </w:r>
-      <w:r>
-        <w:rPr>
-          <w:rFonts w:ascii="TimesNewRomanPSMT" w:hAnsi="TimesNewRomanPSMT" w:eastAsia="TimesNewRomanPSMT"/>
-          <w:b w:val="0"/>
-          <w:i w:val="0"/>
-          <w:color w:val="2B2B2B"/>
-          <w:sz w:val="24"/>
-        </w:rPr>
-        <w:t xml:space="preserve">Các tùy chọn được đặt trong dấu ngoặc vuông []. </w:t>
-      </w:r>
-    </w:p>
-    <w:p>
-      <w:pPr>
-        <w:autoSpaceDN w:val="0"/>
-        <w:tabs>
-          <w:tab w:pos="1074" w:val="left"/>
-        </w:tabs>
-        <w:autoSpaceDE w:val="0"/>
-        <w:widowControl/>
-        <w:spacing w:line="358" w:lineRule="exact" w:before="90" w:after="0"/>
-        <w:ind w:left="734" w:right="720" w:firstLine="0"/>
-        <w:jc w:val="left"/>
-      </w:pPr>
-      <w:r>
-        <w:rPr>
-          <w:rFonts w:ascii="ArialMT" w:hAnsi="ArialMT" w:eastAsia="ArialMT"/>
-          <w:b w:val="0"/>
-          <w:i w:val="0"/>
-          <w:color w:val="2B2B2B"/>
-          <w:sz w:val="24"/>
-        </w:rPr>
-        <w:t xml:space="preserve">• </w:t>
-      </w:r>
-      <w:r>
-        <w:rPr>
-          <w:rFonts w:ascii="TimesNewRomanPSMT" w:hAnsi="TimesNewRomanPSMT" w:eastAsia="TimesNewRomanPSMT"/>
-          <w:b w:val="0"/>
-          <w:i w:val="0"/>
-          <w:color w:val="2B2B2B"/>
-          <w:sz w:val="24"/>
-        </w:rPr>
-        <w:t xml:space="preserve">Thứ tự xuất hiện của các từ khoá WHERE, GROUP BY, HAVING, </w:t>
-      </w:r>
-      <w:r>
-        <w:tab/>
-      </w:r>
-      <w:r>
-        <w:rPr>
-          <w:rFonts w:ascii="TimesNewRomanPSMT" w:hAnsi="TimesNewRomanPSMT" w:eastAsia="TimesNewRomanPSMT"/>
-          <w:b w:val="0"/>
-          <w:i w:val="0"/>
-          <w:color w:val="2B2B2B"/>
-          <w:sz w:val="24"/>
-        </w:rPr>
-        <w:t xml:space="preserve">ORDER BY và LIMIT phải theo đúng thứ tự trên. </w:t>
-      </w:r>
-    </w:p>
-    <w:p>
-      <w:pPr>
-        <w:autoSpaceDN w:val="0"/>
-        <w:autoSpaceDE w:val="0"/>
-        <w:widowControl/>
-        <w:spacing w:line="380" w:lineRule="exact" w:before="380" w:after="0"/>
-        <w:ind w:left="392" w:right="720" w:hanging="10"/>
-        <w:jc w:val="left"/>
-      </w:pPr>
-      <w:r>
-        <w:rPr>
-          <w:rFonts w:ascii="TimesNewRomanPSMT" w:hAnsi="TimesNewRomanPSMT" w:eastAsia="TimesNewRomanPSMT"/>
-          <w:b w:val="0"/>
-          <w:i w:val="0"/>
-          <w:color w:val="2B2B2B"/>
-          <w:sz w:val="24"/>
-        </w:rPr>
-        <w:t xml:space="preserve">Để chọn tất cả các cột trong một bảng  có thể sử dụng dấu sao (*) ký hiệu thay vì </w:t>
-      </w:r>
-      <w:r>
-        <w:rPr>
-          <w:rFonts w:ascii="TimesNewRomanPSMT" w:hAnsi="TimesNewRomanPSMT" w:eastAsia="TimesNewRomanPSMT"/>
-          <w:b w:val="0"/>
-          <w:i w:val="0"/>
-          <w:color w:val="2B2B2B"/>
-          <w:sz w:val="24"/>
-        </w:rPr>
-        <w:t xml:space="preserve">liệt kê tất cả các tên cột sau từ khoá SELECT. </w:t>
-      </w:r>
-    </w:p>
-    <w:p>
-      <w:pPr>
-        <w:autoSpaceDN w:val="0"/>
-        <w:autoSpaceDE w:val="0"/>
-        <w:widowControl/>
-        <w:spacing w:line="364" w:lineRule="exact" w:before="38" w:after="0"/>
-        <w:ind w:left="392" w:right="720" w:hanging="10"/>
-        <w:jc w:val="left"/>
-      </w:pPr>
-      <w:r>
-        <w:rPr>
-          <w:rFonts w:ascii="Times New Roman" w:hAnsi="Times New Roman" w:eastAsia="Times New Roman"/>
-          <w:b/>
-          <w:i w:val="0"/>
-          <w:color w:val="2B2B2B"/>
-          <w:sz w:val="24"/>
-        </w:rPr>
-        <w:t>Ví dụ:</w:t>
-      </w:r>
-      <w:r>
-        <w:rPr>
-          <w:rFonts w:ascii="TimesNewRomanPSMT" w:hAnsi="TimesNewRomanPSMT" w:eastAsia="TimesNewRomanPSMT"/>
-          <w:b w:val="0"/>
-          <w:i w:val="0"/>
-          <w:color w:val="2B2B2B"/>
-          <w:sz w:val="24"/>
-        </w:rPr>
-        <w:t xml:space="preserve"> nếu  cần phải truy vấn tất cả các thông tin về nhân viên,  có thể sử dụng </w:t>
-      </w:r>
-      <w:r>
-        <w:rPr>
-          <w:rFonts w:ascii="TimesNewRomanPSMT" w:hAnsi="TimesNewRomanPSMT" w:eastAsia="TimesNewRomanPSMT"/>
-          <w:b w:val="0"/>
-          <w:i w:val="0"/>
-          <w:color w:val="2B2B2B"/>
-          <w:sz w:val="24"/>
-        </w:rPr>
-        <w:t xml:space="preserve">truy vấn sau đây: </w:t>
-      </w:r>
-    </w:p>
-    <w:p>
-      <w:pPr>
-        <w:autoSpaceDN w:val="0"/>
-        <w:autoSpaceDE w:val="0"/>
-        <w:widowControl/>
-        <w:spacing w:line="240" w:lineRule="auto" w:before="318" w:after="0"/>
-        <w:ind w:left="382" w:right="0" w:firstLine="0"/>
-        <w:jc w:val="left"/>
-      </w:pPr>
-      <w:r>
-        <w:rPr>
-          <w:rFonts w:ascii="Courier New" w:hAnsi="Courier New" w:eastAsia="Courier New"/>
-          <w:b w:val="0"/>
-          <w:i w:val="0"/>
-          <w:color w:val="000000"/>
-          <w:sz w:val="24"/>
-        </w:rPr>
-        <w:t xml:space="preserve">SELECT * FROM employees </w:t>
-      </w:r>
-    </w:p>
-    <w:p>
-      <w:pPr>
-        <w:sectPr>
-          <w:pgSz w:w="11906" w:h="16841"/>
-          <w:pgMar w:top="552" w:right="1440" w:bottom="1236" w:left="1440" w:header="720" w:footer="720" w:gutter="0"/>
-          <w:cols/>
-          <w:docGrid w:linePitch="360"/>
-        </w:sectPr>
-      </w:pPr>
-    </w:p>
-    <w:p>
-      <w:pPr>
-        <w:autoSpaceDN w:val="0"/>
-        <w:autoSpaceDE w:val="0"/>
-        <w:widowControl/>
-        <w:spacing w:line="220" w:lineRule="exact" w:before="0" w:after="346"/>
-        <w:ind w:left="0" w:right="0"/>
-      </w:pPr>
-    </w:p>
-    <w:p>
-      <w:pPr>
-        <w:autoSpaceDN w:val="0"/>
-        <w:autoSpaceDE w:val="0"/>
-        <w:widowControl/>
-        <w:spacing w:line="240" w:lineRule="auto" w:before="0" w:after="0"/>
-        <w:ind w:left="0" w:right="0" w:firstLine="0"/>
-        <w:jc w:val="center"/>
-      </w:pPr>
       <w:r>
         <w:drawing>
-          <wp:inline xmlns:a="http://schemas.openxmlformats.org/drawingml/2006/main" xmlns:pic="http://schemas.openxmlformats.org/drawingml/2006/picture">
-            <wp:extent cx="6254750" cy="2722880"/>
-            <wp:docPr id="4" name="Picture 4"/>
+          <wp:anchor xmlns:a="http://schemas.openxmlformats.org/drawingml/2006/main" xmlns:pic="http://schemas.openxmlformats.org/drawingml/2006/picture" distT="0" distB="0" distL="0" distR="0" simplePos="0" relativeHeight="0" behindDoc="1" locked="0" layoutInCell="1" allowOverlap="1">
+            <wp:simplePos x="0" y="0"/>
+            <wp:positionH relativeFrom="page">
+              <wp:posOffset>5334000</wp:posOffset>
+            </wp:positionH>
+            <wp:positionV relativeFrom="page">
+              <wp:posOffset>3365500</wp:posOffset>
+            </wp:positionV>
+            <wp:extent cx="88900" cy="12700"/>
+            <wp:wrapNone/>
+            <wp:docPr id="10" name="Picture 10"/>
             <wp:cNvGraphicFramePr>
               <a:graphicFrameLocks noChangeAspect="1"/>
             </wp:cNvGraphicFramePr>
@@ -1420,7 +1824,7 @@
                     <pic:cNvPicPr/>
                   </pic:nvPicPr>
                   <pic:blipFill>
-                    <a:blip r:embed="rId11"/>
+                    <a:blip r:embed="rId17"/>
                     <a:stretch>
                       <a:fillRect/>
                     </a:stretch>
@@ -1428,174 +1832,29 @@
                   <pic:spPr>
                     <a:xfrm>
                       <a:off x="0" y="0"/>
-                      <a:ext cx="6254750" cy="2722880"/>
+                      <a:ext cx="88900" cy="12700"/>
                     </a:xfrm>
                     <a:prstGeom prst="rect"/>
                   </pic:spPr>
                 </pic:pic>
               </a:graphicData>
             </a:graphic>
-          </wp:inline>
+          </wp:anchor>
         </w:drawing>
       </w:r>
-    </w:p>
-    <w:p>
-      <w:pPr>
-        <w:autoSpaceDN w:val="0"/>
-        <w:autoSpaceDE w:val="0"/>
-        <w:widowControl/>
-        <w:spacing w:line="402" w:lineRule="exact" w:before="188" w:after="0"/>
-        <w:ind w:left="498" w:right="1152" w:hanging="10"/>
-        <w:jc w:val="left"/>
-      </w:pPr>
-      <w:r>
-        <w:rPr>
-          <w:rFonts w:ascii="TimesNewRomanPSMT" w:hAnsi="TimesNewRomanPSMT" w:eastAsia="TimesNewRomanPSMT"/>
-          <w:b w:val="0"/>
-          <w:i w:val="0"/>
-          <w:color w:val="000000"/>
-          <w:sz w:val="24"/>
-        </w:rPr>
-        <w:t xml:space="preserve">cũng có thể xem dữ liệu một phần của một bảng bằng cách liệt kê tên các cột sau từ </w:t>
-      </w:r>
-      <w:r>
-        <w:rPr>
-          <w:rFonts w:ascii="TimesNewRomanPSMT" w:hAnsi="TimesNewRomanPSMT" w:eastAsia="TimesNewRomanPSMT"/>
-          <w:b w:val="0"/>
-          <w:i w:val="0"/>
-          <w:color w:val="000000"/>
-          <w:sz w:val="24"/>
-        </w:rPr>
-        <w:t xml:space="preserve">khóa SELECT. Điều này được gọi là </w:t>
-      </w:r>
-      <w:r>
-        <w:rPr>
-          <w:rFonts w:ascii="Times New Roman" w:hAnsi="Times New Roman" w:eastAsia="Times New Roman"/>
-          <w:b w:val="0"/>
-          <w:i/>
-          <w:color w:val="000000"/>
-          <w:sz w:val="24"/>
-        </w:rPr>
-        <w:t>phép chiếu</w:t>
-      </w:r>
-      <w:r>
-        <w:rPr>
-          <w:rFonts w:ascii="TimesNewRomanPSMT" w:hAnsi="TimesNewRomanPSMT" w:eastAsia="TimesNewRomanPSMT"/>
-          <w:b w:val="0"/>
-          <w:i w:val="0"/>
-          <w:color w:val="000000"/>
-          <w:sz w:val="24"/>
-        </w:rPr>
-        <w:t xml:space="preserve">. </w:t>
-      </w:r>
-    </w:p>
-    <w:p>
-      <w:pPr>
-        <w:autoSpaceDN w:val="0"/>
-        <w:autoSpaceDE w:val="0"/>
-        <w:widowControl/>
-        <w:spacing w:line="368" w:lineRule="exact" w:before="280" w:after="0"/>
-        <w:ind w:left="498" w:right="1296" w:hanging="10"/>
-        <w:jc w:val="left"/>
-      </w:pPr>
-      <w:r>
-        <w:rPr>
-          <w:rFonts w:ascii="Times New Roman" w:hAnsi="Times New Roman" w:eastAsia="Times New Roman"/>
-          <w:b/>
-          <w:i w:val="0"/>
-          <w:color w:val="000000"/>
-          <w:sz w:val="24"/>
-        </w:rPr>
-        <w:t>Ví dụ:</w:t>
-      </w:r>
-      <w:r>
-        <w:rPr>
-          <w:rFonts w:ascii="TimesNewRomanPSMT" w:hAnsi="TimesNewRomanPSMT" w:eastAsia="TimesNewRomanPSMT"/>
-          <w:b w:val="0"/>
-          <w:i w:val="0"/>
-          <w:color w:val="000000"/>
-          <w:sz w:val="24"/>
-        </w:rPr>
-        <w:t xml:space="preserve"> nếu cần phải xem </w:t>
-      </w:r>
-      <w:r>
-        <w:rPr>
-          <w:rFonts w:ascii="Times New Roman" w:hAnsi="Times New Roman" w:eastAsia="Times New Roman"/>
-          <w:b w:val="0"/>
-          <w:i/>
-          <w:color w:val="000000"/>
-          <w:sz w:val="24"/>
-        </w:rPr>
-        <w:t>tên, họ và vị trí công việc</w:t>
-      </w:r>
-      <w:r>
-        <w:rPr>
-          <w:rFonts w:ascii="TimesNewRomanPSMT" w:hAnsi="TimesNewRomanPSMT" w:eastAsia="TimesNewRomanPSMT"/>
-          <w:b w:val="0"/>
-          <w:i w:val="0"/>
-          <w:color w:val="000000"/>
-          <w:sz w:val="24"/>
-        </w:rPr>
-        <w:t xml:space="preserve"> của nhân viên,  có thể sử dụng </w:t>
-      </w:r>
-      <w:r>
-        <w:rPr>
-          <w:rFonts w:ascii="TimesNewRomanPSMT" w:hAnsi="TimesNewRomanPSMT" w:eastAsia="TimesNewRomanPSMT"/>
-          <w:b w:val="0"/>
-          <w:i w:val="0"/>
-          <w:color w:val="000000"/>
-          <w:sz w:val="24"/>
-        </w:rPr>
-        <w:t xml:space="preserve">truy vấn sau đây: </w:t>
-      </w:r>
-    </w:p>
-    <w:p>
-      <w:pPr>
-        <w:autoSpaceDN w:val="0"/>
-        <w:autoSpaceDE w:val="0"/>
-        <w:widowControl/>
-        <w:spacing w:line="293" w:lineRule="auto" w:before="370" w:after="0"/>
-        <w:ind w:left="498" w:right="5328" w:hanging="10"/>
-        <w:jc w:val="left"/>
-      </w:pPr>
-      <w:r>
-        <w:rPr>
-          <w:rFonts w:ascii="Courier New" w:hAnsi="Courier New" w:eastAsia="Courier New"/>
-          <w:b w:val="0"/>
-          <w:i w:val="0"/>
-          <w:color w:val="000000"/>
-          <w:sz w:val="24"/>
-        </w:rPr>
-        <w:t xml:space="preserve">SELECT lastname, firstname, </w:t>
-      </w:r>
-      <w:r>
-        <w:br/>
-      </w:r>
-      <w:r>
-        <w:rPr>
-          <w:rFonts w:ascii="Courier New" w:hAnsi="Courier New" w:eastAsia="Courier New"/>
-          <w:b w:val="0"/>
-          <w:i w:val="0"/>
-          <w:color w:val="000000"/>
-          <w:sz w:val="24"/>
-        </w:rPr>
-        <w:t xml:space="preserve">jobtitle FROM Employees </w:t>
-      </w:r>
-    </w:p>
-    <w:p>
-      <w:pPr>
-        <w:autoSpaceDN w:val="0"/>
-        <w:autoSpaceDE w:val="0"/>
-        <w:widowControl/>
-        <w:spacing w:line="240" w:lineRule="auto" w:before="376" w:after="0"/>
-        <w:ind w:left="368" w:right="0" w:firstLine="0"/>
-        <w:jc w:val="left"/>
-      </w:pPr>
       <w:r>
         <w:drawing>
-          <wp:inline xmlns:a="http://schemas.openxmlformats.org/drawingml/2006/main" xmlns:pic="http://schemas.openxmlformats.org/drawingml/2006/picture">
-            <wp:extent cx="3371850" cy="3957320"/>
-            <wp:docPr id="5" name="Picture 5"/>
+          <wp:anchor xmlns:a="http://schemas.openxmlformats.org/drawingml/2006/main" xmlns:pic="http://schemas.openxmlformats.org/drawingml/2006/picture" distT="0" distB="0" distL="0" distR="0" simplePos="0" relativeHeight="0" behindDoc="1" locked="0" layoutInCell="1" allowOverlap="1">
+            <wp:simplePos x="0" y="0"/>
+            <wp:positionH relativeFrom="page">
+              <wp:posOffset>4038600</wp:posOffset>
+            </wp:positionH>
+            <wp:positionV relativeFrom="page">
+              <wp:posOffset>4559300</wp:posOffset>
+            </wp:positionV>
+            <wp:extent cx="50800" cy="12700"/>
+            <wp:wrapNone/>
+            <wp:docPr id="11" name="Picture 11"/>
             <wp:cNvGraphicFramePr>
               <a:graphicFrameLocks noChangeAspect="1"/>
             </wp:cNvGraphicFramePr>
@@ -1607,7 +1866,7 @@
                     <pic:cNvPicPr/>
                   </pic:nvPicPr>
                   <pic:blipFill>
-                    <a:blip r:embed="rId12"/>
+                    <a:blip r:embed="rId18"/>
                     <a:stretch>
                       <a:fillRect/>
                     </a:stretch>
@@ -1615,160 +1874,29 @@
                   <pic:spPr>
                     <a:xfrm>
                       <a:off x="0" y="0"/>
-                      <a:ext cx="3371850" cy="3957320"/>
+                      <a:ext cx="50800" cy="12700"/>
                     </a:xfrm>
                     <a:prstGeom prst="rect"/>
                   </pic:spPr>
                 </pic:pic>
               </a:graphicData>
             </a:graphic>
-          </wp:inline>
+          </wp:anchor>
         </w:drawing>
       </w:r>
-    </w:p>
-    <w:p>
-      <w:pPr>
-        <w:sectPr>
-          <w:pgSz w:w="11906" w:h="16841"/>
-          <w:pgMar w:top="568" w:right="702" w:bottom="886" w:left="1334" w:header="720" w:footer="720" w:gutter="0"/>
-          <w:cols/>
-          <w:docGrid w:linePitch="360"/>
-        </w:sectPr>
-      </w:pPr>
-    </w:p>
-    <w:p>
-      <w:pPr>
-        <w:autoSpaceDN w:val="0"/>
-        <w:autoSpaceDE w:val="0"/>
-        <w:widowControl/>
-        <w:spacing w:line="220" w:lineRule="exact" w:before="0" w:after="520"/>
-        <w:ind w:left="0" w:right="0"/>
-      </w:pPr>
-    </w:p>
-    <w:p>
-      <w:pPr>
-        <w:autoSpaceDN w:val="0"/>
-        <w:autoSpaceDE w:val="0"/>
-        <w:widowControl/>
-        <w:spacing w:line="342" w:lineRule="exact" w:before="0" w:after="0"/>
-        <w:ind w:left="392" w:right="720" w:hanging="10"/>
-        <w:jc w:val="left"/>
-      </w:pPr>
-      <w:r>
-        <w:rPr>
-          <w:rFonts w:ascii="Times New Roman" w:hAnsi="Times New Roman" w:eastAsia="Times New Roman"/>
-          <w:b/>
-          <w:i w:val="0"/>
-          <w:color w:val="2B2B2B"/>
-          <w:sz w:val="24"/>
-        </w:rPr>
-        <w:t xml:space="preserve">Ví dụ: </w:t>
-      </w:r>
-      <w:r>
-        <w:rPr>
-          <w:rFonts w:ascii="TimesNewRomanPSMT" w:hAnsi="TimesNewRomanPSMT" w:eastAsia="TimesNewRomanPSMT"/>
-          <w:b w:val="0"/>
-          <w:i w:val="0"/>
-          <w:color w:val="2B2B2B"/>
-          <w:sz w:val="24"/>
-        </w:rPr>
-        <w:t xml:space="preserve">Muốn lấy ra thông tin về </w:t>
-      </w:r>
-      <w:r>
-        <w:rPr>
-          <w:rFonts w:ascii="Times New Roman" w:hAnsi="Times New Roman" w:eastAsia="Times New Roman"/>
-          <w:b w:val="0"/>
-          <w:i/>
-          <w:color w:val="2B2B2B"/>
-          <w:sz w:val="24"/>
-        </w:rPr>
-        <w:t>mã sản phẩm</w:t>
-      </w:r>
-      <w:r>
-        <w:rPr>
-          <w:rFonts w:ascii="TimesNewRomanPSMT" w:hAnsi="TimesNewRomanPSMT" w:eastAsia="TimesNewRomanPSMT"/>
-          <w:b w:val="0"/>
-          <w:i w:val="0"/>
-          <w:color w:val="2B2B2B"/>
-          <w:sz w:val="24"/>
-        </w:rPr>
-        <w:t xml:space="preserve"> và </w:t>
-      </w:r>
-      <w:r>
-        <w:rPr>
-          <w:rFonts w:ascii="Times New Roman" w:hAnsi="Times New Roman" w:eastAsia="Times New Roman"/>
-          <w:b w:val="0"/>
-          <w:i/>
-          <w:color w:val="2B2B2B"/>
-          <w:sz w:val="24"/>
-        </w:rPr>
-        <w:t>tên sản phẩm</w:t>
-      </w:r>
-      <w:r>
-        <w:rPr>
-          <w:rFonts w:ascii="TimesNewRomanPSMT" w:hAnsi="TimesNewRomanPSMT" w:eastAsia="TimesNewRomanPSMT"/>
-          <w:b w:val="0"/>
-          <w:i w:val="0"/>
-          <w:color w:val="2B2B2B"/>
-          <w:sz w:val="24"/>
-        </w:rPr>
-        <w:t xml:space="preserve">, thực hiện truy vấn </w:t>
-      </w:r>
-      <w:r>
-        <w:rPr>
-          <w:rFonts w:ascii="TimesNewRomanPSMT" w:hAnsi="TimesNewRomanPSMT" w:eastAsia="TimesNewRomanPSMT"/>
-          <w:b w:val="0"/>
-          <w:i w:val="0"/>
-          <w:color w:val="2B2B2B"/>
-          <w:sz w:val="24"/>
-        </w:rPr>
-        <w:t xml:space="preserve">như sau: </w:t>
-      </w:r>
-    </w:p>
-    <w:p>
-      <w:pPr>
-        <w:autoSpaceDN w:val="0"/>
-        <w:autoSpaceDE w:val="0"/>
-        <w:widowControl/>
-        <w:spacing w:line="288" w:lineRule="auto" w:before="320" w:after="0"/>
-        <w:ind w:left="382" w:right="4032" w:firstLine="0"/>
-        <w:jc w:val="left"/>
-      </w:pPr>
-      <w:r>
-        <w:rPr>
-          <w:rFonts w:ascii="Courier New" w:hAnsi="Courier New" w:eastAsia="Courier New"/>
-          <w:b w:val="0"/>
-          <w:i w:val="0"/>
-          <w:color w:val="000000"/>
-          <w:sz w:val="24"/>
-        </w:rPr>
-        <w:t xml:space="preserve">SELECT ProductCode, ProductName </w:t>
-      </w:r>
-      <w:r>
-        <w:rPr>
-          <w:rFonts w:ascii="Courier New" w:hAnsi="Courier New" w:eastAsia="Courier New"/>
-          <w:b w:val="0"/>
-          <w:i w:val="0"/>
-          <w:color w:val="000000"/>
-          <w:sz w:val="24"/>
-        </w:rPr>
-        <w:t xml:space="preserve">FROM Products </w:t>
-      </w:r>
-    </w:p>
-    <w:p>
-      <w:pPr>
-        <w:autoSpaceDN w:val="0"/>
-        <w:autoSpaceDE w:val="0"/>
-        <w:widowControl/>
-        <w:spacing w:line="240" w:lineRule="auto" w:before="104" w:after="0"/>
-        <w:ind w:left="262" w:right="0" w:firstLine="0"/>
-        <w:jc w:val="left"/>
-      </w:pPr>
       <w:r>
         <w:drawing>
-          <wp:inline xmlns:a="http://schemas.openxmlformats.org/drawingml/2006/main" xmlns:pic="http://schemas.openxmlformats.org/drawingml/2006/picture">
-            <wp:extent cx="3688079" cy="3947159"/>
-            <wp:docPr id="6" name="Picture 6"/>
+          <wp:anchor xmlns:a="http://schemas.openxmlformats.org/drawingml/2006/main" xmlns:pic="http://schemas.openxmlformats.org/drawingml/2006/picture" distT="0" distB="0" distL="0" distR="0" simplePos="0" relativeHeight="0" behindDoc="1" locked="0" layoutInCell="1" allowOverlap="1">
+            <wp:simplePos x="0" y="0"/>
+            <wp:positionH relativeFrom="page">
+              <wp:posOffset>2844800</wp:posOffset>
+            </wp:positionH>
+            <wp:positionV relativeFrom="page">
+              <wp:posOffset>5753100</wp:posOffset>
+            </wp:positionV>
+            <wp:extent cx="317500" cy="12700"/>
+            <wp:wrapNone/>
+            <wp:docPr id="12" name="Picture 12"/>
             <wp:cNvGraphicFramePr>
               <a:graphicFrameLocks noChangeAspect="1"/>
             </wp:cNvGraphicFramePr>
@@ -1780,7 +1908,7 @@
                     <pic:cNvPicPr/>
                   </pic:nvPicPr>
                   <pic:blipFill>
-                    <a:blip r:embed="rId13"/>
+                    <a:blip r:embed="rId19"/>
                     <a:stretch>
                       <a:fillRect/>
                     </a:stretch>
@@ -1788,167 +1916,29 @@
                   <pic:spPr>
                     <a:xfrm>
                       <a:off x="0" y="0"/>
-                      <a:ext cx="3688079" cy="3947159"/>
+                      <a:ext cx="317500" cy="12700"/>
                     </a:xfrm>
                     <a:prstGeom prst="rect"/>
                   </pic:spPr>
                 </pic:pic>
               </a:graphicData>
             </a:graphic>
-          </wp:inline>
+          </wp:anchor>
         </w:drawing>
       </w:r>
-    </w:p>
-    <w:p>
-      <w:pPr>
-        <w:autoSpaceDN w:val="0"/>
-        <w:autoSpaceDE w:val="0"/>
-        <w:widowControl/>
-        <w:spacing w:line="358" w:lineRule="exact" w:before="208" w:after="0"/>
-        <w:ind w:left="382" w:right="720" w:firstLine="10"/>
-        <w:jc w:val="left"/>
-      </w:pPr>
-      <w:r>
-        <w:rPr>
-          <w:rFonts w:ascii="Calibri" w:hAnsi="Calibri" w:eastAsia="Calibri"/>
-          <w:b/>
-          <w:i w:val="0"/>
-          <w:color w:val="000000"/>
-          <w:sz w:val="22"/>
-        </w:rPr>
-        <w:t>3.</w:t>
-      </w:r>
-      <w:r>
-        <w:rPr>
-          <w:rFonts w:ascii="Calibri" w:hAnsi="Calibri" w:eastAsia="Calibri"/>
-          <w:b/>
-          <w:i w:val="0"/>
-          <w:color w:val="000000"/>
-          <w:sz w:val="22"/>
-        </w:rPr>
-        <w:t xml:space="preserve">Mệnh đề WHERE </w:t>
-      </w:r>
-      <w:r>
-        <w:br/>
-      </w:r>
-      <w:r>
-        <w:rPr>
-          <w:rFonts w:ascii="TimesNewRomanPSMT" w:hAnsi="TimesNewRomanPSMT" w:eastAsia="TimesNewRomanPSMT"/>
-          <w:b w:val="0"/>
-          <w:i w:val="0"/>
-          <w:color w:val="000000"/>
-          <w:sz w:val="24"/>
-        </w:rPr>
-        <w:t xml:space="preserve">Mệnh đề WHERE của câu lệnh SELECT cho phép chọn các hàng cụ thể phù hợp </w:t>
-      </w:r>
-      <w:r>
-        <w:rPr>
-          <w:rFonts w:ascii="TimesNewRomanPSMT" w:hAnsi="TimesNewRomanPSMT" w:eastAsia="TimesNewRomanPSMT"/>
-          <w:b w:val="0"/>
-          <w:i w:val="0"/>
-          <w:color w:val="000000"/>
-          <w:sz w:val="24"/>
-        </w:rPr>
-        <w:t xml:space="preserve">với điều kiện hoặc tiêu chí tìm kiếm. Sử dụng mệnh đề WHERE để lọc các bản </w:t>
-      </w:r>
-      <w:r>
-        <w:rPr>
-          <w:rFonts w:ascii="TimesNewRomanPSMT" w:hAnsi="TimesNewRomanPSMT" w:eastAsia="TimesNewRomanPSMT"/>
-          <w:b w:val="0"/>
-          <w:i w:val="0"/>
-          <w:color w:val="000000"/>
-          <w:sz w:val="24"/>
-        </w:rPr>
-        <w:t xml:space="preserve">ghi dựa trên một điều kiện nhất định. </w:t>
-      </w:r>
-    </w:p>
-    <w:p>
-      <w:pPr>
-        <w:autoSpaceDN w:val="0"/>
-        <w:autoSpaceDE w:val="0"/>
-        <w:widowControl/>
-        <w:spacing w:line="320" w:lineRule="exact" w:before="344" w:after="0"/>
-        <w:ind w:left="382" w:right="0" w:firstLine="0"/>
-        <w:jc w:val="left"/>
-      </w:pPr>
-      <w:r>
-        <w:rPr>
-          <w:rFonts w:ascii="Times New Roman" w:hAnsi="Times New Roman" w:eastAsia="Times New Roman"/>
-          <w:b/>
-          <w:i w:val="0"/>
-          <w:color w:val="000000"/>
-          <w:sz w:val="24"/>
-        </w:rPr>
-        <w:t>Ví dụ:</w:t>
-      </w:r>
-      <w:r>
-        <w:rPr>
-          <w:rFonts w:ascii="TimesNewRomanPSMT" w:hAnsi="TimesNewRomanPSMT" w:eastAsia="TimesNewRomanPSMT"/>
-          <w:b w:val="0"/>
-          <w:i w:val="0"/>
-          <w:color w:val="000000"/>
-          <w:sz w:val="24"/>
-        </w:rPr>
-        <w:t xml:space="preserve">  có thể tìm thấy các chủ tịch của công ty bằng cách sử dụng truy vấn sau đây: </w:t>
-      </w:r>
-    </w:p>
-    <w:p>
-      <w:pPr>
-        <w:autoSpaceDN w:val="0"/>
-        <w:autoSpaceDE w:val="0"/>
-        <w:widowControl/>
-        <w:spacing w:line="305" w:lineRule="auto" w:before="344" w:after="0"/>
-        <w:ind w:left="382" w:right="3744" w:firstLine="0"/>
-        <w:jc w:val="left"/>
-      </w:pPr>
-      <w:r>
-        <w:rPr>
-          <w:rFonts w:ascii="Courier New" w:hAnsi="Courier New" w:eastAsia="Courier New"/>
-          <w:b w:val="0"/>
-          <w:i w:val="0"/>
-          <w:color w:val="000000"/>
-          <w:sz w:val="24"/>
-        </w:rPr>
-        <w:t xml:space="preserve">SELECT FirstName, LastName, email </w:t>
-      </w:r>
-      <w:r>
-        <w:rPr>
-          <w:rFonts w:ascii="Courier New" w:hAnsi="Courier New" w:eastAsia="Courier New"/>
-          <w:b w:val="0"/>
-          <w:i w:val="0"/>
-          <w:color w:val="000000"/>
-          <w:sz w:val="24"/>
-        </w:rPr>
-        <w:t xml:space="preserve">FROM Employees </w:t>
-      </w:r>
-      <w:r>
-        <w:br/>
-      </w:r>
-      <w:r>
-        <w:rPr>
-          <w:rFonts w:ascii="Courier New" w:hAnsi="Courier New" w:eastAsia="Courier New"/>
-          <w:b w:val="0"/>
-          <w:i w:val="0"/>
-          <w:color w:val="000000"/>
-          <w:sz w:val="24"/>
-        </w:rPr>
-        <w:t xml:space="preserve">WHERE jobtitle = "President" </w:t>
-      </w:r>
-    </w:p>
-    <w:p>
-      <w:pPr>
-        <w:autoSpaceDN w:val="0"/>
-        <w:autoSpaceDE w:val="0"/>
-        <w:widowControl/>
-        <w:spacing w:line="240" w:lineRule="auto" w:before="374" w:after="0"/>
-        <w:ind w:left="326" w:right="0" w:firstLine="0"/>
-        <w:jc w:val="left"/>
-      </w:pPr>
       <w:r>
         <w:drawing>
-          <wp:inline xmlns:a="http://schemas.openxmlformats.org/drawingml/2006/main" xmlns:pic="http://schemas.openxmlformats.org/drawingml/2006/picture">
-            <wp:extent cx="4530090" cy="685800"/>
-            <wp:docPr id="7" name="Picture 7"/>
+          <wp:anchor xmlns:a="http://schemas.openxmlformats.org/drawingml/2006/main" xmlns:pic="http://schemas.openxmlformats.org/drawingml/2006/picture" distT="0" distB="0" distL="0" distR="0" simplePos="0" relativeHeight="0" behindDoc="1" locked="0" layoutInCell="1" allowOverlap="1">
+            <wp:simplePos x="0" y="0"/>
+            <wp:positionH relativeFrom="page">
+              <wp:posOffset>2057400</wp:posOffset>
+            </wp:positionH>
+            <wp:positionV relativeFrom="page">
+              <wp:posOffset>5981700</wp:posOffset>
+            </wp:positionV>
+            <wp:extent cx="1993900" cy="1117600"/>
+            <wp:wrapNone/>
+            <wp:docPr id="13" name="Picture 13"/>
             <wp:cNvGraphicFramePr>
               <a:graphicFrameLocks noChangeAspect="1"/>
             </wp:cNvGraphicFramePr>
@@ -1960,7 +1950,7 @@
                     <pic:cNvPicPr/>
                   </pic:nvPicPr>
                   <pic:blipFill>
-                    <a:blip r:embed="rId14"/>
+                    <a:blip r:embed="rId20"/>
                     <a:stretch>
                       <a:fillRect/>
                     </a:stretch>
@@ -1968,15 +1958,77 @@
                   <pic:spPr>
                     <a:xfrm>
                       <a:off x="0" y="0"/>
-                      <a:ext cx="4530090" cy="685800"/>
+                      <a:ext cx="1993900" cy="1117600"/>
                     </a:xfrm>
                     <a:prstGeom prst="rect"/>
                   </pic:spPr>
                 </pic:pic>
               </a:graphicData>
             </a:graphic>
-          </wp:inline>
+          </wp:anchor>
         </w:drawing>
+      </w:r>
+    </w:p>
+    <w:p>
+      <w:pPr>
+        <w:autoSpaceDN w:val="0"/>
+        <w:tabs>
+          <w:tab w:pos="622" w:val="left"/>
+        </w:tabs>
+        <w:autoSpaceDE w:val="0"/>
+        <w:widowControl/>
+        <w:spacing w:line="478" w:lineRule="exact" w:before="0" w:after="0"/>
+        <w:ind w:left="262" w:right="2448" w:firstLine="0"/>
+        <w:jc w:val="left"/>
+      </w:pPr>
+      <w:r>
+        <w:tab/>
+      </w:r>
+      <w:r>
+        <w:rPr>
+          <w:rFonts w:ascii="Times New Roman" w:hAnsi="Times New Roman" w:eastAsia="Times New Roman"/>
+          <w:b/>
+          <w:i w:val="0"/>
+          <w:color w:val="000000"/>
+          <w:sz w:val="28"/>
+        </w:rPr>
+        <w:t>2.</w:t>
+      </w:r>
+      <w:r>
+        <w:rPr>
+          <w:rFonts w:ascii="Times New Roman" w:hAnsi="Times New Roman" w:eastAsia="Times New Roman"/>
+          <w:b/>
+          <w:i w:val="0"/>
+          <w:color w:val="000000"/>
+          <w:sz w:val="28"/>
+        </w:rPr>
+        <w:t xml:space="preserve">Giới từ khác </w:t>
+      </w:r>
+      <w:r>
+        <w:br/>
+      </w:r>
+      <w:r>
+        <w:tab/>
+      </w:r>
+      <w:r>
+        <w:rPr>
+          <w:rFonts w:ascii="Times New Roman" w:hAnsi="Times New Roman" w:eastAsia="Times New Roman"/>
+          <w:b/>
+          <w:i/>
+          <w:color w:val="000000"/>
+          <w:sz w:val="28"/>
+        </w:rPr>
+        <w:t xml:space="preserve">Giới từ chỉ mục đích (to, for, so as to, in order to: để) </w:t>
+      </w:r>
+      <w:r>
+        <w:rPr>
+          <w:rFonts w:ascii="TimesNewRomanPSMT" w:hAnsi="TimesNewRomanPSMT" w:eastAsia="TimesNewRomanPSMT"/>
+          <w:b w:val="0"/>
+          <w:i w:val="0"/>
+          <w:color w:val="000000"/>
+          <w:sz w:val="28"/>
+        </w:rPr>
+        <w:t xml:space="preserve">To </w:t>
       </w:r>
     </w:p>
     <w:p>
@@ -1984,8 +2036,68 @@
         <w:autoSpaceDN w:val="0"/>
         <w:autoSpaceDE w:val="0"/>
         <w:widowControl/>
-        <w:spacing w:line="394" w:lineRule="exact" w:before="202" w:after="0"/>
-        <w:ind w:left="392" w:right="720" w:hanging="10"/>
+        <w:spacing w:line="374" w:lineRule="exact" w:before="276" w:after="0"/>
+        <w:ind w:left="690" w:right="0" w:firstLine="0"/>
+        <w:jc w:val="left"/>
+      </w:pPr>
+      <w:r>
+        <w:rPr>
+          <w:rFonts w:ascii="Symbol" w:hAnsi="Symbol" w:eastAsia="Symbol"/>
+          <w:b w:val="0"/>
+          <w:i w:val="0"/>
+          <w:color w:val="0B0B0B"/>
+          <w:sz w:val="20"/>
+        </w:rPr>
+        <w:t>•</w:t>
+      </w:r>
+      <w:r>
+        <w:rPr>
+          <w:rFonts w:ascii="TimesNewRomanPSMT" w:hAnsi="TimesNewRomanPSMT" w:eastAsia="TimesNewRomanPSMT"/>
+          <w:b w:val="0"/>
+          <w:i w:val="0"/>
+          <w:color w:val="0B0B0B"/>
+          <w:sz w:val="28"/>
+        </w:rPr>
+        <w:t xml:space="preserve">She ran to deliver the mail before the bus left. </w:t>
+      </w:r>
+    </w:p>
+    <w:p>
+      <w:pPr>
+        <w:autoSpaceDN w:val="0"/>
+        <w:autoSpaceDE w:val="0"/>
+        <w:widowControl/>
+        <w:spacing w:line="374" w:lineRule="exact" w:before="208" w:after="0"/>
+        <w:ind w:left="690" w:right="0" w:firstLine="0"/>
+        <w:jc w:val="left"/>
+      </w:pPr>
+      <w:r>
+        <w:rPr>
+          <w:rFonts w:ascii="Symbol" w:hAnsi="Symbol" w:eastAsia="Symbol"/>
+          <w:b w:val="0"/>
+          <w:i w:val="0"/>
+          <w:color w:val="0B0B0B"/>
+          <w:sz w:val="20"/>
+        </w:rPr>
+        <w:t>•</w:t>
+      </w:r>
+      <w:r>
+        <w:rPr>
+          <w:rFonts w:ascii="TimesNewRomanPSMT" w:hAnsi="TimesNewRomanPSMT" w:eastAsia="TimesNewRomanPSMT"/>
+          <w:b w:val="0"/>
+          <w:i w:val="0"/>
+          <w:color w:val="0B0B0B"/>
+          <w:sz w:val="28"/>
+        </w:rPr>
+        <w:t xml:space="preserve">My baby sister always goes to our father to ask for sweets </w:t>
+      </w:r>
+    </w:p>
+    <w:p>
+      <w:pPr>
+        <w:autoSpaceDN w:val="0"/>
+        <w:autoSpaceDE w:val="0"/>
+        <w:widowControl/>
+        <w:spacing w:line="374" w:lineRule="exact" w:before="276" w:after="12"/>
+        <w:ind w:left="262" w:right="0" w:firstLine="0"/>
         <w:jc w:val="left"/>
       </w:pPr>
       <w:r>
@@ -1993,100 +2105,471 @@
           <w:rFonts w:ascii="TimesNewRomanPSMT" w:hAnsi="TimesNewRomanPSMT" w:eastAsia="TimesNewRomanPSMT"/>
           <w:b w:val="0"/>
           <w:i w:val="0"/>
-          <w:color w:val="2B2B2B"/>
-          <w:sz w:val="24"/>
+          <w:color w:val="0B0B0B"/>
+          <w:sz w:val="28"/>
         </w:rPr>
-        <w:t xml:space="preserve">Hoăc  có thể tìm ra các thông tin về tên của khách hàng có mã số 112 bằng truy </w:t>
+        <w:t xml:space="preserve">For </w:t>
+      </w:r>
+    </w:p>
+    <w:tbl>
+      <w:tblPr>
+        <w:tblW w:type="auto" w:w="0"/>
+        <w:tblLayout w:type="fixed"/>
+        <w:tblLook w:firstColumn="1" w:firstRow="1" w:lastColumn="0" w:lastRow="0" w:noHBand="0" w:noVBand="1" w:val="04A0"/>
+        <w:tblInd w:w="300.0" w:type="dxa"/>
+      </w:tblPr>
+      <w:tblGrid>
+        <w:gridCol w:w="4692"/>
+        <w:gridCol w:w="4692"/>
+      </w:tblGrid>
+      <w:tr>
+        <w:trPr>
+          <w:trHeight w:hRule="exact" w:val="698"/>
+        </w:trPr>
+        <w:tc>
+          <w:tcPr>
+            <w:tcW w:type="dxa" w:w="6960"/>
+            <w:tcBorders/>
+            <w:tcMar>
+              <w:start w:w="0" w:type="dxa"/>
+              <w:end w:w="0" w:type="dxa"/>
+            </w:tcMar>
+          </w:tcPr>
+          <w:p>
+            <w:pPr>
+              <w:autoSpaceDN w:val="0"/>
+              <w:autoSpaceDE w:val="0"/>
+              <w:widowControl/>
+              <w:spacing w:line="374" w:lineRule="exact" w:before="264" w:after="0"/>
+              <w:ind w:left="322" w:right="0" w:firstLine="0"/>
+              <w:jc w:val="left"/>
+            </w:pPr>
+            <w:r>
+              <w:rPr>
+                <w:rFonts w:ascii="Symbol" w:hAnsi="Symbol" w:eastAsia="Symbol"/>
+                <w:b w:val="0"/>
+                <w:i w:val="0"/>
+                <w:color w:val="0B0B0B"/>
+                <w:sz w:val="20"/>
+              </w:rPr>
+              <w:t>•</w:t>
+            </w:r>
+            <w:r>
+              <w:rPr>
+                <w:rFonts w:ascii="TimesNewRomanPSMT" w:hAnsi="TimesNewRomanPSMT" w:eastAsia="TimesNewRomanPSMT"/>
+                <w:b w:val="0"/>
+                <w:i w:val="0"/>
+                <w:color w:val="0B0B0B"/>
+                <w:sz w:val="28"/>
+              </w:rPr>
+              <w:t xml:space="preserve">I need a fine profile for getting a job at the Wall street. </w:t>
+            </w:r>
+          </w:p>
+        </w:tc>
+        <w:tc>
+          <w:tcPr>
+            <w:tcW w:type="dxa" w:w="1360"/>
+            <w:tcBorders/>
+            <w:tcMar>
+              <w:start w:w="0" w:type="dxa"/>
+              <w:end w:w="0" w:type="dxa"/>
+            </w:tcMar>
+          </w:tcPr>
+          <w:p>
+            <w:pPr>
+              <w:autoSpaceDN w:val="0"/>
+              <w:autoSpaceDE w:val="0"/>
+              <w:widowControl/>
+              <w:spacing w:line="240" w:lineRule="auto" w:before="12" w:after="0"/>
+              <w:ind w:left="160" w:right="0" w:firstLine="0"/>
+              <w:jc w:val="left"/>
+            </w:pPr>
+            <w:r>
+              <w:drawing>
+                <wp:inline xmlns:a="http://schemas.openxmlformats.org/drawingml/2006/main" xmlns:pic="http://schemas.openxmlformats.org/drawingml/2006/picture">
+                  <wp:extent cx="292100" cy="190500"/>
+                  <wp:docPr id="4" name="Picture 4"/>
+                  <wp:cNvGraphicFramePr>
+                    <a:graphicFrameLocks noChangeAspect="1"/>
+                  </wp:cNvGraphicFramePr>
+                  <a:graphic>
+                    <a:graphicData uri="http://schemas.openxmlformats.org/drawingml/2006/picture">
+                      <pic:pic>
+                        <pic:nvPicPr>
+                          <pic:cNvPr id="0" name="image.png"/>
+                          <pic:cNvPicPr/>
+                        </pic:nvPicPr>
+                        <pic:blipFill>
+                          <a:blip r:embed="rId11"/>
+                          <a:stretch>
+                            <a:fillRect/>
+                          </a:stretch>
+                        </pic:blipFill>
+                        <pic:spPr>
+                          <a:xfrm>
+                            <a:off x="0" y="0"/>
+                            <a:ext cx="292100" cy="190500"/>
+                          </a:xfrm>
+                          <a:prstGeom prst="rect"/>
+                        </pic:spPr>
+                      </pic:pic>
+                    </a:graphicData>
+                  </a:graphic>
+                </wp:inline>
+              </w:drawing>
+            </w:r>
+          </w:p>
+        </w:tc>
+      </w:tr>
+    </w:tbl>
+    <w:p>
+      <w:pPr>
+        <w:autoSpaceDN w:val="0"/>
+        <w:autoSpaceDE w:val="0"/>
+        <w:widowControl/>
+        <w:spacing w:line="374" w:lineRule="exact" w:before="148" w:after="6"/>
+        <w:ind w:left="0" w:right="0" w:firstLine="0"/>
+        <w:jc w:val="center"/>
+      </w:pPr>
+      <w:r>
+        <w:rPr>
+          <w:rFonts w:ascii="Symbol" w:hAnsi="Symbol" w:eastAsia="Symbol"/>
+          <w:b w:val="0"/>
+          <w:i w:val="0"/>
+          <w:color w:val="0B0B0B"/>
+          <w:sz w:val="20"/>
+        </w:rPr>
+        <w:t>•</w:t>
       </w:r>
       <w:r>
         <w:rPr>
           <w:rFonts w:ascii="TimesNewRomanPSMT" w:hAnsi="TimesNewRomanPSMT" w:eastAsia="TimesNewRomanPSMT"/>
           <w:b w:val="0"/>
           <w:i w:val="0"/>
-          <w:color w:val="2B2B2B"/>
-          <w:sz w:val="24"/>
+          <w:color w:val="0B0B0B"/>
+          <w:sz w:val="28"/>
         </w:rPr>
-        <w:t xml:space="preserve">vấn như sau: </w:t>
+        <w:t xml:space="preserve">Thank you for bringing us a casserole while our mom is out of town. </w:t>
       </w:r>
     </w:p>
-    <w:p>
-      <w:pPr>
-        <w:sectPr>
-          <w:pgSz w:w="11906" w:h="16841"/>
-          <w:pgMar w:top="740" w:right="1440" w:bottom="628" w:left="1440" w:header="720" w:footer="720" w:gutter="0"/>
-          <w:cols/>
-          <w:docGrid w:linePitch="360"/>
-        </w:sectPr>
-      </w:pPr>
-    </w:p>
+    <w:tbl>
+      <w:tblPr>
+        <w:tblW w:type="auto" w:w="0"/>
+        <w:tblLayout w:type="fixed"/>
+        <w:tblLook w:firstColumn="1" w:firstRow="1" w:lastColumn="0" w:lastRow="0" w:noHBand="0" w:noVBand="1" w:val="04A0"/>
+        <w:tblInd w:w="120.0" w:type="dxa"/>
+      </w:tblPr>
+      <w:tblGrid>
+        <w:gridCol w:w="4692"/>
+        <w:gridCol w:w="4692"/>
+      </w:tblGrid>
+      <w:tr>
+        <w:trPr>
+          <w:trHeight w:hRule="exact" w:val="1354"/>
+        </w:trPr>
+        <w:tc>
+          <w:tcPr>
+            <w:tcW w:type="dxa" w:w="5080"/>
+            <w:tcBorders/>
+            <w:tcMar>
+              <w:start w:w="0" w:type="dxa"/>
+              <w:end w:w="0" w:type="dxa"/>
+            </w:tcMar>
+          </w:tcPr>
+          <w:p>
+            <w:pPr>
+              <w:autoSpaceDN w:val="0"/>
+              <w:tabs>
+                <w:tab w:pos="502" w:val="left"/>
+              </w:tabs>
+              <w:autoSpaceDE w:val="0"/>
+              <w:widowControl/>
+              <w:spacing w:line="646" w:lineRule="exact" w:before="0" w:after="0"/>
+              <w:ind w:left="142" w:right="288" w:firstLine="0"/>
+              <w:jc w:val="left"/>
+            </w:pPr>
+            <w:r>
+              <w:rPr>
+                <w:rFonts w:ascii="TimesNewRomanPSMT" w:hAnsi="TimesNewRomanPSMT" w:eastAsia="TimesNewRomanPSMT"/>
+                <w:b w:val="0"/>
+                <w:i w:val="0"/>
+                <w:color w:val="0B0B0B"/>
+                <w:sz w:val="28"/>
+              </w:rPr>
+              <w:t xml:space="preserve">So as to </w:t>
+            </w:r>
+            <w:r>
+              <w:br/>
+            </w:r>
+            <w:r>
+              <w:tab/>
+            </w:r>
+            <w:r>
+              <w:rPr>
+                <w:rFonts w:ascii="Symbol" w:hAnsi="Symbol" w:eastAsia="Symbol"/>
+                <w:b w:val="0"/>
+                <w:i w:val="0"/>
+                <w:color w:val="0B0B0B"/>
+                <w:sz w:val="20"/>
+              </w:rPr>
+              <w:t>•</w:t>
+            </w:r>
+            <w:r>
+              <w:rPr>
+                <w:rFonts w:ascii="TimesNewRomanPSMT" w:hAnsi="TimesNewRomanPSMT" w:eastAsia="TimesNewRomanPSMT"/>
+                <w:b w:val="0"/>
+                <w:i w:val="0"/>
+                <w:color w:val="202429"/>
+                <w:sz w:val="28"/>
+              </w:rPr>
+              <w:t>I worked hard so as to pass the test</w:t>
+            </w:r>
+          </w:p>
+        </w:tc>
+        <w:tc>
+          <w:tcPr>
+            <w:tcW w:type="dxa" w:w="2840"/>
+            <w:tcBorders/>
+            <w:tcMar>
+              <w:start w:w="0" w:type="dxa"/>
+              <w:end w:w="0" w:type="dxa"/>
+            </w:tcMar>
+          </w:tcPr>
+          <w:p>
+            <w:pPr>
+              <w:autoSpaceDN w:val="0"/>
+              <w:autoSpaceDE w:val="0"/>
+              <w:widowControl/>
+              <w:spacing w:line="240" w:lineRule="auto" w:before="6" w:after="0"/>
+              <w:ind w:left="0" w:right="1340" w:firstLine="0"/>
+              <w:jc w:val="right"/>
+            </w:pPr>
+            <w:r>
+              <w:drawing>
+                <wp:inline xmlns:a="http://schemas.openxmlformats.org/drawingml/2006/main" xmlns:pic="http://schemas.openxmlformats.org/drawingml/2006/picture">
+                  <wp:extent cx="254000" cy="190500"/>
+                  <wp:docPr id="5" name="Picture 5"/>
+                  <wp:cNvGraphicFramePr>
+                    <a:graphicFrameLocks noChangeAspect="1"/>
+                  </wp:cNvGraphicFramePr>
+                  <a:graphic>
+                    <a:graphicData uri="http://schemas.openxmlformats.org/drawingml/2006/picture">
+                      <pic:pic>
+                        <pic:nvPicPr>
+                          <pic:cNvPr id="0" name="image.png"/>
+                          <pic:cNvPicPr/>
+                        </pic:nvPicPr>
+                        <pic:blipFill>
+                          <a:blip r:embed="rId12"/>
+                          <a:stretch>
+                            <a:fillRect/>
+                          </a:stretch>
+                        </pic:blipFill>
+                        <pic:spPr>
+                          <a:xfrm>
+                            <a:off x="0" y="0"/>
+                            <a:ext cx="254000" cy="190500"/>
+                          </a:xfrm>
+                          <a:prstGeom prst="rect"/>
+                        </pic:spPr>
+                      </pic:pic>
+                    </a:graphicData>
+                  </a:graphic>
+                </wp:inline>
+              </w:drawing>
+            </w:r>
+          </w:p>
+          <w:p>
+            <w:pPr>
+              <w:autoSpaceDN w:val="0"/>
+              <w:autoSpaceDE w:val="0"/>
+              <w:widowControl/>
+              <w:spacing w:line="240" w:lineRule="auto" w:before="360" w:after="0"/>
+              <w:ind w:left="340" w:right="0" w:firstLine="0"/>
+              <w:jc w:val="left"/>
+            </w:pPr>
+            <w:r>
+              <w:drawing>
+                <wp:inline xmlns:a="http://schemas.openxmlformats.org/drawingml/2006/main" xmlns:pic="http://schemas.openxmlformats.org/drawingml/2006/picture">
+                  <wp:extent cx="609600" cy="190500"/>
+                  <wp:docPr id="6" name="Picture 6"/>
+                  <wp:cNvGraphicFramePr>
+                    <a:graphicFrameLocks noChangeAspect="1"/>
+                  </wp:cNvGraphicFramePr>
+                  <a:graphic>
+                    <a:graphicData uri="http://schemas.openxmlformats.org/drawingml/2006/picture">
+                      <pic:pic>
+                        <pic:nvPicPr>
+                          <pic:cNvPr id="0" name="image.png"/>
+                          <pic:cNvPicPr/>
+                        </pic:nvPicPr>
+                        <pic:blipFill>
+                          <a:blip r:embed="rId13"/>
+                          <a:stretch>
+                            <a:fillRect/>
+                          </a:stretch>
+                        </pic:blipFill>
+                        <pic:spPr>
+                          <a:xfrm>
+                            <a:off x="0" y="0"/>
+                            <a:ext cx="609600" cy="190500"/>
+                          </a:xfrm>
+                          <a:prstGeom prst="rect"/>
+                        </pic:spPr>
+                      </pic:pic>
+                    </a:graphicData>
+                  </a:graphic>
+                </wp:inline>
+              </w:drawing>
+            </w:r>
+          </w:p>
+        </w:tc>
+      </w:tr>
+    </w:tbl>
     <w:p>
       <w:pPr>
         <w:autoSpaceDN w:val="0"/>
         <w:autoSpaceDE w:val="0"/>
         <w:widowControl/>
-        <w:spacing w:line="220" w:lineRule="exact" w:before="0" w:after="346"/>
-        <w:ind w:left="0" w:right="0"/>
+        <w:spacing w:line="376" w:lineRule="exact" w:before="144" w:after="6"/>
+        <w:ind w:left="622" w:right="0" w:firstLine="0"/>
+        <w:jc w:val="left"/>
       </w:pPr>
+      <w:r>
+        <w:rPr>
+          <w:rFonts w:ascii="Symbol" w:hAnsi="Symbol" w:eastAsia="Symbol"/>
+          <w:b w:val="0"/>
+          <w:i w:val="0"/>
+          <w:color w:val="0B0B0B"/>
+          <w:sz w:val="20"/>
+        </w:rPr>
+        <w:t>•</w:t>
+      </w:r>
+      <w:r>
+        <w:rPr>
+          <w:rFonts w:ascii="TimesNewRomanPSMT" w:hAnsi="TimesNewRomanPSMT" w:eastAsia="TimesNewRomanPSMT"/>
+          <w:b w:val="0"/>
+          <w:i w:val="0"/>
+          <w:color w:val="202429"/>
+          <w:sz w:val="28"/>
+        </w:rPr>
+        <w:t>She works hard so as to have a better life in the future</w:t>
+      </w:r>
     </w:p>
+    <w:tbl>
+      <w:tblPr>
+        <w:tblW w:type="auto" w:w="0"/>
+        <w:tblLayout w:type="fixed"/>
+        <w:tblLook w:firstColumn="1" w:firstRow="1" w:lastColumn="0" w:lastRow="0" w:noHBand="0" w:noVBand="1" w:val="04A0"/>
+        <w:tblInd w:w="120.0" w:type="dxa"/>
+      </w:tblPr>
+      <w:tblGrid>
+        <w:gridCol w:w="4692"/>
+        <w:gridCol w:w="4692"/>
+      </w:tblGrid>
+      <w:tr>
+        <w:trPr>
+          <w:trHeight w:hRule="exact" w:val="654"/>
+        </w:trPr>
+        <w:tc>
+          <w:tcPr>
+            <w:tcW w:type="dxa" w:w="2780"/>
+            <w:tcBorders/>
+            <w:tcMar>
+              <w:start w:w="0" w:type="dxa"/>
+              <w:end w:w="0" w:type="dxa"/>
+            </w:tcMar>
+          </w:tcPr>
+          <w:p>
+            <w:pPr>
+              <w:autoSpaceDN w:val="0"/>
+              <w:autoSpaceDE w:val="0"/>
+              <w:widowControl/>
+              <w:spacing w:line="376" w:lineRule="exact" w:before="268" w:after="0"/>
+              <w:ind w:left="142" w:right="0" w:firstLine="0"/>
+              <w:jc w:val="left"/>
+            </w:pPr>
+            <w:r>
+              <w:rPr>
+                <w:rFonts w:ascii="TimesNewRomanPSMT" w:hAnsi="TimesNewRomanPSMT" w:eastAsia="TimesNewRomanPSMT"/>
+                <w:b w:val="0"/>
+                <w:i w:val="0"/>
+                <w:color w:val="202429"/>
+                <w:sz w:val="28"/>
+              </w:rPr>
+              <w:t>In order to</w:t>
+            </w:r>
+          </w:p>
+        </w:tc>
+        <w:tc>
+          <w:tcPr>
+            <w:tcW w:type="dxa" w:w="4200"/>
+            <w:tcBorders/>
+            <w:tcMar>
+              <w:start w:w="0" w:type="dxa"/>
+              <w:end w:w="0" w:type="dxa"/>
+            </w:tcMar>
+          </w:tcPr>
+          <w:p>
+            <w:pPr>
+              <w:autoSpaceDN w:val="0"/>
+              <w:autoSpaceDE w:val="0"/>
+              <w:widowControl/>
+              <w:spacing w:line="240" w:lineRule="auto" w:before="6" w:after="0"/>
+              <w:ind w:left="0" w:right="2280" w:firstLine="0"/>
+              <w:jc w:val="right"/>
+            </w:pPr>
+            <w:r>
+              <w:drawing>
+                <wp:inline xmlns:a="http://schemas.openxmlformats.org/drawingml/2006/main" xmlns:pic="http://schemas.openxmlformats.org/drawingml/2006/picture">
+                  <wp:extent cx="292100" cy="190500"/>
+                  <wp:docPr id="7" name="Picture 7"/>
+                  <wp:cNvGraphicFramePr>
+                    <a:graphicFrameLocks noChangeAspect="1"/>
+                  </wp:cNvGraphicFramePr>
+                  <a:graphic>
+                    <a:graphicData uri="http://schemas.openxmlformats.org/drawingml/2006/picture">
+                      <pic:pic>
+                        <pic:nvPicPr>
+                          <pic:cNvPr id="0" name="image.png"/>
+                          <pic:cNvPicPr/>
+                        </pic:nvPicPr>
+                        <pic:blipFill>
+                          <a:blip r:embed="rId14"/>
+                          <a:stretch>
+                            <a:fillRect/>
+                          </a:stretch>
+                        </pic:blipFill>
+                        <pic:spPr>
+                          <a:xfrm>
+                            <a:off x="0" y="0"/>
+                            <a:ext cx="292100" cy="190500"/>
+                          </a:xfrm>
+                          <a:prstGeom prst="rect"/>
+                        </pic:spPr>
+                      </pic:pic>
+                    </a:graphicData>
+                  </a:graphic>
+                </wp:inline>
+              </w:drawing>
+            </w:r>
+          </w:p>
+        </w:tc>
+      </w:tr>
+    </w:tbl>
     <w:p>
       <w:pPr>
         <w:autoSpaceDN w:val="0"/>
         <w:autoSpaceDE w:val="0"/>
         <w:widowControl/>
-        <w:spacing w:line="305" w:lineRule="auto" w:before="0" w:after="0"/>
-        <w:ind w:left="382" w:right="6192" w:firstLine="0"/>
-        <w:jc w:val="left"/>
-      </w:pPr>
-      <w:r>
-        <w:rPr>
-          <w:rFonts w:ascii="Courier New" w:hAnsi="Courier New" w:eastAsia="Courier New"/>
-          <w:b w:val="0"/>
-          <w:i w:val="0"/>
-          <w:color w:val="000000"/>
-          <w:sz w:val="24"/>
-        </w:rPr>
-        <w:t xml:space="preserve">SELECT * </w:t>
-      </w:r>
-      <w:r>
-        <w:br/>
-      </w:r>
-      <w:r>
-        <w:rPr>
-          <w:rFonts w:ascii="Courier New" w:hAnsi="Courier New" w:eastAsia="Courier New"/>
-          <w:b w:val="0"/>
-          <w:i w:val="0"/>
-          <w:color w:val="000000"/>
-          <w:sz w:val="24"/>
-        </w:rPr>
-        <w:t xml:space="preserve">FROM Customers </w:t>
-      </w:r>
-      <w:r>
-        <w:br/>
-      </w:r>
-      <w:r>
-        <w:rPr>
-          <w:rFonts w:ascii="Courier New" w:hAnsi="Courier New" w:eastAsia="Courier New"/>
-          <w:b w:val="0"/>
-          <w:i w:val="0"/>
-          <w:color w:val="000000"/>
-          <w:sz w:val="24"/>
-        </w:rPr>
-        <w:t xml:space="preserve">WHERE customerNumber=112 </w:t>
-      </w:r>
-    </w:p>
-    <w:p>
-      <w:pPr>
-        <w:autoSpaceDN w:val="0"/>
-        <w:autoSpaceDE w:val="0"/>
-        <w:widowControl/>
-        <w:spacing w:line="240" w:lineRule="auto" w:before="308" w:after="0"/>
-        <w:ind w:left="158" w:right="0" w:firstLine="0"/>
-        <w:jc w:val="left"/>
+        <w:spacing w:line="240" w:lineRule="auto" w:before="12" w:after="0"/>
+        <w:ind w:left="0" w:right="3424" w:firstLine="0"/>
+        <w:jc w:val="right"/>
       </w:pPr>
       <w:r>
         <w:drawing>
           <wp:inline xmlns:a="http://schemas.openxmlformats.org/drawingml/2006/main" xmlns:pic="http://schemas.openxmlformats.org/drawingml/2006/picture">
-            <wp:extent cx="6118860" cy="421639"/>
+            <wp:extent cx="1397000" cy="190500"/>
             <wp:docPr id="8" name="Picture 8"/>
             <wp:cNvGraphicFramePr>
               <a:graphicFrameLocks noChangeAspect="1"/>
@@ -2107,7 +2590,7 @@
                   <pic:spPr>
                     <a:xfrm>
                       <a:off x="0" y="0"/>
-                      <a:ext cx="6118860" cy="421639"/>
+                      <a:ext cx="1397000" cy="190500"/>
                     </a:xfrm>
                     <a:prstGeom prst="rect"/>
                   </pic:spPr>
@@ -2123,8 +2606,266 @@
         <w:autoSpaceDN w:val="0"/>
         <w:autoSpaceDE w:val="0"/>
         <w:widowControl/>
-        <w:spacing w:line="266" w:lineRule="exact" w:before="438" w:after="0"/>
-        <w:ind w:left="382" w:right="0" w:firstLine="0"/>
+        <w:spacing w:line="374" w:lineRule="exact" w:before="0" w:after="0"/>
+        <w:ind w:left="622" w:right="0" w:firstLine="0"/>
+        <w:jc w:val="left"/>
+      </w:pPr>
+      <w:r>
+        <w:rPr>
+          <w:rFonts w:ascii="Symbol" w:hAnsi="Symbol" w:eastAsia="Symbol"/>
+          <w:b w:val="0"/>
+          <w:i w:val="0"/>
+          <w:color w:val="0B0B0B"/>
+          <w:sz w:val="20"/>
+        </w:rPr>
+        <w:t>•</w:t>
+      </w:r>
+      <w:r>
+        <w:rPr>
+          <w:rFonts w:ascii="TimesNewRomanPSMT" w:hAnsi="TimesNewRomanPSMT" w:eastAsia="TimesNewRomanPSMT"/>
+          <w:b w:val="0"/>
+          <w:i w:val="0"/>
+          <w:color w:val="202429"/>
+          <w:sz w:val="28"/>
+        </w:rPr>
+        <w:t xml:space="preserve"> I study English in order to speak to my English friend</w:t>
+      </w:r>
+    </w:p>
+    <w:p>
+      <w:pPr>
+        <w:autoSpaceDN w:val="0"/>
+        <w:autoSpaceDE w:val="0"/>
+        <w:widowControl/>
+        <w:spacing w:line="376" w:lineRule="exact" w:before="206" w:after="0"/>
+        <w:ind w:left="622" w:right="0" w:firstLine="0"/>
+        <w:jc w:val="left"/>
+      </w:pPr>
+      <w:r>
+        <w:rPr>
+          <w:rFonts w:ascii="Symbol" w:hAnsi="Symbol" w:eastAsia="Symbol"/>
+          <w:b w:val="0"/>
+          <w:i w:val="0"/>
+          <w:color w:val="0B0B0B"/>
+          <w:sz w:val="20"/>
+        </w:rPr>
+        <w:t>•</w:t>
+      </w:r>
+      <w:r>
+        <w:rPr>
+          <w:rFonts w:ascii="TimesNewRomanPSMT" w:hAnsi="TimesNewRomanPSMT" w:eastAsia="TimesNewRomanPSMT"/>
+          <w:b w:val="0"/>
+          <w:i w:val="0"/>
+          <w:color w:val="202429"/>
+          <w:sz w:val="28"/>
+        </w:rPr>
+        <w:t xml:space="preserve"> I worked hard in order not to fail the test</w:t>
+      </w:r>
+    </w:p>
+    <w:p>
+      <w:pPr>
+        <w:autoSpaceDN w:val="0"/>
+        <w:tabs>
+          <w:tab w:pos="622" w:val="left"/>
+        </w:tabs>
+        <w:autoSpaceDE w:val="0"/>
+        <w:widowControl/>
+        <w:spacing w:line="518" w:lineRule="exact" w:before="74" w:after="0"/>
+        <w:ind w:left="262" w:right="720" w:firstLine="0"/>
+        <w:jc w:val="left"/>
+      </w:pPr>
+      <w:r>
+        <w:tab/>
+      </w:r>
+      <w:r>
+        <w:rPr>
+          <w:rFonts w:ascii="Times New Roman" w:hAnsi="Times New Roman" w:eastAsia="Times New Roman"/>
+          <w:b/>
+          <w:i/>
+          <w:color w:val="000000"/>
+          <w:sz w:val="28"/>
+        </w:rPr>
+        <w:t xml:space="preserve">Giới từ chỉ nguyên nhân (for, because of, owing to, due to: vì, bởi vì) </w:t>
+      </w:r>
+      <w:r>
+        <w:rPr>
+          <w:rFonts w:ascii="TimesNewRomanPSMT" w:hAnsi="TimesNewRomanPSMT" w:eastAsia="TimesNewRomanPSMT"/>
+          <w:b w:val="0"/>
+          <w:i w:val="0"/>
+          <w:color w:val="000000"/>
+          <w:sz w:val="28"/>
+        </w:rPr>
+        <w:t xml:space="preserve">For </w:t>
+      </w:r>
+    </w:p>
+    <w:p>
+      <w:pPr>
+        <w:autoSpaceDN w:val="0"/>
+        <w:autoSpaceDE w:val="0"/>
+        <w:widowControl/>
+        <w:spacing w:line="374" w:lineRule="exact" w:before="284" w:after="156"/>
+        <w:ind w:left="622" w:right="0" w:firstLine="0"/>
+        <w:jc w:val="left"/>
+      </w:pPr>
+      <w:r>
+        <w:rPr>
+          <w:rFonts w:ascii="Symbol" w:hAnsi="Symbol" w:eastAsia="Symbol"/>
+          <w:b w:val="0"/>
+          <w:i w:val="0"/>
+          <w:color w:val="0B0B0B"/>
+          <w:sz w:val="20"/>
+        </w:rPr>
+        <w:t>•</w:t>
+      </w:r>
+      <w:r>
+        <w:rPr>
+          <w:rFonts w:ascii="TimesNewRomanPSMT" w:hAnsi="TimesNewRomanPSMT" w:eastAsia="TimesNewRomanPSMT"/>
+          <w:b w:val="0"/>
+          <w:i w:val="0"/>
+          <w:color w:val="1E1E1E"/>
+          <w:sz w:val="28"/>
+        </w:rPr>
+        <w:t>Leonardo da Vinci is renowned for his Mona Lisa painting</w:t>
+      </w:r>
+    </w:p>
+    <w:tbl>
+      <w:tblPr>
+        <w:tblW w:type="auto" w:w="0"/>
+        <w:tblLayout w:type="fixed"/>
+        <w:tblLook w:firstColumn="1" w:firstRow="1" w:lastColumn="0" w:lastRow="0" w:noHBand="0" w:noVBand="1" w:val="04A0"/>
+        <w:tblInd w:w="220.0" w:type="dxa"/>
+      </w:tblPr>
+      <w:tblGrid>
+        <w:gridCol w:w="4692"/>
+        <w:gridCol w:w="4692"/>
+      </w:tblGrid>
+      <w:tr>
+        <w:trPr>
+          <w:trHeight w:hRule="exact" w:val="526"/>
+        </w:trPr>
+        <w:tc>
+          <w:tcPr>
+            <w:tcW w:type="dxa" w:w="380"/>
+            <w:tcBorders/>
+            <w:tcMar>
+              <w:start w:w="0" w:type="dxa"/>
+              <w:end w:w="0" w:type="dxa"/>
+            </w:tcMar>
+          </w:tcPr>
+          <w:p>
+            <w:pPr>
+              <w:autoSpaceDN w:val="0"/>
+              <w:autoSpaceDE w:val="0"/>
+              <w:widowControl/>
+              <w:spacing w:line="240" w:lineRule="auto" w:before="186" w:after="0"/>
+              <w:ind w:left="0" w:right="0" w:firstLine="0"/>
+              <w:jc w:val="right"/>
+            </w:pPr>
+            <w:r>
+              <w:drawing>
+                <wp:inline xmlns:a="http://schemas.openxmlformats.org/drawingml/2006/main" xmlns:pic="http://schemas.openxmlformats.org/drawingml/2006/picture">
+                  <wp:extent cx="101600" cy="177800"/>
+                  <wp:docPr id="9" name="Picture 9"/>
+                  <wp:cNvGraphicFramePr>
+                    <a:graphicFrameLocks noChangeAspect="1"/>
+                  </wp:cNvGraphicFramePr>
+                  <a:graphic>
+                    <a:graphicData uri="http://schemas.openxmlformats.org/drawingml/2006/picture">
+                      <pic:pic>
+                        <pic:nvPicPr>
+                          <pic:cNvPr id="0" name="image.png"/>
+                          <pic:cNvPicPr/>
+                        </pic:nvPicPr>
+                        <pic:blipFill>
+                          <a:blip r:embed="rId16"/>
+                          <a:stretch>
+                            <a:fillRect/>
+                          </a:stretch>
+                        </pic:blipFill>
+                        <pic:spPr>
+                          <a:xfrm>
+                            <a:off x="0" y="0"/>
+                            <a:ext cx="101600" cy="177800"/>
+                          </a:xfrm>
+                          <a:prstGeom prst="rect"/>
+                        </pic:spPr>
+                      </pic:pic>
+                    </a:graphicData>
+                  </a:graphic>
+                </wp:inline>
+              </w:drawing>
+            </w:r>
+          </w:p>
+        </w:tc>
+        <w:tc>
+          <w:tcPr>
+            <w:tcW w:type="dxa" w:w="7640"/>
+            <w:tcBorders/>
+            <w:tcMar>
+              <w:start w:w="0" w:type="dxa"/>
+              <w:end w:w="0" w:type="dxa"/>
+            </w:tcMar>
+          </w:tcPr>
+          <w:p>
+            <w:pPr>
+              <w:autoSpaceDN w:val="0"/>
+              <w:autoSpaceDE w:val="0"/>
+              <w:widowControl/>
+              <w:spacing w:line="374" w:lineRule="exact" w:before="60" w:after="0"/>
+              <w:ind w:left="22" w:right="0" w:firstLine="0"/>
+              <w:jc w:val="left"/>
+            </w:pPr>
+            <w:r>
+              <w:rPr>
+                <w:rFonts w:ascii="Symbol" w:hAnsi="Symbol" w:eastAsia="Symbol"/>
+                <w:b w:val="0"/>
+                <w:i w:val="0"/>
+                <w:color w:val="0B0B0B"/>
+                <w:sz w:val="20"/>
+              </w:rPr>
+              <w:t>•</w:t>
+            </w:r>
+            <w:r>
+              <w:rPr>
+                <w:rFonts w:ascii="TimesNewRomanPSMT" w:hAnsi="TimesNewRomanPSMT" w:eastAsia="TimesNewRomanPSMT"/>
+                <w:b w:val="0"/>
+                <w:i w:val="0"/>
+                <w:color w:val="1E1E1E"/>
+                <w:sz w:val="28"/>
+              </w:rPr>
+              <w:t xml:space="preserve">He was taken to the police </w:t>
+            </w:r>
+            <w:r>
+              <w:rPr>
+                <w:u w:val="single" w:color="eaeaea"/>
+                <w:rFonts w:ascii="TimesNewRomanPSMT" w:hAnsi="TimesNewRomanPSMT" w:eastAsia="TimesNewRomanPSMT"/>
+                <w:b w:val="0"/>
+                <w:i w:val="0"/>
+                <w:color w:val="1E1E1E"/>
+                <w:sz w:val="28"/>
+              </w:rPr>
+              <w:t xml:space="preserve">for </w:t>
+            </w:r>
+            <w:r>
+              <w:rPr>
+                <w:rFonts w:ascii="TimesNewRomanPSMT" w:hAnsi="TimesNewRomanPSMT" w:eastAsia="TimesNewRomanPSMT"/>
+                <w:b w:val="0"/>
+                <w:i w:val="0"/>
+                <w:color w:val="1E1E1E"/>
+                <w:sz w:val="28"/>
+              </w:rPr>
+              <w:t>driving under influence.</w:t>
+            </w:r>
+          </w:p>
+        </w:tc>
+      </w:tr>
+    </w:tbl>
+    <w:p>
+      <w:pPr>
+        <w:autoSpaceDN w:val="0"/>
+        <w:autoSpaceDE w:val="0"/>
+        <w:widowControl/>
+        <w:spacing w:line="374" w:lineRule="exact" w:before="190" w:after="0"/>
+        <w:ind w:left="262" w:right="0" w:firstLine="0"/>
         <w:jc w:val="left"/>
       </w:pPr>
       <w:r>
@@ -2132,10 +2873,10 @@
           <w:rFonts w:ascii="TimesNewRomanPSMT" w:hAnsi="TimesNewRomanPSMT" w:eastAsia="TimesNewRomanPSMT"/>
           <w:b w:val="0"/>
           <w:i w:val="0"/>
-          <w:color w:val="2B2B2B"/>
-          <w:sz w:val="24"/>
+          <w:color w:val="1E1E1E"/>
+          <w:sz w:val="28"/>
         </w:rPr>
-        <w:t xml:space="preserve">Ví dụ sau đưa ra các đơn hàng có mã khách hàng là 181 </w:t>
+        <w:t>Because of</w:t>
       </w:r>
     </w:p>
     <w:p>
@@ -2143,45 +2884,29 @@
         <w:autoSpaceDN w:val="0"/>
         <w:autoSpaceDE w:val="0"/>
         <w:widowControl/>
-        <w:spacing w:line="305" w:lineRule="auto" w:before="322" w:after="0"/>
-        <w:ind w:left="382" w:right="5904" w:firstLine="0"/>
+        <w:spacing w:line="374" w:lineRule="exact" w:before="284" w:after="0"/>
+        <w:ind w:left="622" w:right="0" w:firstLine="0"/>
         <w:jc w:val="left"/>
       </w:pPr>
       <w:r>
         <w:rPr>
-          <w:rFonts w:ascii="Courier New" w:hAnsi="Courier New" w:eastAsia="Courier New"/>
+          <w:rFonts w:ascii="Symbol" w:hAnsi="Symbol" w:eastAsia="Symbol"/>
           <w:b w:val="0"/>
           <w:i w:val="0"/>
-          <w:color w:val="000000"/>
-          <w:sz w:val="24"/>
+          <w:color w:val="0B0B0B"/>
+          <w:sz w:val="20"/>
         </w:rPr>
-        <w:t xml:space="preserve">SELECT * </w:t>
-      </w:r>
-      <w:r>
-        <w:br/>
+        <w:t>•</w:t>
       </w:r>
       <w:r>
         <w:rPr>
-          <w:rFonts w:ascii="Courier New" w:hAnsi="Courier New" w:eastAsia="Courier New"/>
+          <w:rFonts w:ascii="TimesNewRomanPSMT" w:hAnsi="TimesNewRomanPSMT" w:eastAsia="TimesNewRomanPSMT"/>
           <w:b w:val="0"/>
           <w:i w:val="0"/>
-          <w:color w:val="000000"/>
-          <w:sz w:val="24"/>
+          <w:color w:val="1E1E1E"/>
+          <w:sz w:val="28"/>
         </w:rPr>
-        <w:t xml:space="preserve">FROM orders </w:t>
-      </w:r>
-      <w:r>
-        <w:br/>
-      </w:r>
-      <w:r>
-        <w:rPr>
-          <w:rFonts w:ascii="Courier New" w:hAnsi="Courier New" w:eastAsia="Courier New"/>
-          <w:b w:val="0"/>
-          <w:i w:val="0"/>
-          <w:color w:val="000000"/>
-          <w:sz w:val="24"/>
-        </w:rPr>
-        <w:t xml:space="preserve">WHERE customerNumber = 181 </w:t>
+        <w:t xml:space="preserve">Because of the rain, our camping trip has been canceled. </w:t>
       </w:r>
     </w:p>
     <w:p>
@@ -2189,15 +2914,184 @@
         <w:autoSpaceDN w:val="0"/>
         <w:autoSpaceDE w:val="0"/>
         <w:widowControl/>
-        <w:spacing w:line="240" w:lineRule="auto" w:before="382" w:after="0"/>
-        <w:ind w:left="158" w:right="0" w:firstLine="0"/>
+        <w:spacing w:line="374" w:lineRule="exact" w:before="218" w:after="0"/>
+        <w:ind w:left="622" w:right="0" w:firstLine="0"/>
         <w:jc w:val="left"/>
       </w:pPr>
       <w:r>
+        <w:rPr>
+          <w:rFonts w:ascii="Symbol" w:hAnsi="Symbol" w:eastAsia="Symbol"/>
+          <w:b w:val="0"/>
+          <w:i w:val="0"/>
+          <w:color w:val="0B0B0B"/>
+          <w:sz w:val="20"/>
+        </w:rPr>
+        <w:t>•</w:t>
+      </w:r>
+      <w:r>
+        <w:rPr>
+          <w:rFonts w:ascii="TimesNewRomanPSMT" w:hAnsi="TimesNewRomanPSMT" w:eastAsia="TimesNewRomanPSMT"/>
+          <w:b w:val="0"/>
+          <w:i w:val="0"/>
+          <w:color w:val="1E1E1E"/>
+          <w:sz w:val="28"/>
+        </w:rPr>
+        <w:t xml:space="preserve">My mother is working this hard just </w:t>
+      </w:r>
+      <w:r>
+        <w:rPr>
+          <w:u w:val="single" w:color="eaeaea"/>
+          <w:rFonts w:ascii="TimesNewRomanPSMT" w:hAnsi="TimesNewRomanPSMT" w:eastAsia="TimesNewRomanPSMT"/>
+          <w:b w:val="0"/>
+          <w:i w:val="0"/>
+          <w:color w:val="1E1E1E"/>
+          <w:sz w:val="28"/>
+        </w:rPr>
+        <w:t>because of</w:t>
+      </w:r>
+      <w:r>
+        <w:rPr>
+          <w:rFonts w:ascii="TimesNewRomanPSMT" w:hAnsi="TimesNewRomanPSMT" w:eastAsia="TimesNewRomanPSMT"/>
+          <w:b w:val="0"/>
+          <w:i w:val="0"/>
+          <w:color w:val="1E1E1E"/>
+          <w:sz w:val="28"/>
+        </w:rPr>
+        <w:t xml:space="preserve"> me</w:t>
+      </w:r>
+    </w:p>
+    <w:p>
+      <w:pPr>
+        <w:autoSpaceDN w:val="0"/>
+        <w:autoSpaceDE w:val="0"/>
+        <w:widowControl/>
+        <w:spacing w:line="376" w:lineRule="exact" w:before="278" w:after="0"/>
+        <w:ind w:left="262" w:right="0" w:firstLine="0"/>
+        <w:jc w:val="left"/>
+      </w:pPr>
+      <w:r>
+        <w:rPr>
+          <w:rFonts w:ascii="TimesNewRomanPSMT" w:hAnsi="TimesNewRomanPSMT" w:eastAsia="TimesNewRomanPSMT"/>
+          <w:b w:val="0"/>
+          <w:i w:val="0"/>
+          <w:color w:val="1E1E1E"/>
+          <w:sz w:val="28"/>
+        </w:rPr>
+        <w:t>Owning to</w:t>
+      </w:r>
+    </w:p>
+    <w:p>
+      <w:pPr>
+        <w:autoSpaceDN w:val="0"/>
+        <w:autoSpaceDE w:val="0"/>
+        <w:widowControl/>
+        <w:spacing w:line="374" w:lineRule="exact" w:before="282" w:after="0"/>
+        <w:ind w:left="622" w:right="0" w:firstLine="0"/>
+        <w:jc w:val="left"/>
+      </w:pPr>
+      <w:r>
+        <w:rPr>
+          <w:rFonts w:ascii="Symbol" w:hAnsi="Symbol" w:eastAsia="Symbol"/>
+          <w:b w:val="0"/>
+          <w:i w:val="0"/>
+          <w:color w:val="0B0B0B"/>
+          <w:sz w:val="20"/>
+        </w:rPr>
+        <w:t>•</w:t>
+      </w:r>
+      <w:r>
+        <w:rPr>
+          <w:rFonts w:ascii="TimesNewRomanPSMT" w:hAnsi="TimesNewRomanPSMT" w:eastAsia="TimesNewRomanPSMT"/>
+          <w:b w:val="0"/>
+          <w:i w:val="0"/>
+          <w:color w:val="1E1E1E"/>
+          <w:sz w:val="28"/>
+        </w:rPr>
+        <w:t xml:space="preserve">People are opting for public transport </w:t>
+      </w:r>
+      <w:r>
+        <w:rPr>
+          <w:u w:val="single" w:color="eaeaea"/>
+          <w:rFonts w:ascii="TimesNewRomanPSMT" w:hAnsi="TimesNewRomanPSMT" w:eastAsia="TimesNewRomanPSMT"/>
+          <w:b w:val="0"/>
+          <w:i w:val="0"/>
+          <w:color w:val="1E1E1E"/>
+          <w:sz w:val="28"/>
+        </w:rPr>
+        <w:t>owing to</w:t>
+      </w:r>
+      <w:r>
+        <w:rPr>
+          <w:rFonts w:ascii="TimesNewRomanPSMT" w:hAnsi="TimesNewRomanPSMT" w:eastAsia="TimesNewRomanPSMT"/>
+          <w:b w:val="0"/>
+          <w:i w:val="0"/>
+          <w:color w:val="1E1E1E"/>
+          <w:sz w:val="28"/>
+        </w:rPr>
+        <w:t xml:space="preserve"> the escalating cost of fuel</w:t>
+      </w:r>
+    </w:p>
+    <w:p>
+      <w:pPr>
+        <w:autoSpaceDN w:val="0"/>
+        <w:autoSpaceDE w:val="0"/>
+        <w:widowControl/>
+        <w:spacing w:line="374" w:lineRule="exact" w:before="212" w:after="0"/>
+        <w:ind w:left="622" w:right="0" w:firstLine="0"/>
+        <w:jc w:val="left"/>
+      </w:pPr>
+      <w:r>
+        <w:rPr>
+          <w:rFonts w:ascii="Symbol" w:hAnsi="Symbol" w:eastAsia="Symbol"/>
+          <w:b w:val="0"/>
+          <w:i w:val="0"/>
+          <w:color w:val="0B0B0B"/>
+          <w:sz w:val="20"/>
+        </w:rPr>
+        <w:t>•</w:t>
+      </w:r>
+      <w:r>
+        <w:rPr>
+          <w:rFonts w:ascii="TimesNewRomanPSMT" w:hAnsi="TimesNewRomanPSMT" w:eastAsia="TimesNewRomanPSMT"/>
+          <w:b w:val="0"/>
+          <w:i w:val="0"/>
+          <w:color w:val="1E1E1E"/>
+          <w:sz w:val="28"/>
+        </w:rPr>
+        <w:t>Owing to his carelessness, we had an accident</w:t>
+      </w:r>
+    </w:p>
+    <w:p>
+      <w:pPr>
+        <w:sectPr>
+          <w:pgSz w:w="11906" w:h="16841"/>
+          <w:pgMar w:top="550" w:right="1082" w:bottom="636" w:left="1440" w:header="720" w:footer="720" w:gutter="0"/>
+          <w:cols/>
+          <w:docGrid w:linePitch="360"/>
+        </w:sectPr>
+      </w:pPr>
+    </w:p>
+    <w:p>
+      <w:pPr>
+        <w:autoSpaceDN w:val="0"/>
+        <w:autoSpaceDE w:val="0"/>
+        <w:widowControl/>
+        <w:spacing w:line="220" w:lineRule="exact" w:before="0" w:after="328"/>
+        <w:ind w:left="0" w:right="0"/>
+      </w:pPr>
+      <w:r>
         <w:drawing>
-          <wp:inline xmlns:a="http://schemas.openxmlformats.org/drawingml/2006/main" xmlns:pic="http://schemas.openxmlformats.org/drawingml/2006/picture">
-            <wp:extent cx="6399530" cy="1021080"/>
-            <wp:docPr id="9" name="Picture 9"/>
+          <wp:anchor xmlns:a="http://schemas.openxmlformats.org/drawingml/2006/main" xmlns:pic="http://schemas.openxmlformats.org/drawingml/2006/picture" distT="0" distB="0" distL="0" distR="0" simplePos="0" relativeHeight="0" behindDoc="1" locked="0" layoutInCell="1" allowOverlap="1">
+            <wp:simplePos x="0" y="0"/>
+            <wp:positionH relativeFrom="page">
+              <wp:posOffset>1193800</wp:posOffset>
+            </wp:positionH>
+            <wp:positionV relativeFrom="page">
+              <wp:posOffset>6985000</wp:posOffset>
+            </wp:positionV>
+            <wp:extent cx="1663700" cy="520700"/>
+            <wp:wrapNone/>
+            <wp:docPr id="23" name="Picture 23"/>
             <wp:cNvGraphicFramePr>
               <a:graphicFrameLocks noChangeAspect="1"/>
             </wp:cNvGraphicFramePr>
@@ -2209,7 +3103,7 @@
                     <pic:cNvPicPr/>
                   </pic:nvPicPr>
                   <pic:blipFill>
-                    <a:blip r:embed="rId16"/>
+                    <a:blip r:embed="rId30"/>
                     <a:stretch>
                       <a:fillRect/>
                     </a:stretch>
@@ -2217,7 +3111,643 @@
                   <pic:spPr>
                     <a:xfrm>
                       <a:off x="0" y="0"/>
-                      <a:ext cx="6399530" cy="1021080"/>
+                      <a:ext cx="1663700" cy="520700"/>
+                    </a:xfrm>
+                    <a:prstGeom prst="rect"/>
+                  </pic:spPr>
+                </pic:pic>
+              </a:graphicData>
+            </a:graphic>
+          </wp:anchor>
+        </w:drawing>
+      </w:r>
+    </w:p>
+    <w:p>
+      <w:pPr>
+        <w:autoSpaceDN w:val="0"/>
+        <w:autoSpaceDE w:val="0"/>
+        <w:widowControl/>
+        <w:spacing w:line="376" w:lineRule="exact" w:before="0" w:after="0"/>
+        <w:ind w:left="262" w:right="0" w:firstLine="0"/>
+        <w:jc w:val="left"/>
+      </w:pPr>
+      <w:r>
+        <w:rPr>
+          <w:rFonts w:ascii="TimesNewRomanPSMT" w:hAnsi="TimesNewRomanPSMT" w:eastAsia="TimesNewRomanPSMT"/>
+          <w:b w:val="0"/>
+          <w:i w:val="0"/>
+          <w:color w:val="1E1E1E"/>
+          <w:sz w:val="28"/>
+        </w:rPr>
+        <w:t>Due to</w:t>
+      </w:r>
+    </w:p>
+    <w:p>
+      <w:pPr>
+        <w:autoSpaceDN w:val="0"/>
+        <w:autoSpaceDE w:val="0"/>
+        <w:widowControl/>
+        <w:spacing w:line="376" w:lineRule="exact" w:before="282" w:after="0"/>
+        <w:ind w:left="622" w:right="0" w:firstLine="0"/>
+        <w:jc w:val="left"/>
+      </w:pPr>
+      <w:r>
+        <w:rPr>
+          <w:rFonts w:ascii="Symbol" w:hAnsi="Symbol" w:eastAsia="Symbol"/>
+          <w:b w:val="0"/>
+          <w:i w:val="0"/>
+          <w:color w:val="0B0B0B"/>
+          <w:sz w:val="20"/>
+        </w:rPr>
+        <w:t>•</w:t>
+      </w:r>
+      <w:r>
+        <w:rPr>
+          <w:rFonts w:ascii="TimesNewRomanPSMT" w:hAnsi="TimesNewRomanPSMT" w:eastAsia="TimesNewRomanPSMT"/>
+          <w:b w:val="0"/>
+          <w:i w:val="0"/>
+          <w:color w:val="1E1E1E"/>
+          <w:sz w:val="28"/>
+        </w:rPr>
+        <w:t xml:space="preserve">Our match, </w:t>
+      </w:r>
+      <w:r>
+        <w:rPr>
+          <w:u w:val="single" w:color="eaeaea"/>
+          <w:rFonts w:ascii="TimesNewRomanPSMT" w:hAnsi="TimesNewRomanPSMT" w:eastAsia="TimesNewRomanPSMT"/>
+          <w:b w:val="0"/>
+          <w:i w:val="0"/>
+          <w:color w:val="1E1E1E"/>
+          <w:sz w:val="28"/>
+        </w:rPr>
+        <w:t>due to</w:t>
+      </w:r>
+      <w:r>
+        <w:rPr>
+          <w:rFonts w:ascii="TimesNewRomanPSMT" w:hAnsi="TimesNewRomanPSMT" w:eastAsia="TimesNewRomanPSMT"/>
+          <w:b w:val="0"/>
+          <w:i w:val="0"/>
+          <w:color w:val="1E1E1E"/>
+          <w:sz w:val="28"/>
+        </w:rPr>
+        <w:t xml:space="preserve"> the heavy rain, has been canceled</w:t>
+      </w:r>
+    </w:p>
+    <w:p>
+      <w:pPr>
+        <w:autoSpaceDN w:val="0"/>
+        <w:autoSpaceDE w:val="0"/>
+        <w:widowControl/>
+        <w:spacing w:line="374" w:lineRule="exact" w:before="210" w:after="0"/>
+        <w:ind w:left="622" w:right="0" w:firstLine="0"/>
+        <w:jc w:val="left"/>
+      </w:pPr>
+      <w:r>
+        <w:rPr>
+          <w:rFonts w:ascii="Symbol" w:hAnsi="Symbol" w:eastAsia="Symbol"/>
+          <w:b w:val="0"/>
+          <w:i w:val="0"/>
+          <w:color w:val="0B0B0B"/>
+          <w:sz w:val="20"/>
+        </w:rPr>
+        <w:t>•</w:t>
+      </w:r>
+      <w:r>
+        <w:rPr>
+          <w:rFonts w:ascii="TimesNewRomanPSMT" w:hAnsi="TimesNewRomanPSMT" w:eastAsia="TimesNewRomanPSMT"/>
+          <w:b w:val="0"/>
+          <w:i w:val="0"/>
+          <w:color w:val="1E1E1E"/>
+          <w:sz w:val="28"/>
+        </w:rPr>
+        <w:t>She didn’t go out due to feeling unwell</w:t>
+      </w:r>
+    </w:p>
+    <w:p>
+      <w:pPr>
+        <w:autoSpaceDN w:val="0"/>
+        <w:tabs>
+          <w:tab w:pos="622" w:val="left"/>
+        </w:tabs>
+        <w:autoSpaceDE w:val="0"/>
+        <w:widowControl/>
+        <w:spacing w:line="444" w:lineRule="exact" w:before="150" w:after="102"/>
+        <w:ind w:left="262" w:right="432" w:firstLine="0"/>
+        <w:jc w:val="left"/>
+      </w:pPr>
+      <w:r>
+        <w:tab/>
+      </w:r>
+      <w:r>
+        <w:rPr>
+          <w:rFonts w:ascii="Times New Roman" w:hAnsi="Times New Roman" w:eastAsia="Times New Roman"/>
+          <w:b/>
+          <w:i/>
+          <w:color w:val="000000"/>
+          <w:sz w:val="28"/>
+        </w:rPr>
+        <w:t xml:space="preserve">Giới từ chỉ cách thức, phương tiện (by: bằng, bởi;  with: bằng, với; in: </w:t>
+      </w:r>
+      <w:r>
+        <w:tab/>
+      </w:r>
+      <w:r>
+        <w:rPr>
+          <w:rFonts w:ascii="Times New Roman" w:hAnsi="Times New Roman" w:eastAsia="Times New Roman"/>
+          <w:b/>
+          <w:i/>
+          <w:color w:val="000000"/>
+          <w:sz w:val="28"/>
+        </w:rPr>
+        <w:t xml:space="preserve">bằng, với; without: không) </w:t>
+      </w:r>
+      <w:r>
+        <w:br/>
+      </w:r>
+      <w:r>
+        <w:rPr>
+          <w:rFonts w:ascii="TimesNewRomanPSMT" w:hAnsi="TimesNewRomanPSMT" w:eastAsia="TimesNewRomanPSMT"/>
+          <w:b w:val="0"/>
+          <w:i w:val="0"/>
+          <w:color w:val="000000"/>
+          <w:sz w:val="28"/>
+        </w:rPr>
+        <w:t xml:space="preserve">By </w:t>
+      </w:r>
+    </w:p>
+    <w:tbl>
+      <w:tblPr>
+        <w:tblW w:type="auto" w:w="0"/>
+        <w:tblLayout w:type="fixed"/>
+        <w:tblLook w:firstColumn="1" w:firstRow="1" w:lastColumn="0" w:lastRow="0" w:noHBand="0" w:noVBand="1" w:val="04A0"/>
+        <w:tblInd w:w="120.0" w:type="dxa"/>
+      </w:tblPr>
+      <w:tblGrid>
+        <w:gridCol w:w="4692"/>
+        <w:gridCol w:w="4692"/>
+      </w:tblGrid>
+      <w:tr>
+        <w:trPr>
+          <w:trHeight w:hRule="exact" w:val="540"/>
+        </w:trPr>
+        <w:tc>
+          <w:tcPr>
+            <w:tcW w:type="dxa" w:w="5660"/>
+            <w:tcBorders/>
+            <w:tcMar>
+              <w:start w:w="0" w:type="dxa"/>
+              <w:end w:w="0" w:type="dxa"/>
+            </w:tcMar>
+          </w:tcPr>
+          <w:p>
+            <w:pPr>
+              <w:autoSpaceDN w:val="0"/>
+              <w:autoSpaceDE w:val="0"/>
+              <w:widowControl/>
+              <w:spacing w:line="374" w:lineRule="exact" w:before="166" w:after="0"/>
+              <w:ind w:left="682" w:right="0" w:firstLine="0"/>
+              <w:jc w:val="left"/>
+            </w:pPr>
+            <w:r>
+              <w:rPr>
+                <w:rFonts w:ascii="Symbol" w:hAnsi="Symbol" w:eastAsia="Symbol"/>
+                <w:b w:val="0"/>
+                <w:i w:val="0"/>
+                <w:color w:val="373C3E"/>
+                <w:sz w:val="20"/>
+              </w:rPr>
+              <w:t>•</w:t>
+            </w:r>
+            <w:r>
+              <w:rPr>
+                <w:rFonts w:ascii="TimesNewRomanPSMT" w:hAnsi="TimesNewRomanPSMT" w:eastAsia="TimesNewRomanPSMT"/>
+                <w:b w:val="0"/>
+                <w:i w:val="0"/>
+                <w:color w:val="373C3E"/>
+                <w:sz w:val="28"/>
+              </w:rPr>
+              <w:t xml:space="preserve">She lost 2 kilograms by being vegetarian. </w:t>
+            </w:r>
+          </w:p>
+        </w:tc>
+        <w:tc>
+          <w:tcPr>
+            <w:tcW w:type="dxa" w:w="2980"/>
+            <w:tcBorders/>
+            <w:tcMar>
+              <w:start w:w="0" w:type="dxa"/>
+              <w:end w:w="0" w:type="dxa"/>
+            </w:tcMar>
+          </w:tcPr>
+          <w:p>
+            <w:pPr>
+              <w:autoSpaceDN w:val="0"/>
+              <w:autoSpaceDE w:val="0"/>
+              <w:widowControl/>
+              <w:spacing w:line="240" w:lineRule="auto" w:before="60" w:after="0"/>
+              <w:ind w:left="0" w:right="880" w:firstLine="0"/>
+              <w:jc w:val="right"/>
+            </w:pPr>
+            <w:r>
+              <w:drawing>
+                <wp:inline xmlns:a="http://schemas.openxmlformats.org/drawingml/2006/main" xmlns:pic="http://schemas.openxmlformats.org/drawingml/2006/picture">
+                  <wp:extent cx="177800" cy="101600"/>
+                  <wp:docPr id="14" name="Picture 14"/>
+                  <wp:cNvGraphicFramePr>
+                    <a:graphicFrameLocks noChangeAspect="1"/>
+                  </wp:cNvGraphicFramePr>
+                  <a:graphic>
+                    <a:graphicData uri="http://schemas.openxmlformats.org/drawingml/2006/picture">
+                      <pic:pic>
+                        <pic:nvPicPr>
+                          <pic:cNvPr id="0" name="image.png"/>
+                          <pic:cNvPicPr/>
+                        </pic:nvPicPr>
+                        <pic:blipFill>
+                          <a:blip r:embed="rId21"/>
+                          <a:stretch>
+                            <a:fillRect/>
+                          </a:stretch>
+                        </pic:blipFill>
+                        <pic:spPr>
+                          <a:xfrm>
+                            <a:off x="0" y="0"/>
+                            <a:ext cx="177800" cy="101600"/>
+                          </a:xfrm>
+                          <a:prstGeom prst="rect"/>
+                        </pic:spPr>
+                      </pic:pic>
+                    </a:graphicData>
+                  </a:graphic>
+                </wp:inline>
+              </w:drawing>
+            </w:r>
+          </w:p>
+        </w:tc>
+      </w:tr>
+      <w:tr>
+        <w:trPr>
+          <w:trHeight w:hRule="exact" w:val="360"/>
+        </w:trPr>
+        <w:tc>
+          <w:tcPr>
+            <w:tcW w:type="dxa" w:w="8640"/>
+            <w:gridSpan w:val="2"/>
+            <w:tcBorders/>
+            <w:tcMar>
+              <w:start w:w="0" w:type="dxa"/>
+              <w:end w:w="0" w:type="dxa"/>
+            </w:tcMar>
+            <w:tcMar>
+              <w:start w:w="0" w:type="dxa"/>
+              <w:end w:w="0" w:type="dxa"/>
+            </w:tcMar>
+          </w:tcPr>
+          <w:p>
+            <w:pPr>
+              <w:autoSpaceDN w:val="0"/>
+              <w:autoSpaceDE w:val="0"/>
+              <w:widowControl/>
+              <w:spacing w:line="374" w:lineRule="exact" w:before="0" w:after="0"/>
+              <w:ind w:left="682" w:right="0" w:firstLine="0"/>
+              <w:jc w:val="left"/>
+            </w:pPr>
+            <w:r>
+              <w:rPr>
+                <w:rFonts w:ascii="Symbol" w:hAnsi="Symbol" w:eastAsia="Symbol"/>
+                <w:b w:val="0"/>
+                <w:i w:val="0"/>
+                <w:color w:val="373C3E"/>
+                <w:sz w:val="20"/>
+              </w:rPr>
+              <w:t>•</w:t>
+            </w:r>
+            <w:r>
+              <w:rPr>
+                <w:rFonts w:ascii="TimesNewRomanPSMT" w:hAnsi="TimesNewRomanPSMT" w:eastAsia="TimesNewRomanPSMT"/>
+                <w:b w:val="0"/>
+                <w:i w:val="0"/>
+                <w:color w:val="373C3E"/>
+                <w:sz w:val="28"/>
+              </w:rPr>
+              <w:t xml:space="preserve">He cooked Japanese food by traditional methods. </w:t>
+            </w:r>
+          </w:p>
+        </w:tc>
+      </w:tr>
+      <w:tr>
+        <w:trPr>
+          <w:trHeight w:hRule="exact" w:val="380"/>
+        </w:trPr>
+        <w:tc>
+          <w:tcPr>
+            <w:tcW w:type="dxa" w:w="5660"/>
+            <w:tcBorders/>
+            <w:tcMar>
+              <w:start w:w="0" w:type="dxa"/>
+              <w:end w:w="0" w:type="dxa"/>
+            </w:tcMar>
+          </w:tcPr>
+          <w:p>
+            <w:pPr>
+              <w:autoSpaceDN w:val="0"/>
+              <w:autoSpaceDE w:val="0"/>
+              <w:widowControl/>
+              <w:spacing w:line="374" w:lineRule="exact" w:before="6" w:after="0"/>
+              <w:ind w:left="682" w:right="0" w:firstLine="0"/>
+              <w:jc w:val="left"/>
+            </w:pPr>
+            <w:r>
+              <w:rPr>
+                <w:rFonts w:ascii="Symbol" w:hAnsi="Symbol" w:eastAsia="Symbol"/>
+                <w:b w:val="0"/>
+                <w:i w:val="0"/>
+                <w:color w:val="373C3E"/>
+                <w:sz w:val="20"/>
+              </w:rPr>
+              <w:t>•</w:t>
+            </w:r>
+            <w:r>
+              <w:rPr>
+                <w:rFonts w:ascii="TimesNewRomanPSMT" w:hAnsi="TimesNewRomanPSMT" w:eastAsia="TimesNewRomanPSMT"/>
+                <w:b w:val="0"/>
+                <w:i w:val="0"/>
+                <w:color w:val="202429"/>
+                <w:sz w:val="28"/>
+              </w:rPr>
+              <w:t xml:space="preserve">I always go to work </w:t>
+            </w:r>
+            <w:r>
+              <w:rPr>
+                <w:rFonts w:ascii="TimesNewRomanPSMT" w:hAnsi="TimesNewRomanPSMT" w:eastAsia="TimesNewRomanPSMT"/>
+                <w:b w:val="0"/>
+                <w:i w:val="0"/>
+                <w:color w:val="000000"/>
+                <w:sz w:val="28"/>
+              </w:rPr>
+              <w:t>by</w:t>
+            </w:r>
+            <w:r>
+              <w:rPr>
+                <w:rFonts w:ascii="TimesNewRomanPSMT" w:hAnsi="TimesNewRomanPSMT" w:eastAsia="TimesNewRomanPSMT"/>
+                <w:b w:val="0"/>
+                <w:i w:val="0"/>
+                <w:color w:val="202429"/>
+                <w:sz w:val="28"/>
+              </w:rPr>
+              <w:t xml:space="preserve"> car</w:t>
+            </w:r>
+          </w:p>
+        </w:tc>
+        <w:tc>
+          <w:tcPr>
+            <w:tcW w:type="dxa" w:w="2980"/>
+            <w:tcBorders/>
+            <w:tcMar>
+              <w:start w:w="0" w:type="dxa"/>
+              <w:end w:w="0" w:type="dxa"/>
+            </w:tcMar>
+          </w:tcPr>
+          <w:p>
+            <w:pPr>
+              <w:autoSpaceDN w:val="0"/>
+              <w:autoSpaceDE w:val="0"/>
+              <w:widowControl/>
+              <w:spacing w:line="240" w:lineRule="auto" w:before="40" w:after="0"/>
+              <w:ind w:left="0" w:right="1660" w:firstLine="0"/>
+              <w:jc w:val="right"/>
+            </w:pPr>
+            <w:r>
+              <w:drawing>
+                <wp:inline xmlns:a="http://schemas.openxmlformats.org/drawingml/2006/main" xmlns:pic="http://schemas.openxmlformats.org/drawingml/2006/picture">
+                  <wp:extent cx="101600" cy="12700"/>
+                  <wp:docPr id="15" name="Picture 15"/>
+                  <wp:cNvGraphicFramePr>
+                    <a:graphicFrameLocks noChangeAspect="1"/>
+                  </wp:cNvGraphicFramePr>
+                  <a:graphic>
+                    <a:graphicData uri="http://schemas.openxmlformats.org/drawingml/2006/picture">
+                      <pic:pic>
+                        <pic:nvPicPr>
+                          <pic:cNvPr id="0" name="image.png"/>
+                          <pic:cNvPicPr/>
+                        </pic:nvPicPr>
+                        <pic:blipFill>
+                          <a:blip r:embed="rId22"/>
+                          <a:stretch>
+                            <a:fillRect/>
+                          </a:stretch>
+                        </pic:blipFill>
+                        <pic:spPr>
+                          <a:xfrm>
+                            <a:off x="0" y="0"/>
+                            <a:ext cx="101600" cy="12700"/>
+                          </a:xfrm>
+                          <a:prstGeom prst="rect"/>
+                        </pic:spPr>
+                      </pic:pic>
+                    </a:graphicData>
+                  </a:graphic>
+                </wp:inline>
+              </w:drawing>
+            </w:r>
+          </w:p>
+        </w:tc>
+      </w:tr>
+      <w:tr>
+        <w:trPr>
+          <w:trHeight w:hRule="exact" w:val="380"/>
+        </w:trPr>
+        <w:tc>
+          <w:tcPr>
+            <w:tcW w:type="dxa" w:w="8640"/>
+            <w:gridSpan w:val="2"/>
+            <w:tcBorders/>
+            <w:tcMar>
+              <w:start w:w="0" w:type="dxa"/>
+              <w:end w:w="0" w:type="dxa"/>
+            </w:tcMar>
+            <w:tcMar>
+              <w:start w:w="0" w:type="dxa"/>
+              <w:end w:w="0" w:type="dxa"/>
+            </w:tcMar>
+          </w:tcPr>
+          <w:p>
+            <w:pPr>
+              <w:autoSpaceDN w:val="0"/>
+              <w:autoSpaceDE w:val="0"/>
+              <w:widowControl/>
+              <w:spacing w:line="374" w:lineRule="exact" w:before="6" w:after="0"/>
+              <w:ind w:left="682" w:right="0" w:firstLine="0"/>
+              <w:jc w:val="left"/>
+            </w:pPr>
+            <w:r>
+              <w:rPr>
+                <w:rFonts w:ascii="Symbol" w:hAnsi="Symbol" w:eastAsia="Symbol"/>
+                <w:b w:val="0"/>
+                <w:i w:val="0"/>
+                <w:color w:val="373C3E"/>
+                <w:sz w:val="20"/>
+              </w:rPr>
+              <w:t>•</w:t>
+            </w:r>
+            <w:r>
+              <w:rPr>
+                <w:rFonts w:ascii="TimesNewRomanPSMT" w:hAnsi="TimesNewRomanPSMT" w:eastAsia="TimesNewRomanPSMT"/>
+                <w:b w:val="0"/>
+                <w:i w:val="0"/>
+                <w:color w:val="202429"/>
+                <w:sz w:val="28"/>
+              </w:rPr>
+              <w:t xml:space="preserve">This book is written </w:t>
+            </w:r>
+            <w:r>
+              <w:rPr>
+                <w:rFonts w:ascii="TimesNewRomanPSMT" w:hAnsi="TimesNewRomanPSMT" w:eastAsia="TimesNewRomanPSMT"/>
+                <w:b w:val="0"/>
+                <w:i w:val="0"/>
+                <w:color w:val="000000"/>
+                <w:sz w:val="28"/>
+              </w:rPr>
+              <w:t>by</w:t>
+            </w:r>
+            <w:r>
+              <w:rPr>
+                <w:rFonts w:ascii="TimesNewRomanPSMT" w:hAnsi="TimesNewRomanPSMT" w:eastAsia="TimesNewRomanPSMT"/>
+                <w:b w:val="0"/>
+                <w:i w:val="0"/>
+                <w:color w:val="202429"/>
+                <w:sz w:val="28"/>
+              </w:rPr>
+              <w:t xml:space="preserve"> me</w:t>
+            </w:r>
+          </w:p>
+        </w:tc>
+      </w:tr>
+      <w:tr>
+        <w:trPr>
+          <w:trHeight w:hRule="exact" w:val="710"/>
+        </w:trPr>
+        <w:tc>
+          <w:tcPr>
+            <w:tcW w:type="dxa" w:w="5660"/>
+            <w:tcBorders/>
+            <w:tcMar>
+              <w:start w:w="0" w:type="dxa"/>
+              <w:end w:w="0" w:type="dxa"/>
+            </w:tcMar>
+          </w:tcPr>
+          <w:p>
+            <w:pPr>
+              <w:autoSpaceDN w:val="0"/>
+              <w:autoSpaceDE w:val="0"/>
+              <w:widowControl/>
+              <w:spacing w:line="374" w:lineRule="exact" w:before="276" w:after="0"/>
+              <w:ind w:left="142" w:right="0" w:firstLine="0"/>
+              <w:jc w:val="left"/>
+            </w:pPr>
+            <w:r>
+              <w:rPr>
+                <w:rFonts w:ascii="TimesNewRomanPSMT" w:hAnsi="TimesNewRomanPSMT" w:eastAsia="TimesNewRomanPSMT"/>
+                <w:b w:val="0"/>
+                <w:i w:val="0"/>
+                <w:color w:val="202429"/>
+                <w:sz w:val="28"/>
+              </w:rPr>
+              <w:t>With</w:t>
+            </w:r>
+          </w:p>
+        </w:tc>
+        <w:tc>
+          <w:tcPr>
+            <w:tcW w:type="dxa" w:w="2980"/>
+            <w:tcBorders/>
+            <w:tcMar>
+              <w:start w:w="0" w:type="dxa"/>
+              <w:end w:w="0" w:type="dxa"/>
+            </w:tcMar>
+          </w:tcPr>
+          <w:p>
+            <w:pPr>
+              <w:autoSpaceDN w:val="0"/>
+              <w:autoSpaceDE w:val="0"/>
+              <w:widowControl/>
+              <w:spacing w:line="240" w:lineRule="auto" w:before="20" w:after="0"/>
+              <w:ind w:left="120" w:right="0" w:firstLine="0"/>
+              <w:jc w:val="left"/>
+            </w:pPr>
+            <w:r>
+              <w:drawing>
+                <wp:inline xmlns:a="http://schemas.openxmlformats.org/drawingml/2006/main" xmlns:pic="http://schemas.openxmlformats.org/drawingml/2006/picture">
+                  <wp:extent cx="1422400" cy="190500"/>
+                  <wp:docPr id="16" name="Picture 16"/>
+                  <wp:cNvGraphicFramePr>
+                    <a:graphicFrameLocks noChangeAspect="1"/>
+                  </wp:cNvGraphicFramePr>
+                  <a:graphic>
+                    <a:graphicData uri="http://schemas.openxmlformats.org/drawingml/2006/picture">
+                      <pic:pic>
+                        <pic:nvPicPr>
+                          <pic:cNvPr id="0" name="image.png"/>
+                          <pic:cNvPicPr/>
+                        </pic:nvPicPr>
+                        <pic:blipFill>
+                          <a:blip r:embed="rId23"/>
+                          <a:stretch>
+                            <a:fillRect/>
+                          </a:stretch>
+                        </pic:blipFill>
+                        <pic:spPr>
+                          <a:xfrm>
+                            <a:off x="0" y="0"/>
+                            <a:ext cx="1422400" cy="190500"/>
+                          </a:xfrm>
+                          <a:prstGeom prst="rect"/>
+                        </pic:spPr>
+                      </pic:pic>
+                    </a:graphicData>
+                  </a:graphic>
+                </wp:inline>
+              </w:drawing>
+            </w:r>
+          </w:p>
+        </w:tc>
+      </w:tr>
+    </w:tbl>
+    <w:p>
+      <w:pPr>
+        <w:autoSpaceDN w:val="0"/>
+        <w:autoSpaceDE w:val="0"/>
+        <w:widowControl/>
+        <w:spacing w:line="240" w:lineRule="auto" w:before="0" w:after="0"/>
+        <w:ind w:left="0" w:right="3584" w:firstLine="0"/>
+        <w:jc w:val="right"/>
+      </w:pPr>
+      <w:r>
+        <w:drawing>
+          <wp:inline xmlns:a="http://schemas.openxmlformats.org/drawingml/2006/main" xmlns:pic="http://schemas.openxmlformats.org/drawingml/2006/picture">
+            <wp:extent cx="317500" cy="177800"/>
+            <wp:docPr id="17" name="Picture 17"/>
+            <wp:cNvGraphicFramePr>
+              <a:graphicFrameLocks noChangeAspect="1"/>
+            </wp:cNvGraphicFramePr>
+            <a:graphic>
+              <a:graphicData uri="http://schemas.openxmlformats.org/drawingml/2006/picture">
+                <pic:pic>
+                  <pic:nvPicPr>
+                    <pic:cNvPr id="0" name="image.png"/>
+                    <pic:cNvPicPr/>
+                  </pic:nvPicPr>
+                  <pic:blipFill>
+                    <a:blip r:embed="rId24"/>
+                    <a:stretch>
+                      <a:fillRect/>
+                    </a:stretch>
+                  </pic:blipFill>
+                  <pic:spPr>
+                    <a:xfrm>
+                      <a:off x="0" y="0"/>
+                      <a:ext cx="317500" cy="177800"/>
                     </a:xfrm>
                     <a:prstGeom prst="rect"/>
                   </pic:spPr>
@@ -2233,92 +3763,49 @@
         <w:autoSpaceDN w:val="0"/>
         <w:autoSpaceDE w:val="0"/>
         <w:widowControl/>
-        <w:spacing w:line="366" w:lineRule="exact" w:before="238" w:after="0"/>
-        <w:ind w:left="382" w:right="2016" w:firstLine="10"/>
+        <w:spacing w:line="370" w:lineRule="exact" w:before="4" w:after="0"/>
+        <w:ind w:left="802" w:right="3600" w:firstLine="0"/>
         <w:jc w:val="left"/>
       </w:pPr>
       <w:r>
         <w:rPr>
-          <w:rFonts w:ascii="Calibri" w:hAnsi="Calibri" w:eastAsia="Calibri"/>
-          <w:b/>
+          <w:rFonts w:ascii="Symbol" w:hAnsi="Symbol" w:eastAsia="Symbol"/>
+          <w:b w:val="0"/>
           <w:i w:val="0"/>
-          <w:color w:val="000000"/>
-          <w:sz w:val="22"/>
+          <w:color w:val="373C3E"/>
+          <w:sz w:val="20"/>
         </w:rPr>
-        <w:t>4.</w:t>
-      </w:r>
-      <w:r>
-        <w:rPr>
-          <w:rFonts w:ascii="Calibri" w:hAnsi="Calibri" w:eastAsia="Calibri"/>
-          <w:b/>
-          <w:i w:val="0"/>
-          <w:color w:val="000000"/>
-          <w:sz w:val="22"/>
-        </w:rPr>
-        <w:t xml:space="preserve">Kết nối các điều kiện với toán tử AND và OR </w:t>
-      </w:r>
-      <w:r>
-        <w:br/>
+        <w:t>•</w:t>
       </w:r>
       <w:r>
         <w:rPr>
           <w:rFonts w:ascii="TimesNewRomanPSMT" w:hAnsi="TimesNewRomanPSMT" w:eastAsia="TimesNewRomanPSMT"/>
           <w:b w:val="0"/>
           <w:i w:val="0"/>
-          <w:color w:val="000000"/>
-          <w:sz w:val="24"/>
+          <w:color w:val="373C3E"/>
+          <w:sz w:val="28"/>
         </w:rPr>
-        <w:t xml:space="preserve">Chúng ta có thể kết hợp hai hay nhiều điều kiện khác nhau trong mệnh đề </w:t>
+        <w:t xml:space="preserve">He asked for the menu with a lousy voice. </w:t>
+      </w:r>
+      <w:r>
+        <w:rPr>
+          <w:rFonts w:ascii="Symbol" w:hAnsi="Symbol" w:eastAsia="Symbol"/>
+          <w:b w:val="0"/>
+          <w:i w:val="0"/>
+          <w:color w:val="373C3E"/>
+          <w:sz w:val="20"/>
+        </w:rPr>
+        <w:t>•</w:t>
       </w:r>
       <w:r>
         <w:rPr>
           <w:rFonts w:ascii="TimesNewRomanPSMT" w:hAnsi="TimesNewRomanPSMT" w:eastAsia="TimesNewRomanPSMT"/>
           <w:b w:val="0"/>
           <w:i w:val="0"/>
-          <w:color w:val="000000"/>
-          <w:sz w:val="24"/>
+          <w:color w:val="373C3E"/>
+          <w:sz w:val="28"/>
         </w:rPr>
-        <w:t xml:space="preserve">WHERE, sử dụng các toán tử </w:t>
-      </w:r>
-      <w:r>
-        <w:rPr>
-          <w:rFonts w:ascii="Times New Roman" w:hAnsi="Times New Roman" w:eastAsia="Times New Roman"/>
-          <w:b/>
-          <w:i w:val="0"/>
-          <w:color w:val="000000"/>
-          <w:sz w:val="24"/>
-        </w:rPr>
-        <w:t xml:space="preserve">AND, OR. </w:t>
-      </w:r>
-      <w:r>
-        <w:rPr>
-          <w:rFonts w:ascii="TimesNewRomanPSMT" w:hAnsi="TimesNewRomanPSMT" w:eastAsia="TimesNewRomanPSMT"/>
-          <w:b w:val="0"/>
-          <w:i w:val="0"/>
-          <w:color w:val="000000"/>
-          <w:sz w:val="24"/>
-        </w:rPr>
-        <w:t xml:space="preserve">Với hai điều kiện nối bởi AND, cần cả </w:t>
-      </w:r>
-      <w:r>
-        <w:rPr>
-          <w:rFonts w:ascii="TimesNewRomanPSMT" w:hAnsi="TimesNewRomanPSMT" w:eastAsia="TimesNewRomanPSMT"/>
-          <w:b w:val="0"/>
-          <w:i w:val="0"/>
-          <w:color w:val="000000"/>
-          <w:sz w:val="24"/>
-        </w:rPr>
-        <w:t xml:space="preserve">hai đúng để điều kiện kết hợp là đúng. Với hai điều kiện nối bởi OR, điều kiện </w:t>
-      </w:r>
-      <w:r>
-        <w:rPr>
-          <w:rFonts w:ascii="TimesNewRomanPSMT" w:hAnsi="TimesNewRomanPSMT" w:eastAsia="TimesNewRomanPSMT"/>
-          <w:b w:val="0"/>
-          <w:i w:val="0"/>
-          <w:color w:val="000000"/>
-          <w:sz w:val="24"/>
-        </w:rPr>
-        <w:t xml:space="preserve">kết hợp là đúng nếu một hoặc cả hai điều kiện là đúng </w:t>
+        <w:t xml:space="preserve">They cut the onion with a knife. </w:t>
       </w:r>
     </w:p>
     <w:p>
@@ -2326,91 +3813,15 @@
         <w:autoSpaceDN w:val="0"/>
         <w:autoSpaceDE w:val="0"/>
         <w:widowControl/>
-        <w:spacing w:line="320" w:lineRule="exact" w:before="342" w:after="0"/>
-        <w:ind w:left="382" w:right="0" w:firstLine="0"/>
-        <w:jc w:val="left"/>
-      </w:pPr>
-      <w:r>
-        <w:rPr>
-          <w:rFonts w:ascii="Times New Roman" w:hAnsi="Times New Roman" w:eastAsia="Times New Roman"/>
-          <w:b/>
-          <w:i w:val="0"/>
-          <w:color w:val="000000"/>
-          <w:sz w:val="24"/>
-        </w:rPr>
-        <w:t>Ví dụ</w:t>
-      </w:r>
-      <w:r>
-        <w:rPr>
-          <w:rFonts w:ascii="TimesNewRomanPSMT" w:hAnsi="TimesNewRomanPSMT" w:eastAsia="TimesNewRomanPSMT"/>
-          <w:b w:val="0"/>
-          <w:i w:val="0"/>
-          <w:color w:val="000000"/>
-          <w:sz w:val="24"/>
-        </w:rPr>
-        <w:t xml:space="preserve">: đưa ra các khách hàng tại Mỹ của người chăm sóc khách hàng có mã là 1165 </w:t>
-      </w:r>
-    </w:p>
-    <w:p>
-      <w:pPr>
-        <w:autoSpaceDN w:val="0"/>
-        <w:autoSpaceDE w:val="0"/>
-        <w:widowControl/>
-        <w:spacing w:line="305" w:lineRule="auto" w:before="344" w:after="0"/>
-        <w:ind w:left="382" w:right="1872" w:firstLine="0"/>
-        <w:jc w:val="left"/>
-      </w:pPr>
-      <w:r>
-        <w:rPr>
-          <w:rFonts w:ascii="Courier New" w:hAnsi="Courier New" w:eastAsia="Courier New"/>
-          <w:b w:val="0"/>
-          <w:i w:val="0"/>
-          <w:color w:val="000000"/>
-          <w:sz w:val="24"/>
-        </w:rPr>
-        <w:t xml:space="preserve">SELECT * </w:t>
-      </w:r>
-      <w:r>
-        <w:br/>
-      </w:r>
-      <w:r>
-        <w:rPr>
-          <w:rFonts w:ascii="Courier New" w:hAnsi="Courier New" w:eastAsia="Courier New"/>
-          <w:b w:val="0"/>
-          <w:i w:val="0"/>
-          <w:color w:val="000000"/>
-          <w:sz w:val="24"/>
-        </w:rPr>
-        <w:t xml:space="preserve">FROM customers </w:t>
-      </w:r>
-      <w:r>
-        <w:br/>
-      </w:r>
-      <w:r>
-        <w:rPr>
-          <w:rFonts w:ascii="Courier New" w:hAnsi="Courier New" w:eastAsia="Courier New"/>
-          <w:b w:val="0"/>
-          <w:i w:val="0"/>
-          <w:color w:val="000000"/>
-          <w:sz w:val="24"/>
-        </w:rPr>
-        <w:t xml:space="preserve">WHERE country ='USA' and salesRepEmployeeNumber = 1165 </w:t>
-      </w:r>
-    </w:p>
-    <w:p>
-      <w:pPr>
-        <w:autoSpaceDN w:val="0"/>
-        <w:autoSpaceDE w:val="0"/>
-        <w:widowControl/>
-        <w:spacing w:line="240" w:lineRule="auto" w:before="108" w:after="0"/>
-        <w:ind w:left="26" w:right="0" w:firstLine="0"/>
-        <w:jc w:val="left"/>
+        <w:spacing w:line="240" w:lineRule="auto" w:before="0" w:after="300"/>
+        <w:ind w:left="0" w:right="4264" w:firstLine="0"/>
+        <w:jc w:val="right"/>
       </w:pPr>
       <w:r>
         <w:drawing>
           <wp:inline xmlns:a="http://schemas.openxmlformats.org/drawingml/2006/main" xmlns:pic="http://schemas.openxmlformats.org/drawingml/2006/picture">
-            <wp:extent cx="6313170" cy="1294129"/>
-            <wp:docPr id="10" name="Picture 10"/>
+            <wp:extent cx="139700" cy="12700"/>
+            <wp:docPr id="18" name="Picture 18"/>
             <wp:cNvGraphicFramePr>
               <a:graphicFrameLocks noChangeAspect="1"/>
             </wp:cNvGraphicFramePr>
@@ -2422,7 +3833,7 @@
                     <pic:cNvPicPr/>
                   </pic:nvPicPr>
                   <pic:blipFill>
-                    <a:blip r:embed="rId17"/>
+                    <a:blip r:embed="rId25"/>
                     <a:stretch>
                       <a:fillRect/>
                     </a:stretch>
@@ -2430,7 +3841,152 @@
                   <pic:spPr>
                     <a:xfrm>
                       <a:off x="0" y="0"/>
-                      <a:ext cx="6313170" cy="1294129"/>
+                      <a:ext cx="139700" cy="12700"/>
+                    </a:xfrm>
+                    <a:prstGeom prst="rect"/>
+                  </pic:spPr>
+                </pic:pic>
+              </a:graphicData>
+            </a:graphic>
+          </wp:inline>
+        </w:drawing>
+      </w:r>
+    </w:p>
+    <w:tbl>
+      <w:tblPr>
+        <w:tblW w:type="auto" w:w="0"/>
+        <w:tblLayout w:type="fixed"/>
+        <w:tblLook w:firstColumn="1" w:firstRow="1" w:lastColumn="0" w:lastRow="0" w:noHBand="0" w:noVBand="1" w:val="04A0"/>
+        <w:tblInd w:w="120.0" w:type="dxa"/>
+      </w:tblPr>
+      <w:tblGrid>
+        <w:gridCol w:w="4692"/>
+        <w:gridCol w:w="4692"/>
+      </w:tblGrid>
+      <w:tr>
+        <w:trPr>
+          <w:trHeight w:hRule="exact" w:val="690"/>
+        </w:trPr>
+        <w:tc>
+          <w:tcPr>
+            <w:tcW w:type="dxa" w:w="2340"/>
+            <w:tcBorders/>
+            <w:tcMar>
+              <w:start w:w="0" w:type="dxa"/>
+              <w:end w:w="0" w:type="dxa"/>
+            </w:tcMar>
+          </w:tcPr>
+          <w:p>
+            <w:pPr>
+              <w:autoSpaceDN w:val="0"/>
+              <w:autoSpaceDE w:val="0"/>
+              <w:widowControl/>
+              <w:spacing w:line="374" w:lineRule="exact" w:before="306" w:after="0"/>
+              <w:ind w:left="142" w:right="0" w:firstLine="0"/>
+              <w:jc w:val="left"/>
+            </w:pPr>
+            <w:r>
+              <w:rPr>
+                <w:rFonts w:ascii="TimesNewRomanPSMT" w:hAnsi="TimesNewRomanPSMT" w:eastAsia="TimesNewRomanPSMT"/>
+                <w:b w:val="0"/>
+                <w:i w:val="0"/>
+                <w:color w:val="373C3E"/>
+                <w:sz w:val="28"/>
+              </w:rPr>
+              <w:t xml:space="preserve">In </w:t>
+            </w:r>
+          </w:p>
+        </w:tc>
+        <w:tc>
+          <w:tcPr>
+            <w:tcW w:type="dxa" w:w="4580"/>
+            <w:tcBorders/>
+            <w:tcMar>
+              <w:start w:w="0" w:type="dxa"/>
+              <w:end w:w="0" w:type="dxa"/>
+            </w:tcMar>
+          </w:tcPr>
+          <w:p>
+            <w:pPr>
+              <w:autoSpaceDN w:val="0"/>
+              <w:autoSpaceDE w:val="0"/>
+              <w:widowControl/>
+              <w:spacing w:line="240" w:lineRule="auto" w:before="60" w:after="0"/>
+              <w:ind w:left="0" w:right="2340" w:firstLine="0"/>
+              <w:jc w:val="right"/>
+            </w:pPr>
+            <w:r>
+              <w:drawing>
+                <wp:inline xmlns:a="http://schemas.openxmlformats.org/drawingml/2006/main" xmlns:pic="http://schemas.openxmlformats.org/drawingml/2006/picture">
+                  <wp:extent cx="215900" cy="177800"/>
+                  <wp:docPr id="19" name="Picture 19"/>
+                  <wp:cNvGraphicFramePr>
+                    <a:graphicFrameLocks noChangeAspect="1"/>
+                  </wp:cNvGraphicFramePr>
+                  <a:graphic>
+                    <a:graphicData uri="http://schemas.openxmlformats.org/drawingml/2006/picture">
+                      <pic:pic>
+                        <pic:nvPicPr>
+                          <pic:cNvPr id="0" name="image.png"/>
+                          <pic:cNvPicPr/>
+                        </pic:nvPicPr>
+                        <pic:blipFill>
+                          <a:blip r:embed="rId26"/>
+                          <a:stretch>
+                            <a:fillRect/>
+                          </a:stretch>
+                        </pic:blipFill>
+                        <pic:spPr>
+                          <a:xfrm>
+                            <a:off x="0" y="0"/>
+                            <a:ext cx="215900" cy="177800"/>
+                          </a:xfrm>
+                          <a:prstGeom prst="rect"/>
+                        </pic:spPr>
+                      </pic:pic>
+                    </a:graphicData>
+                  </a:graphic>
+                </wp:inline>
+              </w:drawing>
+            </w:r>
+          </w:p>
+        </w:tc>
+      </w:tr>
+    </w:tbl>
+    <w:p>
+      <w:pPr>
+        <w:autoSpaceDN w:val="0"/>
+        <w:autoSpaceDE w:val="0"/>
+        <w:widowControl/>
+        <w:spacing w:line="240" w:lineRule="auto" w:before="10" w:after="0"/>
+        <w:ind w:left="0" w:right="3664" w:firstLine="0"/>
+        <w:jc w:val="right"/>
+      </w:pPr>
+      <w:r>
+        <w:drawing>
+          <wp:inline xmlns:a="http://schemas.openxmlformats.org/drawingml/2006/main" xmlns:pic="http://schemas.openxmlformats.org/drawingml/2006/picture">
+            <wp:extent cx="1244600" cy="190500"/>
+            <wp:docPr id="20" name="Picture 20"/>
+            <wp:cNvGraphicFramePr>
+              <a:graphicFrameLocks noChangeAspect="1"/>
+            </wp:cNvGraphicFramePr>
+            <a:graphic>
+              <a:graphicData uri="http://schemas.openxmlformats.org/drawingml/2006/picture">
+                <pic:pic>
+                  <pic:nvPicPr>
+                    <pic:cNvPr id="0" name="image.png"/>
+                    <pic:cNvPicPr/>
+                  </pic:nvPicPr>
+                  <pic:blipFill>
+                    <a:blip r:embed="rId27"/>
+                    <a:stretch>
+                      <a:fillRect/>
+                    </a:stretch>
+                  </pic:blipFill>
+                  <pic:spPr>
+                    <a:xfrm>
+                      <a:off x="0" y="0"/>
+                      <a:ext cx="1244600" cy="190500"/>
                     </a:xfrm>
                     <a:prstGeom prst="rect"/>
                   </pic:spPr>
@@ -2446,29 +4002,29 @@
         <w:autoSpaceDN w:val="0"/>
         <w:autoSpaceDE w:val="0"/>
         <w:widowControl/>
-        <w:spacing w:line="266" w:lineRule="exact" w:before="676" w:after="0"/>
-        <w:ind w:left="382" w:right="0" w:firstLine="0"/>
+        <w:spacing w:line="376" w:lineRule="exact" w:before="0" w:after="0"/>
+        <w:ind w:left="802" w:right="0" w:firstLine="0"/>
         <w:jc w:val="left"/>
       </w:pPr>
       <w:r>
         <w:rPr>
-          <w:rFonts w:ascii="Times New Roman" w:hAnsi="Times New Roman" w:eastAsia="Times New Roman"/>
-          <w:b/>
+          <w:rFonts w:ascii="Symbol" w:hAnsi="Symbol" w:eastAsia="Symbol"/>
+          <w:b w:val="0"/>
           <w:i w:val="0"/>
-          <w:color w:val="000000"/>
-          <w:sz w:val="24"/>
+          <w:color w:val="373C3E"/>
+          <w:sz w:val="20"/>
         </w:rPr>
-        <w:t>Ví dụ</w:t>
+        <w:t>•</w:t>
       </w:r>
       <w:r>
         <w:rPr>
           <w:rFonts w:ascii="TimesNewRomanPSMT" w:hAnsi="TimesNewRomanPSMT" w:eastAsia="TimesNewRomanPSMT"/>
           <w:b w:val="0"/>
           <w:i w:val="0"/>
-          <w:color w:val="000000"/>
-          <w:sz w:val="24"/>
+          <w:color w:val="202429"/>
+          <w:sz w:val="28"/>
         </w:rPr>
-        <w:t xml:space="preserve">: đưa ra các đơn hàng có trạng thái là ‘On Hold’ hoặc ‘In Process’ </w:t>
+        <w:t xml:space="preserve">Helge wrote the letter in Swedish. </w:t>
       </w:r>
     </w:p>
     <w:p>
@@ -2476,87 +4032,146 @@
         <w:autoSpaceDN w:val="0"/>
         <w:autoSpaceDE w:val="0"/>
         <w:widowControl/>
-        <w:spacing w:line="288" w:lineRule="auto" w:before="360" w:after="0"/>
-        <w:ind w:left="382" w:right="8064" w:firstLine="0"/>
+        <w:spacing w:line="376" w:lineRule="exact" w:before="0" w:after="10"/>
+        <w:ind w:left="802" w:right="0" w:firstLine="0"/>
         <w:jc w:val="left"/>
       </w:pPr>
       <w:r>
         <w:rPr>
-          <w:rFonts w:ascii="Courier New" w:hAnsi="Courier New" w:eastAsia="Courier New"/>
+          <w:rFonts w:ascii="Symbol" w:hAnsi="Symbol" w:eastAsia="Symbol"/>
           <w:b w:val="0"/>
           <w:i w:val="0"/>
-          <w:color w:val="000000"/>
-          <w:sz w:val="24"/>
+          <w:color w:val="373C3E"/>
+          <w:sz w:val="20"/>
         </w:rPr>
-        <w:t xml:space="preserve">SELECT * </w:t>
-      </w:r>
-      <w:r>
-        <w:br/>
+        <w:t>•</w:t>
       </w:r>
       <w:r>
         <w:rPr>
-          <w:rFonts w:ascii="Courier New" w:hAnsi="Courier New" w:eastAsia="Courier New"/>
+          <w:rFonts w:ascii="TimesNewRomanPSMT" w:hAnsi="TimesNewRomanPSMT" w:eastAsia="TimesNewRomanPSMT"/>
           <w:b w:val="0"/>
           <w:i w:val="0"/>
-          <w:color w:val="000000"/>
-          <w:sz w:val="24"/>
+          <w:color w:val="202429"/>
+          <w:sz w:val="28"/>
         </w:rPr>
-        <w:t xml:space="preserve">FROM orders </w:t>
+        <w:t>Sorry, I can't help you now. I'm in a hurry</w:t>
       </w:r>
     </w:p>
-    <w:p>
-      <w:pPr>
-        <w:sectPr>
-          <w:pgSz w:w="11906" w:h="16841"/>
-          <w:pgMar w:top="566" w:right="210" w:bottom="716" w:left="1440" w:header="720" w:footer="720" w:gutter="0"/>
-          <w:cols/>
-          <w:docGrid w:linePitch="360"/>
-        </w:sectPr>
-      </w:pPr>
-    </w:p>
+    <w:tbl>
+      <w:tblPr>
+        <w:tblW w:type="auto" w:w="0"/>
+        <w:tblLayout w:type="fixed"/>
+        <w:tblLook w:firstColumn="1" w:firstRow="1" w:lastColumn="0" w:lastRow="0" w:noHBand="0" w:noVBand="1" w:val="04A0"/>
+        <w:tblInd w:w="120.0" w:type="dxa"/>
+      </w:tblPr>
+      <w:tblGrid>
+        <w:gridCol w:w="4692"/>
+        <w:gridCol w:w="4692"/>
+      </w:tblGrid>
+      <w:tr>
+        <w:trPr>
+          <w:trHeight w:hRule="exact" w:val="654"/>
+        </w:trPr>
+        <w:tc>
+          <w:tcPr>
+            <w:tcW w:type="dxa" w:w="1980"/>
+            <w:tcBorders/>
+            <w:tcMar>
+              <w:start w:w="0" w:type="dxa"/>
+              <w:end w:w="0" w:type="dxa"/>
+            </w:tcMar>
+          </w:tcPr>
+          <w:p>
+            <w:pPr>
+              <w:autoSpaceDN w:val="0"/>
+              <w:autoSpaceDE w:val="0"/>
+              <w:widowControl/>
+              <w:spacing w:line="376" w:lineRule="exact" w:before="264" w:after="0"/>
+              <w:ind w:left="142" w:right="0" w:firstLine="0"/>
+              <w:jc w:val="left"/>
+            </w:pPr>
+            <w:r>
+              <w:rPr>
+                <w:rFonts w:ascii="TimesNewRomanPSMT" w:hAnsi="TimesNewRomanPSMT" w:eastAsia="TimesNewRomanPSMT"/>
+                <w:b w:val="0"/>
+                <w:i w:val="0"/>
+                <w:color w:val="202429"/>
+                <w:sz w:val="28"/>
+              </w:rPr>
+              <w:t>Without</w:t>
+            </w:r>
+          </w:p>
+        </w:tc>
+        <w:tc>
+          <w:tcPr>
+            <w:tcW w:type="dxa" w:w="4620"/>
+            <w:tcBorders/>
+            <w:tcMar>
+              <w:start w:w="0" w:type="dxa"/>
+              <w:end w:w="0" w:type="dxa"/>
+            </w:tcMar>
+          </w:tcPr>
+          <w:p>
+            <w:pPr>
+              <w:autoSpaceDN w:val="0"/>
+              <w:autoSpaceDE w:val="0"/>
+              <w:widowControl/>
+              <w:spacing w:line="240" w:lineRule="auto" w:before="8" w:after="0"/>
+              <w:ind w:left="940" w:right="0" w:firstLine="0"/>
+              <w:jc w:val="left"/>
+            </w:pPr>
+            <w:r>
+              <w:drawing>
+                <wp:inline xmlns:a="http://schemas.openxmlformats.org/drawingml/2006/main" xmlns:pic="http://schemas.openxmlformats.org/drawingml/2006/picture">
+                  <wp:extent cx="660400" cy="190500"/>
+                  <wp:docPr id="21" name="Picture 21"/>
+                  <wp:cNvGraphicFramePr>
+                    <a:graphicFrameLocks noChangeAspect="1"/>
+                  </wp:cNvGraphicFramePr>
+                  <a:graphic>
+                    <a:graphicData uri="http://schemas.openxmlformats.org/drawingml/2006/picture">
+                      <pic:pic>
+                        <pic:nvPicPr>
+                          <pic:cNvPr id="0" name="image.png"/>
+                          <pic:cNvPicPr/>
+                        </pic:nvPicPr>
+                        <pic:blipFill>
+                          <a:blip r:embed="rId28"/>
+                          <a:stretch>
+                            <a:fillRect/>
+                          </a:stretch>
+                        </pic:blipFill>
+                        <pic:spPr>
+                          <a:xfrm>
+                            <a:off x="0" y="0"/>
+                            <a:ext cx="660400" cy="190500"/>
+                          </a:xfrm>
+                          <a:prstGeom prst="rect"/>
+                        </pic:spPr>
+                      </pic:pic>
+                    </a:graphicData>
+                  </a:graphic>
+                </wp:inline>
+              </w:drawing>
+            </w:r>
+          </w:p>
+        </w:tc>
+      </w:tr>
+    </w:tbl>
     <w:p>
       <w:pPr>
         <w:autoSpaceDN w:val="0"/>
         <w:autoSpaceDE w:val="0"/>
         <w:widowControl/>
-        <w:spacing w:line="220" w:lineRule="exact" w:before="0" w:after="346"/>
-        <w:ind w:left="0" w:right="0"/>
-      </w:pPr>
-    </w:p>
-    <w:p>
-      <w:pPr>
-        <w:autoSpaceDN w:val="0"/>
-        <w:autoSpaceDE w:val="0"/>
-        <w:widowControl/>
-        <w:spacing w:line="240" w:lineRule="auto" w:before="0" w:after="0"/>
-        <w:ind w:left="382" w:right="0" w:firstLine="0"/>
-        <w:jc w:val="left"/>
-      </w:pPr>
-      <w:r>
-        <w:rPr>
-          <w:rFonts w:ascii="Courier New" w:hAnsi="Courier New" w:eastAsia="Courier New"/>
-          <w:b w:val="0"/>
-          <w:i w:val="0"/>
-          <w:color w:val="000000"/>
-          <w:sz w:val="24"/>
-        </w:rPr>
-        <w:t xml:space="preserve">WHERE status = 'On Hold' or status ='In Process' </w:t>
-      </w:r>
-    </w:p>
-    <w:p>
-      <w:pPr>
-        <w:autoSpaceDN w:val="0"/>
-        <w:autoSpaceDE w:val="0"/>
-        <w:widowControl/>
-        <w:spacing w:line="240" w:lineRule="auto" w:before="388" w:after="0"/>
-        <w:ind w:left="0" w:right="0" w:firstLine="0"/>
-        <w:jc w:val="center"/>
+        <w:spacing w:line="240" w:lineRule="auto" w:before="14" w:after="0"/>
+        <w:ind w:left="0" w:right="5364" w:firstLine="0"/>
+        <w:jc w:val="right"/>
       </w:pPr>
       <w:r>
         <w:drawing>
           <wp:inline xmlns:a="http://schemas.openxmlformats.org/drawingml/2006/main" xmlns:pic="http://schemas.openxmlformats.org/drawingml/2006/picture">
-            <wp:extent cx="6222999" cy="2308860"/>
-            <wp:docPr id="11" name="Picture 11"/>
+            <wp:extent cx="1028700" cy="190500"/>
+            <wp:docPr id="22" name="Picture 22"/>
             <wp:cNvGraphicFramePr>
               <a:graphicFrameLocks noChangeAspect="1"/>
             </wp:cNvGraphicFramePr>
@@ -2568,7 +4183,7 @@
                     <pic:cNvPicPr/>
                   </pic:nvPicPr>
                   <pic:blipFill>
-                    <a:blip r:embed="rId18"/>
+                    <a:blip r:embed="rId29"/>
                     <a:stretch>
                       <a:fillRect/>
                     </a:stretch>
@@ -2576,7 +4191,7 @@
                   <pic:spPr>
                     <a:xfrm>
                       <a:off x="0" y="0"/>
-                      <a:ext cx="6222999" cy="2308860"/>
+                      <a:ext cx="1028700" cy="190500"/>
                     </a:xfrm>
                     <a:prstGeom prst="rect"/>
                   </pic:spPr>
@@ -2592,29 +4207,52 @@
         <w:autoSpaceDN w:val="0"/>
         <w:autoSpaceDE w:val="0"/>
         <w:widowControl/>
-        <w:spacing w:line="197" w:lineRule="auto" w:before="380" w:after="0"/>
-        <w:ind w:left="392" w:right="0" w:firstLine="0"/>
+        <w:spacing w:line="370" w:lineRule="exact" w:before="4" w:after="0"/>
+        <w:ind w:left="802" w:right="3888" w:firstLine="0"/>
         <w:jc w:val="left"/>
       </w:pPr>
       <w:r>
         <w:rPr>
-          <w:rFonts w:ascii="Calibri" w:hAnsi="Calibri" w:eastAsia="Calibri"/>
-          <w:b/>
+          <w:rFonts w:ascii="Symbol" w:hAnsi="Symbol" w:eastAsia="Symbol"/>
+          <w:b w:val="0"/>
           <w:i w:val="0"/>
-          <w:color w:val="000000"/>
-          <w:sz w:val="22"/>
+          <w:color w:val="373C3E"/>
+          <w:sz w:val="20"/>
         </w:rPr>
-        <w:t>5.</w:t>
+        <w:t>•</w:t>
       </w:r>
       <w:r>
         <w:rPr>
-          <w:rFonts w:ascii="Calibri" w:hAnsi="Calibri" w:eastAsia="Calibri"/>
-          <w:b/>
+          <w:rFonts w:ascii="TimesNewRomanPSMT" w:hAnsi="TimesNewRomanPSMT" w:eastAsia="TimesNewRomanPSMT"/>
+          <w:b w:val="0"/>
           <w:i w:val="0"/>
-          <w:color w:val="000000"/>
-          <w:sz w:val="22"/>
+          <w:color w:val="202429"/>
+          <w:sz w:val="28"/>
         </w:rPr>
-        <w:t xml:space="preserve">IS NULL: tìm các giá trị không xác định </w:t>
+        <w:t>She entered the room without knocking</w:t>
+      </w:r>
+      <w:r>
+        <w:br/>
+      </w:r>
+      <w:r>
+        <w:rPr>
+          <w:rFonts w:ascii="Symbol" w:hAnsi="Symbol" w:eastAsia="Symbol"/>
+          <w:b w:val="0"/>
+          <w:i w:val="0"/>
+          <w:color w:val="373C3E"/>
+          <w:sz w:val="20"/>
+        </w:rPr>
+        <w:t>•</w:t>
+      </w:r>
+      <w:r>
+        <w:rPr>
+          <w:rFonts w:ascii="TimesNewRomanPSMT" w:hAnsi="TimesNewRomanPSMT" w:eastAsia="TimesNewRomanPSMT"/>
+          <w:b w:val="0"/>
+          <w:i w:val="0"/>
+          <w:color w:val="202429"/>
+          <w:sz w:val="28"/>
+        </w:rPr>
+        <w:t>They went to the concert without me</w:t>
       </w:r>
     </w:p>
     <w:p>
@@ -2622,204 +4260,69 @@
         <w:autoSpaceDN w:val="0"/>
         <w:autoSpaceDE w:val="0"/>
         <w:widowControl/>
-        <w:spacing w:line="522" w:lineRule="exact" w:before="0" w:after="0"/>
-        <w:ind w:left="392" w:right="1440" w:hanging="10"/>
+        <w:spacing w:line="444" w:lineRule="exact" w:before="218" w:after="0"/>
+        <w:ind w:left="802" w:right="2592" w:hanging="180"/>
         <w:jc w:val="left"/>
       </w:pPr>
       <w:r>
         <w:rPr>
-          <w:rFonts w:ascii="TimesNewRomanPSMT" w:hAnsi="TimesNewRomanPSMT" w:eastAsia="TimesNewRomanPSMT"/>
+          <w:rFonts w:ascii="Times New Roman" w:hAnsi="Times New Roman" w:eastAsia="Times New Roman"/>
+          <w:b/>
+          <w:i/>
+          <w:color w:val="000000"/>
+          <w:sz w:val="28"/>
+        </w:rPr>
+        <w:t xml:space="preserve">Giới từ chỉ sự đo lường, số lượng (by: theo, khoảng) </w:t>
+      </w:r>
+      <w:r>
+        <w:rPr>
+          <w:rFonts w:ascii="Symbol" w:hAnsi="Symbol" w:eastAsia="Symbol"/>
           <w:b w:val="0"/>
           <w:i w:val="0"/>
-          <w:color w:val="000000"/>
-          <w:sz w:val="24"/>
+          <w:color w:val="373C3E"/>
+          <w:sz w:val="20"/>
         </w:rPr>
-        <w:t xml:space="preserve">Với các trường chưa được nhập dữ liệu (coi giá trị là chưa xác định), SQL coi giá </w:t>
+        <w:t>•</w:t>
       </w:r>
       <w:r>
         <w:rPr>
           <w:rFonts w:ascii="TimesNewRomanPSMT" w:hAnsi="TimesNewRomanPSMT" w:eastAsia="TimesNewRomanPSMT"/>
           <w:b w:val="0"/>
           <w:i w:val="0"/>
-          <w:color w:val="000000"/>
-          <w:sz w:val="24"/>
+          <w:color w:val="202429"/>
+          <w:sz w:val="28"/>
         </w:rPr>
-        <w:t xml:space="preserve">trị đó là NULL. Để kiểm tra một trường có giá trị là NULL hay không, thay vì sử </w:t>
+        <w:t>They sell eggs by the dozen</w:t>
+      </w:r>
+      <w:r>
+        <w:br/>
+      </w:r>
+      <w:r>
+        <w:rPr>
+          <w:rFonts w:ascii="Symbol" w:hAnsi="Symbol" w:eastAsia="Symbol"/>
+          <w:b w:val="0"/>
+          <w:i w:val="0"/>
+          <w:color w:val="373C3E"/>
+          <w:sz w:val="20"/>
+        </w:rPr>
+        <w:t>•</w:t>
       </w:r>
       <w:r>
         <w:rPr>
           <w:rFonts w:ascii="TimesNewRomanPSMT" w:hAnsi="TimesNewRomanPSMT" w:eastAsia="TimesNewRomanPSMT"/>
           <w:b w:val="0"/>
           <w:i w:val="0"/>
-          <w:color w:val="000000"/>
-          <w:sz w:val="24"/>
+          <w:color w:val="202429"/>
+          <w:sz w:val="28"/>
         </w:rPr>
-        <w:t xml:space="preserve">dụng phép so sánh =, SQL sử dụng phép toán </w:t>
-      </w:r>
-      <w:r>
-        <w:rPr>
-          <w:rFonts w:ascii="Times New Roman" w:hAnsi="Times New Roman" w:eastAsia="Times New Roman"/>
-          <w:b w:val="0"/>
-          <w:i/>
-          <w:color w:val="000000"/>
-          <w:sz w:val="24"/>
-        </w:rPr>
-        <w:t xml:space="preserve">is NULL </w:t>
-      </w:r>
-      <w:r>
-        <w:br/>
-      </w:r>
-      <w:r>
-        <w:rPr>
-          <w:rFonts w:ascii="Times New Roman" w:hAnsi="Times New Roman" w:eastAsia="Times New Roman"/>
-          <w:b/>
-          <w:i w:val="0"/>
-          <w:color w:val="000000"/>
-          <w:sz w:val="24"/>
-        </w:rPr>
-        <w:t xml:space="preserve">Ví dụ: </w:t>
-      </w:r>
-      <w:r>
-        <w:rPr>
-          <w:rFonts w:ascii="TimesNewRomanPSMT" w:hAnsi="TimesNewRomanPSMT" w:eastAsia="TimesNewRomanPSMT"/>
-          <w:b w:val="0"/>
-          <w:i w:val="0"/>
-          <w:color w:val="000000"/>
-          <w:sz w:val="24"/>
-        </w:rPr>
-        <w:t xml:space="preserve">Đưa ra các khách hàng chưa được gán nhân viên chăm sóc </w:t>
-      </w:r>
-      <w:r>
-        <w:br/>
-      </w:r>
-      <w:r>
-        <w:rPr>
-          <w:rFonts w:ascii="Courier New" w:hAnsi="Courier New" w:eastAsia="Courier New"/>
-          <w:b w:val="0"/>
-          <w:i w:val="0"/>
-          <w:color w:val="000000"/>
-          <w:sz w:val="24"/>
-        </w:rPr>
-        <w:t xml:space="preserve">SELECT customerName, salesRepEmployeeNumber </w:t>
-      </w:r>
-      <w:r>
-        <w:br/>
-      </w:r>
-      <w:r>
-        <w:rPr>
-          <w:rFonts w:ascii="Courier New" w:hAnsi="Courier New" w:eastAsia="Courier New"/>
-          <w:b w:val="0"/>
-          <w:i w:val="0"/>
-          <w:color w:val="000000"/>
-          <w:sz w:val="24"/>
-        </w:rPr>
-        <w:t xml:space="preserve">FROM customers </w:t>
-      </w:r>
-      <w:r>
-        <w:br/>
-      </w:r>
-      <w:r>
-        <w:rPr>
-          <w:rFonts w:ascii="Courier New" w:hAnsi="Courier New" w:eastAsia="Courier New"/>
-          <w:b w:val="0"/>
-          <w:i w:val="0"/>
-          <w:color w:val="000000"/>
-          <w:sz w:val="24"/>
-        </w:rPr>
-        <w:t xml:space="preserve">WHERE salesRepEmployeeNumber = NULL </w:t>
-      </w:r>
-    </w:p>
-    <w:p>
-      <w:pPr>
-        <w:autoSpaceDN w:val="0"/>
-        <w:autoSpaceDE w:val="0"/>
-        <w:widowControl/>
-        <w:spacing w:line="266" w:lineRule="exact" w:before="698" w:after="0"/>
-        <w:ind w:left="382" w:right="0" w:firstLine="0"/>
-        <w:jc w:val="left"/>
-      </w:pPr>
-      <w:r>
-        <w:rPr>
-          <w:rFonts w:ascii="TimesNewRomanPSMT" w:hAnsi="TimesNewRomanPSMT" w:eastAsia="TimesNewRomanPSMT"/>
-          <w:b w:val="0"/>
-          <w:i w:val="0"/>
-          <w:color w:val="000000"/>
-          <w:sz w:val="24"/>
-        </w:rPr>
-        <w:t xml:space="preserve">Nếu sử dụng phép so sánh = như trên, sẽ không có dòng kết quả nào được trả về. </w:t>
-      </w:r>
-    </w:p>
-    <w:p>
-      <w:pPr>
-        <w:autoSpaceDN w:val="0"/>
-        <w:autoSpaceDE w:val="0"/>
-        <w:widowControl/>
-        <w:spacing w:line="580" w:lineRule="exact" w:before="0" w:after="0"/>
-        <w:ind w:left="382" w:right="3024" w:firstLine="10"/>
-        <w:jc w:val="left"/>
-      </w:pPr>
-      <w:r>
-        <w:rPr>
-          <w:rFonts w:ascii="TimesNewRomanPSMT" w:hAnsi="TimesNewRomanPSMT" w:eastAsia="TimesNewRomanPSMT"/>
-          <w:b w:val="0"/>
-          <w:i w:val="0"/>
-          <w:color w:val="000000"/>
-          <w:sz w:val="24"/>
-        </w:rPr>
-        <w:t xml:space="preserve">Nếu thay phép so sánh = bởi </w:t>
-      </w:r>
-      <w:r>
-        <w:rPr>
-          <w:rFonts w:ascii="Times New Roman" w:hAnsi="Times New Roman" w:eastAsia="Times New Roman"/>
-          <w:b w:val="0"/>
-          <w:i/>
-          <w:color w:val="000000"/>
-          <w:sz w:val="24"/>
-        </w:rPr>
-        <w:t xml:space="preserve">is NULL </w:t>
-      </w:r>
-      <w:r>
-        <w:br/>
-      </w:r>
-      <w:r>
-        <w:rPr>
-          <w:rFonts w:ascii="Courier New" w:hAnsi="Courier New" w:eastAsia="Courier New"/>
-          <w:b w:val="0"/>
-          <w:i w:val="0"/>
-          <w:color w:val="000000"/>
-          <w:sz w:val="24"/>
-        </w:rPr>
-        <w:t xml:space="preserve">SELECT customerName, salesRepEmployeeNumber </w:t>
-      </w:r>
-      <w:r>
-        <w:rPr>
-          <w:rFonts w:ascii="Courier New" w:hAnsi="Courier New" w:eastAsia="Courier New"/>
-          <w:b w:val="0"/>
-          <w:i w:val="0"/>
-          <w:color w:val="000000"/>
-          <w:sz w:val="24"/>
-        </w:rPr>
-        <w:t xml:space="preserve">FROM customers </w:t>
-      </w:r>
-      <w:r>
-        <w:br/>
-      </w:r>
-      <w:r>
-        <w:rPr>
-          <w:rFonts w:ascii="Courier New" w:hAnsi="Courier New" w:eastAsia="Courier New"/>
-          <w:b w:val="0"/>
-          <w:i w:val="0"/>
-          <w:color w:val="000000"/>
-          <w:sz w:val="24"/>
-        </w:rPr>
-        <w:t xml:space="preserve">WHERE salesRepEmployeeNumber is NULL </w:t>
+        <w:t>My salary has increased by 10 percent</w:t>
       </w:r>
     </w:p>
     <w:p>
       <w:pPr>
         <w:sectPr>
           <w:pgSz w:w="11906" w:h="16841"/>
-          <w:pgMar w:top="566" w:right="620" w:bottom="1440" w:left="1440" w:header="720" w:footer="720" w:gutter="0"/>
+          <w:pgMar w:top="550" w:right="1082" w:bottom="1440" w:left="1440" w:header="720" w:footer="720" w:gutter="0"/>
           <w:cols/>
           <w:docGrid w:linePitch="360"/>
         </w:sectPr>
@@ -2830,24 +4333,22 @@
         <w:autoSpaceDN w:val="0"/>
         <w:autoSpaceDE w:val="0"/>
         <w:widowControl/>
-        <w:spacing w:line="220" w:lineRule="exact" w:before="0" w:after="346"/>
+        <w:spacing w:line="220" w:lineRule="exact" w:before="0" w:after="342"/>
         <w:ind w:left="0" w:right="0"/>
-      </w:pPr>
-    </w:p>
-    <w:p>
-      <w:pPr>
-        <w:autoSpaceDN w:val="0"/>
-        <w:autoSpaceDE w:val="0"/>
-        <w:widowControl/>
-        <w:spacing w:line="240" w:lineRule="auto" w:before="0" w:after="0"/>
-        <w:ind w:left="262" w:right="0" w:firstLine="0"/>
-        <w:jc w:val="left"/>
       </w:pPr>
       <w:r>
         <w:drawing>
-          <wp:inline xmlns:a="http://schemas.openxmlformats.org/drawingml/2006/main" xmlns:pic="http://schemas.openxmlformats.org/drawingml/2006/picture">
-            <wp:extent cx="3754120" cy="4246880"/>
-            <wp:docPr id="12" name="Picture 12"/>
+          <wp:anchor xmlns:a="http://schemas.openxmlformats.org/drawingml/2006/main" xmlns:pic="http://schemas.openxmlformats.org/drawingml/2006/picture" distT="0" distB="0" distL="0" distR="0" simplePos="0" relativeHeight="0" behindDoc="1" locked="0" layoutInCell="1" allowOverlap="1">
+            <wp:simplePos x="0" y="0"/>
+            <wp:positionH relativeFrom="page">
+              <wp:posOffset>4279900</wp:posOffset>
+            </wp:positionH>
+            <wp:positionV relativeFrom="page">
+              <wp:posOffset>3898900</wp:posOffset>
+            </wp:positionV>
+            <wp:extent cx="1727200" cy="609600"/>
+            <wp:wrapNone/>
+            <wp:docPr id="30" name="Picture 30"/>
             <wp:cNvGraphicFramePr>
               <a:graphicFrameLocks noChangeAspect="1"/>
             </wp:cNvGraphicFramePr>
@@ -2859,7 +4360,7 @@
                     <pic:cNvPicPr/>
                   </pic:nvPicPr>
                   <pic:blipFill>
-                    <a:blip r:embed="rId19"/>
+                    <a:blip r:embed="rId37"/>
                     <a:stretch>
                       <a:fillRect/>
                     </a:stretch>
@@ -2867,7 +4368,554 @@
                   <pic:spPr>
                     <a:xfrm>
                       <a:off x="0" y="0"/>
-                      <a:ext cx="3754120" cy="4246880"/>
+                      <a:ext cx="1727200" cy="609600"/>
+                    </a:xfrm>
+                    <a:prstGeom prst="rect"/>
+                  </pic:spPr>
+                </pic:pic>
+              </a:graphicData>
+            </a:graphic>
+          </wp:anchor>
+        </w:drawing>
+      </w:r>
+    </w:p>
+    <w:p>
+      <w:pPr>
+        <w:autoSpaceDN w:val="0"/>
+        <w:tabs>
+          <w:tab w:pos="622" w:val="left"/>
+          <w:tab w:pos="802" w:val="left"/>
+        </w:tabs>
+        <w:autoSpaceDE w:val="0"/>
+        <w:widowControl/>
+        <w:spacing w:line="470" w:lineRule="exact" w:before="0" w:after="0"/>
+        <w:ind w:left="262" w:right="2016" w:firstLine="0"/>
+        <w:jc w:val="left"/>
+      </w:pPr>
+      <w:r>
+        <w:tab/>
+      </w:r>
+      <w:r>
+        <w:rPr>
+          <w:rFonts w:ascii="Times New Roman" w:hAnsi="Times New Roman" w:eastAsia="Times New Roman"/>
+          <w:b/>
+          <w:i/>
+          <w:color w:val="000000"/>
+          <w:sz w:val="28"/>
+        </w:rPr>
+        <w:t xml:space="preserve">Giới từ chỉ sự tương tự (like, as: như, giống như, như là) </w:t>
+      </w:r>
+      <w:r>
+        <w:rPr>
+          <w:rFonts w:ascii="TimesNewRomanPSMT" w:hAnsi="TimesNewRomanPSMT" w:eastAsia="TimesNewRomanPSMT"/>
+          <w:b w:val="0"/>
+          <w:i w:val="0"/>
+          <w:color w:val="000000"/>
+          <w:sz w:val="28"/>
+        </w:rPr>
+        <w:t xml:space="preserve">Like </w:t>
+      </w:r>
+      <w:r>
+        <w:br/>
+      </w:r>
+      <w:r>
+        <w:tab/>
+      </w:r>
+      <w:r>
+        <w:tab/>
+      </w:r>
+      <w:r>
+        <w:rPr>
+          <w:rFonts w:ascii="Symbol" w:hAnsi="Symbol" w:eastAsia="Symbol"/>
+          <w:b w:val="0"/>
+          <w:i w:val="0"/>
+          <w:color w:val="373C3E"/>
+          <w:sz w:val="20"/>
+        </w:rPr>
+        <w:t>•</w:t>
+      </w:r>
+      <w:r>
+        <w:rPr>
+          <w:rFonts w:ascii="TimesNewRomanPSMT" w:hAnsi="TimesNewRomanPSMT" w:eastAsia="TimesNewRomanPSMT"/>
+          <w:b w:val="0"/>
+          <w:i w:val="0"/>
+          <w:color w:val="202429"/>
+          <w:sz w:val="28"/>
+        </w:rPr>
+        <w:t xml:space="preserve">He's acting like there's nothing wrong with lying. </w:t>
+      </w:r>
+    </w:p>
+    <w:p>
+      <w:pPr>
+        <w:autoSpaceDN w:val="0"/>
+        <w:tabs>
+          <w:tab w:pos="802" w:val="left"/>
+        </w:tabs>
+        <w:autoSpaceDE w:val="0"/>
+        <w:widowControl/>
+        <w:spacing w:line="558" w:lineRule="exact" w:before="0" w:after="0"/>
+        <w:ind w:left="262" w:right="4320" w:firstLine="0"/>
+        <w:jc w:val="left"/>
+      </w:pPr>
+      <w:r>
+        <w:tab/>
+      </w:r>
+      <w:r>
+        <w:rPr>
+          <w:rFonts w:ascii="Symbol" w:hAnsi="Symbol" w:eastAsia="Symbol"/>
+          <w:b w:val="0"/>
+          <w:i w:val="0"/>
+          <w:color w:val="373C3E"/>
+          <w:sz w:val="20"/>
+        </w:rPr>
+        <w:t>•</w:t>
+      </w:r>
+      <w:r>
+        <w:rPr>
+          <w:rFonts w:ascii="TimesNewRomanPSMT" w:hAnsi="TimesNewRomanPSMT" w:eastAsia="TimesNewRomanPSMT"/>
+          <w:b w:val="0"/>
+          <w:i w:val="0"/>
+          <w:color w:val="202429"/>
+          <w:sz w:val="28"/>
+        </w:rPr>
+        <w:t xml:space="preserve">Don't look at me like that </w:t>
+      </w:r>
+      <w:r>
+        <w:br/>
+      </w:r>
+      <w:r>
+        <w:rPr>
+          <w:rFonts w:ascii="TimesNewRomanPSMT" w:hAnsi="TimesNewRomanPSMT" w:eastAsia="TimesNewRomanPSMT"/>
+          <w:b w:val="0"/>
+          <w:i w:val="0"/>
+          <w:color w:val="202429"/>
+          <w:sz w:val="28"/>
+        </w:rPr>
+        <w:t>As</w:t>
+      </w:r>
+      <w:r>
+        <w:br/>
+      </w:r>
+      <w:r>
+        <w:tab/>
+      </w:r>
+      <w:r>
+        <w:rPr>
+          <w:rFonts w:ascii="Symbol" w:hAnsi="Symbol" w:eastAsia="Symbol"/>
+          <w:b w:val="0"/>
+          <w:i w:val="0"/>
+          <w:color w:val="373C3E"/>
+          <w:sz w:val="20"/>
+        </w:rPr>
+        <w:t>•</w:t>
+      </w:r>
+      <w:r>
+        <w:rPr>
+          <w:rFonts w:ascii="TimesNewRomanPSMT" w:hAnsi="TimesNewRomanPSMT" w:eastAsia="TimesNewRomanPSMT"/>
+          <w:b w:val="0"/>
+          <w:i w:val="0"/>
+          <w:color w:val="202429"/>
+          <w:sz w:val="28"/>
+        </w:rPr>
+        <w:t>I dressed as Batman for Halloween.</w:t>
+      </w:r>
+    </w:p>
+    <w:p>
+      <w:pPr>
+        <w:autoSpaceDN w:val="0"/>
+        <w:autoSpaceDE w:val="0"/>
+        <w:widowControl/>
+        <w:spacing w:line="374" w:lineRule="exact" w:before="0" w:after="12"/>
+        <w:ind w:left="802" w:right="0" w:firstLine="0"/>
+        <w:jc w:val="left"/>
+      </w:pPr>
+      <w:r>
+        <w:rPr>
+          <w:rFonts w:ascii="Symbol" w:hAnsi="Symbol" w:eastAsia="Symbol"/>
+          <w:b w:val="0"/>
+          <w:i w:val="0"/>
+          <w:color w:val="373C3E"/>
+          <w:sz w:val="20"/>
+        </w:rPr>
+        <w:t>•</w:t>
+      </w:r>
+      <w:r>
+        <w:rPr>
+          <w:rFonts w:ascii="TimesNewRomanPSMT" w:hAnsi="TimesNewRomanPSMT" w:eastAsia="TimesNewRomanPSMT"/>
+          <w:b w:val="0"/>
+          <w:i w:val="0"/>
+          <w:color w:val="202429"/>
+          <w:sz w:val="28"/>
+        </w:rPr>
+        <w:t>He works as a chef.</w:t>
+      </w:r>
+    </w:p>
+    <w:tbl>
+      <w:tblPr>
+        <w:tblW w:type="auto" w:w="0"/>
+        <w:tblLayout w:type="fixed"/>
+        <w:tblLook w:firstColumn="1" w:firstRow="1" w:lastColumn="0" w:lastRow="0" w:noHBand="0" w:noVBand="1" w:val="04A0"/>
+        <w:tblInd w:w="300.0" w:type="dxa"/>
+      </w:tblPr>
+      <w:tblGrid>
+        <w:gridCol w:w="3128"/>
+        <w:gridCol w:w="3128"/>
+        <w:gridCol w:w="3128"/>
+      </w:tblGrid>
+      <w:tr>
+        <w:trPr>
+          <w:trHeight w:hRule="exact" w:val="712"/>
+        </w:trPr>
+        <w:tc>
+          <w:tcPr>
+            <w:tcW w:type="dxa" w:w="5320"/>
+            <w:tcBorders/>
+            <w:tcMar>
+              <w:start w:w="0" w:type="dxa"/>
+              <w:end w:w="0" w:type="dxa"/>
+            </w:tcMar>
+          </w:tcPr>
+          <w:p>
+            <w:pPr>
+              <w:autoSpaceDN w:val="0"/>
+              <w:autoSpaceDE w:val="0"/>
+              <w:widowControl/>
+              <w:spacing w:line="271" w:lineRule="auto" w:before="288" w:after="0"/>
+              <w:ind w:left="322" w:right="0" w:firstLine="0"/>
+              <w:jc w:val="left"/>
+            </w:pPr>
+            <w:r>
+              <w:rPr>
+                <w:rFonts w:ascii="Times New Roman" w:hAnsi="Times New Roman" w:eastAsia="Times New Roman"/>
+                <w:b/>
+                <w:i/>
+                <w:color w:val="000000"/>
+                <w:sz w:val="28"/>
+              </w:rPr>
+              <w:t xml:space="preserve">Giới từ chỉ sự đồng hành (With: với) </w:t>
+            </w:r>
+          </w:p>
+        </w:tc>
+        <w:tc>
+          <w:tcPr>
+            <w:tcW w:type="dxa" w:w="1140"/>
+            <w:vMerge w:val="restart"/>
+            <w:tcBorders/>
+            <w:tcMar>
+              <w:start w:w="0" w:type="dxa"/>
+              <w:end w:w="0" w:type="dxa"/>
+            </w:tcMar>
+            <w:tcMar>
+              <w:start w:w="0" w:type="dxa"/>
+              <w:end w:w="0" w:type="dxa"/>
+            </w:tcMar>
+            <w:tcMar>
+              <w:start w:w="0" w:type="dxa"/>
+              <w:end w:w="0" w:type="dxa"/>
+            </w:tcMar>
+          </w:tcPr>
+          <w:p>
+            <w:pPr>
+              <w:autoSpaceDN w:val="0"/>
+              <w:autoSpaceDE w:val="0"/>
+              <w:widowControl/>
+              <w:spacing w:line="240" w:lineRule="auto" w:before="1192" w:after="0"/>
+              <w:ind w:left="0" w:right="180" w:firstLine="0"/>
+              <w:jc w:val="right"/>
+            </w:pPr>
+            <w:r>
+              <w:drawing>
+                <wp:inline xmlns:a="http://schemas.openxmlformats.org/drawingml/2006/main" xmlns:pic="http://schemas.openxmlformats.org/drawingml/2006/picture">
+                  <wp:extent cx="165100" cy="12700"/>
+                  <wp:docPr id="24" name="Picture 24"/>
+                  <wp:cNvGraphicFramePr>
+                    <a:graphicFrameLocks noChangeAspect="1"/>
+                  </wp:cNvGraphicFramePr>
+                  <a:graphic>
+                    <a:graphicData uri="http://schemas.openxmlformats.org/drawingml/2006/picture">
+                      <pic:pic>
+                        <pic:nvPicPr>
+                          <pic:cNvPr id="0" name="image.png"/>
+                          <pic:cNvPicPr/>
+                        </pic:nvPicPr>
+                        <pic:blipFill>
+                          <a:blip r:embed="rId31"/>
+                          <a:stretch>
+                            <a:fillRect/>
+                          </a:stretch>
+                        </pic:blipFill>
+                        <pic:spPr>
+                          <a:xfrm>
+                            <a:off x="0" y="0"/>
+                            <a:ext cx="165100" cy="12700"/>
+                          </a:xfrm>
+                          <a:prstGeom prst="rect"/>
+                        </pic:spPr>
+                      </pic:pic>
+                    </a:graphicData>
+                  </a:graphic>
+                </wp:inline>
+              </w:drawing>
+            </w:r>
+          </w:p>
+        </w:tc>
+        <w:tc>
+          <w:tcPr>
+            <w:tcW w:type="dxa" w:w="2260"/>
+            <w:vMerge w:val="restart"/>
+            <w:tcBorders/>
+            <w:tcMar>
+              <w:start w:w="0" w:type="dxa"/>
+              <w:end w:w="0" w:type="dxa"/>
+            </w:tcMar>
+            <w:tcMar>
+              <w:start w:w="0" w:type="dxa"/>
+              <w:end w:w="0" w:type="dxa"/>
+            </w:tcMar>
+            <w:tcMar>
+              <w:start w:w="0" w:type="dxa"/>
+              <w:end w:w="0" w:type="dxa"/>
+            </w:tcMar>
+          </w:tcPr>
+          <w:p>
+            <w:pPr>
+              <w:autoSpaceDN w:val="0"/>
+              <w:autoSpaceDE w:val="0"/>
+              <w:widowControl/>
+              <w:spacing w:line="240" w:lineRule="auto" w:before="12" w:after="0"/>
+              <w:ind w:left="180" w:right="0" w:firstLine="0"/>
+              <w:jc w:val="left"/>
+            </w:pPr>
+            <w:r>
+              <w:drawing>
+                <wp:inline xmlns:a="http://schemas.openxmlformats.org/drawingml/2006/main" xmlns:pic="http://schemas.openxmlformats.org/drawingml/2006/picture">
+                  <wp:extent cx="1104900" cy="520700"/>
+                  <wp:docPr id="25" name="Picture 25"/>
+                  <wp:cNvGraphicFramePr>
+                    <a:graphicFrameLocks noChangeAspect="1"/>
+                  </wp:cNvGraphicFramePr>
+                  <a:graphic>
+                    <a:graphicData uri="http://schemas.openxmlformats.org/drawingml/2006/picture">
+                      <pic:pic>
+                        <pic:nvPicPr>
+                          <pic:cNvPr id="0" name="image.png"/>
+                          <pic:cNvPicPr/>
+                        </pic:nvPicPr>
+                        <pic:blipFill>
+                          <a:blip r:embed="rId32"/>
+                          <a:stretch>
+                            <a:fillRect/>
+                          </a:stretch>
+                        </pic:blipFill>
+                        <pic:spPr>
+                          <a:xfrm>
+                            <a:off x="0" y="0"/>
+                            <a:ext cx="1104900" cy="520700"/>
+                          </a:xfrm>
+                          <a:prstGeom prst="rect"/>
+                        </pic:spPr>
+                      </pic:pic>
+                    </a:graphicData>
+                  </a:graphic>
+                </wp:inline>
+              </w:drawing>
+            </w:r>
+          </w:p>
+        </w:tc>
+      </w:tr>
+      <w:tr>
+        <w:trPr>
+          <w:trHeight w:hRule="exact" w:val="440"/>
+        </w:trPr>
+        <w:tc>
+          <w:tcPr>
+            <w:tcW w:type="dxa" w:w="5320"/>
+            <w:tcBorders/>
+            <w:tcMar>
+              <w:start w:w="0" w:type="dxa"/>
+              <w:end w:w="0" w:type="dxa"/>
+            </w:tcMar>
+          </w:tcPr>
+          <w:p>
+            <w:pPr>
+              <w:autoSpaceDN w:val="0"/>
+              <w:autoSpaceDE w:val="0"/>
+              <w:widowControl/>
+              <w:spacing w:line="374" w:lineRule="exact" w:before="66" w:after="0"/>
+              <w:ind w:left="502" w:right="0" w:firstLine="0"/>
+              <w:jc w:val="left"/>
+            </w:pPr>
+            <w:r>
+              <w:rPr>
+                <w:rFonts w:ascii="Symbol" w:hAnsi="Symbol" w:eastAsia="Symbol"/>
+                <w:b w:val="0"/>
+                <w:i w:val="0"/>
+                <w:color w:val="373C3E"/>
+                <w:sz w:val="20"/>
+              </w:rPr>
+              <w:t>•</w:t>
+            </w:r>
+            <w:r>
+              <w:rPr>
+                <w:rFonts w:ascii="TimesNewRomanPSMT" w:hAnsi="TimesNewRomanPSMT" w:eastAsia="TimesNewRomanPSMT"/>
+                <w:b w:val="0"/>
+                <w:i w:val="0"/>
+                <w:color w:val="202429"/>
+                <w:sz w:val="28"/>
+              </w:rPr>
+              <w:t xml:space="preserve">I cleaned the room with my sister. </w:t>
+            </w:r>
+          </w:p>
+        </w:tc>
+        <w:tc>
+          <w:tcPr>
+            <w:tcW w:type="dxa" w:w="3128"/>
+            <w:vMerge/>
+            <w:tcBorders/>
+          </w:tcPr>
+          <w:p/>
+        </w:tc>
+        <w:tc>
+          <w:tcPr>
+            <w:tcW w:type="dxa" w:w="3128"/>
+            <w:vMerge/>
+            <w:tcBorders/>
+          </w:tcPr>
+          <w:p/>
+        </w:tc>
+      </w:tr>
+      <w:tr>
+        <w:trPr>
+          <w:trHeight w:hRule="exact" w:val="448"/>
+        </w:trPr>
+        <w:tc>
+          <w:tcPr>
+            <w:tcW w:type="dxa" w:w="5320"/>
+            <w:tcBorders/>
+            <w:tcMar>
+              <w:start w:w="0" w:type="dxa"/>
+              <w:end w:w="0" w:type="dxa"/>
+            </w:tcMar>
+          </w:tcPr>
+          <w:p>
+            <w:pPr>
+              <w:autoSpaceDN w:val="0"/>
+              <w:autoSpaceDE w:val="0"/>
+              <w:widowControl/>
+              <w:spacing w:line="374" w:lineRule="exact" w:before="14" w:after="0"/>
+              <w:ind w:left="502" w:right="0" w:firstLine="0"/>
+              <w:jc w:val="left"/>
+            </w:pPr>
+            <w:r>
+              <w:rPr>
+                <w:rFonts w:ascii="Symbol" w:hAnsi="Symbol" w:eastAsia="Symbol"/>
+                <w:b w:val="0"/>
+                <w:i w:val="0"/>
+                <w:color w:val="373C3E"/>
+                <w:sz w:val="20"/>
+              </w:rPr>
+              <w:t>•</w:t>
+            </w:r>
+            <w:r>
+              <w:rPr>
+                <w:rFonts w:ascii="TimesNewRomanPSMT" w:hAnsi="TimesNewRomanPSMT" w:eastAsia="TimesNewRomanPSMT"/>
+                <w:b w:val="0"/>
+                <w:i w:val="0"/>
+                <w:color w:val="202429"/>
+                <w:sz w:val="28"/>
+              </w:rPr>
+              <w:t>He went shopping with his mother.</w:t>
+            </w:r>
+          </w:p>
+        </w:tc>
+        <w:tc>
+          <w:tcPr>
+            <w:tcW w:type="dxa" w:w="3128"/>
+            <w:vMerge/>
+            <w:tcBorders/>
+          </w:tcPr>
+          <w:p/>
+        </w:tc>
+        <w:tc>
+          <w:tcPr>
+            <w:tcW w:type="dxa" w:w="3128"/>
+            <w:vMerge/>
+            <w:tcBorders/>
+          </w:tcPr>
+          <w:p/>
+        </w:tc>
+      </w:tr>
+    </w:tbl>
+    <w:p>
+      <w:pPr>
+        <w:autoSpaceDN w:val="0"/>
+        <w:tabs>
+          <w:tab w:pos="622" w:val="left"/>
+        </w:tabs>
+        <w:autoSpaceDE w:val="0"/>
+        <w:widowControl/>
+        <w:spacing w:line="620" w:lineRule="exact" w:before="0" w:after="0"/>
+        <w:ind w:left="262" w:right="2592" w:firstLine="0"/>
+        <w:jc w:val="left"/>
+      </w:pPr>
+      <w:r>
+        <w:tab/>
+      </w:r>
+      <w:r>
+        <w:rPr>
+          <w:rFonts w:ascii="Times New Roman" w:hAnsi="Times New Roman" w:eastAsia="Times New Roman"/>
+          <w:b/>
+          <w:i/>
+          <w:color w:val="000000"/>
+          <w:sz w:val="28"/>
+        </w:rPr>
+        <w:t xml:space="preserve">Giới từ chỉ sự sở hữu (Of: của; belong to: thuộc về) </w:t>
+      </w:r>
+      <w:r>
+        <w:rPr>
+          <w:rFonts w:ascii="TimesNewRomanPSMT" w:hAnsi="TimesNewRomanPSMT" w:eastAsia="TimesNewRomanPSMT"/>
+          <w:b w:val="0"/>
+          <w:i w:val="0"/>
+          <w:color w:val="0B0B0B"/>
+          <w:sz w:val="28"/>
+        </w:rPr>
+        <w:t xml:space="preserve">Of </w:t>
+      </w:r>
+    </w:p>
+    <w:p>
+      <w:pPr>
+        <w:autoSpaceDN w:val="0"/>
+        <w:autoSpaceDE w:val="0"/>
+        <w:widowControl/>
+        <w:spacing w:line="240" w:lineRule="auto" w:before="12" w:after="0"/>
+        <w:ind w:left="0" w:right="2844" w:firstLine="0"/>
+        <w:jc w:val="right"/>
+      </w:pPr>
+      <w:r>
+        <w:drawing>
+          <wp:inline xmlns:a="http://schemas.openxmlformats.org/drawingml/2006/main" xmlns:pic="http://schemas.openxmlformats.org/drawingml/2006/picture">
+            <wp:extent cx="1333500" cy="152400"/>
+            <wp:docPr id="26" name="Picture 26"/>
+            <wp:cNvGraphicFramePr>
+              <a:graphicFrameLocks noChangeAspect="1"/>
+            </wp:cNvGraphicFramePr>
+            <a:graphic>
+              <a:graphicData uri="http://schemas.openxmlformats.org/drawingml/2006/picture">
+                <pic:pic>
+                  <pic:nvPicPr>
+                    <pic:cNvPr id="0" name="image.png"/>
+                    <pic:cNvPicPr/>
+                  </pic:nvPicPr>
+                  <pic:blipFill>
+                    <a:blip r:embed="rId33"/>
+                    <a:stretch>
+                      <a:fillRect/>
+                    </a:stretch>
+                  </pic:blipFill>
+                  <pic:spPr>
+                    <a:xfrm>
+                      <a:off x="0" y="0"/>
+                      <a:ext cx="1333500" cy="152400"/>
                     </a:xfrm>
                     <a:prstGeom prst="rect"/>
                   </pic:spPr>
@@ -2883,29 +4931,203 @@
         <w:autoSpaceDN w:val="0"/>
         <w:autoSpaceDE w:val="0"/>
         <w:widowControl/>
-        <w:spacing w:line="197" w:lineRule="auto" w:before="380" w:after="0"/>
-        <w:ind w:left="392" w:right="0" w:firstLine="0"/>
+        <w:spacing w:line="370" w:lineRule="exact" w:before="6" w:after="10"/>
+        <w:ind w:left="802" w:right="4320" w:firstLine="0"/>
         <w:jc w:val="left"/>
       </w:pPr>
       <w:r>
         <w:rPr>
-          <w:rFonts w:ascii="Calibri" w:hAnsi="Calibri" w:eastAsia="Calibri"/>
-          <w:b/>
+          <w:rFonts w:ascii="Symbol" w:hAnsi="Symbol" w:eastAsia="Symbol"/>
+          <w:b w:val="0"/>
           <w:i w:val="0"/>
-          <w:color w:val="424242"/>
-          <w:sz w:val="22"/>
+          <w:color w:val="373C3E"/>
+          <w:sz w:val="20"/>
         </w:rPr>
-        <w:t>6.</w:t>
+        <w:t>•</w:t>
       </w:r>
       <w:r>
         <w:rPr>
-          <w:rFonts w:ascii="Calibri" w:hAnsi="Calibri" w:eastAsia="Calibri"/>
-          <w:b/>
+          <w:rFonts w:ascii="TimesNewRomanPSMT" w:hAnsi="TimesNewRomanPSMT" w:eastAsia="TimesNewRomanPSMT"/>
+          <w:b w:val="0"/>
           <w:i w:val="0"/>
-          <w:color w:val="000000"/>
-          <w:sz w:val="22"/>
+          <w:color w:val="0B0B0B"/>
+          <w:sz w:val="28"/>
         </w:rPr>
-        <w:t>Từ khoá DISTINCT</w:t>
+        <w:t>Canberra is the capital of  Australia</w:t>
+      </w:r>
+      <w:r>
+        <w:br/>
+      </w:r>
+      <w:r>
+        <w:rPr>
+          <w:rFonts w:ascii="Symbol" w:hAnsi="Symbol" w:eastAsia="Symbol"/>
+          <w:b w:val="0"/>
+          <w:i w:val="0"/>
+          <w:color w:val="373C3E"/>
+          <w:sz w:val="20"/>
+        </w:rPr>
+        <w:t>•</w:t>
+      </w:r>
+      <w:r>
+        <w:rPr>
+          <w:rFonts w:ascii="TimesNewRomanPSMT" w:hAnsi="TimesNewRomanPSMT" w:eastAsia="TimesNewRomanPSMT"/>
+          <w:b w:val="0"/>
+          <w:i w:val="0"/>
+          <w:color w:val="0B0B0B"/>
+          <w:sz w:val="28"/>
+        </w:rPr>
+        <w:t>This is the house of my uncle.</w:t>
+      </w:r>
+    </w:p>
+    <w:tbl>
+      <w:tblPr>
+        <w:tblW w:type="auto" w:w="0"/>
+        <w:tblLayout w:type="fixed"/>
+        <w:tblLook w:firstColumn="1" w:firstRow="1" w:lastColumn="0" w:lastRow="0" w:noHBand="0" w:noVBand="1" w:val="04A0"/>
+        <w:tblInd w:w="120.0" w:type="dxa"/>
+      </w:tblPr>
+      <w:tblGrid>
+        <w:gridCol w:w="4692"/>
+        <w:gridCol w:w="4692"/>
+      </w:tblGrid>
+      <w:tr>
+        <w:trPr>
+          <w:trHeight w:hRule="exact" w:val="700"/>
+        </w:trPr>
+        <w:tc>
+          <w:tcPr>
+            <w:tcW w:type="dxa" w:w="2300"/>
+            <w:tcBorders/>
+            <w:tcMar>
+              <w:start w:w="0" w:type="dxa"/>
+              <w:end w:w="0" w:type="dxa"/>
+            </w:tcMar>
+          </w:tcPr>
+          <w:p>
+            <w:pPr>
+              <w:autoSpaceDN w:val="0"/>
+              <w:autoSpaceDE w:val="0"/>
+              <w:widowControl/>
+              <w:spacing w:line="374" w:lineRule="exact" w:before="266" w:after="0"/>
+              <w:ind w:left="142" w:right="0" w:firstLine="0"/>
+              <w:jc w:val="left"/>
+            </w:pPr>
+            <w:r>
+              <w:rPr>
+                <w:rFonts w:ascii="TimesNewRomanPSMT" w:hAnsi="TimesNewRomanPSMT" w:eastAsia="TimesNewRomanPSMT"/>
+                <w:b w:val="0"/>
+                <w:i w:val="0"/>
+                <w:color w:val="0B0B0B"/>
+                <w:sz w:val="28"/>
+              </w:rPr>
+              <w:t xml:space="preserve">Belong to </w:t>
+            </w:r>
+          </w:p>
+        </w:tc>
+        <w:tc>
+          <w:tcPr>
+            <w:tcW w:type="dxa" w:w="4240"/>
+            <w:tcBorders/>
+            <w:tcMar>
+              <w:start w:w="0" w:type="dxa"/>
+              <w:end w:w="0" w:type="dxa"/>
+            </w:tcMar>
+          </w:tcPr>
+          <w:p>
+            <w:pPr>
+              <w:autoSpaceDN w:val="0"/>
+              <w:autoSpaceDE w:val="0"/>
+              <w:widowControl/>
+              <w:spacing w:line="240" w:lineRule="auto" w:before="10" w:after="0"/>
+              <w:ind w:left="1000" w:right="0" w:firstLine="0"/>
+              <w:jc w:val="left"/>
+            </w:pPr>
+            <w:r>
+              <w:drawing>
+                <wp:inline xmlns:a="http://schemas.openxmlformats.org/drawingml/2006/main" xmlns:pic="http://schemas.openxmlformats.org/drawingml/2006/picture">
+                  <wp:extent cx="342900" cy="190500"/>
+                  <wp:docPr id="27" name="Picture 27"/>
+                  <wp:cNvGraphicFramePr>
+                    <a:graphicFrameLocks noChangeAspect="1"/>
+                  </wp:cNvGraphicFramePr>
+                  <a:graphic>
+                    <a:graphicData uri="http://schemas.openxmlformats.org/drawingml/2006/picture">
+                      <pic:pic>
+                        <pic:nvPicPr>
+                          <pic:cNvPr id="0" name="image.png"/>
+                          <pic:cNvPicPr/>
+                        </pic:nvPicPr>
+                        <pic:blipFill>
+                          <a:blip r:embed="rId34"/>
+                          <a:stretch>
+                            <a:fillRect/>
+                          </a:stretch>
+                        </pic:blipFill>
+                        <pic:spPr>
+                          <a:xfrm>
+                            <a:off x="0" y="0"/>
+                            <a:ext cx="342900" cy="190500"/>
+                          </a:xfrm>
+                          <a:prstGeom prst="rect"/>
+                        </pic:spPr>
+                      </pic:pic>
+                    </a:graphicData>
+                  </a:graphic>
+                </wp:inline>
+              </w:drawing>
+            </w:r>
+          </w:p>
+        </w:tc>
+      </w:tr>
+    </w:tbl>
+    <w:p>
+      <w:pPr>
+        <w:autoSpaceDN w:val="0"/>
+        <w:autoSpaceDE w:val="0"/>
+        <w:widowControl/>
+        <w:spacing w:line="370" w:lineRule="exact" w:before="150" w:after="0"/>
+        <w:ind w:left="802" w:right="3312" w:firstLine="0"/>
+        <w:jc w:val="left"/>
+      </w:pPr>
+      <w:r>
+        <w:rPr>
+          <w:rFonts w:ascii="Symbol" w:hAnsi="Symbol" w:eastAsia="Symbol"/>
+          <w:b w:val="0"/>
+          <w:i w:val="0"/>
+          <w:color w:val="373C3E"/>
+          <w:sz w:val="20"/>
+        </w:rPr>
+        <w:t>•</w:t>
+      </w:r>
+      <w:r>
+        <w:rPr>
+          <w:rFonts w:ascii="TimesNewRomanPSMT" w:hAnsi="TimesNewRomanPSMT" w:eastAsia="TimesNewRomanPSMT"/>
+          <w:b w:val="0"/>
+          <w:i w:val="0"/>
+          <w:color w:val="0B0B0B"/>
+          <w:sz w:val="28"/>
+        </w:rPr>
+        <w:t>This construction belongs to the Government</w:t>
+      </w:r>
+      <w:r>
+        <w:rPr>
+          <w:rFonts w:ascii="Symbol" w:hAnsi="Symbol" w:eastAsia="Symbol"/>
+          <w:b w:val="0"/>
+          <w:i w:val="0"/>
+          <w:color w:val="373C3E"/>
+          <w:sz w:val="20"/>
+        </w:rPr>
+        <w:t>•</w:t>
+      </w:r>
+      <w:r>
+        <w:rPr>
+          <w:rFonts w:ascii="TimesNewRomanPSMT" w:hAnsi="TimesNewRomanPSMT" w:eastAsia="TimesNewRomanPSMT"/>
+          <w:b w:val="0"/>
+          <w:i w:val="0"/>
+          <w:color w:val="0B0B0B"/>
+          <w:sz w:val="28"/>
+        </w:rPr>
+        <w:t>This garden belongs to my old aunt Mercy</w:t>
       </w:r>
     </w:p>
     <w:p>
@@ -2913,125 +5135,15 @@
         <w:autoSpaceDN w:val="0"/>
         <w:autoSpaceDE w:val="0"/>
         <w:widowControl/>
-        <w:spacing w:line="490" w:lineRule="exact" w:before="0" w:after="0"/>
-        <w:ind w:left="382" w:right="432" w:firstLine="0"/>
-        <w:jc w:val="left"/>
-      </w:pPr>
-      <w:r>
-        <w:rPr>
-          <w:rFonts w:ascii="TimesNewRomanPSMT" w:hAnsi="TimesNewRomanPSMT" w:eastAsia="TimesNewRomanPSMT"/>
-          <w:b w:val="0"/>
-          <w:i w:val="0"/>
-          <w:color w:val="2B2B2B"/>
-          <w:sz w:val="24"/>
-        </w:rPr>
-        <w:t xml:space="preserve">Với từ khóa </w:t>
-      </w:r>
-      <w:r>
-        <w:rPr>
-          <w:rFonts w:ascii="TimesNewRomanPSMT" w:hAnsi="TimesNewRomanPSMT" w:eastAsia="TimesNewRomanPSMT"/>
-          <w:b w:val="0"/>
-          <w:i w:val="0"/>
-          <w:color w:val="424242"/>
-          <w:sz w:val="24"/>
-        </w:rPr>
-        <w:t>DISTINCT</w:t>
-      </w:r>
-      <w:r>
-        <w:rPr>
-          <w:rFonts w:ascii="TimesNewRomanPSMT" w:hAnsi="TimesNewRomanPSMT" w:eastAsia="TimesNewRomanPSMT"/>
-          <w:b w:val="0"/>
-          <w:i w:val="0"/>
-          <w:color w:val="2B2B2B"/>
-          <w:sz w:val="24"/>
-        </w:rPr>
-        <w:t xml:space="preserve">, có thể loại bỏ dữ liệu trùng lặp từ câu lệnh SELECT. </w:t>
-      </w:r>
-      <w:r>
-        <w:rPr>
-          <w:rFonts w:ascii="Times New Roman" w:hAnsi="Times New Roman" w:eastAsia="Times New Roman"/>
-          <w:b/>
-          <w:i w:val="0"/>
-          <w:color w:val="000000"/>
-          <w:sz w:val="24"/>
-        </w:rPr>
-        <w:t>Ví dụ:</w:t>
-      </w:r>
-      <w:r>
-        <w:rPr>
-          <w:rFonts w:ascii="TimesNewRomanPSMT" w:hAnsi="TimesNewRomanPSMT" w:eastAsia="TimesNewRomanPSMT"/>
-          <w:b w:val="0"/>
-          <w:i w:val="0"/>
-          <w:color w:val="000000"/>
-          <w:sz w:val="24"/>
-        </w:rPr>
-        <w:t xml:space="preserve"> để tìm thấy bao nhiêu </w:t>
-      </w:r>
-      <w:r>
-        <w:rPr>
-          <w:rFonts w:ascii="Times New Roman" w:hAnsi="Times New Roman" w:eastAsia="Times New Roman"/>
-          <w:b w:val="0"/>
-          <w:i/>
-          <w:color w:val="000000"/>
-          <w:sz w:val="24"/>
-        </w:rPr>
-        <w:t>vị trí công việc</w:t>
-      </w:r>
-      <w:r>
-        <w:rPr>
-          <w:rFonts w:ascii="TimesNewRomanPSMT" w:hAnsi="TimesNewRomanPSMT" w:eastAsia="TimesNewRomanPSMT"/>
-          <w:b w:val="0"/>
-          <w:i w:val="0"/>
-          <w:color w:val="000000"/>
-          <w:sz w:val="24"/>
-        </w:rPr>
-        <w:t xml:space="preserve"> của tất cả các nhân viên,  sử dụng từ </w:t>
-      </w:r>
-      <w:r>
-        <w:rPr>
-          <w:rFonts w:ascii="TimesNewRomanPSMT" w:hAnsi="TimesNewRomanPSMT" w:eastAsia="TimesNewRomanPSMT"/>
-          <w:b w:val="0"/>
-          <w:i w:val="0"/>
-          <w:color w:val="000000"/>
-          <w:sz w:val="24"/>
-        </w:rPr>
-        <w:t xml:space="preserve">khóa DISTINCT trong câu lệnh SELECT như sau: </w:t>
-      </w:r>
-    </w:p>
-    <w:p>
-      <w:pPr>
-        <w:autoSpaceDN w:val="0"/>
-        <w:autoSpaceDE w:val="0"/>
-        <w:widowControl/>
-        <w:spacing w:line="240" w:lineRule="auto" w:before="656" w:after="0"/>
-        <w:ind w:left="442" w:right="0" w:firstLine="0"/>
-        <w:jc w:val="left"/>
-      </w:pPr>
-      <w:r>
-        <w:rPr>
-          <w:rFonts w:ascii="Courier New" w:hAnsi="Courier New" w:eastAsia="Courier New"/>
-          <w:b w:val="0"/>
-          <w:i w:val="0"/>
-          <w:color w:val="000000"/>
-          <w:sz w:val="24"/>
-        </w:rPr>
-        <w:t xml:space="preserve">SELECT DISTINCT jobTitle FROM Employees; </w:t>
-      </w:r>
-    </w:p>
-    <w:p>
-      <w:pPr>
-        <w:autoSpaceDN w:val="0"/>
-        <w:autoSpaceDE w:val="0"/>
-        <w:widowControl/>
-        <w:spacing w:line="240" w:lineRule="auto" w:before="110" w:after="0"/>
-        <w:ind w:left="426" w:right="0" w:firstLine="0"/>
-        <w:jc w:val="left"/>
+        <w:spacing w:line="240" w:lineRule="auto" w:before="20" w:after="0"/>
+        <w:ind w:left="0" w:right="5344" w:firstLine="0"/>
+        <w:jc w:val="right"/>
       </w:pPr>
       <w:r>
         <w:drawing>
           <wp:inline xmlns:a="http://schemas.openxmlformats.org/drawingml/2006/main" xmlns:pic="http://schemas.openxmlformats.org/drawingml/2006/picture">
-            <wp:extent cx="1708150" cy="2105660"/>
-            <wp:docPr id="13" name="Picture 13"/>
+            <wp:extent cx="1041400" cy="190500"/>
+            <wp:docPr id="28" name="Picture 28"/>
             <wp:cNvGraphicFramePr>
               <a:graphicFrameLocks noChangeAspect="1"/>
             </wp:cNvGraphicFramePr>
@@ -3043,7 +5155,7 @@
                     <pic:cNvPicPr/>
                   </pic:nvPicPr>
                   <pic:blipFill>
-                    <a:blip r:embed="rId20"/>
+                    <a:blip r:embed="rId35"/>
                     <a:stretch>
                       <a:fillRect/>
                     </a:stretch>
@@ -3051,7 +5163,7 @@
                   <pic:spPr>
                     <a:xfrm>
                       <a:off x="0" y="0"/>
-                      <a:ext cx="1708150" cy="2105660"/>
+                      <a:ext cx="1041400" cy="190500"/>
                     </a:xfrm>
                     <a:prstGeom prst="rect"/>
                   </pic:spPr>
@@ -3067,64 +5179,15 @@
         <w:autoSpaceDN w:val="0"/>
         <w:autoSpaceDE w:val="0"/>
         <w:widowControl/>
-        <w:spacing w:line="616" w:lineRule="exact" w:before="0" w:after="0"/>
-        <w:ind w:left="382" w:right="1152" w:firstLine="0"/>
-        <w:jc w:val="left"/>
-      </w:pPr>
-      <w:r>
-        <w:rPr>
-          <w:rFonts w:ascii="TimesNewRomanPSMT" w:hAnsi="TimesNewRomanPSMT" w:eastAsia="TimesNewRomanPSMT"/>
-          <w:b w:val="0"/>
-          <w:i w:val="0"/>
-          <w:color w:val="2B2B2B"/>
-          <w:sz w:val="24"/>
-        </w:rPr>
-        <w:t xml:space="preserve">Hoặc  có thể tìm ra mã số các sản phẩm đã được mua bằng truy vấn như sau: </w:t>
-      </w:r>
-      <w:r>
-        <w:rPr>
-          <w:rFonts w:ascii="Courier New" w:hAnsi="Courier New" w:eastAsia="Courier New"/>
-          <w:b w:val="0"/>
-          <w:i w:val="0"/>
-          <w:color w:val="000000"/>
-          <w:sz w:val="24"/>
-        </w:rPr>
-        <w:t xml:space="preserve">SELECT DISTINCT productCode FROM OrderDetails; </w:t>
-      </w:r>
-    </w:p>
-    <w:p>
-      <w:pPr>
-        <w:sectPr>
-          <w:pgSz w:w="11906" w:h="16841"/>
-          <w:pgMar w:top="568" w:right="1440" w:bottom="682" w:left="1440" w:header="720" w:footer="720" w:gutter="0"/>
-          <w:cols/>
-          <w:docGrid w:linePitch="360"/>
-        </w:sectPr>
-      </w:pPr>
-    </w:p>
-    <w:p>
-      <w:pPr>
-        <w:autoSpaceDN w:val="0"/>
-        <w:autoSpaceDE w:val="0"/>
-        <w:widowControl/>
-        <w:spacing w:line="220" w:lineRule="exact" w:before="0" w:after="346"/>
-        <w:ind w:left="0" w:right="0"/>
-      </w:pPr>
-    </w:p>
-    <w:p>
-      <w:pPr>
-        <w:autoSpaceDN w:val="0"/>
-        <w:autoSpaceDE w:val="0"/>
-        <w:widowControl/>
-        <w:spacing w:line="240" w:lineRule="auto" w:before="0" w:after="0"/>
-        <w:ind w:left="426" w:right="0" w:firstLine="0"/>
+        <w:spacing w:line="240" w:lineRule="auto" w:before="360" w:after="0"/>
+        <w:ind w:left="440" w:right="0" w:firstLine="0"/>
         <w:jc w:val="left"/>
       </w:pPr>
       <w:r>
         <w:drawing>
           <wp:inline xmlns:a="http://schemas.openxmlformats.org/drawingml/2006/main" xmlns:pic="http://schemas.openxmlformats.org/drawingml/2006/picture">
-            <wp:extent cx="1300480" cy="3957320"/>
-            <wp:docPr id="14" name="Picture 14"/>
+            <wp:extent cx="2298700" cy="1155700"/>
+            <wp:docPr id="29" name="Picture 29"/>
             <wp:cNvGraphicFramePr>
               <a:graphicFrameLocks noChangeAspect="1"/>
             </wp:cNvGraphicFramePr>
@@ -3136,7 +5199,7 @@
                     <pic:cNvPicPr/>
                   </pic:nvPicPr>
                   <pic:blipFill>
-                    <a:blip r:embed="rId21"/>
+                    <a:blip r:embed="rId36"/>
                     <a:stretch>
                       <a:fillRect/>
                     </a:stretch>
@@ -3144,7 +5207,7 @@
                   <pic:spPr>
                     <a:xfrm>
                       <a:off x="0" y="0"/>
-                      <a:ext cx="1300480" cy="3957320"/>
+                      <a:ext cx="2298700" cy="1155700"/>
                     </a:xfrm>
                     <a:prstGeom prst="rect"/>
                   </pic:spPr>
@@ -3155,750 +5218,9 @@
         </w:drawing>
       </w:r>
     </w:p>
-    <w:p>
-      <w:pPr>
-        <w:autoSpaceDN w:val="0"/>
-        <w:autoSpaceDE w:val="0"/>
-        <w:widowControl/>
-        <w:spacing w:line="197" w:lineRule="auto" w:before="342" w:after="0"/>
-        <w:ind w:left="392" w:right="0" w:firstLine="0"/>
-        <w:jc w:val="left"/>
-      </w:pPr>
-      <w:r>
-        <w:rPr>
-          <w:rFonts w:ascii="Calibri" w:hAnsi="Calibri" w:eastAsia="Calibri"/>
-          <w:b/>
-          <w:i w:val="0"/>
-          <w:color w:val="000000"/>
-          <w:sz w:val="22"/>
-        </w:rPr>
-        <w:t>7.</w:t>
-      </w:r>
-      <w:r>
-        <w:rPr>
-          <w:rFonts w:ascii="Calibri" w:hAnsi="Calibri" w:eastAsia="Calibri"/>
-          <w:b/>
-          <w:i w:val="0"/>
-          <w:color w:val="000000"/>
-          <w:sz w:val="22"/>
-        </w:rPr>
-        <w:t xml:space="preserve">Giới hạn số lượng kết quả với LIMIT </w:t>
-      </w:r>
-    </w:p>
-    <w:p>
-      <w:pPr>
-        <w:autoSpaceDN w:val="0"/>
-        <w:autoSpaceDE w:val="0"/>
-        <w:widowControl/>
-        <w:spacing w:line="380" w:lineRule="exact" w:before="52" w:after="0"/>
-        <w:ind w:left="392" w:right="738" w:hanging="10"/>
-        <w:jc w:val="both"/>
-      </w:pPr>
-      <w:r>
-        <w:rPr>
-          <w:rFonts w:ascii="TimesNewRomanPSMT" w:hAnsi="TimesNewRomanPSMT" w:eastAsia="TimesNewRomanPSMT"/>
-          <w:b w:val="0"/>
-          <w:i w:val="0"/>
-          <w:color w:val="2B2B2B"/>
-          <w:sz w:val="24"/>
-        </w:rPr>
-        <w:t xml:space="preserve">Trong hầu hết các lần truy vấn, khi làm việc với các bảng dữ liệu có chứa hàng </w:t>
-      </w:r>
-      <w:r>
-        <w:rPr>
-          <w:rFonts w:ascii="TimesNewRomanPSMT" w:hAnsi="TimesNewRomanPSMT" w:eastAsia="TimesNewRomanPSMT"/>
-          <w:b w:val="0"/>
-          <w:i w:val="0"/>
-          <w:color w:val="2B2B2B"/>
-          <w:sz w:val="24"/>
-        </w:rPr>
-        <w:t xml:space="preserve">nghìn đến hàng triệu bản ghi và  không muốn viết một truy vấn để có được tất cả </w:t>
-      </w:r>
-      <w:r>
-        <w:rPr>
-          <w:rFonts w:ascii="TimesNewRomanPSMT" w:hAnsi="TimesNewRomanPSMT" w:eastAsia="TimesNewRomanPSMT"/>
-          <w:b w:val="0"/>
-          <w:i w:val="0"/>
-          <w:color w:val="2B2B2B"/>
-          <w:sz w:val="24"/>
-        </w:rPr>
-        <w:t xml:space="preserve">các dữ liệu đó để đảm bảo hiệu suất và lưu lượng truy cập  giữa các máy chủ cơ </w:t>
-      </w:r>
-      <w:r>
-        <w:rPr>
-          <w:rFonts w:ascii="TimesNewRomanPSMT" w:hAnsi="TimesNewRomanPSMT" w:eastAsia="TimesNewRomanPSMT"/>
-          <w:b w:val="0"/>
-          <w:i w:val="0"/>
-          <w:color w:val="2B2B2B"/>
-          <w:sz w:val="24"/>
-        </w:rPr>
-        <w:t xml:space="preserve">sở dữ liệu và máy chủ ứng </w:t>
-      </w:r>
-    </w:p>
-    <w:p>
-      <w:pPr>
-        <w:autoSpaceDN w:val="0"/>
-        <w:autoSpaceDE w:val="0"/>
-        <w:widowControl/>
-        <w:spacing w:line="364" w:lineRule="exact" w:before="246" w:after="0"/>
-        <w:ind w:left="392" w:right="720" w:hanging="10"/>
-        <w:jc w:val="left"/>
-      </w:pPr>
-      <w:r>
-        <w:rPr>
-          <w:rFonts w:ascii="TimesNewRomanPSMT" w:hAnsi="TimesNewRomanPSMT" w:eastAsia="TimesNewRomanPSMT"/>
-          <w:b w:val="0"/>
-          <w:i w:val="0"/>
-          <w:color w:val="2B2B2B"/>
-          <w:sz w:val="24"/>
-        </w:rPr>
-        <w:t xml:space="preserve">dụng . MySQL hỗ trợ một tính năng là LIMIT cho phép hạn chế các bản ghi trả lại </w:t>
-      </w:r>
-      <w:r>
-        <w:rPr>
-          <w:rFonts w:ascii="TimesNewRomanPSMT" w:hAnsi="TimesNewRomanPSMT" w:eastAsia="TimesNewRomanPSMT"/>
-          <w:b w:val="0"/>
-          <w:i w:val="0"/>
-          <w:color w:val="2B2B2B"/>
-          <w:sz w:val="24"/>
-        </w:rPr>
-        <w:t xml:space="preserve">với câu lệnh SELECT. </w:t>
-      </w:r>
-    </w:p>
-    <w:p>
-      <w:pPr>
-        <w:autoSpaceDN w:val="0"/>
-        <w:autoSpaceDE w:val="0"/>
-        <w:widowControl/>
-        <w:spacing w:line="380" w:lineRule="exact" w:before="272" w:after="0"/>
-        <w:ind w:left="392" w:right="432" w:hanging="10"/>
-        <w:jc w:val="left"/>
-      </w:pPr>
-      <w:r>
-        <w:rPr>
-          <w:rFonts w:ascii="TimesNewRomanPSMT" w:hAnsi="TimesNewRomanPSMT" w:eastAsia="TimesNewRomanPSMT"/>
-          <w:b w:val="0"/>
-          <w:i w:val="0"/>
-          <w:color w:val="000000"/>
-          <w:sz w:val="24"/>
-        </w:rPr>
-        <w:t xml:space="preserve">Giả thiết ta có một bảng cơ sở dữ liệu với 10.000 bản ghi và  muốn nhận được N bản </w:t>
-      </w:r>
-      <w:r>
-        <w:rPr>
-          <w:rFonts w:ascii="TimesNewRomanPSMT" w:hAnsi="TimesNewRomanPSMT" w:eastAsia="TimesNewRomanPSMT"/>
-          <w:b w:val="0"/>
-          <w:i w:val="0"/>
-          <w:color w:val="000000"/>
-          <w:sz w:val="24"/>
-        </w:rPr>
-        <w:t xml:space="preserve">ghi đầu tiên,  có thể sử dụng truy vấn sau đây: </w:t>
-      </w:r>
-    </w:p>
-    <w:p>
-      <w:pPr>
-        <w:autoSpaceDN w:val="0"/>
-        <w:autoSpaceDE w:val="0"/>
-        <w:widowControl/>
-        <w:spacing w:line="290" w:lineRule="auto" w:before="370" w:after="0"/>
-        <w:ind w:left="382" w:right="5040" w:firstLine="0"/>
-        <w:jc w:val="left"/>
-      </w:pPr>
-      <w:r>
-        <w:rPr>
-          <w:rFonts w:ascii="Courier New" w:hAnsi="Courier New" w:eastAsia="Courier New"/>
-          <w:b w:val="0"/>
-          <w:i w:val="0"/>
-          <w:color w:val="000000"/>
-          <w:sz w:val="24"/>
-        </w:rPr>
-        <w:t xml:space="preserve">SELECT * FROM table_name </w:t>
-      </w:r>
-      <w:r>
-        <w:br/>
-      </w:r>
-      <w:r>
-        <w:rPr>
-          <w:rFonts w:ascii="Courier New" w:hAnsi="Courier New" w:eastAsia="Courier New"/>
-          <w:b w:val="0"/>
-          <w:i w:val="0"/>
-          <w:color w:val="000000"/>
-          <w:sz w:val="24"/>
-        </w:rPr>
-        <w:t xml:space="preserve">LIMIT N </w:t>
-      </w:r>
-    </w:p>
-    <w:p>
-      <w:pPr>
-        <w:autoSpaceDN w:val="0"/>
-        <w:autoSpaceDE w:val="0"/>
-        <w:widowControl/>
-        <w:spacing w:line="266" w:lineRule="exact" w:before="392" w:after="0"/>
-        <w:ind w:left="382" w:right="0" w:firstLine="0"/>
-        <w:jc w:val="left"/>
-      </w:pPr>
-      <w:r>
-        <w:rPr>
-          <w:rFonts w:ascii="TimesNewRomanPSMT" w:hAnsi="TimesNewRomanPSMT" w:eastAsia="TimesNewRomanPSMT"/>
-          <w:b w:val="0"/>
-          <w:i w:val="0"/>
-          <w:color w:val="000000"/>
-          <w:sz w:val="24"/>
-        </w:rPr>
-        <w:t xml:space="preserve">LIMIT cũng cho phép lấy ra một số lượng bản ghi nhất định tính từ một vị trí nào đó: </w:t>
-      </w:r>
-    </w:p>
-    <w:p>
-      <w:pPr>
-        <w:autoSpaceDN w:val="0"/>
-        <w:autoSpaceDE w:val="0"/>
-        <w:widowControl/>
-        <w:spacing w:line="240" w:lineRule="auto" w:before="362" w:after="0"/>
-        <w:ind w:left="382" w:right="0" w:firstLine="0"/>
-        <w:jc w:val="left"/>
-      </w:pPr>
-      <w:r>
-        <w:rPr>
-          <w:rFonts w:ascii="Courier New" w:hAnsi="Courier New" w:eastAsia="Courier New"/>
-          <w:b w:val="0"/>
-          <w:i w:val="0"/>
-          <w:color w:val="000000"/>
-          <w:sz w:val="24"/>
-        </w:rPr>
-        <w:t xml:space="preserve">LIMIT S, N </w:t>
-      </w:r>
-    </w:p>
-    <w:p>
-      <w:pPr>
-        <w:autoSpaceDN w:val="0"/>
-        <w:autoSpaceDE w:val="0"/>
-        <w:widowControl/>
-        <w:spacing w:line="380" w:lineRule="exact" w:before="204" w:after="0"/>
-        <w:ind w:left="392" w:right="720" w:hanging="10"/>
-        <w:jc w:val="left"/>
-      </w:pPr>
-      <w:r>
-        <w:rPr>
-          <w:rFonts w:ascii="TimesNewRomanPSMT" w:hAnsi="TimesNewRomanPSMT" w:eastAsia="TimesNewRomanPSMT"/>
-          <w:b w:val="0"/>
-          <w:i w:val="0"/>
-          <w:color w:val="2B2B2B"/>
-          <w:sz w:val="24"/>
-        </w:rPr>
-        <w:t xml:space="preserve">Trong câu truy vấn trên, S là điểm bắt đầu ghi chỉ số. MySQL xác định rằng vị trí </w:t>
-      </w:r>
-      <w:r>
-        <w:rPr>
-          <w:rFonts w:ascii="TimesNewRomanPSMT" w:hAnsi="TimesNewRomanPSMT" w:eastAsia="TimesNewRomanPSMT"/>
-          <w:b w:val="0"/>
-          <w:i w:val="0"/>
-          <w:color w:val="2B2B2B"/>
-          <w:sz w:val="24"/>
-        </w:rPr>
-        <w:t xml:space="preserve">đầu tiên được ghi lại bắt đầu với 0; N là số lượng bản ghi  muốn chọn. </w:t>
-      </w:r>
-    </w:p>
-    <w:p>
-      <w:pPr>
-        <w:sectPr>
-          <w:pgSz w:w="11906" w:h="16841"/>
-          <w:pgMar w:top="568" w:right="1440" w:bottom="1026" w:left="1440" w:header="720" w:footer="720" w:gutter="0"/>
-          <w:cols/>
-          <w:docGrid w:linePitch="360"/>
-        </w:sectPr>
-      </w:pPr>
-    </w:p>
-    <w:p>
-      <w:pPr>
-        <w:autoSpaceDN w:val="0"/>
-        <w:autoSpaceDE w:val="0"/>
-        <w:widowControl/>
-        <w:spacing w:line="220" w:lineRule="exact" w:before="0" w:after="350"/>
-        <w:ind w:left="0" w:right="0"/>
-      </w:pPr>
-    </w:p>
-    <w:p>
-      <w:pPr>
-        <w:autoSpaceDN w:val="0"/>
-        <w:autoSpaceDE w:val="0"/>
-        <w:widowControl/>
-        <w:spacing w:line="324" w:lineRule="exact" w:before="0" w:after="0"/>
-        <w:ind w:left="392" w:right="1296" w:hanging="10"/>
-        <w:jc w:val="left"/>
-      </w:pPr>
-      <w:r>
-        <w:rPr>
-          <w:rFonts w:ascii="Times New Roman" w:hAnsi="Times New Roman" w:eastAsia="Times New Roman"/>
-          <w:b/>
-          <w:i w:val="0"/>
-          <w:color w:val="000000"/>
-          <w:sz w:val="24"/>
-        </w:rPr>
-        <w:t>Ví dụ</w:t>
-      </w:r>
-      <w:r>
-        <w:rPr>
-          <w:rFonts w:ascii="TimesNewRomanPSMT" w:hAnsi="TimesNewRomanPSMT" w:eastAsia="TimesNewRomanPSMT"/>
-          <w:b w:val="0"/>
-          <w:i w:val="0"/>
-          <w:color w:val="000000"/>
-          <w:sz w:val="24"/>
-        </w:rPr>
-        <w:t xml:space="preserve">: Có thể lấy ra thông tin về tên của 5 sản phẩm đầu tiên trong bảng Product </w:t>
-      </w:r>
-      <w:r>
-        <w:rPr>
-          <w:rFonts w:ascii="TimesNewRomanPSMT" w:hAnsi="TimesNewRomanPSMT" w:eastAsia="TimesNewRomanPSMT"/>
-          <w:b w:val="0"/>
-          <w:i w:val="0"/>
-          <w:color w:val="000000"/>
-          <w:sz w:val="24"/>
-        </w:rPr>
-        <w:t xml:space="preserve">bằng truy vấn như sau: </w:t>
-      </w:r>
-    </w:p>
-    <w:p>
-      <w:pPr>
-        <w:autoSpaceDN w:val="0"/>
-        <w:autoSpaceDE w:val="0"/>
-        <w:widowControl/>
-        <w:spacing w:line="288" w:lineRule="auto" w:before="372" w:after="0"/>
-        <w:ind w:left="382" w:right="4608" w:firstLine="0"/>
-        <w:jc w:val="left"/>
-      </w:pPr>
-      <w:r>
-        <w:rPr>
-          <w:rFonts w:ascii="Courier New" w:hAnsi="Courier New" w:eastAsia="Courier New"/>
-          <w:b w:val="0"/>
-          <w:i w:val="0"/>
-          <w:color w:val="000000"/>
-          <w:sz w:val="24"/>
-        </w:rPr>
-        <w:t xml:space="preserve">SELECT productName FROM Products </w:t>
-      </w:r>
-      <w:r>
-        <w:br/>
-      </w:r>
-      <w:r>
-        <w:rPr>
-          <w:rFonts w:ascii="Courier New" w:hAnsi="Courier New" w:eastAsia="Courier New"/>
-          <w:b w:val="0"/>
-          <w:i w:val="0"/>
-          <w:color w:val="000000"/>
-          <w:sz w:val="24"/>
-        </w:rPr>
-        <w:t xml:space="preserve">LIMIT 5; </w:t>
-      </w:r>
-    </w:p>
-    <w:p>
-      <w:pPr>
-        <w:autoSpaceDN w:val="0"/>
-        <w:autoSpaceDE w:val="0"/>
-        <w:widowControl/>
-        <w:spacing w:line="240" w:lineRule="auto" w:before="302" w:after="0"/>
-        <w:ind w:left="262" w:right="0" w:firstLine="0"/>
-        <w:jc w:val="left"/>
-      </w:pPr>
-      <w:r>
-        <w:drawing>
-          <wp:inline xmlns:a="http://schemas.openxmlformats.org/drawingml/2006/main" xmlns:pic="http://schemas.openxmlformats.org/drawingml/2006/picture">
-            <wp:extent cx="2570480" cy="1419860"/>
-            <wp:docPr id="15" name="Picture 15"/>
-            <wp:cNvGraphicFramePr>
-              <a:graphicFrameLocks noChangeAspect="1"/>
-            </wp:cNvGraphicFramePr>
-            <a:graphic>
-              <a:graphicData uri="http://schemas.openxmlformats.org/drawingml/2006/picture">
-                <pic:pic>
-                  <pic:nvPicPr>
-                    <pic:cNvPr id="0" name="image.png"/>
-                    <pic:cNvPicPr/>
-                  </pic:nvPicPr>
-                  <pic:blipFill>
-                    <a:blip r:embed="rId22"/>
-                    <a:stretch>
-                      <a:fillRect/>
-                    </a:stretch>
-                  </pic:blipFill>
-                  <pic:spPr>
-                    <a:xfrm>
-                      <a:off x="0" y="0"/>
-                      <a:ext cx="2570480" cy="1419860"/>
-                    </a:xfrm>
-                    <a:prstGeom prst="rect"/>
-                  </pic:spPr>
-                </pic:pic>
-              </a:graphicData>
-            </a:graphic>
-          </wp:inline>
-        </w:drawing>
-      </w:r>
-    </w:p>
-    <w:p>
-      <w:pPr>
-        <w:autoSpaceDN w:val="0"/>
-        <w:autoSpaceDE w:val="0"/>
-        <w:widowControl/>
-        <w:spacing w:line="384" w:lineRule="exact" w:before="222" w:after="0"/>
-        <w:ind w:left="392" w:right="1152" w:hanging="10"/>
-        <w:jc w:val="left"/>
-      </w:pPr>
-      <w:r>
-        <w:rPr>
-          <w:rFonts w:ascii="TimesNewRomanPSMT" w:hAnsi="TimesNewRomanPSMT" w:eastAsia="TimesNewRomanPSMT"/>
-          <w:b w:val="0"/>
-          <w:i w:val="0"/>
-          <w:color w:val="000000"/>
-          <w:sz w:val="24"/>
-        </w:rPr>
-        <w:t xml:space="preserve">Hoặc  có thể lấy ra thông tin về 10 khách hàng đầu tiên hiện đang ở Pháp bằng truy </w:t>
-      </w:r>
-      <w:r>
-        <w:rPr>
-          <w:rFonts w:ascii="TimesNewRomanPSMT" w:hAnsi="TimesNewRomanPSMT" w:eastAsia="TimesNewRomanPSMT"/>
-          <w:b w:val="0"/>
-          <w:i w:val="0"/>
-          <w:color w:val="000000"/>
-          <w:sz w:val="24"/>
-        </w:rPr>
-        <w:t xml:space="preserve">vấn như sau: </w:t>
-      </w:r>
-    </w:p>
-    <w:p>
-      <w:pPr>
-        <w:autoSpaceDN w:val="0"/>
-        <w:autoSpaceDE w:val="0"/>
-        <w:widowControl/>
-        <w:spacing w:line="312" w:lineRule="auto" w:before="374" w:after="0"/>
-        <w:ind w:left="392" w:right="6768" w:hanging="10"/>
-        <w:jc w:val="left"/>
-      </w:pPr>
-      <w:r>
-        <w:rPr>
-          <w:rFonts w:ascii="Courier New" w:hAnsi="Courier New" w:eastAsia="Courier New"/>
-          <w:b w:val="0"/>
-          <w:i w:val="0"/>
-          <w:color w:val="000000"/>
-          <w:sz w:val="24"/>
-        </w:rPr>
-        <w:t xml:space="preserve">select * from </w:t>
-      </w:r>
-      <w:r>
-        <w:br/>
-      </w:r>
-      <w:r>
-        <w:rPr>
-          <w:rFonts w:ascii="Courier New" w:hAnsi="Courier New" w:eastAsia="Courier New"/>
-          <w:b w:val="0"/>
-          <w:i w:val="0"/>
-          <w:color w:val="000000"/>
-          <w:sz w:val="24"/>
-        </w:rPr>
-        <w:t xml:space="preserve">customers where </w:t>
-      </w:r>
-      <w:r>
-        <w:br/>
-      </w:r>
-      <w:r>
-        <w:rPr>
-          <w:rFonts w:ascii="Courier New" w:hAnsi="Courier New" w:eastAsia="Courier New"/>
-          <w:b w:val="0"/>
-          <w:i w:val="0"/>
-          <w:color w:val="000000"/>
-          <w:sz w:val="24"/>
-        </w:rPr>
-        <w:t xml:space="preserve">country='France' </w:t>
-      </w:r>
-      <w:r>
-        <w:br/>
-      </w:r>
-      <w:r>
-        <w:rPr>
-          <w:rFonts w:ascii="Courier New" w:hAnsi="Courier New" w:eastAsia="Courier New"/>
-          <w:b w:val="0"/>
-          <w:i w:val="0"/>
-          <w:color w:val="000000"/>
-          <w:sz w:val="24"/>
-        </w:rPr>
-        <w:t xml:space="preserve">limit 10; </w:t>
-      </w:r>
-    </w:p>
-    <w:p>
-      <w:pPr>
-        <w:autoSpaceDN w:val="0"/>
-        <w:autoSpaceDE w:val="0"/>
-        <w:widowControl/>
-        <w:spacing w:line="240" w:lineRule="auto" w:before="194" w:after="0"/>
-        <w:ind w:left="0" w:right="0" w:firstLine="0"/>
-        <w:jc w:val="center"/>
-      </w:pPr>
-      <w:r>
-        <w:drawing>
-          <wp:inline xmlns:a="http://schemas.openxmlformats.org/drawingml/2006/main" xmlns:pic="http://schemas.openxmlformats.org/drawingml/2006/picture">
-            <wp:extent cx="6162040" cy="2161539"/>
-            <wp:docPr id="16" name="Picture 16"/>
-            <wp:cNvGraphicFramePr>
-              <a:graphicFrameLocks noChangeAspect="1"/>
-            </wp:cNvGraphicFramePr>
-            <a:graphic>
-              <a:graphicData uri="http://schemas.openxmlformats.org/drawingml/2006/picture">
-                <pic:pic>
-                  <pic:nvPicPr>
-                    <pic:cNvPr id="0" name="image.png"/>
-                    <pic:cNvPicPr/>
-                  </pic:nvPicPr>
-                  <pic:blipFill>
-                    <a:blip r:embed="rId23"/>
-                    <a:stretch>
-                      <a:fillRect/>
-                    </a:stretch>
-                  </pic:blipFill>
-                  <pic:spPr>
-                    <a:xfrm>
-                      <a:off x="0" y="0"/>
-                      <a:ext cx="6162040" cy="2161539"/>
-                    </a:xfrm>
-                    <a:prstGeom prst="rect"/>
-                  </pic:spPr>
-                </pic:pic>
-              </a:graphicData>
-            </a:graphic>
-          </wp:inline>
-        </w:drawing>
-      </w:r>
-    </w:p>
-    <w:p>
-      <w:pPr>
-        <w:autoSpaceDN w:val="0"/>
-        <w:autoSpaceDE w:val="0"/>
-        <w:widowControl/>
-        <w:spacing w:line="226" w:lineRule="auto" w:before="312" w:after="0"/>
-        <w:ind w:left="462" w:right="0" w:firstLine="0"/>
-        <w:jc w:val="left"/>
-      </w:pPr>
-      <w:r>
-        <w:rPr>
-          <w:rFonts w:ascii="Wingdings" w:hAnsi="Wingdings" w:eastAsia="Wingdings"/>
-          <w:b w:val="0"/>
-          <w:i w:val="0"/>
-          <w:color w:val="000000"/>
-          <w:sz w:val="22"/>
-        </w:rPr>
-        <w:t>❖</w:t>
-      </w:r>
-      <w:r>
-        <w:rPr>
-          <w:rFonts w:ascii="Calibri" w:hAnsi="Calibri" w:eastAsia="Calibri"/>
-          <w:b/>
-          <w:i w:val="0"/>
-          <w:color w:val="000000"/>
-          <w:sz w:val="22"/>
-        </w:rPr>
-        <w:t xml:space="preserve">Bài tập thực hành: </w:t>
-      </w:r>
-    </w:p>
-    <w:p>
-      <w:pPr>
-        <w:autoSpaceDN w:val="0"/>
-        <w:autoSpaceDE w:val="0"/>
-        <w:widowControl/>
-        <w:spacing w:line="320" w:lineRule="exact" w:before="316" w:after="0"/>
-        <w:ind w:left="734" w:right="0" w:firstLine="0"/>
-        <w:jc w:val="left"/>
-      </w:pPr>
-      <w:r>
-        <w:rPr>
-          <w:rFonts w:ascii="TimesNewRomanPSMT" w:hAnsi="TimesNewRomanPSMT" w:eastAsia="TimesNewRomanPSMT"/>
-          <w:b w:val="0"/>
-          <w:i w:val="0"/>
-          <w:color w:val="000000"/>
-          <w:sz w:val="24"/>
-        </w:rPr>
-        <w:t>1.</w:t>
-      </w:r>
-      <w:r>
-        <w:rPr>
-          <w:rFonts w:ascii="TimesNewRomanPSMT" w:hAnsi="TimesNewRomanPSMT" w:eastAsia="TimesNewRomanPSMT"/>
-          <w:b w:val="0"/>
-          <w:i w:val="0"/>
-          <w:color w:val="000000"/>
-          <w:sz w:val="24"/>
-        </w:rPr>
-        <w:t xml:space="preserve">Đưa ra danh sách các nhân viên có trường reportsTo chưa xác định. </w:t>
-      </w:r>
-    </w:p>
-    <w:p>
-      <w:pPr>
-        <w:autoSpaceDN w:val="0"/>
-        <w:autoSpaceDE w:val="0"/>
-        <w:widowControl/>
-        <w:spacing w:line="322" w:lineRule="exact" w:before="68" w:after="0"/>
-        <w:ind w:left="734" w:right="0" w:firstLine="0"/>
-        <w:jc w:val="left"/>
-      </w:pPr>
-      <w:r>
-        <w:rPr>
-          <w:rFonts w:ascii="TimesNewRomanPSMT" w:hAnsi="TimesNewRomanPSMT" w:eastAsia="TimesNewRomanPSMT"/>
-          <w:b w:val="0"/>
-          <w:i w:val="0"/>
-          <w:color w:val="000000"/>
-          <w:sz w:val="24"/>
-        </w:rPr>
-        <w:t>2.</w:t>
-      </w:r>
-      <w:r>
-        <w:rPr>
-          <w:rFonts w:ascii="TimesNewRomanPSMT" w:hAnsi="TimesNewRomanPSMT" w:eastAsia="TimesNewRomanPSMT"/>
-          <w:b w:val="0"/>
-          <w:i w:val="0"/>
-          <w:color w:val="000000"/>
-          <w:sz w:val="24"/>
-        </w:rPr>
-        <w:t xml:space="preserve">Đưa ra danh sách các CustomerNumber đã có thực hiện giao dịch. </w:t>
-      </w:r>
-    </w:p>
-    <w:p>
-      <w:pPr>
-        <w:autoSpaceDN w:val="0"/>
-        <w:autoSpaceDE w:val="0"/>
-        <w:widowControl/>
-        <w:spacing w:line="376" w:lineRule="exact" w:before="16" w:after="0"/>
-        <w:ind w:left="1074" w:right="1186" w:hanging="340"/>
-        <w:jc w:val="both"/>
-      </w:pPr>
-      <w:r>
-        <w:rPr>
-          <w:rFonts w:ascii="TimesNewRomanPSMT" w:hAnsi="TimesNewRomanPSMT" w:eastAsia="TimesNewRomanPSMT"/>
-          <w:b w:val="0"/>
-          <w:i w:val="0"/>
-          <w:color w:val="000000"/>
-          <w:sz w:val="24"/>
-        </w:rPr>
-        <w:t>3.</w:t>
-      </w:r>
-      <w:r>
-        <w:rPr>
-          <w:rFonts w:ascii="TimesNewRomanPSMT" w:hAnsi="TimesNewRomanPSMT" w:eastAsia="TimesNewRomanPSMT"/>
-          <w:b w:val="0"/>
-          <w:i w:val="0"/>
-          <w:color w:val="000000"/>
-          <w:sz w:val="24"/>
-        </w:rPr>
-        <w:t xml:space="preserve">Đưa ra danh sách các đơn hàng có ngày yêu cầu vận chuyển (requiredDate) là </w:t>
-      </w:r>
-      <w:r>
-        <w:rPr>
-          <w:rFonts w:ascii="TimesNewRomanPSMT" w:hAnsi="TimesNewRomanPSMT" w:eastAsia="TimesNewRomanPSMT"/>
-          <w:b w:val="0"/>
-          <w:i w:val="0"/>
-          <w:color w:val="000000"/>
-          <w:sz w:val="24"/>
-        </w:rPr>
-        <w:t xml:space="preserve">‘18/1/2003’.  </w:t>
-      </w:r>
-      <w:r>
-        <w:rPr>
-          <w:rFonts w:ascii="Times New Roman" w:hAnsi="Times New Roman" w:eastAsia="Times New Roman"/>
-          <w:b w:val="0"/>
-          <w:i/>
-          <w:color w:val="000000"/>
-          <w:sz w:val="24"/>
-        </w:rPr>
-        <w:t>Lưu ý</w:t>
-      </w:r>
-      <w:r>
-        <w:rPr>
-          <w:rFonts w:ascii="TimesNewRomanPSMT" w:hAnsi="TimesNewRomanPSMT" w:eastAsia="TimesNewRomanPSMT"/>
-          <w:b w:val="0"/>
-          <w:i w:val="0"/>
-          <w:color w:val="000000"/>
-          <w:sz w:val="24"/>
-        </w:rPr>
-        <w:t xml:space="preserve">: MySQL lưu dữ liệu ngày tháng theo định dạng </w:t>
-      </w:r>
-      <w:r>
-        <w:rPr>
-          <w:rFonts w:ascii="TimesNewRomanPSMT" w:hAnsi="TimesNewRomanPSMT" w:eastAsia="TimesNewRomanPSMT"/>
-          <w:b w:val="0"/>
-          <w:i w:val="0"/>
-          <w:color w:val="000000"/>
-          <w:sz w:val="24"/>
-        </w:rPr>
-        <w:t xml:space="preserve">năm/tháng/ngày. </w:t>
-      </w:r>
-    </w:p>
-    <w:p>
-      <w:pPr>
-        <w:autoSpaceDN w:val="0"/>
-        <w:tabs>
-          <w:tab w:pos="1074" w:val="left"/>
-        </w:tabs>
-        <w:autoSpaceDE w:val="0"/>
-        <w:widowControl/>
-        <w:spacing w:line="384" w:lineRule="exact" w:before="22" w:after="0"/>
-        <w:ind w:left="734" w:right="1152" w:firstLine="0"/>
-        <w:jc w:val="left"/>
-      </w:pPr>
-      <w:r>
-        <w:rPr>
-          <w:rFonts w:ascii="TimesNewRomanPSMT" w:hAnsi="TimesNewRomanPSMT" w:eastAsia="TimesNewRomanPSMT"/>
-          <w:b w:val="0"/>
-          <w:i w:val="0"/>
-          <w:color w:val="000000"/>
-          <w:sz w:val="24"/>
-        </w:rPr>
-        <w:t>4.</w:t>
-      </w:r>
-      <w:r>
-        <w:rPr>
-          <w:rFonts w:ascii="TimesNewRomanPSMT" w:hAnsi="TimesNewRomanPSMT" w:eastAsia="TimesNewRomanPSMT"/>
-          <w:b w:val="0"/>
-          <w:i w:val="0"/>
-          <w:color w:val="000000"/>
-          <w:sz w:val="24"/>
-        </w:rPr>
-        <w:t xml:space="preserve">Đưa ra danh sách các đơn hàng có ngày đặt trong tháng 4 năm 2005 và có </w:t>
-      </w:r>
-      <w:r>
-        <w:tab/>
-      </w:r>
-      <w:r>
-        <w:rPr>
-          <w:rFonts w:ascii="TimesNewRomanPSMT" w:hAnsi="TimesNewRomanPSMT" w:eastAsia="TimesNewRomanPSMT"/>
-          <w:b w:val="0"/>
-          <w:i w:val="0"/>
-          <w:color w:val="000000"/>
-          <w:sz w:val="24"/>
-        </w:rPr>
-        <w:t xml:space="preserve">trạng thái là ‘Shipped’ </w:t>
-      </w:r>
-      <w:r>
-        <w:br/>
-      </w:r>
-      <w:r>
-        <w:rPr>
-          <w:rFonts w:ascii="TimesNewRomanPSMT" w:hAnsi="TimesNewRomanPSMT" w:eastAsia="TimesNewRomanPSMT"/>
-          <w:b w:val="0"/>
-          <w:i w:val="0"/>
-          <w:color w:val="000000"/>
-          <w:sz w:val="24"/>
-        </w:rPr>
-        <w:t>5.</w:t>
-      </w:r>
-      <w:r>
-        <w:rPr>
-          <w:rFonts w:ascii="TimesNewRomanPSMT" w:hAnsi="TimesNewRomanPSMT" w:eastAsia="TimesNewRomanPSMT"/>
-          <w:b w:val="0"/>
-          <w:i w:val="0"/>
-          <w:color w:val="000000"/>
-          <w:sz w:val="24"/>
-        </w:rPr>
-        <w:t xml:space="preserve">Đưa ra danh sách các sản phẩm thuộc nhóm ‘Classic Cars’. </w:t>
-      </w:r>
-    </w:p>
     <w:sectPr>
       <w:pgSz w:w="11906" w:h="16841"/>
-      <w:pgMar w:top="572" w:right="716" w:bottom="598" w:left="1440" w:header="720" w:footer="720" w:gutter="0"/>
+      <w:pgMar w:top="560" w:right="1082" w:bottom="1440" w:left="1440" w:header="720" w:footer="720" w:gutter="0"/>
       <w:cols/>
       <w:docGrid w:linePitch="360"/>
     </w:sectPr>
